--- a/output/assessments/MyAssessment.docx
+++ b/output/assessments/MyAssessment.docx
@@ -7866,12 +7866,170 @@
     </w:p>
     <w:p>
       <w:pPr>
+        <w:pStyle w:val="Caption"/>
         <w:rPr>
           <w:lang w:val="en-US"/>
         </w:rPr>
       </w:pPr>
       <w:bookmarkStart w:id="23" w:name="BK_Domain_Discovery_Table"/>
       <w:bookmarkEnd w:id="23"/>
+      <w:r>
+        <w:rPr>
+          <w:lang w:val="en-US"/>
+        </w:rPr>
+        <w:t>Domain Discovery Summary</w:t>
+      </w:r>
+    </w:p>
+    <w:tbl>
+      <w:tblPr>
+        <w:tblW w:w="0" w:type="auto"/>
+        <w:tblLook w:val="0000" w:firstRow="0" w:lastRow="0" w:firstColumn="0" w:lastColumn="0" w:noHBand="0" w:noVBand="0"/>
+      </w:tblPr>
+      <w:tblGrid>
+        <w:gridCol w:w="3120"/>
+        <w:gridCol w:w="3120"/>
+        <w:gridCol w:w="3120"/>
+      </w:tblGrid>
+      <w:tr>
+        <w:tblPrEx>
+          <w:tblCellMar>
+            <w:top w:w="0" w:type="dxa"/>
+            <w:bottom w:w="0" w:type="dxa"/>
+          </w:tblCellMar>
+        </w:tblPrEx>
+        <w:trPr>
+          <w:tblHeader/>
+        </w:trPr>
+        <w:tc>
+          <w:tcPr>
+            <w:tcW w:w="0" w:type="auto"/>
+          </w:tcPr>
+          <w:p>
+            <w:pPr>
+              <w:rPr>
+                <w:color w:val="FFFFFF"/>
+                <w:lang w:val="en-US"/>
+              </w:rPr>
+            </w:pPr>
+            <w:r>
+              <w:rPr>
+                <w:color w:val="FFFFFF"/>
+                <w:lang w:val="en-US"/>
+              </w:rPr>
+              <w:t>PDC Emulator</w:t>
+            </w:r>
+          </w:p>
+        </w:tc>
+        <w:tc>
+          <w:tcPr>
+            <w:tcW w:w="0" w:type="auto"/>
+          </w:tcPr>
+          <w:p>
+            <w:pPr>
+              <w:rPr>
+                <w:color w:val="FFFFFF"/>
+                <w:lang w:val="en-US"/>
+              </w:rPr>
+            </w:pPr>
+            <w:r>
+              <w:rPr>
+                <w:color w:val="FFFFFF"/>
+                <w:lang w:val="en-US"/>
+              </w:rPr>
+              <w:t>RID Master</w:t>
+            </w:r>
+          </w:p>
+        </w:tc>
+        <w:tc>
+          <w:tcPr>
+            <w:tcW w:w="0" w:type="auto"/>
+          </w:tcPr>
+          <w:p>
+            <w:pPr>
+              <w:rPr>
+                <w:color w:val="FFFFFF"/>
+                <w:lang w:val="en-US"/>
+              </w:rPr>
+            </w:pPr>
+            <w:r>
+              <w:rPr>
+                <w:color w:val="FFFFFF"/>
+                <w:lang w:val="en-US"/>
+              </w:rPr>
+              <w:t>Infrastructure Master</w:t>
+            </w:r>
+          </w:p>
+        </w:tc>
+      </w:tr>
+      <w:tr>
+        <w:tblPrEx>
+          <w:tblCellMar>
+            <w:top w:w="0" w:type="dxa"/>
+            <w:bottom w:w="0" w:type="dxa"/>
+          </w:tblCellMar>
+        </w:tblPrEx>
+        <w:tc>
+          <w:tcPr>
+            <w:tcW w:w="0" w:type="auto"/>
+          </w:tcPr>
+          <w:p>
+            <w:pPr>
+              <w:rPr>
+                <w:lang w:val="en-US"/>
+              </w:rPr>
+            </w:pPr>
+            <w:r>
+              <w:rPr>
+                <w:lang w:val="en-US"/>
+              </w:rPr>
+              <w:t>LONROGDC05.corp.voyageurtransportation.ca</w:t>
+            </w:r>
+          </w:p>
+        </w:tc>
+        <w:tc>
+          <w:tcPr>
+            <w:tcW w:w="0" w:type="auto"/>
+          </w:tcPr>
+          <w:p>
+            <w:pPr>
+              <w:rPr>
+                <w:lang w:val="en-US"/>
+              </w:rPr>
+            </w:pPr>
+            <w:r>
+              <w:rPr>
+                <w:lang w:val="en-US"/>
+              </w:rPr>
+              <w:t>LONROGDC05.corp.voyageurtransportation.ca</w:t>
+            </w:r>
+          </w:p>
+        </w:tc>
+        <w:tc>
+          <w:tcPr>
+            <w:tcW w:w="0" w:type="auto"/>
+          </w:tcPr>
+          <w:p>
+            <w:pPr>
+              <w:rPr>
+                <w:lang w:val="en-US"/>
+              </w:rPr>
+            </w:pPr>
+            <w:r>
+              <w:rPr>
+                <w:lang w:val="en-US"/>
+              </w:rPr>
+              <w:t>LONROGDC05.corp.voyageurtransportation.ca</w:t>
+            </w:r>
+          </w:p>
+        </w:tc>
+      </w:tr>
+    </w:tbl>
+    <w:p>
+      <w:pPr>
+        <w:rPr>
+          <w:lang w:val="en-US"/>
+        </w:rPr>
+      </w:pPr>
     </w:p>
     <w:p>
       <w:pPr>
@@ -10651,37 +10809,51 @@
               <w:rPr>
                 <w:lang w:val="en-US"/>
               </w:rPr>
-              <w:t>CN=London970CoLo,CN=Sites,CN=Configuration,DC=corp,DC=voyageurtransportation,DC=ca</w:t>
-            </w:r>
-          </w:p>
-        </w:tc>
-        <w:tc>
-          <w:tcPr>
-            <w:tcW w:w="1872" w:type="dxa"/>
-          </w:tcPr>
-          <w:p>
-            <w:pPr>
-              <w:rPr>
-                <w:lang w:val="en-US"/>
-              </w:rPr>
-            </w:pPr>
-          </w:p>
-        </w:tc>
-        <w:tc>
-          <w:tcPr>
-            <w:tcW w:w="1872" w:type="dxa"/>
-          </w:tcPr>
-          <w:p>
-            <w:pPr>
-              <w:rPr>
-                <w:lang w:val="en-US"/>
-              </w:rPr>
-            </w:pPr>
-            <w:r>
-              <w:rPr>
-                <w:lang w:val="en-US"/>
-              </w:rPr>
-              <w:t>CN=10.40.74.0/24,CN=Subnets,CN=Sites,CN=Configuration,DC=corp,DC=voyageurtransportation,DC=ca</w:t>
+              <w:t>CN=London970CoLo,CN=Sites,CN=Configuration,DC=corp,DC=voyage</w:t>
+            </w:r>
+            <w:r>
+              <w:rPr>
+                <w:lang w:val="en-US"/>
+              </w:rPr>
+              <w:lastRenderedPageBreak/>
+              <w:t>urtransportation,DC=ca</w:t>
+            </w:r>
+          </w:p>
+        </w:tc>
+        <w:tc>
+          <w:tcPr>
+            <w:tcW w:w="1872" w:type="dxa"/>
+          </w:tcPr>
+          <w:p>
+            <w:pPr>
+              <w:rPr>
+                <w:lang w:val="en-US"/>
+              </w:rPr>
+            </w:pPr>
+          </w:p>
+        </w:tc>
+        <w:tc>
+          <w:tcPr>
+            <w:tcW w:w="1872" w:type="dxa"/>
+          </w:tcPr>
+          <w:p>
+            <w:pPr>
+              <w:rPr>
+                <w:lang w:val="en-US"/>
+              </w:rPr>
+            </w:pPr>
+            <w:r>
+              <w:rPr>
+                <w:lang w:val="en-US"/>
+              </w:rPr>
+              <w:t>CN=10.40.74.0/24,CN=Subnets,CN=Sites,CN=Configuration,DC=corp,</w:t>
+            </w:r>
+            <w:r>
+              <w:rPr>
+                <w:lang w:val="en-US"/>
+              </w:rPr>
+              <w:lastRenderedPageBreak/>
+              <w:t>DC=voyageurtransportation,DC=ca</w:t>
             </w:r>
           </w:p>
         </w:tc>
@@ -11785,6 +11957,7 @@
               <w:rPr>
                 <w:lang w:val="en-US"/>
               </w:rPr>
+              <w:lastRenderedPageBreak/>
               <w:t>LONROGDC04.corp.voyageurtransportation.ca</w:t>
             </w:r>
           </w:p>
@@ -13205,6 +13378,7 @@
         <w:rPr>
           <w:noProof/>
         </w:rPr>
+        <w:lastRenderedPageBreak/>
         <w:t>Groups</w:t>
       </w:r>
       <w:bookmarkEnd w:id="46"/>
@@ -24375,6 +24549,7 @@
         <w:rPr>
           <w:rStyle w:val="Heading2Char"/>
         </w:rPr>
+        <w:lastRenderedPageBreak/>
         <w:t xml:space="preserve">AD to </w:t>
       </w:r>
       <w:r>
@@ -24980,6 +25155,7 @@
           <w:noProof/>
           <w:szCs w:val="36"/>
         </w:rPr>
+        <w:lastRenderedPageBreak/>
         <w:t>Exchange – Online Assessment</w:t>
       </w:r>
       <w:bookmarkEnd w:id="72"/>

--- a/output/assessments/MyAssessment.docx
+++ b/output/assessments/MyAssessment.docx
@@ -2,8 +2,6 @@
 <file path=word/document.xml><?xml version="1.0" encoding="utf-8"?>
 <w:document xmlns:wpc="http://schemas.microsoft.com/office/word/2010/wordprocessingCanvas" xmlns:cx="http://schemas.microsoft.com/office/drawing/2014/chartex" xmlns:cx1="http://schemas.microsoft.com/office/drawing/2015/9/8/chartex" xmlns:cx2="http://schemas.microsoft.com/office/drawing/2015/10/21/chartex" xmlns:cx3="http://schemas.microsoft.com/office/drawing/2016/5/9/chartex" xmlns:cx4="http://schemas.microsoft.com/office/drawing/2016/5/10/chartex" xmlns:cx5="http://schemas.microsoft.com/office/drawing/2016/5/11/chartex" xmlns:cx6="http://schemas.microsoft.com/office/drawing/2016/5/12/chartex" xmlns:cx7="http://schemas.microsoft.com/office/drawing/2016/5/13/chartex" xmlns:cx8="http://schemas.microsoft.com/office/drawing/2016/5/14/chartex" xmlns:mc="http://schemas.openxmlformats.org/markup-compatibility/2006" xmlns:aink="http://schemas.microsoft.com/office/drawing/2016/ink" xmlns:am3d="http://schemas.microsoft.com/office/drawing/2017/model3d" xmlns:o="urn:schemas-microsoft-com:office:office" xmlns:oel="http://schemas.microsoft.com/office/2019/extlst" xmlns:r="http://schemas.openxmlformats.org/officeDocument/2006/relationships" xmlns:m="http://schemas.openxmlformats.org/officeDocument/2006/math" xmlns:v="urn:schemas-microsoft-com:vml" xmlns:wp14="http://schemas.microsoft.com/office/word/2010/wordprocessingDrawing" xmlns:wp="http://schemas.openxmlformats.org/drawingml/2006/wordprocessingDrawing" xmlns:w10="urn:schemas-microsoft-com:office:word" xmlns:w="http://schemas.openxmlformats.org/wordprocessingml/2006/main" xmlns:w14="http://schemas.microsoft.com/office/word/2010/wordml" xmlns:w15="http://schemas.microsoft.com/office/word/2012/wordml" xmlns:w16cex="http://schemas.microsoft.com/office/word/2018/wordml/cex" xmlns:w16cid="http://schemas.microsoft.com/office/word/2016/wordml/cid" xmlns:w16="http://schemas.microsoft.com/office/word/2018/wordml" xmlns:w16du="http://schemas.microsoft.com/office/word/2023/wordml/word16du" xmlns:w16sdtdh="http://schemas.microsoft.com/office/word/2020/wordml/sdtdatahash" xmlns:w16sdtfl="http://schemas.microsoft.com/office/word/2024/wordml/sdtformatlock" xmlns:w16se="http://schemas.microsoft.com/office/word/2015/wordml/symex" xmlns:wpg="http://schemas.microsoft.com/office/word/2010/wordprocessingGroup" xmlns:wpi="http://schemas.microsoft.com/office/word/2010/wordprocessingInk" xmlns:wne="http://schemas.microsoft.com/office/word/2006/wordml" xmlns:wps="http://schemas.microsoft.com/office/word/2010/wordprocessingShape" mc:Ignorable="w14 w15 w16se w16cid w16 w16cex w16sdtdh w16sdtfl w16du wp14">
   <w:body>
-    <w:bookmarkStart w:id="0" w:name="_Toc442453119"/>
-    <w:bookmarkStart w:id="1" w:name="_Toc300077986"/>
     <w:p>
       <w:pPr>
         <w:tabs>
@@ -14,6 +12,8 @@
           <w:color w:val="0A0E20"/>
         </w:rPr>
       </w:pPr>
+      <w:bookmarkStart w:id="0" w:name="_Toc442453119"/>
+      <w:bookmarkStart w:id="1" w:name="_Toc300077986"/>
       <w:r>
         <w:rPr>
           <w:noProof/>
@@ -1382,7 +1382,6 @@
               </w:rPr>
               <w:t>N</w:t>
             </w:r>
-            <w:proofErr w:type="spellStart"/>
             <w:r>
               <w:rPr>
                 <w:color w:val="4B4B4B" w:themeColor="accent6"/>
@@ -1390,7 +1389,6 @@
               </w:rPr>
               <w:t>ame</w:t>
             </w:r>
-            <w:proofErr w:type="spellEnd"/>
             <w:r>
               <w:rPr>
                 <w:color w:val="4B4B4B" w:themeColor="accent6"/>
@@ -7539,7 +7537,6 @@
                 <w:lang w:val="en-US"/>
               </w:rPr>
             </w:pPr>
-            <w:proofErr w:type="spellStart"/>
             <w:r>
               <w:rPr>
                 <w:b/>
@@ -7548,7 +7545,6 @@
               </w:rPr>
               <w:t>IsKnownSuffix</w:t>
             </w:r>
-            <w:proofErr w:type="spellEnd"/>
           </w:p>
         </w:tc>
         <w:tc>
@@ -7563,7 +7559,6 @@
                 <w:lang w:val="en-US"/>
               </w:rPr>
             </w:pPr>
-            <w:proofErr w:type="spellStart"/>
             <w:r>
               <w:rPr>
                 <w:b/>
@@ -7572,7 +7567,6 @@
               </w:rPr>
               <w:t>IsNonRoutable</w:t>
             </w:r>
-            <w:proofErr w:type="spellEnd"/>
           </w:p>
         </w:tc>
       </w:tr>
@@ -8222,7 +8216,6 @@
               <w:rPr>
                 <w:lang w:val="en-US"/>
               </w:rPr>
-              <w:lastRenderedPageBreak/>
               <w:t>LONROGDC05.corp.voyageurtransportation.ca</w:t>
             </w:r>
           </w:p>
@@ -8298,6 +8291,7 @@
         <w:rPr>
           <w:noProof/>
         </w:rPr>
+        <w:lastRenderedPageBreak/>
         <w:t>Sites, Subnets and Sitelinks</w:t>
       </w:r>
       <w:bookmarkEnd w:id="25"/>
@@ -8400,7 +8394,6 @@
                 <w:lang w:val="en-US"/>
               </w:rPr>
             </w:pPr>
-            <w:proofErr w:type="spellStart"/>
             <w:r>
               <w:rPr>
                 <w:b/>
@@ -8409,7 +8402,6 @@
               </w:rPr>
               <w:t>DistinguishedName</w:t>
             </w:r>
-            <w:proofErr w:type="spellEnd"/>
           </w:p>
         </w:tc>
         <w:tc>
@@ -8471,77 +8463,7 @@
               <w:rPr>
                 <w:lang w:val="en-US"/>
               </w:rPr>
-              <w:t>CN=London970</w:t>
-            </w:r>
-            <w:proofErr w:type="gramStart"/>
-            <w:r>
-              <w:rPr>
-                <w:lang w:val="en-US"/>
-              </w:rPr>
-              <w:t>CoLo,CN</w:t>
-            </w:r>
-            <w:proofErr w:type="gramEnd"/>
-            <w:r>
-              <w:rPr>
-                <w:lang w:val="en-US"/>
-              </w:rPr>
-              <w:t>=</w:t>
-            </w:r>
-            <w:proofErr w:type="gramStart"/>
-            <w:r>
-              <w:rPr>
-                <w:lang w:val="en-US"/>
-              </w:rPr>
-              <w:t>Sites,CN</w:t>
-            </w:r>
-            <w:proofErr w:type="gramEnd"/>
-            <w:r>
-              <w:rPr>
-                <w:lang w:val="en-US"/>
-              </w:rPr>
-              <w:t>=</w:t>
-            </w:r>
-            <w:proofErr w:type="gramStart"/>
-            <w:r>
-              <w:rPr>
-                <w:lang w:val="en-US"/>
-              </w:rPr>
-              <w:t>Configuration,DC</w:t>
-            </w:r>
-            <w:proofErr w:type="gramEnd"/>
-            <w:r>
-              <w:rPr>
-                <w:lang w:val="en-US"/>
-              </w:rPr>
-              <w:t>=</w:t>
-            </w:r>
-            <w:proofErr w:type="gramStart"/>
-            <w:r>
-              <w:rPr>
-                <w:lang w:val="en-US"/>
-              </w:rPr>
-              <w:t>corp,DC</w:t>
-            </w:r>
-            <w:proofErr w:type="gramEnd"/>
-            <w:r>
-              <w:rPr>
-                <w:lang w:val="en-US"/>
-              </w:rPr>
-              <w:t>=</w:t>
-            </w:r>
-            <w:proofErr w:type="gramStart"/>
-            <w:r>
-              <w:rPr>
-                <w:lang w:val="en-US"/>
-              </w:rPr>
-              <w:t>voyageurtransportation,DC</w:t>
-            </w:r>
-            <w:proofErr w:type="gramEnd"/>
-            <w:r>
-              <w:rPr>
-                <w:lang w:val="en-US"/>
-              </w:rPr>
-              <w:t>=ca</w:t>
+              <w:t>CN=London970CoLo,CN=Sites,CN=Configuration,DC=corp,DC=voyageurtransportation,DC=ca</w:t>
             </w:r>
           </w:p>
         </w:tc>
@@ -8705,7 +8627,6 @@
                 <w:lang w:val="en-US"/>
               </w:rPr>
             </w:pPr>
-            <w:proofErr w:type="spellStart"/>
             <w:r>
               <w:rPr>
                 <w:b/>
@@ -8714,7 +8635,6 @@
               </w:rPr>
               <w:t>DistinguishedName</w:t>
             </w:r>
-            <w:proofErr w:type="spellEnd"/>
           </w:p>
         </w:tc>
         <w:tc>
@@ -8776,191 +8696,37 @@
               <w:rPr>
                 <w:lang w:val="en-US"/>
               </w:rPr>
-              <w:t>CN=London970</w:t>
-            </w:r>
-            <w:proofErr w:type="gramStart"/>
-            <w:r>
-              <w:rPr>
-                <w:lang w:val="en-US"/>
-              </w:rPr>
-              <w:t>CoLo,CN</w:t>
-            </w:r>
-            <w:proofErr w:type="gramEnd"/>
-            <w:r>
-              <w:rPr>
-                <w:lang w:val="en-US"/>
-              </w:rPr>
-              <w:t>=</w:t>
-            </w:r>
-            <w:proofErr w:type="gramStart"/>
-            <w:r>
-              <w:rPr>
-                <w:lang w:val="en-US"/>
-              </w:rPr>
-              <w:t>Sites,CN</w:t>
-            </w:r>
-            <w:proofErr w:type="gramEnd"/>
-            <w:r>
-              <w:rPr>
-                <w:lang w:val="en-US"/>
-              </w:rPr>
-              <w:t>=</w:t>
-            </w:r>
-            <w:proofErr w:type="gramStart"/>
-            <w:r>
-              <w:rPr>
-                <w:lang w:val="en-US"/>
-              </w:rPr>
-              <w:t>Configuration,DC</w:t>
-            </w:r>
-            <w:proofErr w:type="gramEnd"/>
-            <w:r>
-              <w:rPr>
-                <w:lang w:val="en-US"/>
-              </w:rPr>
-              <w:t>=</w:t>
-            </w:r>
-            <w:proofErr w:type="gramStart"/>
-            <w:r>
-              <w:rPr>
-                <w:lang w:val="en-US"/>
-              </w:rPr>
-              <w:t>corp,DC</w:t>
-            </w:r>
-            <w:proofErr w:type="gramEnd"/>
-            <w:r>
-              <w:rPr>
-                <w:lang w:val="en-US"/>
-              </w:rPr>
-              <w:t>=</w:t>
-            </w:r>
-            <w:proofErr w:type="gramStart"/>
-            <w:r>
-              <w:rPr>
-                <w:lang w:val="en-US"/>
-              </w:rPr>
-              <w:t>voyageurtransportation,DC</w:t>
-            </w:r>
-            <w:proofErr w:type="gramEnd"/>
-            <w:r>
-              <w:rPr>
-                <w:lang w:val="en-US"/>
-              </w:rPr>
-              <w:t>=ca</w:t>
-            </w:r>
-          </w:p>
-        </w:tc>
-        <w:tc>
-          <w:tcPr>
-            <w:tcW w:w="1872" w:type="dxa"/>
-          </w:tcPr>
-          <w:p>
-            <w:pPr>
-              <w:rPr>
-                <w:lang w:val="en-US"/>
-              </w:rPr>
-            </w:pPr>
-          </w:p>
-        </w:tc>
-        <w:tc>
-          <w:tcPr>
-            <w:tcW w:w="1872" w:type="dxa"/>
-          </w:tcPr>
-          <w:p>
-            <w:pPr>
-              <w:rPr>
-                <w:lang w:val="en-US"/>
-              </w:rPr>
-            </w:pPr>
-            <w:r>
-              <w:rPr>
-                <w:lang w:val="en-US"/>
-              </w:rPr>
-              <w:t>CN=10.1.0.0/</w:t>
-            </w:r>
-            <w:proofErr w:type="gramStart"/>
-            <w:r>
-              <w:rPr>
-                <w:lang w:val="en-US"/>
-              </w:rPr>
-              <w:t>24,CN</w:t>
-            </w:r>
-            <w:proofErr w:type="gramEnd"/>
-            <w:r>
-              <w:rPr>
-                <w:lang w:val="en-US"/>
-              </w:rPr>
-              <w:t>=</w:t>
-            </w:r>
-            <w:proofErr w:type="gramStart"/>
-            <w:r>
-              <w:rPr>
-                <w:lang w:val="en-US"/>
-              </w:rPr>
-              <w:t>Subnets,CN</w:t>
-            </w:r>
-            <w:proofErr w:type="gramEnd"/>
-            <w:r>
-              <w:rPr>
-                <w:lang w:val="en-US"/>
-              </w:rPr>
-              <w:t>=</w:t>
-            </w:r>
-            <w:proofErr w:type="gramStart"/>
-            <w:r>
-              <w:rPr>
-                <w:lang w:val="en-US"/>
-              </w:rPr>
-              <w:t>Sites,CN</w:t>
-            </w:r>
-            <w:proofErr w:type="gramEnd"/>
-            <w:r>
-              <w:rPr>
-                <w:lang w:val="en-US"/>
-              </w:rPr>
-              <w:t>=</w:t>
-            </w:r>
-            <w:proofErr w:type="gramStart"/>
-            <w:r>
-              <w:rPr>
-                <w:lang w:val="en-US"/>
-              </w:rPr>
-              <w:t>Configuration,DC</w:t>
-            </w:r>
-            <w:proofErr w:type="gramEnd"/>
-            <w:r>
-              <w:rPr>
-                <w:lang w:val="en-US"/>
-              </w:rPr>
-              <w:t>=</w:t>
-            </w:r>
-            <w:proofErr w:type="gramStart"/>
-            <w:r>
-              <w:rPr>
-                <w:lang w:val="en-US"/>
-              </w:rPr>
-              <w:t>corp,DC</w:t>
-            </w:r>
-            <w:proofErr w:type="gramEnd"/>
-            <w:r>
-              <w:rPr>
-                <w:lang w:val="en-US"/>
-              </w:rPr>
-              <w:t>=</w:t>
-            </w:r>
-            <w:proofErr w:type="gramStart"/>
-            <w:r>
-              <w:rPr>
-                <w:lang w:val="en-US"/>
-              </w:rPr>
-              <w:t>voyageurtransportation,DC</w:t>
-            </w:r>
-            <w:proofErr w:type="gramEnd"/>
-            <w:r>
-              <w:rPr>
-                <w:lang w:val="en-US"/>
-              </w:rPr>
-              <w:t>=ca</w:t>
+              <w:t>CN=London970CoLo,CN=Sites,CN=Configuration,DC=corp,DC=voyageurtransportation,DC=ca</w:t>
+            </w:r>
+          </w:p>
+        </w:tc>
+        <w:tc>
+          <w:tcPr>
+            <w:tcW w:w="1872" w:type="dxa"/>
+          </w:tcPr>
+          <w:p>
+            <w:pPr>
+              <w:rPr>
+                <w:lang w:val="en-US"/>
+              </w:rPr>
+            </w:pPr>
+          </w:p>
+        </w:tc>
+        <w:tc>
+          <w:tcPr>
+            <w:tcW w:w="1872" w:type="dxa"/>
+          </w:tcPr>
+          <w:p>
+            <w:pPr>
+              <w:rPr>
+                <w:lang w:val="en-US"/>
+              </w:rPr>
+            </w:pPr>
+            <w:r>
+              <w:rPr>
+                <w:lang w:val="en-US"/>
+              </w:rPr>
+              <w:t>CN=10.1.0.0/24,CN=Subnets,CN=Sites,CN=Configuration,DC=corp,DC=voyageurtransportation,DC=ca</w:t>
             </w:r>
           </w:p>
         </w:tc>
@@ -9016,191 +8782,37 @@
               <w:rPr>
                 <w:lang w:val="en-US"/>
               </w:rPr>
-              <w:t>CN=London970</w:t>
-            </w:r>
-            <w:proofErr w:type="gramStart"/>
-            <w:r>
-              <w:rPr>
-                <w:lang w:val="en-US"/>
-              </w:rPr>
-              <w:t>CoLo,CN</w:t>
-            </w:r>
-            <w:proofErr w:type="gramEnd"/>
-            <w:r>
-              <w:rPr>
-                <w:lang w:val="en-US"/>
-              </w:rPr>
-              <w:t>=</w:t>
-            </w:r>
-            <w:proofErr w:type="gramStart"/>
-            <w:r>
-              <w:rPr>
-                <w:lang w:val="en-US"/>
-              </w:rPr>
-              <w:t>Sites,CN</w:t>
-            </w:r>
-            <w:proofErr w:type="gramEnd"/>
-            <w:r>
-              <w:rPr>
-                <w:lang w:val="en-US"/>
-              </w:rPr>
-              <w:t>=</w:t>
-            </w:r>
-            <w:proofErr w:type="gramStart"/>
-            <w:r>
-              <w:rPr>
-                <w:lang w:val="en-US"/>
-              </w:rPr>
-              <w:t>Configuration,DC</w:t>
-            </w:r>
-            <w:proofErr w:type="gramEnd"/>
-            <w:r>
-              <w:rPr>
-                <w:lang w:val="en-US"/>
-              </w:rPr>
-              <w:t>=</w:t>
-            </w:r>
-            <w:proofErr w:type="gramStart"/>
-            <w:r>
-              <w:rPr>
-                <w:lang w:val="en-US"/>
-              </w:rPr>
-              <w:t>corp,DC</w:t>
-            </w:r>
-            <w:proofErr w:type="gramEnd"/>
-            <w:r>
-              <w:rPr>
-                <w:lang w:val="en-US"/>
-              </w:rPr>
-              <w:t>=</w:t>
-            </w:r>
-            <w:proofErr w:type="gramStart"/>
-            <w:r>
-              <w:rPr>
-                <w:lang w:val="en-US"/>
-              </w:rPr>
-              <w:t>voyageurtransportation,DC</w:t>
-            </w:r>
-            <w:proofErr w:type="gramEnd"/>
-            <w:r>
-              <w:rPr>
-                <w:lang w:val="en-US"/>
-              </w:rPr>
-              <w:t>=ca</w:t>
-            </w:r>
-          </w:p>
-        </w:tc>
-        <w:tc>
-          <w:tcPr>
-            <w:tcW w:w="1872" w:type="dxa"/>
-          </w:tcPr>
-          <w:p>
-            <w:pPr>
-              <w:rPr>
-                <w:lang w:val="en-US"/>
-              </w:rPr>
-            </w:pPr>
-          </w:p>
-        </w:tc>
-        <w:tc>
-          <w:tcPr>
-            <w:tcW w:w="1872" w:type="dxa"/>
-          </w:tcPr>
-          <w:p>
-            <w:pPr>
-              <w:rPr>
-                <w:lang w:val="en-US"/>
-              </w:rPr>
-            </w:pPr>
-            <w:r>
-              <w:rPr>
-                <w:lang w:val="en-US"/>
-              </w:rPr>
-              <w:t>CN=10.1.1.0/</w:t>
-            </w:r>
-            <w:proofErr w:type="gramStart"/>
-            <w:r>
-              <w:rPr>
-                <w:lang w:val="en-US"/>
-              </w:rPr>
-              <w:t>24,CN</w:t>
-            </w:r>
-            <w:proofErr w:type="gramEnd"/>
-            <w:r>
-              <w:rPr>
-                <w:lang w:val="en-US"/>
-              </w:rPr>
-              <w:t>=</w:t>
-            </w:r>
-            <w:proofErr w:type="gramStart"/>
-            <w:r>
-              <w:rPr>
-                <w:lang w:val="en-US"/>
-              </w:rPr>
-              <w:t>Subnets,CN</w:t>
-            </w:r>
-            <w:proofErr w:type="gramEnd"/>
-            <w:r>
-              <w:rPr>
-                <w:lang w:val="en-US"/>
-              </w:rPr>
-              <w:t>=</w:t>
-            </w:r>
-            <w:proofErr w:type="gramStart"/>
-            <w:r>
-              <w:rPr>
-                <w:lang w:val="en-US"/>
-              </w:rPr>
-              <w:t>Sites,CN</w:t>
-            </w:r>
-            <w:proofErr w:type="gramEnd"/>
-            <w:r>
-              <w:rPr>
-                <w:lang w:val="en-US"/>
-              </w:rPr>
-              <w:t>=</w:t>
-            </w:r>
-            <w:proofErr w:type="gramStart"/>
-            <w:r>
-              <w:rPr>
-                <w:lang w:val="en-US"/>
-              </w:rPr>
-              <w:t>Configuration,DC</w:t>
-            </w:r>
-            <w:proofErr w:type="gramEnd"/>
-            <w:r>
-              <w:rPr>
-                <w:lang w:val="en-US"/>
-              </w:rPr>
-              <w:t>=</w:t>
-            </w:r>
-            <w:proofErr w:type="gramStart"/>
-            <w:r>
-              <w:rPr>
-                <w:lang w:val="en-US"/>
-              </w:rPr>
-              <w:t>corp,DC</w:t>
-            </w:r>
-            <w:proofErr w:type="gramEnd"/>
-            <w:r>
-              <w:rPr>
-                <w:lang w:val="en-US"/>
-              </w:rPr>
-              <w:t>=</w:t>
-            </w:r>
-            <w:proofErr w:type="gramStart"/>
-            <w:r>
-              <w:rPr>
-                <w:lang w:val="en-US"/>
-              </w:rPr>
-              <w:t>voyageurtransportation,DC</w:t>
-            </w:r>
-            <w:proofErr w:type="gramEnd"/>
-            <w:r>
-              <w:rPr>
-                <w:lang w:val="en-US"/>
-              </w:rPr>
-              <w:t>=ca</w:t>
+              <w:t>CN=London970CoLo,CN=Sites,CN=Configuration,DC=corp,DC=voyageurtransportation,DC=ca</w:t>
+            </w:r>
+          </w:p>
+        </w:tc>
+        <w:tc>
+          <w:tcPr>
+            <w:tcW w:w="1872" w:type="dxa"/>
+          </w:tcPr>
+          <w:p>
+            <w:pPr>
+              <w:rPr>
+                <w:lang w:val="en-US"/>
+              </w:rPr>
+            </w:pPr>
+          </w:p>
+        </w:tc>
+        <w:tc>
+          <w:tcPr>
+            <w:tcW w:w="1872" w:type="dxa"/>
+          </w:tcPr>
+          <w:p>
+            <w:pPr>
+              <w:rPr>
+                <w:lang w:val="en-US"/>
+              </w:rPr>
+            </w:pPr>
+            <w:r>
+              <w:rPr>
+                <w:lang w:val="en-US"/>
+              </w:rPr>
+              <w:t>CN=10.1.1.0/24,CN=Subnets,CN=Sites,CN=Configuration,DC=corp,DC=voyageurtransportation,DC=ca</w:t>
             </w:r>
           </w:p>
         </w:tc>
@@ -9253,191 +8865,37 @@
               <w:rPr>
                 <w:lang w:val="en-US"/>
               </w:rPr>
-              <w:t>CN=London970</w:t>
-            </w:r>
-            <w:proofErr w:type="gramStart"/>
-            <w:r>
-              <w:rPr>
-                <w:lang w:val="en-US"/>
-              </w:rPr>
-              <w:t>CoLo,CN</w:t>
-            </w:r>
-            <w:proofErr w:type="gramEnd"/>
-            <w:r>
-              <w:rPr>
-                <w:lang w:val="en-US"/>
-              </w:rPr>
-              <w:t>=</w:t>
-            </w:r>
-            <w:proofErr w:type="gramStart"/>
-            <w:r>
-              <w:rPr>
-                <w:lang w:val="en-US"/>
-              </w:rPr>
-              <w:t>Sites,CN</w:t>
-            </w:r>
-            <w:proofErr w:type="gramEnd"/>
-            <w:r>
-              <w:rPr>
-                <w:lang w:val="en-US"/>
-              </w:rPr>
-              <w:t>=</w:t>
-            </w:r>
-            <w:proofErr w:type="gramStart"/>
-            <w:r>
-              <w:rPr>
-                <w:lang w:val="en-US"/>
-              </w:rPr>
-              <w:t>Configuration,DC</w:t>
-            </w:r>
-            <w:proofErr w:type="gramEnd"/>
-            <w:r>
-              <w:rPr>
-                <w:lang w:val="en-US"/>
-              </w:rPr>
-              <w:t>=</w:t>
-            </w:r>
-            <w:proofErr w:type="gramStart"/>
-            <w:r>
-              <w:rPr>
-                <w:lang w:val="en-US"/>
-              </w:rPr>
-              <w:t>corp,DC</w:t>
-            </w:r>
-            <w:proofErr w:type="gramEnd"/>
-            <w:r>
-              <w:rPr>
-                <w:lang w:val="en-US"/>
-              </w:rPr>
-              <w:t>=</w:t>
-            </w:r>
-            <w:proofErr w:type="gramStart"/>
-            <w:r>
-              <w:rPr>
-                <w:lang w:val="en-US"/>
-              </w:rPr>
-              <w:t>voyageurtransportation,DC</w:t>
-            </w:r>
-            <w:proofErr w:type="gramEnd"/>
-            <w:r>
-              <w:rPr>
-                <w:lang w:val="en-US"/>
-              </w:rPr>
-              <w:t>=ca</w:t>
-            </w:r>
-          </w:p>
-        </w:tc>
-        <w:tc>
-          <w:tcPr>
-            <w:tcW w:w="1872" w:type="dxa"/>
-          </w:tcPr>
-          <w:p>
-            <w:pPr>
-              <w:rPr>
-                <w:lang w:val="en-US"/>
-              </w:rPr>
-            </w:pPr>
-          </w:p>
-        </w:tc>
-        <w:tc>
-          <w:tcPr>
-            <w:tcW w:w="1872" w:type="dxa"/>
-          </w:tcPr>
-          <w:p>
-            <w:pPr>
-              <w:rPr>
-                <w:lang w:val="en-US"/>
-              </w:rPr>
-            </w:pPr>
-            <w:r>
-              <w:rPr>
-                <w:lang w:val="en-US"/>
-              </w:rPr>
-              <w:t>CN=10.1.100.0/</w:t>
-            </w:r>
-            <w:proofErr w:type="gramStart"/>
-            <w:r>
-              <w:rPr>
-                <w:lang w:val="en-US"/>
-              </w:rPr>
-              <w:t>24,CN</w:t>
-            </w:r>
-            <w:proofErr w:type="gramEnd"/>
-            <w:r>
-              <w:rPr>
-                <w:lang w:val="en-US"/>
-              </w:rPr>
-              <w:t>=</w:t>
-            </w:r>
-            <w:proofErr w:type="gramStart"/>
-            <w:r>
-              <w:rPr>
-                <w:lang w:val="en-US"/>
-              </w:rPr>
-              <w:t>Subnets,CN</w:t>
-            </w:r>
-            <w:proofErr w:type="gramEnd"/>
-            <w:r>
-              <w:rPr>
-                <w:lang w:val="en-US"/>
-              </w:rPr>
-              <w:t>=</w:t>
-            </w:r>
-            <w:proofErr w:type="gramStart"/>
-            <w:r>
-              <w:rPr>
-                <w:lang w:val="en-US"/>
-              </w:rPr>
-              <w:t>Sites,CN</w:t>
-            </w:r>
-            <w:proofErr w:type="gramEnd"/>
-            <w:r>
-              <w:rPr>
-                <w:lang w:val="en-US"/>
-              </w:rPr>
-              <w:t>=</w:t>
-            </w:r>
-            <w:proofErr w:type="gramStart"/>
-            <w:r>
-              <w:rPr>
-                <w:lang w:val="en-US"/>
-              </w:rPr>
-              <w:t>Configuration,DC</w:t>
-            </w:r>
-            <w:proofErr w:type="gramEnd"/>
-            <w:r>
-              <w:rPr>
-                <w:lang w:val="en-US"/>
-              </w:rPr>
-              <w:t>=</w:t>
-            </w:r>
-            <w:proofErr w:type="gramStart"/>
-            <w:r>
-              <w:rPr>
-                <w:lang w:val="en-US"/>
-              </w:rPr>
-              <w:t>corp,DC</w:t>
-            </w:r>
-            <w:proofErr w:type="gramEnd"/>
-            <w:r>
-              <w:rPr>
-                <w:lang w:val="en-US"/>
-              </w:rPr>
-              <w:t>=</w:t>
-            </w:r>
-            <w:proofErr w:type="gramStart"/>
-            <w:r>
-              <w:rPr>
-                <w:lang w:val="en-US"/>
-              </w:rPr>
-              <w:t>voyageurtransportation,DC</w:t>
-            </w:r>
-            <w:proofErr w:type="gramEnd"/>
-            <w:r>
-              <w:rPr>
-                <w:lang w:val="en-US"/>
-              </w:rPr>
-              <w:t>=ca</w:t>
+              <w:t>CN=London970CoLo,CN=Sites,CN=Configuration,DC=corp,DC=voyageurtransportation,DC=ca</w:t>
+            </w:r>
+          </w:p>
+        </w:tc>
+        <w:tc>
+          <w:tcPr>
+            <w:tcW w:w="1872" w:type="dxa"/>
+          </w:tcPr>
+          <w:p>
+            <w:pPr>
+              <w:rPr>
+                <w:lang w:val="en-US"/>
+              </w:rPr>
+            </w:pPr>
+          </w:p>
+        </w:tc>
+        <w:tc>
+          <w:tcPr>
+            <w:tcW w:w="1872" w:type="dxa"/>
+          </w:tcPr>
+          <w:p>
+            <w:pPr>
+              <w:rPr>
+                <w:lang w:val="en-US"/>
+              </w:rPr>
+            </w:pPr>
+            <w:r>
+              <w:rPr>
+                <w:lang w:val="en-US"/>
+              </w:rPr>
+              <w:t>CN=10.1.100.0/24,CN=Subnets,CN=Sites,CN=Configuration,DC=corp,DC=voyageurtransportation,DC=ca</w:t>
             </w:r>
           </w:p>
         </w:tc>
@@ -9493,191 +8951,37 @@
               <w:rPr>
                 <w:lang w:val="en-US"/>
               </w:rPr>
-              <w:t>CN=London970</w:t>
-            </w:r>
-            <w:proofErr w:type="gramStart"/>
-            <w:r>
-              <w:rPr>
-                <w:lang w:val="en-US"/>
-              </w:rPr>
-              <w:t>CoLo,CN</w:t>
-            </w:r>
-            <w:proofErr w:type="gramEnd"/>
-            <w:r>
-              <w:rPr>
-                <w:lang w:val="en-US"/>
-              </w:rPr>
-              <w:t>=</w:t>
-            </w:r>
-            <w:proofErr w:type="gramStart"/>
-            <w:r>
-              <w:rPr>
-                <w:lang w:val="en-US"/>
-              </w:rPr>
-              <w:t>Sites,CN</w:t>
-            </w:r>
-            <w:proofErr w:type="gramEnd"/>
-            <w:r>
-              <w:rPr>
-                <w:lang w:val="en-US"/>
-              </w:rPr>
-              <w:t>=</w:t>
-            </w:r>
-            <w:proofErr w:type="gramStart"/>
-            <w:r>
-              <w:rPr>
-                <w:lang w:val="en-US"/>
-              </w:rPr>
-              <w:t>Configuration,DC</w:t>
-            </w:r>
-            <w:proofErr w:type="gramEnd"/>
-            <w:r>
-              <w:rPr>
-                <w:lang w:val="en-US"/>
-              </w:rPr>
-              <w:t>=</w:t>
-            </w:r>
-            <w:proofErr w:type="gramStart"/>
-            <w:r>
-              <w:rPr>
-                <w:lang w:val="en-US"/>
-              </w:rPr>
-              <w:t>corp,DC</w:t>
-            </w:r>
-            <w:proofErr w:type="gramEnd"/>
-            <w:r>
-              <w:rPr>
-                <w:lang w:val="en-US"/>
-              </w:rPr>
-              <w:t>=</w:t>
-            </w:r>
-            <w:proofErr w:type="gramStart"/>
-            <w:r>
-              <w:rPr>
-                <w:lang w:val="en-US"/>
-              </w:rPr>
-              <w:t>voyageurtransportation,DC</w:t>
-            </w:r>
-            <w:proofErr w:type="gramEnd"/>
-            <w:r>
-              <w:rPr>
-                <w:lang w:val="en-US"/>
-              </w:rPr>
-              <w:t>=ca</w:t>
-            </w:r>
-          </w:p>
-        </w:tc>
-        <w:tc>
-          <w:tcPr>
-            <w:tcW w:w="1872" w:type="dxa"/>
-          </w:tcPr>
-          <w:p>
-            <w:pPr>
-              <w:rPr>
-                <w:lang w:val="en-US"/>
-              </w:rPr>
-            </w:pPr>
-          </w:p>
-        </w:tc>
-        <w:tc>
-          <w:tcPr>
-            <w:tcW w:w="1872" w:type="dxa"/>
-          </w:tcPr>
-          <w:p>
-            <w:pPr>
-              <w:rPr>
-                <w:lang w:val="en-US"/>
-              </w:rPr>
-            </w:pPr>
-            <w:r>
-              <w:rPr>
-                <w:lang w:val="en-US"/>
-              </w:rPr>
-              <w:t>CN=10.5.0.0/</w:t>
-            </w:r>
-            <w:proofErr w:type="gramStart"/>
-            <w:r>
-              <w:rPr>
-                <w:lang w:val="en-US"/>
-              </w:rPr>
-              <w:t>16,CN</w:t>
-            </w:r>
-            <w:proofErr w:type="gramEnd"/>
-            <w:r>
-              <w:rPr>
-                <w:lang w:val="en-US"/>
-              </w:rPr>
-              <w:t>=</w:t>
-            </w:r>
-            <w:proofErr w:type="gramStart"/>
-            <w:r>
-              <w:rPr>
-                <w:lang w:val="en-US"/>
-              </w:rPr>
-              <w:t>Subnets,CN</w:t>
-            </w:r>
-            <w:proofErr w:type="gramEnd"/>
-            <w:r>
-              <w:rPr>
-                <w:lang w:val="en-US"/>
-              </w:rPr>
-              <w:t>=</w:t>
-            </w:r>
-            <w:proofErr w:type="gramStart"/>
-            <w:r>
-              <w:rPr>
-                <w:lang w:val="en-US"/>
-              </w:rPr>
-              <w:t>Sites,CN</w:t>
-            </w:r>
-            <w:proofErr w:type="gramEnd"/>
-            <w:r>
-              <w:rPr>
-                <w:lang w:val="en-US"/>
-              </w:rPr>
-              <w:t>=</w:t>
-            </w:r>
-            <w:proofErr w:type="gramStart"/>
-            <w:r>
-              <w:rPr>
-                <w:lang w:val="en-US"/>
-              </w:rPr>
-              <w:t>Configuration,DC</w:t>
-            </w:r>
-            <w:proofErr w:type="gramEnd"/>
-            <w:r>
-              <w:rPr>
-                <w:lang w:val="en-US"/>
-              </w:rPr>
-              <w:t>=</w:t>
-            </w:r>
-            <w:proofErr w:type="gramStart"/>
-            <w:r>
-              <w:rPr>
-                <w:lang w:val="en-US"/>
-              </w:rPr>
-              <w:t>corp,DC</w:t>
-            </w:r>
-            <w:proofErr w:type="gramEnd"/>
-            <w:r>
-              <w:rPr>
-                <w:lang w:val="en-US"/>
-              </w:rPr>
-              <w:t>=</w:t>
-            </w:r>
-            <w:proofErr w:type="gramStart"/>
-            <w:r>
-              <w:rPr>
-                <w:lang w:val="en-US"/>
-              </w:rPr>
-              <w:t>voyageurtransportation,DC</w:t>
-            </w:r>
-            <w:proofErr w:type="gramEnd"/>
-            <w:r>
-              <w:rPr>
-                <w:lang w:val="en-US"/>
-              </w:rPr>
-              <w:t>=ca</w:t>
+              <w:t>CN=London970CoLo,CN=Sites,CN=Configuration,DC=corp,DC=voyageurtransportation,DC=ca</w:t>
+            </w:r>
+          </w:p>
+        </w:tc>
+        <w:tc>
+          <w:tcPr>
+            <w:tcW w:w="1872" w:type="dxa"/>
+          </w:tcPr>
+          <w:p>
+            <w:pPr>
+              <w:rPr>
+                <w:lang w:val="en-US"/>
+              </w:rPr>
+            </w:pPr>
+          </w:p>
+        </w:tc>
+        <w:tc>
+          <w:tcPr>
+            <w:tcW w:w="1872" w:type="dxa"/>
+          </w:tcPr>
+          <w:p>
+            <w:pPr>
+              <w:rPr>
+                <w:lang w:val="en-US"/>
+              </w:rPr>
+            </w:pPr>
+            <w:r>
+              <w:rPr>
+                <w:lang w:val="en-US"/>
+              </w:rPr>
+              <w:t>CN=10.5.0.0/16,CN=Subnets,CN=Sites,CN=Configuration,DC=corp,DC=voyageurtransportation,DC=ca</w:t>
             </w:r>
           </w:p>
         </w:tc>
@@ -9712,223 +9016,55 @@
               <w:rPr>
                 <w:lang w:val="en-US"/>
               </w:rPr>
-              <w:t>10.4.</w:t>
-            </w:r>
-            <w:proofErr w:type="gramStart"/>
-            <w:r>
-              <w:rPr>
-                <w:lang w:val="en-US"/>
-              </w:rPr>
-              <w:t>0.0</w:t>
-            </w:r>
-            <w:proofErr w:type="gramEnd"/>
-            <w:r>
-              <w:rPr>
-                <w:lang w:val="en-US"/>
-              </w:rPr>
-              <w:t>/16</w:t>
-            </w:r>
-          </w:p>
-        </w:tc>
-        <w:tc>
-          <w:tcPr>
-            <w:tcW w:w="1872" w:type="dxa"/>
-          </w:tcPr>
-          <w:p>
-            <w:pPr>
-              <w:rPr>
-                <w:lang w:val="en-US"/>
-              </w:rPr>
-            </w:pPr>
-            <w:r>
-              <w:rPr>
-                <w:lang w:val="en-US"/>
-              </w:rPr>
-              <w:t>CN=London970</w:t>
-            </w:r>
-            <w:proofErr w:type="gramStart"/>
-            <w:r>
-              <w:rPr>
-                <w:lang w:val="en-US"/>
-              </w:rPr>
-              <w:t>CoLo,CN</w:t>
-            </w:r>
-            <w:proofErr w:type="gramEnd"/>
-            <w:r>
-              <w:rPr>
-                <w:lang w:val="en-US"/>
-              </w:rPr>
-              <w:t>=</w:t>
-            </w:r>
-            <w:proofErr w:type="gramStart"/>
-            <w:r>
-              <w:rPr>
-                <w:lang w:val="en-US"/>
-              </w:rPr>
-              <w:t>Sites,CN</w:t>
-            </w:r>
-            <w:proofErr w:type="gramEnd"/>
-            <w:r>
-              <w:rPr>
-                <w:lang w:val="en-US"/>
-              </w:rPr>
-              <w:t>=</w:t>
-            </w:r>
-            <w:proofErr w:type="gramStart"/>
-            <w:r>
-              <w:rPr>
-                <w:lang w:val="en-US"/>
-              </w:rPr>
-              <w:t>Configuration,DC</w:t>
-            </w:r>
-            <w:proofErr w:type="gramEnd"/>
-            <w:r>
-              <w:rPr>
-                <w:lang w:val="en-US"/>
-              </w:rPr>
-              <w:t>=</w:t>
-            </w:r>
-            <w:proofErr w:type="gramStart"/>
-            <w:r>
-              <w:rPr>
-                <w:lang w:val="en-US"/>
-              </w:rPr>
-              <w:t>corp,DC</w:t>
-            </w:r>
-            <w:proofErr w:type="gramEnd"/>
-            <w:r>
-              <w:rPr>
-                <w:lang w:val="en-US"/>
-              </w:rPr>
-              <w:t>=</w:t>
-            </w:r>
-            <w:proofErr w:type="gramStart"/>
-            <w:r>
-              <w:rPr>
-                <w:lang w:val="en-US"/>
-              </w:rPr>
-              <w:t>voyageurtransportation,DC</w:t>
-            </w:r>
-            <w:proofErr w:type="gramEnd"/>
-            <w:r>
-              <w:rPr>
-                <w:lang w:val="en-US"/>
-              </w:rPr>
-              <w:t>=ca</w:t>
-            </w:r>
-          </w:p>
-        </w:tc>
-        <w:tc>
-          <w:tcPr>
-            <w:tcW w:w="1872" w:type="dxa"/>
-          </w:tcPr>
-          <w:p>
-            <w:pPr>
-              <w:rPr>
-                <w:lang w:val="en-US"/>
-              </w:rPr>
-            </w:pPr>
-          </w:p>
-        </w:tc>
-        <w:tc>
-          <w:tcPr>
-            <w:tcW w:w="1872" w:type="dxa"/>
-          </w:tcPr>
-          <w:p>
-            <w:pPr>
-              <w:rPr>
-                <w:lang w:val="en-US"/>
-              </w:rPr>
-            </w:pPr>
-            <w:r>
-              <w:rPr>
-                <w:lang w:val="en-US"/>
-              </w:rPr>
-              <w:t>CN=10.4.0.0/</w:t>
-            </w:r>
-            <w:proofErr w:type="gramStart"/>
-            <w:r>
-              <w:rPr>
-                <w:lang w:val="en-US"/>
-              </w:rPr>
-              <w:t>16,CN</w:t>
-            </w:r>
-            <w:proofErr w:type="gramEnd"/>
-            <w:r>
-              <w:rPr>
-                <w:lang w:val="en-US"/>
-              </w:rPr>
-              <w:t>=</w:t>
-            </w:r>
-            <w:proofErr w:type="gramStart"/>
-            <w:r>
-              <w:rPr>
-                <w:lang w:val="en-US"/>
-              </w:rPr>
-              <w:t>Subnets,CN</w:t>
-            </w:r>
-            <w:proofErr w:type="gramEnd"/>
-            <w:r>
-              <w:rPr>
-                <w:lang w:val="en-US"/>
-              </w:rPr>
-              <w:t>=</w:t>
-            </w:r>
-            <w:proofErr w:type="gramStart"/>
-            <w:r>
-              <w:rPr>
-                <w:lang w:val="en-US"/>
-              </w:rPr>
-              <w:t>Sites,CN</w:t>
-            </w:r>
-            <w:proofErr w:type="gramEnd"/>
-            <w:r>
-              <w:rPr>
-                <w:lang w:val="en-US"/>
-              </w:rPr>
-              <w:t>=</w:t>
-            </w:r>
-            <w:proofErr w:type="gramStart"/>
-            <w:r>
-              <w:rPr>
-                <w:lang w:val="en-US"/>
-              </w:rPr>
-              <w:t>Configuration,DC</w:t>
-            </w:r>
-            <w:proofErr w:type="gramEnd"/>
-            <w:r>
-              <w:rPr>
-                <w:lang w:val="en-US"/>
-              </w:rPr>
-              <w:t>=</w:t>
-            </w:r>
-            <w:proofErr w:type="gramStart"/>
-            <w:r>
-              <w:rPr>
-                <w:lang w:val="en-US"/>
-              </w:rPr>
-              <w:t>corp,DC</w:t>
-            </w:r>
-            <w:proofErr w:type="gramEnd"/>
-            <w:r>
-              <w:rPr>
-                <w:lang w:val="en-US"/>
-              </w:rPr>
-              <w:t>=</w:t>
-            </w:r>
-            <w:proofErr w:type="gramStart"/>
-            <w:r>
-              <w:rPr>
-                <w:lang w:val="en-US"/>
-              </w:rPr>
-              <w:t>voyageurtransportation,DC</w:t>
-            </w:r>
-            <w:proofErr w:type="gramEnd"/>
-            <w:r>
-              <w:rPr>
-                <w:lang w:val="en-US"/>
-              </w:rPr>
-              <w:t>=ca</w:t>
+              <w:t>10.4.0.0/16</w:t>
+            </w:r>
+          </w:p>
+        </w:tc>
+        <w:tc>
+          <w:tcPr>
+            <w:tcW w:w="1872" w:type="dxa"/>
+          </w:tcPr>
+          <w:p>
+            <w:pPr>
+              <w:rPr>
+                <w:lang w:val="en-US"/>
+              </w:rPr>
+            </w:pPr>
+            <w:r>
+              <w:rPr>
+                <w:lang w:val="en-US"/>
+              </w:rPr>
+              <w:t>CN=London970CoLo,CN=Sites,CN=Configuration,DC=corp,DC=voyageurtransportation,DC=ca</w:t>
+            </w:r>
+          </w:p>
+        </w:tc>
+        <w:tc>
+          <w:tcPr>
+            <w:tcW w:w="1872" w:type="dxa"/>
+          </w:tcPr>
+          <w:p>
+            <w:pPr>
+              <w:rPr>
+                <w:lang w:val="en-US"/>
+              </w:rPr>
+            </w:pPr>
+          </w:p>
+        </w:tc>
+        <w:tc>
+          <w:tcPr>
+            <w:tcW w:w="1872" w:type="dxa"/>
+          </w:tcPr>
+          <w:p>
+            <w:pPr>
+              <w:rPr>
+                <w:lang w:val="en-US"/>
+              </w:rPr>
+            </w:pPr>
+            <w:r>
+              <w:rPr>
+                <w:lang w:val="en-US"/>
+              </w:rPr>
+              <w:t>CN=10.4.0.0/16,CN=Subnets,CN=Sites,CN=Configuration,DC=corp,DC=voyageurtransportation,DC=ca</w:t>
             </w:r>
           </w:p>
         </w:tc>
@@ -9984,199 +9120,37 @@
               <w:rPr>
                 <w:lang w:val="en-US"/>
               </w:rPr>
-              <w:t>CN=London970</w:t>
-            </w:r>
-            <w:proofErr w:type="gramStart"/>
-            <w:r>
-              <w:rPr>
-                <w:lang w:val="en-US"/>
-              </w:rPr>
-              <w:t>CoLo,CN</w:t>
-            </w:r>
-            <w:proofErr w:type="gramEnd"/>
-            <w:r>
-              <w:rPr>
-                <w:lang w:val="en-US"/>
-              </w:rPr>
-              <w:t>=</w:t>
-            </w:r>
-            <w:proofErr w:type="gramStart"/>
-            <w:r>
-              <w:rPr>
-                <w:lang w:val="en-US"/>
-              </w:rPr>
-              <w:t>Sites,CN</w:t>
-            </w:r>
-            <w:proofErr w:type="gramEnd"/>
-            <w:r>
-              <w:rPr>
-                <w:lang w:val="en-US"/>
-              </w:rPr>
-              <w:t>=</w:t>
-            </w:r>
-            <w:proofErr w:type="gramStart"/>
-            <w:r>
-              <w:rPr>
-                <w:lang w:val="en-US"/>
-              </w:rPr>
-              <w:t>Configuration,DC</w:t>
-            </w:r>
-            <w:proofErr w:type="gramEnd"/>
-            <w:r>
-              <w:rPr>
-                <w:lang w:val="en-US"/>
-              </w:rPr>
-              <w:lastRenderedPageBreak/>
-              <w:t>=</w:t>
-            </w:r>
-            <w:proofErr w:type="gramStart"/>
-            <w:r>
-              <w:rPr>
-                <w:lang w:val="en-US"/>
-              </w:rPr>
-              <w:t>corp,DC</w:t>
-            </w:r>
-            <w:proofErr w:type="gramEnd"/>
-            <w:r>
-              <w:rPr>
-                <w:lang w:val="en-US"/>
-              </w:rPr>
-              <w:t>=</w:t>
-            </w:r>
-            <w:proofErr w:type="gramStart"/>
-            <w:r>
-              <w:rPr>
-                <w:lang w:val="en-US"/>
-              </w:rPr>
-              <w:t>voyageurtransportation,DC</w:t>
-            </w:r>
-            <w:proofErr w:type="gramEnd"/>
-            <w:r>
-              <w:rPr>
-                <w:lang w:val="en-US"/>
-              </w:rPr>
-              <w:t>=ca</w:t>
-            </w:r>
-          </w:p>
-        </w:tc>
-        <w:tc>
-          <w:tcPr>
-            <w:tcW w:w="1872" w:type="dxa"/>
-          </w:tcPr>
-          <w:p>
-            <w:pPr>
-              <w:rPr>
-                <w:lang w:val="en-US"/>
-              </w:rPr>
-            </w:pPr>
-          </w:p>
-        </w:tc>
-        <w:tc>
-          <w:tcPr>
-            <w:tcW w:w="1872" w:type="dxa"/>
-          </w:tcPr>
-          <w:p>
-            <w:pPr>
-              <w:rPr>
-                <w:lang w:val="en-US"/>
-              </w:rPr>
-            </w:pPr>
-            <w:r>
-              <w:rPr>
-                <w:lang w:val="en-US"/>
-              </w:rPr>
-              <w:t>CN=10.3.0.0/</w:t>
-            </w:r>
-            <w:proofErr w:type="gramStart"/>
-            <w:r>
-              <w:rPr>
-                <w:lang w:val="en-US"/>
-              </w:rPr>
-              <w:t>16,CN</w:t>
-            </w:r>
-            <w:proofErr w:type="gramEnd"/>
-            <w:r>
-              <w:rPr>
-                <w:lang w:val="en-US"/>
-              </w:rPr>
-              <w:t>=</w:t>
-            </w:r>
-            <w:proofErr w:type="gramStart"/>
-            <w:r>
-              <w:rPr>
-                <w:lang w:val="en-US"/>
-              </w:rPr>
-              <w:t>Subnets,CN</w:t>
-            </w:r>
-            <w:proofErr w:type="gramEnd"/>
-            <w:r>
-              <w:rPr>
-                <w:lang w:val="en-US"/>
-              </w:rPr>
-              <w:t>=</w:t>
-            </w:r>
-            <w:proofErr w:type="gramStart"/>
-            <w:r>
-              <w:rPr>
-                <w:lang w:val="en-US"/>
-              </w:rPr>
-              <w:t>Sites,CN</w:t>
-            </w:r>
-            <w:proofErr w:type="gramEnd"/>
-            <w:r>
-              <w:rPr>
-                <w:lang w:val="en-US"/>
-              </w:rPr>
-              <w:t>=</w:t>
-            </w:r>
-            <w:proofErr w:type="gramStart"/>
-            <w:r>
-              <w:rPr>
-                <w:lang w:val="en-US"/>
-              </w:rPr>
-              <w:t>Configurat</w:t>
-            </w:r>
-            <w:r>
-              <w:rPr>
-                <w:lang w:val="en-US"/>
-              </w:rPr>
-              <w:lastRenderedPageBreak/>
-              <w:t>ion,DC</w:t>
-            </w:r>
-            <w:proofErr w:type="gramEnd"/>
-            <w:r>
-              <w:rPr>
-                <w:lang w:val="en-US"/>
-              </w:rPr>
-              <w:t>=</w:t>
-            </w:r>
-            <w:proofErr w:type="gramStart"/>
-            <w:r>
-              <w:rPr>
-                <w:lang w:val="en-US"/>
-              </w:rPr>
-              <w:t>corp,DC</w:t>
-            </w:r>
-            <w:proofErr w:type="gramEnd"/>
-            <w:r>
-              <w:rPr>
-                <w:lang w:val="en-US"/>
-              </w:rPr>
-              <w:t>=</w:t>
-            </w:r>
-            <w:proofErr w:type="gramStart"/>
-            <w:r>
-              <w:rPr>
-                <w:lang w:val="en-US"/>
-              </w:rPr>
-              <w:t>voyageurtransportation,DC</w:t>
-            </w:r>
-            <w:proofErr w:type="gramEnd"/>
-            <w:r>
-              <w:rPr>
-                <w:lang w:val="en-US"/>
-              </w:rPr>
-              <w:t>=ca</w:t>
+              <w:t>CN=London970CoLo,CN=Sites,CN=Configuration,DC=corp,DC=voyageurtransportation,DC=ca</w:t>
+            </w:r>
+          </w:p>
+        </w:tc>
+        <w:tc>
+          <w:tcPr>
+            <w:tcW w:w="1872" w:type="dxa"/>
+          </w:tcPr>
+          <w:p>
+            <w:pPr>
+              <w:rPr>
+                <w:lang w:val="en-US"/>
+              </w:rPr>
+            </w:pPr>
+          </w:p>
+        </w:tc>
+        <w:tc>
+          <w:tcPr>
+            <w:tcW w:w="1872" w:type="dxa"/>
+          </w:tcPr>
+          <w:p>
+            <w:pPr>
+              <w:rPr>
+                <w:lang w:val="en-US"/>
+              </w:rPr>
+            </w:pPr>
+            <w:r>
+              <w:rPr>
+                <w:lang w:val="en-US"/>
+              </w:rPr>
+              <w:t>CN=10.3.0.0/16,CN=Subnets,CN=Sites,CN=Configuration,DC=corp,DC=voyageurtransportation,DC=ca</w:t>
             </w:r>
           </w:p>
         </w:tc>
@@ -10229,191 +9203,51 @@
               <w:rPr>
                 <w:lang w:val="en-US"/>
               </w:rPr>
-              <w:t>CN=London970</w:t>
-            </w:r>
-            <w:proofErr w:type="gramStart"/>
-            <w:r>
-              <w:rPr>
-                <w:lang w:val="en-US"/>
-              </w:rPr>
-              <w:t>CoLo,CN</w:t>
-            </w:r>
-            <w:proofErr w:type="gramEnd"/>
-            <w:r>
-              <w:rPr>
-                <w:lang w:val="en-US"/>
-              </w:rPr>
-              <w:t>=</w:t>
-            </w:r>
-            <w:proofErr w:type="gramStart"/>
-            <w:r>
-              <w:rPr>
-                <w:lang w:val="en-US"/>
-              </w:rPr>
-              <w:t>Sites,CN</w:t>
-            </w:r>
-            <w:proofErr w:type="gramEnd"/>
-            <w:r>
-              <w:rPr>
-                <w:lang w:val="en-US"/>
-              </w:rPr>
-              <w:t>=</w:t>
-            </w:r>
-            <w:proofErr w:type="gramStart"/>
-            <w:r>
-              <w:rPr>
-                <w:lang w:val="en-US"/>
-              </w:rPr>
-              <w:t>Configuration,DC</w:t>
-            </w:r>
-            <w:proofErr w:type="gramEnd"/>
-            <w:r>
-              <w:rPr>
-                <w:lang w:val="en-US"/>
-              </w:rPr>
-              <w:t>=</w:t>
-            </w:r>
-            <w:proofErr w:type="gramStart"/>
-            <w:r>
-              <w:rPr>
-                <w:lang w:val="en-US"/>
-              </w:rPr>
-              <w:t>corp,DC</w:t>
-            </w:r>
-            <w:proofErr w:type="gramEnd"/>
-            <w:r>
-              <w:rPr>
-                <w:lang w:val="en-US"/>
-              </w:rPr>
-              <w:t>=</w:t>
-            </w:r>
-            <w:proofErr w:type="gramStart"/>
-            <w:r>
-              <w:rPr>
-                <w:lang w:val="en-US"/>
-              </w:rPr>
-              <w:t>voyageurtransportation,DC</w:t>
-            </w:r>
-            <w:proofErr w:type="gramEnd"/>
-            <w:r>
-              <w:rPr>
-                <w:lang w:val="en-US"/>
-              </w:rPr>
-              <w:t>=ca</w:t>
-            </w:r>
-          </w:p>
-        </w:tc>
-        <w:tc>
-          <w:tcPr>
-            <w:tcW w:w="1872" w:type="dxa"/>
-          </w:tcPr>
-          <w:p>
-            <w:pPr>
-              <w:rPr>
-                <w:lang w:val="en-US"/>
-              </w:rPr>
-            </w:pPr>
-          </w:p>
-        </w:tc>
-        <w:tc>
-          <w:tcPr>
-            <w:tcW w:w="1872" w:type="dxa"/>
-          </w:tcPr>
-          <w:p>
-            <w:pPr>
-              <w:rPr>
-                <w:lang w:val="en-US"/>
-              </w:rPr>
-            </w:pPr>
-            <w:r>
-              <w:rPr>
-                <w:lang w:val="en-US"/>
-              </w:rPr>
-              <w:t>CN=10.1.55.0/</w:t>
-            </w:r>
-            <w:proofErr w:type="gramStart"/>
-            <w:r>
-              <w:rPr>
-                <w:lang w:val="en-US"/>
-              </w:rPr>
-              <w:t>24,CN</w:t>
-            </w:r>
-            <w:proofErr w:type="gramEnd"/>
-            <w:r>
-              <w:rPr>
-                <w:lang w:val="en-US"/>
-              </w:rPr>
-              <w:t>=</w:t>
-            </w:r>
-            <w:proofErr w:type="gramStart"/>
-            <w:r>
-              <w:rPr>
-                <w:lang w:val="en-US"/>
-              </w:rPr>
-              <w:t>Subnets,CN</w:t>
-            </w:r>
-            <w:proofErr w:type="gramEnd"/>
-            <w:r>
-              <w:rPr>
-                <w:lang w:val="en-US"/>
-              </w:rPr>
-              <w:t>=</w:t>
-            </w:r>
-            <w:proofErr w:type="gramStart"/>
-            <w:r>
-              <w:rPr>
-                <w:lang w:val="en-US"/>
-              </w:rPr>
-              <w:t>Sites,CN</w:t>
-            </w:r>
-            <w:proofErr w:type="gramEnd"/>
-            <w:r>
-              <w:rPr>
-                <w:lang w:val="en-US"/>
-              </w:rPr>
-              <w:t>=</w:t>
-            </w:r>
-            <w:proofErr w:type="gramStart"/>
-            <w:r>
-              <w:rPr>
-                <w:lang w:val="en-US"/>
-              </w:rPr>
-              <w:t>Configuration,DC</w:t>
-            </w:r>
-            <w:proofErr w:type="gramEnd"/>
-            <w:r>
-              <w:rPr>
-                <w:lang w:val="en-US"/>
-              </w:rPr>
-              <w:t>=</w:t>
-            </w:r>
-            <w:proofErr w:type="gramStart"/>
-            <w:r>
-              <w:rPr>
-                <w:lang w:val="en-US"/>
-              </w:rPr>
-              <w:t>corp,DC</w:t>
-            </w:r>
-            <w:proofErr w:type="gramEnd"/>
-            <w:r>
-              <w:rPr>
-                <w:lang w:val="en-US"/>
-              </w:rPr>
-              <w:t>=</w:t>
-            </w:r>
-            <w:proofErr w:type="gramStart"/>
-            <w:r>
-              <w:rPr>
-                <w:lang w:val="en-US"/>
-              </w:rPr>
-              <w:t>voyageurtransportation,DC</w:t>
-            </w:r>
-            <w:proofErr w:type="gramEnd"/>
-            <w:r>
-              <w:rPr>
-                <w:lang w:val="en-US"/>
-              </w:rPr>
-              <w:t>=ca</w:t>
+              <w:t>CN=London970CoLo,CN=Sites,CN=Configuration,DC</w:t>
+            </w:r>
+            <w:r>
+              <w:rPr>
+                <w:lang w:val="en-US"/>
+              </w:rPr>
+              <w:lastRenderedPageBreak/>
+              <w:t>=corp,DC=voyageurtransportation,DC=ca</w:t>
+            </w:r>
+          </w:p>
+        </w:tc>
+        <w:tc>
+          <w:tcPr>
+            <w:tcW w:w="1872" w:type="dxa"/>
+          </w:tcPr>
+          <w:p>
+            <w:pPr>
+              <w:rPr>
+                <w:lang w:val="en-US"/>
+              </w:rPr>
+            </w:pPr>
+          </w:p>
+        </w:tc>
+        <w:tc>
+          <w:tcPr>
+            <w:tcW w:w="1872" w:type="dxa"/>
+          </w:tcPr>
+          <w:p>
+            <w:pPr>
+              <w:rPr>
+                <w:lang w:val="en-US"/>
+              </w:rPr>
+            </w:pPr>
+            <w:r>
+              <w:rPr>
+                <w:lang w:val="en-US"/>
+              </w:rPr>
+              <w:t>CN=10.1.55.0/24,CN=Subnets,CN=Sites,CN=Configu</w:t>
+            </w:r>
+            <w:r>
+              <w:rPr>
+                <w:lang w:val="en-US"/>
+              </w:rPr>
+              <w:lastRenderedPageBreak/>
+              <w:t>ration,DC=corp,DC=voyageurtransportation,DC=ca</w:t>
             </w:r>
           </w:p>
         </w:tc>
@@ -10469,191 +9303,37 @@
               <w:rPr>
                 <w:lang w:val="en-US"/>
               </w:rPr>
-              <w:t>CN=London970</w:t>
-            </w:r>
-            <w:proofErr w:type="gramStart"/>
-            <w:r>
-              <w:rPr>
-                <w:lang w:val="en-US"/>
-              </w:rPr>
-              <w:t>CoLo,CN</w:t>
-            </w:r>
-            <w:proofErr w:type="gramEnd"/>
-            <w:r>
-              <w:rPr>
-                <w:lang w:val="en-US"/>
-              </w:rPr>
-              <w:t>=</w:t>
-            </w:r>
-            <w:proofErr w:type="gramStart"/>
-            <w:r>
-              <w:rPr>
-                <w:lang w:val="en-US"/>
-              </w:rPr>
-              <w:t>Sites,CN</w:t>
-            </w:r>
-            <w:proofErr w:type="gramEnd"/>
-            <w:r>
-              <w:rPr>
-                <w:lang w:val="en-US"/>
-              </w:rPr>
-              <w:t>=</w:t>
-            </w:r>
-            <w:proofErr w:type="gramStart"/>
-            <w:r>
-              <w:rPr>
-                <w:lang w:val="en-US"/>
-              </w:rPr>
-              <w:t>Configuration,DC</w:t>
-            </w:r>
-            <w:proofErr w:type="gramEnd"/>
-            <w:r>
-              <w:rPr>
-                <w:lang w:val="en-US"/>
-              </w:rPr>
-              <w:t>=</w:t>
-            </w:r>
-            <w:proofErr w:type="gramStart"/>
-            <w:r>
-              <w:rPr>
-                <w:lang w:val="en-US"/>
-              </w:rPr>
-              <w:t>corp,DC</w:t>
-            </w:r>
-            <w:proofErr w:type="gramEnd"/>
-            <w:r>
-              <w:rPr>
-                <w:lang w:val="en-US"/>
-              </w:rPr>
-              <w:t>=</w:t>
-            </w:r>
-            <w:proofErr w:type="gramStart"/>
-            <w:r>
-              <w:rPr>
-                <w:lang w:val="en-US"/>
-              </w:rPr>
-              <w:t>voyageurtransportation,DC</w:t>
-            </w:r>
-            <w:proofErr w:type="gramEnd"/>
-            <w:r>
-              <w:rPr>
-                <w:lang w:val="en-US"/>
-              </w:rPr>
-              <w:t>=ca</w:t>
-            </w:r>
-          </w:p>
-        </w:tc>
-        <w:tc>
-          <w:tcPr>
-            <w:tcW w:w="1872" w:type="dxa"/>
-          </w:tcPr>
-          <w:p>
-            <w:pPr>
-              <w:rPr>
-                <w:lang w:val="en-US"/>
-              </w:rPr>
-            </w:pPr>
-          </w:p>
-        </w:tc>
-        <w:tc>
-          <w:tcPr>
-            <w:tcW w:w="1872" w:type="dxa"/>
-          </w:tcPr>
-          <w:p>
-            <w:pPr>
-              <w:rPr>
-                <w:lang w:val="en-US"/>
-              </w:rPr>
-            </w:pPr>
-            <w:r>
-              <w:rPr>
-                <w:lang w:val="en-US"/>
-              </w:rPr>
-              <w:t>CN=10.1.40.0/</w:t>
-            </w:r>
-            <w:proofErr w:type="gramStart"/>
-            <w:r>
-              <w:rPr>
-                <w:lang w:val="en-US"/>
-              </w:rPr>
-              <w:t>24,CN</w:t>
-            </w:r>
-            <w:proofErr w:type="gramEnd"/>
-            <w:r>
-              <w:rPr>
-                <w:lang w:val="en-US"/>
-              </w:rPr>
-              <w:t>=</w:t>
-            </w:r>
-            <w:proofErr w:type="gramStart"/>
-            <w:r>
-              <w:rPr>
-                <w:lang w:val="en-US"/>
-              </w:rPr>
-              <w:t>Subnets,CN</w:t>
-            </w:r>
-            <w:proofErr w:type="gramEnd"/>
-            <w:r>
-              <w:rPr>
-                <w:lang w:val="en-US"/>
-              </w:rPr>
-              <w:t>=</w:t>
-            </w:r>
-            <w:proofErr w:type="gramStart"/>
-            <w:r>
-              <w:rPr>
-                <w:lang w:val="en-US"/>
-              </w:rPr>
-              <w:t>Sites,CN</w:t>
-            </w:r>
-            <w:proofErr w:type="gramEnd"/>
-            <w:r>
-              <w:rPr>
-                <w:lang w:val="en-US"/>
-              </w:rPr>
-              <w:t>=</w:t>
-            </w:r>
-            <w:proofErr w:type="gramStart"/>
-            <w:r>
-              <w:rPr>
-                <w:lang w:val="en-US"/>
-              </w:rPr>
-              <w:t>Configuration,DC</w:t>
-            </w:r>
-            <w:proofErr w:type="gramEnd"/>
-            <w:r>
-              <w:rPr>
-                <w:lang w:val="en-US"/>
-              </w:rPr>
-              <w:t>=</w:t>
-            </w:r>
-            <w:proofErr w:type="gramStart"/>
-            <w:r>
-              <w:rPr>
-                <w:lang w:val="en-US"/>
-              </w:rPr>
-              <w:t>corp,DC</w:t>
-            </w:r>
-            <w:proofErr w:type="gramEnd"/>
-            <w:r>
-              <w:rPr>
-                <w:lang w:val="en-US"/>
-              </w:rPr>
-              <w:t>=</w:t>
-            </w:r>
-            <w:proofErr w:type="gramStart"/>
-            <w:r>
-              <w:rPr>
-                <w:lang w:val="en-US"/>
-              </w:rPr>
-              <w:t>voyageurtransportation,DC</w:t>
-            </w:r>
-            <w:proofErr w:type="gramEnd"/>
-            <w:r>
-              <w:rPr>
-                <w:lang w:val="en-US"/>
-              </w:rPr>
-              <w:t>=ca</w:t>
+              <w:t>CN=London970CoLo,CN=Sites,CN=Configuration,DC=corp,DC=voyageurtransportation,DC=ca</w:t>
+            </w:r>
+          </w:p>
+        </w:tc>
+        <w:tc>
+          <w:tcPr>
+            <w:tcW w:w="1872" w:type="dxa"/>
+          </w:tcPr>
+          <w:p>
+            <w:pPr>
+              <w:rPr>
+                <w:lang w:val="en-US"/>
+              </w:rPr>
+            </w:pPr>
+          </w:p>
+        </w:tc>
+        <w:tc>
+          <w:tcPr>
+            <w:tcW w:w="1872" w:type="dxa"/>
+          </w:tcPr>
+          <w:p>
+            <w:pPr>
+              <w:rPr>
+                <w:lang w:val="en-US"/>
+              </w:rPr>
+            </w:pPr>
+            <w:r>
+              <w:rPr>
+                <w:lang w:val="en-US"/>
+              </w:rPr>
+              <w:t>CN=10.1.40.0/24,CN=Subnets,CN=Sites,CN=Configuration,DC=corp,DC=voyageurtransportation,DC=ca</w:t>
             </w:r>
           </w:p>
         </w:tc>
@@ -10706,191 +9386,37 @@
               <w:rPr>
                 <w:lang w:val="en-US"/>
               </w:rPr>
-              <w:t>CN=London970</w:t>
-            </w:r>
-            <w:proofErr w:type="gramStart"/>
-            <w:r>
-              <w:rPr>
-                <w:lang w:val="en-US"/>
-              </w:rPr>
-              <w:t>CoLo,CN</w:t>
-            </w:r>
-            <w:proofErr w:type="gramEnd"/>
-            <w:r>
-              <w:rPr>
-                <w:lang w:val="en-US"/>
-              </w:rPr>
-              <w:t>=</w:t>
-            </w:r>
-            <w:proofErr w:type="gramStart"/>
-            <w:r>
-              <w:rPr>
-                <w:lang w:val="en-US"/>
-              </w:rPr>
-              <w:t>Sites,CN</w:t>
-            </w:r>
-            <w:proofErr w:type="gramEnd"/>
-            <w:r>
-              <w:rPr>
-                <w:lang w:val="en-US"/>
-              </w:rPr>
-              <w:t>=</w:t>
-            </w:r>
-            <w:proofErr w:type="gramStart"/>
-            <w:r>
-              <w:rPr>
-                <w:lang w:val="en-US"/>
-              </w:rPr>
-              <w:t>Configuration,DC</w:t>
-            </w:r>
-            <w:proofErr w:type="gramEnd"/>
-            <w:r>
-              <w:rPr>
-                <w:lang w:val="en-US"/>
-              </w:rPr>
-              <w:t>=</w:t>
-            </w:r>
-            <w:proofErr w:type="gramStart"/>
-            <w:r>
-              <w:rPr>
-                <w:lang w:val="en-US"/>
-              </w:rPr>
-              <w:t>corp,DC</w:t>
-            </w:r>
-            <w:proofErr w:type="gramEnd"/>
-            <w:r>
-              <w:rPr>
-                <w:lang w:val="en-US"/>
-              </w:rPr>
-              <w:t>=</w:t>
-            </w:r>
-            <w:proofErr w:type="gramStart"/>
-            <w:r>
-              <w:rPr>
-                <w:lang w:val="en-US"/>
-              </w:rPr>
-              <w:t>voyageurtransportation,DC</w:t>
-            </w:r>
-            <w:proofErr w:type="gramEnd"/>
-            <w:r>
-              <w:rPr>
-                <w:lang w:val="en-US"/>
-              </w:rPr>
-              <w:t>=ca</w:t>
-            </w:r>
-          </w:p>
-        </w:tc>
-        <w:tc>
-          <w:tcPr>
-            <w:tcW w:w="1872" w:type="dxa"/>
-          </w:tcPr>
-          <w:p>
-            <w:pPr>
-              <w:rPr>
-                <w:lang w:val="en-US"/>
-              </w:rPr>
-            </w:pPr>
-          </w:p>
-        </w:tc>
-        <w:tc>
-          <w:tcPr>
-            <w:tcW w:w="1872" w:type="dxa"/>
-          </w:tcPr>
-          <w:p>
-            <w:pPr>
-              <w:rPr>
-                <w:lang w:val="en-US"/>
-              </w:rPr>
-            </w:pPr>
-            <w:r>
-              <w:rPr>
-                <w:lang w:val="en-US"/>
-              </w:rPr>
-              <w:t>CN=10.1.50.0/</w:t>
-            </w:r>
-            <w:proofErr w:type="gramStart"/>
-            <w:r>
-              <w:rPr>
-                <w:lang w:val="en-US"/>
-              </w:rPr>
-              <w:t>24,CN</w:t>
-            </w:r>
-            <w:proofErr w:type="gramEnd"/>
-            <w:r>
-              <w:rPr>
-                <w:lang w:val="en-US"/>
-              </w:rPr>
-              <w:t>=</w:t>
-            </w:r>
-            <w:proofErr w:type="gramStart"/>
-            <w:r>
-              <w:rPr>
-                <w:lang w:val="en-US"/>
-              </w:rPr>
-              <w:t>Subnets,CN</w:t>
-            </w:r>
-            <w:proofErr w:type="gramEnd"/>
-            <w:r>
-              <w:rPr>
-                <w:lang w:val="en-US"/>
-              </w:rPr>
-              <w:t>=</w:t>
-            </w:r>
-            <w:proofErr w:type="gramStart"/>
-            <w:r>
-              <w:rPr>
-                <w:lang w:val="en-US"/>
-              </w:rPr>
-              <w:t>Sites,CN</w:t>
-            </w:r>
-            <w:proofErr w:type="gramEnd"/>
-            <w:r>
-              <w:rPr>
-                <w:lang w:val="en-US"/>
-              </w:rPr>
-              <w:t>=</w:t>
-            </w:r>
-            <w:proofErr w:type="gramStart"/>
-            <w:r>
-              <w:rPr>
-                <w:lang w:val="en-US"/>
-              </w:rPr>
-              <w:t>Configuration,DC</w:t>
-            </w:r>
-            <w:proofErr w:type="gramEnd"/>
-            <w:r>
-              <w:rPr>
-                <w:lang w:val="en-US"/>
-              </w:rPr>
-              <w:t>=</w:t>
-            </w:r>
-            <w:proofErr w:type="gramStart"/>
-            <w:r>
-              <w:rPr>
-                <w:lang w:val="en-US"/>
-              </w:rPr>
-              <w:t>corp,DC</w:t>
-            </w:r>
-            <w:proofErr w:type="gramEnd"/>
-            <w:r>
-              <w:rPr>
-                <w:lang w:val="en-US"/>
-              </w:rPr>
-              <w:t>=</w:t>
-            </w:r>
-            <w:proofErr w:type="gramStart"/>
-            <w:r>
-              <w:rPr>
-                <w:lang w:val="en-US"/>
-              </w:rPr>
-              <w:t>voyageurtransportation,DC</w:t>
-            </w:r>
-            <w:proofErr w:type="gramEnd"/>
-            <w:r>
-              <w:rPr>
-                <w:lang w:val="en-US"/>
-              </w:rPr>
-              <w:t>=ca</w:t>
+              <w:t>CN=London970CoLo,CN=Sites,CN=Configuration,DC=corp,DC=voyageurtransportation,DC=ca</w:t>
+            </w:r>
+          </w:p>
+        </w:tc>
+        <w:tc>
+          <w:tcPr>
+            <w:tcW w:w="1872" w:type="dxa"/>
+          </w:tcPr>
+          <w:p>
+            <w:pPr>
+              <w:rPr>
+                <w:lang w:val="en-US"/>
+              </w:rPr>
+            </w:pPr>
+          </w:p>
+        </w:tc>
+        <w:tc>
+          <w:tcPr>
+            <w:tcW w:w="1872" w:type="dxa"/>
+          </w:tcPr>
+          <w:p>
+            <w:pPr>
+              <w:rPr>
+                <w:lang w:val="en-US"/>
+              </w:rPr>
+            </w:pPr>
+            <w:r>
+              <w:rPr>
+                <w:lang w:val="en-US"/>
+              </w:rPr>
+              <w:t>CN=10.1.50.0/24,CN=Subnets,CN=Sites,CN=Configuration,DC=corp,DC=voyageurtransportation,DC=ca</w:t>
             </w:r>
           </w:p>
         </w:tc>
@@ -10946,191 +9472,37 @@
               <w:rPr>
                 <w:lang w:val="en-US"/>
               </w:rPr>
-              <w:t>CN=London970</w:t>
-            </w:r>
-            <w:proofErr w:type="gramStart"/>
-            <w:r>
-              <w:rPr>
-                <w:lang w:val="en-US"/>
-              </w:rPr>
-              <w:t>CoLo,CN</w:t>
-            </w:r>
-            <w:proofErr w:type="gramEnd"/>
-            <w:r>
-              <w:rPr>
-                <w:lang w:val="en-US"/>
-              </w:rPr>
-              <w:t>=</w:t>
-            </w:r>
-            <w:proofErr w:type="gramStart"/>
-            <w:r>
-              <w:rPr>
-                <w:lang w:val="en-US"/>
-              </w:rPr>
-              <w:t>Sites,CN</w:t>
-            </w:r>
-            <w:proofErr w:type="gramEnd"/>
-            <w:r>
-              <w:rPr>
-                <w:lang w:val="en-US"/>
-              </w:rPr>
-              <w:t>=</w:t>
-            </w:r>
-            <w:proofErr w:type="gramStart"/>
-            <w:r>
-              <w:rPr>
-                <w:lang w:val="en-US"/>
-              </w:rPr>
-              <w:t>Configuration,DC</w:t>
-            </w:r>
-            <w:proofErr w:type="gramEnd"/>
-            <w:r>
-              <w:rPr>
-                <w:lang w:val="en-US"/>
-              </w:rPr>
-              <w:t>=</w:t>
-            </w:r>
-            <w:proofErr w:type="gramStart"/>
-            <w:r>
-              <w:rPr>
-                <w:lang w:val="en-US"/>
-              </w:rPr>
-              <w:t>corp,DC</w:t>
-            </w:r>
-            <w:proofErr w:type="gramEnd"/>
-            <w:r>
-              <w:rPr>
-                <w:lang w:val="en-US"/>
-              </w:rPr>
-              <w:t>=</w:t>
-            </w:r>
-            <w:proofErr w:type="gramStart"/>
-            <w:r>
-              <w:rPr>
-                <w:lang w:val="en-US"/>
-              </w:rPr>
-              <w:t>voyageurtransportation,DC</w:t>
-            </w:r>
-            <w:proofErr w:type="gramEnd"/>
-            <w:r>
-              <w:rPr>
-                <w:lang w:val="en-US"/>
-              </w:rPr>
-              <w:t>=ca</w:t>
-            </w:r>
-          </w:p>
-        </w:tc>
-        <w:tc>
-          <w:tcPr>
-            <w:tcW w:w="1872" w:type="dxa"/>
-          </w:tcPr>
-          <w:p>
-            <w:pPr>
-              <w:rPr>
-                <w:lang w:val="en-US"/>
-              </w:rPr>
-            </w:pPr>
-          </w:p>
-        </w:tc>
-        <w:tc>
-          <w:tcPr>
-            <w:tcW w:w="1872" w:type="dxa"/>
-          </w:tcPr>
-          <w:p>
-            <w:pPr>
-              <w:rPr>
-                <w:lang w:val="en-US"/>
-              </w:rPr>
-            </w:pPr>
-            <w:r>
-              <w:rPr>
-                <w:lang w:val="en-US"/>
-              </w:rPr>
-              <w:t>CN=10.1.45.0/</w:t>
-            </w:r>
-            <w:proofErr w:type="gramStart"/>
-            <w:r>
-              <w:rPr>
-                <w:lang w:val="en-US"/>
-              </w:rPr>
-              <w:t>24,CN</w:t>
-            </w:r>
-            <w:proofErr w:type="gramEnd"/>
-            <w:r>
-              <w:rPr>
-                <w:lang w:val="en-US"/>
-              </w:rPr>
-              <w:t>=</w:t>
-            </w:r>
-            <w:proofErr w:type="gramStart"/>
-            <w:r>
-              <w:rPr>
-                <w:lang w:val="en-US"/>
-              </w:rPr>
-              <w:t>Subnets,CN</w:t>
-            </w:r>
-            <w:proofErr w:type="gramEnd"/>
-            <w:r>
-              <w:rPr>
-                <w:lang w:val="en-US"/>
-              </w:rPr>
-              <w:t>=</w:t>
-            </w:r>
-            <w:proofErr w:type="gramStart"/>
-            <w:r>
-              <w:rPr>
-                <w:lang w:val="en-US"/>
-              </w:rPr>
-              <w:t>Sites,CN</w:t>
-            </w:r>
-            <w:proofErr w:type="gramEnd"/>
-            <w:r>
-              <w:rPr>
-                <w:lang w:val="en-US"/>
-              </w:rPr>
-              <w:t>=</w:t>
-            </w:r>
-            <w:proofErr w:type="gramStart"/>
-            <w:r>
-              <w:rPr>
-                <w:lang w:val="en-US"/>
-              </w:rPr>
-              <w:t>Configuration,DC</w:t>
-            </w:r>
-            <w:proofErr w:type="gramEnd"/>
-            <w:r>
-              <w:rPr>
-                <w:lang w:val="en-US"/>
-              </w:rPr>
-              <w:t>=</w:t>
-            </w:r>
-            <w:proofErr w:type="gramStart"/>
-            <w:r>
-              <w:rPr>
-                <w:lang w:val="en-US"/>
-              </w:rPr>
-              <w:t>corp,DC</w:t>
-            </w:r>
-            <w:proofErr w:type="gramEnd"/>
-            <w:r>
-              <w:rPr>
-                <w:lang w:val="en-US"/>
-              </w:rPr>
-              <w:t>=</w:t>
-            </w:r>
-            <w:proofErr w:type="gramStart"/>
-            <w:r>
-              <w:rPr>
-                <w:lang w:val="en-US"/>
-              </w:rPr>
-              <w:t>voyageurtransportation,DC</w:t>
-            </w:r>
-            <w:proofErr w:type="gramEnd"/>
-            <w:r>
-              <w:rPr>
-                <w:lang w:val="en-US"/>
-              </w:rPr>
-              <w:t>=ca</w:t>
+              <w:t>CN=London970CoLo,CN=Sites,CN=Configuration,DC=corp,DC=voyageurtransportation,DC=ca</w:t>
+            </w:r>
+          </w:p>
+        </w:tc>
+        <w:tc>
+          <w:tcPr>
+            <w:tcW w:w="1872" w:type="dxa"/>
+          </w:tcPr>
+          <w:p>
+            <w:pPr>
+              <w:rPr>
+                <w:lang w:val="en-US"/>
+              </w:rPr>
+            </w:pPr>
+          </w:p>
+        </w:tc>
+        <w:tc>
+          <w:tcPr>
+            <w:tcW w:w="1872" w:type="dxa"/>
+          </w:tcPr>
+          <w:p>
+            <w:pPr>
+              <w:rPr>
+                <w:lang w:val="en-US"/>
+              </w:rPr>
+            </w:pPr>
+            <w:r>
+              <w:rPr>
+                <w:lang w:val="en-US"/>
+              </w:rPr>
+              <w:t>CN=10.1.45.0/24,CN=Subnets,CN=Sites,CN=Configuration,DC=corp,DC=voyageurtransportation,DC=ca</w:t>
             </w:r>
           </w:p>
         </w:tc>
@@ -11183,205 +9555,37 @@
               <w:rPr>
                 <w:lang w:val="en-US"/>
               </w:rPr>
-              <w:t>CN=London970</w:t>
-            </w:r>
-            <w:proofErr w:type="gramStart"/>
-            <w:r>
-              <w:rPr>
-                <w:lang w:val="en-US"/>
-              </w:rPr>
-              <w:t>CoLo,CN</w:t>
-            </w:r>
-            <w:proofErr w:type="gramEnd"/>
-            <w:r>
-              <w:rPr>
-                <w:lang w:val="en-US"/>
-              </w:rPr>
-              <w:t>=</w:t>
-            </w:r>
-            <w:proofErr w:type="gramStart"/>
-            <w:r>
-              <w:rPr>
-                <w:lang w:val="en-US"/>
-              </w:rPr>
-              <w:t>Sites,CN</w:t>
-            </w:r>
-            <w:proofErr w:type="gramEnd"/>
-            <w:r>
-              <w:rPr>
-                <w:lang w:val="en-US"/>
-              </w:rPr>
-              <w:t>=</w:t>
-            </w:r>
-            <w:proofErr w:type="gramStart"/>
-            <w:r>
-              <w:rPr>
-                <w:lang w:val="en-US"/>
-              </w:rPr>
-              <w:t>Configuration,DC</w:t>
-            </w:r>
-            <w:proofErr w:type="gramEnd"/>
-            <w:r>
-              <w:rPr>
-                <w:lang w:val="en-US"/>
-              </w:rPr>
-              <w:t>=</w:t>
-            </w:r>
-            <w:proofErr w:type="gramStart"/>
-            <w:r>
-              <w:rPr>
-                <w:lang w:val="en-US"/>
-              </w:rPr>
-              <w:t>corp,DC</w:t>
-            </w:r>
-            <w:proofErr w:type="gramEnd"/>
-            <w:r>
-              <w:rPr>
-                <w:lang w:val="en-US"/>
-              </w:rPr>
-              <w:t>=</w:t>
-            </w:r>
-            <w:proofErr w:type="gramStart"/>
-            <w:r>
-              <w:rPr>
-                <w:lang w:val="en-US"/>
-              </w:rPr>
-              <w:t>voyageurtransportation,DC</w:t>
-            </w:r>
-            <w:proofErr w:type="gramEnd"/>
-            <w:r>
-              <w:rPr>
-                <w:lang w:val="en-US"/>
-              </w:rPr>
-              <w:t>=ca</w:t>
-            </w:r>
-          </w:p>
-        </w:tc>
-        <w:tc>
-          <w:tcPr>
-            <w:tcW w:w="1872" w:type="dxa"/>
-          </w:tcPr>
-          <w:p>
-            <w:pPr>
-              <w:rPr>
-                <w:lang w:val="en-US"/>
-              </w:rPr>
-            </w:pPr>
-          </w:p>
-        </w:tc>
-        <w:tc>
-          <w:tcPr>
-            <w:tcW w:w="1872" w:type="dxa"/>
-          </w:tcPr>
-          <w:p>
-            <w:pPr>
-              <w:rPr>
-                <w:lang w:val="en-US"/>
-              </w:rPr>
-            </w:pPr>
-            <w:r>
-              <w:rPr>
-                <w:lang w:val="en-US"/>
-              </w:rPr>
-              <w:t>CN=10.101.</w:t>
-            </w:r>
-            <w:proofErr w:type="gramStart"/>
-            <w:r>
-              <w:rPr>
-                <w:lang w:val="en-US"/>
-              </w:rPr>
-              <w:t>0.0</w:t>
-            </w:r>
-            <w:proofErr w:type="gramEnd"/>
-            <w:r>
-              <w:rPr>
-                <w:lang w:val="en-US"/>
-              </w:rPr>
-              <w:t>/</w:t>
-            </w:r>
-            <w:proofErr w:type="gramStart"/>
-            <w:r>
-              <w:rPr>
-                <w:lang w:val="en-US"/>
-              </w:rPr>
-              <w:t>24,CN</w:t>
-            </w:r>
-            <w:proofErr w:type="gramEnd"/>
-            <w:r>
-              <w:rPr>
-                <w:lang w:val="en-US"/>
-              </w:rPr>
-              <w:t>=</w:t>
-            </w:r>
-            <w:proofErr w:type="gramStart"/>
-            <w:r>
-              <w:rPr>
-                <w:lang w:val="en-US"/>
-              </w:rPr>
-              <w:t>Subnets,CN</w:t>
-            </w:r>
-            <w:proofErr w:type="gramEnd"/>
-            <w:r>
-              <w:rPr>
-                <w:lang w:val="en-US"/>
-              </w:rPr>
-              <w:t>=</w:t>
-            </w:r>
-            <w:proofErr w:type="gramStart"/>
-            <w:r>
-              <w:rPr>
-                <w:lang w:val="en-US"/>
-              </w:rPr>
-              <w:t>Sites,CN</w:t>
-            </w:r>
-            <w:proofErr w:type="gramEnd"/>
-            <w:r>
-              <w:rPr>
-                <w:lang w:val="en-US"/>
-              </w:rPr>
-              <w:t>=</w:t>
-            </w:r>
-            <w:proofErr w:type="gramStart"/>
-            <w:r>
-              <w:rPr>
-                <w:lang w:val="en-US"/>
-              </w:rPr>
-              <w:t>Configuration,DC</w:t>
-            </w:r>
-            <w:proofErr w:type="gramEnd"/>
-            <w:r>
-              <w:rPr>
-                <w:lang w:val="en-US"/>
-              </w:rPr>
-              <w:t>=</w:t>
-            </w:r>
-            <w:proofErr w:type="gramStart"/>
-            <w:r>
-              <w:rPr>
-                <w:lang w:val="en-US"/>
-              </w:rPr>
-              <w:t>corp,DC</w:t>
-            </w:r>
-            <w:proofErr w:type="gramEnd"/>
-            <w:r>
-              <w:rPr>
-                <w:lang w:val="en-US"/>
-              </w:rPr>
-              <w:t>=</w:t>
-            </w:r>
-            <w:proofErr w:type="gramStart"/>
-            <w:r>
-              <w:rPr>
-                <w:lang w:val="en-US"/>
-              </w:rPr>
-              <w:t>voyageurtransportation,DC</w:t>
-            </w:r>
-            <w:proofErr w:type="gramEnd"/>
-            <w:r>
-              <w:rPr>
-                <w:lang w:val="en-US"/>
-              </w:rPr>
-              <w:t>=ca</w:t>
+              <w:t>CN=London970CoLo,CN=Sites,CN=Configuration,DC=corp,DC=voyageurtransportation,DC=ca</w:t>
+            </w:r>
+          </w:p>
+        </w:tc>
+        <w:tc>
+          <w:tcPr>
+            <w:tcW w:w="1872" w:type="dxa"/>
+          </w:tcPr>
+          <w:p>
+            <w:pPr>
+              <w:rPr>
+                <w:lang w:val="en-US"/>
+              </w:rPr>
+            </w:pPr>
+          </w:p>
+        </w:tc>
+        <w:tc>
+          <w:tcPr>
+            <w:tcW w:w="1872" w:type="dxa"/>
+          </w:tcPr>
+          <w:p>
+            <w:pPr>
+              <w:rPr>
+                <w:lang w:val="en-US"/>
+              </w:rPr>
+            </w:pPr>
+            <w:r>
+              <w:rPr>
+                <w:lang w:val="en-US"/>
+              </w:rPr>
+              <w:t>CN=10.101.0.0/24,CN=Subnets,CN=Sites,CN=Configuration,DC=corp,DC=voyageurtransportation,DC=ca</w:t>
             </w:r>
           </w:p>
         </w:tc>
@@ -11437,191 +9641,37 @@
               <w:rPr>
                 <w:lang w:val="en-US"/>
               </w:rPr>
-              <w:t>CN=London970</w:t>
-            </w:r>
-            <w:proofErr w:type="gramStart"/>
-            <w:r>
-              <w:rPr>
-                <w:lang w:val="en-US"/>
-              </w:rPr>
-              <w:t>CoLo,CN</w:t>
-            </w:r>
-            <w:proofErr w:type="gramEnd"/>
-            <w:r>
-              <w:rPr>
-                <w:lang w:val="en-US"/>
-              </w:rPr>
-              <w:t>=</w:t>
-            </w:r>
-            <w:proofErr w:type="gramStart"/>
-            <w:r>
-              <w:rPr>
-                <w:lang w:val="en-US"/>
-              </w:rPr>
-              <w:t>Sites,CN</w:t>
-            </w:r>
-            <w:proofErr w:type="gramEnd"/>
-            <w:r>
-              <w:rPr>
-                <w:lang w:val="en-US"/>
-              </w:rPr>
-              <w:t>=</w:t>
-            </w:r>
-            <w:proofErr w:type="gramStart"/>
-            <w:r>
-              <w:rPr>
-                <w:lang w:val="en-US"/>
-              </w:rPr>
-              <w:t>Configuration,DC</w:t>
-            </w:r>
-            <w:proofErr w:type="gramEnd"/>
-            <w:r>
-              <w:rPr>
-                <w:lang w:val="en-US"/>
-              </w:rPr>
-              <w:t>=</w:t>
-            </w:r>
-            <w:proofErr w:type="gramStart"/>
-            <w:r>
-              <w:rPr>
-                <w:lang w:val="en-US"/>
-              </w:rPr>
-              <w:t>corp,DC</w:t>
-            </w:r>
-            <w:proofErr w:type="gramEnd"/>
-            <w:r>
-              <w:rPr>
-                <w:lang w:val="en-US"/>
-              </w:rPr>
-              <w:t>=</w:t>
-            </w:r>
-            <w:proofErr w:type="gramStart"/>
-            <w:r>
-              <w:rPr>
-                <w:lang w:val="en-US"/>
-              </w:rPr>
-              <w:t>voyageurtransportation,DC</w:t>
-            </w:r>
-            <w:proofErr w:type="gramEnd"/>
-            <w:r>
-              <w:rPr>
-                <w:lang w:val="en-US"/>
-              </w:rPr>
-              <w:t>=ca</w:t>
-            </w:r>
-          </w:p>
-        </w:tc>
-        <w:tc>
-          <w:tcPr>
-            <w:tcW w:w="1872" w:type="dxa"/>
-          </w:tcPr>
-          <w:p>
-            <w:pPr>
-              <w:rPr>
-                <w:lang w:val="en-US"/>
-              </w:rPr>
-            </w:pPr>
-          </w:p>
-        </w:tc>
-        <w:tc>
-          <w:tcPr>
-            <w:tcW w:w="1872" w:type="dxa"/>
-          </w:tcPr>
-          <w:p>
-            <w:pPr>
-              <w:rPr>
-                <w:lang w:val="en-US"/>
-              </w:rPr>
-            </w:pPr>
-            <w:r>
-              <w:rPr>
-                <w:lang w:val="en-US"/>
-              </w:rPr>
-              <w:t>CN=10.2.10.0/</w:t>
-            </w:r>
-            <w:proofErr w:type="gramStart"/>
-            <w:r>
-              <w:rPr>
-                <w:lang w:val="en-US"/>
-              </w:rPr>
-              <w:t>24,CN</w:t>
-            </w:r>
-            <w:proofErr w:type="gramEnd"/>
-            <w:r>
-              <w:rPr>
-                <w:lang w:val="en-US"/>
-              </w:rPr>
-              <w:t>=</w:t>
-            </w:r>
-            <w:proofErr w:type="gramStart"/>
-            <w:r>
-              <w:rPr>
-                <w:lang w:val="en-US"/>
-              </w:rPr>
-              <w:t>Subnets,CN</w:t>
-            </w:r>
-            <w:proofErr w:type="gramEnd"/>
-            <w:r>
-              <w:rPr>
-                <w:lang w:val="en-US"/>
-              </w:rPr>
-              <w:t>=</w:t>
-            </w:r>
-            <w:proofErr w:type="gramStart"/>
-            <w:r>
-              <w:rPr>
-                <w:lang w:val="en-US"/>
-              </w:rPr>
-              <w:t>Sites,CN</w:t>
-            </w:r>
-            <w:proofErr w:type="gramEnd"/>
-            <w:r>
-              <w:rPr>
-                <w:lang w:val="en-US"/>
-              </w:rPr>
-              <w:t>=</w:t>
-            </w:r>
-            <w:proofErr w:type="gramStart"/>
-            <w:r>
-              <w:rPr>
-                <w:lang w:val="en-US"/>
-              </w:rPr>
-              <w:t>Configuration,DC</w:t>
-            </w:r>
-            <w:proofErr w:type="gramEnd"/>
-            <w:r>
-              <w:rPr>
-                <w:lang w:val="en-US"/>
-              </w:rPr>
-              <w:t>=</w:t>
-            </w:r>
-            <w:proofErr w:type="gramStart"/>
-            <w:r>
-              <w:rPr>
-                <w:lang w:val="en-US"/>
-              </w:rPr>
-              <w:t>corp,DC</w:t>
-            </w:r>
-            <w:proofErr w:type="gramEnd"/>
-            <w:r>
-              <w:rPr>
-                <w:lang w:val="en-US"/>
-              </w:rPr>
-              <w:t>=</w:t>
-            </w:r>
-            <w:proofErr w:type="gramStart"/>
-            <w:r>
-              <w:rPr>
-                <w:lang w:val="en-US"/>
-              </w:rPr>
-              <w:t>voyageurtransportation,DC</w:t>
-            </w:r>
-            <w:proofErr w:type="gramEnd"/>
-            <w:r>
-              <w:rPr>
-                <w:lang w:val="en-US"/>
-              </w:rPr>
-              <w:t>=ca</w:t>
+              <w:t>CN=London970CoLo,CN=Sites,CN=Configuration,DC=corp,DC=voyageurtransportation,DC=ca</w:t>
+            </w:r>
+          </w:p>
+        </w:tc>
+        <w:tc>
+          <w:tcPr>
+            <w:tcW w:w="1872" w:type="dxa"/>
+          </w:tcPr>
+          <w:p>
+            <w:pPr>
+              <w:rPr>
+                <w:lang w:val="en-US"/>
+              </w:rPr>
+            </w:pPr>
+          </w:p>
+        </w:tc>
+        <w:tc>
+          <w:tcPr>
+            <w:tcW w:w="1872" w:type="dxa"/>
+          </w:tcPr>
+          <w:p>
+            <w:pPr>
+              <w:rPr>
+                <w:lang w:val="en-US"/>
+              </w:rPr>
+            </w:pPr>
+            <w:r>
+              <w:rPr>
+                <w:lang w:val="en-US"/>
+              </w:rPr>
+              <w:t>CN=10.2.10.0/24,CN=Subnets,CN=Sites,CN=Configuration,DC=corp,DC=voyageurtransportation,DC=ca</w:t>
             </w:r>
           </w:p>
         </w:tc>
@@ -11674,191 +9724,37 @@
               <w:rPr>
                 <w:lang w:val="en-US"/>
               </w:rPr>
-              <w:t>CN=London970</w:t>
-            </w:r>
-            <w:proofErr w:type="gramStart"/>
-            <w:r>
-              <w:rPr>
-                <w:lang w:val="en-US"/>
-              </w:rPr>
-              <w:t>CoLo,CN</w:t>
-            </w:r>
-            <w:proofErr w:type="gramEnd"/>
-            <w:r>
-              <w:rPr>
-                <w:lang w:val="en-US"/>
-              </w:rPr>
-              <w:t>=</w:t>
-            </w:r>
-            <w:proofErr w:type="gramStart"/>
-            <w:r>
-              <w:rPr>
-                <w:lang w:val="en-US"/>
-              </w:rPr>
-              <w:t>Sites,CN</w:t>
-            </w:r>
-            <w:proofErr w:type="gramEnd"/>
-            <w:r>
-              <w:rPr>
-                <w:lang w:val="en-US"/>
-              </w:rPr>
-              <w:t>=</w:t>
-            </w:r>
-            <w:proofErr w:type="gramStart"/>
-            <w:r>
-              <w:rPr>
-                <w:lang w:val="en-US"/>
-              </w:rPr>
-              <w:t>Configuration,DC</w:t>
-            </w:r>
-            <w:proofErr w:type="gramEnd"/>
-            <w:r>
-              <w:rPr>
-                <w:lang w:val="en-US"/>
-              </w:rPr>
-              <w:t>=</w:t>
-            </w:r>
-            <w:proofErr w:type="gramStart"/>
-            <w:r>
-              <w:rPr>
-                <w:lang w:val="en-US"/>
-              </w:rPr>
-              <w:t>corp,DC</w:t>
-            </w:r>
-            <w:proofErr w:type="gramEnd"/>
-            <w:r>
-              <w:rPr>
-                <w:lang w:val="en-US"/>
-              </w:rPr>
-              <w:t>=</w:t>
-            </w:r>
-            <w:proofErr w:type="gramStart"/>
-            <w:r>
-              <w:rPr>
-                <w:lang w:val="en-US"/>
-              </w:rPr>
-              <w:t>voyageurtransportation,DC</w:t>
-            </w:r>
-            <w:proofErr w:type="gramEnd"/>
-            <w:r>
-              <w:rPr>
-                <w:lang w:val="en-US"/>
-              </w:rPr>
-              <w:t>=ca</w:t>
-            </w:r>
-          </w:p>
-        </w:tc>
-        <w:tc>
-          <w:tcPr>
-            <w:tcW w:w="1872" w:type="dxa"/>
-          </w:tcPr>
-          <w:p>
-            <w:pPr>
-              <w:rPr>
-                <w:lang w:val="en-US"/>
-              </w:rPr>
-            </w:pPr>
-          </w:p>
-        </w:tc>
-        <w:tc>
-          <w:tcPr>
-            <w:tcW w:w="1872" w:type="dxa"/>
-          </w:tcPr>
-          <w:p>
-            <w:pPr>
-              <w:rPr>
-                <w:lang w:val="en-US"/>
-              </w:rPr>
-            </w:pPr>
-            <w:r>
-              <w:rPr>
-                <w:lang w:val="en-US"/>
-              </w:rPr>
-              <w:t>CN=10.1.2.0/</w:t>
-            </w:r>
-            <w:proofErr w:type="gramStart"/>
-            <w:r>
-              <w:rPr>
-                <w:lang w:val="en-US"/>
-              </w:rPr>
-              <w:t>24,CN</w:t>
-            </w:r>
-            <w:proofErr w:type="gramEnd"/>
-            <w:r>
-              <w:rPr>
-                <w:lang w:val="en-US"/>
-              </w:rPr>
-              <w:t>=</w:t>
-            </w:r>
-            <w:proofErr w:type="gramStart"/>
-            <w:r>
-              <w:rPr>
-                <w:lang w:val="en-US"/>
-              </w:rPr>
-              <w:t>Subnets,CN</w:t>
-            </w:r>
-            <w:proofErr w:type="gramEnd"/>
-            <w:r>
-              <w:rPr>
-                <w:lang w:val="en-US"/>
-              </w:rPr>
-              <w:t>=</w:t>
-            </w:r>
-            <w:proofErr w:type="gramStart"/>
-            <w:r>
-              <w:rPr>
-                <w:lang w:val="en-US"/>
-              </w:rPr>
-              <w:t>Sites,CN</w:t>
-            </w:r>
-            <w:proofErr w:type="gramEnd"/>
-            <w:r>
-              <w:rPr>
-                <w:lang w:val="en-US"/>
-              </w:rPr>
-              <w:t>=</w:t>
-            </w:r>
-            <w:proofErr w:type="gramStart"/>
-            <w:r>
-              <w:rPr>
-                <w:lang w:val="en-US"/>
-              </w:rPr>
-              <w:t>Configuration,DC</w:t>
-            </w:r>
-            <w:proofErr w:type="gramEnd"/>
-            <w:r>
-              <w:rPr>
-                <w:lang w:val="en-US"/>
-              </w:rPr>
-              <w:t>=</w:t>
-            </w:r>
-            <w:proofErr w:type="gramStart"/>
-            <w:r>
-              <w:rPr>
-                <w:lang w:val="en-US"/>
-              </w:rPr>
-              <w:t>corp,DC</w:t>
-            </w:r>
-            <w:proofErr w:type="gramEnd"/>
-            <w:r>
-              <w:rPr>
-                <w:lang w:val="en-US"/>
-              </w:rPr>
-              <w:t>=</w:t>
-            </w:r>
-            <w:proofErr w:type="gramStart"/>
-            <w:r>
-              <w:rPr>
-                <w:lang w:val="en-US"/>
-              </w:rPr>
-              <w:t>voyageurtransportation,DC</w:t>
-            </w:r>
-            <w:proofErr w:type="gramEnd"/>
-            <w:r>
-              <w:rPr>
-                <w:lang w:val="en-US"/>
-              </w:rPr>
-              <w:t>=ca</w:t>
+              <w:t>CN=London970CoLo,CN=Sites,CN=Configuration,DC=corp,DC=voyageurtransportation,DC=ca</w:t>
+            </w:r>
+          </w:p>
+        </w:tc>
+        <w:tc>
+          <w:tcPr>
+            <w:tcW w:w="1872" w:type="dxa"/>
+          </w:tcPr>
+          <w:p>
+            <w:pPr>
+              <w:rPr>
+                <w:lang w:val="en-US"/>
+              </w:rPr>
+            </w:pPr>
+          </w:p>
+        </w:tc>
+        <w:tc>
+          <w:tcPr>
+            <w:tcW w:w="1872" w:type="dxa"/>
+          </w:tcPr>
+          <w:p>
+            <w:pPr>
+              <w:rPr>
+                <w:lang w:val="en-US"/>
+              </w:rPr>
+            </w:pPr>
+            <w:r>
+              <w:rPr>
+                <w:lang w:val="en-US"/>
+              </w:rPr>
+              <w:t>CN=10.1.2.0/24,CN=Subnets,CN=Sites,CN=Configuration,DC=corp,DC=voyageurtransportation,DC=ca</w:t>
             </w:r>
           </w:p>
         </w:tc>
@@ -11914,205 +9810,37 @@
               <w:rPr>
                 <w:lang w:val="en-US"/>
               </w:rPr>
-              <w:t>CN=London970</w:t>
-            </w:r>
-            <w:proofErr w:type="gramStart"/>
-            <w:r>
-              <w:rPr>
-                <w:lang w:val="en-US"/>
-              </w:rPr>
-              <w:t>CoLo,CN</w:t>
-            </w:r>
-            <w:proofErr w:type="gramEnd"/>
-            <w:r>
-              <w:rPr>
-                <w:lang w:val="en-US"/>
-              </w:rPr>
-              <w:t>=</w:t>
-            </w:r>
-            <w:proofErr w:type="gramStart"/>
-            <w:r>
-              <w:rPr>
-                <w:lang w:val="en-US"/>
-              </w:rPr>
-              <w:t>Sites,CN</w:t>
-            </w:r>
-            <w:proofErr w:type="gramEnd"/>
-            <w:r>
-              <w:rPr>
-                <w:lang w:val="en-US"/>
-              </w:rPr>
-              <w:t>=</w:t>
-            </w:r>
-            <w:proofErr w:type="gramStart"/>
-            <w:r>
-              <w:rPr>
-                <w:lang w:val="en-US"/>
-              </w:rPr>
-              <w:t>Configuration,DC</w:t>
-            </w:r>
-            <w:proofErr w:type="gramEnd"/>
-            <w:r>
-              <w:rPr>
-                <w:lang w:val="en-US"/>
-              </w:rPr>
-              <w:t>=</w:t>
-            </w:r>
-            <w:proofErr w:type="gramStart"/>
-            <w:r>
-              <w:rPr>
-                <w:lang w:val="en-US"/>
-              </w:rPr>
-              <w:t>corp,DC</w:t>
-            </w:r>
-            <w:proofErr w:type="gramEnd"/>
-            <w:r>
-              <w:rPr>
-                <w:lang w:val="en-US"/>
-              </w:rPr>
-              <w:t>=</w:t>
-            </w:r>
-            <w:proofErr w:type="gramStart"/>
-            <w:r>
-              <w:rPr>
-                <w:lang w:val="en-US"/>
-              </w:rPr>
-              <w:t>voyageurtransportation,DC</w:t>
-            </w:r>
-            <w:proofErr w:type="gramEnd"/>
-            <w:r>
-              <w:rPr>
-                <w:lang w:val="en-US"/>
-              </w:rPr>
-              <w:t>=ca</w:t>
-            </w:r>
-          </w:p>
-        </w:tc>
-        <w:tc>
-          <w:tcPr>
-            <w:tcW w:w="1872" w:type="dxa"/>
-          </w:tcPr>
-          <w:p>
-            <w:pPr>
-              <w:rPr>
-                <w:lang w:val="en-US"/>
-              </w:rPr>
-            </w:pPr>
-          </w:p>
-        </w:tc>
-        <w:tc>
-          <w:tcPr>
-            <w:tcW w:w="1872" w:type="dxa"/>
-          </w:tcPr>
-          <w:p>
-            <w:pPr>
-              <w:rPr>
-                <w:lang w:val="en-US"/>
-              </w:rPr>
-            </w:pPr>
-            <w:r>
-              <w:rPr>
-                <w:lang w:val="en-US"/>
-              </w:rPr>
-              <w:t>CN=10.1.</w:t>
-            </w:r>
-            <w:proofErr w:type="gramStart"/>
-            <w:r>
-              <w:rPr>
-                <w:lang w:val="en-US"/>
-              </w:rPr>
-              <w:t>60.0</w:t>
-            </w:r>
-            <w:proofErr w:type="gramEnd"/>
-            <w:r>
-              <w:rPr>
-                <w:lang w:val="en-US"/>
-              </w:rPr>
-              <w:t>/</w:t>
-            </w:r>
-            <w:proofErr w:type="gramStart"/>
-            <w:r>
-              <w:rPr>
-                <w:lang w:val="en-US"/>
-              </w:rPr>
-              <w:t>24,CN</w:t>
-            </w:r>
-            <w:proofErr w:type="gramEnd"/>
-            <w:r>
-              <w:rPr>
-                <w:lang w:val="en-US"/>
-              </w:rPr>
-              <w:t>=</w:t>
-            </w:r>
-            <w:proofErr w:type="gramStart"/>
-            <w:r>
-              <w:rPr>
-                <w:lang w:val="en-US"/>
-              </w:rPr>
-              <w:t>Subnets,CN</w:t>
-            </w:r>
-            <w:proofErr w:type="gramEnd"/>
-            <w:r>
-              <w:rPr>
-                <w:lang w:val="en-US"/>
-              </w:rPr>
-              <w:t>=</w:t>
-            </w:r>
-            <w:proofErr w:type="gramStart"/>
-            <w:r>
-              <w:rPr>
-                <w:lang w:val="en-US"/>
-              </w:rPr>
-              <w:t>Sites,CN</w:t>
-            </w:r>
-            <w:proofErr w:type="gramEnd"/>
-            <w:r>
-              <w:rPr>
-                <w:lang w:val="en-US"/>
-              </w:rPr>
-              <w:t>=</w:t>
-            </w:r>
-            <w:proofErr w:type="gramStart"/>
-            <w:r>
-              <w:rPr>
-                <w:lang w:val="en-US"/>
-              </w:rPr>
-              <w:t>Configuration,DC</w:t>
-            </w:r>
-            <w:proofErr w:type="gramEnd"/>
-            <w:r>
-              <w:rPr>
-                <w:lang w:val="en-US"/>
-              </w:rPr>
-              <w:t>=</w:t>
-            </w:r>
-            <w:proofErr w:type="gramStart"/>
-            <w:r>
-              <w:rPr>
-                <w:lang w:val="en-US"/>
-              </w:rPr>
-              <w:t>corp,DC</w:t>
-            </w:r>
-            <w:proofErr w:type="gramEnd"/>
-            <w:r>
-              <w:rPr>
-                <w:lang w:val="en-US"/>
-              </w:rPr>
-              <w:t>=</w:t>
-            </w:r>
-            <w:proofErr w:type="gramStart"/>
-            <w:r>
-              <w:rPr>
-                <w:lang w:val="en-US"/>
-              </w:rPr>
-              <w:t>voyageurtransportation,DC</w:t>
-            </w:r>
-            <w:proofErr w:type="gramEnd"/>
-            <w:r>
-              <w:rPr>
-                <w:lang w:val="en-US"/>
-              </w:rPr>
-              <w:t>=ca</w:t>
+              <w:t>CN=London970CoLo,CN=Sites,CN=Configuration,DC=corp,DC=voyageurtransportation,DC=ca</w:t>
+            </w:r>
+          </w:p>
+        </w:tc>
+        <w:tc>
+          <w:tcPr>
+            <w:tcW w:w="1872" w:type="dxa"/>
+          </w:tcPr>
+          <w:p>
+            <w:pPr>
+              <w:rPr>
+                <w:lang w:val="en-US"/>
+              </w:rPr>
+            </w:pPr>
+          </w:p>
+        </w:tc>
+        <w:tc>
+          <w:tcPr>
+            <w:tcW w:w="1872" w:type="dxa"/>
+          </w:tcPr>
+          <w:p>
+            <w:pPr>
+              <w:rPr>
+                <w:lang w:val="en-US"/>
+              </w:rPr>
+            </w:pPr>
+            <w:r>
+              <w:rPr>
+                <w:lang w:val="en-US"/>
+              </w:rPr>
+              <w:t>CN=10.1.60.0/24,CN=Subnets,CN=Sites,CN=Configuration,DC=corp,DC=voyageurtransportation,DC=ca</w:t>
             </w:r>
           </w:p>
         </w:tc>
@@ -12165,199 +9893,37 @@
               <w:rPr>
                 <w:lang w:val="en-US"/>
               </w:rPr>
-              <w:t>CN=London970</w:t>
-            </w:r>
-            <w:proofErr w:type="gramStart"/>
-            <w:r>
-              <w:rPr>
-                <w:lang w:val="en-US"/>
-              </w:rPr>
-              <w:t>CoLo,CN</w:t>
-            </w:r>
-            <w:proofErr w:type="gramEnd"/>
-            <w:r>
-              <w:rPr>
-                <w:lang w:val="en-US"/>
-              </w:rPr>
-              <w:t>=</w:t>
-            </w:r>
-            <w:proofErr w:type="gramStart"/>
-            <w:r>
-              <w:rPr>
-                <w:lang w:val="en-US"/>
-              </w:rPr>
-              <w:t>Sites,CN</w:t>
-            </w:r>
-            <w:proofErr w:type="gramEnd"/>
-            <w:r>
-              <w:rPr>
-                <w:lang w:val="en-US"/>
-              </w:rPr>
-              <w:t>=</w:t>
-            </w:r>
-            <w:proofErr w:type="gramStart"/>
-            <w:r>
-              <w:rPr>
-                <w:lang w:val="en-US"/>
-              </w:rPr>
-              <w:t>Configuration,DC</w:t>
-            </w:r>
-            <w:proofErr w:type="gramEnd"/>
-            <w:r>
-              <w:rPr>
-                <w:lang w:val="en-US"/>
-              </w:rPr>
-              <w:t>=</w:t>
-            </w:r>
-            <w:proofErr w:type="gramStart"/>
-            <w:r>
-              <w:rPr>
-                <w:lang w:val="en-US"/>
-              </w:rPr>
-              <w:t>corp,DC</w:t>
-            </w:r>
-            <w:proofErr w:type="gramEnd"/>
-            <w:r>
-              <w:rPr>
-                <w:lang w:val="en-US"/>
-              </w:rPr>
-              <w:t>=</w:t>
-            </w:r>
-            <w:proofErr w:type="gramStart"/>
-            <w:r>
-              <w:rPr>
-                <w:lang w:val="en-US"/>
-              </w:rPr>
-              <w:t>voyage</w:t>
-            </w:r>
-            <w:r>
-              <w:rPr>
-                <w:lang w:val="en-US"/>
-              </w:rPr>
-              <w:lastRenderedPageBreak/>
-              <w:t>urtransportation,DC</w:t>
-            </w:r>
-            <w:proofErr w:type="gramEnd"/>
-            <w:r>
-              <w:rPr>
-                <w:lang w:val="en-US"/>
-              </w:rPr>
-              <w:t>=ca</w:t>
-            </w:r>
-          </w:p>
-        </w:tc>
-        <w:tc>
-          <w:tcPr>
-            <w:tcW w:w="1872" w:type="dxa"/>
-          </w:tcPr>
-          <w:p>
-            <w:pPr>
-              <w:rPr>
-                <w:lang w:val="en-US"/>
-              </w:rPr>
-            </w:pPr>
-          </w:p>
-        </w:tc>
-        <w:tc>
-          <w:tcPr>
-            <w:tcW w:w="1872" w:type="dxa"/>
-          </w:tcPr>
-          <w:p>
-            <w:pPr>
-              <w:rPr>
-                <w:lang w:val="en-US"/>
-              </w:rPr>
-            </w:pPr>
-            <w:r>
-              <w:rPr>
-                <w:lang w:val="en-US"/>
-              </w:rPr>
-              <w:t>CN=10.1.3.0/</w:t>
-            </w:r>
-            <w:proofErr w:type="gramStart"/>
-            <w:r>
-              <w:rPr>
-                <w:lang w:val="en-US"/>
-              </w:rPr>
-              <w:t>24,CN</w:t>
-            </w:r>
-            <w:proofErr w:type="gramEnd"/>
-            <w:r>
-              <w:rPr>
-                <w:lang w:val="en-US"/>
-              </w:rPr>
-              <w:t>=</w:t>
-            </w:r>
-            <w:proofErr w:type="gramStart"/>
-            <w:r>
-              <w:rPr>
-                <w:lang w:val="en-US"/>
-              </w:rPr>
-              <w:t>Subnets,CN</w:t>
-            </w:r>
-            <w:proofErr w:type="gramEnd"/>
-            <w:r>
-              <w:rPr>
-                <w:lang w:val="en-US"/>
-              </w:rPr>
-              <w:t>=</w:t>
-            </w:r>
-            <w:proofErr w:type="gramStart"/>
-            <w:r>
-              <w:rPr>
-                <w:lang w:val="en-US"/>
-              </w:rPr>
-              <w:t>Sites,CN</w:t>
-            </w:r>
-            <w:proofErr w:type="gramEnd"/>
-            <w:r>
-              <w:rPr>
-                <w:lang w:val="en-US"/>
-              </w:rPr>
-              <w:t>=</w:t>
-            </w:r>
-            <w:proofErr w:type="gramStart"/>
-            <w:r>
-              <w:rPr>
-                <w:lang w:val="en-US"/>
-              </w:rPr>
-              <w:t>Configuration,DC</w:t>
-            </w:r>
-            <w:proofErr w:type="gramEnd"/>
-            <w:r>
-              <w:rPr>
-                <w:lang w:val="en-US"/>
-              </w:rPr>
-              <w:t>=</w:t>
-            </w:r>
-            <w:proofErr w:type="gramStart"/>
-            <w:r>
-              <w:rPr>
-                <w:lang w:val="en-US"/>
-              </w:rPr>
-              <w:t>corp,DC</w:t>
-            </w:r>
-            <w:proofErr w:type="gramEnd"/>
-            <w:r>
-              <w:rPr>
-                <w:lang w:val="en-US"/>
-              </w:rPr>
-              <w:t>=</w:t>
-            </w:r>
-            <w:proofErr w:type="gramStart"/>
-            <w:r>
-              <w:rPr>
-                <w:lang w:val="en-US"/>
-              </w:rPr>
-              <w:lastRenderedPageBreak/>
-              <w:t>voyageurtransportation,DC</w:t>
-            </w:r>
-            <w:proofErr w:type="gramEnd"/>
-            <w:r>
-              <w:rPr>
-                <w:lang w:val="en-US"/>
-              </w:rPr>
-              <w:t>=ca</w:t>
+              <w:t>CN=London970CoLo,CN=Sites,CN=Configuration,DC=corp,DC=voyageurtransportation,DC=ca</w:t>
+            </w:r>
+          </w:p>
+        </w:tc>
+        <w:tc>
+          <w:tcPr>
+            <w:tcW w:w="1872" w:type="dxa"/>
+          </w:tcPr>
+          <w:p>
+            <w:pPr>
+              <w:rPr>
+                <w:lang w:val="en-US"/>
+              </w:rPr>
+            </w:pPr>
+          </w:p>
+        </w:tc>
+        <w:tc>
+          <w:tcPr>
+            <w:tcW w:w="1872" w:type="dxa"/>
+          </w:tcPr>
+          <w:p>
+            <w:pPr>
+              <w:rPr>
+                <w:lang w:val="en-US"/>
+              </w:rPr>
+            </w:pPr>
+            <w:r>
+              <w:rPr>
+                <w:lang w:val="en-US"/>
+              </w:rPr>
+              <w:t>CN=10.1.3.0/24,CN=Subnets,CN=Sites,CN=Configuration,DC=corp,DC=voyageurtransportation,DC=ca</w:t>
             </w:r>
           </w:p>
         </w:tc>
@@ -12413,191 +9979,51 @@
               <w:rPr>
                 <w:lang w:val="en-US"/>
               </w:rPr>
-              <w:t>CN=London970</w:t>
-            </w:r>
-            <w:proofErr w:type="gramStart"/>
-            <w:r>
-              <w:rPr>
-                <w:lang w:val="en-US"/>
-              </w:rPr>
-              <w:t>CoLo,CN</w:t>
-            </w:r>
-            <w:proofErr w:type="gramEnd"/>
-            <w:r>
-              <w:rPr>
-                <w:lang w:val="en-US"/>
-              </w:rPr>
-              <w:t>=</w:t>
-            </w:r>
-            <w:proofErr w:type="gramStart"/>
-            <w:r>
-              <w:rPr>
-                <w:lang w:val="en-US"/>
-              </w:rPr>
-              <w:t>Sites,CN</w:t>
-            </w:r>
-            <w:proofErr w:type="gramEnd"/>
-            <w:r>
-              <w:rPr>
-                <w:lang w:val="en-US"/>
-              </w:rPr>
-              <w:t>=</w:t>
-            </w:r>
-            <w:proofErr w:type="gramStart"/>
-            <w:r>
-              <w:rPr>
-                <w:lang w:val="en-US"/>
-              </w:rPr>
-              <w:t>Configuration,DC</w:t>
-            </w:r>
-            <w:proofErr w:type="gramEnd"/>
-            <w:r>
-              <w:rPr>
-                <w:lang w:val="en-US"/>
-              </w:rPr>
-              <w:t>=</w:t>
-            </w:r>
-            <w:proofErr w:type="gramStart"/>
-            <w:r>
-              <w:rPr>
-                <w:lang w:val="en-US"/>
-              </w:rPr>
-              <w:t>corp,DC</w:t>
-            </w:r>
-            <w:proofErr w:type="gramEnd"/>
-            <w:r>
-              <w:rPr>
-                <w:lang w:val="en-US"/>
-              </w:rPr>
-              <w:t>=</w:t>
-            </w:r>
-            <w:proofErr w:type="gramStart"/>
-            <w:r>
-              <w:rPr>
-                <w:lang w:val="en-US"/>
-              </w:rPr>
-              <w:t>voyageurtransportation,DC</w:t>
-            </w:r>
-            <w:proofErr w:type="gramEnd"/>
-            <w:r>
-              <w:rPr>
-                <w:lang w:val="en-US"/>
-              </w:rPr>
-              <w:t>=ca</w:t>
-            </w:r>
-          </w:p>
-        </w:tc>
-        <w:tc>
-          <w:tcPr>
-            <w:tcW w:w="1872" w:type="dxa"/>
-          </w:tcPr>
-          <w:p>
-            <w:pPr>
-              <w:rPr>
-                <w:lang w:val="en-US"/>
-              </w:rPr>
-            </w:pPr>
-          </w:p>
-        </w:tc>
-        <w:tc>
-          <w:tcPr>
-            <w:tcW w:w="1872" w:type="dxa"/>
-          </w:tcPr>
-          <w:p>
-            <w:pPr>
-              <w:rPr>
-                <w:lang w:val="en-US"/>
-              </w:rPr>
-            </w:pPr>
-            <w:r>
-              <w:rPr>
-                <w:lang w:val="en-US"/>
-              </w:rPr>
-              <w:t>CN=10.200.10.0/</w:t>
-            </w:r>
-            <w:proofErr w:type="gramStart"/>
-            <w:r>
-              <w:rPr>
-                <w:lang w:val="en-US"/>
-              </w:rPr>
-              <w:t>24,CN</w:t>
-            </w:r>
-            <w:proofErr w:type="gramEnd"/>
-            <w:r>
-              <w:rPr>
-                <w:lang w:val="en-US"/>
-              </w:rPr>
-              <w:t>=</w:t>
-            </w:r>
-            <w:proofErr w:type="gramStart"/>
-            <w:r>
-              <w:rPr>
-                <w:lang w:val="en-US"/>
-              </w:rPr>
-              <w:t>Subnets,CN</w:t>
-            </w:r>
-            <w:proofErr w:type="gramEnd"/>
-            <w:r>
-              <w:rPr>
-                <w:lang w:val="en-US"/>
-              </w:rPr>
-              <w:t>=</w:t>
-            </w:r>
-            <w:proofErr w:type="gramStart"/>
-            <w:r>
-              <w:rPr>
-                <w:lang w:val="en-US"/>
-              </w:rPr>
-              <w:t>Sites,CN</w:t>
-            </w:r>
-            <w:proofErr w:type="gramEnd"/>
-            <w:r>
-              <w:rPr>
-                <w:lang w:val="en-US"/>
-              </w:rPr>
-              <w:t>=</w:t>
-            </w:r>
-            <w:proofErr w:type="gramStart"/>
-            <w:r>
-              <w:rPr>
-                <w:lang w:val="en-US"/>
-              </w:rPr>
-              <w:t>Configuration,DC</w:t>
-            </w:r>
-            <w:proofErr w:type="gramEnd"/>
-            <w:r>
-              <w:rPr>
-                <w:lang w:val="en-US"/>
-              </w:rPr>
-              <w:t>=</w:t>
-            </w:r>
-            <w:proofErr w:type="gramStart"/>
-            <w:r>
-              <w:rPr>
-                <w:lang w:val="en-US"/>
-              </w:rPr>
-              <w:t>corp,DC</w:t>
-            </w:r>
-            <w:proofErr w:type="gramEnd"/>
-            <w:r>
-              <w:rPr>
-                <w:lang w:val="en-US"/>
-              </w:rPr>
-              <w:t>=</w:t>
-            </w:r>
-            <w:proofErr w:type="gramStart"/>
-            <w:r>
-              <w:rPr>
-                <w:lang w:val="en-US"/>
-              </w:rPr>
-              <w:t>voyageurtransportation,DC</w:t>
-            </w:r>
-            <w:proofErr w:type="gramEnd"/>
-            <w:r>
-              <w:rPr>
-                <w:lang w:val="en-US"/>
-              </w:rPr>
-              <w:t>=ca</w:t>
+              <w:t>CN=London970CoLo,CN=Sites,CN=Configuration,DC=corp,DC=voyage</w:t>
+            </w:r>
+            <w:r>
+              <w:rPr>
+                <w:lang w:val="en-US"/>
+              </w:rPr>
+              <w:lastRenderedPageBreak/>
+              <w:t>urtransportation,DC=ca</w:t>
+            </w:r>
+          </w:p>
+        </w:tc>
+        <w:tc>
+          <w:tcPr>
+            <w:tcW w:w="1872" w:type="dxa"/>
+          </w:tcPr>
+          <w:p>
+            <w:pPr>
+              <w:rPr>
+                <w:lang w:val="en-US"/>
+              </w:rPr>
+            </w:pPr>
+          </w:p>
+        </w:tc>
+        <w:tc>
+          <w:tcPr>
+            <w:tcW w:w="1872" w:type="dxa"/>
+          </w:tcPr>
+          <w:p>
+            <w:pPr>
+              <w:rPr>
+                <w:lang w:val="en-US"/>
+              </w:rPr>
+            </w:pPr>
+            <w:r>
+              <w:rPr>
+                <w:lang w:val="en-US"/>
+              </w:rPr>
+              <w:t>CN=10.200.10.0/24,CN=Subnets,CN=Sites,CN=Configuration,DC=corp,</w:t>
+            </w:r>
+            <w:r>
+              <w:rPr>
+                <w:lang w:val="en-US"/>
+              </w:rPr>
+              <w:lastRenderedPageBreak/>
+              <w:t>DC=voyageurtransportation,DC=ca</w:t>
             </w:r>
           </w:p>
         </w:tc>
@@ -12650,191 +10076,37 @@
               <w:rPr>
                 <w:lang w:val="en-US"/>
               </w:rPr>
-              <w:t>CN=London970</w:t>
-            </w:r>
-            <w:proofErr w:type="gramStart"/>
-            <w:r>
-              <w:rPr>
-                <w:lang w:val="en-US"/>
-              </w:rPr>
-              <w:t>CoLo,CN</w:t>
-            </w:r>
-            <w:proofErr w:type="gramEnd"/>
-            <w:r>
-              <w:rPr>
-                <w:lang w:val="en-US"/>
-              </w:rPr>
-              <w:t>=</w:t>
-            </w:r>
-            <w:proofErr w:type="gramStart"/>
-            <w:r>
-              <w:rPr>
-                <w:lang w:val="en-US"/>
-              </w:rPr>
-              <w:t>Sites,CN</w:t>
-            </w:r>
-            <w:proofErr w:type="gramEnd"/>
-            <w:r>
-              <w:rPr>
-                <w:lang w:val="en-US"/>
-              </w:rPr>
-              <w:t>=</w:t>
-            </w:r>
-            <w:proofErr w:type="gramStart"/>
-            <w:r>
-              <w:rPr>
-                <w:lang w:val="en-US"/>
-              </w:rPr>
-              <w:t>Configuration,DC</w:t>
-            </w:r>
-            <w:proofErr w:type="gramEnd"/>
-            <w:r>
-              <w:rPr>
-                <w:lang w:val="en-US"/>
-              </w:rPr>
-              <w:t>=</w:t>
-            </w:r>
-            <w:proofErr w:type="gramStart"/>
-            <w:r>
-              <w:rPr>
-                <w:lang w:val="en-US"/>
-              </w:rPr>
-              <w:t>corp,DC</w:t>
-            </w:r>
-            <w:proofErr w:type="gramEnd"/>
-            <w:r>
-              <w:rPr>
-                <w:lang w:val="en-US"/>
-              </w:rPr>
-              <w:t>=</w:t>
-            </w:r>
-            <w:proofErr w:type="gramStart"/>
-            <w:r>
-              <w:rPr>
-                <w:lang w:val="en-US"/>
-              </w:rPr>
-              <w:t>voyageurtransportation,DC</w:t>
-            </w:r>
-            <w:proofErr w:type="gramEnd"/>
-            <w:r>
-              <w:rPr>
-                <w:lang w:val="en-US"/>
-              </w:rPr>
-              <w:t>=ca</w:t>
-            </w:r>
-          </w:p>
-        </w:tc>
-        <w:tc>
-          <w:tcPr>
-            <w:tcW w:w="1872" w:type="dxa"/>
-          </w:tcPr>
-          <w:p>
-            <w:pPr>
-              <w:rPr>
-                <w:lang w:val="en-US"/>
-              </w:rPr>
-            </w:pPr>
-          </w:p>
-        </w:tc>
-        <w:tc>
-          <w:tcPr>
-            <w:tcW w:w="1872" w:type="dxa"/>
-          </w:tcPr>
-          <w:p>
-            <w:pPr>
-              <w:rPr>
-                <w:lang w:val="en-US"/>
-              </w:rPr>
-            </w:pPr>
-            <w:r>
-              <w:rPr>
-                <w:lang w:val="en-US"/>
-              </w:rPr>
-              <w:t>CN=10.40.72.0/</w:t>
-            </w:r>
-            <w:proofErr w:type="gramStart"/>
-            <w:r>
-              <w:rPr>
-                <w:lang w:val="en-US"/>
-              </w:rPr>
-              <w:t>28,CN</w:t>
-            </w:r>
-            <w:proofErr w:type="gramEnd"/>
-            <w:r>
-              <w:rPr>
-                <w:lang w:val="en-US"/>
-              </w:rPr>
-              <w:t>=</w:t>
-            </w:r>
-            <w:proofErr w:type="gramStart"/>
-            <w:r>
-              <w:rPr>
-                <w:lang w:val="en-US"/>
-              </w:rPr>
-              <w:t>Subnets,CN</w:t>
-            </w:r>
-            <w:proofErr w:type="gramEnd"/>
-            <w:r>
-              <w:rPr>
-                <w:lang w:val="en-US"/>
-              </w:rPr>
-              <w:t>=</w:t>
-            </w:r>
-            <w:proofErr w:type="gramStart"/>
-            <w:r>
-              <w:rPr>
-                <w:lang w:val="en-US"/>
-              </w:rPr>
-              <w:t>Sites,CN</w:t>
-            </w:r>
-            <w:proofErr w:type="gramEnd"/>
-            <w:r>
-              <w:rPr>
-                <w:lang w:val="en-US"/>
-              </w:rPr>
-              <w:t>=</w:t>
-            </w:r>
-            <w:proofErr w:type="gramStart"/>
-            <w:r>
-              <w:rPr>
-                <w:lang w:val="en-US"/>
-              </w:rPr>
-              <w:t>Configuration,DC</w:t>
-            </w:r>
-            <w:proofErr w:type="gramEnd"/>
-            <w:r>
-              <w:rPr>
-                <w:lang w:val="en-US"/>
-              </w:rPr>
-              <w:t>=</w:t>
-            </w:r>
-            <w:proofErr w:type="gramStart"/>
-            <w:r>
-              <w:rPr>
-                <w:lang w:val="en-US"/>
-              </w:rPr>
-              <w:t>corp,DC</w:t>
-            </w:r>
-            <w:proofErr w:type="gramEnd"/>
-            <w:r>
-              <w:rPr>
-                <w:lang w:val="en-US"/>
-              </w:rPr>
-              <w:t>=</w:t>
-            </w:r>
-            <w:proofErr w:type="gramStart"/>
-            <w:r>
-              <w:rPr>
-                <w:lang w:val="en-US"/>
-              </w:rPr>
-              <w:t>voyageurtransportation,DC</w:t>
-            </w:r>
-            <w:proofErr w:type="gramEnd"/>
-            <w:r>
-              <w:rPr>
-                <w:lang w:val="en-US"/>
-              </w:rPr>
-              <w:t>=ca</w:t>
+              <w:t>CN=London970CoLo,CN=Sites,CN=Configuration,DC=corp,DC=voyageurtransportation,DC=ca</w:t>
+            </w:r>
+          </w:p>
+        </w:tc>
+        <w:tc>
+          <w:tcPr>
+            <w:tcW w:w="1872" w:type="dxa"/>
+          </w:tcPr>
+          <w:p>
+            <w:pPr>
+              <w:rPr>
+                <w:lang w:val="en-US"/>
+              </w:rPr>
+            </w:pPr>
+          </w:p>
+        </w:tc>
+        <w:tc>
+          <w:tcPr>
+            <w:tcW w:w="1872" w:type="dxa"/>
+          </w:tcPr>
+          <w:p>
+            <w:pPr>
+              <w:rPr>
+                <w:lang w:val="en-US"/>
+              </w:rPr>
+            </w:pPr>
+            <w:r>
+              <w:rPr>
+                <w:lang w:val="en-US"/>
+              </w:rPr>
+              <w:t>CN=10.40.72.0/28,CN=Subnets,CN=Sites,CN=Configuration,DC=corp,DC=voyageurtransportation,DC=ca</w:t>
             </w:r>
           </w:p>
         </w:tc>
@@ -12890,191 +10162,37 @@
               <w:rPr>
                 <w:lang w:val="en-US"/>
               </w:rPr>
-              <w:t>CN=London970</w:t>
-            </w:r>
-            <w:proofErr w:type="gramStart"/>
-            <w:r>
-              <w:rPr>
-                <w:lang w:val="en-US"/>
-              </w:rPr>
-              <w:t>CoLo,CN</w:t>
-            </w:r>
-            <w:proofErr w:type="gramEnd"/>
-            <w:r>
-              <w:rPr>
-                <w:lang w:val="en-US"/>
-              </w:rPr>
-              <w:t>=</w:t>
-            </w:r>
-            <w:proofErr w:type="gramStart"/>
-            <w:r>
-              <w:rPr>
-                <w:lang w:val="en-US"/>
-              </w:rPr>
-              <w:t>Sites,CN</w:t>
-            </w:r>
-            <w:proofErr w:type="gramEnd"/>
-            <w:r>
-              <w:rPr>
-                <w:lang w:val="en-US"/>
-              </w:rPr>
-              <w:t>=</w:t>
-            </w:r>
-            <w:proofErr w:type="gramStart"/>
-            <w:r>
-              <w:rPr>
-                <w:lang w:val="en-US"/>
-              </w:rPr>
-              <w:t>Configuration,DC</w:t>
-            </w:r>
-            <w:proofErr w:type="gramEnd"/>
-            <w:r>
-              <w:rPr>
-                <w:lang w:val="en-US"/>
-              </w:rPr>
-              <w:t>=</w:t>
-            </w:r>
-            <w:proofErr w:type="gramStart"/>
-            <w:r>
-              <w:rPr>
-                <w:lang w:val="en-US"/>
-              </w:rPr>
-              <w:t>corp,DC</w:t>
-            </w:r>
-            <w:proofErr w:type="gramEnd"/>
-            <w:r>
-              <w:rPr>
-                <w:lang w:val="en-US"/>
-              </w:rPr>
-              <w:t>=</w:t>
-            </w:r>
-            <w:proofErr w:type="gramStart"/>
-            <w:r>
-              <w:rPr>
-                <w:lang w:val="en-US"/>
-              </w:rPr>
-              <w:t>voyageurtransportation,DC</w:t>
-            </w:r>
-            <w:proofErr w:type="gramEnd"/>
-            <w:r>
-              <w:rPr>
-                <w:lang w:val="en-US"/>
-              </w:rPr>
-              <w:t>=ca</w:t>
-            </w:r>
-          </w:p>
-        </w:tc>
-        <w:tc>
-          <w:tcPr>
-            <w:tcW w:w="1872" w:type="dxa"/>
-          </w:tcPr>
-          <w:p>
-            <w:pPr>
-              <w:rPr>
-                <w:lang w:val="en-US"/>
-              </w:rPr>
-            </w:pPr>
-          </w:p>
-        </w:tc>
-        <w:tc>
-          <w:tcPr>
-            <w:tcW w:w="1872" w:type="dxa"/>
-          </w:tcPr>
-          <w:p>
-            <w:pPr>
-              <w:rPr>
-                <w:lang w:val="en-US"/>
-              </w:rPr>
-            </w:pPr>
-            <w:r>
-              <w:rPr>
-                <w:lang w:val="en-US"/>
-              </w:rPr>
-              <w:t>CN=10.40.72.16/</w:t>
-            </w:r>
-            <w:proofErr w:type="gramStart"/>
-            <w:r>
-              <w:rPr>
-                <w:lang w:val="en-US"/>
-              </w:rPr>
-              <w:t>28,CN</w:t>
-            </w:r>
-            <w:proofErr w:type="gramEnd"/>
-            <w:r>
-              <w:rPr>
-                <w:lang w:val="en-US"/>
-              </w:rPr>
-              <w:t>=</w:t>
-            </w:r>
-            <w:proofErr w:type="gramStart"/>
-            <w:r>
-              <w:rPr>
-                <w:lang w:val="en-US"/>
-              </w:rPr>
-              <w:t>Subnets,CN</w:t>
-            </w:r>
-            <w:proofErr w:type="gramEnd"/>
-            <w:r>
-              <w:rPr>
-                <w:lang w:val="en-US"/>
-              </w:rPr>
-              <w:t>=</w:t>
-            </w:r>
-            <w:proofErr w:type="gramStart"/>
-            <w:r>
-              <w:rPr>
-                <w:lang w:val="en-US"/>
-              </w:rPr>
-              <w:t>Sites,CN</w:t>
-            </w:r>
-            <w:proofErr w:type="gramEnd"/>
-            <w:r>
-              <w:rPr>
-                <w:lang w:val="en-US"/>
-              </w:rPr>
-              <w:t>=</w:t>
-            </w:r>
-            <w:proofErr w:type="gramStart"/>
-            <w:r>
-              <w:rPr>
-                <w:lang w:val="en-US"/>
-              </w:rPr>
-              <w:t>Configuration,DC</w:t>
-            </w:r>
-            <w:proofErr w:type="gramEnd"/>
-            <w:r>
-              <w:rPr>
-                <w:lang w:val="en-US"/>
-              </w:rPr>
-              <w:t>=</w:t>
-            </w:r>
-            <w:proofErr w:type="gramStart"/>
-            <w:r>
-              <w:rPr>
-                <w:lang w:val="en-US"/>
-              </w:rPr>
-              <w:t>corp,DC</w:t>
-            </w:r>
-            <w:proofErr w:type="gramEnd"/>
-            <w:r>
-              <w:rPr>
-                <w:lang w:val="en-US"/>
-              </w:rPr>
-              <w:t>=</w:t>
-            </w:r>
-            <w:proofErr w:type="gramStart"/>
-            <w:r>
-              <w:rPr>
-                <w:lang w:val="en-US"/>
-              </w:rPr>
-              <w:t>voyageurtransportation,DC</w:t>
-            </w:r>
-            <w:proofErr w:type="gramEnd"/>
-            <w:r>
-              <w:rPr>
-                <w:lang w:val="en-US"/>
-              </w:rPr>
-              <w:t>=ca</w:t>
+              <w:t>CN=London970CoLo,CN=Sites,CN=Configuration,DC=corp,DC=voyageurtransportation,DC=ca</w:t>
+            </w:r>
+          </w:p>
+        </w:tc>
+        <w:tc>
+          <w:tcPr>
+            <w:tcW w:w="1872" w:type="dxa"/>
+          </w:tcPr>
+          <w:p>
+            <w:pPr>
+              <w:rPr>
+                <w:lang w:val="en-US"/>
+              </w:rPr>
+            </w:pPr>
+          </w:p>
+        </w:tc>
+        <w:tc>
+          <w:tcPr>
+            <w:tcW w:w="1872" w:type="dxa"/>
+          </w:tcPr>
+          <w:p>
+            <w:pPr>
+              <w:rPr>
+                <w:lang w:val="en-US"/>
+              </w:rPr>
+            </w:pPr>
+            <w:r>
+              <w:rPr>
+                <w:lang w:val="en-US"/>
+              </w:rPr>
+              <w:t>CN=10.40.72.16/28,CN=Subnets,CN=Sites,CN=Configuration,DC=corp,DC=voyageurtransportation,DC=ca</w:t>
             </w:r>
           </w:p>
         </w:tc>
@@ -13127,191 +10245,37 @@
               <w:rPr>
                 <w:lang w:val="en-US"/>
               </w:rPr>
-              <w:t>CN=London970</w:t>
-            </w:r>
-            <w:proofErr w:type="gramStart"/>
-            <w:r>
-              <w:rPr>
-                <w:lang w:val="en-US"/>
-              </w:rPr>
-              <w:t>CoLo,CN</w:t>
-            </w:r>
-            <w:proofErr w:type="gramEnd"/>
-            <w:r>
-              <w:rPr>
-                <w:lang w:val="en-US"/>
-              </w:rPr>
-              <w:t>=</w:t>
-            </w:r>
-            <w:proofErr w:type="gramStart"/>
-            <w:r>
-              <w:rPr>
-                <w:lang w:val="en-US"/>
-              </w:rPr>
-              <w:t>Sites,CN</w:t>
-            </w:r>
-            <w:proofErr w:type="gramEnd"/>
-            <w:r>
-              <w:rPr>
-                <w:lang w:val="en-US"/>
-              </w:rPr>
-              <w:t>=</w:t>
-            </w:r>
-            <w:proofErr w:type="gramStart"/>
-            <w:r>
-              <w:rPr>
-                <w:lang w:val="en-US"/>
-              </w:rPr>
-              <w:t>Configuration,DC</w:t>
-            </w:r>
-            <w:proofErr w:type="gramEnd"/>
-            <w:r>
-              <w:rPr>
-                <w:lang w:val="en-US"/>
-              </w:rPr>
-              <w:t>=</w:t>
-            </w:r>
-            <w:proofErr w:type="gramStart"/>
-            <w:r>
-              <w:rPr>
-                <w:lang w:val="en-US"/>
-              </w:rPr>
-              <w:t>corp,DC</w:t>
-            </w:r>
-            <w:proofErr w:type="gramEnd"/>
-            <w:r>
-              <w:rPr>
-                <w:lang w:val="en-US"/>
-              </w:rPr>
-              <w:t>=</w:t>
-            </w:r>
-            <w:proofErr w:type="gramStart"/>
-            <w:r>
-              <w:rPr>
-                <w:lang w:val="en-US"/>
-              </w:rPr>
-              <w:t>voyageurtransportation,DC</w:t>
-            </w:r>
-            <w:proofErr w:type="gramEnd"/>
-            <w:r>
-              <w:rPr>
-                <w:lang w:val="en-US"/>
-              </w:rPr>
-              <w:t>=ca</w:t>
-            </w:r>
-          </w:p>
-        </w:tc>
-        <w:tc>
-          <w:tcPr>
-            <w:tcW w:w="1872" w:type="dxa"/>
-          </w:tcPr>
-          <w:p>
-            <w:pPr>
-              <w:rPr>
-                <w:lang w:val="en-US"/>
-              </w:rPr>
-            </w:pPr>
-          </w:p>
-        </w:tc>
-        <w:tc>
-          <w:tcPr>
-            <w:tcW w:w="1872" w:type="dxa"/>
-          </w:tcPr>
-          <w:p>
-            <w:pPr>
-              <w:rPr>
-                <w:lang w:val="en-US"/>
-              </w:rPr>
-            </w:pPr>
-            <w:r>
-              <w:rPr>
-                <w:lang w:val="en-US"/>
-              </w:rPr>
-              <w:t>CN=10.40.72.32/</w:t>
-            </w:r>
-            <w:proofErr w:type="gramStart"/>
-            <w:r>
-              <w:rPr>
-                <w:lang w:val="en-US"/>
-              </w:rPr>
-              <w:t>28,CN</w:t>
-            </w:r>
-            <w:proofErr w:type="gramEnd"/>
-            <w:r>
-              <w:rPr>
-                <w:lang w:val="en-US"/>
-              </w:rPr>
-              <w:t>=</w:t>
-            </w:r>
-            <w:proofErr w:type="gramStart"/>
-            <w:r>
-              <w:rPr>
-                <w:lang w:val="en-US"/>
-              </w:rPr>
-              <w:t>Subnets,CN</w:t>
-            </w:r>
-            <w:proofErr w:type="gramEnd"/>
-            <w:r>
-              <w:rPr>
-                <w:lang w:val="en-US"/>
-              </w:rPr>
-              <w:t>=</w:t>
-            </w:r>
-            <w:proofErr w:type="gramStart"/>
-            <w:r>
-              <w:rPr>
-                <w:lang w:val="en-US"/>
-              </w:rPr>
-              <w:t>Sites,CN</w:t>
-            </w:r>
-            <w:proofErr w:type="gramEnd"/>
-            <w:r>
-              <w:rPr>
-                <w:lang w:val="en-US"/>
-              </w:rPr>
-              <w:t>=</w:t>
-            </w:r>
-            <w:proofErr w:type="gramStart"/>
-            <w:r>
-              <w:rPr>
-                <w:lang w:val="en-US"/>
-              </w:rPr>
-              <w:t>Configuration,DC</w:t>
-            </w:r>
-            <w:proofErr w:type="gramEnd"/>
-            <w:r>
-              <w:rPr>
-                <w:lang w:val="en-US"/>
-              </w:rPr>
-              <w:t>=</w:t>
-            </w:r>
-            <w:proofErr w:type="gramStart"/>
-            <w:r>
-              <w:rPr>
-                <w:lang w:val="en-US"/>
-              </w:rPr>
-              <w:t>corp,DC</w:t>
-            </w:r>
-            <w:proofErr w:type="gramEnd"/>
-            <w:r>
-              <w:rPr>
-                <w:lang w:val="en-US"/>
-              </w:rPr>
-              <w:t>=</w:t>
-            </w:r>
-            <w:proofErr w:type="gramStart"/>
-            <w:r>
-              <w:rPr>
-                <w:lang w:val="en-US"/>
-              </w:rPr>
-              <w:t>voyageurtransportation,DC</w:t>
-            </w:r>
-            <w:proofErr w:type="gramEnd"/>
-            <w:r>
-              <w:rPr>
-                <w:lang w:val="en-US"/>
-              </w:rPr>
-              <w:t>=ca</w:t>
+              <w:t>CN=London970CoLo,CN=Sites,CN=Configuration,DC=corp,DC=voyageurtransportation,DC=ca</w:t>
+            </w:r>
+          </w:p>
+        </w:tc>
+        <w:tc>
+          <w:tcPr>
+            <w:tcW w:w="1872" w:type="dxa"/>
+          </w:tcPr>
+          <w:p>
+            <w:pPr>
+              <w:rPr>
+                <w:lang w:val="en-US"/>
+              </w:rPr>
+            </w:pPr>
+          </w:p>
+        </w:tc>
+        <w:tc>
+          <w:tcPr>
+            <w:tcW w:w="1872" w:type="dxa"/>
+          </w:tcPr>
+          <w:p>
+            <w:pPr>
+              <w:rPr>
+                <w:lang w:val="en-US"/>
+              </w:rPr>
+            </w:pPr>
+            <w:r>
+              <w:rPr>
+                <w:lang w:val="en-US"/>
+              </w:rPr>
+              <w:t>CN=10.40.72.32/28,CN=Subnets,CN=Sites,CN=Configuration,DC=corp,DC=voyageurtransportation,DC=ca</w:t>
             </w:r>
           </w:p>
         </w:tc>
@@ -13367,191 +10331,37 @@
               <w:rPr>
                 <w:lang w:val="en-US"/>
               </w:rPr>
-              <w:t>CN=London970</w:t>
-            </w:r>
-            <w:proofErr w:type="gramStart"/>
-            <w:r>
-              <w:rPr>
-                <w:lang w:val="en-US"/>
-              </w:rPr>
-              <w:t>CoLo,CN</w:t>
-            </w:r>
-            <w:proofErr w:type="gramEnd"/>
-            <w:r>
-              <w:rPr>
-                <w:lang w:val="en-US"/>
-              </w:rPr>
-              <w:t>=</w:t>
-            </w:r>
-            <w:proofErr w:type="gramStart"/>
-            <w:r>
-              <w:rPr>
-                <w:lang w:val="en-US"/>
-              </w:rPr>
-              <w:t>Sites,CN</w:t>
-            </w:r>
-            <w:proofErr w:type="gramEnd"/>
-            <w:r>
-              <w:rPr>
-                <w:lang w:val="en-US"/>
-              </w:rPr>
-              <w:t>=</w:t>
-            </w:r>
-            <w:proofErr w:type="gramStart"/>
-            <w:r>
-              <w:rPr>
-                <w:lang w:val="en-US"/>
-              </w:rPr>
-              <w:t>Configuration,DC</w:t>
-            </w:r>
-            <w:proofErr w:type="gramEnd"/>
-            <w:r>
-              <w:rPr>
-                <w:lang w:val="en-US"/>
-              </w:rPr>
-              <w:t>=</w:t>
-            </w:r>
-            <w:proofErr w:type="gramStart"/>
-            <w:r>
-              <w:rPr>
-                <w:lang w:val="en-US"/>
-              </w:rPr>
-              <w:t>corp,DC</w:t>
-            </w:r>
-            <w:proofErr w:type="gramEnd"/>
-            <w:r>
-              <w:rPr>
-                <w:lang w:val="en-US"/>
-              </w:rPr>
-              <w:t>=</w:t>
-            </w:r>
-            <w:proofErr w:type="gramStart"/>
-            <w:r>
-              <w:rPr>
-                <w:lang w:val="en-US"/>
-              </w:rPr>
-              <w:t>voyageurtransportation,DC</w:t>
-            </w:r>
-            <w:proofErr w:type="gramEnd"/>
-            <w:r>
-              <w:rPr>
-                <w:lang w:val="en-US"/>
-              </w:rPr>
-              <w:t>=ca</w:t>
-            </w:r>
-          </w:p>
-        </w:tc>
-        <w:tc>
-          <w:tcPr>
-            <w:tcW w:w="1872" w:type="dxa"/>
-          </w:tcPr>
-          <w:p>
-            <w:pPr>
-              <w:rPr>
-                <w:lang w:val="en-US"/>
-              </w:rPr>
-            </w:pPr>
-          </w:p>
-        </w:tc>
-        <w:tc>
-          <w:tcPr>
-            <w:tcW w:w="1872" w:type="dxa"/>
-          </w:tcPr>
-          <w:p>
-            <w:pPr>
-              <w:rPr>
-                <w:lang w:val="en-US"/>
-              </w:rPr>
-            </w:pPr>
-            <w:r>
-              <w:rPr>
-                <w:lang w:val="en-US"/>
-              </w:rPr>
-              <w:t>CN=10.40.72.48/</w:t>
-            </w:r>
-            <w:proofErr w:type="gramStart"/>
-            <w:r>
-              <w:rPr>
-                <w:lang w:val="en-US"/>
-              </w:rPr>
-              <w:t>28,CN</w:t>
-            </w:r>
-            <w:proofErr w:type="gramEnd"/>
-            <w:r>
-              <w:rPr>
-                <w:lang w:val="en-US"/>
-              </w:rPr>
-              <w:t>=</w:t>
-            </w:r>
-            <w:proofErr w:type="gramStart"/>
-            <w:r>
-              <w:rPr>
-                <w:lang w:val="en-US"/>
-              </w:rPr>
-              <w:t>Subnets,CN</w:t>
-            </w:r>
-            <w:proofErr w:type="gramEnd"/>
-            <w:r>
-              <w:rPr>
-                <w:lang w:val="en-US"/>
-              </w:rPr>
-              <w:t>=</w:t>
-            </w:r>
-            <w:proofErr w:type="gramStart"/>
-            <w:r>
-              <w:rPr>
-                <w:lang w:val="en-US"/>
-              </w:rPr>
-              <w:t>Sites,CN</w:t>
-            </w:r>
-            <w:proofErr w:type="gramEnd"/>
-            <w:r>
-              <w:rPr>
-                <w:lang w:val="en-US"/>
-              </w:rPr>
-              <w:t>=</w:t>
-            </w:r>
-            <w:proofErr w:type="gramStart"/>
-            <w:r>
-              <w:rPr>
-                <w:lang w:val="en-US"/>
-              </w:rPr>
-              <w:t>Configuration,DC</w:t>
-            </w:r>
-            <w:proofErr w:type="gramEnd"/>
-            <w:r>
-              <w:rPr>
-                <w:lang w:val="en-US"/>
-              </w:rPr>
-              <w:t>=</w:t>
-            </w:r>
-            <w:proofErr w:type="gramStart"/>
-            <w:r>
-              <w:rPr>
-                <w:lang w:val="en-US"/>
-              </w:rPr>
-              <w:t>corp,DC</w:t>
-            </w:r>
-            <w:proofErr w:type="gramEnd"/>
-            <w:r>
-              <w:rPr>
-                <w:lang w:val="en-US"/>
-              </w:rPr>
-              <w:t>=</w:t>
-            </w:r>
-            <w:proofErr w:type="gramStart"/>
-            <w:r>
-              <w:rPr>
-                <w:lang w:val="en-US"/>
-              </w:rPr>
-              <w:t>voyageurtransportation,DC</w:t>
-            </w:r>
-            <w:proofErr w:type="gramEnd"/>
-            <w:r>
-              <w:rPr>
-                <w:lang w:val="en-US"/>
-              </w:rPr>
-              <w:t>=ca</w:t>
+              <w:t>CN=London970CoLo,CN=Sites,CN=Configuration,DC=corp,DC=voyageurtransportation,DC=ca</w:t>
+            </w:r>
+          </w:p>
+        </w:tc>
+        <w:tc>
+          <w:tcPr>
+            <w:tcW w:w="1872" w:type="dxa"/>
+          </w:tcPr>
+          <w:p>
+            <w:pPr>
+              <w:rPr>
+                <w:lang w:val="en-US"/>
+              </w:rPr>
+            </w:pPr>
+          </w:p>
+        </w:tc>
+        <w:tc>
+          <w:tcPr>
+            <w:tcW w:w="1872" w:type="dxa"/>
+          </w:tcPr>
+          <w:p>
+            <w:pPr>
+              <w:rPr>
+                <w:lang w:val="en-US"/>
+              </w:rPr>
+            </w:pPr>
+            <w:r>
+              <w:rPr>
+                <w:lang w:val="en-US"/>
+              </w:rPr>
+              <w:t>CN=10.40.72.48/28,CN=Subnets,CN=Sites,CN=Configuration,DC=corp,DC=voyageurtransportation,DC=ca</w:t>
             </w:r>
           </w:p>
         </w:tc>
@@ -13604,191 +10414,37 @@
               <w:rPr>
                 <w:lang w:val="en-US"/>
               </w:rPr>
-              <w:t>CN=London970</w:t>
-            </w:r>
-            <w:proofErr w:type="gramStart"/>
-            <w:r>
-              <w:rPr>
-                <w:lang w:val="en-US"/>
-              </w:rPr>
-              <w:t>CoLo,CN</w:t>
-            </w:r>
-            <w:proofErr w:type="gramEnd"/>
-            <w:r>
-              <w:rPr>
-                <w:lang w:val="en-US"/>
-              </w:rPr>
-              <w:t>=</w:t>
-            </w:r>
-            <w:proofErr w:type="gramStart"/>
-            <w:r>
-              <w:rPr>
-                <w:lang w:val="en-US"/>
-              </w:rPr>
-              <w:t>Sites,CN</w:t>
-            </w:r>
-            <w:proofErr w:type="gramEnd"/>
-            <w:r>
-              <w:rPr>
-                <w:lang w:val="en-US"/>
-              </w:rPr>
-              <w:t>=</w:t>
-            </w:r>
-            <w:proofErr w:type="gramStart"/>
-            <w:r>
-              <w:rPr>
-                <w:lang w:val="en-US"/>
-              </w:rPr>
-              <w:t>Configuration,DC</w:t>
-            </w:r>
-            <w:proofErr w:type="gramEnd"/>
-            <w:r>
-              <w:rPr>
-                <w:lang w:val="en-US"/>
-              </w:rPr>
-              <w:t>=</w:t>
-            </w:r>
-            <w:proofErr w:type="gramStart"/>
-            <w:r>
-              <w:rPr>
-                <w:lang w:val="en-US"/>
-              </w:rPr>
-              <w:t>corp,DC</w:t>
-            </w:r>
-            <w:proofErr w:type="gramEnd"/>
-            <w:r>
-              <w:rPr>
-                <w:lang w:val="en-US"/>
-              </w:rPr>
-              <w:t>=</w:t>
-            </w:r>
-            <w:proofErr w:type="gramStart"/>
-            <w:r>
-              <w:rPr>
-                <w:lang w:val="en-US"/>
-              </w:rPr>
-              <w:t>voyageurtransportation,DC</w:t>
-            </w:r>
-            <w:proofErr w:type="gramEnd"/>
-            <w:r>
-              <w:rPr>
-                <w:lang w:val="en-US"/>
-              </w:rPr>
-              <w:t>=ca</w:t>
-            </w:r>
-          </w:p>
-        </w:tc>
-        <w:tc>
-          <w:tcPr>
-            <w:tcW w:w="1872" w:type="dxa"/>
-          </w:tcPr>
-          <w:p>
-            <w:pPr>
-              <w:rPr>
-                <w:lang w:val="en-US"/>
-              </w:rPr>
-            </w:pPr>
-          </w:p>
-        </w:tc>
-        <w:tc>
-          <w:tcPr>
-            <w:tcW w:w="1872" w:type="dxa"/>
-          </w:tcPr>
-          <w:p>
-            <w:pPr>
-              <w:rPr>
-                <w:lang w:val="en-US"/>
-              </w:rPr>
-            </w:pPr>
-            <w:r>
-              <w:rPr>
-                <w:lang w:val="en-US"/>
-              </w:rPr>
-              <w:t>CN=10.40.72.64/</w:t>
-            </w:r>
-            <w:proofErr w:type="gramStart"/>
-            <w:r>
-              <w:rPr>
-                <w:lang w:val="en-US"/>
-              </w:rPr>
-              <w:t>27,CN</w:t>
-            </w:r>
-            <w:proofErr w:type="gramEnd"/>
-            <w:r>
-              <w:rPr>
-                <w:lang w:val="en-US"/>
-              </w:rPr>
-              <w:t>=</w:t>
-            </w:r>
-            <w:proofErr w:type="gramStart"/>
-            <w:r>
-              <w:rPr>
-                <w:lang w:val="en-US"/>
-              </w:rPr>
-              <w:t>Subnets,CN</w:t>
-            </w:r>
-            <w:proofErr w:type="gramEnd"/>
-            <w:r>
-              <w:rPr>
-                <w:lang w:val="en-US"/>
-              </w:rPr>
-              <w:t>=</w:t>
-            </w:r>
-            <w:proofErr w:type="gramStart"/>
-            <w:r>
-              <w:rPr>
-                <w:lang w:val="en-US"/>
-              </w:rPr>
-              <w:t>Sites,CN</w:t>
-            </w:r>
-            <w:proofErr w:type="gramEnd"/>
-            <w:r>
-              <w:rPr>
-                <w:lang w:val="en-US"/>
-              </w:rPr>
-              <w:t>=</w:t>
-            </w:r>
-            <w:proofErr w:type="gramStart"/>
-            <w:r>
-              <w:rPr>
-                <w:lang w:val="en-US"/>
-              </w:rPr>
-              <w:t>Configuration,DC</w:t>
-            </w:r>
-            <w:proofErr w:type="gramEnd"/>
-            <w:r>
-              <w:rPr>
-                <w:lang w:val="en-US"/>
-              </w:rPr>
-              <w:t>=</w:t>
-            </w:r>
-            <w:proofErr w:type="gramStart"/>
-            <w:r>
-              <w:rPr>
-                <w:lang w:val="en-US"/>
-              </w:rPr>
-              <w:t>corp,DC</w:t>
-            </w:r>
-            <w:proofErr w:type="gramEnd"/>
-            <w:r>
-              <w:rPr>
-                <w:lang w:val="en-US"/>
-              </w:rPr>
-              <w:t>=</w:t>
-            </w:r>
-            <w:proofErr w:type="gramStart"/>
-            <w:r>
-              <w:rPr>
-                <w:lang w:val="en-US"/>
-              </w:rPr>
-              <w:t>voyageurtransportation,DC</w:t>
-            </w:r>
-            <w:proofErr w:type="gramEnd"/>
-            <w:r>
-              <w:rPr>
-                <w:lang w:val="en-US"/>
-              </w:rPr>
-              <w:t>=ca</w:t>
+              <w:t>CN=London970CoLo,CN=Sites,CN=Configuration,DC=corp,DC=voyageurtransportation,DC=ca</w:t>
+            </w:r>
+          </w:p>
+        </w:tc>
+        <w:tc>
+          <w:tcPr>
+            <w:tcW w:w="1872" w:type="dxa"/>
+          </w:tcPr>
+          <w:p>
+            <w:pPr>
+              <w:rPr>
+                <w:lang w:val="en-US"/>
+              </w:rPr>
+            </w:pPr>
+          </w:p>
+        </w:tc>
+        <w:tc>
+          <w:tcPr>
+            <w:tcW w:w="1872" w:type="dxa"/>
+          </w:tcPr>
+          <w:p>
+            <w:pPr>
+              <w:rPr>
+                <w:lang w:val="en-US"/>
+              </w:rPr>
+            </w:pPr>
+            <w:r>
+              <w:rPr>
+                <w:lang w:val="en-US"/>
+              </w:rPr>
+              <w:t>CN=10.40.72.64/27,CN=Subnets,CN=Sites,CN=Configuration,DC=corp,DC=voyageurtransportation,DC=ca</w:t>
             </w:r>
           </w:p>
         </w:tc>
@@ -13844,191 +10500,37 @@
               <w:rPr>
                 <w:lang w:val="en-US"/>
               </w:rPr>
-              <w:t>CN=London970</w:t>
-            </w:r>
-            <w:proofErr w:type="gramStart"/>
-            <w:r>
-              <w:rPr>
-                <w:lang w:val="en-US"/>
-              </w:rPr>
-              <w:t>CoLo,CN</w:t>
-            </w:r>
-            <w:proofErr w:type="gramEnd"/>
-            <w:r>
-              <w:rPr>
-                <w:lang w:val="en-US"/>
-              </w:rPr>
-              <w:t>=</w:t>
-            </w:r>
-            <w:proofErr w:type="gramStart"/>
-            <w:r>
-              <w:rPr>
-                <w:lang w:val="en-US"/>
-              </w:rPr>
-              <w:t>Sites,CN</w:t>
-            </w:r>
-            <w:proofErr w:type="gramEnd"/>
-            <w:r>
-              <w:rPr>
-                <w:lang w:val="en-US"/>
-              </w:rPr>
-              <w:t>=</w:t>
-            </w:r>
-            <w:proofErr w:type="gramStart"/>
-            <w:r>
-              <w:rPr>
-                <w:lang w:val="en-US"/>
-              </w:rPr>
-              <w:t>Configuration,DC</w:t>
-            </w:r>
-            <w:proofErr w:type="gramEnd"/>
-            <w:r>
-              <w:rPr>
-                <w:lang w:val="en-US"/>
-              </w:rPr>
-              <w:t>=</w:t>
-            </w:r>
-            <w:proofErr w:type="gramStart"/>
-            <w:r>
-              <w:rPr>
-                <w:lang w:val="en-US"/>
-              </w:rPr>
-              <w:t>corp,DC</w:t>
-            </w:r>
-            <w:proofErr w:type="gramEnd"/>
-            <w:r>
-              <w:rPr>
-                <w:lang w:val="en-US"/>
-              </w:rPr>
-              <w:t>=</w:t>
-            </w:r>
-            <w:proofErr w:type="gramStart"/>
-            <w:r>
-              <w:rPr>
-                <w:lang w:val="en-US"/>
-              </w:rPr>
-              <w:t>voyageurtransportation,DC</w:t>
-            </w:r>
-            <w:proofErr w:type="gramEnd"/>
-            <w:r>
-              <w:rPr>
-                <w:lang w:val="en-US"/>
-              </w:rPr>
-              <w:t>=ca</w:t>
-            </w:r>
-          </w:p>
-        </w:tc>
-        <w:tc>
-          <w:tcPr>
-            <w:tcW w:w="1872" w:type="dxa"/>
-          </w:tcPr>
-          <w:p>
-            <w:pPr>
-              <w:rPr>
-                <w:lang w:val="en-US"/>
-              </w:rPr>
-            </w:pPr>
-          </w:p>
-        </w:tc>
-        <w:tc>
-          <w:tcPr>
-            <w:tcW w:w="1872" w:type="dxa"/>
-          </w:tcPr>
-          <w:p>
-            <w:pPr>
-              <w:rPr>
-                <w:lang w:val="en-US"/>
-              </w:rPr>
-            </w:pPr>
-            <w:r>
-              <w:rPr>
-                <w:lang w:val="en-US"/>
-              </w:rPr>
-              <w:t>CN=10.40.72.96/</w:t>
-            </w:r>
-            <w:proofErr w:type="gramStart"/>
-            <w:r>
-              <w:rPr>
-                <w:lang w:val="en-US"/>
-              </w:rPr>
-              <w:t>27,CN</w:t>
-            </w:r>
-            <w:proofErr w:type="gramEnd"/>
-            <w:r>
-              <w:rPr>
-                <w:lang w:val="en-US"/>
-              </w:rPr>
-              <w:t>=</w:t>
-            </w:r>
-            <w:proofErr w:type="gramStart"/>
-            <w:r>
-              <w:rPr>
-                <w:lang w:val="en-US"/>
-              </w:rPr>
-              <w:t>Subnets,CN</w:t>
-            </w:r>
-            <w:proofErr w:type="gramEnd"/>
-            <w:r>
-              <w:rPr>
-                <w:lang w:val="en-US"/>
-              </w:rPr>
-              <w:t>=</w:t>
-            </w:r>
-            <w:proofErr w:type="gramStart"/>
-            <w:r>
-              <w:rPr>
-                <w:lang w:val="en-US"/>
-              </w:rPr>
-              <w:t>Sites,CN</w:t>
-            </w:r>
-            <w:proofErr w:type="gramEnd"/>
-            <w:r>
-              <w:rPr>
-                <w:lang w:val="en-US"/>
-              </w:rPr>
-              <w:t>=</w:t>
-            </w:r>
-            <w:proofErr w:type="gramStart"/>
-            <w:r>
-              <w:rPr>
-                <w:lang w:val="en-US"/>
-              </w:rPr>
-              <w:t>Configuration,DC</w:t>
-            </w:r>
-            <w:proofErr w:type="gramEnd"/>
-            <w:r>
-              <w:rPr>
-                <w:lang w:val="en-US"/>
-              </w:rPr>
-              <w:t>=</w:t>
-            </w:r>
-            <w:proofErr w:type="gramStart"/>
-            <w:r>
-              <w:rPr>
-                <w:lang w:val="en-US"/>
-              </w:rPr>
-              <w:t>corp,DC</w:t>
-            </w:r>
-            <w:proofErr w:type="gramEnd"/>
-            <w:r>
-              <w:rPr>
-                <w:lang w:val="en-US"/>
-              </w:rPr>
-              <w:t>=</w:t>
-            </w:r>
-            <w:proofErr w:type="gramStart"/>
-            <w:r>
-              <w:rPr>
-                <w:lang w:val="en-US"/>
-              </w:rPr>
-              <w:t>voyageurtransportation,DC</w:t>
-            </w:r>
-            <w:proofErr w:type="gramEnd"/>
-            <w:r>
-              <w:rPr>
-                <w:lang w:val="en-US"/>
-              </w:rPr>
-              <w:t>=ca</w:t>
+              <w:t>CN=London970CoLo,CN=Sites,CN=Configuration,DC=corp,DC=voyageurtransportation,DC=ca</w:t>
+            </w:r>
+          </w:p>
+        </w:tc>
+        <w:tc>
+          <w:tcPr>
+            <w:tcW w:w="1872" w:type="dxa"/>
+          </w:tcPr>
+          <w:p>
+            <w:pPr>
+              <w:rPr>
+                <w:lang w:val="en-US"/>
+              </w:rPr>
+            </w:pPr>
+          </w:p>
+        </w:tc>
+        <w:tc>
+          <w:tcPr>
+            <w:tcW w:w="1872" w:type="dxa"/>
+          </w:tcPr>
+          <w:p>
+            <w:pPr>
+              <w:rPr>
+                <w:lang w:val="en-US"/>
+              </w:rPr>
+            </w:pPr>
+            <w:r>
+              <w:rPr>
+                <w:lang w:val="en-US"/>
+              </w:rPr>
+              <w:t>CN=10.40.72.96/27,CN=Subnets,CN=Sites,CN=Configuration,DC=corp,DC=voyageurtransportation,DC=ca</w:t>
             </w:r>
           </w:p>
         </w:tc>
@@ -14081,191 +10583,37 @@
               <w:rPr>
                 <w:lang w:val="en-US"/>
               </w:rPr>
-              <w:t>CN=London970</w:t>
-            </w:r>
-            <w:proofErr w:type="gramStart"/>
-            <w:r>
-              <w:rPr>
-                <w:lang w:val="en-US"/>
-              </w:rPr>
-              <w:t>CoLo,CN</w:t>
-            </w:r>
-            <w:proofErr w:type="gramEnd"/>
-            <w:r>
-              <w:rPr>
-                <w:lang w:val="en-US"/>
-              </w:rPr>
-              <w:t>=</w:t>
-            </w:r>
-            <w:proofErr w:type="gramStart"/>
-            <w:r>
-              <w:rPr>
-                <w:lang w:val="en-US"/>
-              </w:rPr>
-              <w:t>Sites,CN</w:t>
-            </w:r>
-            <w:proofErr w:type="gramEnd"/>
-            <w:r>
-              <w:rPr>
-                <w:lang w:val="en-US"/>
-              </w:rPr>
-              <w:t>=</w:t>
-            </w:r>
-            <w:proofErr w:type="gramStart"/>
-            <w:r>
-              <w:rPr>
-                <w:lang w:val="en-US"/>
-              </w:rPr>
-              <w:t>Configuration,DC</w:t>
-            </w:r>
-            <w:proofErr w:type="gramEnd"/>
-            <w:r>
-              <w:rPr>
-                <w:lang w:val="en-US"/>
-              </w:rPr>
-              <w:t>=</w:t>
-            </w:r>
-            <w:proofErr w:type="gramStart"/>
-            <w:r>
-              <w:rPr>
-                <w:lang w:val="en-US"/>
-              </w:rPr>
-              <w:t>corp,DC</w:t>
-            </w:r>
-            <w:proofErr w:type="gramEnd"/>
-            <w:r>
-              <w:rPr>
-                <w:lang w:val="en-US"/>
-              </w:rPr>
-              <w:t>=</w:t>
-            </w:r>
-            <w:proofErr w:type="gramStart"/>
-            <w:r>
-              <w:rPr>
-                <w:lang w:val="en-US"/>
-              </w:rPr>
-              <w:t>voyageurtransportation,DC</w:t>
-            </w:r>
-            <w:proofErr w:type="gramEnd"/>
-            <w:r>
-              <w:rPr>
-                <w:lang w:val="en-US"/>
-              </w:rPr>
-              <w:t>=ca</w:t>
-            </w:r>
-          </w:p>
-        </w:tc>
-        <w:tc>
-          <w:tcPr>
-            <w:tcW w:w="1872" w:type="dxa"/>
-          </w:tcPr>
-          <w:p>
-            <w:pPr>
-              <w:rPr>
-                <w:lang w:val="en-US"/>
-              </w:rPr>
-            </w:pPr>
-          </w:p>
-        </w:tc>
-        <w:tc>
-          <w:tcPr>
-            <w:tcW w:w="1872" w:type="dxa"/>
-          </w:tcPr>
-          <w:p>
-            <w:pPr>
-              <w:rPr>
-                <w:lang w:val="en-US"/>
-              </w:rPr>
-            </w:pPr>
-            <w:r>
-              <w:rPr>
-                <w:lang w:val="en-US"/>
-              </w:rPr>
-              <w:t>CN=10.40.72.128/</w:t>
-            </w:r>
-            <w:proofErr w:type="gramStart"/>
-            <w:r>
-              <w:rPr>
-                <w:lang w:val="en-US"/>
-              </w:rPr>
-              <w:t>27,CN</w:t>
-            </w:r>
-            <w:proofErr w:type="gramEnd"/>
-            <w:r>
-              <w:rPr>
-                <w:lang w:val="en-US"/>
-              </w:rPr>
-              <w:t>=</w:t>
-            </w:r>
-            <w:proofErr w:type="gramStart"/>
-            <w:r>
-              <w:rPr>
-                <w:lang w:val="en-US"/>
-              </w:rPr>
-              <w:t>Subnets,CN</w:t>
-            </w:r>
-            <w:proofErr w:type="gramEnd"/>
-            <w:r>
-              <w:rPr>
-                <w:lang w:val="en-US"/>
-              </w:rPr>
-              <w:t>=</w:t>
-            </w:r>
-            <w:proofErr w:type="gramStart"/>
-            <w:r>
-              <w:rPr>
-                <w:lang w:val="en-US"/>
-              </w:rPr>
-              <w:t>Sites,CN</w:t>
-            </w:r>
-            <w:proofErr w:type="gramEnd"/>
-            <w:r>
-              <w:rPr>
-                <w:lang w:val="en-US"/>
-              </w:rPr>
-              <w:t>=</w:t>
-            </w:r>
-            <w:proofErr w:type="gramStart"/>
-            <w:r>
-              <w:rPr>
-                <w:lang w:val="en-US"/>
-              </w:rPr>
-              <w:t>Configuration,DC</w:t>
-            </w:r>
-            <w:proofErr w:type="gramEnd"/>
-            <w:r>
-              <w:rPr>
-                <w:lang w:val="en-US"/>
-              </w:rPr>
-              <w:t>=</w:t>
-            </w:r>
-            <w:proofErr w:type="gramStart"/>
-            <w:r>
-              <w:rPr>
-                <w:lang w:val="en-US"/>
-              </w:rPr>
-              <w:t>corp,DC</w:t>
-            </w:r>
-            <w:proofErr w:type="gramEnd"/>
-            <w:r>
-              <w:rPr>
-                <w:lang w:val="en-US"/>
-              </w:rPr>
-              <w:t>=</w:t>
-            </w:r>
-            <w:proofErr w:type="gramStart"/>
-            <w:r>
-              <w:rPr>
-                <w:lang w:val="en-US"/>
-              </w:rPr>
-              <w:t>voyageurtransportation,DC</w:t>
-            </w:r>
-            <w:proofErr w:type="gramEnd"/>
-            <w:r>
-              <w:rPr>
-                <w:lang w:val="en-US"/>
-              </w:rPr>
-              <w:t>=ca</w:t>
+              <w:t>CN=London970CoLo,CN=Sites,CN=Configuration,DC=corp,DC=voyageurtransportation,DC=ca</w:t>
+            </w:r>
+          </w:p>
+        </w:tc>
+        <w:tc>
+          <w:tcPr>
+            <w:tcW w:w="1872" w:type="dxa"/>
+          </w:tcPr>
+          <w:p>
+            <w:pPr>
+              <w:rPr>
+                <w:lang w:val="en-US"/>
+              </w:rPr>
+            </w:pPr>
+          </w:p>
+        </w:tc>
+        <w:tc>
+          <w:tcPr>
+            <w:tcW w:w="1872" w:type="dxa"/>
+          </w:tcPr>
+          <w:p>
+            <w:pPr>
+              <w:rPr>
+                <w:lang w:val="en-US"/>
+              </w:rPr>
+            </w:pPr>
+            <w:r>
+              <w:rPr>
+                <w:lang w:val="en-US"/>
+              </w:rPr>
+              <w:t>CN=10.40.72.128/27,CN=Subnets,CN=Sites,CN=Configuration,DC=corp,DC=voyageurtransportation,DC=ca</w:t>
             </w:r>
           </w:p>
         </w:tc>
@@ -14321,205 +10669,37 @@
               <w:rPr>
                 <w:lang w:val="en-US"/>
               </w:rPr>
-              <w:t>CN=London970</w:t>
-            </w:r>
-            <w:proofErr w:type="gramStart"/>
-            <w:r>
-              <w:rPr>
-                <w:lang w:val="en-US"/>
-              </w:rPr>
-              <w:t>CoLo,CN</w:t>
-            </w:r>
-            <w:proofErr w:type="gramEnd"/>
-            <w:r>
-              <w:rPr>
-                <w:lang w:val="en-US"/>
-              </w:rPr>
-              <w:t>=</w:t>
-            </w:r>
-            <w:proofErr w:type="gramStart"/>
-            <w:r>
-              <w:rPr>
-                <w:lang w:val="en-US"/>
-              </w:rPr>
-              <w:t>Sites,CN</w:t>
-            </w:r>
-            <w:proofErr w:type="gramEnd"/>
-            <w:r>
-              <w:rPr>
-                <w:lang w:val="en-US"/>
-              </w:rPr>
-              <w:t>=</w:t>
-            </w:r>
-            <w:proofErr w:type="gramStart"/>
-            <w:r>
-              <w:rPr>
-                <w:lang w:val="en-US"/>
-              </w:rPr>
-              <w:t>Configuration,DC</w:t>
-            </w:r>
-            <w:proofErr w:type="gramEnd"/>
-            <w:r>
-              <w:rPr>
-                <w:lang w:val="en-US"/>
-              </w:rPr>
-              <w:t>=</w:t>
-            </w:r>
-            <w:proofErr w:type="gramStart"/>
-            <w:r>
-              <w:rPr>
-                <w:lang w:val="en-US"/>
-              </w:rPr>
-              <w:t>corp,DC</w:t>
-            </w:r>
-            <w:proofErr w:type="gramEnd"/>
-            <w:r>
-              <w:rPr>
-                <w:lang w:val="en-US"/>
-              </w:rPr>
-              <w:t>=</w:t>
-            </w:r>
-            <w:proofErr w:type="gramStart"/>
-            <w:r>
-              <w:rPr>
-                <w:lang w:val="en-US"/>
-              </w:rPr>
-              <w:t>voyage</w:t>
-            </w:r>
-            <w:r>
-              <w:rPr>
-                <w:lang w:val="en-US"/>
-              </w:rPr>
-              <w:lastRenderedPageBreak/>
-              <w:t>urtransportation,DC</w:t>
-            </w:r>
-            <w:proofErr w:type="gramEnd"/>
-            <w:r>
-              <w:rPr>
-                <w:lang w:val="en-US"/>
-              </w:rPr>
-              <w:t>=ca</w:t>
-            </w:r>
-          </w:p>
-        </w:tc>
-        <w:tc>
-          <w:tcPr>
-            <w:tcW w:w="1872" w:type="dxa"/>
-          </w:tcPr>
-          <w:p>
-            <w:pPr>
-              <w:rPr>
-                <w:lang w:val="en-US"/>
-              </w:rPr>
-            </w:pPr>
-          </w:p>
-        </w:tc>
-        <w:tc>
-          <w:tcPr>
-            <w:tcW w:w="1872" w:type="dxa"/>
-          </w:tcPr>
-          <w:p>
-            <w:pPr>
-              <w:rPr>
-                <w:lang w:val="en-US"/>
-              </w:rPr>
-            </w:pPr>
-            <w:r>
-              <w:rPr>
-                <w:lang w:val="en-US"/>
-              </w:rPr>
-              <w:t>CN=10.40.72.160/</w:t>
-            </w:r>
-            <w:proofErr w:type="gramStart"/>
-            <w:r>
-              <w:rPr>
-                <w:lang w:val="en-US"/>
-              </w:rPr>
-              <w:t>27,CN</w:t>
-            </w:r>
-            <w:proofErr w:type="gramEnd"/>
-            <w:r>
-              <w:rPr>
-                <w:lang w:val="en-US"/>
-              </w:rPr>
-              <w:t>=</w:t>
-            </w:r>
-            <w:proofErr w:type="gramStart"/>
-            <w:r>
-              <w:rPr>
-                <w:lang w:val="en-US"/>
-              </w:rPr>
-              <w:t>Subnets,CN</w:t>
-            </w:r>
-            <w:proofErr w:type="gramEnd"/>
-            <w:r>
-              <w:rPr>
-                <w:lang w:val="en-US"/>
-              </w:rPr>
-              <w:t>=</w:t>
-            </w:r>
-            <w:proofErr w:type="gramStart"/>
-            <w:r>
-              <w:rPr>
-                <w:lang w:val="en-US"/>
-              </w:rPr>
-              <w:t>Sites,CN</w:t>
-            </w:r>
-            <w:proofErr w:type="gramEnd"/>
-            <w:r>
-              <w:rPr>
-                <w:lang w:val="en-US"/>
-              </w:rPr>
-              <w:t>=</w:t>
-            </w:r>
-            <w:proofErr w:type="gramStart"/>
-            <w:r>
-              <w:rPr>
-                <w:lang w:val="en-US"/>
-              </w:rPr>
-              <w:t>Configuration,DC</w:t>
-            </w:r>
-            <w:proofErr w:type="gramEnd"/>
-            <w:r>
-              <w:rPr>
-                <w:lang w:val="en-US"/>
-              </w:rPr>
-              <w:t>=</w:t>
-            </w:r>
-            <w:proofErr w:type="gramStart"/>
-            <w:r>
-              <w:rPr>
-                <w:lang w:val="en-US"/>
-              </w:rPr>
-              <w:t>corp,</w:t>
-            </w:r>
-            <w:r>
-              <w:rPr>
-                <w:lang w:val="en-US"/>
-              </w:rPr>
-              <w:lastRenderedPageBreak/>
-              <w:t>DC</w:t>
-            </w:r>
-            <w:proofErr w:type="gramEnd"/>
-            <w:r>
-              <w:rPr>
-                <w:lang w:val="en-US"/>
-              </w:rPr>
-              <w:t>=</w:t>
-            </w:r>
-            <w:proofErr w:type="gramStart"/>
-            <w:r>
-              <w:rPr>
-                <w:lang w:val="en-US"/>
-              </w:rPr>
-              <w:t>voyageurtransportation,DC</w:t>
-            </w:r>
-            <w:proofErr w:type="gramEnd"/>
-            <w:r>
-              <w:rPr>
-                <w:lang w:val="en-US"/>
-              </w:rPr>
-              <w:t>=ca</w:t>
+              <w:t>CN=London970CoLo,CN=Sites,CN=Configuration,DC=corp,DC=voyageurtransportation,DC=ca</w:t>
+            </w:r>
+          </w:p>
+        </w:tc>
+        <w:tc>
+          <w:tcPr>
+            <w:tcW w:w="1872" w:type="dxa"/>
+          </w:tcPr>
+          <w:p>
+            <w:pPr>
+              <w:rPr>
+                <w:lang w:val="en-US"/>
+              </w:rPr>
+            </w:pPr>
+          </w:p>
+        </w:tc>
+        <w:tc>
+          <w:tcPr>
+            <w:tcW w:w="1872" w:type="dxa"/>
+          </w:tcPr>
+          <w:p>
+            <w:pPr>
+              <w:rPr>
+                <w:lang w:val="en-US"/>
+              </w:rPr>
+            </w:pPr>
+            <w:r>
+              <w:rPr>
+                <w:lang w:val="en-US"/>
+              </w:rPr>
+              <w:t>CN=10.40.72.160/27,CN=Subnets,CN=Sites,CN=Configuration,DC=corp,DC=voyageurtransportation,DC=ca</w:t>
             </w:r>
           </w:p>
         </w:tc>
@@ -14572,191 +10752,51 @@
               <w:rPr>
                 <w:lang w:val="en-US"/>
               </w:rPr>
-              <w:t>CN=London970</w:t>
-            </w:r>
-            <w:proofErr w:type="gramStart"/>
-            <w:r>
-              <w:rPr>
-                <w:lang w:val="en-US"/>
-              </w:rPr>
-              <w:t>CoLo,CN</w:t>
-            </w:r>
-            <w:proofErr w:type="gramEnd"/>
-            <w:r>
-              <w:rPr>
-                <w:lang w:val="en-US"/>
-              </w:rPr>
-              <w:t>=</w:t>
-            </w:r>
-            <w:proofErr w:type="gramStart"/>
-            <w:r>
-              <w:rPr>
-                <w:lang w:val="en-US"/>
-              </w:rPr>
-              <w:t>Sites,CN</w:t>
-            </w:r>
-            <w:proofErr w:type="gramEnd"/>
-            <w:r>
-              <w:rPr>
-                <w:lang w:val="en-US"/>
-              </w:rPr>
-              <w:t>=</w:t>
-            </w:r>
-            <w:proofErr w:type="gramStart"/>
-            <w:r>
-              <w:rPr>
-                <w:lang w:val="en-US"/>
-              </w:rPr>
-              <w:t>Configuration,DC</w:t>
-            </w:r>
-            <w:proofErr w:type="gramEnd"/>
-            <w:r>
-              <w:rPr>
-                <w:lang w:val="en-US"/>
-              </w:rPr>
-              <w:t>=</w:t>
-            </w:r>
-            <w:proofErr w:type="gramStart"/>
-            <w:r>
-              <w:rPr>
-                <w:lang w:val="en-US"/>
-              </w:rPr>
-              <w:t>corp,DC</w:t>
-            </w:r>
-            <w:proofErr w:type="gramEnd"/>
-            <w:r>
-              <w:rPr>
-                <w:lang w:val="en-US"/>
-              </w:rPr>
-              <w:t>=</w:t>
-            </w:r>
-            <w:proofErr w:type="gramStart"/>
-            <w:r>
-              <w:rPr>
-                <w:lang w:val="en-US"/>
-              </w:rPr>
-              <w:t>voyageurtransportation,DC</w:t>
-            </w:r>
-            <w:proofErr w:type="gramEnd"/>
-            <w:r>
-              <w:rPr>
-                <w:lang w:val="en-US"/>
-              </w:rPr>
-              <w:t>=ca</w:t>
-            </w:r>
-          </w:p>
-        </w:tc>
-        <w:tc>
-          <w:tcPr>
-            <w:tcW w:w="1872" w:type="dxa"/>
-          </w:tcPr>
-          <w:p>
-            <w:pPr>
-              <w:rPr>
-                <w:lang w:val="en-US"/>
-              </w:rPr>
-            </w:pPr>
-          </w:p>
-        </w:tc>
-        <w:tc>
-          <w:tcPr>
-            <w:tcW w:w="1872" w:type="dxa"/>
-          </w:tcPr>
-          <w:p>
-            <w:pPr>
-              <w:rPr>
-                <w:lang w:val="en-US"/>
-              </w:rPr>
-            </w:pPr>
-            <w:r>
-              <w:rPr>
-                <w:lang w:val="en-US"/>
-              </w:rPr>
-              <w:t>CN=10.40.72.192/</w:t>
-            </w:r>
-            <w:proofErr w:type="gramStart"/>
-            <w:r>
-              <w:rPr>
-                <w:lang w:val="en-US"/>
-              </w:rPr>
-              <w:t>26,CN</w:t>
-            </w:r>
-            <w:proofErr w:type="gramEnd"/>
-            <w:r>
-              <w:rPr>
-                <w:lang w:val="en-US"/>
-              </w:rPr>
-              <w:t>=</w:t>
-            </w:r>
-            <w:proofErr w:type="gramStart"/>
-            <w:r>
-              <w:rPr>
-                <w:lang w:val="en-US"/>
-              </w:rPr>
-              <w:t>Subnets,CN</w:t>
-            </w:r>
-            <w:proofErr w:type="gramEnd"/>
-            <w:r>
-              <w:rPr>
-                <w:lang w:val="en-US"/>
-              </w:rPr>
-              <w:t>=</w:t>
-            </w:r>
-            <w:proofErr w:type="gramStart"/>
-            <w:r>
-              <w:rPr>
-                <w:lang w:val="en-US"/>
-              </w:rPr>
-              <w:t>Sites,CN</w:t>
-            </w:r>
-            <w:proofErr w:type="gramEnd"/>
-            <w:r>
-              <w:rPr>
-                <w:lang w:val="en-US"/>
-              </w:rPr>
-              <w:t>=</w:t>
-            </w:r>
-            <w:proofErr w:type="gramStart"/>
-            <w:r>
-              <w:rPr>
-                <w:lang w:val="en-US"/>
-              </w:rPr>
-              <w:t>Configuration,DC</w:t>
-            </w:r>
-            <w:proofErr w:type="gramEnd"/>
-            <w:r>
-              <w:rPr>
-                <w:lang w:val="en-US"/>
-              </w:rPr>
-              <w:t>=</w:t>
-            </w:r>
-            <w:proofErr w:type="gramStart"/>
-            <w:r>
-              <w:rPr>
-                <w:lang w:val="en-US"/>
-              </w:rPr>
-              <w:t>corp,DC</w:t>
-            </w:r>
-            <w:proofErr w:type="gramEnd"/>
-            <w:r>
-              <w:rPr>
-                <w:lang w:val="en-US"/>
-              </w:rPr>
-              <w:t>=</w:t>
-            </w:r>
-            <w:proofErr w:type="gramStart"/>
-            <w:r>
-              <w:rPr>
-                <w:lang w:val="en-US"/>
-              </w:rPr>
-              <w:t>voyageurtransportation,DC</w:t>
-            </w:r>
-            <w:proofErr w:type="gramEnd"/>
-            <w:r>
-              <w:rPr>
-                <w:lang w:val="en-US"/>
-              </w:rPr>
-              <w:t>=ca</w:t>
+              <w:t>CN=London970CoLo,CN=Sites,CN=Configuration,DC=corp,DC=voyage</w:t>
+            </w:r>
+            <w:r>
+              <w:rPr>
+                <w:lang w:val="en-US"/>
+              </w:rPr>
+              <w:lastRenderedPageBreak/>
+              <w:t>urtransportation,DC=ca</w:t>
+            </w:r>
+          </w:p>
+        </w:tc>
+        <w:tc>
+          <w:tcPr>
+            <w:tcW w:w="1872" w:type="dxa"/>
+          </w:tcPr>
+          <w:p>
+            <w:pPr>
+              <w:rPr>
+                <w:lang w:val="en-US"/>
+              </w:rPr>
+            </w:pPr>
+          </w:p>
+        </w:tc>
+        <w:tc>
+          <w:tcPr>
+            <w:tcW w:w="1872" w:type="dxa"/>
+          </w:tcPr>
+          <w:p>
+            <w:pPr>
+              <w:rPr>
+                <w:lang w:val="en-US"/>
+              </w:rPr>
+            </w:pPr>
+            <w:r>
+              <w:rPr>
+                <w:lang w:val="en-US"/>
+              </w:rPr>
+              <w:t>CN=10.40.72.192/26,CN=Subnets,CN=Sites,CN=Configuration,DC=corp,</w:t>
+            </w:r>
+            <w:r>
+              <w:rPr>
+                <w:lang w:val="en-US"/>
+              </w:rPr>
+              <w:lastRenderedPageBreak/>
+              <w:t>DC=voyageurtransportation,DC=ca</w:t>
             </w:r>
           </w:p>
         </w:tc>
@@ -14812,191 +10852,37 @@
               <w:rPr>
                 <w:lang w:val="en-US"/>
               </w:rPr>
-              <w:t>CN=London970</w:t>
-            </w:r>
-            <w:proofErr w:type="gramStart"/>
-            <w:r>
-              <w:rPr>
-                <w:lang w:val="en-US"/>
-              </w:rPr>
-              <w:t>CoLo,CN</w:t>
-            </w:r>
-            <w:proofErr w:type="gramEnd"/>
-            <w:r>
-              <w:rPr>
-                <w:lang w:val="en-US"/>
-              </w:rPr>
-              <w:t>=</w:t>
-            </w:r>
-            <w:proofErr w:type="gramStart"/>
-            <w:r>
-              <w:rPr>
-                <w:lang w:val="en-US"/>
-              </w:rPr>
-              <w:t>Sites,CN</w:t>
-            </w:r>
-            <w:proofErr w:type="gramEnd"/>
-            <w:r>
-              <w:rPr>
-                <w:lang w:val="en-US"/>
-              </w:rPr>
-              <w:t>=</w:t>
-            </w:r>
-            <w:proofErr w:type="gramStart"/>
-            <w:r>
-              <w:rPr>
-                <w:lang w:val="en-US"/>
-              </w:rPr>
-              <w:t>Configuration,DC</w:t>
-            </w:r>
-            <w:proofErr w:type="gramEnd"/>
-            <w:r>
-              <w:rPr>
-                <w:lang w:val="en-US"/>
-              </w:rPr>
-              <w:t>=</w:t>
-            </w:r>
-            <w:proofErr w:type="gramStart"/>
-            <w:r>
-              <w:rPr>
-                <w:lang w:val="en-US"/>
-              </w:rPr>
-              <w:t>corp,DC</w:t>
-            </w:r>
-            <w:proofErr w:type="gramEnd"/>
-            <w:r>
-              <w:rPr>
-                <w:lang w:val="en-US"/>
-              </w:rPr>
-              <w:t>=</w:t>
-            </w:r>
-            <w:proofErr w:type="gramStart"/>
-            <w:r>
-              <w:rPr>
-                <w:lang w:val="en-US"/>
-              </w:rPr>
-              <w:t>voyageurtransportation,DC</w:t>
-            </w:r>
-            <w:proofErr w:type="gramEnd"/>
-            <w:r>
-              <w:rPr>
-                <w:lang w:val="en-US"/>
-              </w:rPr>
-              <w:t>=ca</w:t>
-            </w:r>
-          </w:p>
-        </w:tc>
-        <w:tc>
-          <w:tcPr>
-            <w:tcW w:w="1872" w:type="dxa"/>
-          </w:tcPr>
-          <w:p>
-            <w:pPr>
-              <w:rPr>
-                <w:lang w:val="en-US"/>
-              </w:rPr>
-            </w:pPr>
-          </w:p>
-        </w:tc>
-        <w:tc>
-          <w:tcPr>
-            <w:tcW w:w="1872" w:type="dxa"/>
-          </w:tcPr>
-          <w:p>
-            <w:pPr>
-              <w:rPr>
-                <w:lang w:val="en-US"/>
-              </w:rPr>
-            </w:pPr>
-            <w:r>
-              <w:rPr>
-                <w:lang w:val="en-US"/>
-              </w:rPr>
-              <w:t>CN=10.40.73.0/</w:t>
-            </w:r>
-            <w:proofErr w:type="gramStart"/>
-            <w:r>
-              <w:rPr>
-                <w:lang w:val="en-US"/>
-              </w:rPr>
-              <w:t>26,CN</w:t>
-            </w:r>
-            <w:proofErr w:type="gramEnd"/>
-            <w:r>
-              <w:rPr>
-                <w:lang w:val="en-US"/>
-              </w:rPr>
-              <w:t>=</w:t>
-            </w:r>
-            <w:proofErr w:type="gramStart"/>
-            <w:r>
-              <w:rPr>
-                <w:lang w:val="en-US"/>
-              </w:rPr>
-              <w:t>Subnets,CN</w:t>
-            </w:r>
-            <w:proofErr w:type="gramEnd"/>
-            <w:r>
-              <w:rPr>
-                <w:lang w:val="en-US"/>
-              </w:rPr>
-              <w:t>=</w:t>
-            </w:r>
-            <w:proofErr w:type="gramStart"/>
-            <w:r>
-              <w:rPr>
-                <w:lang w:val="en-US"/>
-              </w:rPr>
-              <w:t>Sites,CN</w:t>
-            </w:r>
-            <w:proofErr w:type="gramEnd"/>
-            <w:r>
-              <w:rPr>
-                <w:lang w:val="en-US"/>
-              </w:rPr>
-              <w:t>=</w:t>
-            </w:r>
-            <w:proofErr w:type="gramStart"/>
-            <w:r>
-              <w:rPr>
-                <w:lang w:val="en-US"/>
-              </w:rPr>
-              <w:t>Configuration,DC</w:t>
-            </w:r>
-            <w:proofErr w:type="gramEnd"/>
-            <w:r>
-              <w:rPr>
-                <w:lang w:val="en-US"/>
-              </w:rPr>
-              <w:t>=</w:t>
-            </w:r>
-            <w:proofErr w:type="gramStart"/>
-            <w:r>
-              <w:rPr>
-                <w:lang w:val="en-US"/>
-              </w:rPr>
-              <w:t>corp,DC</w:t>
-            </w:r>
-            <w:proofErr w:type="gramEnd"/>
-            <w:r>
-              <w:rPr>
-                <w:lang w:val="en-US"/>
-              </w:rPr>
-              <w:t>=</w:t>
-            </w:r>
-            <w:proofErr w:type="gramStart"/>
-            <w:r>
-              <w:rPr>
-                <w:lang w:val="en-US"/>
-              </w:rPr>
-              <w:t>voyageurtransportation,DC</w:t>
-            </w:r>
-            <w:proofErr w:type="gramEnd"/>
-            <w:r>
-              <w:rPr>
-                <w:lang w:val="en-US"/>
-              </w:rPr>
-              <w:t>=ca</w:t>
+              <w:t>CN=London970CoLo,CN=Sites,CN=Configuration,DC=corp,DC=voyageurtransportation,DC=ca</w:t>
+            </w:r>
+          </w:p>
+        </w:tc>
+        <w:tc>
+          <w:tcPr>
+            <w:tcW w:w="1872" w:type="dxa"/>
+          </w:tcPr>
+          <w:p>
+            <w:pPr>
+              <w:rPr>
+                <w:lang w:val="en-US"/>
+              </w:rPr>
+            </w:pPr>
+          </w:p>
+        </w:tc>
+        <w:tc>
+          <w:tcPr>
+            <w:tcW w:w="1872" w:type="dxa"/>
+          </w:tcPr>
+          <w:p>
+            <w:pPr>
+              <w:rPr>
+                <w:lang w:val="en-US"/>
+              </w:rPr>
+            </w:pPr>
+            <w:r>
+              <w:rPr>
+                <w:lang w:val="en-US"/>
+              </w:rPr>
+              <w:t>CN=10.40.73.0/26,CN=Subnets,CN=Sites,CN=Configuration,DC=corp,DC=voyageurtransportation,DC=ca</w:t>
             </w:r>
           </w:p>
         </w:tc>
@@ -15049,191 +10935,37 @@
               <w:rPr>
                 <w:lang w:val="en-US"/>
               </w:rPr>
-              <w:t>CN=London970</w:t>
-            </w:r>
-            <w:proofErr w:type="gramStart"/>
-            <w:r>
-              <w:rPr>
-                <w:lang w:val="en-US"/>
-              </w:rPr>
-              <w:t>CoLo,CN</w:t>
-            </w:r>
-            <w:proofErr w:type="gramEnd"/>
-            <w:r>
-              <w:rPr>
-                <w:lang w:val="en-US"/>
-              </w:rPr>
-              <w:t>=</w:t>
-            </w:r>
-            <w:proofErr w:type="gramStart"/>
-            <w:r>
-              <w:rPr>
-                <w:lang w:val="en-US"/>
-              </w:rPr>
-              <w:t>Sites,CN</w:t>
-            </w:r>
-            <w:proofErr w:type="gramEnd"/>
-            <w:r>
-              <w:rPr>
-                <w:lang w:val="en-US"/>
-              </w:rPr>
-              <w:t>=</w:t>
-            </w:r>
-            <w:proofErr w:type="gramStart"/>
-            <w:r>
-              <w:rPr>
-                <w:lang w:val="en-US"/>
-              </w:rPr>
-              <w:t>Configuration,DC</w:t>
-            </w:r>
-            <w:proofErr w:type="gramEnd"/>
-            <w:r>
-              <w:rPr>
-                <w:lang w:val="en-US"/>
-              </w:rPr>
-              <w:t>=</w:t>
-            </w:r>
-            <w:proofErr w:type="gramStart"/>
-            <w:r>
-              <w:rPr>
-                <w:lang w:val="en-US"/>
-              </w:rPr>
-              <w:t>corp,DC</w:t>
-            </w:r>
-            <w:proofErr w:type="gramEnd"/>
-            <w:r>
-              <w:rPr>
-                <w:lang w:val="en-US"/>
-              </w:rPr>
-              <w:t>=</w:t>
-            </w:r>
-            <w:proofErr w:type="gramStart"/>
-            <w:r>
-              <w:rPr>
-                <w:lang w:val="en-US"/>
-              </w:rPr>
-              <w:t>voyageurtransportation,DC</w:t>
-            </w:r>
-            <w:proofErr w:type="gramEnd"/>
-            <w:r>
-              <w:rPr>
-                <w:lang w:val="en-US"/>
-              </w:rPr>
-              <w:t>=ca</w:t>
-            </w:r>
-          </w:p>
-        </w:tc>
-        <w:tc>
-          <w:tcPr>
-            <w:tcW w:w="1872" w:type="dxa"/>
-          </w:tcPr>
-          <w:p>
-            <w:pPr>
-              <w:rPr>
-                <w:lang w:val="en-US"/>
-              </w:rPr>
-            </w:pPr>
-          </w:p>
-        </w:tc>
-        <w:tc>
-          <w:tcPr>
-            <w:tcW w:w="1872" w:type="dxa"/>
-          </w:tcPr>
-          <w:p>
-            <w:pPr>
-              <w:rPr>
-                <w:lang w:val="en-US"/>
-              </w:rPr>
-            </w:pPr>
-            <w:r>
-              <w:rPr>
-                <w:lang w:val="en-US"/>
-              </w:rPr>
-              <w:t>CN=10.40.73.64/</w:t>
-            </w:r>
-            <w:proofErr w:type="gramStart"/>
-            <w:r>
-              <w:rPr>
-                <w:lang w:val="en-US"/>
-              </w:rPr>
-              <w:t>26,CN</w:t>
-            </w:r>
-            <w:proofErr w:type="gramEnd"/>
-            <w:r>
-              <w:rPr>
-                <w:lang w:val="en-US"/>
-              </w:rPr>
-              <w:t>=</w:t>
-            </w:r>
-            <w:proofErr w:type="gramStart"/>
-            <w:r>
-              <w:rPr>
-                <w:lang w:val="en-US"/>
-              </w:rPr>
-              <w:t>Subnets,CN</w:t>
-            </w:r>
-            <w:proofErr w:type="gramEnd"/>
-            <w:r>
-              <w:rPr>
-                <w:lang w:val="en-US"/>
-              </w:rPr>
-              <w:t>=</w:t>
-            </w:r>
-            <w:proofErr w:type="gramStart"/>
-            <w:r>
-              <w:rPr>
-                <w:lang w:val="en-US"/>
-              </w:rPr>
-              <w:t>Sites,CN</w:t>
-            </w:r>
-            <w:proofErr w:type="gramEnd"/>
-            <w:r>
-              <w:rPr>
-                <w:lang w:val="en-US"/>
-              </w:rPr>
-              <w:t>=</w:t>
-            </w:r>
-            <w:proofErr w:type="gramStart"/>
-            <w:r>
-              <w:rPr>
-                <w:lang w:val="en-US"/>
-              </w:rPr>
-              <w:t>Configuration,DC</w:t>
-            </w:r>
-            <w:proofErr w:type="gramEnd"/>
-            <w:r>
-              <w:rPr>
-                <w:lang w:val="en-US"/>
-              </w:rPr>
-              <w:t>=</w:t>
-            </w:r>
-            <w:proofErr w:type="gramStart"/>
-            <w:r>
-              <w:rPr>
-                <w:lang w:val="en-US"/>
-              </w:rPr>
-              <w:t>corp,DC</w:t>
-            </w:r>
-            <w:proofErr w:type="gramEnd"/>
-            <w:r>
-              <w:rPr>
-                <w:lang w:val="en-US"/>
-              </w:rPr>
-              <w:t>=</w:t>
-            </w:r>
-            <w:proofErr w:type="gramStart"/>
-            <w:r>
-              <w:rPr>
-                <w:lang w:val="en-US"/>
-              </w:rPr>
-              <w:t>voyageurtransportation,DC</w:t>
-            </w:r>
-            <w:proofErr w:type="gramEnd"/>
-            <w:r>
-              <w:rPr>
-                <w:lang w:val="en-US"/>
-              </w:rPr>
-              <w:t>=ca</w:t>
+              <w:t>CN=London970CoLo,CN=Sites,CN=Configuration,DC=corp,DC=voyageurtransportation,DC=ca</w:t>
+            </w:r>
+          </w:p>
+        </w:tc>
+        <w:tc>
+          <w:tcPr>
+            <w:tcW w:w="1872" w:type="dxa"/>
+          </w:tcPr>
+          <w:p>
+            <w:pPr>
+              <w:rPr>
+                <w:lang w:val="en-US"/>
+              </w:rPr>
+            </w:pPr>
+          </w:p>
+        </w:tc>
+        <w:tc>
+          <w:tcPr>
+            <w:tcW w:w="1872" w:type="dxa"/>
+          </w:tcPr>
+          <w:p>
+            <w:pPr>
+              <w:rPr>
+                <w:lang w:val="en-US"/>
+              </w:rPr>
+            </w:pPr>
+            <w:r>
+              <w:rPr>
+                <w:lang w:val="en-US"/>
+              </w:rPr>
+              <w:t>CN=10.40.73.64/26,CN=Subnets,CN=Sites,CN=Configuration,DC=corp,DC=voyageurtransportation,DC=ca</w:t>
             </w:r>
           </w:p>
         </w:tc>
@@ -15289,191 +11021,37 @@
               <w:rPr>
                 <w:lang w:val="en-US"/>
               </w:rPr>
-              <w:t>CN=London970</w:t>
-            </w:r>
-            <w:proofErr w:type="gramStart"/>
-            <w:r>
-              <w:rPr>
-                <w:lang w:val="en-US"/>
-              </w:rPr>
-              <w:t>CoLo,CN</w:t>
-            </w:r>
-            <w:proofErr w:type="gramEnd"/>
-            <w:r>
-              <w:rPr>
-                <w:lang w:val="en-US"/>
-              </w:rPr>
-              <w:t>=</w:t>
-            </w:r>
-            <w:proofErr w:type="gramStart"/>
-            <w:r>
-              <w:rPr>
-                <w:lang w:val="en-US"/>
-              </w:rPr>
-              <w:t>Sites,CN</w:t>
-            </w:r>
-            <w:proofErr w:type="gramEnd"/>
-            <w:r>
-              <w:rPr>
-                <w:lang w:val="en-US"/>
-              </w:rPr>
-              <w:t>=</w:t>
-            </w:r>
-            <w:proofErr w:type="gramStart"/>
-            <w:r>
-              <w:rPr>
-                <w:lang w:val="en-US"/>
-              </w:rPr>
-              <w:t>Configuration,DC</w:t>
-            </w:r>
-            <w:proofErr w:type="gramEnd"/>
-            <w:r>
-              <w:rPr>
-                <w:lang w:val="en-US"/>
-              </w:rPr>
-              <w:t>=</w:t>
-            </w:r>
-            <w:proofErr w:type="gramStart"/>
-            <w:r>
-              <w:rPr>
-                <w:lang w:val="en-US"/>
-              </w:rPr>
-              <w:t>corp,DC</w:t>
-            </w:r>
-            <w:proofErr w:type="gramEnd"/>
-            <w:r>
-              <w:rPr>
-                <w:lang w:val="en-US"/>
-              </w:rPr>
-              <w:t>=</w:t>
-            </w:r>
-            <w:proofErr w:type="gramStart"/>
-            <w:r>
-              <w:rPr>
-                <w:lang w:val="en-US"/>
-              </w:rPr>
-              <w:t>voyageurtransportation,DC</w:t>
-            </w:r>
-            <w:proofErr w:type="gramEnd"/>
-            <w:r>
-              <w:rPr>
-                <w:lang w:val="en-US"/>
-              </w:rPr>
-              <w:t>=ca</w:t>
-            </w:r>
-          </w:p>
-        </w:tc>
-        <w:tc>
-          <w:tcPr>
-            <w:tcW w:w="1872" w:type="dxa"/>
-          </w:tcPr>
-          <w:p>
-            <w:pPr>
-              <w:rPr>
-                <w:lang w:val="en-US"/>
-              </w:rPr>
-            </w:pPr>
-          </w:p>
-        </w:tc>
-        <w:tc>
-          <w:tcPr>
-            <w:tcW w:w="1872" w:type="dxa"/>
-          </w:tcPr>
-          <w:p>
-            <w:pPr>
-              <w:rPr>
-                <w:lang w:val="en-US"/>
-              </w:rPr>
-            </w:pPr>
-            <w:r>
-              <w:rPr>
-                <w:lang w:val="en-US"/>
-              </w:rPr>
-              <w:t>CN=10.40.74.0/</w:t>
-            </w:r>
-            <w:proofErr w:type="gramStart"/>
-            <w:r>
-              <w:rPr>
-                <w:lang w:val="en-US"/>
-              </w:rPr>
-              <w:t>24,CN</w:t>
-            </w:r>
-            <w:proofErr w:type="gramEnd"/>
-            <w:r>
-              <w:rPr>
-                <w:lang w:val="en-US"/>
-              </w:rPr>
-              <w:t>=</w:t>
-            </w:r>
-            <w:proofErr w:type="gramStart"/>
-            <w:r>
-              <w:rPr>
-                <w:lang w:val="en-US"/>
-              </w:rPr>
-              <w:t>Subnets,CN</w:t>
-            </w:r>
-            <w:proofErr w:type="gramEnd"/>
-            <w:r>
-              <w:rPr>
-                <w:lang w:val="en-US"/>
-              </w:rPr>
-              <w:t>=</w:t>
-            </w:r>
-            <w:proofErr w:type="gramStart"/>
-            <w:r>
-              <w:rPr>
-                <w:lang w:val="en-US"/>
-              </w:rPr>
-              <w:t>Sites,CN</w:t>
-            </w:r>
-            <w:proofErr w:type="gramEnd"/>
-            <w:r>
-              <w:rPr>
-                <w:lang w:val="en-US"/>
-              </w:rPr>
-              <w:t>=</w:t>
-            </w:r>
-            <w:proofErr w:type="gramStart"/>
-            <w:r>
-              <w:rPr>
-                <w:lang w:val="en-US"/>
-              </w:rPr>
-              <w:t>Configuration,DC</w:t>
-            </w:r>
-            <w:proofErr w:type="gramEnd"/>
-            <w:r>
-              <w:rPr>
-                <w:lang w:val="en-US"/>
-              </w:rPr>
-              <w:t>=</w:t>
-            </w:r>
-            <w:proofErr w:type="gramStart"/>
-            <w:r>
-              <w:rPr>
-                <w:lang w:val="en-US"/>
-              </w:rPr>
-              <w:t>corp,DC</w:t>
-            </w:r>
-            <w:proofErr w:type="gramEnd"/>
-            <w:r>
-              <w:rPr>
-                <w:lang w:val="en-US"/>
-              </w:rPr>
-              <w:t>=</w:t>
-            </w:r>
-            <w:proofErr w:type="gramStart"/>
-            <w:r>
-              <w:rPr>
-                <w:lang w:val="en-US"/>
-              </w:rPr>
-              <w:t>voyageurtransportation,DC</w:t>
-            </w:r>
-            <w:proofErr w:type="gramEnd"/>
-            <w:r>
-              <w:rPr>
-                <w:lang w:val="en-US"/>
-              </w:rPr>
-              <w:t>=ca</w:t>
+              <w:t>CN=London970CoLo,CN=Sites,CN=Configuration,DC=corp,DC=voyageurtransportation,DC=ca</w:t>
+            </w:r>
+          </w:p>
+        </w:tc>
+        <w:tc>
+          <w:tcPr>
+            <w:tcW w:w="1872" w:type="dxa"/>
+          </w:tcPr>
+          <w:p>
+            <w:pPr>
+              <w:rPr>
+                <w:lang w:val="en-US"/>
+              </w:rPr>
+            </w:pPr>
+          </w:p>
+        </w:tc>
+        <w:tc>
+          <w:tcPr>
+            <w:tcW w:w="1872" w:type="dxa"/>
+          </w:tcPr>
+          <w:p>
+            <w:pPr>
+              <w:rPr>
+                <w:lang w:val="en-US"/>
+              </w:rPr>
+            </w:pPr>
+            <w:r>
+              <w:rPr>
+                <w:lang w:val="en-US"/>
+              </w:rPr>
+              <w:t>CN=10.40.74.0/24,CN=Subnets,CN=Sites,CN=Configuration,DC=corp,DC=voyageurtransportation,DC=ca</w:t>
             </w:r>
           </w:p>
         </w:tc>
@@ -15526,191 +11104,37 @@
               <w:rPr>
                 <w:lang w:val="en-US"/>
               </w:rPr>
-              <w:t>CN=London970</w:t>
-            </w:r>
-            <w:proofErr w:type="gramStart"/>
-            <w:r>
-              <w:rPr>
-                <w:lang w:val="en-US"/>
-              </w:rPr>
-              <w:t>CoLo,CN</w:t>
-            </w:r>
-            <w:proofErr w:type="gramEnd"/>
-            <w:r>
-              <w:rPr>
-                <w:lang w:val="en-US"/>
-              </w:rPr>
-              <w:t>=</w:t>
-            </w:r>
-            <w:proofErr w:type="gramStart"/>
-            <w:r>
-              <w:rPr>
-                <w:lang w:val="en-US"/>
-              </w:rPr>
-              <w:t>Sites,CN</w:t>
-            </w:r>
-            <w:proofErr w:type="gramEnd"/>
-            <w:r>
-              <w:rPr>
-                <w:lang w:val="en-US"/>
-              </w:rPr>
-              <w:t>=</w:t>
-            </w:r>
-            <w:proofErr w:type="gramStart"/>
-            <w:r>
-              <w:rPr>
-                <w:lang w:val="en-US"/>
-              </w:rPr>
-              <w:t>Configuration,DC</w:t>
-            </w:r>
-            <w:proofErr w:type="gramEnd"/>
-            <w:r>
-              <w:rPr>
-                <w:lang w:val="en-US"/>
-              </w:rPr>
-              <w:t>=</w:t>
-            </w:r>
-            <w:proofErr w:type="gramStart"/>
-            <w:r>
-              <w:rPr>
-                <w:lang w:val="en-US"/>
-              </w:rPr>
-              <w:t>corp,DC</w:t>
-            </w:r>
-            <w:proofErr w:type="gramEnd"/>
-            <w:r>
-              <w:rPr>
-                <w:lang w:val="en-US"/>
-              </w:rPr>
-              <w:t>=</w:t>
-            </w:r>
-            <w:proofErr w:type="gramStart"/>
-            <w:r>
-              <w:rPr>
-                <w:lang w:val="en-US"/>
-              </w:rPr>
-              <w:t>voyageurtransportation,DC</w:t>
-            </w:r>
-            <w:proofErr w:type="gramEnd"/>
-            <w:r>
-              <w:rPr>
-                <w:lang w:val="en-US"/>
-              </w:rPr>
-              <w:t>=ca</w:t>
-            </w:r>
-          </w:p>
-        </w:tc>
-        <w:tc>
-          <w:tcPr>
-            <w:tcW w:w="1872" w:type="dxa"/>
-          </w:tcPr>
-          <w:p>
-            <w:pPr>
-              <w:rPr>
-                <w:lang w:val="en-US"/>
-              </w:rPr>
-            </w:pPr>
-          </w:p>
-        </w:tc>
-        <w:tc>
-          <w:tcPr>
-            <w:tcW w:w="1872" w:type="dxa"/>
-          </w:tcPr>
-          <w:p>
-            <w:pPr>
-              <w:rPr>
-                <w:lang w:val="en-US"/>
-              </w:rPr>
-            </w:pPr>
-            <w:r>
-              <w:rPr>
-                <w:lang w:val="en-US"/>
-              </w:rPr>
-              <w:t>CN=10.40.75.0/</w:t>
-            </w:r>
-            <w:proofErr w:type="gramStart"/>
-            <w:r>
-              <w:rPr>
-                <w:lang w:val="en-US"/>
-              </w:rPr>
-              <w:t>24,CN</w:t>
-            </w:r>
-            <w:proofErr w:type="gramEnd"/>
-            <w:r>
-              <w:rPr>
-                <w:lang w:val="en-US"/>
-              </w:rPr>
-              <w:t>=</w:t>
-            </w:r>
-            <w:proofErr w:type="gramStart"/>
-            <w:r>
-              <w:rPr>
-                <w:lang w:val="en-US"/>
-              </w:rPr>
-              <w:t>Subnets,CN</w:t>
-            </w:r>
-            <w:proofErr w:type="gramEnd"/>
-            <w:r>
-              <w:rPr>
-                <w:lang w:val="en-US"/>
-              </w:rPr>
-              <w:t>=</w:t>
-            </w:r>
-            <w:proofErr w:type="gramStart"/>
-            <w:r>
-              <w:rPr>
-                <w:lang w:val="en-US"/>
-              </w:rPr>
-              <w:t>Sites,CN</w:t>
-            </w:r>
-            <w:proofErr w:type="gramEnd"/>
-            <w:r>
-              <w:rPr>
-                <w:lang w:val="en-US"/>
-              </w:rPr>
-              <w:t>=</w:t>
-            </w:r>
-            <w:proofErr w:type="gramStart"/>
-            <w:r>
-              <w:rPr>
-                <w:lang w:val="en-US"/>
-              </w:rPr>
-              <w:t>Configuration,DC</w:t>
-            </w:r>
-            <w:proofErr w:type="gramEnd"/>
-            <w:r>
-              <w:rPr>
-                <w:lang w:val="en-US"/>
-              </w:rPr>
-              <w:t>=</w:t>
-            </w:r>
-            <w:proofErr w:type="gramStart"/>
-            <w:r>
-              <w:rPr>
-                <w:lang w:val="en-US"/>
-              </w:rPr>
-              <w:t>corp,DC</w:t>
-            </w:r>
-            <w:proofErr w:type="gramEnd"/>
-            <w:r>
-              <w:rPr>
-                <w:lang w:val="en-US"/>
-              </w:rPr>
-              <w:t>=</w:t>
-            </w:r>
-            <w:proofErr w:type="gramStart"/>
-            <w:r>
-              <w:rPr>
-                <w:lang w:val="en-US"/>
-              </w:rPr>
-              <w:t>voyageurtransportation,DC</w:t>
-            </w:r>
-            <w:proofErr w:type="gramEnd"/>
-            <w:r>
-              <w:rPr>
-                <w:lang w:val="en-US"/>
-              </w:rPr>
-              <w:t>=ca</w:t>
+              <w:t>CN=London970CoLo,CN=Sites,CN=Configuration,DC=corp,DC=voyageurtransportation,DC=ca</w:t>
+            </w:r>
+          </w:p>
+        </w:tc>
+        <w:tc>
+          <w:tcPr>
+            <w:tcW w:w="1872" w:type="dxa"/>
+          </w:tcPr>
+          <w:p>
+            <w:pPr>
+              <w:rPr>
+                <w:lang w:val="en-US"/>
+              </w:rPr>
+            </w:pPr>
+          </w:p>
+        </w:tc>
+        <w:tc>
+          <w:tcPr>
+            <w:tcW w:w="1872" w:type="dxa"/>
+          </w:tcPr>
+          <w:p>
+            <w:pPr>
+              <w:rPr>
+                <w:lang w:val="en-US"/>
+              </w:rPr>
+            </w:pPr>
+            <w:r>
+              <w:rPr>
+                <w:lang w:val="en-US"/>
+              </w:rPr>
+              <w:t>CN=10.40.75.0/24,CN=Subnets,CN=Sites,CN=Configuration,DC=corp,DC=voyageurtransportation,DC=ca</w:t>
             </w:r>
           </w:p>
         </w:tc>
@@ -15766,191 +11190,37 @@
               <w:rPr>
                 <w:lang w:val="en-US"/>
               </w:rPr>
-              <w:t>CN=London970</w:t>
-            </w:r>
-            <w:proofErr w:type="gramStart"/>
-            <w:r>
-              <w:rPr>
-                <w:lang w:val="en-US"/>
-              </w:rPr>
-              <w:t>CoLo,CN</w:t>
-            </w:r>
-            <w:proofErr w:type="gramEnd"/>
-            <w:r>
-              <w:rPr>
-                <w:lang w:val="en-US"/>
-              </w:rPr>
-              <w:t>=</w:t>
-            </w:r>
-            <w:proofErr w:type="gramStart"/>
-            <w:r>
-              <w:rPr>
-                <w:lang w:val="en-US"/>
-              </w:rPr>
-              <w:t>Sites,CN</w:t>
-            </w:r>
-            <w:proofErr w:type="gramEnd"/>
-            <w:r>
-              <w:rPr>
-                <w:lang w:val="en-US"/>
-              </w:rPr>
-              <w:t>=</w:t>
-            </w:r>
-            <w:proofErr w:type="gramStart"/>
-            <w:r>
-              <w:rPr>
-                <w:lang w:val="en-US"/>
-              </w:rPr>
-              <w:t>Configuration,DC</w:t>
-            </w:r>
-            <w:proofErr w:type="gramEnd"/>
-            <w:r>
-              <w:rPr>
-                <w:lang w:val="en-US"/>
-              </w:rPr>
-              <w:t>=</w:t>
-            </w:r>
-            <w:proofErr w:type="gramStart"/>
-            <w:r>
-              <w:rPr>
-                <w:lang w:val="en-US"/>
-              </w:rPr>
-              <w:t>corp,DC</w:t>
-            </w:r>
-            <w:proofErr w:type="gramEnd"/>
-            <w:r>
-              <w:rPr>
-                <w:lang w:val="en-US"/>
-              </w:rPr>
-              <w:t>=</w:t>
-            </w:r>
-            <w:proofErr w:type="gramStart"/>
-            <w:r>
-              <w:rPr>
-                <w:lang w:val="en-US"/>
-              </w:rPr>
-              <w:t>voyageurtransportation,DC</w:t>
-            </w:r>
-            <w:proofErr w:type="gramEnd"/>
-            <w:r>
-              <w:rPr>
-                <w:lang w:val="en-US"/>
-              </w:rPr>
-              <w:t>=ca</w:t>
-            </w:r>
-          </w:p>
-        </w:tc>
-        <w:tc>
-          <w:tcPr>
-            <w:tcW w:w="1872" w:type="dxa"/>
-          </w:tcPr>
-          <w:p>
-            <w:pPr>
-              <w:rPr>
-                <w:lang w:val="en-US"/>
-              </w:rPr>
-            </w:pPr>
-          </w:p>
-        </w:tc>
-        <w:tc>
-          <w:tcPr>
-            <w:tcW w:w="1872" w:type="dxa"/>
-          </w:tcPr>
-          <w:p>
-            <w:pPr>
-              <w:rPr>
-                <w:lang w:val="en-US"/>
-              </w:rPr>
-            </w:pPr>
-            <w:r>
-              <w:rPr>
-                <w:lang w:val="en-US"/>
-              </w:rPr>
-              <w:t>CN=10.48.60.0/</w:t>
-            </w:r>
-            <w:proofErr w:type="gramStart"/>
-            <w:r>
-              <w:rPr>
-                <w:lang w:val="en-US"/>
-              </w:rPr>
-              <w:t>24,CN</w:t>
-            </w:r>
-            <w:proofErr w:type="gramEnd"/>
-            <w:r>
-              <w:rPr>
-                <w:lang w:val="en-US"/>
-              </w:rPr>
-              <w:t>=</w:t>
-            </w:r>
-            <w:proofErr w:type="gramStart"/>
-            <w:r>
-              <w:rPr>
-                <w:lang w:val="en-US"/>
-              </w:rPr>
-              <w:t>Subnets,CN</w:t>
-            </w:r>
-            <w:proofErr w:type="gramEnd"/>
-            <w:r>
-              <w:rPr>
-                <w:lang w:val="en-US"/>
-              </w:rPr>
-              <w:t>=</w:t>
-            </w:r>
-            <w:proofErr w:type="gramStart"/>
-            <w:r>
-              <w:rPr>
-                <w:lang w:val="en-US"/>
-              </w:rPr>
-              <w:t>Sites,CN</w:t>
-            </w:r>
-            <w:proofErr w:type="gramEnd"/>
-            <w:r>
-              <w:rPr>
-                <w:lang w:val="en-US"/>
-              </w:rPr>
-              <w:t>=</w:t>
-            </w:r>
-            <w:proofErr w:type="gramStart"/>
-            <w:r>
-              <w:rPr>
-                <w:lang w:val="en-US"/>
-              </w:rPr>
-              <w:t>Configuration,DC</w:t>
-            </w:r>
-            <w:proofErr w:type="gramEnd"/>
-            <w:r>
-              <w:rPr>
-                <w:lang w:val="en-US"/>
-              </w:rPr>
-              <w:t>=</w:t>
-            </w:r>
-            <w:proofErr w:type="gramStart"/>
-            <w:r>
-              <w:rPr>
-                <w:lang w:val="en-US"/>
-              </w:rPr>
-              <w:t>corp,DC</w:t>
-            </w:r>
-            <w:proofErr w:type="gramEnd"/>
-            <w:r>
-              <w:rPr>
-                <w:lang w:val="en-US"/>
-              </w:rPr>
-              <w:t>=</w:t>
-            </w:r>
-            <w:proofErr w:type="gramStart"/>
-            <w:r>
-              <w:rPr>
-                <w:lang w:val="en-US"/>
-              </w:rPr>
-              <w:t>voyageurtransportation,DC</w:t>
-            </w:r>
-            <w:proofErr w:type="gramEnd"/>
-            <w:r>
-              <w:rPr>
-                <w:lang w:val="en-US"/>
-              </w:rPr>
-              <w:t>=ca</w:t>
+              <w:t>CN=London970CoLo,CN=Sites,CN=Configuration,DC=corp,DC=voyageurtransportation,DC=ca</w:t>
+            </w:r>
+          </w:p>
+        </w:tc>
+        <w:tc>
+          <w:tcPr>
+            <w:tcW w:w="1872" w:type="dxa"/>
+          </w:tcPr>
+          <w:p>
+            <w:pPr>
+              <w:rPr>
+                <w:lang w:val="en-US"/>
+              </w:rPr>
+            </w:pPr>
+          </w:p>
+        </w:tc>
+        <w:tc>
+          <w:tcPr>
+            <w:tcW w:w="1872" w:type="dxa"/>
+          </w:tcPr>
+          <w:p>
+            <w:pPr>
+              <w:rPr>
+                <w:lang w:val="en-US"/>
+              </w:rPr>
+            </w:pPr>
+            <w:r>
+              <w:rPr>
+                <w:lang w:val="en-US"/>
+              </w:rPr>
+              <w:t>CN=10.48.60.0/24,CN=Subnets,CN=Sites,CN=Configuration,DC=corp,DC=voyageurtransportation,DC=ca</w:t>
             </w:r>
           </w:p>
         </w:tc>
@@ -16003,191 +11273,37 @@
               <w:rPr>
                 <w:lang w:val="en-US"/>
               </w:rPr>
-              <w:t>CN=London970</w:t>
-            </w:r>
-            <w:proofErr w:type="gramStart"/>
-            <w:r>
-              <w:rPr>
-                <w:lang w:val="en-US"/>
-              </w:rPr>
-              <w:t>CoLo,CN</w:t>
-            </w:r>
-            <w:proofErr w:type="gramEnd"/>
-            <w:r>
-              <w:rPr>
-                <w:lang w:val="en-US"/>
-              </w:rPr>
-              <w:t>=</w:t>
-            </w:r>
-            <w:proofErr w:type="gramStart"/>
-            <w:r>
-              <w:rPr>
-                <w:lang w:val="en-US"/>
-              </w:rPr>
-              <w:t>Sites,CN</w:t>
-            </w:r>
-            <w:proofErr w:type="gramEnd"/>
-            <w:r>
-              <w:rPr>
-                <w:lang w:val="en-US"/>
-              </w:rPr>
-              <w:t>=</w:t>
-            </w:r>
-            <w:proofErr w:type="gramStart"/>
-            <w:r>
-              <w:rPr>
-                <w:lang w:val="en-US"/>
-              </w:rPr>
-              <w:t>Configuration,DC</w:t>
-            </w:r>
-            <w:proofErr w:type="gramEnd"/>
-            <w:r>
-              <w:rPr>
-                <w:lang w:val="en-US"/>
-              </w:rPr>
-              <w:t>=</w:t>
-            </w:r>
-            <w:proofErr w:type="gramStart"/>
-            <w:r>
-              <w:rPr>
-                <w:lang w:val="en-US"/>
-              </w:rPr>
-              <w:t>corp,DC</w:t>
-            </w:r>
-            <w:proofErr w:type="gramEnd"/>
-            <w:r>
-              <w:rPr>
-                <w:lang w:val="en-US"/>
-              </w:rPr>
-              <w:t>=</w:t>
-            </w:r>
-            <w:proofErr w:type="gramStart"/>
-            <w:r>
-              <w:rPr>
-                <w:lang w:val="en-US"/>
-              </w:rPr>
-              <w:t>voyageurtransportation,DC</w:t>
-            </w:r>
-            <w:proofErr w:type="gramEnd"/>
-            <w:r>
-              <w:rPr>
-                <w:lang w:val="en-US"/>
-              </w:rPr>
-              <w:t>=ca</w:t>
-            </w:r>
-          </w:p>
-        </w:tc>
-        <w:tc>
-          <w:tcPr>
-            <w:tcW w:w="1872" w:type="dxa"/>
-          </w:tcPr>
-          <w:p>
-            <w:pPr>
-              <w:rPr>
-                <w:lang w:val="en-US"/>
-              </w:rPr>
-            </w:pPr>
-          </w:p>
-        </w:tc>
-        <w:tc>
-          <w:tcPr>
-            <w:tcW w:w="1872" w:type="dxa"/>
-          </w:tcPr>
-          <w:p>
-            <w:pPr>
-              <w:rPr>
-                <w:lang w:val="en-US"/>
-              </w:rPr>
-            </w:pPr>
-            <w:r>
-              <w:rPr>
-                <w:lang w:val="en-US"/>
-              </w:rPr>
-              <w:t>CN=10.48.68.0/</w:t>
-            </w:r>
-            <w:proofErr w:type="gramStart"/>
-            <w:r>
-              <w:rPr>
-                <w:lang w:val="en-US"/>
-              </w:rPr>
-              <w:t>24,CN</w:t>
-            </w:r>
-            <w:proofErr w:type="gramEnd"/>
-            <w:r>
-              <w:rPr>
-                <w:lang w:val="en-US"/>
-              </w:rPr>
-              <w:t>=</w:t>
-            </w:r>
-            <w:proofErr w:type="gramStart"/>
-            <w:r>
-              <w:rPr>
-                <w:lang w:val="en-US"/>
-              </w:rPr>
-              <w:t>Subnets,CN</w:t>
-            </w:r>
-            <w:proofErr w:type="gramEnd"/>
-            <w:r>
-              <w:rPr>
-                <w:lang w:val="en-US"/>
-              </w:rPr>
-              <w:t>=</w:t>
-            </w:r>
-            <w:proofErr w:type="gramStart"/>
-            <w:r>
-              <w:rPr>
-                <w:lang w:val="en-US"/>
-              </w:rPr>
-              <w:t>Sites,CN</w:t>
-            </w:r>
-            <w:proofErr w:type="gramEnd"/>
-            <w:r>
-              <w:rPr>
-                <w:lang w:val="en-US"/>
-              </w:rPr>
-              <w:t>=</w:t>
-            </w:r>
-            <w:proofErr w:type="gramStart"/>
-            <w:r>
-              <w:rPr>
-                <w:lang w:val="en-US"/>
-              </w:rPr>
-              <w:t>Configuration,DC</w:t>
-            </w:r>
-            <w:proofErr w:type="gramEnd"/>
-            <w:r>
-              <w:rPr>
-                <w:lang w:val="en-US"/>
-              </w:rPr>
-              <w:t>=</w:t>
-            </w:r>
-            <w:proofErr w:type="gramStart"/>
-            <w:r>
-              <w:rPr>
-                <w:lang w:val="en-US"/>
-              </w:rPr>
-              <w:t>corp,DC</w:t>
-            </w:r>
-            <w:proofErr w:type="gramEnd"/>
-            <w:r>
-              <w:rPr>
-                <w:lang w:val="en-US"/>
-              </w:rPr>
-              <w:t>=</w:t>
-            </w:r>
-            <w:proofErr w:type="gramStart"/>
-            <w:r>
-              <w:rPr>
-                <w:lang w:val="en-US"/>
-              </w:rPr>
-              <w:t>voyageurtransportation,DC</w:t>
-            </w:r>
-            <w:proofErr w:type="gramEnd"/>
-            <w:r>
-              <w:rPr>
-                <w:lang w:val="en-US"/>
-              </w:rPr>
-              <w:t>=ca</w:t>
+              <w:t>CN=London970CoLo,CN=Sites,CN=Configuration,DC=corp,DC=voyageurtransportation,DC=ca</w:t>
+            </w:r>
+          </w:p>
+        </w:tc>
+        <w:tc>
+          <w:tcPr>
+            <w:tcW w:w="1872" w:type="dxa"/>
+          </w:tcPr>
+          <w:p>
+            <w:pPr>
+              <w:rPr>
+                <w:lang w:val="en-US"/>
+              </w:rPr>
+            </w:pPr>
+          </w:p>
+        </w:tc>
+        <w:tc>
+          <w:tcPr>
+            <w:tcW w:w="1872" w:type="dxa"/>
+          </w:tcPr>
+          <w:p>
+            <w:pPr>
+              <w:rPr>
+                <w:lang w:val="en-US"/>
+              </w:rPr>
+            </w:pPr>
+            <w:r>
+              <w:rPr>
+                <w:lang w:val="en-US"/>
+              </w:rPr>
+              <w:t>CN=10.48.68.0/24,CN=Subnets,CN=Sites,CN=Configuration,DC=corp,DC=voyageurtransportation,DC=ca</w:t>
             </w:r>
           </w:p>
         </w:tc>
@@ -16243,191 +11359,37 @@
               <w:rPr>
                 <w:lang w:val="en-US"/>
               </w:rPr>
-              <w:t>CN=London970</w:t>
-            </w:r>
-            <w:proofErr w:type="gramStart"/>
-            <w:r>
-              <w:rPr>
-                <w:lang w:val="en-US"/>
-              </w:rPr>
-              <w:t>CoLo,CN</w:t>
-            </w:r>
-            <w:proofErr w:type="gramEnd"/>
-            <w:r>
-              <w:rPr>
-                <w:lang w:val="en-US"/>
-              </w:rPr>
-              <w:t>=</w:t>
-            </w:r>
-            <w:proofErr w:type="gramStart"/>
-            <w:r>
-              <w:rPr>
-                <w:lang w:val="en-US"/>
-              </w:rPr>
-              <w:t>Sites,CN</w:t>
-            </w:r>
-            <w:proofErr w:type="gramEnd"/>
-            <w:r>
-              <w:rPr>
-                <w:lang w:val="en-US"/>
-              </w:rPr>
-              <w:t>=</w:t>
-            </w:r>
-            <w:proofErr w:type="gramStart"/>
-            <w:r>
-              <w:rPr>
-                <w:lang w:val="en-US"/>
-              </w:rPr>
-              <w:t>Configuration,DC</w:t>
-            </w:r>
-            <w:proofErr w:type="gramEnd"/>
-            <w:r>
-              <w:rPr>
-                <w:lang w:val="en-US"/>
-              </w:rPr>
-              <w:t>=</w:t>
-            </w:r>
-            <w:proofErr w:type="gramStart"/>
-            <w:r>
-              <w:rPr>
-                <w:lang w:val="en-US"/>
-              </w:rPr>
-              <w:t>corp,DC</w:t>
-            </w:r>
-            <w:proofErr w:type="gramEnd"/>
-            <w:r>
-              <w:rPr>
-                <w:lang w:val="en-US"/>
-              </w:rPr>
-              <w:t>=</w:t>
-            </w:r>
-            <w:proofErr w:type="gramStart"/>
-            <w:r>
-              <w:rPr>
-                <w:lang w:val="en-US"/>
-              </w:rPr>
-              <w:t>voyageurtransportation,DC</w:t>
-            </w:r>
-            <w:proofErr w:type="gramEnd"/>
-            <w:r>
-              <w:rPr>
-                <w:lang w:val="en-US"/>
-              </w:rPr>
-              <w:t>=ca</w:t>
-            </w:r>
-          </w:p>
-        </w:tc>
-        <w:tc>
-          <w:tcPr>
-            <w:tcW w:w="1872" w:type="dxa"/>
-          </w:tcPr>
-          <w:p>
-            <w:pPr>
-              <w:rPr>
-                <w:lang w:val="en-US"/>
-              </w:rPr>
-            </w:pPr>
-          </w:p>
-        </w:tc>
-        <w:tc>
-          <w:tcPr>
-            <w:tcW w:w="1872" w:type="dxa"/>
-          </w:tcPr>
-          <w:p>
-            <w:pPr>
-              <w:rPr>
-                <w:lang w:val="en-US"/>
-              </w:rPr>
-            </w:pPr>
-            <w:r>
-              <w:rPr>
-                <w:lang w:val="en-US"/>
-              </w:rPr>
-              <w:t>CN=10.40.76.0/</w:t>
-            </w:r>
-            <w:proofErr w:type="gramStart"/>
-            <w:r>
-              <w:rPr>
-                <w:lang w:val="en-US"/>
-              </w:rPr>
-              <w:t>24,CN</w:t>
-            </w:r>
-            <w:proofErr w:type="gramEnd"/>
-            <w:r>
-              <w:rPr>
-                <w:lang w:val="en-US"/>
-              </w:rPr>
-              <w:t>=</w:t>
-            </w:r>
-            <w:proofErr w:type="gramStart"/>
-            <w:r>
-              <w:rPr>
-                <w:lang w:val="en-US"/>
-              </w:rPr>
-              <w:t>Subnets,CN</w:t>
-            </w:r>
-            <w:proofErr w:type="gramEnd"/>
-            <w:r>
-              <w:rPr>
-                <w:lang w:val="en-US"/>
-              </w:rPr>
-              <w:t>=</w:t>
-            </w:r>
-            <w:proofErr w:type="gramStart"/>
-            <w:r>
-              <w:rPr>
-                <w:lang w:val="en-US"/>
-              </w:rPr>
-              <w:t>Sites,CN</w:t>
-            </w:r>
-            <w:proofErr w:type="gramEnd"/>
-            <w:r>
-              <w:rPr>
-                <w:lang w:val="en-US"/>
-              </w:rPr>
-              <w:t>=</w:t>
-            </w:r>
-            <w:proofErr w:type="gramStart"/>
-            <w:r>
-              <w:rPr>
-                <w:lang w:val="en-US"/>
-              </w:rPr>
-              <w:t>Configuration,DC</w:t>
-            </w:r>
-            <w:proofErr w:type="gramEnd"/>
-            <w:r>
-              <w:rPr>
-                <w:lang w:val="en-US"/>
-              </w:rPr>
-              <w:t>=</w:t>
-            </w:r>
-            <w:proofErr w:type="gramStart"/>
-            <w:r>
-              <w:rPr>
-                <w:lang w:val="en-US"/>
-              </w:rPr>
-              <w:t>corp,DC</w:t>
-            </w:r>
-            <w:proofErr w:type="gramEnd"/>
-            <w:r>
-              <w:rPr>
-                <w:lang w:val="en-US"/>
-              </w:rPr>
-              <w:t>=</w:t>
-            </w:r>
-            <w:proofErr w:type="gramStart"/>
-            <w:r>
-              <w:rPr>
-                <w:lang w:val="en-US"/>
-              </w:rPr>
-              <w:t>voyageurtransportation,DC</w:t>
-            </w:r>
-            <w:proofErr w:type="gramEnd"/>
-            <w:r>
-              <w:rPr>
-                <w:lang w:val="en-US"/>
-              </w:rPr>
-              <w:t>=ca</w:t>
+              <w:t>CN=London970CoLo,CN=Sites,CN=Configuration,DC=corp,DC=voyageurtransportation,DC=ca</w:t>
+            </w:r>
+          </w:p>
+        </w:tc>
+        <w:tc>
+          <w:tcPr>
+            <w:tcW w:w="1872" w:type="dxa"/>
+          </w:tcPr>
+          <w:p>
+            <w:pPr>
+              <w:rPr>
+                <w:lang w:val="en-US"/>
+              </w:rPr>
+            </w:pPr>
+          </w:p>
+        </w:tc>
+        <w:tc>
+          <w:tcPr>
+            <w:tcW w:w="1872" w:type="dxa"/>
+          </w:tcPr>
+          <w:p>
+            <w:pPr>
+              <w:rPr>
+                <w:lang w:val="en-US"/>
+              </w:rPr>
+            </w:pPr>
+            <w:r>
+              <w:rPr>
+                <w:lang w:val="en-US"/>
+              </w:rPr>
+              <w:t>CN=10.40.76.0/24,CN=Subnets,CN=Sites,CN=Configuration,DC=corp,DC=voyageurtransportation,DC=ca</w:t>
             </w:r>
           </w:p>
         </w:tc>
@@ -16568,6 +11530,7 @@
                 <w:color w:val="FFFFFF"/>
                 <w:lang w:val="en-US"/>
               </w:rPr>
+              <w:lastRenderedPageBreak/>
               <w:t>Trust Name</w:t>
             </w:r>
           </w:p>
@@ -16685,14 +11648,12 @@
                 <w:lang w:val="en-US"/>
               </w:rPr>
             </w:pPr>
-            <w:proofErr w:type="spellStart"/>
             <w:r>
               <w:rPr>
                 <w:lang w:val="en-US"/>
               </w:rPr>
               <w:t>BiDirectional</w:t>
             </w:r>
-            <w:proofErr w:type="spellEnd"/>
           </w:p>
         </w:tc>
         <w:tc>
@@ -17769,7 +12730,6 @@
               <w:rPr>
                 <w:lang w:val="en-US"/>
               </w:rPr>
-              <w:lastRenderedPageBreak/>
               <w:t>Minimum Password Age (Days)</w:t>
             </w:r>
           </w:p>
@@ -17981,6 +12941,7 @@
               <w:rPr>
                 <w:lang w:val="en-US"/>
               </w:rPr>
+              <w:lastRenderedPageBreak/>
               <w:t>Reversible Encryption Enabled</w:t>
             </w:r>
           </w:p>
@@ -18604,50 +13565,53 @@
     </w:p>
     <w:tbl>
       <w:tblPr>
+        <w:tblStyle w:val="BT-Default"/>
         <w:tblW w:w="0" w:type="auto"/>
-        <w:tblLayout w:type="fixed"/>
-        <w:tblLook w:val="0000" w:firstRow="0" w:lastRow="0" w:firstColumn="0" w:lastColumn="0" w:noHBand="0" w:noVBand="0"/>
+        <w:tblLook w:val="04A0" w:firstRow="1" w:lastRow="0" w:firstColumn="1" w:lastColumn="0" w:noHBand="0" w:noVBand="1"/>
       </w:tblPr>
       <w:tblGrid>
-        <w:gridCol w:w="3120"/>
-        <w:gridCol w:w="3120"/>
-        <w:gridCol w:w="3120"/>
+        <w:gridCol w:w="1782"/>
+        <w:gridCol w:w="1513"/>
+        <w:gridCol w:w="804"/>
       </w:tblGrid>
       <w:tr>
         <w:trPr>
-          <w:tblHeader/>
+          <w:cnfStyle w:val="100000000000" w:firstRow="1" w:lastRow="0" w:firstColumn="0" w:lastColumn="0" w:oddVBand="0" w:evenVBand="0" w:oddHBand="0" w:evenHBand="0" w:firstRowFirstColumn="0" w:firstRowLastColumn="0" w:lastRowFirstColumn="0" w:lastRowLastColumn="0"/>
         </w:trPr>
         <w:tc>
           <w:tcPr>
-            <w:tcW w:w="3120" w:type="dxa"/>
-          </w:tcPr>
-          <w:p>
-            <w:pPr>
-              <w:rPr>
-                <w:lang w:val="en-US"/>
-              </w:rPr>
-            </w:pPr>
-            <w:r>
-              <w:rPr>
-                <w:lang w:val="en-US"/>
-              </w:rPr>
-              <w:lastRenderedPageBreak/>
+            <w:tcW w:w="0" w:type="auto"/>
+          </w:tcPr>
+          <w:p>
+            <w:pPr>
+              <w:rPr>
+                <w:color w:val="FFFFFF"/>
+                <w:lang w:val="en-US"/>
+              </w:rPr>
+            </w:pPr>
+            <w:r>
+              <w:rPr>
+                <w:color w:val="FFFFFF"/>
+                <w:lang w:val="en-US"/>
+              </w:rPr>
               <w:t>Group Category</w:t>
             </w:r>
           </w:p>
         </w:tc>
         <w:tc>
           <w:tcPr>
-            <w:tcW w:w="3120" w:type="dxa"/>
-          </w:tcPr>
-          <w:p>
-            <w:pPr>
-              <w:rPr>
-                <w:lang w:val="en-US"/>
-              </w:rPr>
-            </w:pPr>
-            <w:r>
-              <w:rPr>
+            <w:tcW w:w="0" w:type="auto"/>
+          </w:tcPr>
+          <w:p>
+            <w:pPr>
+              <w:rPr>
+                <w:color w:val="FFFFFF"/>
+                <w:lang w:val="en-US"/>
+              </w:rPr>
+            </w:pPr>
+            <w:r>
+              <w:rPr>
+                <w:color w:val="FFFFFF"/>
                 <w:lang w:val="en-US"/>
               </w:rPr>
               <w:t>Group Scope</w:t>
@@ -18656,16 +13620,18 @@
         </w:tc>
         <w:tc>
           <w:tcPr>
-            <w:tcW w:w="3120" w:type="dxa"/>
-          </w:tcPr>
-          <w:p>
-            <w:pPr>
-              <w:rPr>
-                <w:lang w:val="en-US"/>
-              </w:rPr>
-            </w:pPr>
-            <w:r>
-              <w:rPr>
+            <w:tcW w:w="0" w:type="auto"/>
+          </w:tcPr>
+          <w:p>
+            <w:pPr>
+              <w:rPr>
+                <w:color w:val="FFFFFF"/>
+                <w:lang w:val="en-US"/>
+              </w:rPr>
+            </w:pPr>
+            <w:r>
+              <w:rPr>
+                <w:color w:val="FFFFFF"/>
                 <w:lang w:val="en-US"/>
               </w:rPr>
               <w:t>Count</w:t>
@@ -18674,9 +13640,12 @@
         </w:tc>
       </w:tr>
       <w:tr>
-        <w:tc>
-          <w:tcPr>
-            <w:tcW w:w="3120" w:type="dxa"/>
+        <w:tblPrEx>
+          <w:jc w:val="left"/>
+        </w:tblPrEx>
+        <w:tc>
+          <w:tcPr>
+            <w:tcW w:w="0" w:type="auto"/>
           </w:tcPr>
           <w:p>
             <w:pPr>
@@ -18694,7 +13663,7 @@
         </w:tc>
         <w:tc>
           <w:tcPr>
-            <w:tcW w:w="3120" w:type="dxa"/>
+            <w:tcW w:w="0" w:type="auto"/>
           </w:tcPr>
           <w:p>
             <w:pPr>
@@ -18712,166 +13681,262 @@
         </w:tc>
         <w:tc>
           <w:tcPr>
-            <w:tcW w:w="3120" w:type="dxa"/>
-          </w:tcPr>
-          <w:p>
-            <w:pPr>
-              <w:rPr>
-                <w:lang w:val="en-US"/>
-              </w:rPr>
-            </w:pPr>
+            <w:tcW w:w="0" w:type="auto"/>
+          </w:tcPr>
+          <w:p>
+            <w:pPr>
+              <w:rPr>
+                <w:lang w:val="en-US"/>
+              </w:rPr>
+            </w:pPr>
+            <w:r>
+              <w:rPr>
+                <w:lang w:val="en-US"/>
+              </w:rPr>
+              <w:t>2</w:t>
+            </w:r>
           </w:p>
         </w:tc>
       </w:tr>
       <w:tr>
-        <w:tc>
-          <w:tcPr>
-            <w:tcW w:w="3120" w:type="dxa"/>
-          </w:tcPr>
-          <w:p>
-            <w:pPr>
-              <w:rPr>
-                <w:lang w:val="en-US"/>
-              </w:rPr>
-            </w:pPr>
-          </w:p>
-        </w:tc>
-        <w:tc>
-          <w:tcPr>
-            <w:tcW w:w="3120" w:type="dxa"/>
-          </w:tcPr>
-          <w:p>
-            <w:pPr>
-              <w:rPr>
-                <w:lang w:val="en-US"/>
-              </w:rPr>
-            </w:pPr>
-          </w:p>
-        </w:tc>
-        <w:tc>
-          <w:tcPr>
-            <w:tcW w:w="3120" w:type="dxa"/>
-          </w:tcPr>
-          <w:p>
-            <w:pPr>
-              <w:rPr>
-                <w:lang w:val="en-US"/>
-              </w:rPr>
-            </w:pPr>
+        <w:tblPrEx>
+          <w:jc w:val="left"/>
+        </w:tblPrEx>
+        <w:trPr>
+          <w:cnfStyle w:val="000000010000" w:firstRow="0" w:lastRow="0" w:firstColumn="0" w:lastColumn="0" w:oddVBand="0" w:evenVBand="0" w:oddHBand="0" w:evenHBand="1" w:firstRowFirstColumn="0" w:firstRowLastColumn="0" w:lastRowFirstColumn="0" w:lastRowLastColumn="0"/>
+        </w:trPr>
+        <w:tc>
+          <w:tcPr>
+            <w:tcW w:w="0" w:type="auto"/>
+          </w:tcPr>
+          <w:p>
+            <w:pPr>
+              <w:rPr>
+                <w:lang w:val="en-US"/>
+              </w:rPr>
+            </w:pPr>
+            <w:r>
+              <w:rPr>
+                <w:lang w:val="en-US"/>
+              </w:rPr>
+              <w:t>Distribution</w:t>
+            </w:r>
+          </w:p>
+        </w:tc>
+        <w:tc>
+          <w:tcPr>
+            <w:tcW w:w="0" w:type="auto"/>
+          </w:tcPr>
+          <w:p>
+            <w:pPr>
+              <w:rPr>
+                <w:lang w:val="en-US"/>
+              </w:rPr>
+            </w:pPr>
+            <w:r>
+              <w:rPr>
+                <w:lang w:val="en-US"/>
+              </w:rPr>
+              <w:t>Universal</w:t>
+            </w:r>
+          </w:p>
+        </w:tc>
+        <w:tc>
+          <w:tcPr>
+            <w:tcW w:w="0" w:type="auto"/>
+          </w:tcPr>
+          <w:p>
+            <w:pPr>
+              <w:rPr>
+                <w:lang w:val="en-US"/>
+              </w:rPr>
+            </w:pPr>
+            <w:r>
+              <w:rPr>
+                <w:lang w:val="en-US"/>
+              </w:rPr>
+              <w:t>12</w:t>
+            </w:r>
           </w:p>
         </w:tc>
       </w:tr>
       <w:tr>
-        <w:tc>
-          <w:tcPr>
-            <w:tcW w:w="3120" w:type="dxa"/>
-          </w:tcPr>
-          <w:p>
-            <w:pPr>
-              <w:rPr>
-                <w:lang w:val="en-US"/>
-              </w:rPr>
-            </w:pPr>
-          </w:p>
-        </w:tc>
-        <w:tc>
-          <w:tcPr>
-            <w:tcW w:w="3120" w:type="dxa"/>
-          </w:tcPr>
-          <w:p>
-            <w:pPr>
-              <w:rPr>
-                <w:lang w:val="en-US"/>
-              </w:rPr>
-            </w:pPr>
-          </w:p>
-        </w:tc>
-        <w:tc>
-          <w:tcPr>
-            <w:tcW w:w="3120" w:type="dxa"/>
-          </w:tcPr>
-          <w:p>
-            <w:pPr>
-              <w:rPr>
-                <w:lang w:val="en-US"/>
-              </w:rPr>
-            </w:pPr>
+        <w:tblPrEx>
+          <w:jc w:val="left"/>
+        </w:tblPrEx>
+        <w:tc>
+          <w:tcPr>
+            <w:tcW w:w="0" w:type="auto"/>
+          </w:tcPr>
+          <w:p>
+            <w:pPr>
+              <w:rPr>
+                <w:lang w:val="en-US"/>
+              </w:rPr>
+            </w:pPr>
+            <w:r>
+              <w:rPr>
+                <w:lang w:val="en-US"/>
+              </w:rPr>
+              <w:t>Security</w:t>
+            </w:r>
+          </w:p>
+        </w:tc>
+        <w:tc>
+          <w:tcPr>
+            <w:tcW w:w="0" w:type="auto"/>
+          </w:tcPr>
+          <w:p>
+            <w:pPr>
+              <w:rPr>
+                <w:lang w:val="en-US"/>
+              </w:rPr>
+            </w:pPr>
+            <w:r>
+              <w:rPr>
+                <w:lang w:val="en-US"/>
+              </w:rPr>
+              <w:t>DomainLocal</w:t>
+            </w:r>
+          </w:p>
+        </w:tc>
+        <w:tc>
+          <w:tcPr>
+            <w:tcW w:w="0" w:type="auto"/>
+          </w:tcPr>
+          <w:p>
+            <w:pPr>
+              <w:rPr>
+                <w:lang w:val="en-US"/>
+              </w:rPr>
+            </w:pPr>
+            <w:r>
+              <w:rPr>
+                <w:lang w:val="en-US"/>
+              </w:rPr>
+              <w:t>51</w:t>
+            </w:r>
           </w:p>
         </w:tc>
       </w:tr>
       <w:tr>
-        <w:tc>
-          <w:tcPr>
-            <w:tcW w:w="3120" w:type="dxa"/>
-          </w:tcPr>
-          <w:p>
-            <w:pPr>
-              <w:rPr>
-                <w:lang w:val="en-US"/>
-              </w:rPr>
-            </w:pPr>
-          </w:p>
-        </w:tc>
-        <w:tc>
-          <w:tcPr>
-            <w:tcW w:w="3120" w:type="dxa"/>
-          </w:tcPr>
-          <w:p>
-            <w:pPr>
-              <w:rPr>
-                <w:lang w:val="en-US"/>
-              </w:rPr>
-            </w:pPr>
-          </w:p>
-        </w:tc>
-        <w:tc>
-          <w:tcPr>
-            <w:tcW w:w="3120" w:type="dxa"/>
-          </w:tcPr>
-          <w:p>
-            <w:pPr>
-              <w:rPr>
-                <w:lang w:val="en-US"/>
-              </w:rPr>
-            </w:pPr>
+        <w:tblPrEx>
+          <w:jc w:val="left"/>
+        </w:tblPrEx>
+        <w:trPr>
+          <w:cnfStyle w:val="000000010000" w:firstRow="0" w:lastRow="0" w:firstColumn="0" w:lastColumn="0" w:oddVBand="0" w:evenVBand="0" w:oddHBand="0" w:evenHBand="1" w:firstRowFirstColumn="0" w:firstRowLastColumn="0" w:lastRowFirstColumn="0" w:lastRowLastColumn="0"/>
+        </w:trPr>
+        <w:tc>
+          <w:tcPr>
+            <w:tcW w:w="0" w:type="auto"/>
+          </w:tcPr>
+          <w:p>
+            <w:pPr>
+              <w:rPr>
+                <w:lang w:val="en-US"/>
+              </w:rPr>
+            </w:pPr>
+            <w:r>
+              <w:rPr>
+                <w:lang w:val="en-US"/>
+              </w:rPr>
+              <w:t>Security</w:t>
+            </w:r>
+          </w:p>
+        </w:tc>
+        <w:tc>
+          <w:tcPr>
+            <w:tcW w:w="0" w:type="auto"/>
+          </w:tcPr>
+          <w:p>
+            <w:pPr>
+              <w:rPr>
+                <w:lang w:val="en-US"/>
+              </w:rPr>
+            </w:pPr>
+            <w:r>
+              <w:rPr>
+                <w:lang w:val="en-US"/>
+              </w:rPr>
+              <w:t>Global</w:t>
+            </w:r>
+          </w:p>
+        </w:tc>
+        <w:tc>
+          <w:tcPr>
+            <w:tcW w:w="0" w:type="auto"/>
+          </w:tcPr>
+          <w:p>
+            <w:pPr>
+              <w:rPr>
+                <w:lang w:val="en-US"/>
+              </w:rPr>
+            </w:pPr>
+            <w:r>
+              <w:rPr>
+                <w:lang w:val="en-US"/>
+              </w:rPr>
+              <w:t>2690</w:t>
+            </w:r>
           </w:p>
         </w:tc>
       </w:tr>
       <w:tr>
-        <w:tc>
-          <w:tcPr>
-            <w:tcW w:w="3120" w:type="dxa"/>
-          </w:tcPr>
-          <w:p>
-            <w:pPr>
-              <w:rPr>
-                <w:lang w:val="en-US"/>
-              </w:rPr>
-            </w:pPr>
-          </w:p>
-        </w:tc>
-        <w:tc>
-          <w:tcPr>
-            <w:tcW w:w="3120" w:type="dxa"/>
-          </w:tcPr>
-          <w:p>
-            <w:pPr>
-              <w:rPr>
-                <w:lang w:val="en-US"/>
-              </w:rPr>
-            </w:pPr>
-          </w:p>
-        </w:tc>
-        <w:tc>
-          <w:tcPr>
-            <w:tcW w:w="3120" w:type="dxa"/>
-          </w:tcPr>
-          <w:p>
-            <w:pPr>
-              <w:rPr>
-                <w:lang w:val="en-US"/>
-              </w:rPr>
-            </w:pPr>
+        <w:tblPrEx>
+          <w:jc w:val="left"/>
+        </w:tblPrEx>
+        <w:tc>
+          <w:tcPr>
+            <w:tcW w:w="0" w:type="auto"/>
+          </w:tcPr>
+          <w:p>
+            <w:pPr>
+              <w:rPr>
+                <w:lang w:val="en-US"/>
+              </w:rPr>
+            </w:pPr>
+            <w:r>
+              <w:rPr>
+                <w:lang w:val="en-US"/>
+              </w:rPr>
+              <w:t>Security</w:t>
+            </w:r>
+          </w:p>
+        </w:tc>
+        <w:tc>
+          <w:tcPr>
+            <w:tcW w:w="0" w:type="auto"/>
+          </w:tcPr>
+          <w:p>
+            <w:pPr>
+              <w:rPr>
+                <w:lang w:val="en-US"/>
+              </w:rPr>
+            </w:pPr>
+            <w:r>
+              <w:rPr>
+                <w:lang w:val="en-US"/>
+              </w:rPr>
+              <w:t>Universal</w:t>
+            </w:r>
+          </w:p>
+        </w:tc>
+        <w:tc>
+          <w:tcPr>
+            <w:tcW w:w="0" w:type="auto"/>
+          </w:tcPr>
+          <w:p>
+            <w:pPr>
+              <w:rPr>
+                <w:lang w:val="en-US"/>
+              </w:rPr>
+            </w:pPr>
+            <w:r>
+              <w:rPr>
+                <w:lang w:val="en-US"/>
+              </w:rPr>
+              <w:t>4</w:t>
+            </w:r>
           </w:p>
         </w:tc>
       </w:tr>
@@ -19149,14 +14214,12 @@
                 <w:lang w:val="en-US"/>
               </w:rPr>
             </w:pPr>
-            <w:proofErr w:type="spellStart"/>
             <w:r>
               <w:rPr>
                 <w:lang w:val="en-US"/>
               </w:rPr>
               <w:t>DomainLocal</w:t>
             </w:r>
-            <w:proofErr w:type="spellEnd"/>
           </w:p>
         </w:tc>
         <w:tc>
@@ -19577,21 +14640,7 @@
               <w:rPr>
                 <w:lang w:val="en-US"/>
               </w:rPr>
-              <w:t>PRINTSRV-BRANT-MAIN (</w:t>
-            </w:r>
-            <w:proofErr w:type="spellStart"/>
-            <w:r>
-              <w:rPr>
-                <w:lang w:val="en-US"/>
-              </w:rPr>
-              <w:t>Tobisba</w:t>
-            </w:r>
-            <w:proofErr w:type="spellEnd"/>
-            <w:r>
-              <w:rPr>
-                <w:lang w:val="en-US"/>
-              </w:rPr>
-              <w:t xml:space="preserve"> e-Studio 2515ac)</w:t>
+              <w:t>PRINTSRV-BRANT-MAIN (Tobisba e-Studio 2515ac)</w:t>
             </w:r>
           </w:p>
         </w:tc>
@@ -19609,21 +14658,7 @@
               <w:rPr>
                 <w:lang w:val="en-US"/>
               </w:rPr>
-              <w:t>\\PrintSRV.corp.voyageurtransportation.ca\BRANT-MAIN (</w:t>
-            </w:r>
-            <w:proofErr w:type="spellStart"/>
-            <w:r>
-              <w:rPr>
-                <w:lang w:val="en-US"/>
-              </w:rPr>
-              <w:t>Tobisba</w:t>
-            </w:r>
-            <w:proofErr w:type="spellEnd"/>
-            <w:r>
-              <w:rPr>
-                <w:lang w:val="en-US"/>
-              </w:rPr>
-              <w:t xml:space="preserve"> e-Studio 2515ac)</w:t>
+              <w:t>\\PrintSRV.corp.voyageurtransportation.ca\BRANT-MAIN (Tobisba e-Studio 2515ac)</w:t>
             </w:r>
           </w:p>
         </w:tc>
@@ -19782,21 +14817,7 @@
               <w:rPr>
                 <w:lang w:val="en-US"/>
               </w:rPr>
-              <w:t>PRINTSRV-EFBL-</w:t>
-            </w:r>
-            <w:proofErr w:type="spellStart"/>
-            <w:r>
-              <w:rPr>
-                <w:lang w:val="en-US"/>
-              </w:rPr>
-              <w:t>Colour</w:t>
-            </w:r>
-            <w:proofErr w:type="spellEnd"/>
-            <w:r>
-              <w:rPr>
-                <w:lang w:val="en-US"/>
-              </w:rPr>
-              <w:t xml:space="preserve"> (HP Color LaserJet MFP M283fdw)</w:t>
+              <w:t>PRINTSRV-EFBL-Colour (HP Color LaserJet MFP M283fdw)</w:t>
             </w:r>
           </w:p>
         </w:tc>
@@ -19828,19 +14849,11 @@
                 <w:lang w:val="en-US"/>
               </w:rPr>
             </w:pPr>
-            <w:proofErr w:type="spellStart"/>
-            <w:r>
-              <w:rPr>
-                <w:lang w:val="en-US"/>
-              </w:rPr>
-              <w:t>storville</w:t>
-            </w:r>
-            <w:proofErr w:type="spellEnd"/>
-            <w:r>
-              <w:rPr>
-                <w:lang w:val="en-US"/>
-              </w:rPr>
-              <w:t xml:space="preserve"> East Ferris</w:t>
+            <w:r>
+              <w:rPr>
+                <w:lang w:val="en-US"/>
+              </w:rPr>
+              <w:t>storville East Ferris</w:t>
             </w:r>
           </w:p>
         </w:tc>
@@ -19925,7 +14938,6 @@
               <w:rPr>
                 <w:lang w:val="en-US"/>
               </w:rPr>
-              <w:lastRenderedPageBreak/>
               <w:t>PRINTSRV-ETOB-MAIN (Toshiba EStudio 3525AC)</w:t>
             </w:r>
           </w:p>
@@ -19993,19 +15005,11 @@
                 <w:lang w:val="en-US"/>
               </w:rPr>
             </w:pPr>
-            <w:proofErr w:type="gramStart"/>
-            <w:r>
-              <w:rPr>
-                <w:lang w:val="en-US"/>
-              </w:rPr>
-              <w:t>\\PrintSRV.corp.voyageurtransportation.ca\HAN-GARAGE-(</w:t>
-            </w:r>
-            <w:proofErr w:type="gramEnd"/>
-            <w:r>
-              <w:rPr>
-                <w:lang w:val="en-US"/>
-              </w:rPr>
-              <w:t>IR-ADV-C3325)</w:t>
+            <w:r>
+              <w:rPr>
+                <w:lang w:val="en-US"/>
+              </w:rPr>
+              <w:t>\\PrintSRV.corp.voyageurtransportation.ca\HAN-GARAGE-(IR-ADV-C3325)</w:t>
             </w:r>
           </w:p>
         </w:tc>
@@ -20049,6 +15053,7 @@
               <w:rPr>
                 <w:lang w:val="en-US"/>
               </w:rPr>
+              <w:lastRenderedPageBreak/>
               <w:t>PRINTSRV-HAN-MAIN (IR-ADV-C3725)</w:t>
             </w:r>
           </w:p>
@@ -20085,21 +15090,7 @@
               <w:rPr>
                 <w:lang w:val="en-US"/>
               </w:rPr>
-              <w:t xml:space="preserve">301205 </w:t>
-            </w:r>
-            <w:proofErr w:type="spellStart"/>
-            <w:r>
-              <w:rPr>
-                <w:lang w:val="en-US"/>
-              </w:rPr>
-              <w:t>Knapville</w:t>
-            </w:r>
-            <w:proofErr w:type="spellEnd"/>
-            <w:r>
-              <w:rPr>
-                <w:lang w:val="en-US"/>
-              </w:rPr>
-              <w:t xml:space="preserve"> Hanover</w:t>
+              <w:t>301205 Knapville Hanover</w:t>
             </w:r>
           </w:p>
         </w:tc>
@@ -20420,21 +15411,7 @@
               <w:rPr>
                 <w:lang w:val="en-US"/>
               </w:rPr>
-              <w:t>PRINTSRV-LDN-ADM-</w:t>
-            </w:r>
-            <w:proofErr w:type="gramStart"/>
-            <w:r>
-              <w:rPr>
-                <w:lang w:val="en-US"/>
-              </w:rPr>
-              <w:t>GARAGE(</w:t>
-            </w:r>
-            <w:proofErr w:type="gramEnd"/>
-            <w:r>
-              <w:rPr>
-                <w:lang w:val="en-US"/>
-              </w:rPr>
-              <w:t>HP LaserJet MFP E52645)2</w:t>
+              <w:t>PRINTSRV-LDN-ADM-GARAGE(HP LaserJet MFP E52645)2</w:t>
             </w:r>
           </w:p>
         </w:tc>
@@ -20448,19 +15425,11 @@
                 <w:lang w:val="en-US"/>
               </w:rPr>
             </w:pPr>
-            <w:proofErr w:type="gramStart"/>
-            <w:r>
-              <w:rPr>
-                <w:lang w:val="en-US"/>
-              </w:rPr>
-              <w:t>\\PrintSRV.corp.voyageurtransportation.ca\LDN-ADM-GARAGE(</w:t>
-            </w:r>
-            <w:proofErr w:type="gramEnd"/>
-            <w:r>
-              <w:rPr>
-                <w:lang w:val="en-US"/>
-              </w:rPr>
-              <w:t>HP LaserJet MFP E52645)2</w:t>
+            <w:r>
+              <w:rPr>
+                <w:lang w:val="en-US"/>
+              </w:rPr>
+              <w:t>\\PrintSRV.corp.voyageurtransportation.ca\LDN-ADM-GARAGE(HP LaserJet MFP E52645)2</w:t>
             </w:r>
           </w:p>
         </w:tc>
@@ -20672,21 +15641,7 @@
               <w:rPr>
                 <w:lang w:val="en-US"/>
               </w:rPr>
-              <w:t>PRINTSRV-LDN-ADM-Zebra (</w:t>
-            </w:r>
-            <w:proofErr w:type="spellStart"/>
-            <w:r>
-              <w:rPr>
-                <w:lang w:val="en-US"/>
-              </w:rPr>
-              <w:t>ZDesigner</w:t>
-            </w:r>
-            <w:proofErr w:type="spellEnd"/>
-            <w:r>
-              <w:rPr>
-                <w:lang w:val="en-US"/>
-              </w:rPr>
-              <w:t xml:space="preserve"> GK420d)</w:t>
+              <w:t>PRINTSRV-LDN-ADM-Zebra (ZDesigner GK420d)</w:t>
             </w:r>
           </w:p>
         </w:tc>
@@ -20704,21 +15659,7 @@
               <w:rPr>
                 <w:lang w:val="en-US"/>
               </w:rPr>
-              <w:t>\\PrintSRV.corp.voyageurtransportation.ca\LDN-ADM-Zebra (</w:t>
-            </w:r>
-            <w:proofErr w:type="spellStart"/>
-            <w:r>
-              <w:rPr>
-                <w:lang w:val="en-US"/>
-              </w:rPr>
-              <w:t>ZDesigner</w:t>
-            </w:r>
-            <w:proofErr w:type="spellEnd"/>
-            <w:r>
-              <w:rPr>
-                <w:lang w:val="en-US"/>
-              </w:rPr>
-              <w:t xml:space="preserve"> GK420d)</w:t>
+              <w:t>\\PrintSRV.corp.voyageurtransportation.ca\LDN-ADM-Zebra (ZDesigner GK420d)</w:t>
             </w:r>
           </w:p>
         </w:tc>
@@ -21013,16 +15954,8 @@
               <w:rPr>
                 <w:lang w:val="en-US"/>
               </w:rPr>
-              <w:t xml:space="preserve">London - Liberty - 2nd </w:t>
-            </w:r>
-            <w:proofErr w:type="spellStart"/>
-            <w:r>
-              <w:rPr>
-                <w:lang w:val="en-US"/>
-              </w:rPr>
-              <w:t>Flr</w:t>
-            </w:r>
-            <w:proofErr w:type="spellEnd"/>
+              <w:t>London - Liberty - 2nd Flr</w:t>
+            </w:r>
           </w:p>
         </w:tc>
       </w:tr>
@@ -21047,7 +15980,6 @@
               <w:rPr>
                 <w:lang w:val="en-US"/>
               </w:rPr>
-              <w:lastRenderedPageBreak/>
               <w:t>PRINTSRV-LDN-LIB-PYRL-PRIV (HP LaserJet M425DN))</w:t>
             </w:r>
           </w:p>
@@ -21107,21 +16039,7 @@
               <w:rPr>
                 <w:lang w:val="en-US"/>
               </w:rPr>
-              <w:t>PRINTSRV-LDN-SOV-</w:t>
-            </w:r>
-            <w:proofErr w:type="gramStart"/>
-            <w:r>
-              <w:rPr>
-                <w:lang w:val="en-US"/>
-              </w:rPr>
-              <w:t>FLEET(</w:t>
-            </w:r>
-            <w:proofErr w:type="gramEnd"/>
-            <w:r>
-              <w:rPr>
-                <w:lang w:val="en-US"/>
-              </w:rPr>
-              <w:t>HP Color LaserJet MFP Pro 477fdn)</w:t>
+              <w:t>PRINTSRV-LDN-SOV-FLEET(HP Color LaserJet MFP Pro 477fdn)</w:t>
             </w:r>
           </w:p>
         </w:tc>
@@ -21135,19 +16053,11 @@
                 <w:lang w:val="en-US"/>
               </w:rPr>
             </w:pPr>
-            <w:proofErr w:type="gramStart"/>
-            <w:r>
-              <w:rPr>
-                <w:lang w:val="en-US"/>
-              </w:rPr>
-              <w:t>\\PrintSRV.corp.voyageurtransportation.ca\LDN-SOV-FLEET(</w:t>
-            </w:r>
-            <w:proofErr w:type="gramEnd"/>
-            <w:r>
-              <w:rPr>
-                <w:lang w:val="en-US"/>
-              </w:rPr>
-              <w:t>HP Color LaserJet MFP Pro 477fdn)</w:t>
+            <w:r>
+              <w:rPr>
+                <w:lang w:val="en-US"/>
+              </w:rPr>
+              <w:t>\\PrintSRV.corp.voyageurtransportation.ca\LDN-SOV-FLEET(HP Color LaserJet MFP Pro 477fdn)</w:t>
             </w:r>
           </w:p>
         </w:tc>
@@ -21191,16 +16101,9 @@
               <w:rPr>
                 <w:lang w:val="en-US"/>
               </w:rPr>
-              <w:t>PRINTSRV-LDN-SOV-MAIN (HP Color LaserJet MFP M</w:t>
-            </w:r>
-            <w:proofErr w:type="gramStart"/>
-            <w:r>
-              <w:rPr>
-                <w:lang w:val="en-US"/>
-              </w:rPr>
-              <w:t>577 )</w:t>
-            </w:r>
-            <w:proofErr w:type="gramEnd"/>
+              <w:lastRenderedPageBreak/>
+              <w:t>PRINTSRV-LDN-SOV-MAIN (HP Color LaserJet MFP M577 )</w:t>
+            </w:r>
           </w:p>
         </w:tc>
         <w:tc>
@@ -21217,16 +16120,8 @@
               <w:rPr>
                 <w:lang w:val="en-US"/>
               </w:rPr>
-              <w:t>\\PrintSRV.corp.voyageurtransportation.ca\LDN-SOV-MAIN (HP Color LaserJet MFP M</w:t>
-            </w:r>
-            <w:proofErr w:type="gramStart"/>
-            <w:r>
-              <w:rPr>
-                <w:lang w:val="en-US"/>
-              </w:rPr>
-              <w:t>577 )</w:t>
-            </w:r>
-            <w:proofErr w:type="gramEnd"/>
+              <w:t>\\PrintSRV.corp.voyageurtransportation.ca\LDN-SOV-MAIN (HP Color LaserJet MFP M577 )</w:t>
+            </w:r>
           </w:p>
         </w:tc>
         <w:tc>
@@ -21266,21 +16161,7 @@
               <w:rPr>
                 <w:lang w:val="en-US"/>
               </w:rPr>
-              <w:t>PRINTSRV-NEW-LISKEARD-MAIN (</w:t>
-            </w:r>
-            <w:proofErr w:type="spellStart"/>
-            <w:r>
-              <w:rPr>
-                <w:lang w:val="en-US"/>
-              </w:rPr>
-              <w:t>iR</w:t>
-            </w:r>
-            <w:proofErr w:type="spellEnd"/>
-            <w:r>
-              <w:rPr>
-                <w:lang w:val="en-US"/>
-              </w:rPr>
-              <w:t>-ADV C257)</w:t>
+              <w:t>PRINTSRV-NEW-LISKEARD-MAIN (iR-ADV C257)</w:t>
             </w:r>
           </w:p>
         </w:tc>
@@ -21298,21 +16179,7 @@
               <w:rPr>
                 <w:lang w:val="en-US"/>
               </w:rPr>
-              <w:t>\\PrintSRV.corp.voyageurtransportation.ca\NEW-LISKEARD-MAIN (</w:t>
-            </w:r>
-            <w:proofErr w:type="spellStart"/>
-            <w:r>
-              <w:rPr>
-                <w:lang w:val="en-US"/>
-              </w:rPr>
-              <w:t>iR</w:t>
-            </w:r>
-            <w:proofErr w:type="spellEnd"/>
-            <w:r>
-              <w:rPr>
-                <w:lang w:val="en-US"/>
-              </w:rPr>
-              <w:t>-ADV C257)</w:t>
+              <w:t>\\PrintSRV.corp.voyageurtransportation.ca\NEW-LISKEARD-MAIN (iR-ADV C257)</w:t>
             </w:r>
           </w:p>
         </w:tc>
@@ -21754,21 +16621,7 @@
               <w:rPr>
                 <w:lang w:val="en-US"/>
               </w:rPr>
-              <w:t xml:space="preserve">PRINTSRV-OWEN-TERM (HP </w:t>
-            </w:r>
-            <w:proofErr w:type="spellStart"/>
-            <w:r>
-              <w:rPr>
-                <w:lang w:val="en-US"/>
-              </w:rPr>
-              <w:t>ColorJet</w:t>
-            </w:r>
-            <w:proofErr w:type="spellEnd"/>
-            <w:r>
-              <w:rPr>
-                <w:lang w:val="en-US"/>
-              </w:rPr>
-              <w:t xml:space="preserve"> MFP E47528)</w:t>
+              <w:t>PRINTSRV-OWEN-TERM (HP ColorJet MFP E47528)</w:t>
             </w:r>
           </w:p>
         </w:tc>
@@ -21786,21 +16639,7 @@
               <w:rPr>
                 <w:lang w:val="en-US"/>
               </w:rPr>
-              <w:t xml:space="preserve">\\PrintSRV.corp.voyageurtransportation.ca\OWEN-TERM (HP </w:t>
-            </w:r>
-            <w:proofErr w:type="spellStart"/>
-            <w:r>
-              <w:rPr>
-                <w:lang w:val="en-US"/>
-              </w:rPr>
-              <w:t>ColorJet</w:t>
-            </w:r>
-            <w:proofErr w:type="spellEnd"/>
-            <w:r>
-              <w:rPr>
-                <w:lang w:val="en-US"/>
-              </w:rPr>
-              <w:t xml:space="preserve"> MFP E47528)</w:t>
+              <w:t>\\PrintSRV.corp.voyageurtransportation.ca\OWEN-TERM (HP ColorJet MFP E47528)</w:t>
             </w:r>
           </w:p>
         </w:tc>
@@ -22127,31 +16966,8 @@
               <w:rPr>
                 <w:lang w:val="en-US"/>
               </w:rPr>
-              <w:lastRenderedPageBreak/>
-              <w:t xml:space="preserve">PRINTSRV-WELL-MAIN (Canon </w:t>
-            </w:r>
-            <w:proofErr w:type="spellStart"/>
-            <w:r>
-              <w:rPr>
-                <w:lang w:val="en-US"/>
-              </w:rPr>
-              <w:t>iR</w:t>
-            </w:r>
-            <w:proofErr w:type="spellEnd"/>
-            <w:r>
-              <w:rPr>
-                <w:lang w:val="en-US"/>
-              </w:rPr>
-              <w:t>-ADV C</w:t>
-            </w:r>
-            <w:proofErr w:type="gramStart"/>
-            <w:r>
-              <w:rPr>
-                <w:lang w:val="en-US"/>
-              </w:rPr>
-              <w:t>259 )</w:t>
-            </w:r>
-            <w:proofErr w:type="gramEnd"/>
+              <w:t>PRINTSRV-WELL-MAIN (Canon iR-ADV C259 )</w:t>
+            </w:r>
           </w:p>
         </w:tc>
         <w:tc>
@@ -22168,30 +16984,8 @@
               <w:rPr>
                 <w:lang w:val="en-US"/>
               </w:rPr>
-              <w:t xml:space="preserve">\\PrintSRV.corp.voyageurtransportation.ca\WELL-MAIN (Canon </w:t>
-            </w:r>
-            <w:proofErr w:type="spellStart"/>
-            <w:r>
-              <w:rPr>
-                <w:lang w:val="en-US"/>
-              </w:rPr>
-              <w:t>iR</w:t>
-            </w:r>
-            <w:proofErr w:type="spellEnd"/>
-            <w:r>
-              <w:rPr>
-                <w:lang w:val="en-US"/>
-              </w:rPr>
-              <w:t>-ADV C</w:t>
-            </w:r>
-            <w:proofErr w:type="gramStart"/>
-            <w:r>
-              <w:rPr>
-                <w:lang w:val="en-US"/>
-              </w:rPr>
-              <w:t>259 )</w:t>
-            </w:r>
-            <w:proofErr w:type="gramEnd"/>
+              <w:t>\\PrintSRV.corp.voyageurtransportation.ca\WELL-MAIN (Canon iR-ADV C259 )</w:t>
+            </w:r>
           </w:p>
         </w:tc>
         <w:tc>
@@ -22204,28 +16998,12 @@
                 <w:lang w:val="en-US"/>
               </w:rPr>
             </w:pPr>
-            <w:proofErr w:type="spellStart"/>
-            <w:r>
-              <w:rPr>
-                <w:lang w:val="en-US"/>
-              </w:rPr>
-              <w:t>Welland</w:t>
-            </w:r>
-            <w:proofErr w:type="spellEnd"/>
-            <w:r>
-              <w:rPr>
-                <w:lang w:val="en-US"/>
-              </w:rPr>
-              <w:t xml:space="preserve">, </w:t>
-            </w:r>
-            <w:proofErr w:type="spellStart"/>
-            <w:r>
-              <w:rPr>
-                <w:lang w:val="en-US"/>
-              </w:rPr>
-              <w:t>Onatario</w:t>
-            </w:r>
-            <w:proofErr w:type="spellEnd"/>
+            <w:r>
+              <w:rPr>
+                <w:lang w:val="en-US"/>
+              </w:rPr>
+              <w:t>Welland, Onatario</w:t>
+            </w:r>
           </w:p>
         </w:tc>
       </w:tr>
@@ -22309,6 +17087,7 @@
               <w:rPr>
                 <w:lang w:val="en-US"/>
               </w:rPr>
+              <w:lastRenderedPageBreak/>
               <w:t>PRINTSRV-WSTK-MAIN (HP Color LaserJet MFP E57540)</w:t>
             </w:r>
           </w:p>
@@ -22401,21 +17180,7 @@
               <w:rPr>
                 <w:lang w:val="en-US"/>
               </w:rPr>
-              <w:t xml:space="preserve">23 </w:t>
-            </w:r>
-            <w:proofErr w:type="spellStart"/>
-            <w:r>
-              <w:rPr>
-                <w:lang w:val="en-US"/>
-              </w:rPr>
-              <w:t>Cardico</w:t>
-            </w:r>
-            <w:proofErr w:type="spellEnd"/>
-            <w:r>
-              <w:rPr>
-                <w:lang w:val="en-US"/>
-              </w:rPr>
-              <w:t xml:space="preserve"> Dr Gormley</w:t>
+              <w:t>23 Cardico Dr Gormley</w:t>
             </w:r>
           </w:p>
         </w:tc>
@@ -22500,21 +17265,7 @@
               <w:rPr>
                 <w:lang w:val="en-US"/>
               </w:rPr>
-              <w:t>PRINTSRV-YORK-SCH (</w:t>
-            </w:r>
-            <w:proofErr w:type="spellStart"/>
-            <w:r>
-              <w:rPr>
-                <w:lang w:val="en-US"/>
-              </w:rPr>
-              <w:t>iR</w:t>
-            </w:r>
-            <w:proofErr w:type="spellEnd"/>
-            <w:r>
-              <w:rPr>
-                <w:lang w:val="en-US"/>
-              </w:rPr>
-              <w:t>-ADV C5540 III)</w:t>
+              <w:t>PRINTSRV-YORK-SCH (iR-ADV C5540 III)</w:t>
             </w:r>
           </w:p>
         </w:tc>
@@ -22532,21 +17283,7 @@
               <w:rPr>
                 <w:lang w:val="en-US"/>
               </w:rPr>
-              <w:t>\\PrintSRV.corp.voyageurtransportation.ca\YORK-SCH (</w:t>
-            </w:r>
-            <w:proofErr w:type="spellStart"/>
-            <w:r>
-              <w:rPr>
-                <w:lang w:val="en-US"/>
-              </w:rPr>
-              <w:t>iR</w:t>
-            </w:r>
-            <w:proofErr w:type="spellEnd"/>
-            <w:r>
-              <w:rPr>
-                <w:lang w:val="en-US"/>
-              </w:rPr>
-              <w:t>-ADV C5540 III)</w:t>
+              <w:t>\\PrintSRV.corp.voyageurtransportation.ca\YORK-SCH (iR-ADV C5540 III)</w:t>
             </w:r>
           </w:p>
         </w:tc>
@@ -22866,14 +17603,12 @@
                 <w:lang w:val="en-US"/>
               </w:rPr>
             </w:pPr>
-            <w:proofErr w:type="spellStart"/>
             <w:r>
               <w:rPr>
                 <w:lang w:val="en-US"/>
               </w:rPr>
               <w:t>TsInternetUser</w:t>
             </w:r>
-            <w:proofErr w:type="spellEnd"/>
           </w:p>
         </w:tc>
         <w:tc>
@@ -23055,14 +17790,12 @@
                 <w:lang w:val="en-US"/>
               </w:rPr>
             </w:pPr>
-            <w:proofErr w:type="spellStart"/>
             <w:r>
               <w:rPr>
                 <w:lang w:val="en-US"/>
               </w:rPr>
               <w:t>SQLExecutiveCmdExec</w:t>
             </w:r>
-            <w:proofErr w:type="spellEnd"/>
           </w:p>
         </w:tc>
         <w:tc>
@@ -23149,14 +17882,12 @@
                 <w:lang w:val="en-US"/>
               </w:rPr>
             </w:pPr>
-            <w:proofErr w:type="spellStart"/>
             <w:r>
               <w:rPr>
                 <w:lang w:val="en-US"/>
               </w:rPr>
               <w:t>SQLAgentCmdExec</w:t>
             </w:r>
-            <w:proofErr w:type="spellEnd"/>
           </w:p>
         </w:tc>
         <w:tc>
@@ -23240,14 +17971,12 @@
                 <w:lang w:val="en-US"/>
               </w:rPr>
             </w:pPr>
-            <w:proofErr w:type="spellStart"/>
             <w:r>
               <w:rPr>
                 <w:lang w:val="en-US"/>
               </w:rPr>
               <w:t>krbtgt</w:t>
             </w:r>
-            <w:proofErr w:type="spellEnd"/>
           </w:p>
         </w:tc>
         <w:tc>
@@ -23334,16 +18063,12 @@
                 <w:lang w:val="en-US"/>
               </w:rPr>
             </w:pPr>
-            <w:proofErr w:type="spellStart"/>
-            <w:proofErr w:type="gramStart"/>
             <w:r>
               <w:rPr>
                 <w:lang w:val="en-US"/>
               </w:rPr>
               <w:t>jh.admin</w:t>
             </w:r>
-            <w:proofErr w:type="spellEnd"/>
-            <w:proofErr w:type="gramEnd"/>
           </w:p>
         </w:tc>
         <w:tc>
@@ -23433,14 +18158,12 @@
                 <w:lang w:val="en-US"/>
               </w:rPr>
             </w:pPr>
-            <w:proofErr w:type="spellStart"/>
             <w:r>
               <w:rPr>
                 <w:lang w:val="en-US"/>
               </w:rPr>
               <w:t>netskope</w:t>
             </w:r>
-            <w:proofErr w:type="spellEnd"/>
           </w:p>
         </w:tc>
         <w:tc>
@@ -23533,14 +18256,12 @@
                 <w:lang w:val="en-US"/>
               </w:rPr>
             </w:pPr>
-            <w:proofErr w:type="spellStart"/>
             <w:r>
               <w:rPr>
                 <w:lang w:val="en-US"/>
               </w:rPr>
               <w:t>veeambackup</w:t>
             </w:r>
-            <w:proofErr w:type="spellEnd"/>
           </w:p>
         </w:tc>
         <w:tc>
@@ -23722,14 +18443,12 @@
                 <w:lang w:val="en-US"/>
               </w:rPr>
             </w:pPr>
-            <w:proofErr w:type="spellStart"/>
             <w:r>
               <w:rPr>
                 <w:lang w:val="en-US"/>
               </w:rPr>
               <w:t>gtatrainer</w:t>
             </w:r>
-            <w:proofErr w:type="spellEnd"/>
           </w:p>
         </w:tc>
         <w:tc>
@@ -24303,14 +19022,12 @@
                 <w:lang w:val="en-US"/>
               </w:rPr>
             </w:pPr>
-            <w:proofErr w:type="spellStart"/>
             <w:r>
               <w:rPr>
                 <w:lang w:val="en-US"/>
               </w:rPr>
               <w:t>winfuel</w:t>
             </w:r>
-            <w:proofErr w:type="spellEnd"/>
           </w:p>
         </w:tc>
         <w:tc>
@@ -24404,7 +19121,6 @@
               <w:rPr>
                 <w:lang w:val="en-US"/>
               </w:rPr>
-              <w:lastRenderedPageBreak/>
               <w:t>synergize</w:t>
             </w:r>
           </w:p>
@@ -24499,14 +19215,12 @@
                 <w:lang w:val="en-US"/>
               </w:rPr>
             </w:pPr>
-            <w:proofErr w:type="spellStart"/>
             <w:r>
               <w:rPr>
                 <w:lang w:val="en-US"/>
               </w:rPr>
               <w:t>scantofile</w:t>
             </w:r>
-            <w:proofErr w:type="spellEnd"/>
           </w:p>
         </w:tc>
         <w:tc>
@@ -24694,14 +19408,12 @@
                 <w:lang w:val="en-US"/>
               </w:rPr>
             </w:pPr>
-            <w:proofErr w:type="spellStart"/>
             <w:r>
               <w:rPr>
                 <w:lang w:val="en-US"/>
               </w:rPr>
               <w:t>mechanictmp</w:t>
             </w:r>
-            <w:proofErr w:type="spellEnd"/>
           </w:p>
         </w:tc>
         <w:tc>
@@ -24893,6 +19605,7 @@
               <w:rPr>
                 <w:lang w:val="en-US"/>
               </w:rPr>
+              <w:lastRenderedPageBreak/>
               <w:t>Mechanics8</w:t>
             </w:r>
           </w:p>
@@ -25082,14 +19795,12 @@
                 <w:lang w:val="en-US"/>
               </w:rPr>
             </w:pPr>
-            <w:proofErr w:type="spellStart"/>
             <w:r>
               <w:rPr>
                 <w:lang w:val="en-US"/>
               </w:rPr>
               <w:t>scantofolder</w:t>
             </w:r>
-            <w:proofErr w:type="spellEnd"/>
           </w:p>
         </w:tc>
         <w:tc>
@@ -25179,14 +19890,12 @@
                 <w:lang w:val="en-US"/>
               </w:rPr>
             </w:pPr>
-            <w:proofErr w:type="spellStart"/>
             <w:r>
               <w:rPr>
                 <w:lang w:val="en-US"/>
               </w:rPr>
               <w:t>brantmechanic</w:t>
             </w:r>
-            <w:proofErr w:type="spellEnd"/>
           </w:p>
         </w:tc>
         <w:tc>
@@ -25374,14 +20083,12 @@
                 <w:lang w:val="en-US"/>
               </w:rPr>
             </w:pPr>
-            <w:proofErr w:type="spellStart"/>
             <w:r>
               <w:rPr>
                 <w:lang w:val="en-US"/>
               </w:rPr>
               <w:t>OSTraining</w:t>
             </w:r>
-            <w:proofErr w:type="spellEnd"/>
           </w:p>
         </w:tc>
         <w:tc>
@@ -25563,14 +20270,12 @@
                 <w:lang w:val="en-US"/>
               </w:rPr>
             </w:pPr>
-            <w:proofErr w:type="spellStart"/>
             <w:r>
               <w:rPr>
                 <w:lang w:val="en-US"/>
               </w:rPr>
               <w:t>svcVCenterAdmin</w:t>
             </w:r>
-            <w:proofErr w:type="spellEnd"/>
           </w:p>
         </w:tc>
         <w:tc>
@@ -25663,14 +20368,12 @@
                 <w:lang w:val="en-US"/>
               </w:rPr>
             </w:pPr>
-            <w:proofErr w:type="spellStart"/>
             <w:r>
               <w:rPr>
                 <w:lang w:val="en-US"/>
               </w:rPr>
               <w:t>svcPNETGUIApps</w:t>
             </w:r>
-            <w:proofErr w:type="spellEnd"/>
           </w:p>
         </w:tc>
         <w:tc>
@@ -25758,21 +20461,7 @@
               <w:rPr>
                 <w:lang w:val="en-US"/>
               </w:rPr>
-              <w:t>___</w:t>
-            </w:r>
-            <w:proofErr w:type="spellStart"/>
-            <w:r>
-              <w:rPr>
-                <w:lang w:val="en-US"/>
-              </w:rPr>
-              <w:t>VMware_Conv_SA</w:t>
-            </w:r>
-            <w:proofErr w:type="spellEnd"/>
-            <w:r>
-              <w:rPr>
-                <w:lang w:val="en-US"/>
-              </w:rPr>
-              <w:t>___</w:t>
+              <w:t>___VMware_Conv_SA___</w:t>
             </w:r>
           </w:p>
         </w:tc>
@@ -25955,14 +20644,12 @@
                 <w:lang w:val="en-US"/>
               </w:rPr>
             </w:pPr>
-            <w:proofErr w:type="spellStart"/>
             <w:r>
               <w:rPr>
                 <w:lang w:val="en-US"/>
               </w:rPr>
               <w:t>sqlagent</w:t>
             </w:r>
-            <w:proofErr w:type="spellEnd"/>
           </w:p>
         </w:tc>
         <w:tc>
@@ -26055,14 +20742,12 @@
                 <w:lang w:val="en-US"/>
               </w:rPr>
             </w:pPr>
-            <w:proofErr w:type="spellStart"/>
             <w:r>
               <w:rPr>
                 <w:lang w:val="en-US"/>
               </w:rPr>
               <w:t>CWTraining</w:t>
             </w:r>
-            <w:proofErr w:type="spellEnd"/>
           </w:p>
         </w:tc>
         <w:tc>
@@ -26250,19 +20935,11 @@
                 <w:lang w:val="en-US"/>
               </w:rPr>
             </w:pPr>
-            <w:proofErr w:type="spellStart"/>
-            <w:r>
-              <w:rPr>
-                <w:lang w:val="en-US"/>
-              </w:rPr>
-              <w:t>Fortigate</w:t>
-            </w:r>
-            <w:proofErr w:type="spellEnd"/>
-            <w:r>
-              <w:rPr>
-                <w:lang w:val="en-US"/>
-              </w:rPr>
-              <w:t>-SA</w:t>
+            <w:r>
+              <w:rPr>
+                <w:lang w:val="en-US"/>
+              </w:rPr>
+              <w:t>Fortigate-SA</w:t>
             </w:r>
           </w:p>
         </w:tc>
@@ -26353,14 +21030,12 @@
                 <w:lang w:val="en-US"/>
               </w:rPr>
             </w:pPr>
-            <w:proofErr w:type="spellStart"/>
             <w:r>
               <w:rPr>
                 <w:lang w:val="en-US"/>
               </w:rPr>
               <w:t>ScanMIR</w:t>
             </w:r>
-            <w:proofErr w:type="spellEnd"/>
           </w:p>
         </w:tc>
         <w:tc>
@@ -26646,16 +21321,12 @@
                 <w:lang w:val="en-US"/>
               </w:rPr>
             </w:pPr>
-            <w:proofErr w:type="spellStart"/>
-            <w:proofErr w:type="gramStart"/>
             <w:r>
               <w:rPr>
                 <w:lang w:val="en-US"/>
               </w:rPr>
               <w:t>eastferris.mechanic</w:t>
             </w:r>
-            <w:proofErr w:type="spellEnd"/>
-            <w:proofErr w:type="gramEnd"/>
           </w:p>
         </w:tc>
         <w:tc>
@@ -26745,14 +21416,12 @@
                 <w:lang w:val="en-US"/>
               </w:rPr>
             </w:pPr>
-            <w:proofErr w:type="spellStart"/>
             <w:r>
               <w:rPr>
                 <w:lang w:val="en-US"/>
               </w:rPr>
               <w:t>sagedotnet</w:t>
             </w:r>
-            <w:proofErr w:type="spellEnd"/>
           </w:p>
         </w:tc>
         <w:tc>
@@ -27121,14 +21790,12 @@
                 <w:lang w:val="en-US"/>
               </w:rPr>
             </w:pPr>
-            <w:proofErr w:type="spellStart"/>
             <w:r>
               <w:rPr>
                 <w:lang w:val="en-US"/>
               </w:rPr>
               <w:t>dattosrvc</w:t>
             </w:r>
-            <w:proofErr w:type="spellEnd"/>
           </w:p>
         </w:tc>
         <w:tc>
@@ -27215,14 +21882,12 @@
                 <w:lang w:val="en-US"/>
               </w:rPr>
             </w:pPr>
-            <w:proofErr w:type="spellStart"/>
             <w:r>
               <w:rPr>
                 <w:lang w:val="en-US"/>
               </w:rPr>
               <w:t>rdssrv</w:t>
             </w:r>
-            <w:proofErr w:type="spellEnd"/>
           </w:p>
         </w:tc>
         <w:tc>
@@ -27306,14 +21971,12 @@
                 <w:lang w:val="en-US"/>
               </w:rPr>
             </w:pPr>
-            <w:proofErr w:type="spellStart"/>
             <w:r>
               <w:rPr>
                 <w:lang w:val="en-US"/>
               </w:rPr>
               <w:t>ldapvoy</w:t>
             </w:r>
-            <w:proofErr w:type="spellEnd"/>
           </w:p>
         </w:tc>
         <w:tc>
@@ -27501,14 +22164,12 @@
                 <w:lang w:val="en-US"/>
               </w:rPr>
             </w:pPr>
-            <w:proofErr w:type="spellStart"/>
             <w:r>
               <w:rPr>
                 <w:lang w:val="en-US"/>
               </w:rPr>
               <w:t>Sudbury.Mechanic</w:t>
             </w:r>
-            <w:proofErr w:type="spellEnd"/>
           </w:p>
         </w:tc>
         <w:tc>
@@ -27601,14 +22262,12 @@
                 <w:lang w:val="en-US"/>
               </w:rPr>
             </w:pPr>
-            <w:proofErr w:type="spellStart"/>
             <w:r>
               <w:rPr>
                 <w:lang w:val="en-US"/>
               </w:rPr>
               <w:t>cwautosrv</w:t>
             </w:r>
-            <w:proofErr w:type="spellEnd"/>
           </w:p>
         </w:tc>
         <w:tc>
@@ -27698,14 +22357,12 @@
                 <w:lang w:val="en-US"/>
               </w:rPr>
             </w:pPr>
-            <w:proofErr w:type="spellStart"/>
             <w:r>
               <w:rPr>
                 <w:lang w:val="en-US"/>
               </w:rPr>
               <w:t>ldap_bind</w:t>
             </w:r>
-            <w:proofErr w:type="spellEnd"/>
           </w:p>
         </w:tc>
         <w:tc>
@@ -27893,16 +22550,12 @@
                 <w:lang w:val="en-US"/>
               </w:rPr>
             </w:pPr>
-            <w:proofErr w:type="spellStart"/>
-            <w:proofErr w:type="gramStart"/>
             <w:r>
               <w:rPr>
                 <w:lang w:val="en-US"/>
               </w:rPr>
               <w:t>toronto.mechanic</w:t>
             </w:r>
-            <w:proofErr w:type="spellEnd"/>
-            <w:proofErr w:type="gramEnd"/>
           </w:p>
         </w:tc>
         <w:tc>
@@ -27995,22 +22648,12 @@
                 <w:lang w:val="en-US"/>
               </w:rPr>
             </w:pPr>
-            <w:proofErr w:type="spellStart"/>
-            <w:proofErr w:type="gramStart"/>
-            <w:r>
-              <w:rPr>
-                <w:lang w:val="en-US"/>
-              </w:rPr>
-              <w:t>ca.vts.unif</w:t>
-            </w:r>
-            <w:proofErr w:type="gramEnd"/>
-            <w:r>
-              <w:rPr>
-                <w:lang w:val="en-US"/>
-              </w:rPr>
-              <w:t>-serverag</w:t>
-            </w:r>
-            <w:proofErr w:type="spellEnd"/>
+            <w:r>
+              <w:rPr>
+                <w:lang w:val="en-US"/>
+              </w:rPr>
+              <w:t>ca.vts.unif-serverag</w:t>
+            </w:r>
           </w:p>
         </w:tc>
         <w:tc>
@@ -28094,14 +22737,12 @@
                 <w:lang w:val="en-US"/>
               </w:rPr>
             </w:pPr>
-            <w:proofErr w:type="spellStart"/>
             <w:r>
               <w:rPr>
                 <w:lang w:val="en-US"/>
               </w:rPr>
               <w:t>svcvCenterBkup</w:t>
             </w:r>
-            <w:proofErr w:type="spellEnd"/>
           </w:p>
         </w:tc>
         <w:tc>
@@ -28194,14 +22835,12 @@
                 <w:lang w:val="en-US"/>
               </w:rPr>
             </w:pPr>
-            <w:proofErr w:type="spellStart"/>
             <w:r>
               <w:rPr>
                 <w:lang w:val="en-US"/>
               </w:rPr>
               <w:t>svcGFCS</w:t>
             </w:r>
-            <w:proofErr w:type="spellEnd"/>
           </w:p>
         </w:tc>
         <w:tc>
@@ -28291,14 +22930,12 @@
                 <w:lang w:val="en-US"/>
               </w:rPr>
             </w:pPr>
-            <w:proofErr w:type="spellStart"/>
             <w:r>
               <w:rPr>
                 <w:lang w:val="en-US"/>
               </w:rPr>
               <w:t>svcSQLVSS</w:t>
             </w:r>
-            <w:proofErr w:type="spellEnd"/>
           </w:p>
         </w:tc>
         <w:tc>
@@ -28693,6 +23330,7 @@
                 <w:color w:val="FFFFFF"/>
                 <w:lang w:val="en-US"/>
               </w:rPr>
+              <w:lastRenderedPageBreak/>
               <w:t>Account</w:t>
             </w:r>
           </w:p>
@@ -28735,8 +23373,6 @@
                 <w:lang w:val="en-US"/>
               </w:rPr>
             </w:pPr>
-            <w:proofErr w:type="spellStart"/>
-            <w:proofErr w:type="gramStart"/>
             <w:r>
               <w:rPr>
                 <w:rStyle w:val="Heading2Char"/>
@@ -28744,8 +23380,6 @@
               </w:rPr>
               <w:t>ad.admin</w:t>
             </w:r>
-            <w:proofErr w:type="spellEnd"/>
-            <w:proofErr w:type="gramEnd"/>
           </w:p>
         </w:tc>
         <w:tc>
@@ -28787,8 +23421,6 @@
                 <w:lang w:val="en-US"/>
               </w:rPr>
             </w:pPr>
-            <w:proofErr w:type="spellStart"/>
-            <w:proofErr w:type="gramStart"/>
             <w:r>
               <w:rPr>
                 <w:rStyle w:val="Heading2Char"/>
@@ -28796,8 +23428,6 @@
               </w:rPr>
               <w:t>bill.oreily</w:t>
             </w:r>
-            <w:proofErr w:type="spellEnd"/>
-            <w:proofErr w:type="gramEnd"/>
           </w:p>
         </w:tc>
         <w:tc>
@@ -28836,24 +23466,13 @@
                 <w:lang w:val="en-US"/>
               </w:rPr>
             </w:pPr>
-            <w:proofErr w:type="spellStart"/>
-            <w:proofErr w:type="gramStart"/>
             <w:r>
               <w:rPr>
                 <w:rStyle w:val="Heading2Char"/>
                 <w:lang w:val="en-US"/>
               </w:rPr>
-              <w:t>ca.vts.unif</w:t>
-            </w:r>
-            <w:proofErr w:type="gramEnd"/>
-            <w:r>
-              <w:rPr>
-                <w:rStyle w:val="Heading2Char"/>
-                <w:lang w:val="en-US"/>
-              </w:rPr>
-              <w:t>-serverag</w:t>
-            </w:r>
-            <w:proofErr w:type="spellEnd"/>
+              <w:t>ca.vts.unif-serverag</w:t>
+            </w:r>
           </w:p>
         </w:tc>
         <w:tc>
@@ -28895,8 +23514,6 @@
                 <w:lang w:val="en-US"/>
               </w:rPr>
             </w:pPr>
-            <w:proofErr w:type="spellStart"/>
-            <w:proofErr w:type="gramStart"/>
             <w:r>
               <w:rPr>
                 <w:rStyle w:val="Heading2Char"/>
@@ -28904,8 +23521,6 @@
               </w:rPr>
               <w:t>ck.admin</w:t>
             </w:r>
-            <w:proofErr w:type="spellEnd"/>
-            <w:proofErr w:type="gramEnd"/>
           </w:p>
         </w:tc>
         <w:tc>
@@ -28944,7 +23559,6 @@
                 <w:lang w:val="en-US"/>
               </w:rPr>
             </w:pPr>
-            <w:proofErr w:type="spellStart"/>
             <w:r>
               <w:rPr>
                 <w:rStyle w:val="Heading2Char"/>
@@ -28952,7 +23566,6 @@
               </w:rPr>
               <w:t>cwautosrv</w:t>
             </w:r>
-            <w:proofErr w:type="spellEnd"/>
           </w:p>
         </w:tc>
         <w:tc>
@@ -29039,8 +23652,6 @@
                 <w:lang w:val="en-US"/>
               </w:rPr>
             </w:pPr>
-            <w:proofErr w:type="spellStart"/>
-            <w:proofErr w:type="gramStart"/>
             <w:r>
               <w:rPr>
                 <w:rStyle w:val="Heading2Char"/>
@@ -29048,8 +23659,6 @@
               </w:rPr>
               <w:t>enaefe.admin</w:t>
             </w:r>
-            <w:proofErr w:type="spellEnd"/>
-            <w:proofErr w:type="gramEnd"/>
           </w:p>
         </w:tc>
         <w:tc>
@@ -29091,8 +23700,6 @@
                 <w:lang w:val="en-US"/>
               </w:rPr>
             </w:pPr>
-            <w:proofErr w:type="spellStart"/>
-            <w:proofErr w:type="gramStart"/>
             <w:r>
               <w:rPr>
                 <w:rStyle w:val="Heading2Char"/>
@@ -29100,8 +23707,6 @@
               </w:rPr>
               <w:t>femi.admin</w:t>
             </w:r>
-            <w:proofErr w:type="spellEnd"/>
-            <w:proofErr w:type="gramEnd"/>
           </w:p>
         </w:tc>
         <w:tc>
@@ -29140,8 +23745,6 @@
                 <w:lang w:val="en-US"/>
               </w:rPr>
             </w:pPr>
-            <w:proofErr w:type="spellStart"/>
-            <w:proofErr w:type="gramStart"/>
             <w:r>
               <w:rPr>
                 <w:rStyle w:val="Heading2Char"/>
@@ -29149,8 +23752,6 @@
               </w:rPr>
               <w:t>gm.admin</w:t>
             </w:r>
-            <w:proofErr w:type="spellEnd"/>
-            <w:proofErr w:type="gramEnd"/>
           </w:p>
         </w:tc>
         <w:tc>
@@ -29192,8 +23793,6 @@
                 <w:lang w:val="en-US"/>
               </w:rPr>
             </w:pPr>
-            <w:proofErr w:type="spellStart"/>
-            <w:proofErr w:type="gramStart"/>
             <w:r>
               <w:rPr>
                 <w:rStyle w:val="Heading2Char"/>
@@ -29201,8 +23800,6 @@
               </w:rPr>
               <w:t>GM.local</w:t>
             </w:r>
-            <w:proofErr w:type="spellEnd"/>
-            <w:proofErr w:type="gramEnd"/>
           </w:p>
         </w:tc>
         <w:tc>
@@ -29241,8 +23838,6 @@
                 <w:lang w:val="en-US"/>
               </w:rPr>
             </w:pPr>
-            <w:proofErr w:type="spellStart"/>
-            <w:proofErr w:type="gramStart"/>
             <w:r>
               <w:rPr>
                 <w:rStyle w:val="Heading2Char"/>
@@ -29250,8 +23845,6 @@
               </w:rPr>
               <w:t>jh.admin</w:t>
             </w:r>
-            <w:proofErr w:type="spellEnd"/>
-            <w:proofErr w:type="gramEnd"/>
           </w:p>
         </w:tc>
         <w:tc>
@@ -29293,8 +23886,6 @@
                 <w:lang w:val="en-US"/>
               </w:rPr>
             </w:pPr>
-            <w:proofErr w:type="spellStart"/>
-            <w:proofErr w:type="gramStart"/>
             <w:r>
               <w:rPr>
                 <w:rStyle w:val="Heading2Char"/>
@@ -29302,8 +23893,6 @@
               </w:rPr>
               <w:t>jm.admin</w:t>
             </w:r>
-            <w:proofErr w:type="spellEnd"/>
-            <w:proofErr w:type="gramEnd"/>
           </w:p>
         </w:tc>
         <w:tc>
@@ -29342,8 +23931,6 @@
                 <w:lang w:val="en-US"/>
               </w:rPr>
             </w:pPr>
-            <w:proofErr w:type="spellStart"/>
-            <w:proofErr w:type="gramStart"/>
             <w:r>
               <w:rPr>
                 <w:rStyle w:val="Heading2Char"/>
@@ -29351,8 +23938,6 @@
               </w:rPr>
               <w:t>kb.admin</w:t>
             </w:r>
-            <w:proofErr w:type="spellEnd"/>
-            <w:proofErr w:type="gramEnd"/>
           </w:p>
         </w:tc>
         <w:tc>
@@ -29394,8 +23979,6 @@
                 <w:lang w:val="en-US"/>
               </w:rPr>
             </w:pPr>
-            <w:proofErr w:type="spellStart"/>
-            <w:proofErr w:type="gramStart"/>
             <w:r>
               <w:rPr>
                 <w:rStyle w:val="Heading2Char"/>
@@ -29403,8 +23986,6 @@
               </w:rPr>
               <w:t>kk.admin</w:t>
             </w:r>
-            <w:proofErr w:type="spellEnd"/>
-            <w:proofErr w:type="gramEnd"/>
           </w:p>
         </w:tc>
         <w:tc>
@@ -29443,7 +24024,6 @@
                 <w:lang w:val="en-US"/>
               </w:rPr>
             </w:pPr>
-            <w:proofErr w:type="spellStart"/>
             <w:r>
               <w:rPr>
                 <w:rStyle w:val="Heading2Char"/>
@@ -29451,7 +24031,6 @@
               </w:rPr>
               <w:t>krbtgt</w:t>
             </w:r>
-            <w:proofErr w:type="spellEnd"/>
           </w:p>
         </w:tc>
         <w:tc>
@@ -29493,7 +24072,6 @@
                 <w:lang w:val="en-US"/>
               </w:rPr>
             </w:pPr>
-            <w:proofErr w:type="spellStart"/>
             <w:r>
               <w:rPr>
                 <w:rStyle w:val="Heading2Char"/>
@@ -29501,7 +24079,6 @@
               </w:rPr>
               <w:t>ldap_bind</w:t>
             </w:r>
-            <w:proofErr w:type="spellEnd"/>
           </w:p>
         </w:tc>
         <w:tc>
@@ -29540,7 +24117,6 @@
                 <w:lang w:val="en-US"/>
               </w:rPr>
             </w:pPr>
-            <w:proofErr w:type="spellStart"/>
             <w:r>
               <w:rPr>
                 <w:rStyle w:val="Heading2Char"/>
@@ -29548,7 +24124,6 @@
               </w:rPr>
               <w:t>ldapvoy</w:t>
             </w:r>
-            <w:proofErr w:type="spellEnd"/>
           </w:p>
         </w:tc>
         <w:tc>
@@ -29590,8 +24165,6 @@
                 <w:lang w:val="en-US"/>
               </w:rPr>
             </w:pPr>
-            <w:proofErr w:type="spellStart"/>
-            <w:proofErr w:type="gramStart"/>
             <w:r>
               <w:rPr>
                 <w:rStyle w:val="Heading2Char"/>
@@ -29599,8 +24172,6 @@
               </w:rPr>
               <w:t>mz.admin</w:t>
             </w:r>
-            <w:proofErr w:type="spellEnd"/>
-            <w:proofErr w:type="gramEnd"/>
           </w:p>
         </w:tc>
         <w:tc>
@@ -29639,7 +24210,6 @@
                 <w:lang w:val="en-US"/>
               </w:rPr>
             </w:pPr>
-            <w:proofErr w:type="spellStart"/>
             <w:r>
               <w:rPr>
                 <w:rStyle w:val="Heading2Char"/>
@@ -29647,7 +24217,6 @@
               </w:rPr>
               <w:t>netskope</w:t>
             </w:r>
-            <w:proofErr w:type="spellEnd"/>
           </w:p>
         </w:tc>
         <w:tc>
@@ -29689,8 +24258,6 @@
                 <w:lang w:val="en-US"/>
               </w:rPr>
             </w:pPr>
-            <w:proofErr w:type="spellStart"/>
-            <w:proofErr w:type="gramStart"/>
             <w:r>
               <w:rPr>
                 <w:rStyle w:val="Heading2Char"/>
@@ -29698,8 +24265,6 @@
               </w:rPr>
               <w:t>olu.admin</w:t>
             </w:r>
-            <w:proofErr w:type="spellEnd"/>
-            <w:proofErr w:type="gramEnd"/>
           </w:p>
         </w:tc>
         <w:tc>
@@ -29738,8 +24303,6 @@
                 <w:lang w:val="en-US"/>
               </w:rPr>
             </w:pPr>
-            <w:proofErr w:type="spellStart"/>
-            <w:proofErr w:type="gramStart"/>
             <w:r>
               <w:rPr>
                 <w:rStyle w:val="Heading2Char"/>
@@ -29747,8 +24310,6 @@
               </w:rPr>
               <w:t>sc.admin</w:t>
             </w:r>
-            <w:proofErr w:type="spellEnd"/>
-            <w:proofErr w:type="gramEnd"/>
           </w:p>
         </w:tc>
         <w:tc>
@@ -29790,7 +24351,6 @@
                 <w:lang w:val="en-US"/>
               </w:rPr>
             </w:pPr>
-            <w:proofErr w:type="spellStart"/>
             <w:r>
               <w:rPr>
                 <w:rStyle w:val="Heading2Char"/>
@@ -29798,7 +24358,6 @@
               </w:rPr>
               <w:t>ScanMIR</w:t>
             </w:r>
-            <w:proofErr w:type="spellEnd"/>
           </w:p>
         </w:tc>
         <w:tc>
@@ -29837,8 +24396,6 @@
                 <w:lang w:val="en-US"/>
               </w:rPr>
             </w:pPr>
-            <w:proofErr w:type="spellStart"/>
-            <w:proofErr w:type="gramStart"/>
             <w:r>
               <w:rPr>
                 <w:rStyle w:val="Heading2Char"/>
@@ -29846,8 +24403,6 @@
               </w:rPr>
               <w:t>sd.admin</w:t>
             </w:r>
-            <w:proofErr w:type="spellEnd"/>
-            <w:proofErr w:type="gramEnd"/>
           </w:p>
         </w:tc>
         <w:tc>
@@ -29889,8 +24444,6 @@
                 <w:lang w:val="en-US"/>
               </w:rPr>
             </w:pPr>
-            <w:proofErr w:type="spellStart"/>
-            <w:proofErr w:type="gramStart"/>
             <w:r>
               <w:rPr>
                 <w:rStyle w:val="Heading2Char"/>
@@ -29898,8 +24451,6 @@
               </w:rPr>
               <w:t>shea.vachon</w:t>
             </w:r>
-            <w:proofErr w:type="spellEnd"/>
-            <w:proofErr w:type="gramEnd"/>
           </w:p>
         </w:tc>
         <w:tc>
@@ -29938,8 +24489,6 @@
                 <w:lang w:val="en-US"/>
               </w:rPr>
             </w:pPr>
-            <w:proofErr w:type="spellStart"/>
-            <w:proofErr w:type="gramStart"/>
             <w:r>
               <w:rPr>
                 <w:rStyle w:val="Heading2Char"/>
@@ -29947,8 +24496,6 @@
               </w:rPr>
               <w:t>sv.admin</w:t>
             </w:r>
-            <w:proofErr w:type="spellEnd"/>
-            <w:proofErr w:type="gramEnd"/>
           </w:p>
         </w:tc>
         <w:tc>
@@ -30035,7 +24582,6 @@
                 <w:lang w:val="en-US"/>
               </w:rPr>
             </w:pPr>
-            <w:proofErr w:type="spellStart"/>
             <w:r>
               <w:rPr>
                 <w:rStyle w:val="Heading2Char"/>
@@ -30043,7 +24589,6 @@
               </w:rPr>
               <w:t>svcSQLVSS</w:t>
             </w:r>
-            <w:proofErr w:type="spellEnd"/>
           </w:p>
         </w:tc>
         <w:tc>
@@ -30302,7 +24847,6 @@
         <w:rPr>
           <w:rStyle w:val="Heading2Char"/>
         </w:rPr>
-        <w:lastRenderedPageBreak/>
         <w:t xml:space="preserve">AD to </w:t>
       </w:r>
       <w:r>
@@ -30908,7 +25452,6 @@
           <w:noProof/>
           <w:szCs w:val="36"/>
         </w:rPr>
-        <w:lastRenderedPageBreak/>
         <w:t>Exchange – Online Assessment</w:t>
       </w:r>
       <w:bookmarkEnd w:id="73"/>
@@ -31996,7 +26539,6 @@
           <w:b/>
           <w:bCs/>
         </w:rPr>
-        <w:lastRenderedPageBreak/>
         <w:t xml:space="preserve">Findings: </w:t>
       </w:r>
       <w:r>
@@ -32562,7 +27104,6 @@
         <w:rPr>
           <w:noProof/>
         </w:rPr>
-        <w:lastRenderedPageBreak/>
         <w:t>SharePoint Global Configurations</w:t>
       </w:r>
       <w:bookmarkEnd w:id="100"/>
@@ -33108,14 +27649,7 @@
         <w:rPr>
           <w:rFonts w:cs="Arial"/>
         </w:rPr>
-        <w:t xml:space="preserve">Desktop Administration refers to the management, maintenance, and support of desktop systems within an organization's IT infrastructure. It involves tasks related to configuring, securing, </w:t>
-      </w:r>
-      <w:r>
-        <w:rPr>
-          <w:rFonts w:cs="Arial"/>
-        </w:rPr>
-        <w:lastRenderedPageBreak/>
-        <w:t>optimizing, and troubleshooting desktop computers, ensuring that they are functioning efficiently and securely for end-users.</w:t>
+        <w:t>Desktop Administration refers to the management, maintenance, and support of desktop systems within an organization's IT infrastructure. It involves tasks related to configuring, securing, optimizing, and troubleshooting desktop computers, ensuring that they are functioning efficiently and securely for end-users.</w:t>
       </w:r>
     </w:p>
     <w:p>
@@ -33564,7 +28098,6 @@
         <w:rPr>
           <w:noProof/>
         </w:rPr>
-        <w:lastRenderedPageBreak/>
         <w:t>Appendices</w:t>
       </w:r>
       <w:bookmarkEnd w:id="114"/>
@@ -34054,13 +28587,7 @@
       <w:rPr>
         <w:noProof/>
       </w:rPr>
-      <w:t xml:space="preserve"> </w:t>
-    </w:r>
-    <w:r>
-      <w:rPr>
-        <w:noProof/>
-      </w:rPr>
-      <w:t>CONFIDENTIAL</w:t>
+      <w:t xml:space="preserve"> CONFIDENTIAL</w:t>
     </w:r>
   </w:p>
 </w:ftr>
@@ -42333,9 +36860,12 @@
 </file>
 
 <file path=customXml/item1.xml><?xml version="1.0" encoding="utf-8"?>
-<p:properties xmlns:p="http://schemas.microsoft.com/office/2006/metadata/properties" xmlns:xsi="http://www.w3.org/2001/XMLSchema-instance" xmlns:pc="http://schemas.microsoft.com/office/infopath/2007/PartnerControls">
-  <documentManagement/>
-</p:properties>
+<?mso-contentType ?>
+<FormTemplates xmlns="http://schemas.microsoft.com/sharepoint/v3/contenttype/forms">
+  <Display>DocumentLibraryForm</Display>
+  <Edit>DocumentLibraryForm</Edit>
+  <New>DocumentLibraryForm</New>
+</FormTemplates>
 </file>
 
 <file path=customXml/item2.xml><?xml version="1.0" encoding="utf-8"?>
@@ -42483,12 +37013,9 @@
 </file>
 
 <file path=customXml/item3.xml><?xml version="1.0" encoding="utf-8"?>
-<?mso-contentType ?>
-<FormTemplates xmlns="http://schemas.microsoft.com/sharepoint/v3/contenttype/forms">
-  <Display>DocumentLibraryForm</Display>
-  <Edit>DocumentLibraryForm</Edit>
-  <New>DocumentLibraryForm</New>
-</FormTemplates>
+<p:properties xmlns:p="http://schemas.microsoft.com/office/2006/metadata/properties" xmlns:xsi="http://www.w3.org/2001/XMLSchema-instance" xmlns:pc="http://schemas.microsoft.com/office/infopath/2007/PartnerControls">
+  <documentManagement/>
+</p:properties>
 </file>
 
 <file path=customXml/item4.xml><?xml version="1.0" encoding="utf-8"?>
@@ -42496,10 +37023,9 @@
 </file>
 
 <file path=customXml/itemProps1.xml><?xml version="1.0" encoding="utf-8"?>
-<ds:datastoreItem xmlns:ds="http://schemas.openxmlformats.org/officeDocument/2006/customXml" ds:itemID="{EEF0FF5E-EC80-4EC7-816E-8FD3FB1F00C5}">
+<ds:datastoreItem xmlns:ds="http://schemas.openxmlformats.org/officeDocument/2006/customXml" ds:itemID="{6830A3BC-7801-49DF-97A3-727FA35DA724}">
   <ds:schemaRefs>
-    <ds:schemaRef ds:uri="http://schemas.microsoft.com/office/2006/metadata/properties"/>
-    <ds:schemaRef ds:uri="http://schemas.microsoft.com/office/infopath/2007/PartnerControls"/>
+    <ds:schemaRef ds:uri="http://schemas.microsoft.com/sharepoint/v3/contenttype/forms"/>
   </ds:schemaRefs>
 </ds:datastoreItem>
 </file>
@@ -42523,9 +37049,10 @@
 </file>
 
 <file path=customXml/itemProps3.xml><?xml version="1.0" encoding="utf-8"?>
-<ds:datastoreItem xmlns:ds="http://schemas.openxmlformats.org/officeDocument/2006/customXml" ds:itemID="{6830A3BC-7801-49DF-97A3-727FA35DA724}">
+<ds:datastoreItem xmlns:ds="http://schemas.openxmlformats.org/officeDocument/2006/customXml" ds:itemID="{EEF0FF5E-EC80-4EC7-816E-8FD3FB1F00C5}">
   <ds:schemaRefs>
-    <ds:schemaRef ds:uri="http://schemas.microsoft.com/sharepoint/v3/contenttype/forms"/>
+    <ds:schemaRef ds:uri="http://schemas.microsoft.com/office/2006/metadata/properties"/>
+    <ds:schemaRef ds:uri="http://schemas.microsoft.com/office/infopath/2007/PartnerControls"/>
   </ds:schemaRefs>
 </ds:datastoreItem>
 </file>

--- a/output/assessments/MyAssessment.docx
+++ b/output/assessments/MyAssessment.docx
@@ -8291,7 +8291,6 @@
         <w:rPr>
           <w:noProof/>
         </w:rPr>
-        <w:lastRenderedPageBreak/>
         <w:t>Sites, Subnets and Sitelinks</w:t>
       </w:r>
       <w:bookmarkEnd w:id="25"/>
@@ -9203,51 +9202,37 @@
               <w:rPr>
                 <w:lang w:val="en-US"/>
               </w:rPr>
-              <w:t>CN=London970CoLo,CN=Sites,CN=Configuration,DC</w:t>
-            </w:r>
-            <w:r>
-              <w:rPr>
-                <w:lang w:val="en-US"/>
-              </w:rPr>
-              <w:lastRenderedPageBreak/>
-              <w:t>=corp,DC=voyageurtransportation,DC=ca</w:t>
-            </w:r>
-          </w:p>
-        </w:tc>
-        <w:tc>
-          <w:tcPr>
-            <w:tcW w:w="1872" w:type="dxa"/>
-          </w:tcPr>
-          <w:p>
-            <w:pPr>
-              <w:rPr>
-                <w:lang w:val="en-US"/>
-              </w:rPr>
-            </w:pPr>
-          </w:p>
-        </w:tc>
-        <w:tc>
-          <w:tcPr>
-            <w:tcW w:w="1872" w:type="dxa"/>
-          </w:tcPr>
-          <w:p>
-            <w:pPr>
-              <w:rPr>
-                <w:lang w:val="en-US"/>
-              </w:rPr>
-            </w:pPr>
-            <w:r>
-              <w:rPr>
-                <w:lang w:val="en-US"/>
-              </w:rPr>
-              <w:t>CN=10.1.55.0/24,CN=Subnets,CN=Sites,CN=Configu</w:t>
-            </w:r>
-            <w:r>
-              <w:rPr>
-                <w:lang w:val="en-US"/>
-              </w:rPr>
-              <w:lastRenderedPageBreak/>
-              <w:t>ration,DC=corp,DC=voyageurtransportation,DC=ca</w:t>
+              <w:t>CN=London970CoLo,CN=Sites,CN=Configuration,DC=corp,DC=voyageurtransportation,DC=ca</w:t>
+            </w:r>
+          </w:p>
+        </w:tc>
+        <w:tc>
+          <w:tcPr>
+            <w:tcW w:w="1872" w:type="dxa"/>
+          </w:tcPr>
+          <w:p>
+            <w:pPr>
+              <w:rPr>
+                <w:lang w:val="en-US"/>
+              </w:rPr>
+            </w:pPr>
+          </w:p>
+        </w:tc>
+        <w:tc>
+          <w:tcPr>
+            <w:tcW w:w="1872" w:type="dxa"/>
+          </w:tcPr>
+          <w:p>
+            <w:pPr>
+              <w:rPr>
+                <w:lang w:val="en-US"/>
+              </w:rPr>
+            </w:pPr>
+            <w:r>
+              <w:rPr>
+                <w:lang w:val="en-US"/>
+              </w:rPr>
+              <w:t>CN=10.1.55.0/24,CN=Subnets,CN=Sites,CN=Configuration,DC=corp,DC=voyageurtransportation,DC=ca</w:t>
             </w:r>
           </w:p>
         </w:tc>
@@ -9979,51 +9964,37 @@
               <w:rPr>
                 <w:lang w:val="en-US"/>
               </w:rPr>
-              <w:t>CN=London970CoLo,CN=Sites,CN=Configuration,DC=corp,DC=voyage</w:t>
-            </w:r>
-            <w:r>
-              <w:rPr>
-                <w:lang w:val="en-US"/>
-              </w:rPr>
-              <w:lastRenderedPageBreak/>
-              <w:t>urtransportation,DC=ca</w:t>
-            </w:r>
-          </w:p>
-        </w:tc>
-        <w:tc>
-          <w:tcPr>
-            <w:tcW w:w="1872" w:type="dxa"/>
-          </w:tcPr>
-          <w:p>
-            <w:pPr>
-              <w:rPr>
-                <w:lang w:val="en-US"/>
-              </w:rPr>
-            </w:pPr>
-          </w:p>
-        </w:tc>
-        <w:tc>
-          <w:tcPr>
-            <w:tcW w:w="1872" w:type="dxa"/>
-          </w:tcPr>
-          <w:p>
-            <w:pPr>
-              <w:rPr>
-                <w:lang w:val="en-US"/>
-              </w:rPr>
-            </w:pPr>
-            <w:r>
-              <w:rPr>
-                <w:lang w:val="en-US"/>
-              </w:rPr>
-              <w:t>CN=10.200.10.0/24,CN=Subnets,CN=Sites,CN=Configuration,DC=corp,</w:t>
-            </w:r>
-            <w:r>
-              <w:rPr>
-                <w:lang w:val="en-US"/>
-              </w:rPr>
-              <w:lastRenderedPageBreak/>
-              <w:t>DC=voyageurtransportation,DC=ca</w:t>
+              <w:t>CN=London970CoLo,CN=Sites,CN=Configuration,DC=corp,DC=voyageurtransportation,DC=ca</w:t>
+            </w:r>
+          </w:p>
+        </w:tc>
+        <w:tc>
+          <w:tcPr>
+            <w:tcW w:w="1872" w:type="dxa"/>
+          </w:tcPr>
+          <w:p>
+            <w:pPr>
+              <w:rPr>
+                <w:lang w:val="en-US"/>
+              </w:rPr>
+            </w:pPr>
+          </w:p>
+        </w:tc>
+        <w:tc>
+          <w:tcPr>
+            <w:tcW w:w="1872" w:type="dxa"/>
+          </w:tcPr>
+          <w:p>
+            <w:pPr>
+              <w:rPr>
+                <w:lang w:val="en-US"/>
+              </w:rPr>
+            </w:pPr>
+            <w:r>
+              <w:rPr>
+                <w:lang w:val="en-US"/>
+              </w:rPr>
+              <w:t>CN=10.200.10.0/24,CN=Subnets,CN=Sites,CN=Configuration,DC=corp,DC=voyageurtransportation,DC=ca</w:t>
             </w:r>
           </w:p>
         </w:tc>
@@ -10752,51 +10723,37 @@
               <w:rPr>
                 <w:lang w:val="en-US"/>
               </w:rPr>
-              <w:t>CN=London970CoLo,CN=Sites,CN=Configuration,DC=corp,DC=voyage</w:t>
-            </w:r>
-            <w:r>
-              <w:rPr>
-                <w:lang w:val="en-US"/>
-              </w:rPr>
-              <w:lastRenderedPageBreak/>
-              <w:t>urtransportation,DC=ca</w:t>
-            </w:r>
-          </w:p>
-        </w:tc>
-        <w:tc>
-          <w:tcPr>
-            <w:tcW w:w="1872" w:type="dxa"/>
-          </w:tcPr>
-          <w:p>
-            <w:pPr>
-              <w:rPr>
-                <w:lang w:val="en-US"/>
-              </w:rPr>
-            </w:pPr>
-          </w:p>
-        </w:tc>
-        <w:tc>
-          <w:tcPr>
-            <w:tcW w:w="1872" w:type="dxa"/>
-          </w:tcPr>
-          <w:p>
-            <w:pPr>
-              <w:rPr>
-                <w:lang w:val="en-US"/>
-              </w:rPr>
-            </w:pPr>
-            <w:r>
-              <w:rPr>
-                <w:lang w:val="en-US"/>
-              </w:rPr>
-              <w:t>CN=10.40.72.192/26,CN=Subnets,CN=Sites,CN=Configuration,DC=corp,</w:t>
-            </w:r>
-            <w:r>
-              <w:rPr>
-                <w:lang w:val="en-US"/>
-              </w:rPr>
-              <w:lastRenderedPageBreak/>
-              <w:t>DC=voyageurtransportation,DC=ca</w:t>
+              <w:t>CN=London970CoLo,CN=Sites,CN=Configuration,DC=corp,DC=voyageurtransportation,DC=ca</w:t>
+            </w:r>
+          </w:p>
+        </w:tc>
+        <w:tc>
+          <w:tcPr>
+            <w:tcW w:w="1872" w:type="dxa"/>
+          </w:tcPr>
+          <w:p>
+            <w:pPr>
+              <w:rPr>
+                <w:lang w:val="en-US"/>
+              </w:rPr>
+            </w:pPr>
+          </w:p>
+        </w:tc>
+        <w:tc>
+          <w:tcPr>
+            <w:tcW w:w="1872" w:type="dxa"/>
+          </w:tcPr>
+          <w:p>
+            <w:pPr>
+              <w:rPr>
+                <w:lang w:val="en-US"/>
+              </w:rPr>
+            </w:pPr>
+            <w:r>
+              <w:rPr>
+                <w:lang w:val="en-US"/>
+              </w:rPr>
+              <w:t>CN=10.40.72.192/26,CN=Subnets,CN=Sites,CN=Configuration,DC=corp,DC=voyageurtransportation,DC=ca</w:t>
             </w:r>
           </w:p>
         </w:tc>
@@ -11530,7 +11487,6 @@
                 <w:color w:val="FFFFFF"/>
                 <w:lang w:val="en-US"/>
               </w:rPr>
-              <w:lastRenderedPageBreak/>
               <w:t>Trust Name</w:t>
             </w:r>
           </w:p>
@@ -12941,7 +12897,6 @@
               <w:rPr>
                 <w:lang w:val="en-US"/>
               </w:rPr>
-              <w:lastRenderedPageBreak/>
               <w:t>Reversible Encryption Enabled</w:t>
             </w:r>
           </w:p>
@@ -15053,7 +15008,6 @@
               <w:rPr>
                 <w:lang w:val="en-US"/>
               </w:rPr>
-              <w:lastRenderedPageBreak/>
               <w:t>PRINTSRV-HAN-MAIN (IR-ADV-C3725)</w:t>
             </w:r>
           </w:p>
@@ -16101,7 +16055,6 @@
               <w:rPr>
                 <w:lang w:val="en-US"/>
               </w:rPr>
-              <w:lastRenderedPageBreak/>
               <w:t>PRINTSRV-LDN-SOV-MAIN (HP Color LaserJet MFP M577 )</w:t>
             </w:r>
           </w:p>
@@ -17087,7 +17040,6 @@
               <w:rPr>
                 <w:lang w:val="en-US"/>
               </w:rPr>
-              <w:lastRenderedPageBreak/>
               <w:t>PRINTSRV-WSTK-MAIN (HP Color LaserJet MFP E57540)</w:t>
             </w:r>
           </w:p>
@@ -19605,7 +19557,6 @@
               <w:rPr>
                 <w:lang w:val="en-US"/>
               </w:rPr>
-              <w:lastRenderedPageBreak/>
               <w:t>Mechanics8</w:t>
             </w:r>
           </w:p>
@@ -23330,7 +23281,6 @@
                 <w:color w:val="FFFFFF"/>
                 <w:lang w:val="en-US"/>
               </w:rPr>
-              <w:lastRenderedPageBreak/>
               <w:t>Account</w:t>
             </w:r>
           </w:p>

--- a/output/assessments/MyAssessment.docx
+++ b/output/assessments/MyAssessment.docx
@@ -661,7 +661,6 @@
       </w:pPr>
       <w:bookmarkStart w:id="2" w:name="_Toc218508591"/>
       <w:r>
-        <w:lastRenderedPageBreak/>
         <w:t>Document Information</w:t>
       </w:r>
       <w:bookmarkEnd w:id="2"/>
@@ -1382,6 +1381,7 @@
               </w:rPr>
               <w:t>N</w:t>
             </w:r>
+            <w:proofErr w:type="spellStart"/>
             <w:r>
               <w:rPr>
                 <w:color w:val="4B4B4B" w:themeColor="accent6"/>
@@ -1389,6 +1389,7 @@
               </w:rPr>
               <w:t>ame</w:t>
             </w:r>
+            <w:proofErr w:type="spellEnd"/>
             <w:r>
               <w:rPr>
                 <w:color w:val="4B4B4B" w:themeColor="accent6"/>
@@ -1787,7 +1788,6 @@
           <w:sz w:val="32"/>
           <w:szCs w:val="28"/>
         </w:rPr>
-        <w:lastRenderedPageBreak/>
         <w:t>Table of Contents</w:t>
       </w:r>
       <w:bookmarkStart w:id="6" w:name="_Toc486577333"/>
@@ -6733,7 +6733,6 @@
         </w:rPr>
       </w:pPr>
       <w:r>
-        <w:lastRenderedPageBreak/>
         <w:fldChar w:fldCharType="end"/>
       </w:r>
       <w:r>
@@ -6746,7 +6745,6 @@
       </w:pPr>
       <w:bookmarkStart w:id="12" w:name="_Toc218508595"/>
       <w:r>
-        <w:lastRenderedPageBreak/>
         <w:t>Executive Summary</w:t>
       </w:r>
       <w:bookmarkEnd w:id="12"/>
@@ -6979,7 +6977,6 @@
         <w:rPr>
           <w:u w:color="FFFFFF"/>
         </w:rPr>
-        <w:lastRenderedPageBreak/>
         <w:t>Active Directory Assessment</w:t>
       </w:r>
       <w:bookmarkEnd w:id="16"/>
@@ -7537,6 +7534,7 @@
                 <w:lang w:val="en-US"/>
               </w:rPr>
             </w:pPr>
+            <w:proofErr w:type="spellStart"/>
             <w:r>
               <w:rPr>
                 <w:b/>
@@ -7545,6 +7543,7 @@
               </w:rPr>
               <w:t>IsKnownSuffix</w:t>
             </w:r>
+            <w:proofErr w:type="spellEnd"/>
           </w:p>
         </w:tc>
         <w:tc>
@@ -7559,6 +7558,7 @@
                 <w:lang w:val="en-US"/>
               </w:rPr>
             </w:pPr>
+            <w:proofErr w:type="spellStart"/>
             <w:r>
               <w:rPr>
                 <w:b/>
@@ -7567,6 +7567,7 @@
               </w:rPr>
               <w:t>IsNonRoutable</w:t>
             </w:r>
+            <w:proofErr w:type="spellEnd"/>
           </w:p>
         </w:tc>
       </w:tr>
@@ -8393,6 +8394,7 @@
                 <w:lang w:val="en-US"/>
               </w:rPr>
             </w:pPr>
+            <w:proofErr w:type="spellStart"/>
             <w:r>
               <w:rPr>
                 <w:b/>
@@ -8401,6 +8403,7 @@
               </w:rPr>
               <w:t>DistinguishedName</w:t>
             </w:r>
+            <w:proofErr w:type="spellEnd"/>
           </w:p>
         </w:tc>
         <w:tc>
@@ -8626,6 +8629,7 @@
                 <w:lang w:val="en-US"/>
               </w:rPr>
             </w:pPr>
+            <w:proofErr w:type="spellStart"/>
             <w:r>
               <w:rPr>
                 <w:b/>
@@ -8634,6 +8638,7 @@
               </w:rPr>
               <w:t>DistinguishedName</w:t>
             </w:r>
+            <w:proofErr w:type="spellEnd"/>
           </w:p>
         </w:tc>
         <w:tc>
@@ -11604,12 +11609,14 @@
                 <w:lang w:val="en-US"/>
               </w:rPr>
             </w:pPr>
+            <w:proofErr w:type="spellStart"/>
             <w:r>
               <w:rPr>
                 <w:lang w:val="en-US"/>
               </w:rPr>
               <w:t>BiDirectional</w:t>
             </w:r>
+            <w:proofErr w:type="spellEnd"/>
           </w:p>
         </w:tc>
         <w:tc>
@@ -13747,12 +13754,14 @@
                 <w:lang w:val="en-US"/>
               </w:rPr>
             </w:pPr>
+            <w:proofErr w:type="spellStart"/>
             <w:r>
               <w:rPr>
                 <w:lang w:val="en-US"/>
               </w:rPr>
               <w:t>DomainLocal</w:t>
             </w:r>
+            <w:proofErr w:type="spellEnd"/>
           </w:p>
         </w:tc>
         <w:tc>
@@ -14169,12 +14178,14 @@
                 <w:lang w:val="en-US"/>
               </w:rPr>
             </w:pPr>
+            <w:proofErr w:type="spellStart"/>
             <w:r>
               <w:rPr>
                 <w:lang w:val="en-US"/>
               </w:rPr>
               <w:t>DomainLocal</w:t>
             </w:r>
+            <w:proofErr w:type="spellEnd"/>
           </w:p>
         </w:tc>
         <w:tc>
@@ -14595,7 +14606,21 @@
               <w:rPr>
                 <w:lang w:val="en-US"/>
               </w:rPr>
-              <w:t>PRINTSRV-BRANT-MAIN (Tobisba e-Studio 2515ac)</w:t>
+              <w:t>PRINTSRV-BRANT-MAIN (</w:t>
+            </w:r>
+            <w:proofErr w:type="spellStart"/>
+            <w:r>
+              <w:rPr>
+                <w:lang w:val="en-US"/>
+              </w:rPr>
+              <w:t>Tobisba</w:t>
+            </w:r>
+            <w:proofErr w:type="spellEnd"/>
+            <w:r>
+              <w:rPr>
+                <w:lang w:val="en-US"/>
+              </w:rPr>
+              <w:t xml:space="preserve"> e-Studio 2515ac)</w:t>
             </w:r>
           </w:p>
         </w:tc>
@@ -14613,7 +14638,21 @@
               <w:rPr>
                 <w:lang w:val="en-US"/>
               </w:rPr>
-              <w:t>\\PrintSRV.corp.voyageurtransportation.ca\BRANT-MAIN (Tobisba e-Studio 2515ac)</w:t>
+              <w:t>\\PrintSRV.corp.voyageurtransportation.ca\BRANT-MAIN (</w:t>
+            </w:r>
+            <w:proofErr w:type="spellStart"/>
+            <w:r>
+              <w:rPr>
+                <w:lang w:val="en-US"/>
+              </w:rPr>
+              <w:t>Tobisba</w:t>
+            </w:r>
+            <w:proofErr w:type="spellEnd"/>
+            <w:r>
+              <w:rPr>
+                <w:lang w:val="en-US"/>
+              </w:rPr>
+              <w:t xml:space="preserve"> e-Studio 2515ac)</w:t>
             </w:r>
           </w:p>
         </w:tc>
@@ -14772,7 +14811,21 @@
               <w:rPr>
                 <w:lang w:val="en-US"/>
               </w:rPr>
-              <w:t>PRINTSRV-EFBL-Colour (HP Color LaserJet MFP M283fdw)</w:t>
+              <w:t>PRINTSRV-EFBL-</w:t>
+            </w:r>
+            <w:proofErr w:type="spellStart"/>
+            <w:r>
+              <w:rPr>
+                <w:lang w:val="en-US"/>
+              </w:rPr>
+              <w:t>Colour</w:t>
+            </w:r>
+            <w:proofErr w:type="spellEnd"/>
+            <w:r>
+              <w:rPr>
+                <w:lang w:val="en-US"/>
+              </w:rPr>
+              <w:t xml:space="preserve"> (HP Color LaserJet MFP M283fdw)</w:t>
             </w:r>
           </w:p>
         </w:tc>
@@ -14804,11 +14857,19 @@
                 <w:lang w:val="en-US"/>
               </w:rPr>
             </w:pPr>
-            <w:r>
-              <w:rPr>
-                <w:lang w:val="en-US"/>
-              </w:rPr>
-              <w:t>storville East Ferris</w:t>
+            <w:proofErr w:type="spellStart"/>
+            <w:r>
+              <w:rPr>
+                <w:lang w:val="en-US"/>
+              </w:rPr>
+              <w:t>storville</w:t>
+            </w:r>
+            <w:proofErr w:type="spellEnd"/>
+            <w:r>
+              <w:rPr>
+                <w:lang w:val="en-US"/>
+              </w:rPr>
+              <w:t xml:space="preserve"> East Ferris</w:t>
             </w:r>
           </w:p>
         </w:tc>
@@ -15044,7 +15105,21 @@
               <w:rPr>
                 <w:lang w:val="en-US"/>
               </w:rPr>
-              <w:t>301205 Knapville Hanover</w:t>
+              <w:t xml:space="preserve">301205 </w:t>
+            </w:r>
+            <w:proofErr w:type="spellStart"/>
+            <w:r>
+              <w:rPr>
+                <w:lang w:val="en-US"/>
+              </w:rPr>
+              <w:t>Knapville</w:t>
+            </w:r>
+            <w:proofErr w:type="spellEnd"/>
+            <w:r>
+              <w:rPr>
+                <w:lang w:val="en-US"/>
+              </w:rPr>
+              <w:t xml:space="preserve"> Hanover</w:t>
             </w:r>
           </w:p>
         </w:tc>
@@ -15595,7 +15670,21 @@
               <w:rPr>
                 <w:lang w:val="en-US"/>
               </w:rPr>
-              <w:t>PRINTSRV-LDN-ADM-Zebra (ZDesigner GK420d)</w:t>
+              <w:t>PRINTSRV-LDN-ADM-Zebra (</w:t>
+            </w:r>
+            <w:proofErr w:type="spellStart"/>
+            <w:r>
+              <w:rPr>
+                <w:lang w:val="en-US"/>
+              </w:rPr>
+              <w:t>ZDesigner</w:t>
+            </w:r>
+            <w:proofErr w:type="spellEnd"/>
+            <w:r>
+              <w:rPr>
+                <w:lang w:val="en-US"/>
+              </w:rPr>
+              <w:t xml:space="preserve"> GK420d)</w:t>
             </w:r>
           </w:p>
         </w:tc>
@@ -15613,7 +15702,21 @@
               <w:rPr>
                 <w:lang w:val="en-US"/>
               </w:rPr>
-              <w:t>\\PrintSRV.corp.voyageurtransportation.ca\LDN-ADM-Zebra (ZDesigner GK420d)</w:t>
+              <w:t>\\PrintSRV.corp.voyageurtransportation.ca\LDN-ADM-Zebra (</w:t>
+            </w:r>
+            <w:proofErr w:type="spellStart"/>
+            <w:r>
+              <w:rPr>
+                <w:lang w:val="en-US"/>
+              </w:rPr>
+              <w:t>ZDesigner</w:t>
+            </w:r>
+            <w:proofErr w:type="spellEnd"/>
+            <w:r>
+              <w:rPr>
+                <w:lang w:val="en-US"/>
+              </w:rPr>
+              <w:t xml:space="preserve"> GK420d)</w:t>
             </w:r>
           </w:p>
         </w:tc>
@@ -15908,8 +16011,16 @@
               <w:rPr>
                 <w:lang w:val="en-US"/>
               </w:rPr>
-              <w:t>London - Liberty - 2nd Flr</w:t>
-            </w:r>
+              <w:t xml:space="preserve">London - Liberty - 2nd </w:t>
+            </w:r>
+            <w:proofErr w:type="spellStart"/>
+            <w:r>
+              <w:rPr>
+                <w:lang w:val="en-US"/>
+              </w:rPr>
+              <w:t>Flr</w:t>
+            </w:r>
+            <w:proofErr w:type="spellEnd"/>
           </w:p>
         </w:tc>
       </w:tr>
@@ -16114,7 +16225,21 @@
               <w:rPr>
                 <w:lang w:val="en-US"/>
               </w:rPr>
-              <w:t>PRINTSRV-NEW-LISKEARD-MAIN (iR-ADV C257)</w:t>
+              <w:t>PRINTSRV-NEW-LISKEARD-MAIN (</w:t>
+            </w:r>
+            <w:proofErr w:type="spellStart"/>
+            <w:r>
+              <w:rPr>
+                <w:lang w:val="en-US"/>
+              </w:rPr>
+              <w:t>iR</w:t>
+            </w:r>
+            <w:proofErr w:type="spellEnd"/>
+            <w:r>
+              <w:rPr>
+                <w:lang w:val="en-US"/>
+              </w:rPr>
+              <w:t>-ADV C257)</w:t>
             </w:r>
           </w:p>
         </w:tc>
@@ -16132,7 +16257,21 @@
               <w:rPr>
                 <w:lang w:val="en-US"/>
               </w:rPr>
-              <w:t>\\PrintSRV.corp.voyageurtransportation.ca\NEW-LISKEARD-MAIN (iR-ADV C257)</w:t>
+              <w:t>\\PrintSRV.corp.voyageurtransportation.ca\NEW-LISKEARD-MAIN (</w:t>
+            </w:r>
+            <w:proofErr w:type="spellStart"/>
+            <w:r>
+              <w:rPr>
+                <w:lang w:val="en-US"/>
+              </w:rPr>
+              <w:t>iR</w:t>
+            </w:r>
+            <w:proofErr w:type="spellEnd"/>
+            <w:r>
+              <w:rPr>
+                <w:lang w:val="en-US"/>
+              </w:rPr>
+              <w:t>-ADV C257)</w:t>
             </w:r>
           </w:p>
         </w:tc>
@@ -16574,7 +16713,21 @@
               <w:rPr>
                 <w:lang w:val="en-US"/>
               </w:rPr>
-              <w:t>PRINTSRV-OWEN-TERM (HP ColorJet MFP E47528)</w:t>
+              <w:t xml:space="preserve">PRINTSRV-OWEN-TERM (HP </w:t>
+            </w:r>
+            <w:proofErr w:type="spellStart"/>
+            <w:r>
+              <w:rPr>
+                <w:lang w:val="en-US"/>
+              </w:rPr>
+              <w:t>ColorJet</w:t>
+            </w:r>
+            <w:proofErr w:type="spellEnd"/>
+            <w:r>
+              <w:rPr>
+                <w:lang w:val="en-US"/>
+              </w:rPr>
+              <w:t xml:space="preserve"> MFP E47528)</w:t>
             </w:r>
           </w:p>
         </w:tc>
@@ -16592,7 +16745,21 @@
               <w:rPr>
                 <w:lang w:val="en-US"/>
               </w:rPr>
-              <w:t>\\PrintSRV.corp.voyageurtransportation.ca\OWEN-TERM (HP ColorJet MFP E47528)</w:t>
+              <w:t xml:space="preserve">\\PrintSRV.corp.voyageurtransportation.ca\OWEN-TERM (HP </w:t>
+            </w:r>
+            <w:proofErr w:type="spellStart"/>
+            <w:r>
+              <w:rPr>
+                <w:lang w:val="en-US"/>
+              </w:rPr>
+              <w:t>ColorJet</w:t>
+            </w:r>
+            <w:proofErr w:type="spellEnd"/>
+            <w:r>
+              <w:rPr>
+                <w:lang w:val="en-US"/>
+              </w:rPr>
+              <w:t xml:space="preserve"> MFP E47528)</w:t>
             </w:r>
           </w:p>
         </w:tc>
@@ -16919,7 +17086,21 @@
               <w:rPr>
                 <w:lang w:val="en-US"/>
               </w:rPr>
-              <w:t>PRINTSRV-WELL-MAIN (Canon iR-ADV C259 )</w:t>
+              <w:t xml:space="preserve">PRINTSRV-WELL-MAIN (Canon </w:t>
+            </w:r>
+            <w:proofErr w:type="spellStart"/>
+            <w:r>
+              <w:rPr>
+                <w:lang w:val="en-US"/>
+              </w:rPr>
+              <w:t>iR</w:t>
+            </w:r>
+            <w:proofErr w:type="spellEnd"/>
+            <w:r>
+              <w:rPr>
+                <w:lang w:val="en-US"/>
+              </w:rPr>
+              <w:t>-ADV C259 )</w:t>
             </w:r>
           </w:p>
         </w:tc>
@@ -16937,7 +17118,21 @@
               <w:rPr>
                 <w:lang w:val="en-US"/>
               </w:rPr>
-              <w:t>\\PrintSRV.corp.voyageurtransportation.ca\WELL-MAIN (Canon iR-ADV C259 )</w:t>
+              <w:t xml:space="preserve">\\PrintSRV.corp.voyageurtransportation.ca\WELL-MAIN (Canon </w:t>
+            </w:r>
+            <w:proofErr w:type="spellStart"/>
+            <w:r>
+              <w:rPr>
+                <w:lang w:val="en-US"/>
+              </w:rPr>
+              <w:t>iR</w:t>
+            </w:r>
+            <w:proofErr w:type="spellEnd"/>
+            <w:r>
+              <w:rPr>
+                <w:lang w:val="en-US"/>
+              </w:rPr>
+              <w:t>-ADV C259 )</w:t>
             </w:r>
           </w:p>
         </w:tc>
@@ -16951,12 +17146,28 @@
                 <w:lang w:val="en-US"/>
               </w:rPr>
             </w:pPr>
-            <w:r>
-              <w:rPr>
-                <w:lang w:val="en-US"/>
-              </w:rPr>
-              <w:t>Welland, Onatario</w:t>
-            </w:r>
+            <w:proofErr w:type="spellStart"/>
+            <w:r>
+              <w:rPr>
+                <w:lang w:val="en-US"/>
+              </w:rPr>
+              <w:t>Welland</w:t>
+            </w:r>
+            <w:proofErr w:type="spellEnd"/>
+            <w:r>
+              <w:rPr>
+                <w:lang w:val="en-US"/>
+              </w:rPr>
+              <w:t xml:space="preserve">, </w:t>
+            </w:r>
+            <w:proofErr w:type="spellStart"/>
+            <w:r>
+              <w:rPr>
+                <w:lang w:val="en-US"/>
+              </w:rPr>
+              <w:t>Onatario</w:t>
+            </w:r>
+            <w:proofErr w:type="spellEnd"/>
           </w:p>
         </w:tc>
       </w:tr>
@@ -17132,7 +17343,21 @@
               <w:rPr>
                 <w:lang w:val="en-US"/>
               </w:rPr>
-              <w:t>23 Cardico Dr Gormley</w:t>
+              <w:t xml:space="preserve">23 </w:t>
+            </w:r>
+            <w:proofErr w:type="spellStart"/>
+            <w:r>
+              <w:rPr>
+                <w:lang w:val="en-US"/>
+              </w:rPr>
+              <w:t>Cardico</w:t>
+            </w:r>
+            <w:proofErr w:type="spellEnd"/>
+            <w:r>
+              <w:rPr>
+                <w:lang w:val="en-US"/>
+              </w:rPr>
+              <w:t xml:space="preserve"> Dr Gormley</w:t>
             </w:r>
           </w:p>
         </w:tc>
@@ -17217,7 +17442,21 @@
               <w:rPr>
                 <w:lang w:val="en-US"/>
               </w:rPr>
-              <w:t>PRINTSRV-YORK-SCH (iR-ADV C5540 III)</w:t>
+              <w:t>PRINTSRV-YORK-SCH (</w:t>
+            </w:r>
+            <w:proofErr w:type="spellStart"/>
+            <w:r>
+              <w:rPr>
+                <w:lang w:val="en-US"/>
+              </w:rPr>
+              <w:t>iR</w:t>
+            </w:r>
+            <w:proofErr w:type="spellEnd"/>
+            <w:r>
+              <w:rPr>
+                <w:lang w:val="en-US"/>
+              </w:rPr>
+              <w:t>-ADV C5540 III)</w:t>
             </w:r>
           </w:p>
         </w:tc>
@@ -17235,7 +17474,21 @@
               <w:rPr>
                 <w:lang w:val="en-US"/>
               </w:rPr>
-              <w:t>\\PrintSRV.corp.voyageurtransportation.ca\YORK-SCH (iR-ADV C5540 III)</w:t>
+              <w:t>\\PrintSRV.corp.voyageurtransportation.ca\YORK-SCH (</w:t>
+            </w:r>
+            <w:proofErr w:type="spellStart"/>
+            <w:r>
+              <w:rPr>
+                <w:lang w:val="en-US"/>
+              </w:rPr>
+              <w:t>iR</w:t>
+            </w:r>
+            <w:proofErr w:type="spellEnd"/>
+            <w:r>
+              <w:rPr>
+                <w:lang w:val="en-US"/>
+              </w:rPr>
+              <w:t>-ADV C5540 III)</w:t>
             </w:r>
           </w:p>
         </w:tc>
@@ -17555,12 +17808,14 @@
                 <w:lang w:val="en-US"/>
               </w:rPr>
             </w:pPr>
+            <w:proofErr w:type="spellStart"/>
             <w:r>
               <w:rPr>
                 <w:lang w:val="en-US"/>
               </w:rPr>
               <w:t>TsInternetUser</w:t>
             </w:r>
+            <w:proofErr w:type="spellEnd"/>
           </w:p>
         </w:tc>
         <w:tc>
@@ -17742,12 +17997,14 @@
                 <w:lang w:val="en-US"/>
               </w:rPr>
             </w:pPr>
+            <w:proofErr w:type="spellStart"/>
             <w:r>
               <w:rPr>
                 <w:lang w:val="en-US"/>
               </w:rPr>
               <w:t>SQLExecutiveCmdExec</w:t>
             </w:r>
+            <w:proofErr w:type="spellEnd"/>
           </w:p>
         </w:tc>
         <w:tc>
@@ -17834,12 +18091,14 @@
                 <w:lang w:val="en-US"/>
               </w:rPr>
             </w:pPr>
+            <w:proofErr w:type="spellStart"/>
             <w:r>
               <w:rPr>
                 <w:lang w:val="en-US"/>
               </w:rPr>
               <w:t>SQLAgentCmdExec</w:t>
             </w:r>
+            <w:proofErr w:type="spellEnd"/>
           </w:p>
         </w:tc>
         <w:tc>
@@ -17923,12 +18182,14 @@
                 <w:lang w:val="en-US"/>
               </w:rPr>
             </w:pPr>
+            <w:proofErr w:type="spellStart"/>
             <w:r>
               <w:rPr>
                 <w:lang w:val="en-US"/>
               </w:rPr>
               <w:t>krbtgt</w:t>
             </w:r>
+            <w:proofErr w:type="spellEnd"/>
           </w:p>
         </w:tc>
         <w:tc>
@@ -18015,12 +18276,14 @@
                 <w:lang w:val="en-US"/>
               </w:rPr>
             </w:pPr>
+            <w:proofErr w:type="spellStart"/>
             <w:r>
               <w:rPr>
                 <w:lang w:val="en-US"/>
               </w:rPr>
               <w:t>jh.admin</w:t>
             </w:r>
+            <w:proofErr w:type="spellEnd"/>
           </w:p>
         </w:tc>
         <w:tc>
@@ -18110,12 +18373,14 @@
                 <w:lang w:val="en-US"/>
               </w:rPr>
             </w:pPr>
+            <w:proofErr w:type="spellStart"/>
             <w:r>
               <w:rPr>
                 <w:lang w:val="en-US"/>
               </w:rPr>
               <w:t>netskope</w:t>
             </w:r>
+            <w:proofErr w:type="spellEnd"/>
           </w:p>
         </w:tc>
         <w:tc>
@@ -18208,12 +18473,14 @@
                 <w:lang w:val="en-US"/>
               </w:rPr>
             </w:pPr>
+            <w:proofErr w:type="spellStart"/>
             <w:r>
               <w:rPr>
                 <w:lang w:val="en-US"/>
               </w:rPr>
               <w:t>veeambackup</w:t>
             </w:r>
+            <w:proofErr w:type="spellEnd"/>
           </w:p>
         </w:tc>
         <w:tc>
@@ -18395,12 +18662,14 @@
                 <w:lang w:val="en-US"/>
               </w:rPr>
             </w:pPr>
+            <w:proofErr w:type="spellStart"/>
             <w:r>
               <w:rPr>
                 <w:lang w:val="en-US"/>
               </w:rPr>
               <w:t>gtatrainer</w:t>
             </w:r>
+            <w:proofErr w:type="spellEnd"/>
           </w:p>
         </w:tc>
         <w:tc>
@@ -18974,12 +19243,14 @@
                 <w:lang w:val="en-US"/>
               </w:rPr>
             </w:pPr>
+            <w:proofErr w:type="spellStart"/>
             <w:r>
               <w:rPr>
                 <w:lang w:val="en-US"/>
               </w:rPr>
               <w:t>winfuel</w:t>
             </w:r>
+            <w:proofErr w:type="spellEnd"/>
           </w:p>
         </w:tc>
         <w:tc>
@@ -19167,12 +19438,14 @@
                 <w:lang w:val="en-US"/>
               </w:rPr>
             </w:pPr>
+            <w:proofErr w:type="spellStart"/>
             <w:r>
               <w:rPr>
                 <w:lang w:val="en-US"/>
               </w:rPr>
               <w:t>scantofile</w:t>
             </w:r>
+            <w:proofErr w:type="spellEnd"/>
           </w:p>
         </w:tc>
         <w:tc>
@@ -19360,12 +19633,14 @@
                 <w:lang w:val="en-US"/>
               </w:rPr>
             </w:pPr>
+            <w:proofErr w:type="spellStart"/>
             <w:r>
               <w:rPr>
                 <w:lang w:val="en-US"/>
               </w:rPr>
               <w:t>mechanictmp</w:t>
             </w:r>
+            <w:proofErr w:type="spellEnd"/>
           </w:p>
         </w:tc>
         <w:tc>
@@ -19746,12 +20021,14 @@
                 <w:lang w:val="en-US"/>
               </w:rPr>
             </w:pPr>
+            <w:proofErr w:type="spellStart"/>
             <w:r>
               <w:rPr>
                 <w:lang w:val="en-US"/>
               </w:rPr>
               <w:t>scantofolder</w:t>
             </w:r>
+            <w:proofErr w:type="spellEnd"/>
           </w:p>
         </w:tc>
         <w:tc>
@@ -19841,12 +20118,14 @@
                 <w:lang w:val="en-US"/>
               </w:rPr>
             </w:pPr>
+            <w:proofErr w:type="spellStart"/>
             <w:r>
               <w:rPr>
                 <w:lang w:val="en-US"/>
               </w:rPr>
               <w:t>brantmechanic</w:t>
             </w:r>
+            <w:proofErr w:type="spellEnd"/>
           </w:p>
         </w:tc>
         <w:tc>
@@ -20034,12 +20313,14 @@
                 <w:lang w:val="en-US"/>
               </w:rPr>
             </w:pPr>
+            <w:proofErr w:type="spellStart"/>
             <w:r>
               <w:rPr>
                 <w:lang w:val="en-US"/>
               </w:rPr>
               <w:t>OSTraining</w:t>
             </w:r>
+            <w:proofErr w:type="spellEnd"/>
           </w:p>
         </w:tc>
         <w:tc>
@@ -20221,12 +20502,14 @@
                 <w:lang w:val="en-US"/>
               </w:rPr>
             </w:pPr>
+            <w:proofErr w:type="spellStart"/>
             <w:r>
               <w:rPr>
                 <w:lang w:val="en-US"/>
               </w:rPr>
               <w:t>svcVCenterAdmin</w:t>
             </w:r>
+            <w:proofErr w:type="spellEnd"/>
           </w:p>
         </w:tc>
         <w:tc>
@@ -20319,12 +20602,14 @@
                 <w:lang w:val="en-US"/>
               </w:rPr>
             </w:pPr>
+            <w:proofErr w:type="spellStart"/>
             <w:r>
               <w:rPr>
                 <w:lang w:val="en-US"/>
               </w:rPr>
               <w:t>svcPNETGUIApps</w:t>
             </w:r>
+            <w:proofErr w:type="spellEnd"/>
           </w:p>
         </w:tc>
         <w:tc>
@@ -20412,7 +20697,21 @@
               <w:rPr>
                 <w:lang w:val="en-US"/>
               </w:rPr>
-              <w:t>___VMware_Conv_SA___</w:t>
+              <w:t>___</w:t>
+            </w:r>
+            <w:proofErr w:type="spellStart"/>
+            <w:r>
+              <w:rPr>
+                <w:lang w:val="en-US"/>
+              </w:rPr>
+              <w:t>VMware_Conv_SA</w:t>
+            </w:r>
+            <w:proofErr w:type="spellEnd"/>
+            <w:r>
+              <w:rPr>
+                <w:lang w:val="en-US"/>
+              </w:rPr>
+              <w:t>___</w:t>
             </w:r>
           </w:p>
         </w:tc>
@@ -20595,12 +20894,14 @@
                 <w:lang w:val="en-US"/>
               </w:rPr>
             </w:pPr>
+            <w:proofErr w:type="spellStart"/>
             <w:r>
               <w:rPr>
                 <w:lang w:val="en-US"/>
               </w:rPr>
               <w:t>sqlagent</w:t>
             </w:r>
+            <w:proofErr w:type="spellEnd"/>
           </w:p>
         </w:tc>
         <w:tc>
@@ -20693,12 +20994,14 @@
                 <w:lang w:val="en-US"/>
               </w:rPr>
             </w:pPr>
+            <w:proofErr w:type="spellStart"/>
             <w:r>
               <w:rPr>
                 <w:lang w:val="en-US"/>
               </w:rPr>
               <w:t>CWTraining</w:t>
             </w:r>
+            <w:proofErr w:type="spellEnd"/>
           </w:p>
         </w:tc>
         <w:tc>
@@ -20886,11 +21189,19 @@
                 <w:lang w:val="en-US"/>
               </w:rPr>
             </w:pPr>
-            <w:r>
-              <w:rPr>
-                <w:lang w:val="en-US"/>
-              </w:rPr>
-              <w:t>Fortigate-SA</w:t>
+            <w:proofErr w:type="spellStart"/>
+            <w:r>
+              <w:rPr>
+                <w:lang w:val="en-US"/>
+              </w:rPr>
+              <w:t>Fortigate</w:t>
+            </w:r>
+            <w:proofErr w:type="spellEnd"/>
+            <w:r>
+              <w:rPr>
+                <w:lang w:val="en-US"/>
+              </w:rPr>
+              <w:t>-SA</w:t>
             </w:r>
           </w:p>
         </w:tc>
@@ -20981,12 +21292,14 @@
                 <w:lang w:val="en-US"/>
               </w:rPr>
             </w:pPr>
+            <w:proofErr w:type="spellStart"/>
             <w:r>
               <w:rPr>
                 <w:lang w:val="en-US"/>
               </w:rPr>
               <w:t>ScanMIR</w:t>
             </w:r>
+            <w:proofErr w:type="spellEnd"/>
           </w:p>
         </w:tc>
         <w:tc>
@@ -21272,12 +21585,14 @@
                 <w:lang w:val="en-US"/>
               </w:rPr>
             </w:pPr>
+            <w:proofErr w:type="spellStart"/>
             <w:r>
               <w:rPr>
                 <w:lang w:val="en-US"/>
               </w:rPr>
               <w:t>eastferris.mechanic</w:t>
             </w:r>
+            <w:proofErr w:type="spellEnd"/>
           </w:p>
         </w:tc>
         <w:tc>
@@ -21367,12 +21682,14 @@
                 <w:lang w:val="en-US"/>
               </w:rPr>
             </w:pPr>
+            <w:proofErr w:type="spellStart"/>
             <w:r>
               <w:rPr>
                 <w:lang w:val="en-US"/>
               </w:rPr>
               <w:t>sagedotnet</w:t>
             </w:r>
+            <w:proofErr w:type="spellEnd"/>
           </w:p>
         </w:tc>
         <w:tc>
@@ -21741,12 +22058,14 @@
                 <w:lang w:val="en-US"/>
               </w:rPr>
             </w:pPr>
+            <w:proofErr w:type="spellStart"/>
             <w:r>
               <w:rPr>
                 <w:lang w:val="en-US"/>
               </w:rPr>
               <w:t>dattosrvc</w:t>
             </w:r>
+            <w:proofErr w:type="spellEnd"/>
           </w:p>
         </w:tc>
         <w:tc>
@@ -21833,12 +22152,14 @@
                 <w:lang w:val="en-US"/>
               </w:rPr>
             </w:pPr>
+            <w:proofErr w:type="spellStart"/>
             <w:r>
               <w:rPr>
                 <w:lang w:val="en-US"/>
               </w:rPr>
               <w:t>rdssrv</w:t>
             </w:r>
+            <w:proofErr w:type="spellEnd"/>
           </w:p>
         </w:tc>
         <w:tc>
@@ -21922,12 +22243,14 @@
                 <w:lang w:val="en-US"/>
               </w:rPr>
             </w:pPr>
+            <w:proofErr w:type="spellStart"/>
             <w:r>
               <w:rPr>
                 <w:lang w:val="en-US"/>
               </w:rPr>
               <w:t>ldapvoy</w:t>
             </w:r>
+            <w:proofErr w:type="spellEnd"/>
           </w:p>
         </w:tc>
         <w:tc>
@@ -22115,12 +22438,14 @@
                 <w:lang w:val="en-US"/>
               </w:rPr>
             </w:pPr>
+            <w:proofErr w:type="spellStart"/>
             <w:r>
               <w:rPr>
                 <w:lang w:val="en-US"/>
               </w:rPr>
               <w:t>Sudbury.Mechanic</w:t>
             </w:r>
+            <w:proofErr w:type="spellEnd"/>
           </w:p>
         </w:tc>
         <w:tc>
@@ -22213,12 +22538,14 @@
                 <w:lang w:val="en-US"/>
               </w:rPr>
             </w:pPr>
+            <w:proofErr w:type="spellStart"/>
             <w:r>
               <w:rPr>
                 <w:lang w:val="en-US"/>
               </w:rPr>
               <w:t>cwautosrv</w:t>
             </w:r>
+            <w:proofErr w:type="spellEnd"/>
           </w:p>
         </w:tc>
         <w:tc>
@@ -22308,12 +22635,14 @@
                 <w:lang w:val="en-US"/>
               </w:rPr>
             </w:pPr>
+            <w:proofErr w:type="spellStart"/>
             <w:r>
               <w:rPr>
                 <w:lang w:val="en-US"/>
               </w:rPr>
               <w:t>ldap_bind</w:t>
             </w:r>
+            <w:proofErr w:type="spellEnd"/>
           </w:p>
         </w:tc>
         <w:tc>
@@ -22501,12 +22830,14 @@
                 <w:lang w:val="en-US"/>
               </w:rPr>
             </w:pPr>
+            <w:proofErr w:type="spellStart"/>
             <w:r>
               <w:rPr>
                 <w:lang w:val="en-US"/>
               </w:rPr>
               <w:t>toronto.mechanic</w:t>
             </w:r>
+            <w:proofErr w:type="spellEnd"/>
           </w:p>
         </w:tc>
         <w:tc>
@@ -22599,12 +22930,14 @@
                 <w:lang w:val="en-US"/>
               </w:rPr>
             </w:pPr>
+            <w:proofErr w:type="spellStart"/>
             <w:r>
               <w:rPr>
                 <w:lang w:val="en-US"/>
               </w:rPr>
               <w:t>ca.vts.unif-serverag</w:t>
             </w:r>
+            <w:proofErr w:type="spellEnd"/>
           </w:p>
         </w:tc>
         <w:tc>
@@ -22688,12 +23021,14 @@
                 <w:lang w:val="en-US"/>
               </w:rPr>
             </w:pPr>
+            <w:proofErr w:type="spellStart"/>
             <w:r>
               <w:rPr>
                 <w:lang w:val="en-US"/>
               </w:rPr>
               <w:t>svcvCenterBkup</w:t>
             </w:r>
+            <w:proofErr w:type="spellEnd"/>
           </w:p>
         </w:tc>
         <w:tc>
@@ -22786,12 +23121,14 @@
                 <w:lang w:val="en-US"/>
               </w:rPr>
             </w:pPr>
+            <w:proofErr w:type="spellStart"/>
             <w:r>
               <w:rPr>
                 <w:lang w:val="en-US"/>
               </w:rPr>
               <w:t>svcGFCS</w:t>
             </w:r>
+            <w:proofErr w:type="spellEnd"/>
           </w:p>
         </w:tc>
         <w:tc>
@@ -22881,12 +23218,14 @@
                 <w:lang w:val="en-US"/>
               </w:rPr>
             </w:pPr>
+            <w:proofErr w:type="spellStart"/>
             <w:r>
               <w:rPr>
                 <w:lang w:val="en-US"/>
               </w:rPr>
               <w:t>svcSQLVSS</w:t>
             </w:r>
+            <w:proofErr w:type="spellEnd"/>
           </w:p>
         </w:tc>
         <w:tc>
@@ -23323,6 +23662,7 @@
                 <w:lang w:val="en-US"/>
               </w:rPr>
             </w:pPr>
+            <w:proofErr w:type="spellStart"/>
             <w:r>
               <w:rPr>
                 <w:rStyle w:val="Heading2Char"/>
@@ -23330,6 +23670,7 @@
               </w:rPr>
               <w:t>ad.admin</w:t>
             </w:r>
+            <w:proofErr w:type="spellEnd"/>
           </w:p>
         </w:tc>
         <w:tc>
@@ -23371,6 +23712,7 @@
                 <w:lang w:val="en-US"/>
               </w:rPr>
             </w:pPr>
+            <w:proofErr w:type="spellStart"/>
             <w:r>
               <w:rPr>
                 <w:rStyle w:val="Heading2Char"/>
@@ -23378,6 +23720,7 @@
               </w:rPr>
               <w:t>bill.oreily</w:t>
             </w:r>
+            <w:proofErr w:type="spellEnd"/>
           </w:p>
         </w:tc>
         <w:tc>
@@ -23416,6 +23759,7 @@
                 <w:lang w:val="en-US"/>
               </w:rPr>
             </w:pPr>
+            <w:proofErr w:type="spellStart"/>
             <w:r>
               <w:rPr>
                 <w:rStyle w:val="Heading2Char"/>
@@ -23423,6 +23767,7 @@
               </w:rPr>
               <w:t>ca.vts.unif-serverag</w:t>
             </w:r>
+            <w:proofErr w:type="spellEnd"/>
           </w:p>
         </w:tc>
         <w:tc>
@@ -23464,6 +23809,7 @@
                 <w:lang w:val="en-US"/>
               </w:rPr>
             </w:pPr>
+            <w:proofErr w:type="spellStart"/>
             <w:r>
               <w:rPr>
                 <w:rStyle w:val="Heading2Char"/>
@@ -23471,6 +23817,7 @@
               </w:rPr>
               <w:t>ck.admin</w:t>
             </w:r>
+            <w:proofErr w:type="spellEnd"/>
           </w:p>
         </w:tc>
         <w:tc>
@@ -23509,6 +23856,7 @@
                 <w:lang w:val="en-US"/>
               </w:rPr>
             </w:pPr>
+            <w:proofErr w:type="spellStart"/>
             <w:r>
               <w:rPr>
                 <w:rStyle w:val="Heading2Char"/>
@@ -23516,6 +23864,7 @@
               </w:rPr>
               <w:t>cwautosrv</w:t>
             </w:r>
+            <w:proofErr w:type="spellEnd"/>
           </w:p>
         </w:tc>
         <w:tc>
@@ -23602,6 +23951,7 @@
                 <w:lang w:val="en-US"/>
               </w:rPr>
             </w:pPr>
+            <w:proofErr w:type="spellStart"/>
             <w:r>
               <w:rPr>
                 <w:rStyle w:val="Heading2Char"/>
@@ -23609,6 +23959,7 @@
               </w:rPr>
               <w:t>enaefe.admin</w:t>
             </w:r>
+            <w:proofErr w:type="spellEnd"/>
           </w:p>
         </w:tc>
         <w:tc>
@@ -23650,6 +24001,7 @@
                 <w:lang w:val="en-US"/>
               </w:rPr>
             </w:pPr>
+            <w:proofErr w:type="spellStart"/>
             <w:r>
               <w:rPr>
                 <w:rStyle w:val="Heading2Char"/>
@@ -23657,6 +24009,7 @@
               </w:rPr>
               <w:t>femi.admin</w:t>
             </w:r>
+            <w:proofErr w:type="spellEnd"/>
           </w:p>
         </w:tc>
         <w:tc>
@@ -23695,6 +24048,7 @@
                 <w:lang w:val="en-US"/>
               </w:rPr>
             </w:pPr>
+            <w:proofErr w:type="spellStart"/>
             <w:r>
               <w:rPr>
                 <w:rStyle w:val="Heading2Char"/>
@@ -23702,6 +24056,7 @@
               </w:rPr>
               <w:t>gm.admin</w:t>
             </w:r>
+            <w:proofErr w:type="spellEnd"/>
           </w:p>
         </w:tc>
         <w:tc>
@@ -23743,6 +24098,7 @@
                 <w:lang w:val="en-US"/>
               </w:rPr>
             </w:pPr>
+            <w:proofErr w:type="spellStart"/>
             <w:r>
               <w:rPr>
                 <w:rStyle w:val="Heading2Char"/>
@@ -23750,6 +24106,7 @@
               </w:rPr>
               <w:t>GM.local</w:t>
             </w:r>
+            <w:proofErr w:type="spellEnd"/>
           </w:p>
         </w:tc>
         <w:tc>
@@ -23788,6 +24145,7 @@
                 <w:lang w:val="en-US"/>
               </w:rPr>
             </w:pPr>
+            <w:proofErr w:type="spellStart"/>
             <w:r>
               <w:rPr>
                 <w:rStyle w:val="Heading2Char"/>
@@ -23795,6 +24153,7 @@
               </w:rPr>
               <w:t>jh.admin</w:t>
             </w:r>
+            <w:proofErr w:type="spellEnd"/>
           </w:p>
         </w:tc>
         <w:tc>
@@ -23836,6 +24195,7 @@
                 <w:lang w:val="en-US"/>
               </w:rPr>
             </w:pPr>
+            <w:proofErr w:type="spellStart"/>
             <w:r>
               <w:rPr>
                 <w:rStyle w:val="Heading2Char"/>
@@ -23843,6 +24203,7 @@
               </w:rPr>
               <w:t>jm.admin</w:t>
             </w:r>
+            <w:proofErr w:type="spellEnd"/>
           </w:p>
         </w:tc>
         <w:tc>
@@ -23881,6 +24242,7 @@
                 <w:lang w:val="en-US"/>
               </w:rPr>
             </w:pPr>
+            <w:proofErr w:type="spellStart"/>
             <w:r>
               <w:rPr>
                 <w:rStyle w:val="Heading2Char"/>
@@ -23888,6 +24250,7 @@
               </w:rPr>
               <w:t>kb.admin</w:t>
             </w:r>
+            <w:proofErr w:type="spellEnd"/>
           </w:p>
         </w:tc>
         <w:tc>
@@ -23929,6 +24292,7 @@
                 <w:lang w:val="en-US"/>
               </w:rPr>
             </w:pPr>
+            <w:proofErr w:type="spellStart"/>
             <w:r>
               <w:rPr>
                 <w:rStyle w:val="Heading2Char"/>
@@ -23936,6 +24300,7 @@
               </w:rPr>
               <w:t>kk.admin</w:t>
             </w:r>
+            <w:proofErr w:type="spellEnd"/>
           </w:p>
         </w:tc>
         <w:tc>
@@ -23974,6 +24339,7 @@
                 <w:lang w:val="en-US"/>
               </w:rPr>
             </w:pPr>
+            <w:proofErr w:type="spellStart"/>
             <w:r>
               <w:rPr>
                 <w:rStyle w:val="Heading2Char"/>
@@ -23981,6 +24347,7 @@
               </w:rPr>
               <w:t>krbtgt</w:t>
             </w:r>
+            <w:proofErr w:type="spellEnd"/>
           </w:p>
         </w:tc>
         <w:tc>
@@ -24022,6 +24389,7 @@
                 <w:lang w:val="en-US"/>
               </w:rPr>
             </w:pPr>
+            <w:proofErr w:type="spellStart"/>
             <w:r>
               <w:rPr>
                 <w:rStyle w:val="Heading2Char"/>
@@ -24029,6 +24397,7 @@
               </w:rPr>
               <w:t>ldap_bind</w:t>
             </w:r>
+            <w:proofErr w:type="spellEnd"/>
           </w:p>
         </w:tc>
         <w:tc>
@@ -24067,6 +24436,7 @@
                 <w:lang w:val="en-US"/>
               </w:rPr>
             </w:pPr>
+            <w:proofErr w:type="spellStart"/>
             <w:r>
               <w:rPr>
                 <w:rStyle w:val="Heading2Char"/>
@@ -24074,6 +24444,7 @@
               </w:rPr>
               <w:t>ldapvoy</w:t>
             </w:r>
+            <w:proofErr w:type="spellEnd"/>
           </w:p>
         </w:tc>
         <w:tc>
@@ -24115,6 +24486,7 @@
                 <w:lang w:val="en-US"/>
               </w:rPr>
             </w:pPr>
+            <w:proofErr w:type="spellStart"/>
             <w:r>
               <w:rPr>
                 <w:rStyle w:val="Heading2Char"/>
@@ -24122,6 +24494,7 @@
               </w:rPr>
               <w:t>mz.admin</w:t>
             </w:r>
+            <w:proofErr w:type="spellEnd"/>
           </w:p>
         </w:tc>
         <w:tc>
@@ -24160,6 +24533,7 @@
                 <w:lang w:val="en-US"/>
               </w:rPr>
             </w:pPr>
+            <w:proofErr w:type="spellStart"/>
             <w:r>
               <w:rPr>
                 <w:rStyle w:val="Heading2Char"/>
@@ -24167,6 +24541,7 @@
               </w:rPr>
               <w:t>netskope</w:t>
             </w:r>
+            <w:proofErr w:type="spellEnd"/>
           </w:p>
         </w:tc>
         <w:tc>
@@ -24208,6 +24583,7 @@
                 <w:lang w:val="en-US"/>
               </w:rPr>
             </w:pPr>
+            <w:proofErr w:type="spellStart"/>
             <w:r>
               <w:rPr>
                 <w:rStyle w:val="Heading2Char"/>
@@ -24215,6 +24591,7 @@
               </w:rPr>
               <w:t>olu.admin</w:t>
             </w:r>
+            <w:proofErr w:type="spellEnd"/>
           </w:p>
         </w:tc>
         <w:tc>
@@ -24253,6 +24630,7 @@
                 <w:lang w:val="en-US"/>
               </w:rPr>
             </w:pPr>
+            <w:proofErr w:type="spellStart"/>
             <w:r>
               <w:rPr>
                 <w:rStyle w:val="Heading2Char"/>
@@ -24260,6 +24638,7 @@
               </w:rPr>
               <w:t>sc.admin</w:t>
             </w:r>
+            <w:proofErr w:type="spellEnd"/>
           </w:p>
         </w:tc>
         <w:tc>
@@ -24301,6 +24680,7 @@
                 <w:lang w:val="en-US"/>
               </w:rPr>
             </w:pPr>
+            <w:proofErr w:type="spellStart"/>
             <w:r>
               <w:rPr>
                 <w:rStyle w:val="Heading2Char"/>
@@ -24308,6 +24688,7 @@
               </w:rPr>
               <w:t>ScanMIR</w:t>
             </w:r>
+            <w:proofErr w:type="spellEnd"/>
           </w:p>
         </w:tc>
         <w:tc>
@@ -24346,6 +24727,7 @@
                 <w:lang w:val="en-US"/>
               </w:rPr>
             </w:pPr>
+            <w:proofErr w:type="spellStart"/>
             <w:r>
               <w:rPr>
                 <w:rStyle w:val="Heading2Char"/>
@@ -24353,6 +24735,7 @@
               </w:rPr>
               <w:t>sd.admin</w:t>
             </w:r>
+            <w:proofErr w:type="spellEnd"/>
           </w:p>
         </w:tc>
         <w:tc>
@@ -24394,6 +24777,7 @@
                 <w:lang w:val="en-US"/>
               </w:rPr>
             </w:pPr>
+            <w:proofErr w:type="spellStart"/>
             <w:r>
               <w:rPr>
                 <w:rStyle w:val="Heading2Char"/>
@@ -24401,6 +24785,7 @@
               </w:rPr>
               <w:t>shea.vachon</w:t>
             </w:r>
+            <w:proofErr w:type="spellEnd"/>
           </w:p>
         </w:tc>
         <w:tc>
@@ -24439,6 +24824,7 @@
                 <w:lang w:val="en-US"/>
               </w:rPr>
             </w:pPr>
+            <w:proofErr w:type="spellStart"/>
             <w:r>
               <w:rPr>
                 <w:rStyle w:val="Heading2Char"/>
@@ -24446,6 +24832,7 @@
               </w:rPr>
               <w:t>sv.admin</w:t>
             </w:r>
+            <w:proofErr w:type="spellEnd"/>
           </w:p>
         </w:tc>
         <w:tc>
@@ -24532,6 +24919,7 @@
                 <w:lang w:val="en-US"/>
               </w:rPr>
             </w:pPr>
+            <w:proofErr w:type="spellStart"/>
             <w:r>
               <w:rPr>
                 <w:rStyle w:val="Heading2Char"/>
@@ -24539,6 +24927,7 @@
               </w:rPr>
               <w:t>svcSQLVSS</w:t>
             </w:r>
+            <w:proofErr w:type="spellEnd"/>
           </w:p>
         </w:tc>
         <w:tc>
@@ -35551,7 +35940,7 @@
     </w:tblStylePr>
     <w:tblStylePr w:type="band1Horz">
       <w:rPr>
-        <w:rFonts w:ascii="Segoe" w:hAnsi="Segoe"/>
+        <w:rFonts w:ascii="Lucida Grande" w:hAnsi="Lucida Grande"/>
         <w:sz w:val="16"/>
       </w:rPr>
       <w:tblPr/>
@@ -35571,7 +35960,7 @@
     </w:tblStylePr>
     <w:tblStylePr w:type="band2Horz">
       <w:rPr>
-        <w:rFonts w:ascii="Segoe" w:hAnsi="Segoe"/>
+        <w:rFonts w:ascii="Lucida Grande" w:hAnsi="Lucida Grande"/>
         <w:sz w:val="16"/>
       </w:rPr>
       <w:tblPr/>
@@ -36810,6 +37199,16 @@
 </file>
 
 <file path=customXml/item1.xml><?xml version="1.0" encoding="utf-8"?>
+<p:properties xmlns:p="http://schemas.microsoft.com/office/2006/metadata/properties" xmlns:xsi="http://www.w3.org/2001/XMLSchema-instance" xmlns:pc="http://schemas.microsoft.com/office/infopath/2007/PartnerControls">
+  <documentManagement/>
+</p:properties>
+</file>
+
+<file path=customXml/item2.xml><?xml version="1.0" encoding="utf-8"?>
+<b:Sources xmlns:b="http://schemas.openxmlformats.org/officeDocument/2006/bibliography" xmlns="http://schemas.openxmlformats.org/officeDocument/2006/bibliography" SelectedStyle="/APA.XSL" StyleName="APA"/>
+</file>
+
+<file path=customXml/item3.xml><?xml version="1.0" encoding="utf-8"?>
 <?mso-contentType ?>
 <FormTemplates xmlns="http://schemas.microsoft.com/sharepoint/v3/contenttype/forms">
   <Display>DocumentLibraryForm</Display>
@@ -36818,7 +37217,7 @@
 </FormTemplates>
 </file>
 
-<file path=customXml/item2.xml><?xml version="1.0" encoding="utf-8"?>
+<file path=customXml/item4.xml><?xml version="1.0" encoding="utf-8"?>
 <ct:contentTypeSchema xmlns:ct="http://schemas.microsoft.com/office/2006/metadata/contentType" xmlns:ma="http://schemas.microsoft.com/office/2006/metadata/properties/metaAttributes" ct:_="" ma:_="" ma:contentTypeName="Document" ma:contentTypeID="0x010100E8CB6F3EDD43474AA10481D50BB64020" ma:contentTypeVersion="4" ma:contentTypeDescription="Create a new document." ma:contentTypeScope="" ma:versionID="be0fb91248b2e97ea45459c2c5c0e22c">
   <xsd:schema xmlns:xsd="http://www.w3.org/2001/XMLSchema" xmlns:xs="http://www.w3.org/2001/XMLSchema" xmlns:p="http://schemas.microsoft.com/office/2006/metadata/properties" xmlns:ns2="564344db-7381-46cc-ad20-5587031b0ed9" targetNamespace="http://schemas.microsoft.com/office/2006/metadata/properties" ma:root="true" ma:fieldsID="9b3be8367740804d7b19f678bfda6a23" ns2:_="">
     <xsd:import namespace="564344db-7381-46cc-ad20-5587031b0ed9"/>
@@ -36962,17 +37361,24 @@
 </ct:contentTypeSchema>
 </file>
 
-<file path=customXml/item3.xml><?xml version="1.0" encoding="utf-8"?>
-<p:properties xmlns:p="http://schemas.microsoft.com/office/2006/metadata/properties" xmlns:xsi="http://www.w3.org/2001/XMLSchema-instance" xmlns:pc="http://schemas.microsoft.com/office/infopath/2007/PartnerControls">
-  <documentManagement/>
-</p:properties>
+<file path=customXml/itemProps1.xml><?xml version="1.0" encoding="utf-8"?>
+<ds:datastoreItem xmlns:ds="http://schemas.openxmlformats.org/officeDocument/2006/customXml" ds:itemID="{EEF0FF5E-EC80-4EC7-816E-8FD3FB1F00C5}">
+  <ds:schemaRefs>
+    <ds:schemaRef ds:uri="http://schemas.microsoft.com/office/2006/metadata/properties"/>
+    <ds:schemaRef ds:uri="http://schemas.microsoft.com/office/infopath/2007/PartnerControls"/>
+  </ds:schemaRefs>
+</ds:datastoreItem>
 </file>
 
-<file path=customXml/item4.xml><?xml version="1.0" encoding="utf-8"?>
-<b:Sources xmlns:b="http://schemas.openxmlformats.org/officeDocument/2006/bibliography" xmlns="http://schemas.openxmlformats.org/officeDocument/2006/bibliography" SelectedStyle="/APA.XSL" StyleName="APA"/>
+<file path=customXml/itemProps2.xml><?xml version="1.0" encoding="utf-8"?>
+<ds:datastoreItem xmlns:ds="http://schemas.openxmlformats.org/officeDocument/2006/customXml" ds:itemID="{1F2F4FAC-1BAA-4C15-8BEC-869F6AC26C67}">
+  <ds:schemaRefs>
+    <ds:schemaRef ds:uri="http://schemas.openxmlformats.org/officeDocument/2006/bibliography"/>
+  </ds:schemaRefs>
+</ds:datastoreItem>
 </file>
 
-<file path=customXml/itemProps1.xml><?xml version="1.0" encoding="utf-8"?>
+<file path=customXml/itemProps3.xml><?xml version="1.0" encoding="utf-8"?>
 <ds:datastoreItem xmlns:ds="http://schemas.openxmlformats.org/officeDocument/2006/customXml" ds:itemID="{6830A3BC-7801-49DF-97A3-727FA35DA724}">
   <ds:schemaRefs>
     <ds:schemaRef ds:uri="http://schemas.microsoft.com/sharepoint/v3/contenttype/forms"/>
@@ -36980,7 +37386,7 @@
 </ds:datastoreItem>
 </file>
 
-<file path=customXml/itemProps2.xml><?xml version="1.0" encoding="utf-8"?>
+<file path=customXml/itemProps4.xml><?xml version="1.0" encoding="utf-8"?>
 <ds:datastoreItem xmlns:ds="http://schemas.openxmlformats.org/officeDocument/2006/customXml" ds:itemID="{EC30F5FF-22C8-4A05-8DCE-BA118E3692D7}">
   <ds:schemaRefs>
     <ds:schemaRef ds:uri="http://schemas.microsoft.com/office/2006/metadata/contentType"/>
@@ -36996,21 +37402,4 @@
     <ds:schemaRef ds:uri="http://schemas.microsoft.com/internal/obd"/>
   </ds:schemaRefs>
 </ds:datastoreItem>
-</file>
-
-<file path=customXml/itemProps3.xml><?xml version="1.0" encoding="utf-8"?>
-<ds:datastoreItem xmlns:ds="http://schemas.openxmlformats.org/officeDocument/2006/customXml" ds:itemID="{EEF0FF5E-EC80-4EC7-816E-8FD3FB1F00C5}">
-  <ds:schemaRefs>
-    <ds:schemaRef ds:uri="http://schemas.microsoft.com/office/2006/metadata/properties"/>
-    <ds:schemaRef ds:uri="http://schemas.microsoft.com/office/infopath/2007/PartnerControls"/>
-  </ds:schemaRefs>
-</ds:datastoreItem>
-</file>
-
-<file path=customXml/itemProps4.xml><?xml version="1.0" encoding="utf-8"?>
-<ds:datastoreItem xmlns:ds="http://schemas.openxmlformats.org/officeDocument/2006/customXml" ds:itemID="{1F2F4FAC-1BAA-4C15-8BEC-869F6AC26C67}">
-  <ds:schemaRefs>
-    <ds:schemaRef ds:uri="http://schemas.openxmlformats.org/officeDocument/2006/bibliography"/>
-  </ds:schemaRefs>
-</ds:datastoreItem>
 </file>
--- a/output/assessments/MyAssessment.docx
+++ b/output/assessments/MyAssessment.docx
@@ -661,6 +661,7 @@
       </w:pPr>
       <w:bookmarkStart w:id="2" w:name="_Toc218508591"/>
       <w:r>
+        <w:lastRenderedPageBreak/>
         <w:t>Document Information</w:t>
       </w:r>
       <w:bookmarkEnd w:id="2"/>
@@ -1381,7 +1382,6 @@
               </w:rPr>
               <w:t>N</w:t>
             </w:r>
-            <w:proofErr w:type="spellStart"/>
             <w:r>
               <w:rPr>
                 <w:color w:val="4B4B4B" w:themeColor="accent6"/>
@@ -1389,7 +1389,6 @@
               </w:rPr>
               <w:t>ame</w:t>
             </w:r>
-            <w:proofErr w:type="spellEnd"/>
             <w:r>
               <w:rPr>
                 <w:color w:val="4B4B4B" w:themeColor="accent6"/>
@@ -1788,6 +1787,7 @@
           <w:sz w:val="32"/>
           <w:szCs w:val="28"/>
         </w:rPr>
+        <w:lastRenderedPageBreak/>
         <w:t>Table of Contents</w:t>
       </w:r>
       <w:bookmarkStart w:id="6" w:name="_Toc486577333"/>
@@ -6733,6 +6733,7 @@
         </w:rPr>
       </w:pPr>
       <w:r>
+        <w:lastRenderedPageBreak/>
         <w:fldChar w:fldCharType="end"/>
       </w:r>
       <w:r>
@@ -6745,6 +6746,7 @@
       </w:pPr>
       <w:bookmarkStart w:id="12" w:name="_Toc218508595"/>
       <w:r>
+        <w:lastRenderedPageBreak/>
         <w:t>Executive Summary</w:t>
       </w:r>
       <w:bookmarkEnd w:id="12"/>
@@ -6977,6 +6979,7 @@
         <w:rPr>
           <w:u w:color="FFFFFF"/>
         </w:rPr>
+        <w:lastRenderedPageBreak/>
         <w:t>Active Directory Assessment</w:t>
       </w:r>
       <w:bookmarkEnd w:id="16"/>
@@ -7534,7 +7537,6 @@
                 <w:lang w:val="en-US"/>
               </w:rPr>
             </w:pPr>
-            <w:proofErr w:type="spellStart"/>
             <w:r>
               <w:rPr>
                 <w:b/>
@@ -7543,7 +7545,6 @@
               </w:rPr>
               <w:t>IsKnownSuffix</w:t>
             </w:r>
-            <w:proofErr w:type="spellEnd"/>
           </w:p>
         </w:tc>
         <w:tc>
@@ -7558,7 +7559,6 @@
                 <w:lang w:val="en-US"/>
               </w:rPr>
             </w:pPr>
-            <w:proofErr w:type="spellStart"/>
             <w:r>
               <w:rPr>
                 <w:b/>
@@ -7567,7 +7567,6 @@
               </w:rPr>
               <w:t>IsNonRoutable</w:t>
             </w:r>
-            <w:proofErr w:type="spellEnd"/>
           </w:p>
         </w:tc>
       </w:tr>
@@ -8472,7 +8471,6 @@
                 <w:lang w:val="en-US"/>
               </w:rPr>
             </w:pPr>
-            <w:proofErr w:type="spellStart"/>
             <w:r>
               <w:rPr>
                 <w:b/>
@@ -8481,7 +8479,6 @@
               </w:rPr>
               <w:t>DistinguishedName</w:t>
             </w:r>
-            <w:proofErr w:type="spellEnd"/>
           </w:p>
         </w:tc>
         <w:tc>
@@ -8543,77 +8540,7 @@
               <w:rPr>
                 <w:lang w:val="en-US"/>
               </w:rPr>
-              <w:t>CN=London970</w:t>
-            </w:r>
-            <w:proofErr w:type="gramStart"/>
-            <w:r>
-              <w:rPr>
-                <w:lang w:val="en-US"/>
-              </w:rPr>
-              <w:t>CoLo,CN</w:t>
-            </w:r>
-            <w:proofErr w:type="gramEnd"/>
-            <w:r>
-              <w:rPr>
-                <w:lang w:val="en-US"/>
-              </w:rPr>
-              <w:t>=</w:t>
-            </w:r>
-            <w:proofErr w:type="gramStart"/>
-            <w:r>
-              <w:rPr>
-                <w:lang w:val="en-US"/>
-              </w:rPr>
-              <w:t>Sites,CN</w:t>
-            </w:r>
-            <w:proofErr w:type="gramEnd"/>
-            <w:r>
-              <w:rPr>
-                <w:lang w:val="en-US"/>
-              </w:rPr>
-              <w:t>=</w:t>
-            </w:r>
-            <w:proofErr w:type="gramStart"/>
-            <w:r>
-              <w:rPr>
-                <w:lang w:val="en-US"/>
-              </w:rPr>
-              <w:t>Configuration,DC</w:t>
-            </w:r>
-            <w:proofErr w:type="gramEnd"/>
-            <w:r>
-              <w:rPr>
-                <w:lang w:val="en-US"/>
-              </w:rPr>
-              <w:t>=</w:t>
-            </w:r>
-            <w:proofErr w:type="gramStart"/>
-            <w:r>
-              <w:rPr>
-                <w:lang w:val="en-US"/>
-              </w:rPr>
-              <w:t>corp,DC</w:t>
-            </w:r>
-            <w:proofErr w:type="gramEnd"/>
-            <w:r>
-              <w:rPr>
-                <w:lang w:val="en-US"/>
-              </w:rPr>
-              <w:t>=</w:t>
-            </w:r>
-            <w:proofErr w:type="gramStart"/>
-            <w:r>
-              <w:rPr>
-                <w:lang w:val="en-US"/>
-              </w:rPr>
-              <w:t>voyageurtransportation,DC</w:t>
-            </w:r>
-            <w:proofErr w:type="gramEnd"/>
-            <w:r>
-              <w:rPr>
-                <w:lang w:val="en-US"/>
-              </w:rPr>
-              <w:t>=ca</w:t>
+              <w:t>CN=London970CoLo,CN=Sites,CN=Configuration,DC=corp,DC=voyageurtransportation,DC=ca</w:t>
             </w:r>
           </w:p>
         </w:tc>
@@ -8777,7 +8704,6 @@
                 <w:lang w:val="en-US"/>
               </w:rPr>
             </w:pPr>
-            <w:proofErr w:type="spellStart"/>
             <w:r>
               <w:rPr>
                 <w:b/>
@@ -8786,7 +8712,6 @@
               </w:rPr>
               <w:t>DistinguishedName</w:t>
             </w:r>
-            <w:proofErr w:type="spellEnd"/>
           </w:p>
         </w:tc>
         <w:tc>
@@ -8848,191 +8773,37 @@
               <w:rPr>
                 <w:lang w:val="en-US"/>
               </w:rPr>
-              <w:t>CN=London970</w:t>
-            </w:r>
-            <w:proofErr w:type="gramStart"/>
-            <w:r>
-              <w:rPr>
-                <w:lang w:val="en-US"/>
-              </w:rPr>
-              <w:t>CoLo,CN</w:t>
-            </w:r>
-            <w:proofErr w:type="gramEnd"/>
-            <w:r>
-              <w:rPr>
-                <w:lang w:val="en-US"/>
-              </w:rPr>
-              <w:t>=</w:t>
-            </w:r>
-            <w:proofErr w:type="gramStart"/>
-            <w:r>
-              <w:rPr>
-                <w:lang w:val="en-US"/>
-              </w:rPr>
-              <w:t>Sites,CN</w:t>
-            </w:r>
-            <w:proofErr w:type="gramEnd"/>
-            <w:r>
-              <w:rPr>
-                <w:lang w:val="en-US"/>
-              </w:rPr>
-              <w:t>=</w:t>
-            </w:r>
-            <w:proofErr w:type="gramStart"/>
-            <w:r>
-              <w:rPr>
-                <w:lang w:val="en-US"/>
-              </w:rPr>
-              <w:t>Configuration,DC</w:t>
-            </w:r>
-            <w:proofErr w:type="gramEnd"/>
-            <w:r>
-              <w:rPr>
-                <w:lang w:val="en-US"/>
-              </w:rPr>
-              <w:t>=</w:t>
-            </w:r>
-            <w:proofErr w:type="gramStart"/>
-            <w:r>
-              <w:rPr>
-                <w:lang w:val="en-US"/>
-              </w:rPr>
-              <w:t>corp,DC</w:t>
-            </w:r>
-            <w:proofErr w:type="gramEnd"/>
-            <w:r>
-              <w:rPr>
-                <w:lang w:val="en-US"/>
-              </w:rPr>
-              <w:t>=</w:t>
-            </w:r>
-            <w:proofErr w:type="gramStart"/>
-            <w:r>
-              <w:rPr>
-                <w:lang w:val="en-US"/>
-              </w:rPr>
-              <w:t>voyageurtransportation,DC</w:t>
-            </w:r>
-            <w:proofErr w:type="gramEnd"/>
-            <w:r>
-              <w:rPr>
-                <w:lang w:val="en-US"/>
-              </w:rPr>
-              <w:t>=ca</w:t>
-            </w:r>
-          </w:p>
-        </w:tc>
-        <w:tc>
-          <w:tcPr>
-            <w:tcW w:w="1872" w:type="dxa"/>
-          </w:tcPr>
-          <w:p>
-            <w:pPr>
-              <w:rPr>
-                <w:lang w:val="en-US"/>
-              </w:rPr>
-            </w:pPr>
-          </w:p>
-        </w:tc>
-        <w:tc>
-          <w:tcPr>
-            <w:tcW w:w="1872" w:type="dxa"/>
-          </w:tcPr>
-          <w:p>
-            <w:pPr>
-              <w:rPr>
-                <w:lang w:val="en-US"/>
-              </w:rPr>
-            </w:pPr>
-            <w:r>
-              <w:rPr>
-                <w:lang w:val="en-US"/>
-              </w:rPr>
-              <w:t>CN=10.1.0.0/</w:t>
-            </w:r>
-            <w:proofErr w:type="gramStart"/>
-            <w:r>
-              <w:rPr>
-                <w:lang w:val="en-US"/>
-              </w:rPr>
-              <w:t>24,CN</w:t>
-            </w:r>
-            <w:proofErr w:type="gramEnd"/>
-            <w:r>
-              <w:rPr>
-                <w:lang w:val="en-US"/>
-              </w:rPr>
-              <w:t>=</w:t>
-            </w:r>
-            <w:proofErr w:type="gramStart"/>
-            <w:r>
-              <w:rPr>
-                <w:lang w:val="en-US"/>
-              </w:rPr>
-              <w:t>Subnets,CN</w:t>
-            </w:r>
-            <w:proofErr w:type="gramEnd"/>
-            <w:r>
-              <w:rPr>
-                <w:lang w:val="en-US"/>
-              </w:rPr>
-              <w:t>=</w:t>
-            </w:r>
-            <w:proofErr w:type="gramStart"/>
-            <w:r>
-              <w:rPr>
-                <w:lang w:val="en-US"/>
-              </w:rPr>
-              <w:t>Sites,CN</w:t>
-            </w:r>
-            <w:proofErr w:type="gramEnd"/>
-            <w:r>
-              <w:rPr>
-                <w:lang w:val="en-US"/>
-              </w:rPr>
-              <w:t>=</w:t>
-            </w:r>
-            <w:proofErr w:type="gramStart"/>
-            <w:r>
-              <w:rPr>
-                <w:lang w:val="en-US"/>
-              </w:rPr>
-              <w:t>Configuration,DC</w:t>
-            </w:r>
-            <w:proofErr w:type="gramEnd"/>
-            <w:r>
-              <w:rPr>
-                <w:lang w:val="en-US"/>
-              </w:rPr>
-              <w:t>=</w:t>
-            </w:r>
-            <w:proofErr w:type="gramStart"/>
-            <w:r>
-              <w:rPr>
-                <w:lang w:val="en-US"/>
-              </w:rPr>
-              <w:t>corp,DC</w:t>
-            </w:r>
-            <w:proofErr w:type="gramEnd"/>
-            <w:r>
-              <w:rPr>
-                <w:lang w:val="en-US"/>
-              </w:rPr>
-              <w:t>=</w:t>
-            </w:r>
-            <w:proofErr w:type="gramStart"/>
-            <w:r>
-              <w:rPr>
-                <w:lang w:val="en-US"/>
-              </w:rPr>
-              <w:t>voyageurtransportation,DC</w:t>
-            </w:r>
-            <w:proofErr w:type="gramEnd"/>
-            <w:r>
-              <w:rPr>
-                <w:lang w:val="en-US"/>
-              </w:rPr>
-              <w:t>=ca</w:t>
+              <w:t>CN=London970CoLo,CN=Sites,CN=Configuration,DC=corp,DC=voyageurtransportation,DC=ca</w:t>
+            </w:r>
+          </w:p>
+        </w:tc>
+        <w:tc>
+          <w:tcPr>
+            <w:tcW w:w="1872" w:type="dxa"/>
+          </w:tcPr>
+          <w:p>
+            <w:pPr>
+              <w:rPr>
+                <w:lang w:val="en-US"/>
+              </w:rPr>
+            </w:pPr>
+          </w:p>
+        </w:tc>
+        <w:tc>
+          <w:tcPr>
+            <w:tcW w:w="1872" w:type="dxa"/>
+          </w:tcPr>
+          <w:p>
+            <w:pPr>
+              <w:rPr>
+                <w:lang w:val="en-US"/>
+              </w:rPr>
+            </w:pPr>
+            <w:r>
+              <w:rPr>
+                <w:lang w:val="en-US"/>
+              </w:rPr>
+              <w:t>CN=10.1.0.0/24,CN=Subnets,CN=Sites,CN=Configuration,DC=corp,DC=voyageurtransportation,DC=ca</w:t>
             </w:r>
           </w:p>
         </w:tc>
@@ -9088,191 +8859,37 @@
               <w:rPr>
                 <w:lang w:val="en-US"/>
               </w:rPr>
-              <w:t>CN=London970</w:t>
-            </w:r>
-            <w:proofErr w:type="gramStart"/>
-            <w:r>
-              <w:rPr>
-                <w:lang w:val="en-US"/>
-              </w:rPr>
-              <w:t>CoLo,CN</w:t>
-            </w:r>
-            <w:proofErr w:type="gramEnd"/>
-            <w:r>
-              <w:rPr>
-                <w:lang w:val="en-US"/>
-              </w:rPr>
-              <w:t>=</w:t>
-            </w:r>
-            <w:proofErr w:type="gramStart"/>
-            <w:r>
-              <w:rPr>
-                <w:lang w:val="en-US"/>
-              </w:rPr>
-              <w:t>Sites,CN</w:t>
-            </w:r>
-            <w:proofErr w:type="gramEnd"/>
-            <w:r>
-              <w:rPr>
-                <w:lang w:val="en-US"/>
-              </w:rPr>
-              <w:t>=</w:t>
-            </w:r>
-            <w:proofErr w:type="gramStart"/>
-            <w:r>
-              <w:rPr>
-                <w:lang w:val="en-US"/>
-              </w:rPr>
-              <w:t>Configuration,DC</w:t>
-            </w:r>
-            <w:proofErr w:type="gramEnd"/>
-            <w:r>
-              <w:rPr>
-                <w:lang w:val="en-US"/>
-              </w:rPr>
-              <w:t>=</w:t>
-            </w:r>
-            <w:proofErr w:type="gramStart"/>
-            <w:r>
-              <w:rPr>
-                <w:lang w:val="en-US"/>
-              </w:rPr>
-              <w:t>corp,DC</w:t>
-            </w:r>
-            <w:proofErr w:type="gramEnd"/>
-            <w:r>
-              <w:rPr>
-                <w:lang w:val="en-US"/>
-              </w:rPr>
-              <w:t>=</w:t>
-            </w:r>
-            <w:proofErr w:type="gramStart"/>
-            <w:r>
-              <w:rPr>
-                <w:lang w:val="en-US"/>
-              </w:rPr>
-              <w:t>voyageurtransportation,DC</w:t>
-            </w:r>
-            <w:proofErr w:type="gramEnd"/>
-            <w:r>
-              <w:rPr>
-                <w:lang w:val="en-US"/>
-              </w:rPr>
-              <w:t>=ca</w:t>
-            </w:r>
-          </w:p>
-        </w:tc>
-        <w:tc>
-          <w:tcPr>
-            <w:tcW w:w="1872" w:type="dxa"/>
-          </w:tcPr>
-          <w:p>
-            <w:pPr>
-              <w:rPr>
-                <w:lang w:val="en-US"/>
-              </w:rPr>
-            </w:pPr>
-          </w:p>
-        </w:tc>
-        <w:tc>
-          <w:tcPr>
-            <w:tcW w:w="1872" w:type="dxa"/>
-          </w:tcPr>
-          <w:p>
-            <w:pPr>
-              <w:rPr>
-                <w:lang w:val="en-US"/>
-              </w:rPr>
-            </w:pPr>
-            <w:r>
-              <w:rPr>
-                <w:lang w:val="en-US"/>
-              </w:rPr>
-              <w:t>CN=10.1.1.0/</w:t>
-            </w:r>
-            <w:proofErr w:type="gramStart"/>
-            <w:r>
-              <w:rPr>
-                <w:lang w:val="en-US"/>
-              </w:rPr>
-              <w:t>24,CN</w:t>
-            </w:r>
-            <w:proofErr w:type="gramEnd"/>
-            <w:r>
-              <w:rPr>
-                <w:lang w:val="en-US"/>
-              </w:rPr>
-              <w:t>=</w:t>
-            </w:r>
-            <w:proofErr w:type="gramStart"/>
-            <w:r>
-              <w:rPr>
-                <w:lang w:val="en-US"/>
-              </w:rPr>
-              <w:t>Subnets,CN</w:t>
-            </w:r>
-            <w:proofErr w:type="gramEnd"/>
-            <w:r>
-              <w:rPr>
-                <w:lang w:val="en-US"/>
-              </w:rPr>
-              <w:t>=</w:t>
-            </w:r>
-            <w:proofErr w:type="gramStart"/>
-            <w:r>
-              <w:rPr>
-                <w:lang w:val="en-US"/>
-              </w:rPr>
-              <w:t>Sites,CN</w:t>
-            </w:r>
-            <w:proofErr w:type="gramEnd"/>
-            <w:r>
-              <w:rPr>
-                <w:lang w:val="en-US"/>
-              </w:rPr>
-              <w:t>=</w:t>
-            </w:r>
-            <w:proofErr w:type="gramStart"/>
-            <w:r>
-              <w:rPr>
-                <w:lang w:val="en-US"/>
-              </w:rPr>
-              <w:t>Configuration,DC</w:t>
-            </w:r>
-            <w:proofErr w:type="gramEnd"/>
-            <w:r>
-              <w:rPr>
-                <w:lang w:val="en-US"/>
-              </w:rPr>
-              <w:t>=</w:t>
-            </w:r>
-            <w:proofErr w:type="gramStart"/>
-            <w:r>
-              <w:rPr>
-                <w:lang w:val="en-US"/>
-              </w:rPr>
-              <w:t>corp,DC</w:t>
-            </w:r>
-            <w:proofErr w:type="gramEnd"/>
-            <w:r>
-              <w:rPr>
-                <w:lang w:val="en-US"/>
-              </w:rPr>
-              <w:t>=</w:t>
-            </w:r>
-            <w:proofErr w:type="gramStart"/>
-            <w:r>
-              <w:rPr>
-                <w:lang w:val="en-US"/>
-              </w:rPr>
-              <w:t>voyageurtransportation,DC</w:t>
-            </w:r>
-            <w:proofErr w:type="gramEnd"/>
-            <w:r>
-              <w:rPr>
-                <w:lang w:val="en-US"/>
-              </w:rPr>
-              <w:t>=ca</w:t>
+              <w:t>CN=London970CoLo,CN=Sites,CN=Configuration,DC=corp,DC=voyageurtransportation,DC=ca</w:t>
+            </w:r>
+          </w:p>
+        </w:tc>
+        <w:tc>
+          <w:tcPr>
+            <w:tcW w:w="1872" w:type="dxa"/>
+          </w:tcPr>
+          <w:p>
+            <w:pPr>
+              <w:rPr>
+                <w:lang w:val="en-US"/>
+              </w:rPr>
+            </w:pPr>
+          </w:p>
+        </w:tc>
+        <w:tc>
+          <w:tcPr>
+            <w:tcW w:w="1872" w:type="dxa"/>
+          </w:tcPr>
+          <w:p>
+            <w:pPr>
+              <w:rPr>
+                <w:lang w:val="en-US"/>
+              </w:rPr>
+            </w:pPr>
+            <w:r>
+              <w:rPr>
+                <w:lang w:val="en-US"/>
+              </w:rPr>
+              <w:t>CN=10.1.1.0/24,CN=Subnets,CN=Sites,CN=Configuration,DC=corp,DC=voyageurtransportation,DC=ca</w:t>
             </w:r>
           </w:p>
         </w:tc>
@@ -9325,191 +8942,37 @@
               <w:rPr>
                 <w:lang w:val="en-US"/>
               </w:rPr>
-              <w:t>CN=London970</w:t>
-            </w:r>
-            <w:proofErr w:type="gramStart"/>
-            <w:r>
-              <w:rPr>
-                <w:lang w:val="en-US"/>
-              </w:rPr>
-              <w:t>CoLo,CN</w:t>
-            </w:r>
-            <w:proofErr w:type="gramEnd"/>
-            <w:r>
-              <w:rPr>
-                <w:lang w:val="en-US"/>
-              </w:rPr>
-              <w:t>=</w:t>
-            </w:r>
-            <w:proofErr w:type="gramStart"/>
-            <w:r>
-              <w:rPr>
-                <w:lang w:val="en-US"/>
-              </w:rPr>
-              <w:t>Sites,CN</w:t>
-            </w:r>
-            <w:proofErr w:type="gramEnd"/>
-            <w:r>
-              <w:rPr>
-                <w:lang w:val="en-US"/>
-              </w:rPr>
-              <w:t>=</w:t>
-            </w:r>
-            <w:proofErr w:type="gramStart"/>
-            <w:r>
-              <w:rPr>
-                <w:lang w:val="en-US"/>
-              </w:rPr>
-              <w:t>Configuration,DC</w:t>
-            </w:r>
-            <w:proofErr w:type="gramEnd"/>
-            <w:r>
-              <w:rPr>
-                <w:lang w:val="en-US"/>
-              </w:rPr>
-              <w:t>=</w:t>
-            </w:r>
-            <w:proofErr w:type="gramStart"/>
-            <w:r>
-              <w:rPr>
-                <w:lang w:val="en-US"/>
-              </w:rPr>
-              <w:t>corp,DC</w:t>
-            </w:r>
-            <w:proofErr w:type="gramEnd"/>
-            <w:r>
-              <w:rPr>
-                <w:lang w:val="en-US"/>
-              </w:rPr>
-              <w:t>=</w:t>
-            </w:r>
-            <w:proofErr w:type="gramStart"/>
-            <w:r>
-              <w:rPr>
-                <w:lang w:val="en-US"/>
-              </w:rPr>
-              <w:t>voyageurtransportation,DC</w:t>
-            </w:r>
-            <w:proofErr w:type="gramEnd"/>
-            <w:r>
-              <w:rPr>
-                <w:lang w:val="en-US"/>
-              </w:rPr>
-              <w:t>=ca</w:t>
-            </w:r>
-          </w:p>
-        </w:tc>
-        <w:tc>
-          <w:tcPr>
-            <w:tcW w:w="1872" w:type="dxa"/>
-          </w:tcPr>
-          <w:p>
-            <w:pPr>
-              <w:rPr>
-                <w:lang w:val="en-US"/>
-              </w:rPr>
-            </w:pPr>
-          </w:p>
-        </w:tc>
-        <w:tc>
-          <w:tcPr>
-            <w:tcW w:w="1872" w:type="dxa"/>
-          </w:tcPr>
-          <w:p>
-            <w:pPr>
-              <w:rPr>
-                <w:lang w:val="en-US"/>
-              </w:rPr>
-            </w:pPr>
-            <w:r>
-              <w:rPr>
-                <w:lang w:val="en-US"/>
-              </w:rPr>
-              <w:t>CN=10.1.100.0/</w:t>
-            </w:r>
-            <w:proofErr w:type="gramStart"/>
-            <w:r>
-              <w:rPr>
-                <w:lang w:val="en-US"/>
-              </w:rPr>
-              <w:t>24,CN</w:t>
-            </w:r>
-            <w:proofErr w:type="gramEnd"/>
-            <w:r>
-              <w:rPr>
-                <w:lang w:val="en-US"/>
-              </w:rPr>
-              <w:t>=</w:t>
-            </w:r>
-            <w:proofErr w:type="gramStart"/>
-            <w:r>
-              <w:rPr>
-                <w:lang w:val="en-US"/>
-              </w:rPr>
-              <w:t>Subnets,CN</w:t>
-            </w:r>
-            <w:proofErr w:type="gramEnd"/>
-            <w:r>
-              <w:rPr>
-                <w:lang w:val="en-US"/>
-              </w:rPr>
-              <w:t>=</w:t>
-            </w:r>
-            <w:proofErr w:type="gramStart"/>
-            <w:r>
-              <w:rPr>
-                <w:lang w:val="en-US"/>
-              </w:rPr>
-              <w:t>Sites,CN</w:t>
-            </w:r>
-            <w:proofErr w:type="gramEnd"/>
-            <w:r>
-              <w:rPr>
-                <w:lang w:val="en-US"/>
-              </w:rPr>
-              <w:t>=</w:t>
-            </w:r>
-            <w:proofErr w:type="gramStart"/>
-            <w:r>
-              <w:rPr>
-                <w:lang w:val="en-US"/>
-              </w:rPr>
-              <w:t>Configuration,DC</w:t>
-            </w:r>
-            <w:proofErr w:type="gramEnd"/>
-            <w:r>
-              <w:rPr>
-                <w:lang w:val="en-US"/>
-              </w:rPr>
-              <w:t>=</w:t>
-            </w:r>
-            <w:proofErr w:type="gramStart"/>
-            <w:r>
-              <w:rPr>
-                <w:lang w:val="en-US"/>
-              </w:rPr>
-              <w:t>corp,DC</w:t>
-            </w:r>
-            <w:proofErr w:type="gramEnd"/>
-            <w:r>
-              <w:rPr>
-                <w:lang w:val="en-US"/>
-              </w:rPr>
-              <w:t>=</w:t>
-            </w:r>
-            <w:proofErr w:type="gramStart"/>
-            <w:r>
-              <w:rPr>
-                <w:lang w:val="en-US"/>
-              </w:rPr>
-              <w:t>voyageurtransportation,DC</w:t>
-            </w:r>
-            <w:proofErr w:type="gramEnd"/>
-            <w:r>
-              <w:rPr>
-                <w:lang w:val="en-US"/>
-              </w:rPr>
-              <w:t>=ca</w:t>
+              <w:t>CN=London970CoLo,CN=Sites,CN=Configuration,DC=corp,DC=voyageurtransportation,DC=ca</w:t>
+            </w:r>
+          </w:p>
+        </w:tc>
+        <w:tc>
+          <w:tcPr>
+            <w:tcW w:w="1872" w:type="dxa"/>
+          </w:tcPr>
+          <w:p>
+            <w:pPr>
+              <w:rPr>
+                <w:lang w:val="en-US"/>
+              </w:rPr>
+            </w:pPr>
+          </w:p>
+        </w:tc>
+        <w:tc>
+          <w:tcPr>
+            <w:tcW w:w="1872" w:type="dxa"/>
+          </w:tcPr>
+          <w:p>
+            <w:pPr>
+              <w:rPr>
+                <w:lang w:val="en-US"/>
+              </w:rPr>
+            </w:pPr>
+            <w:r>
+              <w:rPr>
+                <w:lang w:val="en-US"/>
+              </w:rPr>
+              <w:t>CN=10.1.100.0/24,CN=Subnets,CN=Sites,CN=Configuration,DC=corp,DC=voyageurtransportation,DC=ca</w:t>
             </w:r>
           </w:p>
         </w:tc>
@@ -9565,191 +9028,37 @@
               <w:rPr>
                 <w:lang w:val="en-US"/>
               </w:rPr>
-              <w:t>CN=London970</w:t>
-            </w:r>
-            <w:proofErr w:type="gramStart"/>
-            <w:r>
-              <w:rPr>
-                <w:lang w:val="en-US"/>
-              </w:rPr>
-              <w:t>CoLo,CN</w:t>
-            </w:r>
-            <w:proofErr w:type="gramEnd"/>
-            <w:r>
-              <w:rPr>
-                <w:lang w:val="en-US"/>
-              </w:rPr>
-              <w:t>=</w:t>
-            </w:r>
-            <w:proofErr w:type="gramStart"/>
-            <w:r>
-              <w:rPr>
-                <w:lang w:val="en-US"/>
-              </w:rPr>
-              <w:t>Sites,CN</w:t>
-            </w:r>
-            <w:proofErr w:type="gramEnd"/>
-            <w:r>
-              <w:rPr>
-                <w:lang w:val="en-US"/>
-              </w:rPr>
-              <w:t>=</w:t>
-            </w:r>
-            <w:proofErr w:type="gramStart"/>
-            <w:r>
-              <w:rPr>
-                <w:lang w:val="en-US"/>
-              </w:rPr>
-              <w:t>Configuration,DC</w:t>
-            </w:r>
-            <w:proofErr w:type="gramEnd"/>
-            <w:r>
-              <w:rPr>
-                <w:lang w:val="en-US"/>
-              </w:rPr>
-              <w:t>=</w:t>
-            </w:r>
-            <w:proofErr w:type="gramStart"/>
-            <w:r>
-              <w:rPr>
-                <w:lang w:val="en-US"/>
-              </w:rPr>
-              <w:t>corp,DC</w:t>
-            </w:r>
-            <w:proofErr w:type="gramEnd"/>
-            <w:r>
-              <w:rPr>
-                <w:lang w:val="en-US"/>
-              </w:rPr>
-              <w:t>=</w:t>
-            </w:r>
-            <w:proofErr w:type="gramStart"/>
-            <w:r>
-              <w:rPr>
-                <w:lang w:val="en-US"/>
-              </w:rPr>
-              <w:t>voyageurtransportation,DC</w:t>
-            </w:r>
-            <w:proofErr w:type="gramEnd"/>
-            <w:r>
-              <w:rPr>
-                <w:lang w:val="en-US"/>
-              </w:rPr>
-              <w:t>=ca</w:t>
-            </w:r>
-          </w:p>
-        </w:tc>
-        <w:tc>
-          <w:tcPr>
-            <w:tcW w:w="1872" w:type="dxa"/>
-          </w:tcPr>
-          <w:p>
-            <w:pPr>
-              <w:rPr>
-                <w:lang w:val="en-US"/>
-              </w:rPr>
-            </w:pPr>
-          </w:p>
-        </w:tc>
-        <w:tc>
-          <w:tcPr>
-            <w:tcW w:w="1872" w:type="dxa"/>
-          </w:tcPr>
-          <w:p>
-            <w:pPr>
-              <w:rPr>
-                <w:lang w:val="en-US"/>
-              </w:rPr>
-            </w:pPr>
-            <w:r>
-              <w:rPr>
-                <w:lang w:val="en-US"/>
-              </w:rPr>
-              <w:t>CN=10.5.0.0/</w:t>
-            </w:r>
-            <w:proofErr w:type="gramStart"/>
-            <w:r>
-              <w:rPr>
-                <w:lang w:val="en-US"/>
-              </w:rPr>
-              <w:t>16,CN</w:t>
-            </w:r>
-            <w:proofErr w:type="gramEnd"/>
-            <w:r>
-              <w:rPr>
-                <w:lang w:val="en-US"/>
-              </w:rPr>
-              <w:t>=</w:t>
-            </w:r>
-            <w:proofErr w:type="gramStart"/>
-            <w:r>
-              <w:rPr>
-                <w:lang w:val="en-US"/>
-              </w:rPr>
-              <w:t>Subnets,CN</w:t>
-            </w:r>
-            <w:proofErr w:type="gramEnd"/>
-            <w:r>
-              <w:rPr>
-                <w:lang w:val="en-US"/>
-              </w:rPr>
-              <w:t>=</w:t>
-            </w:r>
-            <w:proofErr w:type="gramStart"/>
-            <w:r>
-              <w:rPr>
-                <w:lang w:val="en-US"/>
-              </w:rPr>
-              <w:t>Sites,CN</w:t>
-            </w:r>
-            <w:proofErr w:type="gramEnd"/>
-            <w:r>
-              <w:rPr>
-                <w:lang w:val="en-US"/>
-              </w:rPr>
-              <w:t>=</w:t>
-            </w:r>
-            <w:proofErr w:type="gramStart"/>
-            <w:r>
-              <w:rPr>
-                <w:lang w:val="en-US"/>
-              </w:rPr>
-              <w:t>Configuration,DC</w:t>
-            </w:r>
-            <w:proofErr w:type="gramEnd"/>
-            <w:r>
-              <w:rPr>
-                <w:lang w:val="en-US"/>
-              </w:rPr>
-              <w:t>=</w:t>
-            </w:r>
-            <w:proofErr w:type="gramStart"/>
-            <w:r>
-              <w:rPr>
-                <w:lang w:val="en-US"/>
-              </w:rPr>
-              <w:t>corp,DC</w:t>
-            </w:r>
-            <w:proofErr w:type="gramEnd"/>
-            <w:r>
-              <w:rPr>
-                <w:lang w:val="en-US"/>
-              </w:rPr>
-              <w:t>=</w:t>
-            </w:r>
-            <w:proofErr w:type="gramStart"/>
-            <w:r>
-              <w:rPr>
-                <w:lang w:val="en-US"/>
-              </w:rPr>
-              <w:t>voyageurtransportation,DC</w:t>
-            </w:r>
-            <w:proofErr w:type="gramEnd"/>
-            <w:r>
-              <w:rPr>
-                <w:lang w:val="en-US"/>
-              </w:rPr>
-              <w:t>=ca</w:t>
+              <w:t>CN=London970CoLo,CN=Sites,CN=Configuration,DC=corp,DC=voyageurtransportation,DC=ca</w:t>
+            </w:r>
+          </w:p>
+        </w:tc>
+        <w:tc>
+          <w:tcPr>
+            <w:tcW w:w="1872" w:type="dxa"/>
+          </w:tcPr>
+          <w:p>
+            <w:pPr>
+              <w:rPr>
+                <w:lang w:val="en-US"/>
+              </w:rPr>
+            </w:pPr>
+          </w:p>
+        </w:tc>
+        <w:tc>
+          <w:tcPr>
+            <w:tcW w:w="1872" w:type="dxa"/>
+          </w:tcPr>
+          <w:p>
+            <w:pPr>
+              <w:rPr>
+                <w:lang w:val="en-US"/>
+              </w:rPr>
+            </w:pPr>
+            <w:r>
+              <w:rPr>
+                <w:lang w:val="en-US"/>
+              </w:rPr>
+              <w:t>CN=10.5.0.0/16,CN=Subnets,CN=Sites,CN=Configuration,DC=corp,DC=voyageurtransportation,DC=ca</w:t>
             </w:r>
           </w:p>
         </w:tc>
@@ -9784,223 +9093,55 @@
               <w:rPr>
                 <w:lang w:val="en-US"/>
               </w:rPr>
-              <w:t>10.4.</w:t>
-            </w:r>
-            <w:proofErr w:type="gramStart"/>
-            <w:r>
-              <w:rPr>
-                <w:lang w:val="en-US"/>
-              </w:rPr>
-              <w:t>0.0</w:t>
-            </w:r>
-            <w:proofErr w:type="gramEnd"/>
-            <w:r>
-              <w:rPr>
-                <w:lang w:val="en-US"/>
-              </w:rPr>
-              <w:t>/16</w:t>
-            </w:r>
-          </w:p>
-        </w:tc>
-        <w:tc>
-          <w:tcPr>
-            <w:tcW w:w="1872" w:type="dxa"/>
-          </w:tcPr>
-          <w:p>
-            <w:pPr>
-              <w:rPr>
-                <w:lang w:val="en-US"/>
-              </w:rPr>
-            </w:pPr>
-            <w:r>
-              <w:rPr>
-                <w:lang w:val="en-US"/>
-              </w:rPr>
-              <w:t>CN=London970</w:t>
-            </w:r>
-            <w:proofErr w:type="gramStart"/>
-            <w:r>
-              <w:rPr>
-                <w:lang w:val="en-US"/>
-              </w:rPr>
-              <w:t>CoLo,CN</w:t>
-            </w:r>
-            <w:proofErr w:type="gramEnd"/>
-            <w:r>
-              <w:rPr>
-                <w:lang w:val="en-US"/>
-              </w:rPr>
-              <w:t>=</w:t>
-            </w:r>
-            <w:proofErr w:type="gramStart"/>
-            <w:r>
-              <w:rPr>
-                <w:lang w:val="en-US"/>
-              </w:rPr>
-              <w:t>Sites,CN</w:t>
-            </w:r>
-            <w:proofErr w:type="gramEnd"/>
-            <w:r>
-              <w:rPr>
-                <w:lang w:val="en-US"/>
-              </w:rPr>
-              <w:t>=</w:t>
-            </w:r>
-            <w:proofErr w:type="gramStart"/>
-            <w:r>
-              <w:rPr>
-                <w:lang w:val="en-US"/>
-              </w:rPr>
-              <w:t>Configuration,DC</w:t>
-            </w:r>
-            <w:proofErr w:type="gramEnd"/>
-            <w:r>
-              <w:rPr>
-                <w:lang w:val="en-US"/>
-              </w:rPr>
-              <w:t>=</w:t>
-            </w:r>
-            <w:proofErr w:type="gramStart"/>
-            <w:r>
-              <w:rPr>
-                <w:lang w:val="en-US"/>
-              </w:rPr>
-              <w:t>corp,DC</w:t>
-            </w:r>
-            <w:proofErr w:type="gramEnd"/>
-            <w:r>
-              <w:rPr>
-                <w:lang w:val="en-US"/>
-              </w:rPr>
-              <w:t>=</w:t>
-            </w:r>
-            <w:proofErr w:type="gramStart"/>
-            <w:r>
-              <w:rPr>
-                <w:lang w:val="en-US"/>
-              </w:rPr>
-              <w:t>voyageurtransportation,DC</w:t>
-            </w:r>
-            <w:proofErr w:type="gramEnd"/>
-            <w:r>
-              <w:rPr>
-                <w:lang w:val="en-US"/>
-              </w:rPr>
-              <w:t>=ca</w:t>
-            </w:r>
-          </w:p>
-        </w:tc>
-        <w:tc>
-          <w:tcPr>
-            <w:tcW w:w="1872" w:type="dxa"/>
-          </w:tcPr>
-          <w:p>
-            <w:pPr>
-              <w:rPr>
-                <w:lang w:val="en-US"/>
-              </w:rPr>
-            </w:pPr>
-          </w:p>
-        </w:tc>
-        <w:tc>
-          <w:tcPr>
-            <w:tcW w:w="1872" w:type="dxa"/>
-          </w:tcPr>
-          <w:p>
-            <w:pPr>
-              <w:rPr>
-                <w:lang w:val="en-US"/>
-              </w:rPr>
-            </w:pPr>
-            <w:r>
-              <w:rPr>
-                <w:lang w:val="en-US"/>
-              </w:rPr>
-              <w:t>CN=10.4.0.0/</w:t>
-            </w:r>
-            <w:proofErr w:type="gramStart"/>
-            <w:r>
-              <w:rPr>
-                <w:lang w:val="en-US"/>
-              </w:rPr>
-              <w:t>16,CN</w:t>
-            </w:r>
-            <w:proofErr w:type="gramEnd"/>
-            <w:r>
-              <w:rPr>
-                <w:lang w:val="en-US"/>
-              </w:rPr>
-              <w:t>=</w:t>
-            </w:r>
-            <w:proofErr w:type="gramStart"/>
-            <w:r>
-              <w:rPr>
-                <w:lang w:val="en-US"/>
-              </w:rPr>
-              <w:t>Subnets,CN</w:t>
-            </w:r>
-            <w:proofErr w:type="gramEnd"/>
-            <w:r>
-              <w:rPr>
-                <w:lang w:val="en-US"/>
-              </w:rPr>
-              <w:t>=</w:t>
-            </w:r>
-            <w:proofErr w:type="gramStart"/>
-            <w:r>
-              <w:rPr>
-                <w:lang w:val="en-US"/>
-              </w:rPr>
-              <w:t>Sites,CN</w:t>
-            </w:r>
-            <w:proofErr w:type="gramEnd"/>
-            <w:r>
-              <w:rPr>
-                <w:lang w:val="en-US"/>
-              </w:rPr>
-              <w:t>=</w:t>
-            </w:r>
-            <w:proofErr w:type="gramStart"/>
-            <w:r>
-              <w:rPr>
-                <w:lang w:val="en-US"/>
-              </w:rPr>
-              <w:t>Configuration,DC</w:t>
-            </w:r>
-            <w:proofErr w:type="gramEnd"/>
-            <w:r>
-              <w:rPr>
-                <w:lang w:val="en-US"/>
-              </w:rPr>
-              <w:t>=</w:t>
-            </w:r>
-            <w:proofErr w:type="gramStart"/>
-            <w:r>
-              <w:rPr>
-                <w:lang w:val="en-US"/>
-              </w:rPr>
-              <w:t>corp,DC</w:t>
-            </w:r>
-            <w:proofErr w:type="gramEnd"/>
-            <w:r>
-              <w:rPr>
-                <w:lang w:val="en-US"/>
-              </w:rPr>
-              <w:t>=</w:t>
-            </w:r>
-            <w:proofErr w:type="gramStart"/>
-            <w:r>
-              <w:rPr>
-                <w:lang w:val="en-US"/>
-              </w:rPr>
-              <w:t>voyageurtransportation,DC</w:t>
-            </w:r>
-            <w:proofErr w:type="gramEnd"/>
-            <w:r>
-              <w:rPr>
-                <w:lang w:val="en-US"/>
-              </w:rPr>
-              <w:t>=ca</w:t>
+              <w:t>10.4.0.0/16</w:t>
+            </w:r>
+          </w:p>
+        </w:tc>
+        <w:tc>
+          <w:tcPr>
+            <w:tcW w:w="1872" w:type="dxa"/>
+          </w:tcPr>
+          <w:p>
+            <w:pPr>
+              <w:rPr>
+                <w:lang w:val="en-US"/>
+              </w:rPr>
+            </w:pPr>
+            <w:r>
+              <w:rPr>
+                <w:lang w:val="en-US"/>
+              </w:rPr>
+              <w:t>CN=London970CoLo,CN=Sites,CN=Configuration,DC=corp,DC=voyageurtransportation,DC=ca</w:t>
+            </w:r>
+          </w:p>
+        </w:tc>
+        <w:tc>
+          <w:tcPr>
+            <w:tcW w:w="1872" w:type="dxa"/>
+          </w:tcPr>
+          <w:p>
+            <w:pPr>
+              <w:rPr>
+                <w:lang w:val="en-US"/>
+              </w:rPr>
+            </w:pPr>
+          </w:p>
+        </w:tc>
+        <w:tc>
+          <w:tcPr>
+            <w:tcW w:w="1872" w:type="dxa"/>
+          </w:tcPr>
+          <w:p>
+            <w:pPr>
+              <w:rPr>
+                <w:lang w:val="en-US"/>
+              </w:rPr>
+            </w:pPr>
+            <w:r>
+              <w:rPr>
+                <w:lang w:val="en-US"/>
+              </w:rPr>
+              <w:t>CN=10.4.0.0/16,CN=Subnets,CN=Sites,CN=Configuration,DC=corp,DC=voyageurtransportation,DC=ca</w:t>
             </w:r>
           </w:p>
         </w:tc>
@@ -10056,191 +9197,37 @@
               <w:rPr>
                 <w:lang w:val="en-US"/>
               </w:rPr>
-              <w:t>CN=London970</w:t>
-            </w:r>
-            <w:proofErr w:type="gramStart"/>
-            <w:r>
-              <w:rPr>
-                <w:lang w:val="en-US"/>
-              </w:rPr>
-              <w:t>CoLo,CN</w:t>
-            </w:r>
-            <w:proofErr w:type="gramEnd"/>
-            <w:r>
-              <w:rPr>
-                <w:lang w:val="en-US"/>
-              </w:rPr>
-              <w:t>=</w:t>
-            </w:r>
-            <w:proofErr w:type="gramStart"/>
-            <w:r>
-              <w:rPr>
-                <w:lang w:val="en-US"/>
-              </w:rPr>
-              <w:t>Sites,CN</w:t>
-            </w:r>
-            <w:proofErr w:type="gramEnd"/>
-            <w:r>
-              <w:rPr>
-                <w:lang w:val="en-US"/>
-              </w:rPr>
-              <w:t>=</w:t>
-            </w:r>
-            <w:proofErr w:type="gramStart"/>
-            <w:r>
-              <w:rPr>
-                <w:lang w:val="en-US"/>
-              </w:rPr>
-              <w:t>Configuration,DC</w:t>
-            </w:r>
-            <w:proofErr w:type="gramEnd"/>
-            <w:r>
-              <w:rPr>
-                <w:lang w:val="en-US"/>
-              </w:rPr>
-              <w:t>=</w:t>
-            </w:r>
-            <w:proofErr w:type="gramStart"/>
-            <w:r>
-              <w:rPr>
-                <w:lang w:val="en-US"/>
-              </w:rPr>
-              <w:t>corp,DC</w:t>
-            </w:r>
-            <w:proofErr w:type="gramEnd"/>
-            <w:r>
-              <w:rPr>
-                <w:lang w:val="en-US"/>
-              </w:rPr>
-              <w:t>=</w:t>
-            </w:r>
-            <w:proofErr w:type="gramStart"/>
-            <w:r>
-              <w:rPr>
-                <w:lang w:val="en-US"/>
-              </w:rPr>
-              <w:t>voyageurtransportation,DC</w:t>
-            </w:r>
-            <w:proofErr w:type="gramEnd"/>
-            <w:r>
-              <w:rPr>
-                <w:lang w:val="en-US"/>
-              </w:rPr>
-              <w:t>=ca</w:t>
-            </w:r>
-          </w:p>
-        </w:tc>
-        <w:tc>
-          <w:tcPr>
-            <w:tcW w:w="1872" w:type="dxa"/>
-          </w:tcPr>
-          <w:p>
-            <w:pPr>
-              <w:rPr>
-                <w:lang w:val="en-US"/>
-              </w:rPr>
-            </w:pPr>
-          </w:p>
-        </w:tc>
-        <w:tc>
-          <w:tcPr>
-            <w:tcW w:w="1872" w:type="dxa"/>
-          </w:tcPr>
-          <w:p>
-            <w:pPr>
-              <w:rPr>
-                <w:lang w:val="en-US"/>
-              </w:rPr>
-            </w:pPr>
-            <w:r>
-              <w:rPr>
-                <w:lang w:val="en-US"/>
-              </w:rPr>
-              <w:t>CN=10.3.0.0/</w:t>
-            </w:r>
-            <w:proofErr w:type="gramStart"/>
-            <w:r>
-              <w:rPr>
-                <w:lang w:val="en-US"/>
-              </w:rPr>
-              <w:t>16,CN</w:t>
-            </w:r>
-            <w:proofErr w:type="gramEnd"/>
-            <w:r>
-              <w:rPr>
-                <w:lang w:val="en-US"/>
-              </w:rPr>
-              <w:t>=</w:t>
-            </w:r>
-            <w:proofErr w:type="gramStart"/>
-            <w:r>
-              <w:rPr>
-                <w:lang w:val="en-US"/>
-              </w:rPr>
-              <w:t>Subnets,CN</w:t>
-            </w:r>
-            <w:proofErr w:type="gramEnd"/>
-            <w:r>
-              <w:rPr>
-                <w:lang w:val="en-US"/>
-              </w:rPr>
-              <w:t>=</w:t>
-            </w:r>
-            <w:proofErr w:type="gramStart"/>
-            <w:r>
-              <w:rPr>
-                <w:lang w:val="en-US"/>
-              </w:rPr>
-              <w:t>Sites,CN</w:t>
-            </w:r>
-            <w:proofErr w:type="gramEnd"/>
-            <w:r>
-              <w:rPr>
-                <w:lang w:val="en-US"/>
-              </w:rPr>
-              <w:t>=</w:t>
-            </w:r>
-            <w:proofErr w:type="gramStart"/>
-            <w:r>
-              <w:rPr>
-                <w:lang w:val="en-US"/>
-              </w:rPr>
-              <w:t>Configuration,DC</w:t>
-            </w:r>
-            <w:proofErr w:type="gramEnd"/>
-            <w:r>
-              <w:rPr>
-                <w:lang w:val="en-US"/>
-              </w:rPr>
-              <w:t>=</w:t>
-            </w:r>
-            <w:proofErr w:type="gramStart"/>
-            <w:r>
-              <w:rPr>
-                <w:lang w:val="en-US"/>
-              </w:rPr>
-              <w:t>corp,DC</w:t>
-            </w:r>
-            <w:proofErr w:type="gramEnd"/>
-            <w:r>
-              <w:rPr>
-                <w:lang w:val="en-US"/>
-              </w:rPr>
-              <w:t>=</w:t>
-            </w:r>
-            <w:proofErr w:type="gramStart"/>
-            <w:r>
-              <w:rPr>
-                <w:lang w:val="en-US"/>
-              </w:rPr>
-              <w:t>voyageurtransportation,DC</w:t>
-            </w:r>
-            <w:proofErr w:type="gramEnd"/>
-            <w:r>
-              <w:rPr>
-                <w:lang w:val="en-US"/>
-              </w:rPr>
-              <w:t>=ca</w:t>
+              <w:t>CN=London970CoLo,CN=Sites,CN=Configuration,DC=corp,DC=voyageurtransportation,DC=ca</w:t>
+            </w:r>
+          </w:p>
+        </w:tc>
+        <w:tc>
+          <w:tcPr>
+            <w:tcW w:w="1872" w:type="dxa"/>
+          </w:tcPr>
+          <w:p>
+            <w:pPr>
+              <w:rPr>
+                <w:lang w:val="en-US"/>
+              </w:rPr>
+            </w:pPr>
+          </w:p>
+        </w:tc>
+        <w:tc>
+          <w:tcPr>
+            <w:tcW w:w="1872" w:type="dxa"/>
+          </w:tcPr>
+          <w:p>
+            <w:pPr>
+              <w:rPr>
+                <w:lang w:val="en-US"/>
+              </w:rPr>
+            </w:pPr>
+            <w:r>
+              <w:rPr>
+                <w:lang w:val="en-US"/>
+              </w:rPr>
+              <w:t>CN=10.3.0.0/16,CN=Subnets,CN=Sites,CN=Configuration,DC=corp,DC=voyageurtransportation,DC=ca</w:t>
             </w:r>
           </w:p>
         </w:tc>
@@ -10293,191 +9280,37 @@
               <w:rPr>
                 <w:lang w:val="en-US"/>
               </w:rPr>
-              <w:t>CN=London970</w:t>
-            </w:r>
-            <w:proofErr w:type="gramStart"/>
-            <w:r>
-              <w:rPr>
-                <w:lang w:val="en-US"/>
-              </w:rPr>
-              <w:t>CoLo,CN</w:t>
-            </w:r>
-            <w:proofErr w:type="gramEnd"/>
-            <w:r>
-              <w:rPr>
-                <w:lang w:val="en-US"/>
-              </w:rPr>
-              <w:t>=</w:t>
-            </w:r>
-            <w:proofErr w:type="gramStart"/>
-            <w:r>
-              <w:rPr>
-                <w:lang w:val="en-US"/>
-              </w:rPr>
-              <w:t>Sites,CN</w:t>
-            </w:r>
-            <w:proofErr w:type="gramEnd"/>
-            <w:r>
-              <w:rPr>
-                <w:lang w:val="en-US"/>
-              </w:rPr>
-              <w:t>=</w:t>
-            </w:r>
-            <w:proofErr w:type="gramStart"/>
-            <w:r>
-              <w:rPr>
-                <w:lang w:val="en-US"/>
-              </w:rPr>
-              <w:t>Configuration,DC</w:t>
-            </w:r>
-            <w:proofErr w:type="gramEnd"/>
-            <w:r>
-              <w:rPr>
-                <w:lang w:val="en-US"/>
-              </w:rPr>
-              <w:t>=</w:t>
-            </w:r>
-            <w:proofErr w:type="gramStart"/>
-            <w:r>
-              <w:rPr>
-                <w:lang w:val="en-US"/>
-              </w:rPr>
-              <w:t>corp,DC</w:t>
-            </w:r>
-            <w:proofErr w:type="gramEnd"/>
-            <w:r>
-              <w:rPr>
-                <w:lang w:val="en-US"/>
-              </w:rPr>
-              <w:t>=</w:t>
-            </w:r>
-            <w:proofErr w:type="gramStart"/>
-            <w:r>
-              <w:rPr>
-                <w:lang w:val="en-US"/>
-              </w:rPr>
-              <w:t>voyageurtransportation,DC</w:t>
-            </w:r>
-            <w:proofErr w:type="gramEnd"/>
-            <w:r>
-              <w:rPr>
-                <w:lang w:val="en-US"/>
-              </w:rPr>
-              <w:t>=ca</w:t>
-            </w:r>
-          </w:p>
-        </w:tc>
-        <w:tc>
-          <w:tcPr>
-            <w:tcW w:w="1872" w:type="dxa"/>
-          </w:tcPr>
-          <w:p>
-            <w:pPr>
-              <w:rPr>
-                <w:lang w:val="en-US"/>
-              </w:rPr>
-            </w:pPr>
-          </w:p>
-        </w:tc>
-        <w:tc>
-          <w:tcPr>
-            <w:tcW w:w="1872" w:type="dxa"/>
-          </w:tcPr>
-          <w:p>
-            <w:pPr>
-              <w:rPr>
-                <w:lang w:val="en-US"/>
-              </w:rPr>
-            </w:pPr>
-            <w:r>
-              <w:rPr>
-                <w:lang w:val="en-US"/>
-              </w:rPr>
-              <w:t>CN=10.1.55.0/</w:t>
-            </w:r>
-            <w:proofErr w:type="gramStart"/>
-            <w:r>
-              <w:rPr>
-                <w:lang w:val="en-US"/>
-              </w:rPr>
-              <w:t>24,CN</w:t>
-            </w:r>
-            <w:proofErr w:type="gramEnd"/>
-            <w:r>
-              <w:rPr>
-                <w:lang w:val="en-US"/>
-              </w:rPr>
-              <w:t>=</w:t>
-            </w:r>
-            <w:proofErr w:type="gramStart"/>
-            <w:r>
-              <w:rPr>
-                <w:lang w:val="en-US"/>
-              </w:rPr>
-              <w:t>Subnets,CN</w:t>
-            </w:r>
-            <w:proofErr w:type="gramEnd"/>
-            <w:r>
-              <w:rPr>
-                <w:lang w:val="en-US"/>
-              </w:rPr>
-              <w:t>=</w:t>
-            </w:r>
-            <w:proofErr w:type="gramStart"/>
-            <w:r>
-              <w:rPr>
-                <w:lang w:val="en-US"/>
-              </w:rPr>
-              <w:t>Sites,CN</w:t>
-            </w:r>
-            <w:proofErr w:type="gramEnd"/>
-            <w:r>
-              <w:rPr>
-                <w:lang w:val="en-US"/>
-              </w:rPr>
-              <w:t>=</w:t>
-            </w:r>
-            <w:proofErr w:type="gramStart"/>
-            <w:r>
-              <w:rPr>
-                <w:lang w:val="en-US"/>
-              </w:rPr>
-              <w:t>Configuration,DC</w:t>
-            </w:r>
-            <w:proofErr w:type="gramEnd"/>
-            <w:r>
-              <w:rPr>
-                <w:lang w:val="en-US"/>
-              </w:rPr>
-              <w:t>=</w:t>
-            </w:r>
-            <w:proofErr w:type="gramStart"/>
-            <w:r>
-              <w:rPr>
-                <w:lang w:val="en-US"/>
-              </w:rPr>
-              <w:t>corp,DC</w:t>
-            </w:r>
-            <w:proofErr w:type="gramEnd"/>
-            <w:r>
-              <w:rPr>
-                <w:lang w:val="en-US"/>
-              </w:rPr>
-              <w:t>=</w:t>
-            </w:r>
-            <w:proofErr w:type="gramStart"/>
-            <w:r>
-              <w:rPr>
-                <w:lang w:val="en-US"/>
-              </w:rPr>
-              <w:t>voyageurtransportation,DC</w:t>
-            </w:r>
-            <w:proofErr w:type="gramEnd"/>
-            <w:r>
-              <w:rPr>
-                <w:lang w:val="en-US"/>
-              </w:rPr>
-              <w:t>=ca</w:t>
+              <w:t>CN=London970CoLo,CN=Sites,CN=Configuration,DC=corp,DC=voyageurtransportation,DC=ca</w:t>
+            </w:r>
+          </w:p>
+        </w:tc>
+        <w:tc>
+          <w:tcPr>
+            <w:tcW w:w="1872" w:type="dxa"/>
+          </w:tcPr>
+          <w:p>
+            <w:pPr>
+              <w:rPr>
+                <w:lang w:val="en-US"/>
+              </w:rPr>
+            </w:pPr>
+          </w:p>
+        </w:tc>
+        <w:tc>
+          <w:tcPr>
+            <w:tcW w:w="1872" w:type="dxa"/>
+          </w:tcPr>
+          <w:p>
+            <w:pPr>
+              <w:rPr>
+                <w:lang w:val="en-US"/>
+              </w:rPr>
+            </w:pPr>
+            <w:r>
+              <w:rPr>
+                <w:lang w:val="en-US"/>
+              </w:rPr>
+              <w:t>CN=10.1.55.0/24,CN=Subnets,CN=Sites,CN=Configuration,DC=corp,DC=voyageurtransportation,DC=ca</w:t>
             </w:r>
           </w:p>
         </w:tc>
@@ -10533,191 +9366,37 @@
               <w:rPr>
                 <w:lang w:val="en-US"/>
               </w:rPr>
-              <w:t>CN=London970</w:t>
-            </w:r>
-            <w:proofErr w:type="gramStart"/>
-            <w:r>
-              <w:rPr>
-                <w:lang w:val="en-US"/>
-              </w:rPr>
-              <w:t>CoLo,CN</w:t>
-            </w:r>
-            <w:proofErr w:type="gramEnd"/>
-            <w:r>
-              <w:rPr>
-                <w:lang w:val="en-US"/>
-              </w:rPr>
-              <w:t>=</w:t>
-            </w:r>
-            <w:proofErr w:type="gramStart"/>
-            <w:r>
-              <w:rPr>
-                <w:lang w:val="en-US"/>
-              </w:rPr>
-              <w:t>Sites,CN</w:t>
-            </w:r>
-            <w:proofErr w:type="gramEnd"/>
-            <w:r>
-              <w:rPr>
-                <w:lang w:val="en-US"/>
-              </w:rPr>
-              <w:t>=</w:t>
-            </w:r>
-            <w:proofErr w:type="gramStart"/>
-            <w:r>
-              <w:rPr>
-                <w:lang w:val="en-US"/>
-              </w:rPr>
-              <w:t>Configuration,DC</w:t>
-            </w:r>
-            <w:proofErr w:type="gramEnd"/>
-            <w:r>
-              <w:rPr>
-                <w:lang w:val="en-US"/>
-              </w:rPr>
-              <w:t>=</w:t>
-            </w:r>
-            <w:proofErr w:type="gramStart"/>
-            <w:r>
-              <w:rPr>
-                <w:lang w:val="en-US"/>
-              </w:rPr>
-              <w:t>corp,DC</w:t>
-            </w:r>
-            <w:proofErr w:type="gramEnd"/>
-            <w:r>
-              <w:rPr>
-                <w:lang w:val="en-US"/>
-              </w:rPr>
-              <w:t>=</w:t>
-            </w:r>
-            <w:proofErr w:type="gramStart"/>
-            <w:r>
-              <w:rPr>
-                <w:lang w:val="en-US"/>
-              </w:rPr>
-              <w:t>voyageurtransportation,DC</w:t>
-            </w:r>
-            <w:proofErr w:type="gramEnd"/>
-            <w:r>
-              <w:rPr>
-                <w:lang w:val="en-US"/>
-              </w:rPr>
-              <w:t>=ca</w:t>
-            </w:r>
-          </w:p>
-        </w:tc>
-        <w:tc>
-          <w:tcPr>
-            <w:tcW w:w="1872" w:type="dxa"/>
-          </w:tcPr>
-          <w:p>
-            <w:pPr>
-              <w:rPr>
-                <w:lang w:val="en-US"/>
-              </w:rPr>
-            </w:pPr>
-          </w:p>
-        </w:tc>
-        <w:tc>
-          <w:tcPr>
-            <w:tcW w:w="1872" w:type="dxa"/>
-          </w:tcPr>
-          <w:p>
-            <w:pPr>
-              <w:rPr>
-                <w:lang w:val="en-US"/>
-              </w:rPr>
-            </w:pPr>
-            <w:r>
-              <w:rPr>
-                <w:lang w:val="en-US"/>
-              </w:rPr>
-              <w:t>CN=10.1.40.0/</w:t>
-            </w:r>
-            <w:proofErr w:type="gramStart"/>
-            <w:r>
-              <w:rPr>
-                <w:lang w:val="en-US"/>
-              </w:rPr>
-              <w:t>24,CN</w:t>
-            </w:r>
-            <w:proofErr w:type="gramEnd"/>
-            <w:r>
-              <w:rPr>
-                <w:lang w:val="en-US"/>
-              </w:rPr>
-              <w:t>=</w:t>
-            </w:r>
-            <w:proofErr w:type="gramStart"/>
-            <w:r>
-              <w:rPr>
-                <w:lang w:val="en-US"/>
-              </w:rPr>
-              <w:t>Subnets,CN</w:t>
-            </w:r>
-            <w:proofErr w:type="gramEnd"/>
-            <w:r>
-              <w:rPr>
-                <w:lang w:val="en-US"/>
-              </w:rPr>
-              <w:t>=</w:t>
-            </w:r>
-            <w:proofErr w:type="gramStart"/>
-            <w:r>
-              <w:rPr>
-                <w:lang w:val="en-US"/>
-              </w:rPr>
-              <w:t>Sites,CN</w:t>
-            </w:r>
-            <w:proofErr w:type="gramEnd"/>
-            <w:r>
-              <w:rPr>
-                <w:lang w:val="en-US"/>
-              </w:rPr>
-              <w:t>=</w:t>
-            </w:r>
-            <w:proofErr w:type="gramStart"/>
-            <w:r>
-              <w:rPr>
-                <w:lang w:val="en-US"/>
-              </w:rPr>
-              <w:t>Configuration,DC</w:t>
-            </w:r>
-            <w:proofErr w:type="gramEnd"/>
-            <w:r>
-              <w:rPr>
-                <w:lang w:val="en-US"/>
-              </w:rPr>
-              <w:t>=</w:t>
-            </w:r>
-            <w:proofErr w:type="gramStart"/>
-            <w:r>
-              <w:rPr>
-                <w:lang w:val="en-US"/>
-              </w:rPr>
-              <w:t>corp,DC</w:t>
-            </w:r>
-            <w:proofErr w:type="gramEnd"/>
-            <w:r>
-              <w:rPr>
-                <w:lang w:val="en-US"/>
-              </w:rPr>
-              <w:t>=</w:t>
-            </w:r>
-            <w:proofErr w:type="gramStart"/>
-            <w:r>
-              <w:rPr>
-                <w:lang w:val="en-US"/>
-              </w:rPr>
-              <w:t>voyageurtransportation,DC</w:t>
-            </w:r>
-            <w:proofErr w:type="gramEnd"/>
-            <w:r>
-              <w:rPr>
-                <w:lang w:val="en-US"/>
-              </w:rPr>
-              <w:t>=ca</w:t>
+              <w:t>CN=London970CoLo,CN=Sites,CN=Configuration,DC=corp,DC=voyageurtransportation,DC=ca</w:t>
+            </w:r>
+          </w:p>
+        </w:tc>
+        <w:tc>
+          <w:tcPr>
+            <w:tcW w:w="1872" w:type="dxa"/>
+          </w:tcPr>
+          <w:p>
+            <w:pPr>
+              <w:rPr>
+                <w:lang w:val="en-US"/>
+              </w:rPr>
+            </w:pPr>
+          </w:p>
+        </w:tc>
+        <w:tc>
+          <w:tcPr>
+            <w:tcW w:w="1872" w:type="dxa"/>
+          </w:tcPr>
+          <w:p>
+            <w:pPr>
+              <w:rPr>
+                <w:lang w:val="en-US"/>
+              </w:rPr>
+            </w:pPr>
+            <w:r>
+              <w:rPr>
+                <w:lang w:val="en-US"/>
+              </w:rPr>
+              <w:t>CN=10.1.40.0/24,CN=Subnets,CN=Sites,CN=Configuration,DC=corp,DC=voyageurtransportation,DC=ca</w:t>
             </w:r>
           </w:p>
         </w:tc>
@@ -10770,191 +9449,37 @@
               <w:rPr>
                 <w:lang w:val="en-US"/>
               </w:rPr>
-              <w:t>CN=London970</w:t>
-            </w:r>
-            <w:proofErr w:type="gramStart"/>
-            <w:r>
-              <w:rPr>
-                <w:lang w:val="en-US"/>
-              </w:rPr>
-              <w:t>CoLo,CN</w:t>
-            </w:r>
-            <w:proofErr w:type="gramEnd"/>
-            <w:r>
-              <w:rPr>
-                <w:lang w:val="en-US"/>
-              </w:rPr>
-              <w:t>=</w:t>
-            </w:r>
-            <w:proofErr w:type="gramStart"/>
-            <w:r>
-              <w:rPr>
-                <w:lang w:val="en-US"/>
-              </w:rPr>
-              <w:t>Sites,CN</w:t>
-            </w:r>
-            <w:proofErr w:type="gramEnd"/>
-            <w:r>
-              <w:rPr>
-                <w:lang w:val="en-US"/>
-              </w:rPr>
-              <w:t>=</w:t>
-            </w:r>
-            <w:proofErr w:type="gramStart"/>
-            <w:r>
-              <w:rPr>
-                <w:lang w:val="en-US"/>
-              </w:rPr>
-              <w:t>Configuration,DC</w:t>
-            </w:r>
-            <w:proofErr w:type="gramEnd"/>
-            <w:r>
-              <w:rPr>
-                <w:lang w:val="en-US"/>
-              </w:rPr>
-              <w:t>=</w:t>
-            </w:r>
-            <w:proofErr w:type="gramStart"/>
-            <w:r>
-              <w:rPr>
-                <w:lang w:val="en-US"/>
-              </w:rPr>
-              <w:t>corp,DC</w:t>
-            </w:r>
-            <w:proofErr w:type="gramEnd"/>
-            <w:r>
-              <w:rPr>
-                <w:lang w:val="en-US"/>
-              </w:rPr>
-              <w:t>=</w:t>
-            </w:r>
-            <w:proofErr w:type="gramStart"/>
-            <w:r>
-              <w:rPr>
-                <w:lang w:val="en-US"/>
-              </w:rPr>
-              <w:t>voyageurtransportation,DC</w:t>
-            </w:r>
-            <w:proofErr w:type="gramEnd"/>
-            <w:r>
-              <w:rPr>
-                <w:lang w:val="en-US"/>
-              </w:rPr>
-              <w:t>=ca</w:t>
-            </w:r>
-          </w:p>
-        </w:tc>
-        <w:tc>
-          <w:tcPr>
-            <w:tcW w:w="1872" w:type="dxa"/>
-          </w:tcPr>
-          <w:p>
-            <w:pPr>
-              <w:rPr>
-                <w:lang w:val="en-US"/>
-              </w:rPr>
-            </w:pPr>
-          </w:p>
-        </w:tc>
-        <w:tc>
-          <w:tcPr>
-            <w:tcW w:w="1872" w:type="dxa"/>
-          </w:tcPr>
-          <w:p>
-            <w:pPr>
-              <w:rPr>
-                <w:lang w:val="en-US"/>
-              </w:rPr>
-            </w:pPr>
-            <w:r>
-              <w:rPr>
-                <w:lang w:val="en-US"/>
-              </w:rPr>
-              <w:t>CN=10.1.50.0/</w:t>
-            </w:r>
-            <w:proofErr w:type="gramStart"/>
-            <w:r>
-              <w:rPr>
-                <w:lang w:val="en-US"/>
-              </w:rPr>
-              <w:t>24,CN</w:t>
-            </w:r>
-            <w:proofErr w:type="gramEnd"/>
-            <w:r>
-              <w:rPr>
-                <w:lang w:val="en-US"/>
-              </w:rPr>
-              <w:t>=</w:t>
-            </w:r>
-            <w:proofErr w:type="gramStart"/>
-            <w:r>
-              <w:rPr>
-                <w:lang w:val="en-US"/>
-              </w:rPr>
-              <w:t>Subnets,CN</w:t>
-            </w:r>
-            <w:proofErr w:type="gramEnd"/>
-            <w:r>
-              <w:rPr>
-                <w:lang w:val="en-US"/>
-              </w:rPr>
-              <w:t>=</w:t>
-            </w:r>
-            <w:proofErr w:type="gramStart"/>
-            <w:r>
-              <w:rPr>
-                <w:lang w:val="en-US"/>
-              </w:rPr>
-              <w:t>Sites,CN</w:t>
-            </w:r>
-            <w:proofErr w:type="gramEnd"/>
-            <w:r>
-              <w:rPr>
-                <w:lang w:val="en-US"/>
-              </w:rPr>
-              <w:t>=</w:t>
-            </w:r>
-            <w:proofErr w:type="gramStart"/>
-            <w:r>
-              <w:rPr>
-                <w:lang w:val="en-US"/>
-              </w:rPr>
-              <w:t>Configuration,DC</w:t>
-            </w:r>
-            <w:proofErr w:type="gramEnd"/>
-            <w:r>
-              <w:rPr>
-                <w:lang w:val="en-US"/>
-              </w:rPr>
-              <w:t>=</w:t>
-            </w:r>
-            <w:proofErr w:type="gramStart"/>
-            <w:r>
-              <w:rPr>
-                <w:lang w:val="en-US"/>
-              </w:rPr>
-              <w:t>corp,DC</w:t>
-            </w:r>
-            <w:proofErr w:type="gramEnd"/>
-            <w:r>
-              <w:rPr>
-                <w:lang w:val="en-US"/>
-              </w:rPr>
-              <w:t>=</w:t>
-            </w:r>
-            <w:proofErr w:type="gramStart"/>
-            <w:r>
-              <w:rPr>
-                <w:lang w:val="en-US"/>
-              </w:rPr>
-              <w:t>voyageurtransportation,DC</w:t>
-            </w:r>
-            <w:proofErr w:type="gramEnd"/>
-            <w:r>
-              <w:rPr>
-                <w:lang w:val="en-US"/>
-              </w:rPr>
-              <w:t>=ca</w:t>
+              <w:t>CN=London970CoLo,CN=Sites,CN=Configuration,DC=corp,DC=voyageurtransportation,DC=ca</w:t>
+            </w:r>
+          </w:p>
+        </w:tc>
+        <w:tc>
+          <w:tcPr>
+            <w:tcW w:w="1872" w:type="dxa"/>
+          </w:tcPr>
+          <w:p>
+            <w:pPr>
+              <w:rPr>
+                <w:lang w:val="en-US"/>
+              </w:rPr>
+            </w:pPr>
+          </w:p>
+        </w:tc>
+        <w:tc>
+          <w:tcPr>
+            <w:tcW w:w="1872" w:type="dxa"/>
+          </w:tcPr>
+          <w:p>
+            <w:pPr>
+              <w:rPr>
+                <w:lang w:val="en-US"/>
+              </w:rPr>
+            </w:pPr>
+            <w:r>
+              <w:rPr>
+                <w:lang w:val="en-US"/>
+              </w:rPr>
+              <w:t>CN=10.1.50.0/24,CN=Subnets,CN=Sites,CN=Configuration,DC=corp,DC=voyageurtransportation,DC=ca</w:t>
             </w:r>
           </w:p>
         </w:tc>
@@ -11010,191 +9535,37 @@
               <w:rPr>
                 <w:lang w:val="en-US"/>
               </w:rPr>
-              <w:t>CN=London970</w:t>
-            </w:r>
-            <w:proofErr w:type="gramStart"/>
-            <w:r>
-              <w:rPr>
-                <w:lang w:val="en-US"/>
-              </w:rPr>
-              <w:t>CoLo,CN</w:t>
-            </w:r>
-            <w:proofErr w:type="gramEnd"/>
-            <w:r>
-              <w:rPr>
-                <w:lang w:val="en-US"/>
-              </w:rPr>
-              <w:t>=</w:t>
-            </w:r>
-            <w:proofErr w:type="gramStart"/>
-            <w:r>
-              <w:rPr>
-                <w:lang w:val="en-US"/>
-              </w:rPr>
-              <w:t>Sites,CN</w:t>
-            </w:r>
-            <w:proofErr w:type="gramEnd"/>
-            <w:r>
-              <w:rPr>
-                <w:lang w:val="en-US"/>
-              </w:rPr>
-              <w:t>=</w:t>
-            </w:r>
-            <w:proofErr w:type="gramStart"/>
-            <w:r>
-              <w:rPr>
-                <w:lang w:val="en-US"/>
-              </w:rPr>
-              <w:t>Configuration,DC</w:t>
-            </w:r>
-            <w:proofErr w:type="gramEnd"/>
-            <w:r>
-              <w:rPr>
-                <w:lang w:val="en-US"/>
-              </w:rPr>
-              <w:t>=</w:t>
-            </w:r>
-            <w:proofErr w:type="gramStart"/>
-            <w:r>
-              <w:rPr>
-                <w:lang w:val="en-US"/>
-              </w:rPr>
-              <w:t>corp,DC</w:t>
-            </w:r>
-            <w:proofErr w:type="gramEnd"/>
-            <w:r>
-              <w:rPr>
-                <w:lang w:val="en-US"/>
-              </w:rPr>
-              <w:t>=</w:t>
-            </w:r>
-            <w:proofErr w:type="gramStart"/>
-            <w:r>
-              <w:rPr>
-                <w:lang w:val="en-US"/>
-              </w:rPr>
-              <w:t>voyageurtransportation,DC</w:t>
-            </w:r>
-            <w:proofErr w:type="gramEnd"/>
-            <w:r>
-              <w:rPr>
-                <w:lang w:val="en-US"/>
-              </w:rPr>
-              <w:t>=ca</w:t>
-            </w:r>
-          </w:p>
-        </w:tc>
-        <w:tc>
-          <w:tcPr>
-            <w:tcW w:w="1872" w:type="dxa"/>
-          </w:tcPr>
-          <w:p>
-            <w:pPr>
-              <w:rPr>
-                <w:lang w:val="en-US"/>
-              </w:rPr>
-            </w:pPr>
-          </w:p>
-        </w:tc>
-        <w:tc>
-          <w:tcPr>
-            <w:tcW w:w="1872" w:type="dxa"/>
-          </w:tcPr>
-          <w:p>
-            <w:pPr>
-              <w:rPr>
-                <w:lang w:val="en-US"/>
-              </w:rPr>
-            </w:pPr>
-            <w:r>
-              <w:rPr>
-                <w:lang w:val="en-US"/>
-              </w:rPr>
-              <w:t>CN=10.1.45.0/</w:t>
-            </w:r>
-            <w:proofErr w:type="gramStart"/>
-            <w:r>
-              <w:rPr>
-                <w:lang w:val="en-US"/>
-              </w:rPr>
-              <w:t>24,CN</w:t>
-            </w:r>
-            <w:proofErr w:type="gramEnd"/>
-            <w:r>
-              <w:rPr>
-                <w:lang w:val="en-US"/>
-              </w:rPr>
-              <w:t>=</w:t>
-            </w:r>
-            <w:proofErr w:type="gramStart"/>
-            <w:r>
-              <w:rPr>
-                <w:lang w:val="en-US"/>
-              </w:rPr>
-              <w:t>Subnets,CN</w:t>
-            </w:r>
-            <w:proofErr w:type="gramEnd"/>
-            <w:r>
-              <w:rPr>
-                <w:lang w:val="en-US"/>
-              </w:rPr>
-              <w:t>=</w:t>
-            </w:r>
-            <w:proofErr w:type="gramStart"/>
-            <w:r>
-              <w:rPr>
-                <w:lang w:val="en-US"/>
-              </w:rPr>
-              <w:t>Sites,CN</w:t>
-            </w:r>
-            <w:proofErr w:type="gramEnd"/>
-            <w:r>
-              <w:rPr>
-                <w:lang w:val="en-US"/>
-              </w:rPr>
-              <w:t>=</w:t>
-            </w:r>
-            <w:proofErr w:type="gramStart"/>
-            <w:r>
-              <w:rPr>
-                <w:lang w:val="en-US"/>
-              </w:rPr>
-              <w:t>Configuration,DC</w:t>
-            </w:r>
-            <w:proofErr w:type="gramEnd"/>
-            <w:r>
-              <w:rPr>
-                <w:lang w:val="en-US"/>
-              </w:rPr>
-              <w:t>=</w:t>
-            </w:r>
-            <w:proofErr w:type="gramStart"/>
-            <w:r>
-              <w:rPr>
-                <w:lang w:val="en-US"/>
-              </w:rPr>
-              <w:t>corp,DC</w:t>
-            </w:r>
-            <w:proofErr w:type="gramEnd"/>
-            <w:r>
-              <w:rPr>
-                <w:lang w:val="en-US"/>
-              </w:rPr>
-              <w:t>=</w:t>
-            </w:r>
-            <w:proofErr w:type="gramStart"/>
-            <w:r>
-              <w:rPr>
-                <w:lang w:val="en-US"/>
-              </w:rPr>
-              <w:t>voyageurtransportation,DC</w:t>
-            </w:r>
-            <w:proofErr w:type="gramEnd"/>
-            <w:r>
-              <w:rPr>
-                <w:lang w:val="en-US"/>
-              </w:rPr>
-              <w:t>=ca</w:t>
+              <w:t>CN=London970CoLo,CN=Sites,CN=Configuration,DC=corp,DC=voyageurtransportation,DC=ca</w:t>
+            </w:r>
+          </w:p>
+        </w:tc>
+        <w:tc>
+          <w:tcPr>
+            <w:tcW w:w="1872" w:type="dxa"/>
+          </w:tcPr>
+          <w:p>
+            <w:pPr>
+              <w:rPr>
+                <w:lang w:val="en-US"/>
+              </w:rPr>
+            </w:pPr>
+          </w:p>
+        </w:tc>
+        <w:tc>
+          <w:tcPr>
+            <w:tcW w:w="1872" w:type="dxa"/>
+          </w:tcPr>
+          <w:p>
+            <w:pPr>
+              <w:rPr>
+                <w:lang w:val="en-US"/>
+              </w:rPr>
+            </w:pPr>
+            <w:r>
+              <w:rPr>
+                <w:lang w:val="en-US"/>
+              </w:rPr>
+              <w:t>CN=10.1.45.0/24,CN=Subnets,CN=Sites,CN=Configuration,DC=corp,DC=voyageurtransportation,DC=ca</w:t>
             </w:r>
           </w:p>
         </w:tc>
@@ -11247,205 +9618,37 @@
               <w:rPr>
                 <w:lang w:val="en-US"/>
               </w:rPr>
-              <w:t>CN=London970</w:t>
-            </w:r>
-            <w:proofErr w:type="gramStart"/>
-            <w:r>
-              <w:rPr>
-                <w:lang w:val="en-US"/>
-              </w:rPr>
-              <w:t>CoLo,CN</w:t>
-            </w:r>
-            <w:proofErr w:type="gramEnd"/>
-            <w:r>
-              <w:rPr>
-                <w:lang w:val="en-US"/>
-              </w:rPr>
-              <w:t>=</w:t>
-            </w:r>
-            <w:proofErr w:type="gramStart"/>
-            <w:r>
-              <w:rPr>
-                <w:lang w:val="en-US"/>
-              </w:rPr>
-              <w:t>Sites,CN</w:t>
-            </w:r>
-            <w:proofErr w:type="gramEnd"/>
-            <w:r>
-              <w:rPr>
-                <w:lang w:val="en-US"/>
-              </w:rPr>
-              <w:t>=</w:t>
-            </w:r>
-            <w:proofErr w:type="gramStart"/>
-            <w:r>
-              <w:rPr>
-                <w:lang w:val="en-US"/>
-              </w:rPr>
-              <w:t>Configuration,DC</w:t>
-            </w:r>
-            <w:proofErr w:type="gramEnd"/>
-            <w:r>
-              <w:rPr>
-                <w:lang w:val="en-US"/>
-              </w:rPr>
-              <w:t>=</w:t>
-            </w:r>
-            <w:proofErr w:type="gramStart"/>
-            <w:r>
-              <w:rPr>
-                <w:lang w:val="en-US"/>
-              </w:rPr>
-              <w:t>corp,DC</w:t>
-            </w:r>
-            <w:proofErr w:type="gramEnd"/>
-            <w:r>
-              <w:rPr>
-                <w:lang w:val="en-US"/>
-              </w:rPr>
-              <w:t>=</w:t>
-            </w:r>
-            <w:proofErr w:type="gramStart"/>
-            <w:r>
-              <w:rPr>
-                <w:lang w:val="en-US"/>
-              </w:rPr>
-              <w:t>voyageurtransportation,DC</w:t>
-            </w:r>
-            <w:proofErr w:type="gramEnd"/>
-            <w:r>
-              <w:rPr>
-                <w:lang w:val="en-US"/>
-              </w:rPr>
-              <w:t>=ca</w:t>
-            </w:r>
-          </w:p>
-        </w:tc>
-        <w:tc>
-          <w:tcPr>
-            <w:tcW w:w="1872" w:type="dxa"/>
-          </w:tcPr>
-          <w:p>
-            <w:pPr>
-              <w:rPr>
-                <w:lang w:val="en-US"/>
-              </w:rPr>
-            </w:pPr>
-          </w:p>
-        </w:tc>
-        <w:tc>
-          <w:tcPr>
-            <w:tcW w:w="1872" w:type="dxa"/>
-          </w:tcPr>
-          <w:p>
-            <w:pPr>
-              <w:rPr>
-                <w:lang w:val="en-US"/>
-              </w:rPr>
-            </w:pPr>
-            <w:r>
-              <w:rPr>
-                <w:lang w:val="en-US"/>
-              </w:rPr>
-              <w:t>CN=10.101.</w:t>
-            </w:r>
-            <w:proofErr w:type="gramStart"/>
-            <w:r>
-              <w:rPr>
-                <w:lang w:val="en-US"/>
-              </w:rPr>
-              <w:t>0.0</w:t>
-            </w:r>
-            <w:proofErr w:type="gramEnd"/>
-            <w:r>
-              <w:rPr>
-                <w:lang w:val="en-US"/>
-              </w:rPr>
-              <w:t>/</w:t>
-            </w:r>
-            <w:proofErr w:type="gramStart"/>
-            <w:r>
-              <w:rPr>
-                <w:lang w:val="en-US"/>
-              </w:rPr>
-              <w:t>24,CN</w:t>
-            </w:r>
-            <w:proofErr w:type="gramEnd"/>
-            <w:r>
-              <w:rPr>
-                <w:lang w:val="en-US"/>
-              </w:rPr>
-              <w:t>=</w:t>
-            </w:r>
-            <w:proofErr w:type="gramStart"/>
-            <w:r>
-              <w:rPr>
-                <w:lang w:val="en-US"/>
-              </w:rPr>
-              <w:t>Subnets,CN</w:t>
-            </w:r>
-            <w:proofErr w:type="gramEnd"/>
-            <w:r>
-              <w:rPr>
-                <w:lang w:val="en-US"/>
-              </w:rPr>
-              <w:t>=</w:t>
-            </w:r>
-            <w:proofErr w:type="gramStart"/>
-            <w:r>
-              <w:rPr>
-                <w:lang w:val="en-US"/>
-              </w:rPr>
-              <w:t>Sites,CN</w:t>
-            </w:r>
-            <w:proofErr w:type="gramEnd"/>
-            <w:r>
-              <w:rPr>
-                <w:lang w:val="en-US"/>
-              </w:rPr>
-              <w:t>=</w:t>
-            </w:r>
-            <w:proofErr w:type="gramStart"/>
-            <w:r>
-              <w:rPr>
-                <w:lang w:val="en-US"/>
-              </w:rPr>
-              <w:t>Configuration,DC</w:t>
-            </w:r>
-            <w:proofErr w:type="gramEnd"/>
-            <w:r>
-              <w:rPr>
-                <w:lang w:val="en-US"/>
-              </w:rPr>
-              <w:t>=</w:t>
-            </w:r>
-            <w:proofErr w:type="gramStart"/>
-            <w:r>
-              <w:rPr>
-                <w:lang w:val="en-US"/>
-              </w:rPr>
-              <w:t>corp,DC</w:t>
-            </w:r>
-            <w:proofErr w:type="gramEnd"/>
-            <w:r>
-              <w:rPr>
-                <w:lang w:val="en-US"/>
-              </w:rPr>
-              <w:t>=</w:t>
-            </w:r>
-            <w:proofErr w:type="gramStart"/>
-            <w:r>
-              <w:rPr>
-                <w:lang w:val="en-US"/>
-              </w:rPr>
-              <w:t>voyageurtransportation,DC</w:t>
-            </w:r>
-            <w:proofErr w:type="gramEnd"/>
-            <w:r>
-              <w:rPr>
-                <w:lang w:val="en-US"/>
-              </w:rPr>
-              <w:t>=ca</w:t>
+              <w:t>CN=London970CoLo,CN=Sites,CN=Configuration,DC=corp,DC=voyageurtransportation,DC=ca</w:t>
+            </w:r>
+          </w:p>
+        </w:tc>
+        <w:tc>
+          <w:tcPr>
+            <w:tcW w:w="1872" w:type="dxa"/>
+          </w:tcPr>
+          <w:p>
+            <w:pPr>
+              <w:rPr>
+                <w:lang w:val="en-US"/>
+              </w:rPr>
+            </w:pPr>
+          </w:p>
+        </w:tc>
+        <w:tc>
+          <w:tcPr>
+            <w:tcW w:w="1872" w:type="dxa"/>
+          </w:tcPr>
+          <w:p>
+            <w:pPr>
+              <w:rPr>
+                <w:lang w:val="en-US"/>
+              </w:rPr>
+            </w:pPr>
+            <w:r>
+              <w:rPr>
+                <w:lang w:val="en-US"/>
+              </w:rPr>
+              <w:t>CN=10.101.0.0/24,CN=Subnets,CN=Sites,CN=Configuration,DC=corp,DC=voyageurtransportation,DC=ca</w:t>
             </w:r>
           </w:p>
         </w:tc>
@@ -11501,191 +9704,37 @@
               <w:rPr>
                 <w:lang w:val="en-US"/>
               </w:rPr>
-              <w:t>CN=London970</w:t>
-            </w:r>
-            <w:proofErr w:type="gramStart"/>
-            <w:r>
-              <w:rPr>
-                <w:lang w:val="en-US"/>
-              </w:rPr>
-              <w:t>CoLo,CN</w:t>
-            </w:r>
-            <w:proofErr w:type="gramEnd"/>
-            <w:r>
-              <w:rPr>
-                <w:lang w:val="en-US"/>
-              </w:rPr>
-              <w:t>=</w:t>
-            </w:r>
-            <w:proofErr w:type="gramStart"/>
-            <w:r>
-              <w:rPr>
-                <w:lang w:val="en-US"/>
-              </w:rPr>
-              <w:t>Sites,CN</w:t>
-            </w:r>
-            <w:proofErr w:type="gramEnd"/>
-            <w:r>
-              <w:rPr>
-                <w:lang w:val="en-US"/>
-              </w:rPr>
-              <w:t>=</w:t>
-            </w:r>
-            <w:proofErr w:type="gramStart"/>
-            <w:r>
-              <w:rPr>
-                <w:lang w:val="en-US"/>
-              </w:rPr>
-              <w:t>Configuration,DC</w:t>
-            </w:r>
-            <w:proofErr w:type="gramEnd"/>
-            <w:r>
-              <w:rPr>
-                <w:lang w:val="en-US"/>
-              </w:rPr>
-              <w:t>=</w:t>
-            </w:r>
-            <w:proofErr w:type="gramStart"/>
-            <w:r>
-              <w:rPr>
-                <w:lang w:val="en-US"/>
-              </w:rPr>
-              <w:t>corp,DC</w:t>
-            </w:r>
-            <w:proofErr w:type="gramEnd"/>
-            <w:r>
-              <w:rPr>
-                <w:lang w:val="en-US"/>
-              </w:rPr>
-              <w:t>=</w:t>
-            </w:r>
-            <w:proofErr w:type="gramStart"/>
-            <w:r>
-              <w:rPr>
-                <w:lang w:val="en-US"/>
-              </w:rPr>
-              <w:t>voyageurtransportation,DC</w:t>
-            </w:r>
-            <w:proofErr w:type="gramEnd"/>
-            <w:r>
-              <w:rPr>
-                <w:lang w:val="en-US"/>
-              </w:rPr>
-              <w:t>=ca</w:t>
-            </w:r>
-          </w:p>
-        </w:tc>
-        <w:tc>
-          <w:tcPr>
-            <w:tcW w:w="1872" w:type="dxa"/>
-          </w:tcPr>
-          <w:p>
-            <w:pPr>
-              <w:rPr>
-                <w:lang w:val="en-US"/>
-              </w:rPr>
-            </w:pPr>
-          </w:p>
-        </w:tc>
-        <w:tc>
-          <w:tcPr>
-            <w:tcW w:w="1872" w:type="dxa"/>
-          </w:tcPr>
-          <w:p>
-            <w:pPr>
-              <w:rPr>
-                <w:lang w:val="en-US"/>
-              </w:rPr>
-            </w:pPr>
-            <w:r>
-              <w:rPr>
-                <w:lang w:val="en-US"/>
-              </w:rPr>
-              <w:t>CN=10.2.10.0/</w:t>
-            </w:r>
-            <w:proofErr w:type="gramStart"/>
-            <w:r>
-              <w:rPr>
-                <w:lang w:val="en-US"/>
-              </w:rPr>
-              <w:t>24,CN</w:t>
-            </w:r>
-            <w:proofErr w:type="gramEnd"/>
-            <w:r>
-              <w:rPr>
-                <w:lang w:val="en-US"/>
-              </w:rPr>
-              <w:t>=</w:t>
-            </w:r>
-            <w:proofErr w:type="gramStart"/>
-            <w:r>
-              <w:rPr>
-                <w:lang w:val="en-US"/>
-              </w:rPr>
-              <w:t>Subnets,CN</w:t>
-            </w:r>
-            <w:proofErr w:type="gramEnd"/>
-            <w:r>
-              <w:rPr>
-                <w:lang w:val="en-US"/>
-              </w:rPr>
-              <w:t>=</w:t>
-            </w:r>
-            <w:proofErr w:type="gramStart"/>
-            <w:r>
-              <w:rPr>
-                <w:lang w:val="en-US"/>
-              </w:rPr>
-              <w:t>Sites,CN</w:t>
-            </w:r>
-            <w:proofErr w:type="gramEnd"/>
-            <w:r>
-              <w:rPr>
-                <w:lang w:val="en-US"/>
-              </w:rPr>
-              <w:t>=</w:t>
-            </w:r>
-            <w:proofErr w:type="gramStart"/>
-            <w:r>
-              <w:rPr>
-                <w:lang w:val="en-US"/>
-              </w:rPr>
-              <w:t>Configuration,DC</w:t>
-            </w:r>
-            <w:proofErr w:type="gramEnd"/>
-            <w:r>
-              <w:rPr>
-                <w:lang w:val="en-US"/>
-              </w:rPr>
-              <w:t>=</w:t>
-            </w:r>
-            <w:proofErr w:type="gramStart"/>
-            <w:r>
-              <w:rPr>
-                <w:lang w:val="en-US"/>
-              </w:rPr>
-              <w:t>corp,DC</w:t>
-            </w:r>
-            <w:proofErr w:type="gramEnd"/>
-            <w:r>
-              <w:rPr>
-                <w:lang w:val="en-US"/>
-              </w:rPr>
-              <w:t>=</w:t>
-            </w:r>
-            <w:proofErr w:type="gramStart"/>
-            <w:r>
-              <w:rPr>
-                <w:lang w:val="en-US"/>
-              </w:rPr>
-              <w:t>voyageurtransportation,DC</w:t>
-            </w:r>
-            <w:proofErr w:type="gramEnd"/>
-            <w:r>
-              <w:rPr>
-                <w:lang w:val="en-US"/>
-              </w:rPr>
-              <w:t>=ca</w:t>
+              <w:t>CN=London970CoLo,CN=Sites,CN=Configuration,DC=corp,DC=voyageurtransportation,DC=ca</w:t>
+            </w:r>
+          </w:p>
+        </w:tc>
+        <w:tc>
+          <w:tcPr>
+            <w:tcW w:w="1872" w:type="dxa"/>
+          </w:tcPr>
+          <w:p>
+            <w:pPr>
+              <w:rPr>
+                <w:lang w:val="en-US"/>
+              </w:rPr>
+            </w:pPr>
+          </w:p>
+        </w:tc>
+        <w:tc>
+          <w:tcPr>
+            <w:tcW w:w="1872" w:type="dxa"/>
+          </w:tcPr>
+          <w:p>
+            <w:pPr>
+              <w:rPr>
+                <w:lang w:val="en-US"/>
+              </w:rPr>
+            </w:pPr>
+            <w:r>
+              <w:rPr>
+                <w:lang w:val="en-US"/>
+              </w:rPr>
+              <w:t>CN=10.2.10.0/24,CN=Subnets,CN=Sites,CN=Configuration,DC=corp,DC=voyageurtransportation,DC=ca</w:t>
             </w:r>
           </w:p>
         </w:tc>
@@ -11738,191 +9787,37 @@
               <w:rPr>
                 <w:lang w:val="en-US"/>
               </w:rPr>
-              <w:t>CN=London970</w:t>
-            </w:r>
-            <w:proofErr w:type="gramStart"/>
-            <w:r>
-              <w:rPr>
-                <w:lang w:val="en-US"/>
-              </w:rPr>
-              <w:t>CoLo,CN</w:t>
-            </w:r>
-            <w:proofErr w:type="gramEnd"/>
-            <w:r>
-              <w:rPr>
-                <w:lang w:val="en-US"/>
-              </w:rPr>
-              <w:t>=</w:t>
-            </w:r>
-            <w:proofErr w:type="gramStart"/>
-            <w:r>
-              <w:rPr>
-                <w:lang w:val="en-US"/>
-              </w:rPr>
-              <w:t>Sites,CN</w:t>
-            </w:r>
-            <w:proofErr w:type="gramEnd"/>
-            <w:r>
-              <w:rPr>
-                <w:lang w:val="en-US"/>
-              </w:rPr>
-              <w:t>=</w:t>
-            </w:r>
-            <w:proofErr w:type="gramStart"/>
-            <w:r>
-              <w:rPr>
-                <w:lang w:val="en-US"/>
-              </w:rPr>
-              <w:t>Configuration,DC</w:t>
-            </w:r>
-            <w:proofErr w:type="gramEnd"/>
-            <w:r>
-              <w:rPr>
-                <w:lang w:val="en-US"/>
-              </w:rPr>
-              <w:t>=</w:t>
-            </w:r>
-            <w:proofErr w:type="gramStart"/>
-            <w:r>
-              <w:rPr>
-                <w:lang w:val="en-US"/>
-              </w:rPr>
-              <w:t>corp,DC</w:t>
-            </w:r>
-            <w:proofErr w:type="gramEnd"/>
-            <w:r>
-              <w:rPr>
-                <w:lang w:val="en-US"/>
-              </w:rPr>
-              <w:t>=</w:t>
-            </w:r>
-            <w:proofErr w:type="gramStart"/>
-            <w:r>
-              <w:rPr>
-                <w:lang w:val="en-US"/>
-              </w:rPr>
-              <w:t>voyageurtransportation,DC</w:t>
-            </w:r>
-            <w:proofErr w:type="gramEnd"/>
-            <w:r>
-              <w:rPr>
-                <w:lang w:val="en-US"/>
-              </w:rPr>
-              <w:t>=ca</w:t>
-            </w:r>
-          </w:p>
-        </w:tc>
-        <w:tc>
-          <w:tcPr>
-            <w:tcW w:w="1872" w:type="dxa"/>
-          </w:tcPr>
-          <w:p>
-            <w:pPr>
-              <w:rPr>
-                <w:lang w:val="en-US"/>
-              </w:rPr>
-            </w:pPr>
-          </w:p>
-        </w:tc>
-        <w:tc>
-          <w:tcPr>
-            <w:tcW w:w="1872" w:type="dxa"/>
-          </w:tcPr>
-          <w:p>
-            <w:pPr>
-              <w:rPr>
-                <w:lang w:val="en-US"/>
-              </w:rPr>
-            </w:pPr>
-            <w:r>
-              <w:rPr>
-                <w:lang w:val="en-US"/>
-              </w:rPr>
-              <w:t>CN=10.1.2.0/</w:t>
-            </w:r>
-            <w:proofErr w:type="gramStart"/>
-            <w:r>
-              <w:rPr>
-                <w:lang w:val="en-US"/>
-              </w:rPr>
-              <w:t>24,CN</w:t>
-            </w:r>
-            <w:proofErr w:type="gramEnd"/>
-            <w:r>
-              <w:rPr>
-                <w:lang w:val="en-US"/>
-              </w:rPr>
-              <w:t>=</w:t>
-            </w:r>
-            <w:proofErr w:type="gramStart"/>
-            <w:r>
-              <w:rPr>
-                <w:lang w:val="en-US"/>
-              </w:rPr>
-              <w:t>Subnets,CN</w:t>
-            </w:r>
-            <w:proofErr w:type="gramEnd"/>
-            <w:r>
-              <w:rPr>
-                <w:lang w:val="en-US"/>
-              </w:rPr>
-              <w:t>=</w:t>
-            </w:r>
-            <w:proofErr w:type="gramStart"/>
-            <w:r>
-              <w:rPr>
-                <w:lang w:val="en-US"/>
-              </w:rPr>
-              <w:t>Sites,CN</w:t>
-            </w:r>
-            <w:proofErr w:type="gramEnd"/>
-            <w:r>
-              <w:rPr>
-                <w:lang w:val="en-US"/>
-              </w:rPr>
-              <w:t>=</w:t>
-            </w:r>
-            <w:proofErr w:type="gramStart"/>
-            <w:r>
-              <w:rPr>
-                <w:lang w:val="en-US"/>
-              </w:rPr>
-              <w:t>Configuration,DC</w:t>
-            </w:r>
-            <w:proofErr w:type="gramEnd"/>
-            <w:r>
-              <w:rPr>
-                <w:lang w:val="en-US"/>
-              </w:rPr>
-              <w:t>=</w:t>
-            </w:r>
-            <w:proofErr w:type="gramStart"/>
-            <w:r>
-              <w:rPr>
-                <w:lang w:val="en-US"/>
-              </w:rPr>
-              <w:t>corp,DC</w:t>
-            </w:r>
-            <w:proofErr w:type="gramEnd"/>
-            <w:r>
-              <w:rPr>
-                <w:lang w:val="en-US"/>
-              </w:rPr>
-              <w:t>=</w:t>
-            </w:r>
-            <w:proofErr w:type="gramStart"/>
-            <w:r>
-              <w:rPr>
-                <w:lang w:val="en-US"/>
-              </w:rPr>
-              <w:t>voyageurtransportation,DC</w:t>
-            </w:r>
-            <w:proofErr w:type="gramEnd"/>
-            <w:r>
-              <w:rPr>
-                <w:lang w:val="en-US"/>
-              </w:rPr>
-              <w:t>=ca</w:t>
+              <w:t>CN=London970CoLo,CN=Sites,CN=Configuration,DC=corp,DC=voyageurtransportation,DC=ca</w:t>
+            </w:r>
+          </w:p>
+        </w:tc>
+        <w:tc>
+          <w:tcPr>
+            <w:tcW w:w="1872" w:type="dxa"/>
+          </w:tcPr>
+          <w:p>
+            <w:pPr>
+              <w:rPr>
+                <w:lang w:val="en-US"/>
+              </w:rPr>
+            </w:pPr>
+          </w:p>
+        </w:tc>
+        <w:tc>
+          <w:tcPr>
+            <w:tcW w:w="1872" w:type="dxa"/>
+          </w:tcPr>
+          <w:p>
+            <w:pPr>
+              <w:rPr>
+                <w:lang w:val="en-US"/>
+              </w:rPr>
+            </w:pPr>
+            <w:r>
+              <w:rPr>
+                <w:lang w:val="en-US"/>
+              </w:rPr>
+              <w:t>CN=10.1.2.0/24,CN=Subnets,CN=Sites,CN=Configuration,DC=corp,DC=voyageurtransportation,DC=ca</w:t>
             </w:r>
           </w:p>
         </w:tc>
@@ -11978,205 +9873,37 @@
               <w:rPr>
                 <w:lang w:val="en-US"/>
               </w:rPr>
-              <w:t>CN=London970</w:t>
-            </w:r>
-            <w:proofErr w:type="gramStart"/>
-            <w:r>
-              <w:rPr>
-                <w:lang w:val="en-US"/>
-              </w:rPr>
-              <w:t>CoLo,CN</w:t>
-            </w:r>
-            <w:proofErr w:type="gramEnd"/>
-            <w:r>
-              <w:rPr>
-                <w:lang w:val="en-US"/>
-              </w:rPr>
-              <w:t>=</w:t>
-            </w:r>
-            <w:proofErr w:type="gramStart"/>
-            <w:r>
-              <w:rPr>
-                <w:lang w:val="en-US"/>
-              </w:rPr>
-              <w:t>Sites,CN</w:t>
-            </w:r>
-            <w:proofErr w:type="gramEnd"/>
-            <w:r>
-              <w:rPr>
-                <w:lang w:val="en-US"/>
-              </w:rPr>
-              <w:t>=</w:t>
-            </w:r>
-            <w:proofErr w:type="gramStart"/>
-            <w:r>
-              <w:rPr>
-                <w:lang w:val="en-US"/>
-              </w:rPr>
-              <w:t>Configuration,DC</w:t>
-            </w:r>
-            <w:proofErr w:type="gramEnd"/>
-            <w:r>
-              <w:rPr>
-                <w:lang w:val="en-US"/>
-              </w:rPr>
-              <w:t>=</w:t>
-            </w:r>
-            <w:proofErr w:type="gramStart"/>
-            <w:r>
-              <w:rPr>
-                <w:lang w:val="en-US"/>
-              </w:rPr>
-              <w:t>corp,DC</w:t>
-            </w:r>
-            <w:proofErr w:type="gramEnd"/>
-            <w:r>
-              <w:rPr>
-                <w:lang w:val="en-US"/>
-              </w:rPr>
-              <w:t>=</w:t>
-            </w:r>
-            <w:proofErr w:type="gramStart"/>
-            <w:r>
-              <w:rPr>
-                <w:lang w:val="en-US"/>
-              </w:rPr>
-              <w:t>voyageurtransportation,DC</w:t>
-            </w:r>
-            <w:proofErr w:type="gramEnd"/>
-            <w:r>
-              <w:rPr>
-                <w:lang w:val="en-US"/>
-              </w:rPr>
-              <w:t>=ca</w:t>
-            </w:r>
-          </w:p>
-        </w:tc>
-        <w:tc>
-          <w:tcPr>
-            <w:tcW w:w="1872" w:type="dxa"/>
-          </w:tcPr>
-          <w:p>
-            <w:pPr>
-              <w:rPr>
-                <w:lang w:val="en-US"/>
-              </w:rPr>
-            </w:pPr>
-          </w:p>
-        </w:tc>
-        <w:tc>
-          <w:tcPr>
-            <w:tcW w:w="1872" w:type="dxa"/>
-          </w:tcPr>
-          <w:p>
-            <w:pPr>
-              <w:rPr>
-                <w:lang w:val="en-US"/>
-              </w:rPr>
-            </w:pPr>
-            <w:r>
-              <w:rPr>
-                <w:lang w:val="en-US"/>
-              </w:rPr>
-              <w:t>CN=10.1.</w:t>
-            </w:r>
-            <w:proofErr w:type="gramStart"/>
-            <w:r>
-              <w:rPr>
-                <w:lang w:val="en-US"/>
-              </w:rPr>
-              <w:t>60.0</w:t>
-            </w:r>
-            <w:proofErr w:type="gramEnd"/>
-            <w:r>
-              <w:rPr>
-                <w:lang w:val="en-US"/>
-              </w:rPr>
-              <w:t>/</w:t>
-            </w:r>
-            <w:proofErr w:type="gramStart"/>
-            <w:r>
-              <w:rPr>
-                <w:lang w:val="en-US"/>
-              </w:rPr>
-              <w:t>24,CN</w:t>
-            </w:r>
-            <w:proofErr w:type="gramEnd"/>
-            <w:r>
-              <w:rPr>
-                <w:lang w:val="en-US"/>
-              </w:rPr>
-              <w:t>=</w:t>
-            </w:r>
-            <w:proofErr w:type="gramStart"/>
-            <w:r>
-              <w:rPr>
-                <w:lang w:val="en-US"/>
-              </w:rPr>
-              <w:t>Subnets,CN</w:t>
-            </w:r>
-            <w:proofErr w:type="gramEnd"/>
-            <w:r>
-              <w:rPr>
-                <w:lang w:val="en-US"/>
-              </w:rPr>
-              <w:t>=</w:t>
-            </w:r>
-            <w:proofErr w:type="gramStart"/>
-            <w:r>
-              <w:rPr>
-                <w:lang w:val="en-US"/>
-              </w:rPr>
-              <w:t>Sites,CN</w:t>
-            </w:r>
-            <w:proofErr w:type="gramEnd"/>
-            <w:r>
-              <w:rPr>
-                <w:lang w:val="en-US"/>
-              </w:rPr>
-              <w:t>=</w:t>
-            </w:r>
-            <w:proofErr w:type="gramStart"/>
-            <w:r>
-              <w:rPr>
-                <w:lang w:val="en-US"/>
-              </w:rPr>
-              <w:t>Configuration,DC</w:t>
-            </w:r>
-            <w:proofErr w:type="gramEnd"/>
-            <w:r>
-              <w:rPr>
-                <w:lang w:val="en-US"/>
-              </w:rPr>
-              <w:t>=</w:t>
-            </w:r>
-            <w:proofErr w:type="gramStart"/>
-            <w:r>
-              <w:rPr>
-                <w:lang w:val="en-US"/>
-              </w:rPr>
-              <w:t>corp,DC</w:t>
-            </w:r>
-            <w:proofErr w:type="gramEnd"/>
-            <w:r>
-              <w:rPr>
-                <w:lang w:val="en-US"/>
-              </w:rPr>
-              <w:t>=</w:t>
-            </w:r>
-            <w:proofErr w:type="gramStart"/>
-            <w:r>
-              <w:rPr>
-                <w:lang w:val="en-US"/>
-              </w:rPr>
-              <w:t>voyageurtransportation,DC</w:t>
-            </w:r>
-            <w:proofErr w:type="gramEnd"/>
-            <w:r>
-              <w:rPr>
-                <w:lang w:val="en-US"/>
-              </w:rPr>
-              <w:t>=ca</w:t>
+              <w:t>CN=London970CoLo,CN=Sites,CN=Configuration,DC=corp,DC=voyageurtransportation,DC=ca</w:t>
+            </w:r>
+          </w:p>
+        </w:tc>
+        <w:tc>
+          <w:tcPr>
+            <w:tcW w:w="1872" w:type="dxa"/>
+          </w:tcPr>
+          <w:p>
+            <w:pPr>
+              <w:rPr>
+                <w:lang w:val="en-US"/>
+              </w:rPr>
+            </w:pPr>
+          </w:p>
+        </w:tc>
+        <w:tc>
+          <w:tcPr>
+            <w:tcW w:w="1872" w:type="dxa"/>
+          </w:tcPr>
+          <w:p>
+            <w:pPr>
+              <w:rPr>
+                <w:lang w:val="en-US"/>
+              </w:rPr>
+            </w:pPr>
+            <w:r>
+              <w:rPr>
+                <w:lang w:val="en-US"/>
+              </w:rPr>
+              <w:t>CN=10.1.60.0/24,CN=Subnets,CN=Sites,CN=Configuration,DC=corp,DC=voyageurtransportation,DC=ca</w:t>
             </w:r>
           </w:p>
         </w:tc>
@@ -12229,191 +9956,37 @@
               <w:rPr>
                 <w:lang w:val="en-US"/>
               </w:rPr>
-              <w:t>CN=London970</w:t>
-            </w:r>
-            <w:proofErr w:type="gramStart"/>
-            <w:r>
-              <w:rPr>
-                <w:lang w:val="en-US"/>
-              </w:rPr>
-              <w:t>CoLo,CN</w:t>
-            </w:r>
-            <w:proofErr w:type="gramEnd"/>
-            <w:r>
-              <w:rPr>
-                <w:lang w:val="en-US"/>
-              </w:rPr>
-              <w:t>=</w:t>
-            </w:r>
-            <w:proofErr w:type="gramStart"/>
-            <w:r>
-              <w:rPr>
-                <w:lang w:val="en-US"/>
-              </w:rPr>
-              <w:t>Sites,CN</w:t>
-            </w:r>
-            <w:proofErr w:type="gramEnd"/>
-            <w:r>
-              <w:rPr>
-                <w:lang w:val="en-US"/>
-              </w:rPr>
-              <w:t>=</w:t>
-            </w:r>
-            <w:proofErr w:type="gramStart"/>
-            <w:r>
-              <w:rPr>
-                <w:lang w:val="en-US"/>
-              </w:rPr>
-              <w:t>Configuration,DC</w:t>
-            </w:r>
-            <w:proofErr w:type="gramEnd"/>
-            <w:r>
-              <w:rPr>
-                <w:lang w:val="en-US"/>
-              </w:rPr>
-              <w:t>=</w:t>
-            </w:r>
-            <w:proofErr w:type="gramStart"/>
-            <w:r>
-              <w:rPr>
-                <w:lang w:val="en-US"/>
-              </w:rPr>
-              <w:t>corp,DC</w:t>
-            </w:r>
-            <w:proofErr w:type="gramEnd"/>
-            <w:r>
-              <w:rPr>
-                <w:lang w:val="en-US"/>
-              </w:rPr>
-              <w:t>=</w:t>
-            </w:r>
-            <w:proofErr w:type="gramStart"/>
-            <w:r>
-              <w:rPr>
-                <w:lang w:val="en-US"/>
-              </w:rPr>
-              <w:t>voyageurtransportation,DC</w:t>
-            </w:r>
-            <w:proofErr w:type="gramEnd"/>
-            <w:r>
-              <w:rPr>
-                <w:lang w:val="en-US"/>
-              </w:rPr>
-              <w:t>=ca</w:t>
-            </w:r>
-          </w:p>
-        </w:tc>
-        <w:tc>
-          <w:tcPr>
-            <w:tcW w:w="1872" w:type="dxa"/>
-          </w:tcPr>
-          <w:p>
-            <w:pPr>
-              <w:rPr>
-                <w:lang w:val="en-US"/>
-              </w:rPr>
-            </w:pPr>
-          </w:p>
-        </w:tc>
-        <w:tc>
-          <w:tcPr>
-            <w:tcW w:w="1872" w:type="dxa"/>
-          </w:tcPr>
-          <w:p>
-            <w:pPr>
-              <w:rPr>
-                <w:lang w:val="en-US"/>
-              </w:rPr>
-            </w:pPr>
-            <w:r>
-              <w:rPr>
-                <w:lang w:val="en-US"/>
-              </w:rPr>
-              <w:t>CN=10.1.3.0/</w:t>
-            </w:r>
-            <w:proofErr w:type="gramStart"/>
-            <w:r>
-              <w:rPr>
-                <w:lang w:val="en-US"/>
-              </w:rPr>
-              <w:t>24,CN</w:t>
-            </w:r>
-            <w:proofErr w:type="gramEnd"/>
-            <w:r>
-              <w:rPr>
-                <w:lang w:val="en-US"/>
-              </w:rPr>
-              <w:t>=</w:t>
-            </w:r>
-            <w:proofErr w:type="gramStart"/>
-            <w:r>
-              <w:rPr>
-                <w:lang w:val="en-US"/>
-              </w:rPr>
-              <w:t>Subnets,CN</w:t>
-            </w:r>
-            <w:proofErr w:type="gramEnd"/>
-            <w:r>
-              <w:rPr>
-                <w:lang w:val="en-US"/>
-              </w:rPr>
-              <w:t>=</w:t>
-            </w:r>
-            <w:proofErr w:type="gramStart"/>
-            <w:r>
-              <w:rPr>
-                <w:lang w:val="en-US"/>
-              </w:rPr>
-              <w:t>Sites,CN</w:t>
-            </w:r>
-            <w:proofErr w:type="gramEnd"/>
-            <w:r>
-              <w:rPr>
-                <w:lang w:val="en-US"/>
-              </w:rPr>
-              <w:t>=</w:t>
-            </w:r>
-            <w:proofErr w:type="gramStart"/>
-            <w:r>
-              <w:rPr>
-                <w:lang w:val="en-US"/>
-              </w:rPr>
-              <w:t>Configuration,DC</w:t>
-            </w:r>
-            <w:proofErr w:type="gramEnd"/>
-            <w:r>
-              <w:rPr>
-                <w:lang w:val="en-US"/>
-              </w:rPr>
-              <w:t>=</w:t>
-            </w:r>
-            <w:proofErr w:type="gramStart"/>
-            <w:r>
-              <w:rPr>
-                <w:lang w:val="en-US"/>
-              </w:rPr>
-              <w:t>corp,DC</w:t>
-            </w:r>
-            <w:proofErr w:type="gramEnd"/>
-            <w:r>
-              <w:rPr>
-                <w:lang w:val="en-US"/>
-              </w:rPr>
-              <w:t>=</w:t>
-            </w:r>
-            <w:proofErr w:type="gramStart"/>
-            <w:r>
-              <w:rPr>
-                <w:lang w:val="en-US"/>
-              </w:rPr>
-              <w:t>voyageurtransportation,DC</w:t>
-            </w:r>
-            <w:proofErr w:type="gramEnd"/>
-            <w:r>
-              <w:rPr>
-                <w:lang w:val="en-US"/>
-              </w:rPr>
-              <w:t>=ca</w:t>
+              <w:t>CN=London970CoLo,CN=Sites,CN=Configuration,DC=corp,DC=voyageurtransportation,DC=ca</w:t>
+            </w:r>
+          </w:p>
+        </w:tc>
+        <w:tc>
+          <w:tcPr>
+            <w:tcW w:w="1872" w:type="dxa"/>
+          </w:tcPr>
+          <w:p>
+            <w:pPr>
+              <w:rPr>
+                <w:lang w:val="en-US"/>
+              </w:rPr>
+            </w:pPr>
+          </w:p>
+        </w:tc>
+        <w:tc>
+          <w:tcPr>
+            <w:tcW w:w="1872" w:type="dxa"/>
+          </w:tcPr>
+          <w:p>
+            <w:pPr>
+              <w:rPr>
+                <w:lang w:val="en-US"/>
+              </w:rPr>
+            </w:pPr>
+            <w:r>
+              <w:rPr>
+                <w:lang w:val="en-US"/>
+              </w:rPr>
+              <w:t>CN=10.1.3.0/24,CN=Subnets,CN=Sites,CN=Configuration,DC=corp,DC=voyageurtransportation,DC=ca</w:t>
             </w:r>
           </w:p>
         </w:tc>
@@ -12469,191 +10042,37 @@
               <w:rPr>
                 <w:lang w:val="en-US"/>
               </w:rPr>
-              <w:t>CN=London970</w:t>
-            </w:r>
-            <w:proofErr w:type="gramStart"/>
-            <w:r>
-              <w:rPr>
-                <w:lang w:val="en-US"/>
-              </w:rPr>
-              <w:t>CoLo,CN</w:t>
-            </w:r>
-            <w:proofErr w:type="gramEnd"/>
-            <w:r>
-              <w:rPr>
-                <w:lang w:val="en-US"/>
-              </w:rPr>
-              <w:t>=</w:t>
-            </w:r>
-            <w:proofErr w:type="gramStart"/>
-            <w:r>
-              <w:rPr>
-                <w:lang w:val="en-US"/>
-              </w:rPr>
-              <w:t>Sites,CN</w:t>
-            </w:r>
-            <w:proofErr w:type="gramEnd"/>
-            <w:r>
-              <w:rPr>
-                <w:lang w:val="en-US"/>
-              </w:rPr>
-              <w:t>=</w:t>
-            </w:r>
-            <w:proofErr w:type="gramStart"/>
-            <w:r>
-              <w:rPr>
-                <w:lang w:val="en-US"/>
-              </w:rPr>
-              <w:t>Configuration,DC</w:t>
-            </w:r>
-            <w:proofErr w:type="gramEnd"/>
-            <w:r>
-              <w:rPr>
-                <w:lang w:val="en-US"/>
-              </w:rPr>
-              <w:t>=</w:t>
-            </w:r>
-            <w:proofErr w:type="gramStart"/>
-            <w:r>
-              <w:rPr>
-                <w:lang w:val="en-US"/>
-              </w:rPr>
-              <w:t>corp,DC</w:t>
-            </w:r>
-            <w:proofErr w:type="gramEnd"/>
-            <w:r>
-              <w:rPr>
-                <w:lang w:val="en-US"/>
-              </w:rPr>
-              <w:t>=</w:t>
-            </w:r>
-            <w:proofErr w:type="gramStart"/>
-            <w:r>
-              <w:rPr>
-                <w:lang w:val="en-US"/>
-              </w:rPr>
-              <w:t>voyageurtransportation,DC</w:t>
-            </w:r>
-            <w:proofErr w:type="gramEnd"/>
-            <w:r>
-              <w:rPr>
-                <w:lang w:val="en-US"/>
-              </w:rPr>
-              <w:t>=ca</w:t>
-            </w:r>
-          </w:p>
-        </w:tc>
-        <w:tc>
-          <w:tcPr>
-            <w:tcW w:w="1872" w:type="dxa"/>
-          </w:tcPr>
-          <w:p>
-            <w:pPr>
-              <w:rPr>
-                <w:lang w:val="en-US"/>
-              </w:rPr>
-            </w:pPr>
-          </w:p>
-        </w:tc>
-        <w:tc>
-          <w:tcPr>
-            <w:tcW w:w="1872" w:type="dxa"/>
-          </w:tcPr>
-          <w:p>
-            <w:pPr>
-              <w:rPr>
-                <w:lang w:val="en-US"/>
-              </w:rPr>
-            </w:pPr>
-            <w:r>
-              <w:rPr>
-                <w:lang w:val="en-US"/>
-              </w:rPr>
-              <w:t>CN=10.200.10.0/</w:t>
-            </w:r>
-            <w:proofErr w:type="gramStart"/>
-            <w:r>
-              <w:rPr>
-                <w:lang w:val="en-US"/>
-              </w:rPr>
-              <w:t>24,CN</w:t>
-            </w:r>
-            <w:proofErr w:type="gramEnd"/>
-            <w:r>
-              <w:rPr>
-                <w:lang w:val="en-US"/>
-              </w:rPr>
-              <w:t>=</w:t>
-            </w:r>
-            <w:proofErr w:type="gramStart"/>
-            <w:r>
-              <w:rPr>
-                <w:lang w:val="en-US"/>
-              </w:rPr>
-              <w:t>Subnets,CN</w:t>
-            </w:r>
-            <w:proofErr w:type="gramEnd"/>
-            <w:r>
-              <w:rPr>
-                <w:lang w:val="en-US"/>
-              </w:rPr>
-              <w:t>=</w:t>
-            </w:r>
-            <w:proofErr w:type="gramStart"/>
-            <w:r>
-              <w:rPr>
-                <w:lang w:val="en-US"/>
-              </w:rPr>
-              <w:t>Sites,CN</w:t>
-            </w:r>
-            <w:proofErr w:type="gramEnd"/>
-            <w:r>
-              <w:rPr>
-                <w:lang w:val="en-US"/>
-              </w:rPr>
-              <w:t>=</w:t>
-            </w:r>
-            <w:proofErr w:type="gramStart"/>
-            <w:r>
-              <w:rPr>
-                <w:lang w:val="en-US"/>
-              </w:rPr>
-              <w:t>Configuration,DC</w:t>
-            </w:r>
-            <w:proofErr w:type="gramEnd"/>
-            <w:r>
-              <w:rPr>
-                <w:lang w:val="en-US"/>
-              </w:rPr>
-              <w:t>=</w:t>
-            </w:r>
-            <w:proofErr w:type="gramStart"/>
-            <w:r>
-              <w:rPr>
-                <w:lang w:val="en-US"/>
-              </w:rPr>
-              <w:t>corp,DC</w:t>
-            </w:r>
-            <w:proofErr w:type="gramEnd"/>
-            <w:r>
-              <w:rPr>
-                <w:lang w:val="en-US"/>
-              </w:rPr>
-              <w:t>=</w:t>
-            </w:r>
-            <w:proofErr w:type="gramStart"/>
-            <w:r>
-              <w:rPr>
-                <w:lang w:val="en-US"/>
-              </w:rPr>
-              <w:t>voyageurtransportation,DC</w:t>
-            </w:r>
-            <w:proofErr w:type="gramEnd"/>
-            <w:r>
-              <w:rPr>
-                <w:lang w:val="en-US"/>
-              </w:rPr>
-              <w:t>=ca</w:t>
+              <w:t>CN=London970CoLo,CN=Sites,CN=Configuration,DC=corp,DC=voyageurtransportation,DC=ca</w:t>
+            </w:r>
+          </w:p>
+        </w:tc>
+        <w:tc>
+          <w:tcPr>
+            <w:tcW w:w="1872" w:type="dxa"/>
+          </w:tcPr>
+          <w:p>
+            <w:pPr>
+              <w:rPr>
+                <w:lang w:val="en-US"/>
+              </w:rPr>
+            </w:pPr>
+          </w:p>
+        </w:tc>
+        <w:tc>
+          <w:tcPr>
+            <w:tcW w:w="1872" w:type="dxa"/>
+          </w:tcPr>
+          <w:p>
+            <w:pPr>
+              <w:rPr>
+                <w:lang w:val="en-US"/>
+              </w:rPr>
+            </w:pPr>
+            <w:r>
+              <w:rPr>
+                <w:lang w:val="en-US"/>
+              </w:rPr>
+              <w:t>CN=10.200.10.0/24,CN=Subnets,CN=Sites,CN=Configuration,DC=corp,DC=voyageurtransportation,DC=ca</w:t>
             </w:r>
           </w:p>
         </w:tc>
@@ -12706,191 +10125,37 @@
               <w:rPr>
                 <w:lang w:val="en-US"/>
               </w:rPr>
-              <w:t>CN=London970</w:t>
-            </w:r>
-            <w:proofErr w:type="gramStart"/>
-            <w:r>
-              <w:rPr>
-                <w:lang w:val="en-US"/>
-              </w:rPr>
-              <w:t>CoLo,CN</w:t>
-            </w:r>
-            <w:proofErr w:type="gramEnd"/>
-            <w:r>
-              <w:rPr>
-                <w:lang w:val="en-US"/>
-              </w:rPr>
-              <w:t>=</w:t>
-            </w:r>
-            <w:proofErr w:type="gramStart"/>
-            <w:r>
-              <w:rPr>
-                <w:lang w:val="en-US"/>
-              </w:rPr>
-              <w:t>Sites,CN</w:t>
-            </w:r>
-            <w:proofErr w:type="gramEnd"/>
-            <w:r>
-              <w:rPr>
-                <w:lang w:val="en-US"/>
-              </w:rPr>
-              <w:t>=</w:t>
-            </w:r>
-            <w:proofErr w:type="gramStart"/>
-            <w:r>
-              <w:rPr>
-                <w:lang w:val="en-US"/>
-              </w:rPr>
-              <w:t>Configuration,DC</w:t>
-            </w:r>
-            <w:proofErr w:type="gramEnd"/>
-            <w:r>
-              <w:rPr>
-                <w:lang w:val="en-US"/>
-              </w:rPr>
-              <w:t>=</w:t>
-            </w:r>
-            <w:proofErr w:type="gramStart"/>
-            <w:r>
-              <w:rPr>
-                <w:lang w:val="en-US"/>
-              </w:rPr>
-              <w:t>corp,DC</w:t>
-            </w:r>
-            <w:proofErr w:type="gramEnd"/>
-            <w:r>
-              <w:rPr>
-                <w:lang w:val="en-US"/>
-              </w:rPr>
-              <w:t>=</w:t>
-            </w:r>
-            <w:proofErr w:type="gramStart"/>
-            <w:r>
-              <w:rPr>
-                <w:lang w:val="en-US"/>
-              </w:rPr>
-              <w:t>voyageurtransportation,DC</w:t>
-            </w:r>
-            <w:proofErr w:type="gramEnd"/>
-            <w:r>
-              <w:rPr>
-                <w:lang w:val="en-US"/>
-              </w:rPr>
-              <w:t>=ca</w:t>
-            </w:r>
-          </w:p>
-        </w:tc>
-        <w:tc>
-          <w:tcPr>
-            <w:tcW w:w="1872" w:type="dxa"/>
-          </w:tcPr>
-          <w:p>
-            <w:pPr>
-              <w:rPr>
-                <w:lang w:val="en-US"/>
-              </w:rPr>
-            </w:pPr>
-          </w:p>
-        </w:tc>
-        <w:tc>
-          <w:tcPr>
-            <w:tcW w:w="1872" w:type="dxa"/>
-          </w:tcPr>
-          <w:p>
-            <w:pPr>
-              <w:rPr>
-                <w:lang w:val="en-US"/>
-              </w:rPr>
-            </w:pPr>
-            <w:r>
-              <w:rPr>
-                <w:lang w:val="en-US"/>
-              </w:rPr>
-              <w:t>CN=10.40.72.0/</w:t>
-            </w:r>
-            <w:proofErr w:type="gramStart"/>
-            <w:r>
-              <w:rPr>
-                <w:lang w:val="en-US"/>
-              </w:rPr>
-              <w:t>28,CN</w:t>
-            </w:r>
-            <w:proofErr w:type="gramEnd"/>
-            <w:r>
-              <w:rPr>
-                <w:lang w:val="en-US"/>
-              </w:rPr>
-              <w:t>=</w:t>
-            </w:r>
-            <w:proofErr w:type="gramStart"/>
-            <w:r>
-              <w:rPr>
-                <w:lang w:val="en-US"/>
-              </w:rPr>
-              <w:t>Subnets,CN</w:t>
-            </w:r>
-            <w:proofErr w:type="gramEnd"/>
-            <w:r>
-              <w:rPr>
-                <w:lang w:val="en-US"/>
-              </w:rPr>
-              <w:t>=</w:t>
-            </w:r>
-            <w:proofErr w:type="gramStart"/>
-            <w:r>
-              <w:rPr>
-                <w:lang w:val="en-US"/>
-              </w:rPr>
-              <w:t>Sites,CN</w:t>
-            </w:r>
-            <w:proofErr w:type="gramEnd"/>
-            <w:r>
-              <w:rPr>
-                <w:lang w:val="en-US"/>
-              </w:rPr>
-              <w:t>=</w:t>
-            </w:r>
-            <w:proofErr w:type="gramStart"/>
-            <w:r>
-              <w:rPr>
-                <w:lang w:val="en-US"/>
-              </w:rPr>
-              <w:t>Configuration,DC</w:t>
-            </w:r>
-            <w:proofErr w:type="gramEnd"/>
-            <w:r>
-              <w:rPr>
-                <w:lang w:val="en-US"/>
-              </w:rPr>
-              <w:t>=</w:t>
-            </w:r>
-            <w:proofErr w:type="gramStart"/>
-            <w:r>
-              <w:rPr>
-                <w:lang w:val="en-US"/>
-              </w:rPr>
-              <w:t>corp,DC</w:t>
-            </w:r>
-            <w:proofErr w:type="gramEnd"/>
-            <w:r>
-              <w:rPr>
-                <w:lang w:val="en-US"/>
-              </w:rPr>
-              <w:t>=</w:t>
-            </w:r>
-            <w:proofErr w:type="gramStart"/>
-            <w:r>
-              <w:rPr>
-                <w:lang w:val="en-US"/>
-              </w:rPr>
-              <w:t>voyageurtransportation,DC</w:t>
-            </w:r>
-            <w:proofErr w:type="gramEnd"/>
-            <w:r>
-              <w:rPr>
-                <w:lang w:val="en-US"/>
-              </w:rPr>
-              <w:t>=ca</w:t>
+              <w:t>CN=London970CoLo,CN=Sites,CN=Configuration,DC=corp,DC=voyageurtransportation,DC=ca</w:t>
+            </w:r>
+          </w:p>
+        </w:tc>
+        <w:tc>
+          <w:tcPr>
+            <w:tcW w:w="1872" w:type="dxa"/>
+          </w:tcPr>
+          <w:p>
+            <w:pPr>
+              <w:rPr>
+                <w:lang w:val="en-US"/>
+              </w:rPr>
+            </w:pPr>
+          </w:p>
+        </w:tc>
+        <w:tc>
+          <w:tcPr>
+            <w:tcW w:w="1872" w:type="dxa"/>
+          </w:tcPr>
+          <w:p>
+            <w:pPr>
+              <w:rPr>
+                <w:lang w:val="en-US"/>
+              </w:rPr>
+            </w:pPr>
+            <w:r>
+              <w:rPr>
+                <w:lang w:val="en-US"/>
+              </w:rPr>
+              <w:t>CN=10.40.72.0/28,CN=Subnets,CN=Sites,CN=Configuration,DC=corp,DC=voyageurtransportation,DC=ca</w:t>
             </w:r>
           </w:p>
         </w:tc>
@@ -12946,191 +10211,37 @@
               <w:rPr>
                 <w:lang w:val="en-US"/>
               </w:rPr>
-              <w:t>CN=London970</w:t>
-            </w:r>
-            <w:proofErr w:type="gramStart"/>
-            <w:r>
-              <w:rPr>
-                <w:lang w:val="en-US"/>
-              </w:rPr>
-              <w:t>CoLo,CN</w:t>
-            </w:r>
-            <w:proofErr w:type="gramEnd"/>
-            <w:r>
-              <w:rPr>
-                <w:lang w:val="en-US"/>
-              </w:rPr>
-              <w:t>=</w:t>
-            </w:r>
-            <w:proofErr w:type="gramStart"/>
-            <w:r>
-              <w:rPr>
-                <w:lang w:val="en-US"/>
-              </w:rPr>
-              <w:t>Sites,CN</w:t>
-            </w:r>
-            <w:proofErr w:type="gramEnd"/>
-            <w:r>
-              <w:rPr>
-                <w:lang w:val="en-US"/>
-              </w:rPr>
-              <w:t>=</w:t>
-            </w:r>
-            <w:proofErr w:type="gramStart"/>
-            <w:r>
-              <w:rPr>
-                <w:lang w:val="en-US"/>
-              </w:rPr>
-              <w:t>Configuration,DC</w:t>
-            </w:r>
-            <w:proofErr w:type="gramEnd"/>
-            <w:r>
-              <w:rPr>
-                <w:lang w:val="en-US"/>
-              </w:rPr>
-              <w:t>=</w:t>
-            </w:r>
-            <w:proofErr w:type="gramStart"/>
-            <w:r>
-              <w:rPr>
-                <w:lang w:val="en-US"/>
-              </w:rPr>
-              <w:t>corp,DC</w:t>
-            </w:r>
-            <w:proofErr w:type="gramEnd"/>
-            <w:r>
-              <w:rPr>
-                <w:lang w:val="en-US"/>
-              </w:rPr>
-              <w:t>=</w:t>
-            </w:r>
-            <w:proofErr w:type="gramStart"/>
-            <w:r>
-              <w:rPr>
-                <w:lang w:val="en-US"/>
-              </w:rPr>
-              <w:t>voyageurtransportation,DC</w:t>
-            </w:r>
-            <w:proofErr w:type="gramEnd"/>
-            <w:r>
-              <w:rPr>
-                <w:lang w:val="en-US"/>
-              </w:rPr>
-              <w:t>=ca</w:t>
-            </w:r>
-          </w:p>
-        </w:tc>
-        <w:tc>
-          <w:tcPr>
-            <w:tcW w:w="1872" w:type="dxa"/>
-          </w:tcPr>
-          <w:p>
-            <w:pPr>
-              <w:rPr>
-                <w:lang w:val="en-US"/>
-              </w:rPr>
-            </w:pPr>
-          </w:p>
-        </w:tc>
-        <w:tc>
-          <w:tcPr>
-            <w:tcW w:w="1872" w:type="dxa"/>
-          </w:tcPr>
-          <w:p>
-            <w:pPr>
-              <w:rPr>
-                <w:lang w:val="en-US"/>
-              </w:rPr>
-            </w:pPr>
-            <w:r>
-              <w:rPr>
-                <w:lang w:val="en-US"/>
-              </w:rPr>
-              <w:t>CN=10.40.72.16/</w:t>
-            </w:r>
-            <w:proofErr w:type="gramStart"/>
-            <w:r>
-              <w:rPr>
-                <w:lang w:val="en-US"/>
-              </w:rPr>
-              <w:t>28,CN</w:t>
-            </w:r>
-            <w:proofErr w:type="gramEnd"/>
-            <w:r>
-              <w:rPr>
-                <w:lang w:val="en-US"/>
-              </w:rPr>
-              <w:t>=</w:t>
-            </w:r>
-            <w:proofErr w:type="gramStart"/>
-            <w:r>
-              <w:rPr>
-                <w:lang w:val="en-US"/>
-              </w:rPr>
-              <w:t>Subnets,CN</w:t>
-            </w:r>
-            <w:proofErr w:type="gramEnd"/>
-            <w:r>
-              <w:rPr>
-                <w:lang w:val="en-US"/>
-              </w:rPr>
-              <w:t>=</w:t>
-            </w:r>
-            <w:proofErr w:type="gramStart"/>
-            <w:r>
-              <w:rPr>
-                <w:lang w:val="en-US"/>
-              </w:rPr>
-              <w:t>Sites,CN</w:t>
-            </w:r>
-            <w:proofErr w:type="gramEnd"/>
-            <w:r>
-              <w:rPr>
-                <w:lang w:val="en-US"/>
-              </w:rPr>
-              <w:t>=</w:t>
-            </w:r>
-            <w:proofErr w:type="gramStart"/>
-            <w:r>
-              <w:rPr>
-                <w:lang w:val="en-US"/>
-              </w:rPr>
-              <w:t>Configuration,DC</w:t>
-            </w:r>
-            <w:proofErr w:type="gramEnd"/>
-            <w:r>
-              <w:rPr>
-                <w:lang w:val="en-US"/>
-              </w:rPr>
-              <w:t>=</w:t>
-            </w:r>
-            <w:proofErr w:type="gramStart"/>
-            <w:r>
-              <w:rPr>
-                <w:lang w:val="en-US"/>
-              </w:rPr>
-              <w:t>corp,DC</w:t>
-            </w:r>
-            <w:proofErr w:type="gramEnd"/>
-            <w:r>
-              <w:rPr>
-                <w:lang w:val="en-US"/>
-              </w:rPr>
-              <w:t>=</w:t>
-            </w:r>
-            <w:proofErr w:type="gramStart"/>
-            <w:r>
-              <w:rPr>
-                <w:lang w:val="en-US"/>
-              </w:rPr>
-              <w:t>voyageurtransportation,DC</w:t>
-            </w:r>
-            <w:proofErr w:type="gramEnd"/>
-            <w:r>
-              <w:rPr>
-                <w:lang w:val="en-US"/>
-              </w:rPr>
-              <w:t>=ca</w:t>
+              <w:t>CN=London970CoLo,CN=Sites,CN=Configuration,DC=corp,DC=voyageurtransportation,DC=ca</w:t>
+            </w:r>
+          </w:p>
+        </w:tc>
+        <w:tc>
+          <w:tcPr>
+            <w:tcW w:w="1872" w:type="dxa"/>
+          </w:tcPr>
+          <w:p>
+            <w:pPr>
+              <w:rPr>
+                <w:lang w:val="en-US"/>
+              </w:rPr>
+            </w:pPr>
+          </w:p>
+        </w:tc>
+        <w:tc>
+          <w:tcPr>
+            <w:tcW w:w="1872" w:type="dxa"/>
+          </w:tcPr>
+          <w:p>
+            <w:pPr>
+              <w:rPr>
+                <w:lang w:val="en-US"/>
+              </w:rPr>
+            </w:pPr>
+            <w:r>
+              <w:rPr>
+                <w:lang w:val="en-US"/>
+              </w:rPr>
+              <w:t>CN=10.40.72.16/28,CN=Subnets,CN=Sites,CN=Configuration,DC=corp,DC=voyageurtransportation,DC=ca</w:t>
             </w:r>
           </w:p>
         </w:tc>
@@ -13183,191 +10294,37 @@
               <w:rPr>
                 <w:lang w:val="en-US"/>
               </w:rPr>
-              <w:t>CN=London970</w:t>
-            </w:r>
-            <w:proofErr w:type="gramStart"/>
-            <w:r>
-              <w:rPr>
-                <w:lang w:val="en-US"/>
-              </w:rPr>
-              <w:t>CoLo,CN</w:t>
-            </w:r>
-            <w:proofErr w:type="gramEnd"/>
-            <w:r>
-              <w:rPr>
-                <w:lang w:val="en-US"/>
-              </w:rPr>
-              <w:t>=</w:t>
-            </w:r>
-            <w:proofErr w:type="gramStart"/>
-            <w:r>
-              <w:rPr>
-                <w:lang w:val="en-US"/>
-              </w:rPr>
-              <w:t>Sites,CN</w:t>
-            </w:r>
-            <w:proofErr w:type="gramEnd"/>
-            <w:r>
-              <w:rPr>
-                <w:lang w:val="en-US"/>
-              </w:rPr>
-              <w:t>=</w:t>
-            </w:r>
-            <w:proofErr w:type="gramStart"/>
-            <w:r>
-              <w:rPr>
-                <w:lang w:val="en-US"/>
-              </w:rPr>
-              <w:t>Configuration,DC</w:t>
-            </w:r>
-            <w:proofErr w:type="gramEnd"/>
-            <w:r>
-              <w:rPr>
-                <w:lang w:val="en-US"/>
-              </w:rPr>
-              <w:t>=</w:t>
-            </w:r>
-            <w:proofErr w:type="gramStart"/>
-            <w:r>
-              <w:rPr>
-                <w:lang w:val="en-US"/>
-              </w:rPr>
-              <w:t>corp,DC</w:t>
-            </w:r>
-            <w:proofErr w:type="gramEnd"/>
-            <w:r>
-              <w:rPr>
-                <w:lang w:val="en-US"/>
-              </w:rPr>
-              <w:t>=</w:t>
-            </w:r>
-            <w:proofErr w:type="gramStart"/>
-            <w:r>
-              <w:rPr>
-                <w:lang w:val="en-US"/>
-              </w:rPr>
-              <w:t>voyageurtransportation,DC</w:t>
-            </w:r>
-            <w:proofErr w:type="gramEnd"/>
-            <w:r>
-              <w:rPr>
-                <w:lang w:val="en-US"/>
-              </w:rPr>
-              <w:t>=ca</w:t>
-            </w:r>
-          </w:p>
-        </w:tc>
-        <w:tc>
-          <w:tcPr>
-            <w:tcW w:w="1872" w:type="dxa"/>
-          </w:tcPr>
-          <w:p>
-            <w:pPr>
-              <w:rPr>
-                <w:lang w:val="en-US"/>
-              </w:rPr>
-            </w:pPr>
-          </w:p>
-        </w:tc>
-        <w:tc>
-          <w:tcPr>
-            <w:tcW w:w="1872" w:type="dxa"/>
-          </w:tcPr>
-          <w:p>
-            <w:pPr>
-              <w:rPr>
-                <w:lang w:val="en-US"/>
-              </w:rPr>
-            </w:pPr>
-            <w:r>
-              <w:rPr>
-                <w:lang w:val="en-US"/>
-              </w:rPr>
-              <w:t>CN=10.40.72.32/</w:t>
-            </w:r>
-            <w:proofErr w:type="gramStart"/>
-            <w:r>
-              <w:rPr>
-                <w:lang w:val="en-US"/>
-              </w:rPr>
-              <w:t>28,CN</w:t>
-            </w:r>
-            <w:proofErr w:type="gramEnd"/>
-            <w:r>
-              <w:rPr>
-                <w:lang w:val="en-US"/>
-              </w:rPr>
-              <w:t>=</w:t>
-            </w:r>
-            <w:proofErr w:type="gramStart"/>
-            <w:r>
-              <w:rPr>
-                <w:lang w:val="en-US"/>
-              </w:rPr>
-              <w:t>Subnets,CN</w:t>
-            </w:r>
-            <w:proofErr w:type="gramEnd"/>
-            <w:r>
-              <w:rPr>
-                <w:lang w:val="en-US"/>
-              </w:rPr>
-              <w:t>=</w:t>
-            </w:r>
-            <w:proofErr w:type="gramStart"/>
-            <w:r>
-              <w:rPr>
-                <w:lang w:val="en-US"/>
-              </w:rPr>
-              <w:t>Sites,CN</w:t>
-            </w:r>
-            <w:proofErr w:type="gramEnd"/>
-            <w:r>
-              <w:rPr>
-                <w:lang w:val="en-US"/>
-              </w:rPr>
-              <w:t>=</w:t>
-            </w:r>
-            <w:proofErr w:type="gramStart"/>
-            <w:r>
-              <w:rPr>
-                <w:lang w:val="en-US"/>
-              </w:rPr>
-              <w:t>Configuration,DC</w:t>
-            </w:r>
-            <w:proofErr w:type="gramEnd"/>
-            <w:r>
-              <w:rPr>
-                <w:lang w:val="en-US"/>
-              </w:rPr>
-              <w:t>=</w:t>
-            </w:r>
-            <w:proofErr w:type="gramStart"/>
-            <w:r>
-              <w:rPr>
-                <w:lang w:val="en-US"/>
-              </w:rPr>
-              <w:t>corp,DC</w:t>
-            </w:r>
-            <w:proofErr w:type="gramEnd"/>
-            <w:r>
-              <w:rPr>
-                <w:lang w:val="en-US"/>
-              </w:rPr>
-              <w:t>=</w:t>
-            </w:r>
-            <w:proofErr w:type="gramStart"/>
-            <w:r>
-              <w:rPr>
-                <w:lang w:val="en-US"/>
-              </w:rPr>
-              <w:t>voyageurtransportation,DC</w:t>
-            </w:r>
-            <w:proofErr w:type="gramEnd"/>
-            <w:r>
-              <w:rPr>
-                <w:lang w:val="en-US"/>
-              </w:rPr>
-              <w:t>=ca</w:t>
+              <w:t>CN=London970CoLo,CN=Sites,CN=Configuration,DC=corp,DC=voyageurtransportation,DC=ca</w:t>
+            </w:r>
+          </w:p>
+        </w:tc>
+        <w:tc>
+          <w:tcPr>
+            <w:tcW w:w="1872" w:type="dxa"/>
+          </w:tcPr>
+          <w:p>
+            <w:pPr>
+              <w:rPr>
+                <w:lang w:val="en-US"/>
+              </w:rPr>
+            </w:pPr>
+          </w:p>
+        </w:tc>
+        <w:tc>
+          <w:tcPr>
+            <w:tcW w:w="1872" w:type="dxa"/>
+          </w:tcPr>
+          <w:p>
+            <w:pPr>
+              <w:rPr>
+                <w:lang w:val="en-US"/>
+              </w:rPr>
+            </w:pPr>
+            <w:r>
+              <w:rPr>
+                <w:lang w:val="en-US"/>
+              </w:rPr>
+              <w:t>CN=10.40.72.32/28,CN=Subnets,CN=Sites,CN=Configuration,DC=corp,DC=voyageurtransportation,DC=ca</w:t>
             </w:r>
           </w:p>
         </w:tc>
@@ -13423,191 +10380,37 @@
               <w:rPr>
                 <w:lang w:val="en-US"/>
               </w:rPr>
-              <w:t>CN=London970</w:t>
-            </w:r>
-            <w:proofErr w:type="gramStart"/>
-            <w:r>
-              <w:rPr>
-                <w:lang w:val="en-US"/>
-              </w:rPr>
-              <w:t>CoLo,CN</w:t>
-            </w:r>
-            <w:proofErr w:type="gramEnd"/>
-            <w:r>
-              <w:rPr>
-                <w:lang w:val="en-US"/>
-              </w:rPr>
-              <w:t>=</w:t>
-            </w:r>
-            <w:proofErr w:type="gramStart"/>
-            <w:r>
-              <w:rPr>
-                <w:lang w:val="en-US"/>
-              </w:rPr>
-              <w:t>Sites,CN</w:t>
-            </w:r>
-            <w:proofErr w:type="gramEnd"/>
-            <w:r>
-              <w:rPr>
-                <w:lang w:val="en-US"/>
-              </w:rPr>
-              <w:t>=</w:t>
-            </w:r>
-            <w:proofErr w:type="gramStart"/>
-            <w:r>
-              <w:rPr>
-                <w:lang w:val="en-US"/>
-              </w:rPr>
-              <w:t>Configuration,DC</w:t>
-            </w:r>
-            <w:proofErr w:type="gramEnd"/>
-            <w:r>
-              <w:rPr>
-                <w:lang w:val="en-US"/>
-              </w:rPr>
-              <w:t>=</w:t>
-            </w:r>
-            <w:proofErr w:type="gramStart"/>
-            <w:r>
-              <w:rPr>
-                <w:lang w:val="en-US"/>
-              </w:rPr>
-              <w:t>corp,DC</w:t>
-            </w:r>
-            <w:proofErr w:type="gramEnd"/>
-            <w:r>
-              <w:rPr>
-                <w:lang w:val="en-US"/>
-              </w:rPr>
-              <w:t>=</w:t>
-            </w:r>
-            <w:proofErr w:type="gramStart"/>
-            <w:r>
-              <w:rPr>
-                <w:lang w:val="en-US"/>
-              </w:rPr>
-              <w:t>voyageurtransportation,DC</w:t>
-            </w:r>
-            <w:proofErr w:type="gramEnd"/>
-            <w:r>
-              <w:rPr>
-                <w:lang w:val="en-US"/>
-              </w:rPr>
-              <w:t>=ca</w:t>
-            </w:r>
-          </w:p>
-        </w:tc>
-        <w:tc>
-          <w:tcPr>
-            <w:tcW w:w="1872" w:type="dxa"/>
-          </w:tcPr>
-          <w:p>
-            <w:pPr>
-              <w:rPr>
-                <w:lang w:val="en-US"/>
-              </w:rPr>
-            </w:pPr>
-          </w:p>
-        </w:tc>
-        <w:tc>
-          <w:tcPr>
-            <w:tcW w:w="1872" w:type="dxa"/>
-          </w:tcPr>
-          <w:p>
-            <w:pPr>
-              <w:rPr>
-                <w:lang w:val="en-US"/>
-              </w:rPr>
-            </w:pPr>
-            <w:r>
-              <w:rPr>
-                <w:lang w:val="en-US"/>
-              </w:rPr>
-              <w:t>CN=10.40.72.48/</w:t>
-            </w:r>
-            <w:proofErr w:type="gramStart"/>
-            <w:r>
-              <w:rPr>
-                <w:lang w:val="en-US"/>
-              </w:rPr>
-              <w:t>28,CN</w:t>
-            </w:r>
-            <w:proofErr w:type="gramEnd"/>
-            <w:r>
-              <w:rPr>
-                <w:lang w:val="en-US"/>
-              </w:rPr>
-              <w:t>=</w:t>
-            </w:r>
-            <w:proofErr w:type="gramStart"/>
-            <w:r>
-              <w:rPr>
-                <w:lang w:val="en-US"/>
-              </w:rPr>
-              <w:t>Subnets,CN</w:t>
-            </w:r>
-            <w:proofErr w:type="gramEnd"/>
-            <w:r>
-              <w:rPr>
-                <w:lang w:val="en-US"/>
-              </w:rPr>
-              <w:t>=</w:t>
-            </w:r>
-            <w:proofErr w:type="gramStart"/>
-            <w:r>
-              <w:rPr>
-                <w:lang w:val="en-US"/>
-              </w:rPr>
-              <w:t>Sites,CN</w:t>
-            </w:r>
-            <w:proofErr w:type="gramEnd"/>
-            <w:r>
-              <w:rPr>
-                <w:lang w:val="en-US"/>
-              </w:rPr>
-              <w:t>=</w:t>
-            </w:r>
-            <w:proofErr w:type="gramStart"/>
-            <w:r>
-              <w:rPr>
-                <w:lang w:val="en-US"/>
-              </w:rPr>
-              <w:t>Configuration,DC</w:t>
-            </w:r>
-            <w:proofErr w:type="gramEnd"/>
-            <w:r>
-              <w:rPr>
-                <w:lang w:val="en-US"/>
-              </w:rPr>
-              <w:t>=</w:t>
-            </w:r>
-            <w:proofErr w:type="gramStart"/>
-            <w:r>
-              <w:rPr>
-                <w:lang w:val="en-US"/>
-              </w:rPr>
-              <w:t>corp,DC</w:t>
-            </w:r>
-            <w:proofErr w:type="gramEnd"/>
-            <w:r>
-              <w:rPr>
-                <w:lang w:val="en-US"/>
-              </w:rPr>
-              <w:t>=</w:t>
-            </w:r>
-            <w:proofErr w:type="gramStart"/>
-            <w:r>
-              <w:rPr>
-                <w:lang w:val="en-US"/>
-              </w:rPr>
-              <w:t>voyageurtransportation,DC</w:t>
-            </w:r>
-            <w:proofErr w:type="gramEnd"/>
-            <w:r>
-              <w:rPr>
-                <w:lang w:val="en-US"/>
-              </w:rPr>
-              <w:t>=ca</w:t>
+              <w:t>CN=London970CoLo,CN=Sites,CN=Configuration,DC=corp,DC=voyageurtransportation,DC=ca</w:t>
+            </w:r>
+          </w:p>
+        </w:tc>
+        <w:tc>
+          <w:tcPr>
+            <w:tcW w:w="1872" w:type="dxa"/>
+          </w:tcPr>
+          <w:p>
+            <w:pPr>
+              <w:rPr>
+                <w:lang w:val="en-US"/>
+              </w:rPr>
+            </w:pPr>
+          </w:p>
+        </w:tc>
+        <w:tc>
+          <w:tcPr>
+            <w:tcW w:w="1872" w:type="dxa"/>
+          </w:tcPr>
+          <w:p>
+            <w:pPr>
+              <w:rPr>
+                <w:lang w:val="en-US"/>
+              </w:rPr>
+            </w:pPr>
+            <w:r>
+              <w:rPr>
+                <w:lang w:val="en-US"/>
+              </w:rPr>
+              <w:t>CN=10.40.72.48/28,CN=Subnets,CN=Sites,CN=Configuration,DC=corp,DC=voyageurtransportation,DC=ca</w:t>
             </w:r>
           </w:p>
         </w:tc>
@@ -13660,191 +10463,37 @@
               <w:rPr>
                 <w:lang w:val="en-US"/>
               </w:rPr>
-              <w:t>CN=London970</w:t>
-            </w:r>
-            <w:proofErr w:type="gramStart"/>
-            <w:r>
-              <w:rPr>
-                <w:lang w:val="en-US"/>
-              </w:rPr>
-              <w:t>CoLo,CN</w:t>
-            </w:r>
-            <w:proofErr w:type="gramEnd"/>
-            <w:r>
-              <w:rPr>
-                <w:lang w:val="en-US"/>
-              </w:rPr>
-              <w:t>=</w:t>
-            </w:r>
-            <w:proofErr w:type="gramStart"/>
-            <w:r>
-              <w:rPr>
-                <w:lang w:val="en-US"/>
-              </w:rPr>
-              <w:t>Sites,CN</w:t>
-            </w:r>
-            <w:proofErr w:type="gramEnd"/>
-            <w:r>
-              <w:rPr>
-                <w:lang w:val="en-US"/>
-              </w:rPr>
-              <w:t>=</w:t>
-            </w:r>
-            <w:proofErr w:type="gramStart"/>
-            <w:r>
-              <w:rPr>
-                <w:lang w:val="en-US"/>
-              </w:rPr>
-              <w:t>Configuration,DC</w:t>
-            </w:r>
-            <w:proofErr w:type="gramEnd"/>
-            <w:r>
-              <w:rPr>
-                <w:lang w:val="en-US"/>
-              </w:rPr>
-              <w:t>=</w:t>
-            </w:r>
-            <w:proofErr w:type="gramStart"/>
-            <w:r>
-              <w:rPr>
-                <w:lang w:val="en-US"/>
-              </w:rPr>
-              <w:t>corp,DC</w:t>
-            </w:r>
-            <w:proofErr w:type="gramEnd"/>
-            <w:r>
-              <w:rPr>
-                <w:lang w:val="en-US"/>
-              </w:rPr>
-              <w:t>=</w:t>
-            </w:r>
-            <w:proofErr w:type="gramStart"/>
-            <w:r>
-              <w:rPr>
-                <w:lang w:val="en-US"/>
-              </w:rPr>
-              <w:t>voyageurtransportation,DC</w:t>
-            </w:r>
-            <w:proofErr w:type="gramEnd"/>
-            <w:r>
-              <w:rPr>
-                <w:lang w:val="en-US"/>
-              </w:rPr>
-              <w:t>=ca</w:t>
-            </w:r>
-          </w:p>
-        </w:tc>
-        <w:tc>
-          <w:tcPr>
-            <w:tcW w:w="1872" w:type="dxa"/>
-          </w:tcPr>
-          <w:p>
-            <w:pPr>
-              <w:rPr>
-                <w:lang w:val="en-US"/>
-              </w:rPr>
-            </w:pPr>
-          </w:p>
-        </w:tc>
-        <w:tc>
-          <w:tcPr>
-            <w:tcW w:w="1872" w:type="dxa"/>
-          </w:tcPr>
-          <w:p>
-            <w:pPr>
-              <w:rPr>
-                <w:lang w:val="en-US"/>
-              </w:rPr>
-            </w:pPr>
-            <w:r>
-              <w:rPr>
-                <w:lang w:val="en-US"/>
-              </w:rPr>
-              <w:t>CN=10.40.72.64/</w:t>
-            </w:r>
-            <w:proofErr w:type="gramStart"/>
-            <w:r>
-              <w:rPr>
-                <w:lang w:val="en-US"/>
-              </w:rPr>
-              <w:t>27,CN</w:t>
-            </w:r>
-            <w:proofErr w:type="gramEnd"/>
-            <w:r>
-              <w:rPr>
-                <w:lang w:val="en-US"/>
-              </w:rPr>
-              <w:t>=</w:t>
-            </w:r>
-            <w:proofErr w:type="gramStart"/>
-            <w:r>
-              <w:rPr>
-                <w:lang w:val="en-US"/>
-              </w:rPr>
-              <w:t>Subnets,CN</w:t>
-            </w:r>
-            <w:proofErr w:type="gramEnd"/>
-            <w:r>
-              <w:rPr>
-                <w:lang w:val="en-US"/>
-              </w:rPr>
-              <w:t>=</w:t>
-            </w:r>
-            <w:proofErr w:type="gramStart"/>
-            <w:r>
-              <w:rPr>
-                <w:lang w:val="en-US"/>
-              </w:rPr>
-              <w:t>Sites,CN</w:t>
-            </w:r>
-            <w:proofErr w:type="gramEnd"/>
-            <w:r>
-              <w:rPr>
-                <w:lang w:val="en-US"/>
-              </w:rPr>
-              <w:t>=</w:t>
-            </w:r>
-            <w:proofErr w:type="gramStart"/>
-            <w:r>
-              <w:rPr>
-                <w:lang w:val="en-US"/>
-              </w:rPr>
-              <w:t>Configuration,DC</w:t>
-            </w:r>
-            <w:proofErr w:type="gramEnd"/>
-            <w:r>
-              <w:rPr>
-                <w:lang w:val="en-US"/>
-              </w:rPr>
-              <w:t>=</w:t>
-            </w:r>
-            <w:proofErr w:type="gramStart"/>
-            <w:r>
-              <w:rPr>
-                <w:lang w:val="en-US"/>
-              </w:rPr>
-              <w:t>corp,DC</w:t>
-            </w:r>
-            <w:proofErr w:type="gramEnd"/>
-            <w:r>
-              <w:rPr>
-                <w:lang w:val="en-US"/>
-              </w:rPr>
-              <w:t>=</w:t>
-            </w:r>
-            <w:proofErr w:type="gramStart"/>
-            <w:r>
-              <w:rPr>
-                <w:lang w:val="en-US"/>
-              </w:rPr>
-              <w:t>voyageurtransportation,DC</w:t>
-            </w:r>
-            <w:proofErr w:type="gramEnd"/>
-            <w:r>
-              <w:rPr>
-                <w:lang w:val="en-US"/>
-              </w:rPr>
-              <w:t>=ca</w:t>
+              <w:t>CN=London970CoLo,CN=Sites,CN=Configuration,DC=corp,DC=voyageurtransportation,DC=ca</w:t>
+            </w:r>
+          </w:p>
+        </w:tc>
+        <w:tc>
+          <w:tcPr>
+            <w:tcW w:w="1872" w:type="dxa"/>
+          </w:tcPr>
+          <w:p>
+            <w:pPr>
+              <w:rPr>
+                <w:lang w:val="en-US"/>
+              </w:rPr>
+            </w:pPr>
+          </w:p>
+        </w:tc>
+        <w:tc>
+          <w:tcPr>
+            <w:tcW w:w="1872" w:type="dxa"/>
+          </w:tcPr>
+          <w:p>
+            <w:pPr>
+              <w:rPr>
+                <w:lang w:val="en-US"/>
+              </w:rPr>
+            </w:pPr>
+            <w:r>
+              <w:rPr>
+                <w:lang w:val="en-US"/>
+              </w:rPr>
+              <w:t>CN=10.40.72.64/27,CN=Subnets,CN=Sites,CN=Configuration,DC=corp,DC=voyageurtransportation,DC=ca</w:t>
             </w:r>
           </w:p>
         </w:tc>
@@ -13900,191 +10549,37 @@
               <w:rPr>
                 <w:lang w:val="en-US"/>
               </w:rPr>
-              <w:t>CN=London970</w:t>
-            </w:r>
-            <w:proofErr w:type="gramStart"/>
-            <w:r>
-              <w:rPr>
-                <w:lang w:val="en-US"/>
-              </w:rPr>
-              <w:t>CoLo,CN</w:t>
-            </w:r>
-            <w:proofErr w:type="gramEnd"/>
-            <w:r>
-              <w:rPr>
-                <w:lang w:val="en-US"/>
-              </w:rPr>
-              <w:t>=</w:t>
-            </w:r>
-            <w:proofErr w:type="gramStart"/>
-            <w:r>
-              <w:rPr>
-                <w:lang w:val="en-US"/>
-              </w:rPr>
-              <w:t>Sites,CN</w:t>
-            </w:r>
-            <w:proofErr w:type="gramEnd"/>
-            <w:r>
-              <w:rPr>
-                <w:lang w:val="en-US"/>
-              </w:rPr>
-              <w:t>=</w:t>
-            </w:r>
-            <w:proofErr w:type="gramStart"/>
-            <w:r>
-              <w:rPr>
-                <w:lang w:val="en-US"/>
-              </w:rPr>
-              <w:t>Configuration,DC</w:t>
-            </w:r>
-            <w:proofErr w:type="gramEnd"/>
-            <w:r>
-              <w:rPr>
-                <w:lang w:val="en-US"/>
-              </w:rPr>
-              <w:t>=</w:t>
-            </w:r>
-            <w:proofErr w:type="gramStart"/>
-            <w:r>
-              <w:rPr>
-                <w:lang w:val="en-US"/>
-              </w:rPr>
-              <w:t>corp,DC</w:t>
-            </w:r>
-            <w:proofErr w:type="gramEnd"/>
-            <w:r>
-              <w:rPr>
-                <w:lang w:val="en-US"/>
-              </w:rPr>
-              <w:t>=</w:t>
-            </w:r>
-            <w:proofErr w:type="gramStart"/>
-            <w:r>
-              <w:rPr>
-                <w:lang w:val="en-US"/>
-              </w:rPr>
-              <w:t>voyageurtransportation,DC</w:t>
-            </w:r>
-            <w:proofErr w:type="gramEnd"/>
-            <w:r>
-              <w:rPr>
-                <w:lang w:val="en-US"/>
-              </w:rPr>
-              <w:t>=ca</w:t>
-            </w:r>
-          </w:p>
-        </w:tc>
-        <w:tc>
-          <w:tcPr>
-            <w:tcW w:w="1872" w:type="dxa"/>
-          </w:tcPr>
-          <w:p>
-            <w:pPr>
-              <w:rPr>
-                <w:lang w:val="en-US"/>
-              </w:rPr>
-            </w:pPr>
-          </w:p>
-        </w:tc>
-        <w:tc>
-          <w:tcPr>
-            <w:tcW w:w="1872" w:type="dxa"/>
-          </w:tcPr>
-          <w:p>
-            <w:pPr>
-              <w:rPr>
-                <w:lang w:val="en-US"/>
-              </w:rPr>
-            </w:pPr>
-            <w:r>
-              <w:rPr>
-                <w:lang w:val="en-US"/>
-              </w:rPr>
-              <w:t>CN=10.40.72.96/</w:t>
-            </w:r>
-            <w:proofErr w:type="gramStart"/>
-            <w:r>
-              <w:rPr>
-                <w:lang w:val="en-US"/>
-              </w:rPr>
-              <w:t>27,CN</w:t>
-            </w:r>
-            <w:proofErr w:type="gramEnd"/>
-            <w:r>
-              <w:rPr>
-                <w:lang w:val="en-US"/>
-              </w:rPr>
-              <w:t>=</w:t>
-            </w:r>
-            <w:proofErr w:type="gramStart"/>
-            <w:r>
-              <w:rPr>
-                <w:lang w:val="en-US"/>
-              </w:rPr>
-              <w:t>Subnets,CN</w:t>
-            </w:r>
-            <w:proofErr w:type="gramEnd"/>
-            <w:r>
-              <w:rPr>
-                <w:lang w:val="en-US"/>
-              </w:rPr>
-              <w:t>=</w:t>
-            </w:r>
-            <w:proofErr w:type="gramStart"/>
-            <w:r>
-              <w:rPr>
-                <w:lang w:val="en-US"/>
-              </w:rPr>
-              <w:t>Sites,CN</w:t>
-            </w:r>
-            <w:proofErr w:type="gramEnd"/>
-            <w:r>
-              <w:rPr>
-                <w:lang w:val="en-US"/>
-              </w:rPr>
-              <w:t>=</w:t>
-            </w:r>
-            <w:proofErr w:type="gramStart"/>
-            <w:r>
-              <w:rPr>
-                <w:lang w:val="en-US"/>
-              </w:rPr>
-              <w:t>Configuration,DC</w:t>
-            </w:r>
-            <w:proofErr w:type="gramEnd"/>
-            <w:r>
-              <w:rPr>
-                <w:lang w:val="en-US"/>
-              </w:rPr>
-              <w:t>=</w:t>
-            </w:r>
-            <w:proofErr w:type="gramStart"/>
-            <w:r>
-              <w:rPr>
-                <w:lang w:val="en-US"/>
-              </w:rPr>
-              <w:t>corp,DC</w:t>
-            </w:r>
-            <w:proofErr w:type="gramEnd"/>
-            <w:r>
-              <w:rPr>
-                <w:lang w:val="en-US"/>
-              </w:rPr>
-              <w:t>=</w:t>
-            </w:r>
-            <w:proofErr w:type="gramStart"/>
-            <w:r>
-              <w:rPr>
-                <w:lang w:val="en-US"/>
-              </w:rPr>
-              <w:t>voyageurtransportation,DC</w:t>
-            </w:r>
-            <w:proofErr w:type="gramEnd"/>
-            <w:r>
-              <w:rPr>
-                <w:lang w:val="en-US"/>
-              </w:rPr>
-              <w:t>=ca</w:t>
+              <w:t>CN=London970CoLo,CN=Sites,CN=Configuration,DC=corp,DC=voyageurtransportation,DC=ca</w:t>
+            </w:r>
+          </w:p>
+        </w:tc>
+        <w:tc>
+          <w:tcPr>
+            <w:tcW w:w="1872" w:type="dxa"/>
+          </w:tcPr>
+          <w:p>
+            <w:pPr>
+              <w:rPr>
+                <w:lang w:val="en-US"/>
+              </w:rPr>
+            </w:pPr>
+          </w:p>
+        </w:tc>
+        <w:tc>
+          <w:tcPr>
+            <w:tcW w:w="1872" w:type="dxa"/>
+          </w:tcPr>
+          <w:p>
+            <w:pPr>
+              <w:rPr>
+                <w:lang w:val="en-US"/>
+              </w:rPr>
+            </w:pPr>
+            <w:r>
+              <w:rPr>
+                <w:lang w:val="en-US"/>
+              </w:rPr>
+              <w:t>CN=10.40.72.96/27,CN=Subnets,CN=Sites,CN=Configuration,DC=corp,DC=voyageurtransportation,DC=ca</w:t>
             </w:r>
           </w:p>
         </w:tc>
@@ -14137,191 +10632,37 @@
               <w:rPr>
                 <w:lang w:val="en-US"/>
               </w:rPr>
-              <w:t>CN=London970</w:t>
-            </w:r>
-            <w:proofErr w:type="gramStart"/>
-            <w:r>
-              <w:rPr>
-                <w:lang w:val="en-US"/>
-              </w:rPr>
-              <w:t>CoLo,CN</w:t>
-            </w:r>
-            <w:proofErr w:type="gramEnd"/>
-            <w:r>
-              <w:rPr>
-                <w:lang w:val="en-US"/>
-              </w:rPr>
-              <w:t>=</w:t>
-            </w:r>
-            <w:proofErr w:type="gramStart"/>
-            <w:r>
-              <w:rPr>
-                <w:lang w:val="en-US"/>
-              </w:rPr>
-              <w:t>Sites,CN</w:t>
-            </w:r>
-            <w:proofErr w:type="gramEnd"/>
-            <w:r>
-              <w:rPr>
-                <w:lang w:val="en-US"/>
-              </w:rPr>
-              <w:t>=</w:t>
-            </w:r>
-            <w:proofErr w:type="gramStart"/>
-            <w:r>
-              <w:rPr>
-                <w:lang w:val="en-US"/>
-              </w:rPr>
-              <w:t>Configuration,DC</w:t>
-            </w:r>
-            <w:proofErr w:type="gramEnd"/>
-            <w:r>
-              <w:rPr>
-                <w:lang w:val="en-US"/>
-              </w:rPr>
-              <w:t>=</w:t>
-            </w:r>
-            <w:proofErr w:type="gramStart"/>
-            <w:r>
-              <w:rPr>
-                <w:lang w:val="en-US"/>
-              </w:rPr>
-              <w:t>corp,DC</w:t>
-            </w:r>
-            <w:proofErr w:type="gramEnd"/>
-            <w:r>
-              <w:rPr>
-                <w:lang w:val="en-US"/>
-              </w:rPr>
-              <w:t>=</w:t>
-            </w:r>
-            <w:proofErr w:type="gramStart"/>
-            <w:r>
-              <w:rPr>
-                <w:lang w:val="en-US"/>
-              </w:rPr>
-              <w:t>voyageurtransportation,DC</w:t>
-            </w:r>
-            <w:proofErr w:type="gramEnd"/>
-            <w:r>
-              <w:rPr>
-                <w:lang w:val="en-US"/>
-              </w:rPr>
-              <w:t>=ca</w:t>
-            </w:r>
-          </w:p>
-        </w:tc>
-        <w:tc>
-          <w:tcPr>
-            <w:tcW w:w="1872" w:type="dxa"/>
-          </w:tcPr>
-          <w:p>
-            <w:pPr>
-              <w:rPr>
-                <w:lang w:val="en-US"/>
-              </w:rPr>
-            </w:pPr>
-          </w:p>
-        </w:tc>
-        <w:tc>
-          <w:tcPr>
-            <w:tcW w:w="1872" w:type="dxa"/>
-          </w:tcPr>
-          <w:p>
-            <w:pPr>
-              <w:rPr>
-                <w:lang w:val="en-US"/>
-              </w:rPr>
-            </w:pPr>
-            <w:r>
-              <w:rPr>
-                <w:lang w:val="en-US"/>
-              </w:rPr>
-              <w:t>CN=10.40.72.128/</w:t>
-            </w:r>
-            <w:proofErr w:type="gramStart"/>
-            <w:r>
-              <w:rPr>
-                <w:lang w:val="en-US"/>
-              </w:rPr>
-              <w:t>27,CN</w:t>
-            </w:r>
-            <w:proofErr w:type="gramEnd"/>
-            <w:r>
-              <w:rPr>
-                <w:lang w:val="en-US"/>
-              </w:rPr>
-              <w:t>=</w:t>
-            </w:r>
-            <w:proofErr w:type="gramStart"/>
-            <w:r>
-              <w:rPr>
-                <w:lang w:val="en-US"/>
-              </w:rPr>
-              <w:t>Subnets,CN</w:t>
-            </w:r>
-            <w:proofErr w:type="gramEnd"/>
-            <w:r>
-              <w:rPr>
-                <w:lang w:val="en-US"/>
-              </w:rPr>
-              <w:t>=</w:t>
-            </w:r>
-            <w:proofErr w:type="gramStart"/>
-            <w:r>
-              <w:rPr>
-                <w:lang w:val="en-US"/>
-              </w:rPr>
-              <w:t>Sites,CN</w:t>
-            </w:r>
-            <w:proofErr w:type="gramEnd"/>
-            <w:r>
-              <w:rPr>
-                <w:lang w:val="en-US"/>
-              </w:rPr>
-              <w:t>=</w:t>
-            </w:r>
-            <w:proofErr w:type="gramStart"/>
-            <w:r>
-              <w:rPr>
-                <w:lang w:val="en-US"/>
-              </w:rPr>
-              <w:t>Configuration,DC</w:t>
-            </w:r>
-            <w:proofErr w:type="gramEnd"/>
-            <w:r>
-              <w:rPr>
-                <w:lang w:val="en-US"/>
-              </w:rPr>
-              <w:t>=</w:t>
-            </w:r>
-            <w:proofErr w:type="gramStart"/>
-            <w:r>
-              <w:rPr>
-                <w:lang w:val="en-US"/>
-              </w:rPr>
-              <w:t>corp,DC</w:t>
-            </w:r>
-            <w:proofErr w:type="gramEnd"/>
-            <w:r>
-              <w:rPr>
-                <w:lang w:val="en-US"/>
-              </w:rPr>
-              <w:t>=</w:t>
-            </w:r>
-            <w:proofErr w:type="gramStart"/>
-            <w:r>
-              <w:rPr>
-                <w:lang w:val="en-US"/>
-              </w:rPr>
-              <w:t>voyageurtransportation,DC</w:t>
-            </w:r>
-            <w:proofErr w:type="gramEnd"/>
-            <w:r>
-              <w:rPr>
-                <w:lang w:val="en-US"/>
-              </w:rPr>
-              <w:t>=ca</w:t>
+              <w:t>CN=London970CoLo,CN=Sites,CN=Configuration,DC=corp,DC=voyageurtransportation,DC=ca</w:t>
+            </w:r>
+          </w:p>
+        </w:tc>
+        <w:tc>
+          <w:tcPr>
+            <w:tcW w:w="1872" w:type="dxa"/>
+          </w:tcPr>
+          <w:p>
+            <w:pPr>
+              <w:rPr>
+                <w:lang w:val="en-US"/>
+              </w:rPr>
+            </w:pPr>
+          </w:p>
+        </w:tc>
+        <w:tc>
+          <w:tcPr>
+            <w:tcW w:w="1872" w:type="dxa"/>
+          </w:tcPr>
+          <w:p>
+            <w:pPr>
+              <w:rPr>
+                <w:lang w:val="en-US"/>
+              </w:rPr>
+            </w:pPr>
+            <w:r>
+              <w:rPr>
+                <w:lang w:val="en-US"/>
+              </w:rPr>
+              <w:t>CN=10.40.72.128/27,CN=Subnets,CN=Sites,CN=Configuration,DC=corp,DC=voyageurtransportation,DC=ca</w:t>
             </w:r>
           </w:p>
         </w:tc>
@@ -14377,191 +10718,37 @@
               <w:rPr>
                 <w:lang w:val="en-US"/>
               </w:rPr>
-              <w:t>CN=London970</w:t>
-            </w:r>
-            <w:proofErr w:type="gramStart"/>
-            <w:r>
-              <w:rPr>
-                <w:lang w:val="en-US"/>
-              </w:rPr>
-              <w:t>CoLo,CN</w:t>
-            </w:r>
-            <w:proofErr w:type="gramEnd"/>
-            <w:r>
-              <w:rPr>
-                <w:lang w:val="en-US"/>
-              </w:rPr>
-              <w:t>=</w:t>
-            </w:r>
-            <w:proofErr w:type="gramStart"/>
-            <w:r>
-              <w:rPr>
-                <w:lang w:val="en-US"/>
-              </w:rPr>
-              <w:t>Sites,CN</w:t>
-            </w:r>
-            <w:proofErr w:type="gramEnd"/>
-            <w:r>
-              <w:rPr>
-                <w:lang w:val="en-US"/>
-              </w:rPr>
-              <w:t>=</w:t>
-            </w:r>
-            <w:proofErr w:type="gramStart"/>
-            <w:r>
-              <w:rPr>
-                <w:lang w:val="en-US"/>
-              </w:rPr>
-              <w:t>Configuration,DC</w:t>
-            </w:r>
-            <w:proofErr w:type="gramEnd"/>
-            <w:r>
-              <w:rPr>
-                <w:lang w:val="en-US"/>
-              </w:rPr>
-              <w:t>=</w:t>
-            </w:r>
-            <w:proofErr w:type="gramStart"/>
-            <w:r>
-              <w:rPr>
-                <w:lang w:val="en-US"/>
-              </w:rPr>
-              <w:t>corp,DC</w:t>
-            </w:r>
-            <w:proofErr w:type="gramEnd"/>
-            <w:r>
-              <w:rPr>
-                <w:lang w:val="en-US"/>
-              </w:rPr>
-              <w:t>=</w:t>
-            </w:r>
-            <w:proofErr w:type="gramStart"/>
-            <w:r>
-              <w:rPr>
-                <w:lang w:val="en-US"/>
-              </w:rPr>
-              <w:t>voyageurtransportation,DC</w:t>
-            </w:r>
-            <w:proofErr w:type="gramEnd"/>
-            <w:r>
-              <w:rPr>
-                <w:lang w:val="en-US"/>
-              </w:rPr>
-              <w:t>=ca</w:t>
-            </w:r>
-          </w:p>
-        </w:tc>
-        <w:tc>
-          <w:tcPr>
-            <w:tcW w:w="1872" w:type="dxa"/>
-          </w:tcPr>
-          <w:p>
-            <w:pPr>
-              <w:rPr>
-                <w:lang w:val="en-US"/>
-              </w:rPr>
-            </w:pPr>
-          </w:p>
-        </w:tc>
-        <w:tc>
-          <w:tcPr>
-            <w:tcW w:w="1872" w:type="dxa"/>
-          </w:tcPr>
-          <w:p>
-            <w:pPr>
-              <w:rPr>
-                <w:lang w:val="en-US"/>
-              </w:rPr>
-            </w:pPr>
-            <w:r>
-              <w:rPr>
-                <w:lang w:val="en-US"/>
-              </w:rPr>
-              <w:t>CN=10.40.72.160/</w:t>
-            </w:r>
-            <w:proofErr w:type="gramStart"/>
-            <w:r>
-              <w:rPr>
-                <w:lang w:val="en-US"/>
-              </w:rPr>
-              <w:t>27,CN</w:t>
-            </w:r>
-            <w:proofErr w:type="gramEnd"/>
-            <w:r>
-              <w:rPr>
-                <w:lang w:val="en-US"/>
-              </w:rPr>
-              <w:t>=</w:t>
-            </w:r>
-            <w:proofErr w:type="gramStart"/>
-            <w:r>
-              <w:rPr>
-                <w:lang w:val="en-US"/>
-              </w:rPr>
-              <w:t>Subnets,CN</w:t>
-            </w:r>
-            <w:proofErr w:type="gramEnd"/>
-            <w:r>
-              <w:rPr>
-                <w:lang w:val="en-US"/>
-              </w:rPr>
-              <w:t>=</w:t>
-            </w:r>
-            <w:proofErr w:type="gramStart"/>
-            <w:r>
-              <w:rPr>
-                <w:lang w:val="en-US"/>
-              </w:rPr>
-              <w:t>Sites,CN</w:t>
-            </w:r>
-            <w:proofErr w:type="gramEnd"/>
-            <w:r>
-              <w:rPr>
-                <w:lang w:val="en-US"/>
-              </w:rPr>
-              <w:t>=</w:t>
-            </w:r>
-            <w:proofErr w:type="gramStart"/>
-            <w:r>
-              <w:rPr>
-                <w:lang w:val="en-US"/>
-              </w:rPr>
-              <w:t>Configuration,DC</w:t>
-            </w:r>
-            <w:proofErr w:type="gramEnd"/>
-            <w:r>
-              <w:rPr>
-                <w:lang w:val="en-US"/>
-              </w:rPr>
-              <w:t>=</w:t>
-            </w:r>
-            <w:proofErr w:type="gramStart"/>
-            <w:r>
-              <w:rPr>
-                <w:lang w:val="en-US"/>
-              </w:rPr>
-              <w:t>corp,DC</w:t>
-            </w:r>
-            <w:proofErr w:type="gramEnd"/>
-            <w:r>
-              <w:rPr>
-                <w:lang w:val="en-US"/>
-              </w:rPr>
-              <w:t>=</w:t>
-            </w:r>
-            <w:proofErr w:type="gramStart"/>
-            <w:r>
-              <w:rPr>
-                <w:lang w:val="en-US"/>
-              </w:rPr>
-              <w:t>voyageurtransportation,DC</w:t>
-            </w:r>
-            <w:proofErr w:type="gramEnd"/>
-            <w:r>
-              <w:rPr>
-                <w:lang w:val="en-US"/>
-              </w:rPr>
-              <w:t>=ca</w:t>
+              <w:t>CN=London970CoLo,CN=Sites,CN=Configuration,DC=corp,DC=voyageurtransportation,DC=ca</w:t>
+            </w:r>
+          </w:p>
+        </w:tc>
+        <w:tc>
+          <w:tcPr>
+            <w:tcW w:w="1872" w:type="dxa"/>
+          </w:tcPr>
+          <w:p>
+            <w:pPr>
+              <w:rPr>
+                <w:lang w:val="en-US"/>
+              </w:rPr>
+            </w:pPr>
+          </w:p>
+        </w:tc>
+        <w:tc>
+          <w:tcPr>
+            <w:tcW w:w="1872" w:type="dxa"/>
+          </w:tcPr>
+          <w:p>
+            <w:pPr>
+              <w:rPr>
+                <w:lang w:val="en-US"/>
+              </w:rPr>
+            </w:pPr>
+            <w:r>
+              <w:rPr>
+                <w:lang w:val="en-US"/>
+              </w:rPr>
+              <w:t>CN=10.40.72.160/27,CN=Subnets,CN=Sites,CN=Configuration,DC=corp,DC=voyageurtransportation,DC=ca</w:t>
             </w:r>
           </w:p>
         </w:tc>
@@ -14614,191 +10801,37 @@
               <w:rPr>
                 <w:lang w:val="en-US"/>
               </w:rPr>
-              <w:t>CN=London970</w:t>
-            </w:r>
-            <w:proofErr w:type="gramStart"/>
-            <w:r>
-              <w:rPr>
-                <w:lang w:val="en-US"/>
-              </w:rPr>
-              <w:t>CoLo,CN</w:t>
-            </w:r>
-            <w:proofErr w:type="gramEnd"/>
-            <w:r>
-              <w:rPr>
-                <w:lang w:val="en-US"/>
-              </w:rPr>
-              <w:t>=</w:t>
-            </w:r>
-            <w:proofErr w:type="gramStart"/>
-            <w:r>
-              <w:rPr>
-                <w:lang w:val="en-US"/>
-              </w:rPr>
-              <w:t>Sites,CN</w:t>
-            </w:r>
-            <w:proofErr w:type="gramEnd"/>
-            <w:r>
-              <w:rPr>
-                <w:lang w:val="en-US"/>
-              </w:rPr>
-              <w:t>=</w:t>
-            </w:r>
-            <w:proofErr w:type="gramStart"/>
-            <w:r>
-              <w:rPr>
-                <w:lang w:val="en-US"/>
-              </w:rPr>
-              <w:t>Configuration,DC</w:t>
-            </w:r>
-            <w:proofErr w:type="gramEnd"/>
-            <w:r>
-              <w:rPr>
-                <w:lang w:val="en-US"/>
-              </w:rPr>
-              <w:t>=</w:t>
-            </w:r>
-            <w:proofErr w:type="gramStart"/>
-            <w:r>
-              <w:rPr>
-                <w:lang w:val="en-US"/>
-              </w:rPr>
-              <w:t>corp,DC</w:t>
-            </w:r>
-            <w:proofErr w:type="gramEnd"/>
-            <w:r>
-              <w:rPr>
-                <w:lang w:val="en-US"/>
-              </w:rPr>
-              <w:t>=</w:t>
-            </w:r>
-            <w:proofErr w:type="gramStart"/>
-            <w:r>
-              <w:rPr>
-                <w:lang w:val="en-US"/>
-              </w:rPr>
-              <w:t>voyageurtransportation,DC</w:t>
-            </w:r>
-            <w:proofErr w:type="gramEnd"/>
-            <w:r>
-              <w:rPr>
-                <w:lang w:val="en-US"/>
-              </w:rPr>
-              <w:t>=ca</w:t>
-            </w:r>
-          </w:p>
-        </w:tc>
-        <w:tc>
-          <w:tcPr>
-            <w:tcW w:w="1872" w:type="dxa"/>
-          </w:tcPr>
-          <w:p>
-            <w:pPr>
-              <w:rPr>
-                <w:lang w:val="en-US"/>
-              </w:rPr>
-            </w:pPr>
-          </w:p>
-        </w:tc>
-        <w:tc>
-          <w:tcPr>
-            <w:tcW w:w="1872" w:type="dxa"/>
-          </w:tcPr>
-          <w:p>
-            <w:pPr>
-              <w:rPr>
-                <w:lang w:val="en-US"/>
-              </w:rPr>
-            </w:pPr>
-            <w:r>
-              <w:rPr>
-                <w:lang w:val="en-US"/>
-              </w:rPr>
-              <w:t>CN=10.40.72.192/</w:t>
-            </w:r>
-            <w:proofErr w:type="gramStart"/>
-            <w:r>
-              <w:rPr>
-                <w:lang w:val="en-US"/>
-              </w:rPr>
-              <w:t>26,CN</w:t>
-            </w:r>
-            <w:proofErr w:type="gramEnd"/>
-            <w:r>
-              <w:rPr>
-                <w:lang w:val="en-US"/>
-              </w:rPr>
-              <w:t>=</w:t>
-            </w:r>
-            <w:proofErr w:type="gramStart"/>
-            <w:r>
-              <w:rPr>
-                <w:lang w:val="en-US"/>
-              </w:rPr>
-              <w:t>Subnets,CN</w:t>
-            </w:r>
-            <w:proofErr w:type="gramEnd"/>
-            <w:r>
-              <w:rPr>
-                <w:lang w:val="en-US"/>
-              </w:rPr>
-              <w:t>=</w:t>
-            </w:r>
-            <w:proofErr w:type="gramStart"/>
-            <w:r>
-              <w:rPr>
-                <w:lang w:val="en-US"/>
-              </w:rPr>
-              <w:t>Sites,CN</w:t>
-            </w:r>
-            <w:proofErr w:type="gramEnd"/>
-            <w:r>
-              <w:rPr>
-                <w:lang w:val="en-US"/>
-              </w:rPr>
-              <w:t>=</w:t>
-            </w:r>
-            <w:proofErr w:type="gramStart"/>
-            <w:r>
-              <w:rPr>
-                <w:lang w:val="en-US"/>
-              </w:rPr>
-              <w:t>Configuration,DC</w:t>
-            </w:r>
-            <w:proofErr w:type="gramEnd"/>
-            <w:r>
-              <w:rPr>
-                <w:lang w:val="en-US"/>
-              </w:rPr>
-              <w:t>=</w:t>
-            </w:r>
-            <w:proofErr w:type="gramStart"/>
-            <w:r>
-              <w:rPr>
-                <w:lang w:val="en-US"/>
-              </w:rPr>
-              <w:t>corp,DC</w:t>
-            </w:r>
-            <w:proofErr w:type="gramEnd"/>
-            <w:r>
-              <w:rPr>
-                <w:lang w:val="en-US"/>
-              </w:rPr>
-              <w:t>=</w:t>
-            </w:r>
-            <w:proofErr w:type="gramStart"/>
-            <w:r>
-              <w:rPr>
-                <w:lang w:val="en-US"/>
-              </w:rPr>
-              <w:t>voyageurtransportation,DC</w:t>
-            </w:r>
-            <w:proofErr w:type="gramEnd"/>
-            <w:r>
-              <w:rPr>
-                <w:lang w:val="en-US"/>
-              </w:rPr>
-              <w:t>=ca</w:t>
+              <w:t>CN=London970CoLo,CN=Sites,CN=Configuration,DC=corp,DC=voyageurtransportation,DC=ca</w:t>
+            </w:r>
+          </w:p>
+        </w:tc>
+        <w:tc>
+          <w:tcPr>
+            <w:tcW w:w="1872" w:type="dxa"/>
+          </w:tcPr>
+          <w:p>
+            <w:pPr>
+              <w:rPr>
+                <w:lang w:val="en-US"/>
+              </w:rPr>
+            </w:pPr>
+          </w:p>
+        </w:tc>
+        <w:tc>
+          <w:tcPr>
+            <w:tcW w:w="1872" w:type="dxa"/>
+          </w:tcPr>
+          <w:p>
+            <w:pPr>
+              <w:rPr>
+                <w:lang w:val="en-US"/>
+              </w:rPr>
+            </w:pPr>
+            <w:r>
+              <w:rPr>
+                <w:lang w:val="en-US"/>
+              </w:rPr>
+              <w:t>CN=10.40.72.192/26,CN=Subnets,CN=Sites,CN=Configuration,DC=corp,DC=voyageurtransportation,DC=ca</w:t>
             </w:r>
           </w:p>
         </w:tc>
@@ -14854,191 +10887,37 @@
               <w:rPr>
                 <w:lang w:val="en-US"/>
               </w:rPr>
-              <w:t>CN=London970</w:t>
-            </w:r>
-            <w:proofErr w:type="gramStart"/>
-            <w:r>
-              <w:rPr>
-                <w:lang w:val="en-US"/>
-              </w:rPr>
-              <w:t>CoLo,CN</w:t>
-            </w:r>
-            <w:proofErr w:type="gramEnd"/>
-            <w:r>
-              <w:rPr>
-                <w:lang w:val="en-US"/>
-              </w:rPr>
-              <w:t>=</w:t>
-            </w:r>
-            <w:proofErr w:type="gramStart"/>
-            <w:r>
-              <w:rPr>
-                <w:lang w:val="en-US"/>
-              </w:rPr>
-              <w:t>Sites,CN</w:t>
-            </w:r>
-            <w:proofErr w:type="gramEnd"/>
-            <w:r>
-              <w:rPr>
-                <w:lang w:val="en-US"/>
-              </w:rPr>
-              <w:t>=</w:t>
-            </w:r>
-            <w:proofErr w:type="gramStart"/>
-            <w:r>
-              <w:rPr>
-                <w:lang w:val="en-US"/>
-              </w:rPr>
-              <w:t>Configuration,DC</w:t>
-            </w:r>
-            <w:proofErr w:type="gramEnd"/>
-            <w:r>
-              <w:rPr>
-                <w:lang w:val="en-US"/>
-              </w:rPr>
-              <w:t>=</w:t>
-            </w:r>
-            <w:proofErr w:type="gramStart"/>
-            <w:r>
-              <w:rPr>
-                <w:lang w:val="en-US"/>
-              </w:rPr>
-              <w:t>corp,DC</w:t>
-            </w:r>
-            <w:proofErr w:type="gramEnd"/>
-            <w:r>
-              <w:rPr>
-                <w:lang w:val="en-US"/>
-              </w:rPr>
-              <w:t>=</w:t>
-            </w:r>
-            <w:proofErr w:type="gramStart"/>
-            <w:r>
-              <w:rPr>
-                <w:lang w:val="en-US"/>
-              </w:rPr>
-              <w:t>voyageurtransportation,DC</w:t>
-            </w:r>
-            <w:proofErr w:type="gramEnd"/>
-            <w:r>
-              <w:rPr>
-                <w:lang w:val="en-US"/>
-              </w:rPr>
-              <w:t>=ca</w:t>
-            </w:r>
-          </w:p>
-        </w:tc>
-        <w:tc>
-          <w:tcPr>
-            <w:tcW w:w="1872" w:type="dxa"/>
-          </w:tcPr>
-          <w:p>
-            <w:pPr>
-              <w:rPr>
-                <w:lang w:val="en-US"/>
-              </w:rPr>
-            </w:pPr>
-          </w:p>
-        </w:tc>
-        <w:tc>
-          <w:tcPr>
-            <w:tcW w:w="1872" w:type="dxa"/>
-          </w:tcPr>
-          <w:p>
-            <w:pPr>
-              <w:rPr>
-                <w:lang w:val="en-US"/>
-              </w:rPr>
-            </w:pPr>
-            <w:r>
-              <w:rPr>
-                <w:lang w:val="en-US"/>
-              </w:rPr>
-              <w:t>CN=10.40.73.0/</w:t>
-            </w:r>
-            <w:proofErr w:type="gramStart"/>
-            <w:r>
-              <w:rPr>
-                <w:lang w:val="en-US"/>
-              </w:rPr>
-              <w:t>26,CN</w:t>
-            </w:r>
-            <w:proofErr w:type="gramEnd"/>
-            <w:r>
-              <w:rPr>
-                <w:lang w:val="en-US"/>
-              </w:rPr>
-              <w:t>=</w:t>
-            </w:r>
-            <w:proofErr w:type="gramStart"/>
-            <w:r>
-              <w:rPr>
-                <w:lang w:val="en-US"/>
-              </w:rPr>
-              <w:t>Subnets,CN</w:t>
-            </w:r>
-            <w:proofErr w:type="gramEnd"/>
-            <w:r>
-              <w:rPr>
-                <w:lang w:val="en-US"/>
-              </w:rPr>
-              <w:t>=</w:t>
-            </w:r>
-            <w:proofErr w:type="gramStart"/>
-            <w:r>
-              <w:rPr>
-                <w:lang w:val="en-US"/>
-              </w:rPr>
-              <w:t>Sites,CN</w:t>
-            </w:r>
-            <w:proofErr w:type="gramEnd"/>
-            <w:r>
-              <w:rPr>
-                <w:lang w:val="en-US"/>
-              </w:rPr>
-              <w:t>=</w:t>
-            </w:r>
-            <w:proofErr w:type="gramStart"/>
-            <w:r>
-              <w:rPr>
-                <w:lang w:val="en-US"/>
-              </w:rPr>
-              <w:t>Configuration,DC</w:t>
-            </w:r>
-            <w:proofErr w:type="gramEnd"/>
-            <w:r>
-              <w:rPr>
-                <w:lang w:val="en-US"/>
-              </w:rPr>
-              <w:t>=</w:t>
-            </w:r>
-            <w:proofErr w:type="gramStart"/>
-            <w:r>
-              <w:rPr>
-                <w:lang w:val="en-US"/>
-              </w:rPr>
-              <w:t>corp,DC</w:t>
-            </w:r>
-            <w:proofErr w:type="gramEnd"/>
-            <w:r>
-              <w:rPr>
-                <w:lang w:val="en-US"/>
-              </w:rPr>
-              <w:t>=</w:t>
-            </w:r>
-            <w:proofErr w:type="gramStart"/>
-            <w:r>
-              <w:rPr>
-                <w:lang w:val="en-US"/>
-              </w:rPr>
-              <w:t>voyageurtransportation,DC</w:t>
-            </w:r>
-            <w:proofErr w:type="gramEnd"/>
-            <w:r>
-              <w:rPr>
-                <w:lang w:val="en-US"/>
-              </w:rPr>
-              <w:t>=ca</w:t>
+              <w:t>CN=London970CoLo,CN=Sites,CN=Configuration,DC=corp,DC=voyageurtransportation,DC=ca</w:t>
+            </w:r>
+          </w:p>
+        </w:tc>
+        <w:tc>
+          <w:tcPr>
+            <w:tcW w:w="1872" w:type="dxa"/>
+          </w:tcPr>
+          <w:p>
+            <w:pPr>
+              <w:rPr>
+                <w:lang w:val="en-US"/>
+              </w:rPr>
+            </w:pPr>
+          </w:p>
+        </w:tc>
+        <w:tc>
+          <w:tcPr>
+            <w:tcW w:w="1872" w:type="dxa"/>
+          </w:tcPr>
+          <w:p>
+            <w:pPr>
+              <w:rPr>
+                <w:lang w:val="en-US"/>
+              </w:rPr>
+            </w:pPr>
+            <w:r>
+              <w:rPr>
+                <w:lang w:val="en-US"/>
+              </w:rPr>
+              <w:t>CN=10.40.73.0/26,CN=Subnets,CN=Sites,CN=Configuration,DC=corp,DC=voyageurtransportation,DC=ca</w:t>
             </w:r>
           </w:p>
         </w:tc>
@@ -15091,191 +10970,37 @@
               <w:rPr>
                 <w:lang w:val="en-US"/>
               </w:rPr>
-              <w:t>CN=London970</w:t>
-            </w:r>
-            <w:proofErr w:type="gramStart"/>
-            <w:r>
-              <w:rPr>
-                <w:lang w:val="en-US"/>
-              </w:rPr>
-              <w:t>CoLo,CN</w:t>
-            </w:r>
-            <w:proofErr w:type="gramEnd"/>
-            <w:r>
-              <w:rPr>
-                <w:lang w:val="en-US"/>
-              </w:rPr>
-              <w:t>=</w:t>
-            </w:r>
-            <w:proofErr w:type="gramStart"/>
-            <w:r>
-              <w:rPr>
-                <w:lang w:val="en-US"/>
-              </w:rPr>
-              <w:t>Sites,CN</w:t>
-            </w:r>
-            <w:proofErr w:type="gramEnd"/>
-            <w:r>
-              <w:rPr>
-                <w:lang w:val="en-US"/>
-              </w:rPr>
-              <w:t>=</w:t>
-            </w:r>
-            <w:proofErr w:type="gramStart"/>
-            <w:r>
-              <w:rPr>
-                <w:lang w:val="en-US"/>
-              </w:rPr>
-              <w:t>Configuration,DC</w:t>
-            </w:r>
-            <w:proofErr w:type="gramEnd"/>
-            <w:r>
-              <w:rPr>
-                <w:lang w:val="en-US"/>
-              </w:rPr>
-              <w:t>=</w:t>
-            </w:r>
-            <w:proofErr w:type="gramStart"/>
-            <w:r>
-              <w:rPr>
-                <w:lang w:val="en-US"/>
-              </w:rPr>
-              <w:t>corp,DC</w:t>
-            </w:r>
-            <w:proofErr w:type="gramEnd"/>
-            <w:r>
-              <w:rPr>
-                <w:lang w:val="en-US"/>
-              </w:rPr>
-              <w:t>=</w:t>
-            </w:r>
-            <w:proofErr w:type="gramStart"/>
-            <w:r>
-              <w:rPr>
-                <w:lang w:val="en-US"/>
-              </w:rPr>
-              <w:t>voyageurtransportation,DC</w:t>
-            </w:r>
-            <w:proofErr w:type="gramEnd"/>
-            <w:r>
-              <w:rPr>
-                <w:lang w:val="en-US"/>
-              </w:rPr>
-              <w:t>=ca</w:t>
-            </w:r>
-          </w:p>
-        </w:tc>
-        <w:tc>
-          <w:tcPr>
-            <w:tcW w:w="1872" w:type="dxa"/>
-          </w:tcPr>
-          <w:p>
-            <w:pPr>
-              <w:rPr>
-                <w:lang w:val="en-US"/>
-              </w:rPr>
-            </w:pPr>
-          </w:p>
-        </w:tc>
-        <w:tc>
-          <w:tcPr>
-            <w:tcW w:w="1872" w:type="dxa"/>
-          </w:tcPr>
-          <w:p>
-            <w:pPr>
-              <w:rPr>
-                <w:lang w:val="en-US"/>
-              </w:rPr>
-            </w:pPr>
-            <w:r>
-              <w:rPr>
-                <w:lang w:val="en-US"/>
-              </w:rPr>
-              <w:t>CN=10.40.73.64/</w:t>
-            </w:r>
-            <w:proofErr w:type="gramStart"/>
-            <w:r>
-              <w:rPr>
-                <w:lang w:val="en-US"/>
-              </w:rPr>
-              <w:t>26,CN</w:t>
-            </w:r>
-            <w:proofErr w:type="gramEnd"/>
-            <w:r>
-              <w:rPr>
-                <w:lang w:val="en-US"/>
-              </w:rPr>
-              <w:t>=</w:t>
-            </w:r>
-            <w:proofErr w:type="gramStart"/>
-            <w:r>
-              <w:rPr>
-                <w:lang w:val="en-US"/>
-              </w:rPr>
-              <w:t>Subnets,CN</w:t>
-            </w:r>
-            <w:proofErr w:type="gramEnd"/>
-            <w:r>
-              <w:rPr>
-                <w:lang w:val="en-US"/>
-              </w:rPr>
-              <w:t>=</w:t>
-            </w:r>
-            <w:proofErr w:type="gramStart"/>
-            <w:r>
-              <w:rPr>
-                <w:lang w:val="en-US"/>
-              </w:rPr>
-              <w:t>Sites,CN</w:t>
-            </w:r>
-            <w:proofErr w:type="gramEnd"/>
-            <w:r>
-              <w:rPr>
-                <w:lang w:val="en-US"/>
-              </w:rPr>
-              <w:t>=</w:t>
-            </w:r>
-            <w:proofErr w:type="gramStart"/>
-            <w:r>
-              <w:rPr>
-                <w:lang w:val="en-US"/>
-              </w:rPr>
-              <w:t>Configuration,DC</w:t>
-            </w:r>
-            <w:proofErr w:type="gramEnd"/>
-            <w:r>
-              <w:rPr>
-                <w:lang w:val="en-US"/>
-              </w:rPr>
-              <w:t>=</w:t>
-            </w:r>
-            <w:proofErr w:type="gramStart"/>
-            <w:r>
-              <w:rPr>
-                <w:lang w:val="en-US"/>
-              </w:rPr>
-              <w:t>corp,DC</w:t>
-            </w:r>
-            <w:proofErr w:type="gramEnd"/>
-            <w:r>
-              <w:rPr>
-                <w:lang w:val="en-US"/>
-              </w:rPr>
-              <w:t>=</w:t>
-            </w:r>
-            <w:proofErr w:type="gramStart"/>
-            <w:r>
-              <w:rPr>
-                <w:lang w:val="en-US"/>
-              </w:rPr>
-              <w:t>voyageurtransportation,DC</w:t>
-            </w:r>
-            <w:proofErr w:type="gramEnd"/>
-            <w:r>
-              <w:rPr>
-                <w:lang w:val="en-US"/>
-              </w:rPr>
-              <w:t>=ca</w:t>
+              <w:t>CN=London970CoLo,CN=Sites,CN=Configuration,DC=corp,DC=voyageurtransportation,DC=ca</w:t>
+            </w:r>
+          </w:p>
+        </w:tc>
+        <w:tc>
+          <w:tcPr>
+            <w:tcW w:w="1872" w:type="dxa"/>
+          </w:tcPr>
+          <w:p>
+            <w:pPr>
+              <w:rPr>
+                <w:lang w:val="en-US"/>
+              </w:rPr>
+            </w:pPr>
+          </w:p>
+        </w:tc>
+        <w:tc>
+          <w:tcPr>
+            <w:tcW w:w="1872" w:type="dxa"/>
+          </w:tcPr>
+          <w:p>
+            <w:pPr>
+              <w:rPr>
+                <w:lang w:val="en-US"/>
+              </w:rPr>
+            </w:pPr>
+            <w:r>
+              <w:rPr>
+                <w:lang w:val="en-US"/>
+              </w:rPr>
+              <w:t>CN=10.40.73.64/26,CN=Subnets,CN=Sites,CN=Configuration,DC=corp,DC=voyageurtransportation,DC=ca</w:t>
             </w:r>
           </w:p>
         </w:tc>
@@ -15331,191 +11056,37 @@
               <w:rPr>
                 <w:lang w:val="en-US"/>
               </w:rPr>
-              <w:t>CN=London970</w:t>
-            </w:r>
-            <w:proofErr w:type="gramStart"/>
-            <w:r>
-              <w:rPr>
-                <w:lang w:val="en-US"/>
-              </w:rPr>
-              <w:t>CoLo,CN</w:t>
-            </w:r>
-            <w:proofErr w:type="gramEnd"/>
-            <w:r>
-              <w:rPr>
-                <w:lang w:val="en-US"/>
-              </w:rPr>
-              <w:t>=</w:t>
-            </w:r>
-            <w:proofErr w:type="gramStart"/>
-            <w:r>
-              <w:rPr>
-                <w:lang w:val="en-US"/>
-              </w:rPr>
-              <w:t>Sites,CN</w:t>
-            </w:r>
-            <w:proofErr w:type="gramEnd"/>
-            <w:r>
-              <w:rPr>
-                <w:lang w:val="en-US"/>
-              </w:rPr>
-              <w:t>=</w:t>
-            </w:r>
-            <w:proofErr w:type="gramStart"/>
-            <w:r>
-              <w:rPr>
-                <w:lang w:val="en-US"/>
-              </w:rPr>
-              <w:t>Configuration,DC</w:t>
-            </w:r>
-            <w:proofErr w:type="gramEnd"/>
-            <w:r>
-              <w:rPr>
-                <w:lang w:val="en-US"/>
-              </w:rPr>
-              <w:t>=</w:t>
-            </w:r>
-            <w:proofErr w:type="gramStart"/>
-            <w:r>
-              <w:rPr>
-                <w:lang w:val="en-US"/>
-              </w:rPr>
-              <w:t>corp,DC</w:t>
-            </w:r>
-            <w:proofErr w:type="gramEnd"/>
-            <w:r>
-              <w:rPr>
-                <w:lang w:val="en-US"/>
-              </w:rPr>
-              <w:t>=</w:t>
-            </w:r>
-            <w:proofErr w:type="gramStart"/>
-            <w:r>
-              <w:rPr>
-                <w:lang w:val="en-US"/>
-              </w:rPr>
-              <w:t>voyageurtransportation,DC</w:t>
-            </w:r>
-            <w:proofErr w:type="gramEnd"/>
-            <w:r>
-              <w:rPr>
-                <w:lang w:val="en-US"/>
-              </w:rPr>
-              <w:t>=ca</w:t>
-            </w:r>
-          </w:p>
-        </w:tc>
-        <w:tc>
-          <w:tcPr>
-            <w:tcW w:w="1872" w:type="dxa"/>
-          </w:tcPr>
-          <w:p>
-            <w:pPr>
-              <w:rPr>
-                <w:lang w:val="en-US"/>
-              </w:rPr>
-            </w:pPr>
-          </w:p>
-        </w:tc>
-        <w:tc>
-          <w:tcPr>
-            <w:tcW w:w="1872" w:type="dxa"/>
-          </w:tcPr>
-          <w:p>
-            <w:pPr>
-              <w:rPr>
-                <w:lang w:val="en-US"/>
-              </w:rPr>
-            </w:pPr>
-            <w:r>
-              <w:rPr>
-                <w:lang w:val="en-US"/>
-              </w:rPr>
-              <w:t>CN=10.40.74.0/</w:t>
-            </w:r>
-            <w:proofErr w:type="gramStart"/>
-            <w:r>
-              <w:rPr>
-                <w:lang w:val="en-US"/>
-              </w:rPr>
-              <w:t>24,CN</w:t>
-            </w:r>
-            <w:proofErr w:type="gramEnd"/>
-            <w:r>
-              <w:rPr>
-                <w:lang w:val="en-US"/>
-              </w:rPr>
-              <w:t>=</w:t>
-            </w:r>
-            <w:proofErr w:type="gramStart"/>
-            <w:r>
-              <w:rPr>
-                <w:lang w:val="en-US"/>
-              </w:rPr>
-              <w:t>Subnets,CN</w:t>
-            </w:r>
-            <w:proofErr w:type="gramEnd"/>
-            <w:r>
-              <w:rPr>
-                <w:lang w:val="en-US"/>
-              </w:rPr>
-              <w:t>=</w:t>
-            </w:r>
-            <w:proofErr w:type="gramStart"/>
-            <w:r>
-              <w:rPr>
-                <w:lang w:val="en-US"/>
-              </w:rPr>
-              <w:t>Sites,CN</w:t>
-            </w:r>
-            <w:proofErr w:type="gramEnd"/>
-            <w:r>
-              <w:rPr>
-                <w:lang w:val="en-US"/>
-              </w:rPr>
-              <w:t>=</w:t>
-            </w:r>
-            <w:proofErr w:type="gramStart"/>
-            <w:r>
-              <w:rPr>
-                <w:lang w:val="en-US"/>
-              </w:rPr>
-              <w:t>Configuration,DC</w:t>
-            </w:r>
-            <w:proofErr w:type="gramEnd"/>
-            <w:r>
-              <w:rPr>
-                <w:lang w:val="en-US"/>
-              </w:rPr>
-              <w:t>=</w:t>
-            </w:r>
-            <w:proofErr w:type="gramStart"/>
-            <w:r>
-              <w:rPr>
-                <w:lang w:val="en-US"/>
-              </w:rPr>
-              <w:t>corp,DC</w:t>
-            </w:r>
-            <w:proofErr w:type="gramEnd"/>
-            <w:r>
-              <w:rPr>
-                <w:lang w:val="en-US"/>
-              </w:rPr>
-              <w:t>=</w:t>
-            </w:r>
-            <w:proofErr w:type="gramStart"/>
-            <w:r>
-              <w:rPr>
-                <w:lang w:val="en-US"/>
-              </w:rPr>
-              <w:t>voyageurtransportation,DC</w:t>
-            </w:r>
-            <w:proofErr w:type="gramEnd"/>
-            <w:r>
-              <w:rPr>
-                <w:lang w:val="en-US"/>
-              </w:rPr>
-              <w:t>=ca</w:t>
+              <w:t>CN=London970CoLo,CN=Sites,CN=Configuration,DC=corp,DC=voyageurtransportation,DC=ca</w:t>
+            </w:r>
+          </w:p>
+        </w:tc>
+        <w:tc>
+          <w:tcPr>
+            <w:tcW w:w="1872" w:type="dxa"/>
+          </w:tcPr>
+          <w:p>
+            <w:pPr>
+              <w:rPr>
+                <w:lang w:val="en-US"/>
+              </w:rPr>
+            </w:pPr>
+          </w:p>
+        </w:tc>
+        <w:tc>
+          <w:tcPr>
+            <w:tcW w:w="1872" w:type="dxa"/>
+          </w:tcPr>
+          <w:p>
+            <w:pPr>
+              <w:rPr>
+                <w:lang w:val="en-US"/>
+              </w:rPr>
+            </w:pPr>
+            <w:r>
+              <w:rPr>
+                <w:lang w:val="en-US"/>
+              </w:rPr>
+              <w:t>CN=10.40.74.0/24,CN=Subnets,CN=Sites,CN=Configuration,DC=corp,DC=voyageurtransportation,DC=ca</w:t>
             </w:r>
           </w:p>
         </w:tc>
@@ -15568,191 +11139,37 @@
               <w:rPr>
                 <w:lang w:val="en-US"/>
               </w:rPr>
-              <w:t>CN=London970</w:t>
-            </w:r>
-            <w:proofErr w:type="gramStart"/>
-            <w:r>
-              <w:rPr>
-                <w:lang w:val="en-US"/>
-              </w:rPr>
-              <w:t>CoLo,CN</w:t>
-            </w:r>
-            <w:proofErr w:type="gramEnd"/>
-            <w:r>
-              <w:rPr>
-                <w:lang w:val="en-US"/>
-              </w:rPr>
-              <w:t>=</w:t>
-            </w:r>
-            <w:proofErr w:type="gramStart"/>
-            <w:r>
-              <w:rPr>
-                <w:lang w:val="en-US"/>
-              </w:rPr>
-              <w:t>Sites,CN</w:t>
-            </w:r>
-            <w:proofErr w:type="gramEnd"/>
-            <w:r>
-              <w:rPr>
-                <w:lang w:val="en-US"/>
-              </w:rPr>
-              <w:t>=</w:t>
-            </w:r>
-            <w:proofErr w:type="gramStart"/>
-            <w:r>
-              <w:rPr>
-                <w:lang w:val="en-US"/>
-              </w:rPr>
-              <w:t>Configuration,DC</w:t>
-            </w:r>
-            <w:proofErr w:type="gramEnd"/>
-            <w:r>
-              <w:rPr>
-                <w:lang w:val="en-US"/>
-              </w:rPr>
-              <w:t>=</w:t>
-            </w:r>
-            <w:proofErr w:type="gramStart"/>
-            <w:r>
-              <w:rPr>
-                <w:lang w:val="en-US"/>
-              </w:rPr>
-              <w:t>corp,DC</w:t>
-            </w:r>
-            <w:proofErr w:type="gramEnd"/>
-            <w:r>
-              <w:rPr>
-                <w:lang w:val="en-US"/>
-              </w:rPr>
-              <w:t>=</w:t>
-            </w:r>
-            <w:proofErr w:type="gramStart"/>
-            <w:r>
-              <w:rPr>
-                <w:lang w:val="en-US"/>
-              </w:rPr>
-              <w:t>voyageurtransportation,DC</w:t>
-            </w:r>
-            <w:proofErr w:type="gramEnd"/>
-            <w:r>
-              <w:rPr>
-                <w:lang w:val="en-US"/>
-              </w:rPr>
-              <w:t>=ca</w:t>
-            </w:r>
-          </w:p>
-        </w:tc>
-        <w:tc>
-          <w:tcPr>
-            <w:tcW w:w="1872" w:type="dxa"/>
-          </w:tcPr>
-          <w:p>
-            <w:pPr>
-              <w:rPr>
-                <w:lang w:val="en-US"/>
-              </w:rPr>
-            </w:pPr>
-          </w:p>
-        </w:tc>
-        <w:tc>
-          <w:tcPr>
-            <w:tcW w:w="1872" w:type="dxa"/>
-          </w:tcPr>
-          <w:p>
-            <w:pPr>
-              <w:rPr>
-                <w:lang w:val="en-US"/>
-              </w:rPr>
-            </w:pPr>
-            <w:r>
-              <w:rPr>
-                <w:lang w:val="en-US"/>
-              </w:rPr>
-              <w:t>CN=10.40.75.0/</w:t>
-            </w:r>
-            <w:proofErr w:type="gramStart"/>
-            <w:r>
-              <w:rPr>
-                <w:lang w:val="en-US"/>
-              </w:rPr>
-              <w:t>24,CN</w:t>
-            </w:r>
-            <w:proofErr w:type="gramEnd"/>
-            <w:r>
-              <w:rPr>
-                <w:lang w:val="en-US"/>
-              </w:rPr>
-              <w:t>=</w:t>
-            </w:r>
-            <w:proofErr w:type="gramStart"/>
-            <w:r>
-              <w:rPr>
-                <w:lang w:val="en-US"/>
-              </w:rPr>
-              <w:t>Subnets,CN</w:t>
-            </w:r>
-            <w:proofErr w:type="gramEnd"/>
-            <w:r>
-              <w:rPr>
-                <w:lang w:val="en-US"/>
-              </w:rPr>
-              <w:t>=</w:t>
-            </w:r>
-            <w:proofErr w:type="gramStart"/>
-            <w:r>
-              <w:rPr>
-                <w:lang w:val="en-US"/>
-              </w:rPr>
-              <w:t>Sites,CN</w:t>
-            </w:r>
-            <w:proofErr w:type="gramEnd"/>
-            <w:r>
-              <w:rPr>
-                <w:lang w:val="en-US"/>
-              </w:rPr>
-              <w:t>=</w:t>
-            </w:r>
-            <w:proofErr w:type="gramStart"/>
-            <w:r>
-              <w:rPr>
-                <w:lang w:val="en-US"/>
-              </w:rPr>
-              <w:t>Configuration,DC</w:t>
-            </w:r>
-            <w:proofErr w:type="gramEnd"/>
-            <w:r>
-              <w:rPr>
-                <w:lang w:val="en-US"/>
-              </w:rPr>
-              <w:t>=</w:t>
-            </w:r>
-            <w:proofErr w:type="gramStart"/>
-            <w:r>
-              <w:rPr>
-                <w:lang w:val="en-US"/>
-              </w:rPr>
-              <w:t>corp,DC</w:t>
-            </w:r>
-            <w:proofErr w:type="gramEnd"/>
-            <w:r>
-              <w:rPr>
-                <w:lang w:val="en-US"/>
-              </w:rPr>
-              <w:t>=</w:t>
-            </w:r>
-            <w:proofErr w:type="gramStart"/>
-            <w:r>
-              <w:rPr>
-                <w:lang w:val="en-US"/>
-              </w:rPr>
-              <w:t>voyageurtransportation,DC</w:t>
-            </w:r>
-            <w:proofErr w:type="gramEnd"/>
-            <w:r>
-              <w:rPr>
-                <w:lang w:val="en-US"/>
-              </w:rPr>
-              <w:t>=ca</w:t>
+              <w:t>CN=London970CoLo,CN=Sites,CN=Configuration,DC=corp,DC=voyageurtransportation,DC=ca</w:t>
+            </w:r>
+          </w:p>
+        </w:tc>
+        <w:tc>
+          <w:tcPr>
+            <w:tcW w:w="1872" w:type="dxa"/>
+          </w:tcPr>
+          <w:p>
+            <w:pPr>
+              <w:rPr>
+                <w:lang w:val="en-US"/>
+              </w:rPr>
+            </w:pPr>
+          </w:p>
+        </w:tc>
+        <w:tc>
+          <w:tcPr>
+            <w:tcW w:w="1872" w:type="dxa"/>
+          </w:tcPr>
+          <w:p>
+            <w:pPr>
+              <w:rPr>
+                <w:lang w:val="en-US"/>
+              </w:rPr>
+            </w:pPr>
+            <w:r>
+              <w:rPr>
+                <w:lang w:val="en-US"/>
+              </w:rPr>
+              <w:t>CN=10.40.75.0/24,CN=Subnets,CN=Sites,CN=Configuration,DC=corp,DC=voyageurtransportation,DC=ca</w:t>
             </w:r>
           </w:p>
         </w:tc>
@@ -15808,191 +11225,37 @@
               <w:rPr>
                 <w:lang w:val="en-US"/>
               </w:rPr>
-              <w:t>CN=London970</w:t>
-            </w:r>
-            <w:proofErr w:type="gramStart"/>
-            <w:r>
-              <w:rPr>
-                <w:lang w:val="en-US"/>
-              </w:rPr>
-              <w:t>CoLo,CN</w:t>
-            </w:r>
-            <w:proofErr w:type="gramEnd"/>
-            <w:r>
-              <w:rPr>
-                <w:lang w:val="en-US"/>
-              </w:rPr>
-              <w:t>=</w:t>
-            </w:r>
-            <w:proofErr w:type="gramStart"/>
-            <w:r>
-              <w:rPr>
-                <w:lang w:val="en-US"/>
-              </w:rPr>
-              <w:t>Sites,CN</w:t>
-            </w:r>
-            <w:proofErr w:type="gramEnd"/>
-            <w:r>
-              <w:rPr>
-                <w:lang w:val="en-US"/>
-              </w:rPr>
-              <w:t>=</w:t>
-            </w:r>
-            <w:proofErr w:type="gramStart"/>
-            <w:r>
-              <w:rPr>
-                <w:lang w:val="en-US"/>
-              </w:rPr>
-              <w:t>Configuration,DC</w:t>
-            </w:r>
-            <w:proofErr w:type="gramEnd"/>
-            <w:r>
-              <w:rPr>
-                <w:lang w:val="en-US"/>
-              </w:rPr>
-              <w:t>=</w:t>
-            </w:r>
-            <w:proofErr w:type="gramStart"/>
-            <w:r>
-              <w:rPr>
-                <w:lang w:val="en-US"/>
-              </w:rPr>
-              <w:t>corp,DC</w:t>
-            </w:r>
-            <w:proofErr w:type="gramEnd"/>
-            <w:r>
-              <w:rPr>
-                <w:lang w:val="en-US"/>
-              </w:rPr>
-              <w:t>=</w:t>
-            </w:r>
-            <w:proofErr w:type="gramStart"/>
-            <w:r>
-              <w:rPr>
-                <w:lang w:val="en-US"/>
-              </w:rPr>
-              <w:t>voyageurtransportation,DC</w:t>
-            </w:r>
-            <w:proofErr w:type="gramEnd"/>
-            <w:r>
-              <w:rPr>
-                <w:lang w:val="en-US"/>
-              </w:rPr>
-              <w:t>=ca</w:t>
-            </w:r>
-          </w:p>
-        </w:tc>
-        <w:tc>
-          <w:tcPr>
-            <w:tcW w:w="1872" w:type="dxa"/>
-          </w:tcPr>
-          <w:p>
-            <w:pPr>
-              <w:rPr>
-                <w:lang w:val="en-US"/>
-              </w:rPr>
-            </w:pPr>
-          </w:p>
-        </w:tc>
-        <w:tc>
-          <w:tcPr>
-            <w:tcW w:w="1872" w:type="dxa"/>
-          </w:tcPr>
-          <w:p>
-            <w:pPr>
-              <w:rPr>
-                <w:lang w:val="en-US"/>
-              </w:rPr>
-            </w:pPr>
-            <w:r>
-              <w:rPr>
-                <w:lang w:val="en-US"/>
-              </w:rPr>
-              <w:t>CN=10.48.60.0/</w:t>
-            </w:r>
-            <w:proofErr w:type="gramStart"/>
-            <w:r>
-              <w:rPr>
-                <w:lang w:val="en-US"/>
-              </w:rPr>
-              <w:t>24,CN</w:t>
-            </w:r>
-            <w:proofErr w:type="gramEnd"/>
-            <w:r>
-              <w:rPr>
-                <w:lang w:val="en-US"/>
-              </w:rPr>
-              <w:t>=</w:t>
-            </w:r>
-            <w:proofErr w:type="gramStart"/>
-            <w:r>
-              <w:rPr>
-                <w:lang w:val="en-US"/>
-              </w:rPr>
-              <w:t>Subnets,CN</w:t>
-            </w:r>
-            <w:proofErr w:type="gramEnd"/>
-            <w:r>
-              <w:rPr>
-                <w:lang w:val="en-US"/>
-              </w:rPr>
-              <w:t>=</w:t>
-            </w:r>
-            <w:proofErr w:type="gramStart"/>
-            <w:r>
-              <w:rPr>
-                <w:lang w:val="en-US"/>
-              </w:rPr>
-              <w:t>Sites,CN</w:t>
-            </w:r>
-            <w:proofErr w:type="gramEnd"/>
-            <w:r>
-              <w:rPr>
-                <w:lang w:val="en-US"/>
-              </w:rPr>
-              <w:t>=</w:t>
-            </w:r>
-            <w:proofErr w:type="gramStart"/>
-            <w:r>
-              <w:rPr>
-                <w:lang w:val="en-US"/>
-              </w:rPr>
-              <w:t>Configuration,DC</w:t>
-            </w:r>
-            <w:proofErr w:type="gramEnd"/>
-            <w:r>
-              <w:rPr>
-                <w:lang w:val="en-US"/>
-              </w:rPr>
-              <w:t>=</w:t>
-            </w:r>
-            <w:proofErr w:type="gramStart"/>
-            <w:r>
-              <w:rPr>
-                <w:lang w:val="en-US"/>
-              </w:rPr>
-              <w:t>corp,DC</w:t>
-            </w:r>
-            <w:proofErr w:type="gramEnd"/>
-            <w:r>
-              <w:rPr>
-                <w:lang w:val="en-US"/>
-              </w:rPr>
-              <w:t>=</w:t>
-            </w:r>
-            <w:proofErr w:type="gramStart"/>
-            <w:r>
-              <w:rPr>
-                <w:lang w:val="en-US"/>
-              </w:rPr>
-              <w:t>voyageurtransportation,DC</w:t>
-            </w:r>
-            <w:proofErr w:type="gramEnd"/>
-            <w:r>
-              <w:rPr>
-                <w:lang w:val="en-US"/>
-              </w:rPr>
-              <w:t>=ca</w:t>
+              <w:t>CN=London970CoLo,CN=Sites,CN=Configuration,DC=corp,DC=voyageurtransportation,DC=ca</w:t>
+            </w:r>
+          </w:p>
+        </w:tc>
+        <w:tc>
+          <w:tcPr>
+            <w:tcW w:w="1872" w:type="dxa"/>
+          </w:tcPr>
+          <w:p>
+            <w:pPr>
+              <w:rPr>
+                <w:lang w:val="en-US"/>
+              </w:rPr>
+            </w:pPr>
+          </w:p>
+        </w:tc>
+        <w:tc>
+          <w:tcPr>
+            <w:tcW w:w="1872" w:type="dxa"/>
+          </w:tcPr>
+          <w:p>
+            <w:pPr>
+              <w:rPr>
+                <w:lang w:val="en-US"/>
+              </w:rPr>
+            </w:pPr>
+            <w:r>
+              <w:rPr>
+                <w:lang w:val="en-US"/>
+              </w:rPr>
+              <w:t>CN=10.48.60.0/24,CN=Subnets,CN=Sites,CN=Configuration,DC=corp,DC=voyageurtransportation,DC=ca</w:t>
             </w:r>
           </w:p>
         </w:tc>
@@ -16045,191 +11308,37 @@
               <w:rPr>
                 <w:lang w:val="en-US"/>
               </w:rPr>
-              <w:t>CN=London970</w:t>
-            </w:r>
-            <w:proofErr w:type="gramStart"/>
-            <w:r>
-              <w:rPr>
-                <w:lang w:val="en-US"/>
-              </w:rPr>
-              <w:t>CoLo,CN</w:t>
-            </w:r>
-            <w:proofErr w:type="gramEnd"/>
-            <w:r>
-              <w:rPr>
-                <w:lang w:val="en-US"/>
-              </w:rPr>
-              <w:t>=</w:t>
-            </w:r>
-            <w:proofErr w:type="gramStart"/>
-            <w:r>
-              <w:rPr>
-                <w:lang w:val="en-US"/>
-              </w:rPr>
-              <w:t>Sites,CN</w:t>
-            </w:r>
-            <w:proofErr w:type="gramEnd"/>
-            <w:r>
-              <w:rPr>
-                <w:lang w:val="en-US"/>
-              </w:rPr>
-              <w:t>=</w:t>
-            </w:r>
-            <w:proofErr w:type="gramStart"/>
-            <w:r>
-              <w:rPr>
-                <w:lang w:val="en-US"/>
-              </w:rPr>
-              <w:t>Configuration,DC</w:t>
-            </w:r>
-            <w:proofErr w:type="gramEnd"/>
-            <w:r>
-              <w:rPr>
-                <w:lang w:val="en-US"/>
-              </w:rPr>
-              <w:t>=</w:t>
-            </w:r>
-            <w:proofErr w:type="gramStart"/>
-            <w:r>
-              <w:rPr>
-                <w:lang w:val="en-US"/>
-              </w:rPr>
-              <w:t>corp,DC</w:t>
-            </w:r>
-            <w:proofErr w:type="gramEnd"/>
-            <w:r>
-              <w:rPr>
-                <w:lang w:val="en-US"/>
-              </w:rPr>
-              <w:t>=</w:t>
-            </w:r>
-            <w:proofErr w:type="gramStart"/>
-            <w:r>
-              <w:rPr>
-                <w:lang w:val="en-US"/>
-              </w:rPr>
-              <w:t>voyageurtransportation,DC</w:t>
-            </w:r>
-            <w:proofErr w:type="gramEnd"/>
-            <w:r>
-              <w:rPr>
-                <w:lang w:val="en-US"/>
-              </w:rPr>
-              <w:t>=ca</w:t>
-            </w:r>
-          </w:p>
-        </w:tc>
-        <w:tc>
-          <w:tcPr>
-            <w:tcW w:w="1872" w:type="dxa"/>
-          </w:tcPr>
-          <w:p>
-            <w:pPr>
-              <w:rPr>
-                <w:lang w:val="en-US"/>
-              </w:rPr>
-            </w:pPr>
-          </w:p>
-        </w:tc>
-        <w:tc>
-          <w:tcPr>
-            <w:tcW w:w="1872" w:type="dxa"/>
-          </w:tcPr>
-          <w:p>
-            <w:pPr>
-              <w:rPr>
-                <w:lang w:val="en-US"/>
-              </w:rPr>
-            </w:pPr>
-            <w:r>
-              <w:rPr>
-                <w:lang w:val="en-US"/>
-              </w:rPr>
-              <w:t>CN=10.48.68.0/</w:t>
-            </w:r>
-            <w:proofErr w:type="gramStart"/>
-            <w:r>
-              <w:rPr>
-                <w:lang w:val="en-US"/>
-              </w:rPr>
-              <w:t>24,CN</w:t>
-            </w:r>
-            <w:proofErr w:type="gramEnd"/>
-            <w:r>
-              <w:rPr>
-                <w:lang w:val="en-US"/>
-              </w:rPr>
-              <w:t>=</w:t>
-            </w:r>
-            <w:proofErr w:type="gramStart"/>
-            <w:r>
-              <w:rPr>
-                <w:lang w:val="en-US"/>
-              </w:rPr>
-              <w:t>Subnets,CN</w:t>
-            </w:r>
-            <w:proofErr w:type="gramEnd"/>
-            <w:r>
-              <w:rPr>
-                <w:lang w:val="en-US"/>
-              </w:rPr>
-              <w:t>=</w:t>
-            </w:r>
-            <w:proofErr w:type="gramStart"/>
-            <w:r>
-              <w:rPr>
-                <w:lang w:val="en-US"/>
-              </w:rPr>
-              <w:t>Sites,CN</w:t>
-            </w:r>
-            <w:proofErr w:type="gramEnd"/>
-            <w:r>
-              <w:rPr>
-                <w:lang w:val="en-US"/>
-              </w:rPr>
-              <w:t>=</w:t>
-            </w:r>
-            <w:proofErr w:type="gramStart"/>
-            <w:r>
-              <w:rPr>
-                <w:lang w:val="en-US"/>
-              </w:rPr>
-              <w:t>Configuration,DC</w:t>
-            </w:r>
-            <w:proofErr w:type="gramEnd"/>
-            <w:r>
-              <w:rPr>
-                <w:lang w:val="en-US"/>
-              </w:rPr>
-              <w:t>=</w:t>
-            </w:r>
-            <w:proofErr w:type="gramStart"/>
-            <w:r>
-              <w:rPr>
-                <w:lang w:val="en-US"/>
-              </w:rPr>
-              <w:t>corp,DC</w:t>
-            </w:r>
-            <w:proofErr w:type="gramEnd"/>
-            <w:r>
-              <w:rPr>
-                <w:lang w:val="en-US"/>
-              </w:rPr>
-              <w:t>=</w:t>
-            </w:r>
-            <w:proofErr w:type="gramStart"/>
-            <w:r>
-              <w:rPr>
-                <w:lang w:val="en-US"/>
-              </w:rPr>
-              <w:t>voyageurtransportation,DC</w:t>
-            </w:r>
-            <w:proofErr w:type="gramEnd"/>
-            <w:r>
-              <w:rPr>
-                <w:lang w:val="en-US"/>
-              </w:rPr>
-              <w:t>=ca</w:t>
+              <w:t>CN=London970CoLo,CN=Sites,CN=Configuration,DC=corp,DC=voyageurtransportation,DC=ca</w:t>
+            </w:r>
+          </w:p>
+        </w:tc>
+        <w:tc>
+          <w:tcPr>
+            <w:tcW w:w="1872" w:type="dxa"/>
+          </w:tcPr>
+          <w:p>
+            <w:pPr>
+              <w:rPr>
+                <w:lang w:val="en-US"/>
+              </w:rPr>
+            </w:pPr>
+          </w:p>
+        </w:tc>
+        <w:tc>
+          <w:tcPr>
+            <w:tcW w:w="1872" w:type="dxa"/>
+          </w:tcPr>
+          <w:p>
+            <w:pPr>
+              <w:rPr>
+                <w:lang w:val="en-US"/>
+              </w:rPr>
+            </w:pPr>
+            <w:r>
+              <w:rPr>
+                <w:lang w:val="en-US"/>
+              </w:rPr>
+              <w:t>CN=10.48.68.0/24,CN=Subnets,CN=Sites,CN=Configuration,DC=corp,DC=voyageurtransportation,DC=ca</w:t>
             </w:r>
           </w:p>
         </w:tc>
@@ -16285,191 +11394,37 @@
               <w:rPr>
                 <w:lang w:val="en-US"/>
               </w:rPr>
-              <w:t>CN=London970</w:t>
-            </w:r>
-            <w:proofErr w:type="gramStart"/>
-            <w:r>
-              <w:rPr>
-                <w:lang w:val="en-US"/>
-              </w:rPr>
-              <w:t>CoLo,CN</w:t>
-            </w:r>
-            <w:proofErr w:type="gramEnd"/>
-            <w:r>
-              <w:rPr>
-                <w:lang w:val="en-US"/>
-              </w:rPr>
-              <w:t>=</w:t>
-            </w:r>
-            <w:proofErr w:type="gramStart"/>
-            <w:r>
-              <w:rPr>
-                <w:lang w:val="en-US"/>
-              </w:rPr>
-              <w:t>Sites,CN</w:t>
-            </w:r>
-            <w:proofErr w:type="gramEnd"/>
-            <w:r>
-              <w:rPr>
-                <w:lang w:val="en-US"/>
-              </w:rPr>
-              <w:t>=</w:t>
-            </w:r>
-            <w:proofErr w:type="gramStart"/>
-            <w:r>
-              <w:rPr>
-                <w:lang w:val="en-US"/>
-              </w:rPr>
-              <w:t>Configuration,DC</w:t>
-            </w:r>
-            <w:proofErr w:type="gramEnd"/>
-            <w:r>
-              <w:rPr>
-                <w:lang w:val="en-US"/>
-              </w:rPr>
-              <w:t>=</w:t>
-            </w:r>
-            <w:proofErr w:type="gramStart"/>
-            <w:r>
-              <w:rPr>
-                <w:lang w:val="en-US"/>
-              </w:rPr>
-              <w:t>corp,DC</w:t>
-            </w:r>
-            <w:proofErr w:type="gramEnd"/>
-            <w:r>
-              <w:rPr>
-                <w:lang w:val="en-US"/>
-              </w:rPr>
-              <w:t>=</w:t>
-            </w:r>
-            <w:proofErr w:type="gramStart"/>
-            <w:r>
-              <w:rPr>
-                <w:lang w:val="en-US"/>
-              </w:rPr>
-              <w:t>voyageurtransportation,DC</w:t>
-            </w:r>
-            <w:proofErr w:type="gramEnd"/>
-            <w:r>
-              <w:rPr>
-                <w:lang w:val="en-US"/>
-              </w:rPr>
-              <w:t>=ca</w:t>
-            </w:r>
-          </w:p>
-        </w:tc>
-        <w:tc>
-          <w:tcPr>
-            <w:tcW w:w="1872" w:type="dxa"/>
-          </w:tcPr>
-          <w:p>
-            <w:pPr>
-              <w:rPr>
-                <w:lang w:val="en-US"/>
-              </w:rPr>
-            </w:pPr>
-          </w:p>
-        </w:tc>
-        <w:tc>
-          <w:tcPr>
-            <w:tcW w:w="1872" w:type="dxa"/>
-          </w:tcPr>
-          <w:p>
-            <w:pPr>
-              <w:rPr>
-                <w:lang w:val="en-US"/>
-              </w:rPr>
-            </w:pPr>
-            <w:r>
-              <w:rPr>
-                <w:lang w:val="en-US"/>
-              </w:rPr>
-              <w:t>CN=10.40.76.0/</w:t>
-            </w:r>
-            <w:proofErr w:type="gramStart"/>
-            <w:r>
-              <w:rPr>
-                <w:lang w:val="en-US"/>
-              </w:rPr>
-              <w:t>24,CN</w:t>
-            </w:r>
-            <w:proofErr w:type="gramEnd"/>
-            <w:r>
-              <w:rPr>
-                <w:lang w:val="en-US"/>
-              </w:rPr>
-              <w:t>=</w:t>
-            </w:r>
-            <w:proofErr w:type="gramStart"/>
-            <w:r>
-              <w:rPr>
-                <w:lang w:val="en-US"/>
-              </w:rPr>
-              <w:t>Subnets,CN</w:t>
-            </w:r>
-            <w:proofErr w:type="gramEnd"/>
-            <w:r>
-              <w:rPr>
-                <w:lang w:val="en-US"/>
-              </w:rPr>
-              <w:t>=</w:t>
-            </w:r>
-            <w:proofErr w:type="gramStart"/>
-            <w:r>
-              <w:rPr>
-                <w:lang w:val="en-US"/>
-              </w:rPr>
-              <w:t>Sites,CN</w:t>
-            </w:r>
-            <w:proofErr w:type="gramEnd"/>
-            <w:r>
-              <w:rPr>
-                <w:lang w:val="en-US"/>
-              </w:rPr>
-              <w:t>=</w:t>
-            </w:r>
-            <w:proofErr w:type="gramStart"/>
-            <w:r>
-              <w:rPr>
-                <w:lang w:val="en-US"/>
-              </w:rPr>
-              <w:t>Configuration,DC</w:t>
-            </w:r>
-            <w:proofErr w:type="gramEnd"/>
-            <w:r>
-              <w:rPr>
-                <w:lang w:val="en-US"/>
-              </w:rPr>
-              <w:t>=</w:t>
-            </w:r>
-            <w:proofErr w:type="gramStart"/>
-            <w:r>
-              <w:rPr>
-                <w:lang w:val="en-US"/>
-              </w:rPr>
-              <w:t>corp,DC</w:t>
-            </w:r>
-            <w:proofErr w:type="gramEnd"/>
-            <w:r>
-              <w:rPr>
-                <w:lang w:val="en-US"/>
-              </w:rPr>
-              <w:t>=</w:t>
-            </w:r>
-            <w:proofErr w:type="gramStart"/>
-            <w:r>
-              <w:rPr>
-                <w:lang w:val="en-US"/>
-              </w:rPr>
-              <w:t>voyageurtransportation,DC</w:t>
-            </w:r>
-            <w:proofErr w:type="gramEnd"/>
-            <w:r>
-              <w:rPr>
-                <w:lang w:val="en-US"/>
-              </w:rPr>
-              <w:t>=ca</w:t>
+              <w:t>CN=London970CoLo,CN=Sites,CN=Configuration,DC=corp,DC=voyageurtransportation,DC=ca</w:t>
+            </w:r>
+          </w:p>
+        </w:tc>
+        <w:tc>
+          <w:tcPr>
+            <w:tcW w:w="1872" w:type="dxa"/>
+          </w:tcPr>
+          <w:p>
+            <w:pPr>
+              <w:rPr>
+                <w:lang w:val="en-US"/>
+              </w:rPr>
+            </w:pPr>
+          </w:p>
+        </w:tc>
+        <w:tc>
+          <w:tcPr>
+            <w:tcW w:w="1872" w:type="dxa"/>
+          </w:tcPr>
+          <w:p>
+            <w:pPr>
+              <w:rPr>
+                <w:lang w:val="en-US"/>
+              </w:rPr>
+            </w:pPr>
+            <w:r>
+              <w:rPr>
+                <w:lang w:val="en-US"/>
+              </w:rPr>
+              <w:t>CN=10.40.76.0/24,CN=Subnets,CN=Sites,CN=Configuration,DC=corp,DC=voyageurtransportation,DC=ca</w:t>
             </w:r>
           </w:p>
         </w:tc>
@@ -16645,7 +11600,6 @@
                 <w:lang w:val="en-US"/>
               </w:rPr>
             </w:pPr>
-            <w:proofErr w:type="spellStart"/>
             <w:r>
               <w:rPr>
                 <w:color w:val="FFFFFF"/>
@@ -16653,7 +11607,6 @@
               </w:rPr>
               <w:t>TrustType</w:t>
             </w:r>
-            <w:proofErr w:type="spellEnd"/>
           </w:p>
         </w:tc>
         <w:tc>
@@ -16667,7 +11620,6 @@
                 <w:lang w:val="en-US"/>
               </w:rPr>
             </w:pPr>
-            <w:proofErr w:type="spellStart"/>
             <w:r>
               <w:rPr>
                 <w:color w:val="FFFFFF"/>
@@ -16675,7 +11627,6 @@
               </w:rPr>
               <w:t>SelectiveAuthentication</w:t>
             </w:r>
-            <w:proofErr w:type="spellEnd"/>
           </w:p>
         </w:tc>
         <w:tc>
@@ -16689,7 +11640,6 @@
                 <w:lang w:val="en-US"/>
               </w:rPr>
             </w:pPr>
-            <w:proofErr w:type="spellStart"/>
             <w:r>
               <w:rPr>
                 <w:color w:val="FFFFFF"/>
@@ -16697,7 +11647,6 @@
               </w:rPr>
               <w:t>ForestTransitive</w:t>
             </w:r>
-            <w:proofErr w:type="spellEnd"/>
           </w:p>
         </w:tc>
       </w:tr>
@@ -16733,14 +11682,12 @@
                 <w:lang w:val="en-US"/>
               </w:rPr>
             </w:pPr>
-            <w:proofErr w:type="spellStart"/>
             <w:r>
               <w:rPr>
                 <w:lang w:val="en-US"/>
               </w:rPr>
               <w:t>BiDirectional</w:t>
             </w:r>
-            <w:proofErr w:type="spellEnd"/>
           </w:p>
         </w:tc>
         <w:tc>
@@ -16916,7 +11863,6 @@
                 <w:lang w:val="en-US"/>
               </w:rPr>
             </w:pPr>
-            <w:proofErr w:type="spellStart"/>
             <w:r>
               <w:rPr>
                 <w:color w:val="FFFFFF"/>
@@ -16924,7 +11870,6 @@
               </w:rPr>
               <w:t>OperatingSystem</w:t>
             </w:r>
-            <w:proofErr w:type="spellEnd"/>
           </w:p>
         </w:tc>
         <w:tc>
@@ -18302,7 +13247,6 @@
                 <w:lang w:val="en-US"/>
               </w:rPr>
             </w:pPr>
-            <w:proofErr w:type="spellStart"/>
             <w:r>
               <w:rPr>
                 <w:color w:val="FFFFFF"/>
@@ -18310,7 +13254,6 @@
               </w:rPr>
               <w:t>GroupCategory</w:t>
             </w:r>
-            <w:proofErr w:type="spellEnd"/>
           </w:p>
         </w:tc>
         <w:tc>
@@ -18324,7 +13267,6 @@
                 <w:lang w:val="en-US"/>
               </w:rPr>
             </w:pPr>
-            <w:proofErr w:type="spellStart"/>
             <w:r>
               <w:rPr>
                 <w:color w:val="FFFFFF"/>
@@ -18332,7 +13274,6 @@
               </w:rPr>
               <w:t>GroupScope</w:t>
             </w:r>
-            <w:proofErr w:type="spellEnd"/>
           </w:p>
         </w:tc>
         <w:tc>
@@ -18509,14 +13450,12 @@
                 <w:lang w:val="en-US"/>
               </w:rPr>
             </w:pPr>
-            <w:proofErr w:type="spellStart"/>
             <w:r>
               <w:rPr>
                 <w:lang w:val="en-US"/>
               </w:rPr>
               <w:t>DomainLocal</w:t>
             </w:r>
-            <w:proofErr w:type="spellEnd"/>
           </w:p>
         </w:tc>
         <w:tc>
@@ -18933,14 +13872,12 @@
                 <w:lang w:val="en-US"/>
               </w:rPr>
             </w:pPr>
-            <w:proofErr w:type="spellStart"/>
             <w:r>
               <w:rPr>
                 <w:lang w:val="en-US"/>
               </w:rPr>
               <w:t>DomainLocal</w:t>
             </w:r>
-            <w:proofErr w:type="spellEnd"/>
           </w:p>
         </w:tc>
         <w:tc>
@@ -19314,7 +14251,6 @@
                 <w:lang w:val="en-US"/>
               </w:rPr>
             </w:pPr>
-            <w:proofErr w:type="spellStart"/>
             <w:r>
               <w:rPr>
                 <w:color w:val="FFFFFF"/>
@@ -19322,7 +14258,6 @@
               </w:rPr>
               <w:t>ServerName</w:t>
             </w:r>
-            <w:proofErr w:type="spellEnd"/>
           </w:p>
         </w:tc>
         <w:tc>
@@ -19336,7 +14271,6 @@
                 <w:lang w:val="en-US"/>
               </w:rPr>
             </w:pPr>
-            <w:proofErr w:type="spellStart"/>
             <w:r>
               <w:rPr>
                 <w:color w:val="FFFFFF"/>
@@ -19344,7 +14278,6 @@
               </w:rPr>
               <w:t>DriverName</w:t>
             </w:r>
-            <w:proofErr w:type="spellEnd"/>
           </w:p>
         </w:tc>
         <w:tc>
@@ -19386,21 +14319,7 @@
               <w:rPr>
                 <w:lang w:val="en-US"/>
               </w:rPr>
-              <w:t>PRINTSRV-BRANT-MAIN (</w:t>
-            </w:r>
-            <w:proofErr w:type="spellStart"/>
-            <w:r>
-              <w:rPr>
-                <w:lang w:val="en-US"/>
-              </w:rPr>
-              <w:t>Tobisba</w:t>
-            </w:r>
-            <w:proofErr w:type="spellEnd"/>
-            <w:r>
-              <w:rPr>
-                <w:lang w:val="en-US"/>
-              </w:rPr>
-              <w:t xml:space="preserve"> e-Studio 2515ac)</w:t>
+              <w:t>PRINTSRV-BRANT-MAIN (Tobisba e-Studio 2515ac)</w:t>
             </w:r>
           </w:p>
         </w:tc>
@@ -19631,21 +14550,7 @@
               <w:rPr>
                 <w:lang w:val="en-US"/>
               </w:rPr>
-              <w:t>PRINTSRV-EFBL-</w:t>
-            </w:r>
-            <w:proofErr w:type="spellStart"/>
-            <w:r>
-              <w:rPr>
-                <w:lang w:val="en-US"/>
-              </w:rPr>
-              <w:t>Colour</w:t>
-            </w:r>
-            <w:proofErr w:type="spellEnd"/>
-            <w:r>
-              <w:rPr>
-                <w:lang w:val="en-US"/>
-              </w:rPr>
-              <w:t xml:space="preserve"> (HP Color LaserJet MFP M283fdw)</w:t>
+              <w:t>PRINTSRV-EFBL-Colour (HP Color LaserJet MFP M283fdw)</w:t>
             </w:r>
           </w:p>
         </w:tc>
@@ -19695,19 +14600,11 @@
                 <w:lang w:val="en-US"/>
               </w:rPr>
             </w:pPr>
-            <w:proofErr w:type="spellStart"/>
-            <w:r>
-              <w:rPr>
-                <w:lang w:val="en-US"/>
-              </w:rPr>
-              <w:t>storville</w:t>
-            </w:r>
-            <w:proofErr w:type="spellEnd"/>
-            <w:r>
-              <w:rPr>
-                <w:lang w:val="en-US"/>
-              </w:rPr>
-              <w:t xml:space="preserve"> East Ferris</w:t>
+            <w:r>
+              <w:rPr>
+                <w:lang w:val="en-US"/>
+              </w:rPr>
+              <w:t>storville East Ferris</w:t>
             </w:r>
           </w:p>
         </w:tc>
@@ -20015,21 +14912,7 @@
               <w:rPr>
                 <w:lang w:val="en-US"/>
               </w:rPr>
-              <w:t xml:space="preserve">301205 </w:t>
-            </w:r>
-            <w:proofErr w:type="spellStart"/>
-            <w:r>
-              <w:rPr>
-                <w:lang w:val="en-US"/>
-              </w:rPr>
-              <w:t>Knapville</w:t>
-            </w:r>
-            <w:proofErr w:type="spellEnd"/>
-            <w:r>
-              <w:rPr>
-                <w:lang w:val="en-US"/>
-              </w:rPr>
-              <w:t xml:space="preserve"> Hanover</w:t>
+              <w:t>301205 Knapville Hanover</w:t>
             </w:r>
           </w:p>
         </w:tc>
@@ -20440,21 +15323,7 @@
               <w:rPr>
                 <w:lang w:val="en-US"/>
               </w:rPr>
-              <w:t>PRINTSRV-LDN-ADM-</w:t>
-            </w:r>
-            <w:proofErr w:type="gramStart"/>
-            <w:r>
-              <w:rPr>
-                <w:lang w:val="en-US"/>
-              </w:rPr>
-              <w:t>GARAGE(</w:t>
-            </w:r>
-            <w:proofErr w:type="gramEnd"/>
-            <w:r>
-              <w:rPr>
-                <w:lang w:val="en-US"/>
-              </w:rPr>
-              <w:t>HP LaserJet MFP E52645)2</w:t>
+              <w:t>PRINTSRV-LDN-ADM-GARAGE(HP LaserJet MFP E52645)2</w:t>
             </w:r>
           </w:p>
         </w:tc>
@@ -20756,21 +15625,7 @@
               <w:rPr>
                 <w:lang w:val="en-US"/>
               </w:rPr>
-              <w:t>PRINTSRV-LDN-ADM-Zebra (</w:t>
-            </w:r>
-            <w:proofErr w:type="spellStart"/>
-            <w:r>
-              <w:rPr>
-                <w:lang w:val="en-US"/>
-              </w:rPr>
-              <w:t>ZDesigner</w:t>
-            </w:r>
-            <w:proofErr w:type="spellEnd"/>
-            <w:r>
-              <w:rPr>
-                <w:lang w:val="en-US"/>
-              </w:rPr>
-              <w:t xml:space="preserve"> GK420d)</w:t>
+              <w:t>PRINTSRV-LDN-ADM-Zebra (ZDesigner GK420d)</w:t>
             </w:r>
           </w:p>
         </w:tc>
@@ -20802,19 +15657,11 @@
                 <w:lang w:val="en-US"/>
               </w:rPr>
             </w:pPr>
-            <w:proofErr w:type="spellStart"/>
-            <w:r>
-              <w:rPr>
-                <w:lang w:val="en-US"/>
-              </w:rPr>
-              <w:t>ZDesigner</w:t>
-            </w:r>
-            <w:proofErr w:type="spellEnd"/>
-            <w:r>
-              <w:rPr>
-                <w:lang w:val="en-US"/>
-              </w:rPr>
-              <w:t xml:space="preserve"> GK420d</w:t>
+            <w:r>
+              <w:rPr>
+                <w:lang w:val="en-US"/>
+              </w:rPr>
+              <w:t>ZDesigner GK420d</w:t>
             </w:r>
           </w:p>
         </w:tc>
@@ -21199,16 +16046,8 @@
               <w:rPr>
                 <w:lang w:val="en-US"/>
               </w:rPr>
-              <w:t xml:space="preserve">London - Liberty - 2nd </w:t>
-            </w:r>
-            <w:proofErr w:type="spellStart"/>
-            <w:r>
-              <w:rPr>
-                <w:lang w:val="en-US"/>
-              </w:rPr>
-              <w:t>Flr</w:t>
-            </w:r>
-            <w:proofErr w:type="spellEnd"/>
+              <w:t>London - Liberty - 2nd Flr</w:t>
+            </w:r>
           </w:p>
         </w:tc>
       </w:tr>
@@ -21310,21 +16149,7 @@
               <w:rPr>
                 <w:lang w:val="en-US"/>
               </w:rPr>
-              <w:t>PRINTSRV-LDN-SOV-</w:t>
-            </w:r>
-            <w:proofErr w:type="gramStart"/>
-            <w:r>
-              <w:rPr>
-                <w:lang w:val="en-US"/>
-              </w:rPr>
-              <w:t>FLEET(</w:t>
-            </w:r>
-            <w:proofErr w:type="gramEnd"/>
-            <w:r>
-              <w:rPr>
-                <w:lang w:val="en-US"/>
-              </w:rPr>
-              <w:t>HP Color LaserJet MFP Pro 477fdn)</w:t>
+              <w:t>PRINTSRV-LDN-SOV-FLEET(HP Color LaserJet MFP Pro 477fdn)</w:t>
             </w:r>
           </w:p>
         </w:tc>
@@ -21404,16 +16229,8 @@
               <w:rPr>
                 <w:lang w:val="en-US"/>
               </w:rPr>
-              <w:t>PRINTSRV-LDN-SOV-MAIN (HP Color LaserJet MFP M</w:t>
-            </w:r>
-            <w:proofErr w:type="gramStart"/>
-            <w:r>
-              <w:rPr>
-                <w:lang w:val="en-US"/>
-              </w:rPr>
-              <w:t>577 )</w:t>
-            </w:r>
-            <w:proofErr w:type="gramEnd"/>
+              <w:t>PRINTSRV-LDN-SOV-MAIN (HP Color LaserJet MFP M577 )</w:t>
+            </w:r>
           </w:p>
         </w:tc>
         <w:tc>
@@ -21489,21 +16306,7 @@
               <w:rPr>
                 <w:lang w:val="en-US"/>
               </w:rPr>
-              <w:t>PRINTSRV-NEW-LISKEARD-MAIN (</w:t>
-            </w:r>
-            <w:proofErr w:type="spellStart"/>
-            <w:r>
-              <w:rPr>
-                <w:lang w:val="en-US"/>
-              </w:rPr>
-              <w:t>iR</w:t>
-            </w:r>
-            <w:proofErr w:type="spellEnd"/>
-            <w:r>
-              <w:rPr>
-                <w:lang w:val="en-US"/>
-              </w:rPr>
-              <w:t>-ADV C257)</w:t>
+              <w:t>PRINTSRV-NEW-LISKEARD-MAIN (iR-ADV C257)</w:t>
             </w:r>
           </w:p>
         </w:tc>
@@ -22107,21 +16910,7 @@
               <w:rPr>
                 <w:lang w:val="en-US"/>
               </w:rPr>
-              <w:t xml:space="preserve">PRINTSRV-OWEN-TERM (HP </w:t>
-            </w:r>
-            <w:proofErr w:type="spellStart"/>
-            <w:r>
-              <w:rPr>
-                <w:lang w:val="en-US"/>
-              </w:rPr>
-              <w:t>ColorJet</w:t>
-            </w:r>
-            <w:proofErr w:type="spellEnd"/>
-            <w:r>
-              <w:rPr>
-                <w:lang w:val="en-US"/>
-              </w:rPr>
-              <w:t xml:space="preserve"> MFP E47528)</w:t>
+              <w:t>PRINTSRV-OWEN-TERM (HP ColorJet MFP E47528)</w:t>
             </w:r>
           </w:p>
         </w:tc>
@@ -22574,30 +17363,8 @@
               <w:rPr>
                 <w:lang w:val="en-US"/>
               </w:rPr>
-              <w:t xml:space="preserve">PRINTSRV-WELL-MAIN (Canon </w:t>
-            </w:r>
-            <w:proofErr w:type="spellStart"/>
-            <w:r>
-              <w:rPr>
-                <w:lang w:val="en-US"/>
-              </w:rPr>
-              <w:t>iR</w:t>
-            </w:r>
-            <w:proofErr w:type="spellEnd"/>
-            <w:r>
-              <w:rPr>
-                <w:lang w:val="en-US"/>
-              </w:rPr>
-              <w:t>-ADV C</w:t>
-            </w:r>
-            <w:proofErr w:type="gramStart"/>
-            <w:r>
-              <w:rPr>
-                <w:lang w:val="en-US"/>
-              </w:rPr>
-              <w:t>259 )</w:t>
-            </w:r>
-            <w:proofErr w:type="gramEnd"/>
+              <w:t>PRINTSRV-WELL-MAIN (Canon iR-ADV C259 )</w:t>
+            </w:r>
           </w:p>
         </w:tc>
         <w:tc>
@@ -22646,28 +17413,12 @@
                 <w:lang w:val="en-US"/>
               </w:rPr>
             </w:pPr>
-            <w:proofErr w:type="spellStart"/>
-            <w:r>
-              <w:rPr>
-                <w:lang w:val="en-US"/>
-              </w:rPr>
-              <w:t>Welland</w:t>
-            </w:r>
-            <w:proofErr w:type="spellEnd"/>
-            <w:r>
-              <w:rPr>
-                <w:lang w:val="en-US"/>
-              </w:rPr>
-              <w:t xml:space="preserve">, </w:t>
-            </w:r>
-            <w:proofErr w:type="spellStart"/>
-            <w:r>
-              <w:rPr>
-                <w:lang w:val="en-US"/>
-              </w:rPr>
-              <w:t>Onatario</w:t>
-            </w:r>
-            <w:proofErr w:type="spellEnd"/>
+            <w:r>
+              <w:rPr>
+                <w:lang w:val="en-US"/>
+              </w:rPr>
+              <w:t>Welland, Onatario</w:t>
+            </w:r>
           </w:p>
         </w:tc>
       </w:tr>
@@ -22897,21 +17648,7 @@
               <w:rPr>
                 <w:lang w:val="en-US"/>
               </w:rPr>
-              <w:t xml:space="preserve">23 </w:t>
-            </w:r>
-            <w:proofErr w:type="spellStart"/>
-            <w:r>
-              <w:rPr>
-                <w:lang w:val="en-US"/>
-              </w:rPr>
-              <w:t>Cardico</w:t>
-            </w:r>
-            <w:proofErr w:type="spellEnd"/>
-            <w:r>
-              <w:rPr>
-                <w:lang w:val="en-US"/>
-              </w:rPr>
-              <w:t xml:space="preserve"> Dr Gormley</w:t>
+              <w:t>23 Cardico Dr Gormley</w:t>
             </w:r>
           </w:p>
         </w:tc>
@@ -23014,21 +17751,7 @@
               <w:rPr>
                 <w:lang w:val="en-US"/>
               </w:rPr>
-              <w:t>PRINTSRV-YORK-SCH (</w:t>
-            </w:r>
-            <w:proofErr w:type="spellStart"/>
-            <w:r>
-              <w:rPr>
-                <w:lang w:val="en-US"/>
-              </w:rPr>
-              <w:t>iR</w:t>
-            </w:r>
-            <w:proofErr w:type="spellEnd"/>
-            <w:r>
-              <w:rPr>
-                <w:lang w:val="en-US"/>
-              </w:rPr>
-              <w:t>-ADV C5540 III)</w:t>
+              <w:t>PRINTSRV-YORK-SCH (iR-ADV C5540 III)</w:t>
             </w:r>
           </w:p>
         </w:tc>
@@ -23957,14 +18680,12 @@
                 <w:lang w:val="en-US"/>
               </w:rPr>
             </w:pPr>
-            <w:proofErr w:type="spellStart"/>
             <w:r>
               <w:rPr>
                 <w:lang w:val="en-US"/>
               </w:rPr>
               <w:t>SovereignRd</w:t>
             </w:r>
-            <w:proofErr w:type="spellEnd"/>
           </w:p>
         </w:tc>
       </w:tr>
@@ -24003,14 +18724,12 @@
                 <w:lang w:val="en-US"/>
               </w:rPr>
             </w:pPr>
-            <w:proofErr w:type="spellStart"/>
             <w:r>
               <w:rPr>
                 <w:lang w:val="en-US"/>
               </w:rPr>
               <w:t>GeneralDynamics</w:t>
             </w:r>
-            <w:proofErr w:type="spellEnd"/>
           </w:p>
         </w:tc>
       </w:tr>
@@ -24046,14 +18765,12 @@
                 <w:lang w:val="en-US"/>
               </w:rPr>
             </w:pPr>
-            <w:proofErr w:type="spellStart"/>
             <w:r>
               <w:rPr>
                 <w:lang w:val="en-US"/>
               </w:rPr>
               <w:t>KingsCollege</w:t>
             </w:r>
-            <w:proofErr w:type="spellEnd"/>
           </w:p>
         </w:tc>
       </w:tr>
@@ -24177,14 +18894,12 @@
                 <w:lang w:val="en-US"/>
               </w:rPr>
             </w:pPr>
-            <w:proofErr w:type="spellStart"/>
             <w:r>
               <w:rPr>
                 <w:lang w:val="en-US"/>
               </w:rPr>
               <w:t>WindsorRegional</w:t>
             </w:r>
-            <w:proofErr w:type="spellEnd"/>
           </w:p>
         </w:tc>
       </w:tr>
@@ -24220,14 +18935,12 @@
                 <w:lang w:val="en-US"/>
               </w:rPr>
             </w:pPr>
-            <w:proofErr w:type="spellStart"/>
             <w:r>
               <w:rPr>
                 <w:lang w:val="en-US"/>
               </w:rPr>
               <w:t>WindsorCasino</w:t>
             </w:r>
-            <w:proofErr w:type="spellEnd"/>
           </w:p>
         </w:tc>
       </w:tr>
@@ -24477,14 +19190,12 @@
                 <w:lang w:val="en-US"/>
               </w:rPr>
             </w:pPr>
-            <w:proofErr w:type="spellStart"/>
             <w:r>
               <w:rPr>
                 <w:lang w:val="en-US"/>
               </w:rPr>
               <w:t>MustangShuttle</w:t>
             </w:r>
-            <w:proofErr w:type="spellEnd"/>
           </w:p>
         </w:tc>
       </w:tr>
@@ -24948,14 +19659,12 @@
                 <w:lang w:val="en-US"/>
               </w:rPr>
             </w:pPr>
-            <w:proofErr w:type="spellStart"/>
             <w:r>
               <w:rPr>
                 <w:lang w:val="en-US"/>
               </w:rPr>
               <w:t>RemoteDesktop</w:t>
             </w:r>
-            <w:proofErr w:type="spellEnd"/>
           </w:p>
         </w:tc>
       </w:tr>
@@ -24991,14 +19700,12 @@
                 <w:lang w:val="en-US"/>
               </w:rPr>
             </w:pPr>
-            <w:proofErr w:type="spellStart"/>
             <w:r>
               <w:rPr>
                 <w:lang w:val="en-US"/>
               </w:rPr>
               <w:t>Skymedical</w:t>
             </w:r>
-            <w:proofErr w:type="spellEnd"/>
           </w:p>
         </w:tc>
       </w:tr>
@@ -25207,14 +19914,12 @@
                 <w:lang w:val="en-US"/>
               </w:rPr>
             </w:pPr>
-            <w:proofErr w:type="spellStart"/>
             <w:r>
               <w:rPr>
                 <w:lang w:val="en-US"/>
               </w:rPr>
               <w:t>NorthPlexus</w:t>
             </w:r>
-            <w:proofErr w:type="spellEnd"/>
           </w:p>
         </w:tc>
       </w:tr>
@@ -25254,16 +19959,8 @@
               <w:rPr>
                 <w:lang w:val="en-US"/>
               </w:rPr>
-              <w:t>Niagara-</w:t>
-            </w:r>
-            <w:proofErr w:type="spellStart"/>
-            <w:r>
-              <w:rPr>
-                <w:lang w:val="en-US"/>
-              </w:rPr>
-              <w:t>hamilton</w:t>
-            </w:r>
-            <w:proofErr w:type="spellEnd"/>
+              <w:t>Niagara-hamilton</w:t>
+            </w:r>
           </w:p>
         </w:tc>
       </w:tr>
@@ -25683,14 +20380,12 @@
                 <w:lang w:val="en-US"/>
               </w:rPr>
             </w:pPr>
-            <w:proofErr w:type="spellStart"/>
             <w:r>
               <w:rPr>
                 <w:lang w:val="en-US"/>
               </w:rPr>
               <w:t>CallCentre</w:t>
             </w:r>
-            <w:proofErr w:type="spellEnd"/>
           </w:p>
         </w:tc>
       </w:tr>
@@ -26239,14 +20934,12 @@
                 <w:lang w:val="en-US"/>
               </w:rPr>
             </w:pPr>
-            <w:proofErr w:type="spellStart"/>
             <w:r>
               <w:rPr>
                 <w:lang w:val="en-US"/>
               </w:rPr>
               <w:t>PrivlegedAccounts</w:t>
             </w:r>
-            <w:proofErr w:type="spellEnd"/>
           </w:p>
         </w:tc>
       </w:tr>
@@ -26326,14 +21019,12 @@
                 <w:lang w:val="en-US"/>
               </w:rPr>
             </w:pPr>
-            <w:proofErr w:type="spellStart"/>
             <w:r>
               <w:rPr>
                 <w:lang w:val="en-US"/>
               </w:rPr>
               <w:t>PPTS_Ottawa</w:t>
             </w:r>
-            <w:proofErr w:type="spellEnd"/>
           </w:p>
         </w:tc>
       </w:tr>
@@ -26539,19 +21230,11 @@
                 <w:lang w:val="en-US"/>
               </w:rPr>
             </w:pPr>
-            <w:proofErr w:type="spellStart"/>
-            <w:r>
-              <w:rPr>
-                <w:lang w:val="en-US"/>
-              </w:rPr>
-              <w:t>Unassgned</w:t>
-            </w:r>
-            <w:proofErr w:type="spellEnd"/>
-            <w:r>
-              <w:rPr>
-                <w:lang w:val="en-US"/>
-              </w:rPr>
-              <w:t xml:space="preserve"> Users</w:t>
+            <w:r>
+              <w:rPr>
+                <w:lang w:val="en-US"/>
+              </w:rPr>
+              <w:t>Unassgned Users</w:t>
             </w:r>
           </w:p>
         </w:tc>
@@ -26887,14 +21570,12 @@
                 <w:lang w:val="en-US"/>
               </w:rPr>
             </w:pPr>
-            <w:proofErr w:type="spellStart"/>
             <w:r>
               <w:rPr>
                 <w:lang w:val="en-US"/>
               </w:rPr>
               <w:t>TransdevUsers</w:t>
             </w:r>
-            <w:proofErr w:type="spellEnd"/>
           </w:p>
         </w:tc>
       </w:tr>
@@ -26974,14 +21655,12 @@
                 <w:lang w:val="en-US"/>
               </w:rPr>
             </w:pPr>
-            <w:proofErr w:type="spellStart"/>
             <w:r>
               <w:rPr>
                 <w:lang w:val="en-US"/>
               </w:rPr>
               <w:t>FleetServices</w:t>
             </w:r>
-            <w:proofErr w:type="spellEnd"/>
           </w:p>
         </w:tc>
       </w:tr>
@@ -27020,14 +21699,12 @@
                 <w:lang w:val="en-US"/>
               </w:rPr>
             </w:pPr>
-            <w:proofErr w:type="spellStart"/>
             <w:r>
               <w:rPr>
                 <w:lang w:val="en-US"/>
               </w:rPr>
               <w:t>EPTS_Manitoba</w:t>
             </w:r>
-            <w:proofErr w:type="spellEnd"/>
           </w:p>
         </w:tc>
       </w:tr>
@@ -27067,16 +21744,8 @@
               <w:rPr>
                 <w:lang w:val="en-US"/>
               </w:rPr>
-              <w:t xml:space="preserve">Executive </w:t>
-            </w:r>
-            <w:proofErr w:type="spellStart"/>
-            <w:r>
-              <w:rPr>
-                <w:lang w:val="en-US"/>
-              </w:rPr>
-              <w:t>Assitants</w:t>
-            </w:r>
-            <w:proofErr w:type="spellEnd"/>
+              <w:t>Executive Assitants</w:t>
+            </w:r>
           </w:p>
         </w:tc>
       </w:tr>
@@ -27115,14 +21784,12 @@
                 <w:lang w:val="en-US"/>
               </w:rPr>
             </w:pPr>
-            <w:proofErr w:type="spellStart"/>
             <w:r>
               <w:rPr>
                 <w:lang w:val="en-US"/>
               </w:rPr>
               <w:t>DomainComputers</w:t>
             </w:r>
-            <w:proofErr w:type="spellEnd"/>
           </w:p>
         </w:tc>
       </w:tr>
@@ -27287,14 +21954,12 @@
                 <w:lang w:val="en-US"/>
               </w:rPr>
             </w:pPr>
-            <w:proofErr w:type="spellStart"/>
             <w:r>
               <w:rPr>
                 <w:lang w:val="en-US"/>
               </w:rPr>
               <w:t>HealthandSafety</w:t>
             </w:r>
-            <w:proofErr w:type="spellEnd"/>
           </w:p>
         </w:tc>
       </w:tr>
@@ -27544,14 +22209,12 @@
                 <w:lang w:val="en-US"/>
               </w:rPr>
             </w:pPr>
-            <w:proofErr w:type="spellStart"/>
             <w:r>
               <w:rPr>
                 <w:lang w:val="en-US"/>
               </w:rPr>
               <w:t>IT_User_Accounts</w:t>
             </w:r>
-            <w:proofErr w:type="spellEnd"/>
           </w:p>
         </w:tc>
       </w:tr>
@@ -27631,14 +22294,12 @@
                 <w:lang w:val="en-US"/>
               </w:rPr>
             </w:pPr>
-            <w:proofErr w:type="spellStart"/>
             <w:r>
               <w:rPr>
                 <w:lang w:val="en-US"/>
               </w:rPr>
               <w:t>IT_WorkstationAdmins</w:t>
             </w:r>
-            <w:proofErr w:type="spellEnd"/>
           </w:p>
         </w:tc>
       </w:tr>
@@ -27674,14 +22335,12 @@
                 <w:lang w:val="en-US"/>
               </w:rPr>
             </w:pPr>
-            <w:proofErr w:type="spellStart"/>
             <w:r>
               <w:rPr>
                 <w:lang w:val="en-US"/>
               </w:rPr>
               <w:t>Disabled_Users</w:t>
             </w:r>
-            <w:proofErr w:type="spellEnd"/>
           </w:p>
         </w:tc>
       </w:tr>
@@ -27720,14 +22379,12 @@
                 <w:lang w:val="en-US"/>
               </w:rPr>
             </w:pPr>
-            <w:proofErr w:type="spellStart"/>
             <w:r>
               <w:rPr>
                 <w:lang w:val="en-US"/>
               </w:rPr>
               <w:t>Disabled_Groups</w:t>
             </w:r>
-            <w:proofErr w:type="spellEnd"/>
           </w:p>
         </w:tc>
       </w:tr>
@@ -27807,14 +22464,12 @@
                 <w:lang w:val="en-US"/>
               </w:rPr>
             </w:pPr>
-            <w:proofErr w:type="spellStart"/>
             <w:r>
               <w:rPr>
                 <w:lang w:val="en-US"/>
               </w:rPr>
               <w:t>Power_Users</w:t>
             </w:r>
-            <w:proofErr w:type="spellEnd"/>
           </w:p>
         </w:tc>
       </w:tr>
@@ -27894,14 +22549,12 @@
                 <w:lang w:val="en-US"/>
               </w:rPr>
             </w:pPr>
-            <w:proofErr w:type="spellStart"/>
             <w:r>
               <w:rPr>
                 <w:lang w:val="en-US"/>
               </w:rPr>
               <w:t>UsersAndComputers</w:t>
             </w:r>
-            <w:proofErr w:type="spellEnd"/>
           </w:p>
         </w:tc>
       </w:tr>
@@ -27937,14 +22590,12 @@
                 <w:lang w:val="en-US"/>
               </w:rPr>
             </w:pPr>
-            <w:proofErr w:type="spellStart"/>
             <w:r>
               <w:rPr>
                 <w:lang w:val="en-US"/>
               </w:rPr>
               <w:t>IT_DomainAdminUsers</w:t>
             </w:r>
-            <w:proofErr w:type="spellEnd"/>
           </w:p>
         </w:tc>
       </w:tr>
@@ -28068,14 +22719,12 @@
                 <w:lang w:val="en-US"/>
               </w:rPr>
             </w:pPr>
-            <w:proofErr w:type="spellStart"/>
             <w:r>
               <w:rPr>
                 <w:lang w:val="en-US"/>
               </w:rPr>
               <w:t>ServiceAccounts</w:t>
             </w:r>
-            <w:proofErr w:type="spellEnd"/>
           </w:p>
         </w:tc>
       </w:tr>
@@ -28196,14 +22845,12 @@
                 <w:lang w:val="en-US"/>
               </w:rPr>
             </w:pPr>
-            <w:proofErr w:type="spellStart"/>
             <w:r>
               <w:rPr>
                 <w:lang w:val="en-US"/>
               </w:rPr>
               <w:t>Disabled_Computers</w:t>
             </w:r>
-            <w:proofErr w:type="spellEnd"/>
           </w:p>
         </w:tc>
       </w:tr>
@@ -28242,14 +22889,12 @@
                 <w:lang w:val="en-US"/>
               </w:rPr>
             </w:pPr>
-            <w:proofErr w:type="spellStart"/>
             <w:r>
               <w:rPr>
                 <w:lang w:val="en-US"/>
               </w:rPr>
               <w:t>DomainController_Groups</w:t>
             </w:r>
-            <w:proofErr w:type="spellEnd"/>
           </w:p>
         </w:tc>
       </w:tr>
@@ -28285,14 +22930,12 @@
                 <w:lang w:val="en-US"/>
               </w:rPr>
             </w:pPr>
-            <w:proofErr w:type="spellStart"/>
             <w:r>
               <w:rPr>
                 <w:lang w:val="en-US"/>
               </w:rPr>
               <w:t>LOA_Users</w:t>
             </w:r>
-            <w:proofErr w:type="spellEnd"/>
           </w:p>
         </w:tc>
       </w:tr>
@@ -28372,14 +23015,12 @@
                 <w:lang w:val="en-US"/>
               </w:rPr>
             </w:pPr>
-            <w:proofErr w:type="spellStart"/>
             <w:r>
               <w:rPr>
                 <w:lang w:val="en-US"/>
               </w:rPr>
               <w:t>Disabled_SERVERS</w:t>
             </w:r>
-            <w:proofErr w:type="spellEnd"/>
           </w:p>
         </w:tc>
       </w:tr>
@@ -28459,14 +23100,12 @@
                 <w:lang w:val="en-US"/>
               </w:rPr>
             </w:pPr>
-            <w:proofErr w:type="spellStart"/>
             <w:r>
               <w:rPr>
                 <w:lang w:val="en-US"/>
               </w:rPr>
               <w:t>Disabled_Objects_NOT_SYNCD</w:t>
             </w:r>
-            <w:proofErr w:type="spellEnd"/>
           </w:p>
         </w:tc>
       </w:tr>
@@ -28505,14 +23144,12 @@
                 <w:lang w:val="en-US"/>
               </w:rPr>
             </w:pPr>
-            <w:proofErr w:type="spellStart"/>
             <w:r>
               <w:rPr>
                 <w:lang w:val="en-US"/>
               </w:rPr>
               <w:t>TheNewVTS</w:t>
             </w:r>
-            <w:proofErr w:type="spellEnd"/>
           </w:p>
         </w:tc>
       </w:tr>
@@ -28633,14 +23270,12 @@
                 <w:lang w:val="en-US"/>
               </w:rPr>
             </w:pPr>
-            <w:proofErr w:type="spellStart"/>
             <w:r>
               <w:rPr>
                 <w:lang w:val="en-US"/>
               </w:rPr>
               <w:t>tempNoPowerPlan</w:t>
             </w:r>
-            <w:proofErr w:type="spellEnd"/>
           </w:p>
         </w:tc>
       </w:tr>
@@ -28851,14 +23486,12 @@
                 <w:lang w:val="en-US"/>
               </w:rPr>
             </w:pPr>
-            <w:proofErr w:type="spellStart"/>
             <w:r>
               <w:rPr>
                 <w:lang w:val="en-US"/>
               </w:rPr>
               <w:t>TsInternetUser</w:t>
             </w:r>
-            <w:proofErr w:type="spellEnd"/>
           </w:p>
         </w:tc>
         <w:tc>
@@ -29040,14 +23673,12 @@
                 <w:lang w:val="en-US"/>
               </w:rPr>
             </w:pPr>
-            <w:proofErr w:type="spellStart"/>
             <w:r>
               <w:rPr>
                 <w:lang w:val="en-US"/>
               </w:rPr>
               <w:t>SQLExecutiveCmdExec</w:t>
             </w:r>
-            <w:proofErr w:type="spellEnd"/>
           </w:p>
         </w:tc>
         <w:tc>
@@ -29134,14 +23765,12 @@
                 <w:lang w:val="en-US"/>
               </w:rPr>
             </w:pPr>
-            <w:proofErr w:type="spellStart"/>
             <w:r>
               <w:rPr>
                 <w:lang w:val="en-US"/>
               </w:rPr>
               <w:t>SQLAgentCmdExec</w:t>
             </w:r>
-            <w:proofErr w:type="spellEnd"/>
           </w:p>
         </w:tc>
         <w:tc>
@@ -29225,14 +23854,12 @@
                 <w:lang w:val="en-US"/>
               </w:rPr>
             </w:pPr>
-            <w:proofErr w:type="spellStart"/>
             <w:r>
               <w:rPr>
                 <w:lang w:val="en-US"/>
               </w:rPr>
               <w:t>krbtgt</w:t>
             </w:r>
-            <w:proofErr w:type="spellEnd"/>
           </w:p>
         </w:tc>
         <w:tc>
@@ -29319,16 +23946,12 @@
                 <w:lang w:val="en-US"/>
               </w:rPr>
             </w:pPr>
-            <w:proofErr w:type="spellStart"/>
-            <w:proofErr w:type="gramStart"/>
             <w:r>
               <w:rPr>
                 <w:lang w:val="en-US"/>
               </w:rPr>
               <w:t>jh.admin</w:t>
             </w:r>
-            <w:proofErr w:type="spellEnd"/>
-            <w:proofErr w:type="gramEnd"/>
           </w:p>
         </w:tc>
         <w:tc>
@@ -29418,14 +24041,12 @@
                 <w:lang w:val="en-US"/>
               </w:rPr>
             </w:pPr>
-            <w:proofErr w:type="spellStart"/>
             <w:r>
               <w:rPr>
                 <w:lang w:val="en-US"/>
               </w:rPr>
               <w:t>netskope</w:t>
             </w:r>
-            <w:proofErr w:type="spellEnd"/>
           </w:p>
         </w:tc>
         <w:tc>
@@ -29518,14 +24139,12 @@
                 <w:lang w:val="en-US"/>
               </w:rPr>
             </w:pPr>
-            <w:proofErr w:type="spellStart"/>
             <w:r>
               <w:rPr>
                 <w:lang w:val="en-US"/>
               </w:rPr>
               <w:t>veeambackup</w:t>
             </w:r>
-            <w:proofErr w:type="spellEnd"/>
           </w:p>
         </w:tc>
         <w:tc>
@@ -29707,14 +24326,12 @@
                 <w:lang w:val="en-US"/>
               </w:rPr>
             </w:pPr>
-            <w:proofErr w:type="spellStart"/>
             <w:r>
               <w:rPr>
                 <w:lang w:val="en-US"/>
               </w:rPr>
               <w:t>gtatrainer</w:t>
             </w:r>
-            <w:proofErr w:type="spellEnd"/>
           </w:p>
         </w:tc>
         <w:tc>
@@ -30288,14 +24905,12 @@
                 <w:lang w:val="en-US"/>
               </w:rPr>
             </w:pPr>
-            <w:proofErr w:type="spellStart"/>
             <w:r>
               <w:rPr>
                 <w:lang w:val="en-US"/>
               </w:rPr>
               <w:t>winfuel</w:t>
             </w:r>
-            <w:proofErr w:type="spellEnd"/>
           </w:p>
         </w:tc>
         <w:tc>
@@ -30483,14 +25098,12 @@
                 <w:lang w:val="en-US"/>
               </w:rPr>
             </w:pPr>
-            <w:proofErr w:type="spellStart"/>
             <w:r>
               <w:rPr>
                 <w:lang w:val="en-US"/>
               </w:rPr>
               <w:t>scantofile</w:t>
             </w:r>
-            <w:proofErr w:type="spellEnd"/>
           </w:p>
         </w:tc>
         <w:tc>
@@ -30678,14 +25291,12 @@
                 <w:lang w:val="en-US"/>
               </w:rPr>
             </w:pPr>
-            <w:proofErr w:type="spellStart"/>
             <w:r>
               <w:rPr>
                 <w:lang w:val="en-US"/>
               </w:rPr>
               <w:t>mechanictmp</w:t>
             </w:r>
-            <w:proofErr w:type="spellEnd"/>
           </w:p>
         </w:tc>
         <w:tc>
@@ -31066,14 +25677,12 @@
                 <w:lang w:val="en-US"/>
               </w:rPr>
             </w:pPr>
-            <w:proofErr w:type="spellStart"/>
             <w:r>
               <w:rPr>
                 <w:lang w:val="en-US"/>
               </w:rPr>
               <w:t>scantofolder</w:t>
             </w:r>
-            <w:proofErr w:type="spellEnd"/>
           </w:p>
         </w:tc>
         <w:tc>
@@ -31163,14 +25772,12 @@
                 <w:lang w:val="en-US"/>
               </w:rPr>
             </w:pPr>
-            <w:proofErr w:type="spellStart"/>
             <w:r>
               <w:rPr>
                 <w:lang w:val="en-US"/>
               </w:rPr>
               <w:t>brantmechanic</w:t>
             </w:r>
-            <w:proofErr w:type="spellEnd"/>
           </w:p>
         </w:tc>
         <w:tc>
@@ -31358,14 +25965,12 @@
                 <w:lang w:val="en-US"/>
               </w:rPr>
             </w:pPr>
-            <w:proofErr w:type="spellStart"/>
             <w:r>
               <w:rPr>
                 <w:lang w:val="en-US"/>
               </w:rPr>
               <w:t>OSTraining</w:t>
             </w:r>
-            <w:proofErr w:type="spellEnd"/>
           </w:p>
         </w:tc>
         <w:tc>
@@ -31547,14 +26152,12 @@
                 <w:lang w:val="en-US"/>
               </w:rPr>
             </w:pPr>
-            <w:proofErr w:type="spellStart"/>
             <w:r>
               <w:rPr>
                 <w:lang w:val="en-US"/>
               </w:rPr>
               <w:t>svcVCenterAdmin</w:t>
             </w:r>
-            <w:proofErr w:type="spellEnd"/>
           </w:p>
         </w:tc>
         <w:tc>
@@ -31647,14 +26250,12 @@
                 <w:lang w:val="en-US"/>
               </w:rPr>
             </w:pPr>
-            <w:proofErr w:type="spellStart"/>
             <w:r>
               <w:rPr>
                 <w:lang w:val="en-US"/>
               </w:rPr>
               <w:t>svcPNETGUIApps</w:t>
             </w:r>
-            <w:proofErr w:type="spellEnd"/>
           </w:p>
         </w:tc>
         <w:tc>
@@ -31742,21 +26343,7 @@
               <w:rPr>
                 <w:lang w:val="en-US"/>
               </w:rPr>
-              <w:t>___</w:t>
-            </w:r>
-            <w:proofErr w:type="spellStart"/>
-            <w:r>
-              <w:rPr>
-                <w:lang w:val="en-US"/>
-              </w:rPr>
-              <w:t>VMware_Conv_SA</w:t>
-            </w:r>
-            <w:proofErr w:type="spellEnd"/>
-            <w:r>
-              <w:rPr>
-                <w:lang w:val="en-US"/>
-              </w:rPr>
-              <w:t>___</w:t>
+              <w:t>___VMware_Conv_SA___</w:t>
             </w:r>
           </w:p>
         </w:tc>
@@ -31939,14 +26526,12 @@
                 <w:lang w:val="en-US"/>
               </w:rPr>
             </w:pPr>
-            <w:proofErr w:type="spellStart"/>
             <w:r>
               <w:rPr>
                 <w:lang w:val="en-US"/>
               </w:rPr>
               <w:t>sqlagent</w:t>
             </w:r>
-            <w:proofErr w:type="spellEnd"/>
           </w:p>
         </w:tc>
         <w:tc>
@@ -32039,14 +26624,12 @@
                 <w:lang w:val="en-US"/>
               </w:rPr>
             </w:pPr>
-            <w:proofErr w:type="spellStart"/>
             <w:r>
               <w:rPr>
                 <w:lang w:val="en-US"/>
               </w:rPr>
               <w:t>CWTraining</w:t>
             </w:r>
-            <w:proofErr w:type="spellEnd"/>
           </w:p>
         </w:tc>
         <w:tc>
@@ -32234,19 +26817,11 @@
                 <w:lang w:val="en-US"/>
               </w:rPr>
             </w:pPr>
-            <w:proofErr w:type="spellStart"/>
-            <w:r>
-              <w:rPr>
-                <w:lang w:val="en-US"/>
-              </w:rPr>
-              <w:t>Fortigate</w:t>
-            </w:r>
-            <w:proofErr w:type="spellEnd"/>
-            <w:r>
-              <w:rPr>
-                <w:lang w:val="en-US"/>
-              </w:rPr>
-              <w:t>-SA</w:t>
+            <w:r>
+              <w:rPr>
+                <w:lang w:val="en-US"/>
+              </w:rPr>
+              <w:t>Fortigate-SA</w:t>
             </w:r>
           </w:p>
         </w:tc>
@@ -32337,14 +26912,12 @@
                 <w:lang w:val="en-US"/>
               </w:rPr>
             </w:pPr>
-            <w:proofErr w:type="spellStart"/>
             <w:r>
               <w:rPr>
                 <w:lang w:val="en-US"/>
               </w:rPr>
               <w:t>ScanMIR</w:t>
             </w:r>
-            <w:proofErr w:type="spellEnd"/>
           </w:p>
         </w:tc>
         <w:tc>
@@ -32630,16 +27203,12 @@
                 <w:lang w:val="en-US"/>
               </w:rPr>
             </w:pPr>
-            <w:proofErr w:type="spellStart"/>
-            <w:proofErr w:type="gramStart"/>
             <w:r>
               <w:rPr>
                 <w:lang w:val="en-US"/>
               </w:rPr>
               <w:t>eastferris.mechanic</w:t>
             </w:r>
-            <w:proofErr w:type="spellEnd"/>
-            <w:proofErr w:type="gramEnd"/>
           </w:p>
         </w:tc>
         <w:tc>
@@ -32729,14 +27298,12 @@
                 <w:lang w:val="en-US"/>
               </w:rPr>
             </w:pPr>
-            <w:proofErr w:type="spellStart"/>
             <w:r>
               <w:rPr>
                 <w:lang w:val="en-US"/>
               </w:rPr>
               <w:t>sagedotnet</w:t>
             </w:r>
-            <w:proofErr w:type="spellEnd"/>
           </w:p>
         </w:tc>
         <w:tc>
@@ -33105,14 +27672,12 @@
                 <w:lang w:val="en-US"/>
               </w:rPr>
             </w:pPr>
-            <w:proofErr w:type="spellStart"/>
             <w:r>
               <w:rPr>
                 <w:lang w:val="en-US"/>
               </w:rPr>
               <w:t>dattosrvc</w:t>
             </w:r>
-            <w:proofErr w:type="spellEnd"/>
           </w:p>
         </w:tc>
         <w:tc>
@@ -33199,14 +27764,12 @@
                 <w:lang w:val="en-US"/>
               </w:rPr>
             </w:pPr>
-            <w:proofErr w:type="spellStart"/>
             <w:r>
               <w:rPr>
                 <w:lang w:val="en-US"/>
               </w:rPr>
               <w:t>rdssrv</w:t>
             </w:r>
-            <w:proofErr w:type="spellEnd"/>
           </w:p>
         </w:tc>
         <w:tc>
@@ -33290,14 +27853,12 @@
                 <w:lang w:val="en-US"/>
               </w:rPr>
             </w:pPr>
-            <w:proofErr w:type="spellStart"/>
             <w:r>
               <w:rPr>
                 <w:lang w:val="en-US"/>
               </w:rPr>
               <w:t>ldapvoy</w:t>
             </w:r>
-            <w:proofErr w:type="spellEnd"/>
           </w:p>
         </w:tc>
         <w:tc>
@@ -33485,14 +28046,12 @@
                 <w:lang w:val="en-US"/>
               </w:rPr>
             </w:pPr>
-            <w:proofErr w:type="spellStart"/>
             <w:r>
               <w:rPr>
                 <w:lang w:val="en-US"/>
               </w:rPr>
               <w:t>Sudbury.Mechanic</w:t>
             </w:r>
-            <w:proofErr w:type="spellEnd"/>
           </w:p>
         </w:tc>
         <w:tc>
@@ -33585,14 +28144,12 @@
                 <w:lang w:val="en-US"/>
               </w:rPr>
             </w:pPr>
-            <w:proofErr w:type="spellStart"/>
             <w:r>
               <w:rPr>
                 <w:lang w:val="en-US"/>
               </w:rPr>
               <w:t>cwautosrv</w:t>
             </w:r>
-            <w:proofErr w:type="spellEnd"/>
           </w:p>
         </w:tc>
         <w:tc>
@@ -33682,14 +28239,12 @@
                 <w:lang w:val="en-US"/>
               </w:rPr>
             </w:pPr>
-            <w:proofErr w:type="spellStart"/>
             <w:r>
               <w:rPr>
                 <w:lang w:val="en-US"/>
               </w:rPr>
               <w:t>ldap_bind</w:t>
             </w:r>
-            <w:proofErr w:type="spellEnd"/>
           </w:p>
         </w:tc>
         <w:tc>
@@ -33877,16 +28432,12 @@
                 <w:lang w:val="en-US"/>
               </w:rPr>
             </w:pPr>
-            <w:proofErr w:type="spellStart"/>
-            <w:proofErr w:type="gramStart"/>
             <w:r>
               <w:rPr>
                 <w:lang w:val="en-US"/>
               </w:rPr>
               <w:t>toronto.mechanic</w:t>
             </w:r>
-            <w:proofErr w:type="spellEnd"/>
-            <w:proofErr w:type="gramEnd"/>
           </w:p>
         </w:tc>
         <w:tc>
@@ -33979,22 +28530,12 @@
                 <w:lang w:val="en-US"/>
               </w:rPr>
             </w:pPr>
-            <w:proofErr w:type="spellStart"/>
-            <w:proofErr w:type="gramStart"/>
-            <w:r>
-              <w:rPr>
-                <w:lang w:val="en-US"/>
-              </w:rPr>
-              <w:t>ca.vts.unif</w:t>
-            </w:r>
-            <w:proofErr w:type="gramEnd"/>
-            <w:r>
-              <w:rPr>
-                <w:lang w:val="en-US"/>
-              </w:rPr>
-              <w:t>-serverag</w:t>
-            </w:r>
-            <w:proofErr w:type="spellEnd"/>
+            <w:r>
+              <w:rPr>
+                <w:lang w:val="en-US"/>
+              </w:rPr>
+              <w:t>ca.vts.unif-serverag</w:t>
+            </w:r>
           </w:p>
         </w:tc>
         <w:tc>
@@ -34078,14 +28619,12 @@
                 <w:lang w:val="en-US"/>
               </w:rPr>
             </w:pPr>
-            <w:proofErr w:type="spellStart"/>
             <w:r>
               <w:rPr>
                 <w:lang w:val="en-US"/>
               </w:rPr>
               <w:t>svcvCenterBkup</w:t>
             </w:r>
-            <w:proofErr w:type="spellEnd"/>
           </w:p>
         </w:tc>
         <w:tc>
@@ -34178,14 +28717,12 @@
                 <w:lang w:val="en-US"/>
               </w:rPr>
             </w:pPr>
-            <w:proofErr w:type="spellStart"/>
             <w:r>
               <w:rPr>
                 <w:lang w:val="en-US"/>
               </w:rPr>
               <w:t>svcGFCS</w:t>
             </w:r>
-            <w:proofErr w:type="spellEnd"/>
           </w:p>
         </w:tc>
         <w:tc>
@@ -34275,14 +28812,12 @@
                 <w:lang w:val="en-US"/>
               </w:rPr>
             </w:pPr>
-            <w:proofErr w:type="spellStart"/>
             <w:r>
               <w:rPr>
                 <w:lang w:val="en-US"/>
               </w:rPr>
               <w:t>svcSQLVSS</w:t>
             </w:r>
-            <w:proofErr w:type="spellEnd"/>
           </w:p>
         </w:tc>
         <w:tc>
@@ -34719,8 +29254,6 @@
                 <w:lang w:val="en-US"/>
               </w:rPr>
             </w:pPr>
-            <w:proofErr w:type="spellStart"/>
-            <w:proofErr w:type="gramStart"/>
             <w:r>
               <w:rPr>
                 <w:rStyle w:val="Heading2Char"/>
@@ -34728,8 +29261,6 @@
               </w:rPr>
               <w:t>ad.admin</w:t>
             </w:r>
-            <w:proofErr w:type="spellEnd"/>
-            <w:proofErr w:type="gramEnd"/>
           </w:p>
         </w:tc>
         <w:tc>
@@ -34771,8 +29302,6 @@
                 <w:lang w:val="en-US"/>
               </w:rPr>
             </w:pPr>
-            <w:proofErr w:type="spellStart"/>
-            <w:proofErr w:type="gramStart"/>
             <w:r>
               <w:rPr>
                 <w:rStyle w:val="Heading2Char"/>
@@ -34780,8 +29309,6 @@
               </w:rPr>
               <w:t>bill.oreily</w:t>
             </w:r>
-            <w:proofErr w:type="spellEnd"/>
-            <w:proofErr w:type="gramEnd"/>
           </w:p>
         </w:tc>
         <w:tc>
@@ -34820,24 +29347,13 @@
                 <w:lang w:val="en-US"/>
               </w:rPr>
             </w:pPr>
-            <w:proofErr w:type="spellStart"/>
-            <w:proofErr w:type="gramStart"/>
             <w:r>
               <w:rPr>
                 <w:rStyle w:val="Heading2Char"/>
                 <w:lang w:val="en-US"/>
               </w:rPr>
-              <w:t>ca.vts.unif</w:t>
-            </w:r>
-            <w:proofErr w:type="gramEnd"/>
-            <w:r>
-              <w:rPr>
-                <w:rStyle w:val="Heading2Char"/>
-                <w:lang w:val="en-US"/>
-              </w:rPr>
-              <w:t>-serverag</w:t>
-            </w:r>
-            <w:proofErr w:type="spellEnd"/>
+              <w:t>ca.vts.unif-serverag</w:t>
+            </w:r>
           </w:p>
         </w:tc>
         <w:tc>
@@ -34879,8 +29395,6 @@
                 <w:lang w:val="en-US"/>
               </w:rPr>
             </w:pPr>
-            <w:proofErr w:type="spellStart"/>
-            <w:proofErr w:type="gramStart"/>
             <w:r>
               <w:rPr>
                 <w:rStyle w:val="Heading2Char"/>
@@ -34888,8 +29402,6 @@
               </w:rPr>
               <w:t>ck.admin</w:t>
             </w:r>
-            <w:proofErr w:type="spellEnd"/>
-            <w:proofErr w:type="gramEnd"/>
           </w:p>
         </w:tc>
         <w:tc>
@@ -34928,7 +29440,6 @@
                 <w:lang w:val="en-US"/>
               </w:rPr>
             </w:pPr>
-            <w:proofErr w:type="spellStart"/>
             <w:r>
               <w:rPr>
                 <w:rStyle w:val="Heading2Char"/>
@@ -34936,7 +29447,6 @@
               </w:rPr>
               <w:t>cwautosrv</w:t>
             </w:r>
-            <w:proofErr w:type="spellEnd"/>
           </w:p>
         </w:tc>
         <w:tc>
@@ -35023,8 +29533,6 @@
                 <w:lang w:val="en-US"/>
               </w:rPr>
             </w:pPr>
-            <w:proofErr w:type="spellStart"/>
-            <w:proofErr w:type="gramStart"/>
             <w:r>
               <w:rPr>
                 <w:rStyle w:val="Heading2Char"/>
@@ -35032,8 +29540,6 @@
               </w:rPr>
               <w:t>enaefe.admin</w:t>
             </w:r>
-            <w:proofErr w:type="spellEnd"/>
-            <w:proofErr w:type="gramEnd"/>
           </w:p>
         </w:tc>
         <w:tc>
@@ -35075,8 +29581,6 @@
                 <w:lang w:val="en-US"/>
               </w:rPr>
             </w:pPr>
-            <w:proofErr w:type="spellStart"/>
-            <w:proofErr w:type="gramStart"/>
             <w:r>
               <w:rPr>
                 <w:rStyle w:val="Heading2Char"/>
@@ -35084,8 +29588,6 @@
               </w:rPr>
               <w:t>femi.admin</w:t>
             </w:r>
-            <w:proofErr w:type="spellEnd"/>
-            <w:proofErr w:type="gramEnd"/>
           </w:p>
         </w:tc>
         <w:tc>
@@ -35124,8 +29626,6 @@
                 <w:lang w:val="en-US"/>
               </w:rPr>
             </w:pPr>
-            <w:proofErr w:type="spellStart"/>
-            <w:proofErr w:type="gramStart"/>
             <w:r>
               <w:rPr>
                 <w:rStyle w:val="Heading2Char"/>
@@ -35133,8 +29633,6 @@
               </w:rPr>
               <w:t>gm.admin</w:t>
             </w:r>
-            <w:proofErr w:type="spellEnd"/>
-            <w:proofErr w:type="gramEnd"/>
           </w:p>
         </w:tc>
         <w:tc>
@@ -35176,8 +29674,6 @@
                 <w:lang w:val="en-US"/>
               </w:rPr>
             </w:pPr>
-            <w:proofErr w:type="spellStart"/>
-            <w:proofErr w:type="gramStart"/>
             <w:r>
               <w:rPr>
                 <w:rStyle w:val="Heading2Char"/>
@@ -35185,8 +29681,6 @@
               </w:rPr>
               <w:t>GM.local</w:t>
             </w:r>
-            <w:proofErr w:type="spellEnd"/>
-            <w:proofErr w:type="gramEnd"/>
           </w:p>
         </w:tc>
         <w:tc>
@@ -35225,8 +29719,6 @@
                 <w:lang w:val="en-US"/>
               </w:rPr>
             </w:pPr>
-            <w:proofErr w:type="spellStart"/>
-            <w:proofErr w:type="gramStart"/>
             <w:r>
               <w:rPr>
                 <w:rStyle w:val="Heading2Char"/>
@@ -35234,8 +29726,6 @@
               </w:rPr>
               <w:t>jh.admin</w:t>
             </w:r>
-            <w:proofErr w:type="spellEnd"/>
-            <w:proofErr w:type="gramEnd"/>
           </w:p>
         </w:tc>
         <w:tc>
@@ -35277,8 +29767,6 @@
                 <w:lang w:val="en-US"/>
               </w:rPr>
             </w:pPr>
-            <w:proofErr w:type="spellStart"/>
-            <w:proofErr w:type="gramStart"/>
             <w:r>
               <w:rPr>
                 <w:rStyle w:val="Heading2Char"/>
@@ -35286,8 +29774,6 @@
               </w:rPr>
               <w:t>jm.admin</w:t>
             </w:r>
-            <w:proofErr w:type="spellEnd"/>
-            <w:proofErr w:type="gramEnd"/>
           </w:p>
         </w:tc>
         <w:tc>
@@ -35326,8 +29812,6 @@
                 <w:lang w:val="en-US"/>
               </w:rPr>
             </w:pPr>
-            <w:proofErr w:type="spellStart"/>
-            <w:proofErr w:type="gramStart"/>
             <w:r>
               <w:rPr>
                 <w:rStyle w:val="Heading2Char"/>
@@ -35335,8 +29819,6 @@
               </w:rPr>
               <w:t>kb.admin</w:t>
             </w:r>
-            <w:proofErr w:type="spellEnd"/>
-            <w:proofErr w:type="gramEnd"/>
           </w:p>
         </w:tc>
         <w:tc>
@@ -35378,8 +29860,6 @@
                 <w:lang w:val="en-US"/>
               </w:rPr>
             </w:pPr>
-            <w:proofErr w:type="spellStart"/>
-            <w:proofErr w:type="gramStart"/>
             <w:r>
               <w:rPr>
                 <w:rStyle w:val="Heading2Char"/>
@@ -35387,8 +29867,6 @@
               </w:rPr>
               <w:t>kk.admin</w:t>
             </w:r>
-            <w:proofErr w:type="spellEnd"/>
-            <w:proofErr w:type="gramEnd"/>
           </w:p>
         </w:tc>
         <w:tc>
@@ -35427,7 +29905,6 @@
                 <w:lang w:val="en-US"/>
               </w:rPr>
             </w:pPr>
-            <w:proofErr w:type="spellStart"/>
             <w:r>
               <w:rPr>
                 <w:rStyle w:val="Heading2Char"/>
@@ -35435,7 +29912,6 @@
               </w:rPr>
               <w:t>krbtgt</w:t>
             </w:r>
-            <w:proofErr w:type="spellEnd"/>
           </w:p>
         </w:tc>
         <w:tc>
@@ -35477,7 +29953,6 @@
                 <w:lang w:val="en-US"/>
               </w:rPr>
             </w:pPr>
-            <w:proofErr w:type="spellStart"/>
             <w:r>
               <w:rPr>
                 <w:rStyle w:val="Heading2Char"/>
@@ -35485,7 +29960,6 @@
               </w:rPr>
               <w:t>ldap_bind</w:t>
             </w:r>
-            <w:proofErr w:type="spellEnd"/>
           </w:p>
         </w:tc>
         <w:tc>
@@ -35524,7 +29998,6 @@
                 <w:lang w:val="en-US"/>
               </w:rPr>
             </w:pPr>
-            <w:proofErr w:type="spellStart"/>
             <w:r>
               <w:rPr>
                 <w:rStyle w:val="Heading2Char"/>
@@ -35532,7 +30005,6 @@
               </w:rPr>
               <w:t>ldapvoy</w:t>
             </w:r>
-            <w:proofErr w:type="spellEnd"/>
           </w:p>
         </w:tc>
         <w:tc>
@@ -35574,8 +30046,6 @@
                 <w:lang w:val="en-US"/>
               </w:rPr>
             </w:pPr>
-            <w:proofErr w:type="spellStart"/>
-            <w:proofErr w:type="gramStart"/>
             <w:r>
               <w:rPr>
                 <w:rStyle w:val="Heading2Char"/>
@@ -35583,8 +30053,6 @@
               </w:rPr>
               <w:t>mz.admin</w:t>
             </w:r>
-            <w:proofErr w:type="spellEnd"/>
-            <w:proofErr w:type="gramEnd"/>
           </w:p>
         </w:tc>
         <w:tc>
@@ -35623,7 +30091,6 @@
                 <w:lang w:val="en-US"/>
               </w:rPr>
             </w:pPr>
-            <w:proofErr w:type="spellStart"/>
             <w:r>
               <w:rPr>
                 <w:rStyle w:val="Heading2Char"/>
@@ -35631,7 +30098,6 @@
               </w:rPr>
               <w:t>netskope</w:t>
             </w:r>
-            <w:proofErr w:type="spellEnd"/>
           </w:p>
         </w:tc>
         <w:tc>
@@ -35673,8 +30139,6 @@
                 <w:lang w:val="en-US"/>
               </w:rPr>
             </w:pPr>
-            <w:proofErr w:type="spellStart"/>
-            <w:proofErr w:type="gramStart"/>
             <w:r>
               <w:rPr>
                 <w:rStyle w:val="Heading2Char"/>
@@ -35682,8 +30146,6 @@
               </w:rPr>
               <w:t>olu.admin</w:t>
             </w:r>
-            <w:proofErr w:type="spellEnd"/>
-            <w:proofErr w:type="gramEnd"/>
           </w:p>
         </w:tc>
         <w:tc>
@@ -35722,8 +30184,6 @@
                 <w:lang w:val="en-US"/>
               </w:rPr>
             </w:pPr>
-            <w:proofErr w:type="spellStart"/>
-            <w:proofErr w:type="gramStart"/>
             <w:r>
               <w:rPr>
                 <w:rStyle w:val="Heading2Char"/>
@@ -35731,8 +30191,6 @@
               </w:rPr>
               <w:t>sc.admin</w:t>
             </w:r>
-            <w:proofErr w:type="spellEnd"/>
-            <w:proofErr w:type="gramEnd"/>
           </w:p>
         </w:tc>
         <w:tc>
@@ -35774,7 +30232,6 @@
                 <w:lang w:val="en-US"/>
               </w:rPr>
             </w:pPr>
-            <w:proofErr w:type="spellStart"/>
             <w:r>
               <w:rPr>
                 <w:rStyle w:val="Heading2Char"/>
@@ -35782,7 +30239,6 @@
               </w:rPr>
               <w:t>ScanMIR</w:t>
             </w:r>
-            <w:proofErr w:type="spellEnd"/>
           </w:p>
         </w:tc>
         <w:tc>
@@ -35821,8 +30277,6 @@
                 <w:lang w:val="en-US"/>
               </w:rPr>
             </w:pPr>
-            <w:proofErr w:type="spellStart"/>
-            <w:proofErr w:type="gramStart"/>
             <w:r>
               <w:rPr>
                 <w:rStyle w:val="Heading2Char"/>
@@ -35830,8 +30284,6 @@
               </w:rPr>
               <w:t>sd.admin</w:t>
             </w:r>
-            <w:proofErr w:type="spellEnd"/>
-            <w:proofErr w:type="gramEnd"/>
           </w:p>
         </w:tc>
         <w:tc>
@@ -35873,8 +30325,6 @@
                 <w:lang w:val="en-US"/>
               </w:rPr>
             </w:pPr>
-            <w:proofErr w:type="spellStart"/>
-            <w:proofErr w:type="gramStart"/>
             <w:r>
               <w:rPr>
                 <w:rStyle w:val="Heading2Char"/>
@@ -35882,8 +30332,6 @@
               </w:rPr>
               <w:t>shea.vachon</w:t>
             </w:r>
-            <w:proofErr w:type="spellEnd"/>
-            <w:proofErr w:type="gramEnd"/>
           </w:p>
         </w:tc>
         <w:tc>
@@ -35922,8 +30370,6 @@
                 <w:lang w:val="en-US"/>
               </w:rPr>
             </w:pPr>
-            <w:proofErr w:type="spellStart"/>
-            <w:proofErr w:type="gramStart"/>
             <w:r>
               <w:rPr>
                 <w:rStyle w:val="Heading2Char"/>
@@ -35931,8 +30377,6 @@
               </w:rPr>
               <w:t>sv.admin</w:t>
             </w:r>
-            <w:proofErr w:type="spellEnd"/>
-            <w:proofErr w:type="gramEnd"/>
           </w:p>
         </w:tc>
         <w:tc>
@@ -36019,7 +30463,6 @@
                 <w:lang w:val="en-US"/>
               </w:rPr>
             </w:pPr>
-            <w:proofErr w:type="spellStart"/>
             <w:r>
               <w:rPr>
                 <w:rStyle w:val="Heading2Char"/>
@@ -36027,7 +30470,6 @@
               </w:rPr>
               <w:t>svcSQLVSS</w:t>
             </w:r>
-            <w:proofErr w:type="spellEnd"/>
           </w:p>
         </w:tc>
         <w:tc>
@@ -40026,13 +34468,7 @@
       <w:rPr>
         <w:noProof/>
       </w:rPr>
-      <w:t xml:space="preserve"> </w:t>
-    </w:r>
-    <w:r>
-      <w:rPr>
-        <w:noProof/>
-      </w:rPr>
-      <w:t>CONFIDENTIAL</w:t>
+      <w:t xml:space="preserve"> CONFIDENTIAL</w:t>
     </w:r>
   </w:p>
 </w:ftr>
@@ -47046,7 +41482,7 @@
     </w:tblStylePr>
     <w:tblStylePr w:type="band1Horz">
       <w:rPr>
-        <w:rFonts w:ascii="Lucida Grande" w:hAnsi="Lucida Grande"/>
+        <w:rFonts w:ascii="Segoe" w:hAnsi="Segoe"/>
         <w:sz w:val="16"/>
       </w:rPr>
       <w:tblPr/>
@@ -47066,7 +41502,7 @@
     </w:tblStylePr>
     <w:tblStylePr w:type="band2Horz">
       <w:rPr>
-        <w:rFonts w:ascii="Lucida Grande" w:hAnsi="Lucida Grande"/>
+        <w:rFonts w:ascii="Segoe" w:hAnsi="Segoe"/>
         <w:sz w:val="16"/>
       </w:rPr>
       <w:tblPr/>
@@ -48305,16 +42741,6 @@
 </file>
 
 <file path=customXml/item1.xml><?xml version="1.0" encoding="utf-8"?>
-<p:properties xmlns:p="http://schemas.microsoft.com/office/2006/metadata/properties" xmlns:xsi="http://www.w3.org/2001/XMLSchema-instance" xmlns:pc="http://schemas.microsoft.com/office/infopath/2007/PartnerControls">
-  <documentManagement/>
-</p:properties>
-</file>
-
-<file path=customXml/item2.xml><?xml version="1.0" encoding="utf-8"?>
-<b:Sources xmlns:b="http://schemas.openxmlformats.org/officeDocument/2006/bibliography" xmlns="http://schemas.openxmlformats.org/officeDocument/2006/bibliography" SelectedStyle="/APA.XSL" StyleName="APA"/>
-</file>
-
-<file path=customXml/item3.xml><?xml version="1.0" encoding="utf-8"?>
 <?mso-contentType ?>
 <FormTemplates xmlns="http://schemas.microsoft.com/sharepoint/v3/contenttype/forms">
   <Display>DocumentLibraryForm</Display>
@@ -48323,7 +42749,7 @@
 </FormTemplates>
 </file>
 
-<file path=customXml/item4.xml><?xml version="1.0" encoding="utf-8"?>
+<file path=customXml/item2.xml><?xml version="1.0" encoding="utf-8"?>
 <ct:contentTypeSchema xmlns:ct="http://schemas.microsoft.com/office/2006/metadata/contentType" xmlns:ma="http://schemas.microsoft.com/office/2006/metadata/properties/metaAttributes" ct:_="" ma:_="" ma:contentTypeName="Document" ma:contentTypeID="0x010100E8CB6F3EDD43474AA10481D50BB64020" ma:contentTypeVersion="4" ma:contentTypeDescription="Create a new document." ma:contentTypeScope="" ma:versionID="be0fb91248b2e97ea45459c2c5c0e22c">
   <xsd:schema xmlns:xsd="http://www.w3.org/2001/XMLSchema" xmlns:xs="http://www.w3.org/2001/XMLSchema" xmlns:p="http://schemas.microsoft.com/office/2006/metadata/properties" xmlns:ns2="564344db-7381-46cc-ad20-5587031b0ed9" targetNamespace="http://schemas.microsoft.com/office/2006/metadata/properties" ma:root="true" ma:fieldsID="9b3be8367740804d7b19f678bfda6a23" ns2:_="">
     <xsd:import namespace="564344db-7381-46cc-ad20-5587031b0ed9"/>
@@ -48467,24 +42893,17 @@
 </ct:contentTypeSchema>
 </file>
 
-<file path=customXml/itemProps1.xml><?xml version="1.0" encoding="utf-8"?>
-<ds:datastoreItem xmlns:ds="http://schemas.openxmlformats.org/officeDocument/2006/customXml" ds:itemID="{EEF0FF5E-EC80-4EC7-816E-8FD3FB1F00C5}">
-  <ds:schemaRefs>
-    <ds:schemaRef ds:uri="http://schemas.microsoft.com/office/2006/metadata/properties"/>
-    <ds:schemaRef ds:uri="http://schemas.microsoft.com/office/infopath/2007/PartnerControls"/>
-  </ds:schemaRefs>
-</ds:datastoreItem>
+<file path=customXml/item3.xml><?xml version="1.0" encoding="utf-8"?>
+<p:properties xmlns:p="http://schemas.microsoft.com/office/2006/metadata/properties" xmlns:xsi="http://www.w3.org/2001/XMLSchema-instance" xmlns:pc="http://schemas.microsoft.com/office/infopath/2007/PartnerControls">
+  <documentManagement/>
+</p:properties>
 </file>
 
-<file path=customXml/itemProps2.xml><?xml version="1.0" encoding="utf-8"?>
-<ds:datastoreItem xmlns:ds="http://schemas.openxmlformats.org/officeDocument/2006/customXml" ds:itemID="{1F2F4FAC-1BAA-4C15-8BEC-869F6AC26C67}">
-  <ds:schemaRefs>
-    <ds:schemaRef ds:uri="http://schemas.openxmlformats.org/officeDocument/2006/bibliography"/>
-  </ds:schemaRefs>
-</ds:datastoreItem>
+<file path=customXml/item4.xml><?xml version="1.0" encoding="utf-8"?>
+<b:Sources xmlns:b="http://schemas.openxmlformats.org/officeDocument/2006/bibliography" xmlns="http://schemas.openxmlformats.org/officeDocument/2006/bibliography" SelectedStyle="/APA.XSL" StyleName="APA"/>
 </file>
 
-<file path=customXml/itemProps3.xml><?xml version="1.0" encoding="utf-8"?>
+<file path=customXml/itemProps1.xml><?xml version="1.0" encoding="utf-8"?>
 <ds:datastoreItem xmlns:ds="http://schemas.openxmlformats.org/officeDocument/2006/customXml" ds:itemID="{6830A3BC-7801-49DF-97A3-727FA35DA724}">
   <ds:schemaRefs>
     <ds:schemaRef ds:uri="http://schemas.microsoft.com/sharepoint/v3/contenttype/forms"/>
@@ -48492,7 +42911,7 @@
 </ds:datastoreItem>
 </file>
 
-<file path=customXml/itemProps4.xml><?xml version="1.0" encoding="utf-8"?>
+<file path=customXml/itemProps2.xml><?xml version="1.0" encoding="utf-8"?>
 <ds:datastoreItem xmlns:ds="http://schemas.openxmlformats.org/officeDocument/2006/customXml" ds:itemID="{EC30F5FF-22C8-4A05-8DCE-BA118E3692D7}">
   <ds:schemaRefs>
     <ds:schemaRef ds:uri="http://schemas.microsoft.com/office/2006/metadata/contentType"/>
@@ -48508,4 +42927,21 @@
     <ds:schemaRef ds:uri="http://schemas.microsoft.com/internal/obd"/>
   </ds:schemaRefs>
 </ds:datastoreItem>
+</file>
+
+<file path=customXml/itemProps3.xml><?xml version="1.0" encoding="utf-8"?>
+<ds:datastoreItem xmlns:ds="http://schemas.openxmlformats.org/officeDocument/2006/customXml" ds:itemID="{EEF0FF5E-EC80-4EC7-816E-8FD3FB1F00C5}">
+  <ds:schemaRefs>
+    <ds:schemaRef ds:uri="http://schemas.microsoft.com/office/2006/metadata/properties"/>
+    <ds:schemaRef ds:uri="http://schemas.microsoft.com/office/infopath/2007/PartnerControls"/>
+  </ds:schemaRefs>
+</ds:datastoreItem>
+</file>
+
+<file path=customXml/itemProps4.xml><?xml version="1.0" encoding="utf-8"?>
+<ds:datastoreItem xmlns:ds="http://schemas.openxmlformats.org/officeDocument/2006/customXml" ds:itemID="{1F2F4FAC-1BAA-4C15-8BEC-869F6AC26C67}">
+  <ds:schemaRefs>
+    <ds:schemaRef ds:uri="http://schemas.openxmlformats.org/officeDocument/2006/bibliography"/>
+  </ds:schemaRefs>
+</ds:datastoreItem>
 </file>
--- a/output/assessments/MyAssessment.docx
+++ b/output/assessments/MyAssessment.docx
@@ -124,6 +124,7 @@
                               </w:rPr>
                               <w:t>N</w:t>
                             </w:r>
+                            <w:proofErr w:type="spellStart"/>
                             <w:r>
                               <w:rPr>
                                 <w:rFonts w:eastAsiaTheme="majorEastAsia" w:cstheme="majorBidi"/>
@@ -136,6 +137,7 @@
                               </w:rPr>
                               <w:t>ame</w:t>
                             </w:r>
+                            <w:proofErr w:type="spellEnd"/>
                             <w:r>
                               <w:rPr>
                                 <w:rFonts w:eastAsiaTheme="majorEastAsia" w:cstheme="majorBidi"/>
@@ -7759,18 +7761,41 @@
     </w:p>
     <w:p>
       <w:pPr>
-        <w:pStyle w:val="Caption"/>
         <w:rPr>
           <w:lang w:val="en-US"/>
         </w:rPr>
       </w:pPr>
       <w:bookmarkStart w:id="23" w:name="BK_AD_Domain_Information_Table"/>
       <w:bookmarkEnd w:id="23"/>
-      <w:r>
+    </w:p>
+    <w:p>
+      <w:pPr>
         <w:rPr>
           <w:lang w:val="en-US"/>
         </w:rPr>
-        <w:t>Domain Summary</w:t>
+      </w:pPr>
+    </w:p>
+    <w:p>
+      <w:pPr>
+        <w:rPr>
+          <w:lang w:val="en-US"/>
+        </w:rPr>
+      </w:pPr>
+    </w:p>
+    <w:p>
+      <w:pPr>
+        <w:pStyle w:val="Caption"/>
+        <w:rPr>
+          <w:lang w:val="en-US"/>
+        </w:rPr>
+      </w:pPr>
+      <w:bookmarkStart w:id="24" w:name="BK_Domain_Discovery_Table"/>
+      <w:bookmarkEnd w:id="24"/>
+      <w:r>
+        <w:rPr>
+          <w:lang w:val="en-US"/>
+        </w:rPr>
+        <w:t>Domain Discovery Summary</w:t>
       </w:r>
     </w:p>
     <w:tbl>
@@ -7780,8 +7805,8 @@
         <w:tblLook w:val="04A0" w:firstRow="1" w:lastRow="0" w:firstColumn="1" w:lastColumn="0" w:noHBand="0" w:noVBand="1"/>
       </w:tblPr>
       <w:tblGrid>
-        <w:gridCol w:w="2062"/>
-        <w:gridCol w:w="4407"/>
+        <w:gridCol w:w="1517"/>
+        <w:gridCol w:w="2074"/>
       </w:tblGrid>
       <w:tr>
         <w:trPr>
@@ -7842,29 +7867,31 @@
                 <w:lang w:val="en-US"/>
               </w:rPr>
             </w:pPr>
-            <w:r>
-              <w:rPr>
-                <w:lang w:val="en-US"/>
-              </w:rPr>
-              <w:t>Domain FQDN</w:t>
-            </w:r>
-          </w:p>
-        </w:tc>
-        <w:tc>
-          <w:tcPr>
-            <w:tcW w:w="0" w:type="auto"/>
-          </w:tcPr>
-          <w:p>
-            <w:pPr>
-              <w:rPr>
-                <w:lang w:val="en-US"/>
-              </w:rPr>
-            </w:pPr>
-            <w:r>
-              <w:rPr>
-                <w:lang w:val="en-US"/>
-              </w:rPr>
-              <w:t>corp.voyageurtransportation.ca</w:t>
+            <w:proofErr w:type="spellStart"/>
+            <w:r>
+              <w:rPr>
+                <w:lang w:val="en-US"/>
+              </w:rPr>
+              <w:t>DiscoveryDate</w:t>
+            </w:r>
+            <w:proofErr w:type="spellEnd"/>
+          </w:p>
+        </w:tc>
+        <w:tc>
+          <w:tcPr>
+            <w:tcW w:w="0" w:type="auto"/>
+          </w:tcPr>
+          <w:p>
+            <w:pPr>
+              <w:rPr>
+                <w:lang w:val="en-US"/>
+              </w:rPr>
+            </w:pPr>
+            <w:r>
+              <w:rPr>
+                <w:lang w:val="en-US"/>
+              </w:rPr>
+              <w:t>2026-01-30 14:31:04</w:t>
             </w:r>
           </w:p>
         </w:tc>
@@ -7886,30 +7913,18 @@
                 <w:lang w:val="en-US"/>
               </w:rPr>
             </w:pPr>
-            <w:r>
-              <w:rPr>
-                <w:lang w:val="en-US"/>
-              </w:rPr>
-              <w:t>NetBIOS Name</w:t>
-            </w:r>
-          </w:p>
-        </w:tc>
-        <w:tc>
-          <w:tcPr>
-            <w:tcW w:w="0" w:type="auto"/>
-          </w:tcPr>
-          <w:p>
-            <w:pPr>
-              <w:rPr>
-                <w:lang w:val="en-US"/>
-              </w:rPr>
-            </w:pPr>
-            <w:r>
-              <w:rPr>
-                <w:lang w:val="en-US"/>
-              </w:rPr>
-              <w:t>VTS</w:t>
-            </w:r>
+          </w:p>
+        </w:tc>
+        <w:tc>
+          <w:tcPr>
+            <w:tcW w:w="0" w:type="auto"/>
+          </w:tcPr>
+          <w:p>
+            <w:pPr>
+              <w:rPr>
+                <w:lang w:val="en-US"/>
+              </w:rPr>
+            </w:pPr>
           </w:p>
         </w:tc>
       </w:tr>
@@ -7927,30 +7942,18 @@
                 <w:lang w:val="en-US"/>
               </w:rPr>
             </w:pPr>
-            <w:r>
-              <w:rPr>
-                <w:lang w:val="en-US"/>
-              </w:rPr>
-              <w:t>Domain Mode</w:t>
-            </w:r>
-          </w:p>
-        </w:tc>
-        <w:tc>
-          <w:tcPr>
-            <w:tcW w:w="0" w:type="auto"/>
-          </w:tcPr>
-          <w:p>
-            <w:pPr>
-              <w:rPr>
-                <w:lang w:val="en-US"/>
-              </w:rPr>
-            </w:pPr>
-            <w:r>
-              <w:rPr>
-                <w:lang w:val="en-US"/>
-              </w:rPr>
-              <w:t>Windows2016Domain</w:t>
-            </w:r>
+          </w:p>
+        </w:tc>
+        <w:tc>
+          <w:tcPr>
+            <w:tcW w:w="0" w:type="auto"/>
+          </w:tcPr>
+          <w:p>
+            <w:pPr>
+              <w:rPr>
+                <w:lang w:val="en-US"/>
+              </w:rPr>
+            </w:pPr>
           </w:p>
         </w:tc>
       </w:tr>
@@ -7971,30 +7974,18 @@
                 <w:lang w:val="en-US"/>
               </w:rPr>
             </w:pPr>
-            <w:r>
-              <w:rPr>
-                <w:lang w:val="en-US"/>
-              </w:rPr>
-              <w:t>PDC Emulator</w:t>
-            </w:r>
-          </w:p>
-        </w:tc>
-        <w:tc>
-          <w:tcPr>
-            <w:tcW w:w="0" w:type="auto"/>
-          </w:tcPr>
-          <w:p>
-            <w:pPr>
-              <w:rPr>
-                <w:lang w:val="en-US"/>
-              </w:rPr>
-            </w:pPr>
-            <w:r>
-              <w:rPr>
-                <w:lang w:val="en-US"/>
-              </w:rPr>
-              <w:t>LONROGDC05.corp.voyageurtransportation.ca</w:t>
-            </w:r>
+          </w:p>
+        </w:tc>
+        <w:tc>
+          <w:tcPr>
+            <w:tcW w:w="0" w:type="auto"/>
+          </w:tcPr>
+          <w:p>
+            <w:pPr>
+              <w:rPr>
+                <w:lang w:val="en-US"/>
+              </w:rPr>
+            </w:pPr>
           </w:p>
         </w:tc>
       </w:tr>
@@ -8012,30 +8003,18 @@
                 <w:lang w:val="en-US"/>
               </w:rPr>
             </w:pPr>
-            <w:r>
-              <w:rPr>
-                <w:lang w:val="en-US"/>
-              </w:rPr>
-              <w:t>RID Master</w:t>
-            </w:r>
-          </w:p>
-        </w:tc>
-        <w:tc>
-          <w:tcPr>
-            <w:tcW w:w="0" w:type="auto"/>
-          </w:tcPr>
-          <w:p>
-            <w:pPr>
-              <w:rPr>
-                <w:lang w:val="en-US"/>
-              </w:rPr>
-            </w:pPr>
-            <w:r>
-              <w:rPr>
-                <w:lang w:val="en-US"/>
-              </w:rPr>
-              <w:t>LONROGDC05.corp.voyageurtransportation.ca</w:t>
-            </w:r>
+          </w:p>
+        </w:tc>
+        <w:tc>
+          <w:tcPr>
+            <w:tcW w:w="0" w:type="auto"/>
+          </w:tcPr>
+          <w:p>
+            <w:pPr>
+              <w:rPr>
+                <w:lang w:val="en-US"/>
+              </w:rPr>
+            </w:pPr>
           </w:p>
         </w:tc>
       </w:tr>
@@ -8056,194 +8035,18 @@
                 <w:lang w:val="en-US"/>
               </w:rPr>
             </w:pPr>
-            <w:r>
-              <w:rPr>
-                <w:lang w:val="en-US"/>
-              </w:rPr>
-              <w:t>Infrastructure Master</w:t>
-            </w:r>
-          </w:p>
-        </w:tc>
-        <w:tc>
-          <w:tcPr>
-            <w:tcW w:w="0" w:type="auto"/>
-          </w:tcPr>
-          <w:p>
-            <w:pPr>
-              <w:rPr>
-                <w:lang w:val="en-US"/>
-              </w:rPr>
-            </w:pPr>
-            <w:r>
-              <w:rPr>
-                <w:lang w:val="en-US"/>
-              </w:rPr>
-              <w:t>LONROGDC05.corp.voyageurtransportation.ca</w:t>
-            </w:r>
-          </w:p>
-        </w:tc>
-      </w:tr>
-    </w:tbl>
-    <w:p>
-      <w:pPr>
-        <w:rPr>
-          <w:lang w:val="en-US"/>
-        </w:rPr>
-      </w:pPr>
-    </w:p>
-    <w:p>
-      <w:pPr>
-        <w:rPr>
-          <w:lang w:val="en-US"/>
-        </w:rPr>
-      </w:pPr>
-    </w:p>
-    <w:p>
-      <w:pPr>
-        <w:rPr>
-          <w:lang w:val="en-US"/>
-        </w:rPr>
-      </w:pPr>
-    </w:p>
-    <w:p>
-      <w:pPr>
-        <w:rPr>
-          <w:lang w:val="en-US"/>
-        </w:rPr>
-      </w:pPr>
-    </w:p>
-    <w:p>
-      <w:pPr>
-        <w:pStyle w:val="Caption"/>
-        <w:rPr>
-          <w:lang w:val="en-US"/>
-        </w:rPr>
-      </w:pPr>
-      <w:bookmarkStart w:id="24" w:name="BK_Domain_Discovery_Table"/>
-      <w:bookmarkEnd w:id="24"/>
-      <w:r>
-        <w:rPr>
-          <w:lang w:val="en-US"/>
-        </w:rPr>
-        <w:t>Domain Discovery Summary</w:t>
-      </w:r>
-    </w:p>
-    <w:tbl>
-      <w:tblPr>
-        <w:tblStyle w:val="BT-Default"/>
-        <w:tblW w:w="0" w:type="auto"/>
-        <w:tblLook w:val="04A0" w:firstRow="1" w:lastRow="0" w:firstColumn="1" w:lastColumn="0" w:noHBand="0" w:noVBand="1"/>
-      </w:tblPr>
-      <w:tblGrid>
-        <w:gridCol w:w="1537"/>
-        <w:gridCol w:w="1147"/>
-        <w:gridCol w:w="2222"/>
-        <w:gridCol w:w="2222"/>
-        <w:gridCol w:w="2222"/>
-      </w:tblGrid>
-      <w:tr>
-        <w:trPr>
-          <w:cnfStyle w:val="100000000000" w:firstRow="1" w:lastRow="0" w:firstColumn="0" w:lastColumn="0" w:oddVBand="0" w:evenVBand="0" w:oddHBand="0" w:evenHBand="0" w:firstRowFirstColumn="0" w:firstRowLastColumn="0" w:lastRowFirstColumn="0" w:lastRowLastColumn="0"/>
-        </w:trPr>
-        <w:tc>
-          <w:tcPr>
-            <w:tcW w:w="0" w:type="auto"/>
-          </w:tcPr>
-          <w:p>
-            <w:pPr>
-              <w:rPr>
-                <w:color w:val="FFFFFF"/>
-                <w:lang w:val="en-US"/>
-              </w:rPr>
-            </w:pPr>
-            <w:r>
-              <w:rPr>
-                <w:color w:val="FFFFFF"/>
-                <w:lang w:val="en-US"/>
-              </w:rPr>
-              <w:lastRenderedPageBreak/>
-              <w:t>Domain Name</w:t>
-            </w:r>
-          </w:p>
-        </w:tc>
-        <w:tc>
-          <w:tcPr>
-            <w:tcW w:w="0" w:type="auto"/>
-          </w:tcPr>
-          <w:p>
-            <w:pPr>
-              <w:rPr>
-                <w:color w:val="FFFFFF"/>
-                <w:lang w:val="en-US"/>
-              </w:rPr>
-            </w:pPr>
-            <w:r>
-              <w:rPr>
-                <w:color w:val="FFFFFF"/>
-                <w:lang w:val="en-US"/>
-              </w:rPr>
-              <w:t>Functional Level</w:t>
-            </w:r>
-          </w:p>
-        </w:tc>
-        <w:tc>
-          <w:tcPr>
-            <w:tcW w:w="0" w:type="auto"/>
-          </w:tcPr>
-          <w:p>
-            <w:pPr>
-              <w:rPr>
-                <w:color w:val="FFFFFF"/>
-                <w:lang w:val="en-US"/>
-              </w:rPr>
-            </w:pPr>
-            <w:r>
-              <w:rPr>
-                <w:color w:val="FFFFFF"/>
-                <w:lang w:val="en-US"/>
-              </w:rPr>
-              <w:t>PDC Emulator</w:t>
-            </w:r>
-          </w:p>
-        </w:tc>
-        <w:tc>
-          <w:tcPr>
-            <w:tcW w:w="0" w:type="auto"/>
-          </w:tcPr>
-          <w:p>
-            <w:pPr>
-              <w:rPr>
-                <w:color w:val="FFFFFF"/>
-                <w:lang w:val="en-US"/>
-              </w:rPr>
-            </w:pPr>
-            <w:r>
-              <w:rPr>
-                <w:color w:val="FFFFFF"/>
-                <w:lang w:val="en-US"/>
-              </w:rPr>
-              <w:t>RID Master</w:t>
-            </w:r>
-          </w:p>
-        </w:tc>
-        <w:tc>
-          <w:tcPr>
-            <w:tcW w:w="0" w:type="auto"/>
-          </w:tcPr>
-          <w:p>
-            <w:pPr>
-              <w:rPr>
-                <w:color w:val="FFFFFF"/>
-                <w:lang w:val="en-US"/>
-              </w:rPr>
-            </w:pPr>
-            <w:r>
-              <w:rPr>
-                <w:color w:val="FFFFFF"/>
-                <w:lang w:val="en-US"/>
-              </w:rPr>
-              <w:t>Infrastructure Master</w:t>
-            </w:r>
+          </w:p>
+        </w:tc>
+        <w:tc>
+          <w:tcPr>
+            <w:tcW w:w="0" w:type="auto"/>
+          </w:tcPr>
+          <w:p>
+            <w:pPr>
+              <w:rPr>
+                <w:lang w:val="en-US"/>
+              </w:rPr>
+            </w:pPr>
           </w:p>
         </w:tc>
       </w:tr>
@@ -8261,84 +8064,445 @@
                 <w:lang w:val="en-US"/>
               </w:rPr>
             </w:pPr>
-            <w:r>
-              <w:rPr>
-                <w:lang w:val="en-US"/>
-              </w:rPr>
-              <w:t>corp.voyageurtransportation.ca</w:t>
-            </w:r>
-          </w:p>
-        </w:tc>
-        <w:tc>
-          <w:tcPr>
-            <w:tcW w:w="0" w:type="auto"/>
-          </w:tcPr>
-          <w:p>
-            <w:pPr>
-              <w:rPr>
-                <w:lang w:val="en-US"/>
-              </w:rPr>
-            </w:pPr>
-            <w:r>
-              <w:rPr>
-                <w:lang w:val="en-US"/>
-              </w:rPr>
-              <w:t>Windows2016Domain</w:t>
-            </w:r>
-          </w:p>
-        </w:tc>
-        <w:tc>
-          <w:tcPr>
-            <w:tcW w:w="0" w:type="auto"/>
-          </w:tcPr>
-          <w:p>
-            <w:pPr>
-              <w:rPr>
-                <w:lang w:val="en-US"/>
-              </w:rPr>
-            </w:pPr>
-            <w:r>
-              <w:rPr>
-                <w:lang w:val="en-US"/>
-              </w:rPr>
-              <w:t>LONROGDC05.corp.voyageurtransportation.ca</w:t>
-            </w:r>
-          </w:p>
-        </w:tc>
-        <w:tc>
-          <w:tcPr>
-            <w:tcW w:w="0" w:type="auto"/>
-          </w:tcPr>
-          <w:p>
-            <w:pPr>
-              <w:rPr>
-                <w:lang w:val="en-US"/>
-              </w:rPr>
-            </w:pPr>
-            <w:r>
-              <w:rPr>
-                <w:lang w:val="en-US"/>
-              </w:rPr>
-              <w:t>LONROGDC05.corp.voyageurtransportation.ca</w:t>
-            </w:r>
-          </w:p>
-        </w:tc>
-        <w:tc>
-          <w:tcPr>
-            <w:tcW w:w="0" w:type="auto"/>
-          </w:tcPr>
-          <w:p>
-            <w:pPr>
-              <w:rPr>
-                <w:lang w:val="en-US"/>
-              </w:rPr>
-            </w:pPr>
-            <w:r>
-              <w:rPr>
-                <w:lang w:val="en-US"/>
-              </w:rPr>
-              <w:t>LONROGDC05.corp.voyageurtransportation.ca</w:t>
-            </w:r>
+          </w:p>
+        </w:tc>
+        <w:tc>
+          <w:tcPr>
+            <w:tcW w:w="0" w:type="auto"/>
+          </w:tcPr>
+          <w:p>
+            <w:pPr>
+              <w:rPr>
+                <w:lang w:val="en-US"/>
+              </w:rPr>
+            </w:pPr>
+          </w:p>
+        </w:tc>
+      </w:tr>
+      <w:tr>
+        <w:tblPrEx>
+          <w:jc w:val="left"/>
+        </w:tblPrEx>
+        <w:trPr>
+          <w:cnfStyle w:val="000000010000" w:firstRow="0" w:lastRow="0" w:firstColumn="0" w:lastColumn="0" w:oddVBand="0" w:evenVBand="0" w:oddHBand="0" w:evenHBand="1" w:firstRowFirstColumn="0" w:firstRowLastColumn="0" w:lastRowFirstColumn="0" w:lastRowLastColumn="0"/>
+        </w:trPr>
+        <w:tc>
+          <w:tcPr>
+            <w:tcW w:w="0" w:type="auto"/>
+          </w:tcPr>
+          <w:p>
+            <w:pPr>
+              <w:rPr>
+                <w:lang w:val="en-US"/>
+              </w:rPr>
+            </w:pPr>
+          </w:p>
+        </w:tc>
+        <w:tc>
+          <w:tcPr>
+            <w:tcW w:w="0" w:type="auto"/>
+          </w:tcPr>
+          <w:p>
+            <w:pPr>
+              <w:rPr>
+                <w:lang w:val="en-US"/>
+              </w:rPr>
+            </w:pPr>
+          </w:p>
+        </w:tc>
+      </w:tr>
+      <w:tr>
+        <w:tblPrEx>
+          <w:jc w:val="left"/>
+        </w:tblPrEx>
+        <w:tc>
+          <w:tcPr>
+            <w:tcW w:w="0" w:type="auto"/>
+          </w:tcPr>
+          <w:p>
+            <w:pPr>
+              <w:rPr>
+                <w:lang w:val="en-US"/>
+              </w:rPr>
+            </w:pPr>
+          </w:p>
+        </w:tc>
+        <w:tc>
+          <w:tcPr>
+            <w:tcW w:w="0" w:type="auto"/>
+          </w:tcPr>
+          <w:p>
+            <w:pPr>
+              <w:rPr>
+                <w:lang w:val="en-US"/>
+              </w:rPr>
+            </w:pPr>
+          </w:p>
+        </w:tc>
+      </w:tr>
+      <w:tr>
+        <w:tblPrEx>
+          <w:jc w:val="left"/>
+        </w:tblPrEx>
+        <w:trPr>
+          <w:cnfStyle w:val="000000010000" w:firstRow="0" w:lastRow="0" w:firstColumn="0" w:lastColumn="0" w:oddVBand="0" w:evenVBand="0" w:oddHBand="0" w:evenHBand="1" w:firstRowFirstColumn="0" w:firstRowLastColumn="0" w:lastRowFirstColumn="0" w:lastRowLastColumn="0"/>
+        </w:trPr>
+        <w:tc>
+          <w:tcPr>
+            <w:tcW w:w="0" w:type="auto"/>
+          </w:tcPr>
+          <w:p>
+            <w:pPr>
+              <w:rPr>
+                <w:lang w:val="en-US"/>
+              </w:rPr>
+            </w:pPr>
+          </w:p>
+        </w:tc>
+        <w:tc>
+          <w:tcPr>
+            <w:tcW w:w="0" w:type="auto"/>
+          </w:tcPr>
+          <w:p>
+            <w:pPr>
+              <w:rPr>
+                <w:lang w:val="en-US"/>
+              </w:rPr>
+            </w:pPr>
+          </w:p>
+        </w:tc>
+      </w:tr>
+      <w:tr>
+        <w:tblPrEx>
+          <w:jc w:val="left"/>
+        </w:tblPrEx>
+        <w:tc>
+          <w:tcPr>
+            <w:tcW w:w="0" w:type="auto"/>
+          </w:tcPr>
+          <w:p>
+            <w:pPr>
+              <w:rPr>
+                <w:lang w:val="en-US"/>
+              </w:rPr>
+            </w:pPr>
+          </w:p>
+        </w:tc>
+        <w:tc>
+          <w:tcPr>
+            <w:tcW w:w="0" w:type="auto"/>
+          </w:tcPr>
+          <w:p>
+            <w:pPr>
+              <w:rPr>
+                <w:lang w:val="en-US"/>
+              </w:rPr>
+            </w:pPr>
+          </w:p>
+        </w:tc>
+      </w:tr>
+      <w:tr>
+        <w:tblPrEx>
+          <w:jc w:val="left"/>
+        </w:tblPrEx>
+        <w:trPr>
+          <w:cnfStyle w:val="000000010000" w:firstRow="0" w:lastRow="0" w:firstColumn="0" w:lastColumn="0" w:oddVBand="0" w:evenVBand="0" w:oddHBand="0" w:evenHBand="1" w:firstRowFirstColumn="0" w:firstRowLastColumn="0" w:lastRowFirstColumn="0" w:lastRowLastColumn="0"/>
+        </w:trPr>
+        <w:tc>
+          <w:tcPr>
+            <w:tcW w:w="0" w:type="auto"/>
+          </w:tcPr>
+          <w:p>
+            <w:pPr>
+              <w:rPr>
+                <w:lang w:val="en-US"/>
+              </w:rPr>
+            </w:pPr>
+          </w:p>
+        </w:tc>
+        <w:tc>
+          <w:tcPr>
+            <w:tcW w:w="0" w:type="auto"/>
+          </w:tcPr>
+          <w:p>
+            <w:pPr>
+              <w:rPr>
+                <w:lang w:val="en-US"/>
+              </w:rPr>
+            </w:pPr>
+          </w:p>
+        </w:tc>
+      </w:tr>
+      <w:tr>
+        <w:tblPrEx>
+          <w:jc w:val="left"/>
+        </w:tblPrEx>
+        <w:tc>
+          <w:tcPr>
+            <w:tcW w:w="0" w:type="auto"/>
+          </w:tcPr>
+          <w:p>
+            <w:pPr>
+              <w:rPr>
+                <w:lang w:val="en-US"/>
+              </w:rPr>
+            </w:pPr>
+          </w:p>
+        </w:tc>
+        <w:tc>
+          <w:tcPr>
+            <w:tcW w:w="0" w:type="auto"/>
+          </w:tcPr>
+          <w:p>
+            <w:pPr>
+              <w:rPr>
+                <w:lang w:val="en-US"/>
+              </w:rPr>
+            </w:pPr>
+          </w:p>
+        </w:tc>
+      </w:tr>
+      <w:tr>
+        <w:tblPrEx>
+          <w:jc w:val="left"/>
+        </w:tblPrEx>
+        <w:trPr>
+          <w:cnfStyle w:val="000000010000" w:firstRow="0" w:lastRow="0" w:firstColumn="0" w:lastColumn="0" w:oddVBand="0" w:evenVBand="0" w:oddHBand="0" w:evenHBand="1" w:firstRowFirstColumn="0" w:firstRowLastColumn="0" w:lastRowFirstColumn="0" w:lastRowLastColumn="0"/>
+        </w:trPr>
+        <w:tc>
+          <w:tcPr>
+            <w:tcW w:w="0" w:type="auto"/>
+          </w:tcPr>
+          <w:p>
+            <w:pPr>
+              <w:rPr>
+                <w:lang w:val="en-US"/>
+              </w:rPr>
+            </w:pPr>
+          </w:p>
+        </w:tc>
+        <w:tc>
+          <w:tcPr>
+            <w:tcW w:w="0" w:type="auto"/>
+          </w:tcPr>
+          <w:p>
+            <w:pPr>
+              <w:rPr>
+                <w:lang w:val="en-US"/>
+              </w:rPr>
+            </w:pPr>
+          </w:p>
+        </w:tc>
+      </w:tr>
+      <w:tr>
+        <w:tblPrEx>
+          <w:jc w:val="left"/>
+        </w:tblPrEx>
+        <w:tc>
+          <w:tcPr>
+            <w:tcW w:w="0" w:type="auto"/>
+          </w:tcPr>
+          <w:p>
+            <w:pPr>
+              <w:rPr>
+                <w:lang w:val="en-US"/>
+              </w:rPr>
+            </w:pPr>
+          </w:p>
+        </w:tc>
+        <w:tc>
+          <w:tcPr>
+            <w:tcW w:w="0" w:type="auto"/>
+          </w:tcPr>
+          <w:p>
+            <w:pPr>
+              <w:rPr>
+                <w:lang w:val="en-US"/>
+              </w:rPr>
+            </w:pPr>
+          </w:p>
+        </w:tc>
+      </w:tr>
+      <w:tr>
+        <w:tblPrEx>
+          <w:jc w:val="left"/>
+        </w:tblPrEx>
+        <w:trPr>
+          <w:cnfStyle w:val="000000010000" w:firstRow="0" w:lastRow="0" w:firstColumn="0" w:lastColumn="0" w:oddVBand="0" w:evenVBand="0" w:oddHBand="0" w:evenHBand="1" w:firstRowFirstColumn="0" w:firstRowLastColumn="0" w:lastRowFirstColumn="0" w:lastRowLastColumn="0"/>
+        </w:trPr>
+        <w:tc>
+          <w:tcPr>
+            <w:tcW w:w="0" w:type="auto"/>
+          </w:tcPr>
+          <w:p>
+            <w:pPr>
+              <w:rPr>
+                <w:lang w:val="en-US"/>
+              </w:rPr>
+            </w:pPr>
+          </w:p>
+        </w:tc>
+        <w:tc>
+          <w:tcPr>
+            <w:tcW w:w="0" w:type="auto"/>
+          </w:tcPr>
+          <w:p>
+            <w:pPr>
+              <w:rPr>
+                <w:lang w:val="en-US"/>
+              </w:rPr>
+            </w:pPr>
+          </w:p>
+        </w:tc>
+      </w:tr>
+      <w:tr>
+        <w:tblPrEx>
+          <w:jc w:val="left"/>
+        </w:tblPrEx>
+        <w:tc>
+          <w:tcPr>
+            <w:tcW w:w="0" w:type="auto"/>
+          </w:tcPr>
+          <w:p>
+            <w:pPr>
+              <w:rPr>
+                <w:lang w:val="en-US"/>
+              </w:rPr>
+            </w:pPr>
+          </w:p>
+        </w:tc>
+        <w:tc>
+          <w:tcPr>
+            <w:tcW w:w="0" w:type="auto"/>
+          </w:tcPr>
+          <w:p>
+            <w:pPr>
+              <w:rPr>
+                <w:lang w:val="en-US"/>
+              </w:rPr>
+            </w:pPr>
+          </w:p>
+        </w:tc>
+      </w:tr>
+      <w:tr>
+        <w:tblPrEx>
+          <w:jc w:val="left"/>
+        </w:tblPrEx>
+        <w:trPr>
+          <w:cnfStyle w:val="000000010000" w:firstRow="0" w:lastRow="0" w:firstColumn="0" w:lastColumn="0" w:oddVBand="0" w:evenVBand="0" w:oddHBand="0" w:evenHBand="1" w:firstRowFirstColumn="0" w:firstRowLastColumn="0" w:lastRowFirstColumn="0" w:lastRowLastColumn="0"/>
+        </w:trPr>
+        <w:tc>
+          <w:tcPr>
+            <w:tcW w:w="0" w:type="auto"/>
+          </w:tcPr>
+          <w:p>
+            <w:pPr>
+              <w:rPr>
+                <w:lang w:val="en-US"/>
+              </w:rPr>
+            </w:pPr>
+          </w:p>
+        </w:tc>
+        <w:tc>
+          <w:tcPr>
+            <w:tcW w:w="0" w:type="auto"/>
+          </w:tcPr>
+          <w:p>
+            <w:pPr>
+              <w:rPr>
+                <w:lang w:val="en-US"/>
+              </w:rPr>
+            </w:pPr>
+          </w:p>
+        </w:tc>
+      </w:tr>
+      <w:tr>
+        <w:tblPrEx>
+          <w:jc w:val="left"/>
+        </w:tblPrEx>
+        <w:tc>
+          <w:tcPr>
+            <w:tcW w:w="0" w:type="auto"/>
+          </w:tcPr>
+          <w:p>
+            <w:pPr>
+              <w:rPr>
+                <w:lang w:val="en-US"/>
+              </w:rPr>
+            </w:pPr>
+          </w:p>
+        </w:tc>
+        <w:tc>
+          <w:tcPr>
+            <w:tcW w:w="0" w:type="auto"/>
+          </w:tcPr>
+          <w:p>
+            <w:pPr>
+              <w:rPr>
+                <w:lang w:val="en-US"/>
+              </w:rPr>
+            </w:pPr>
+          </w:p>
+        </w:tc>
+      </w:tr>
+      <w:tr>
+        <w:tblPrEx>
+          <w:jc w:val="left"/>
+        </w:tblPrEx>
+        <w:trPr>
+          <w:cnfStyle w:val="000000010000" w:firstRow="0" w:lastRow="0" w:firstColumn="0" w:lastColumn="0" w:oddVBand="0" w:evenVBand="0" w:oddHBand="0" w:evenHBand="1" w:firstRowFirstColumn="0" w:firstRowLastColumn="0" w:lastRowFirstColumn="0" w:lastRowLastColumn="0"/>
+        </w:trPr>
+        <w:tc>
+          <w:tcPr>
+            <w:tcW w:w="0" w:type="auto"/>
+          </w:tcPr>
+          <w:p>
+            <w:pPr>
+              <w:rPr>
+                <w:lang w:val="en-US"/>
+              </w:rPr>
+            </w:pPr>
+          </w:p>
+        </w:tc>
+        <w:tc>
+          <w:tcPr>
+            <w:tcW w:w="0" w:type="auto"/>
+          </w:tcPr>
+          <w:p>
+            <w:pPr>
+              <w:rPr>
+                <w:lang w:val="en-US"/>
+              </w:rPr>
+            </w:pPr>
+          </w:p>
+        </w:tc>
+      </w:tr>
+      <w:tr>
+        <w:tblPrEx>
+          <w:jc w:val="left"/>
+        </w:tblPrEx>
+        <w:tc>
+          <w:tcPr>
+            <w:tcW w:w="0" w:type="auto"/>
+          </w:tcPr>
+          <w:p>
+            <w:pPr>
+              <w:rPr>
+                <w:lang w:val="en-US"/>
+              </w:rPr>
+            </w:pPr>
+          </w:p>
+        </w:tc>
+        <w:tc>
+          <w:tcPr>
+            <w:tcW w:w="0" w:type="auto"/>
+          </w:tcPr>
+          <w:p>
+            <w:pPr>
+              <w:rPr>
+                <w:lang w:val="en-US"/>
+              </w:rPr>
+            </w:pPr>
           </w:p>
         </w:tc>
       </w:tr>
@@ -9634,7 +9798,14 @@
               <w:rPr>
                 <w:lang w:val="en-US"/>
               </w:rPr>
-              <w:t>voyageurtransportation,DC</w:t>
+              <w:t>voyage</w:t>
+            </w:r>
+            <w:r>
+              <w:rPr>
+                <w:lang w:val="en-US"/>
+              </w:rPr>
+              <w:lastRenderedPageBreak/>
+              <w:t>urtransportation,DC</w:t>
             </w:r>
             <w:proofErr w:type="gramEnd"/>
             <w:r>
@@ -9748,6 +9919,7 @@
               <w:rPr>
                 <w:lang w:val="en-US"/>
               </w:rPr>
+              <w:lastRenderedPageBreak/>
               <w:t>voyageurtransportation,DC</w:t>
             </w:r>
             <w:proofErr w:type="gramEnd"/>
@@ -9885,14 +10057,7 @@
               <w:rPr>
                 <w:lang w:val="en-US"/>
               </w:rPr>
-              <w:t>voyage</w:t>
-            </w:r>
-            <w:r>
-              <w:rPr>
-                <w:lang w:val="en-US"/>
-              </w:rPr>
-              <w:lastRenderedPageBreak/>
-              <w:t>urtransportation,DC</w:t>
+              <w:t>voyageurtransportation,DC</w:t>
             </w:r>
             <w:proofErr w:type="gramEnd"/>
             <w:r>
@@ -10006,7 +10171,6 @@
               <w:rPr>
                 <w:lang w:val="en-US"/>
               </w:rPr>
-              <w:lastRenderedPageBreak/>
               <w:t>voyageurtransportation,DC</w:t>
             </w:r>
             <w:proofErr w:type="gramEnd"/>
@@ -11815,7 +11979,14 @@
               <w:rPr>
                 <w:lang w:val="en-US"/>
               </w:rPr>
-              <w:t>voyageurtransportation,DC</w:t>
+              <w:t>voyage</w:t>
+            </w:r>
+            <w:r>
+              <w:rPr>
+                <w:lang w:val="en-US"/>
+              </w:rPr>
+              <w:lastRenderedPageBreak/>
+              <w:t>urtransportation,DC</w:t>
             </w:r>
             <w:proofErr w:type="gramEnd"/>
             <w:r>
@@ -11929,6 +12100,7 @@
               <w:rPr>
                 <w:lang w:val="en-US"/>
               </w:rPr>
+              <w:lastRenderedPageBreak/>
               <w:t>voyageurtransportation,DC</w:t>
             </w:r>
             <w:proofErr w:type="gramEnd"/>
@@ -12055,14 +12227,7 @@
               <w:rPr>
                 <w:lang w:val="en-US"/>
               </w:rPr>
-              <w:t>voyage</w:t>
-            </w:r>
-            <w:r>
-              <w:rPr>
-                <w:lang w:val="en-US"/>
-              </w:rPr>
-              <w:lastRenderedPageBreak/>
-              <w:t>urtransportation,DC</w:t>
+              <w:t>voyageurtransportation,DC</w:t>
             </w:r>
             <w:proofErr w:type="gramEnd"/>
             <w:r>
@@ -12176,14 +12341,7 @@
               <w:rPr>
                 <w:lang w:val="en-US"/>
               </w:rPr>
-              <w:t>corp,D</w:t>
-            </w:r>
-            <w:r>
-              <w:rPr>
-                <w:lang w:val="en-US"/>
-              </w:rPr>
-              <w:lastRenderedPageBreak/>
-              <w:t>C</w:t>
+              <w:t>corp,DC</w:t>
             </w:r>
             <w:proofErr w:type="gramEnd"/>
             <w:r>
@@ -13991,7 +14149,14 @@
               <w:rPr>
                 <w:lang w:val="en-US"/>
               </w:rPr>
-              <w:t>voyageurtransportation,DC</w:t>
+              <w:t>voyage</w:t>
+            </w:r>
+            <w:r>
+              <w:rPr>
+                <w:lang w:val="en-US"/>
+              </w:rPr>
+              <w:lastRenderedPageBreak/>
+              <w:t>urtransportation,DC</w:t>
             </w:r>
             <w:proofErr w:type="gramEnd"/>
             <w:r>
@@ -14091,7 +14256,14 @@
               <w:rPr>
                 <w:lang w:val="en-US"/>
               </w:rPr>
-              <w:t>corp,DC</w:t>
+              <w:t>corp,</w:t>
+            </w:r>
+            <w:r>
+              <w:rPr>
+                <w:lang w:val="en-US"/>
+              </w:rPr>
+              <w:lastRenderedPageBreak/>
+              <w:t>DC</w:t>
             </w:r>
             <w:proofErr w:type="gramEnd"/>
             <w:r>
@@ -14228,14 +14400,7 @@
               <w:rPr>
                 <w:lang w:val="en-US"/>
               </w:rPr>
-              <w:t>voyage</w:t>
-            </w:r>
-            <w:r>
-              <w:rPr>
-                <w:lang w:val="en-US"/>
-              </w:rPr>
-              <w:lastRenderedPageBreak/>
-              <w:t>urtransportation,DC</w:t>
+              <w:t>voyageurtransportation,DC</w:t>
             </w:r>
             <w:proofErr w:type="gramEnd"/>
             <w:r>
@@ -14335,14 +14500,7 @@
               <w:rPr>
                 <w:lang w:val="en-US"/>
               </w:rPr>
-              <w:t>corp,</w:t>
-            </w:r>
-            <w:r>
-              <w:rPr>
-                <w:lang w:val="en-US"/>
-              </w:rPr>
-              <w:lastRenderedPageBreak/>
-              <w:t>DC</w:t>
+              <w:t>corp,DC</w:t>
             </w:r>
             <w:proofErr w:type="gramEnd"/>
             <w:r>
@@ -16150,7 +16308,14 @@
               <w:rPr>
                 <w:lang w:val="en-US"/>
               </w:rPr>
-              <w:t>voyageurtransportation,DC</w:t>
+              <w:t>voyage</w:t>
+            </w:r>
+            <w:r>
+              <w:rPr>
+                <w:lang w:val="en-US"/>
+              </w:rPr>
+              <w:lastRenderedPageBreak/>
+              <w:t>urtransportation,DC</w:t>
             </w:r>
             <w:proofErr w:type="gramEnd"/>
             <w:r>
@@ -16250,7 +16415,14 @@
               <w:rPr>
                 <w:lang w:val="en-US"/>
               </w:rPr>
-              <w:t>corp,DC</w:t>
+              <w:t>corp,</w:t>
+            </w:r>
+            <w:r>
+              <w:rPr>
+                <w:lang w:val="en-US"/>
+              </w:rPr>
+              <w:lastRenderedPageBreak/>
+              <w:t>DC</w:t>
             </w:r>
             <w:proofErr w:type="gramEnd"/>
             <w:r>
@@ -16390,14 +16562,7 @@
               <w:rPr>
                 <w:lang w:val="en-US"/>
               </w:rPr>
-              <w:t>voyage</w:t>
-            </w:r>
-            <w:r>
-              <w:rPr>
-                <w:lang w:val="en-US"/>
-              </w:rPr>
-              <w:lastRenderedPageBreak/>
-              <w:t>urtransportation,DC</w:t>
+              <w:t>voyageurtransportation,DC</w:t>
             </w:r>
             <w:proofErr w:type="gramEnd"/>
             <w:r>
@@ -16497,14 +16662,7 @@
               <w:rPr>
                 <w:lang w:val="en-US"/>
               </w:rPr>
-              <w:t>corp,</w:t>
-            </w:r>
-            <w:r>
-              <w:rPr>
-                <w:lang w:val="en-US"/>
-              </w:rPr>
-              <w:lastRenderedPageBreak/>
-              <w:t>DC</w:t>
+              <w:t>corp,DC</w:t>
             </w:r>
             <w:proofErr w:type="gramEnd"/>
             <w:r>
@@ -17711,6 +17869,7 @@
               <w:rPr>
                 <w:lang w:val="en-US"/>
               </w:rPr>
+              <w:lastRenderedPageBreak/>
               <w:t>Reversible Encryption Enabled</w:t>
             </w:r>
           </w:p>
@@ -17782,7 +17941,6 @@
         <w:rPr>
           <w:noProof/>
         </w:rPr>
-        <w:lastRenderedPageBreak/>
         <w:t>AD Recycle Bin</w:t>
       </w:r>
       <w:bookmarkEnd w:id="38"/>
@@ -18917,7 +19075,6 @@
               <w:rPr>
                 <w:lang w:val="en-US"/>
               </w:rPr>
-              <w:lastRenderedPageBreak/>
               <w:t>Distribution</w:t>
             </w:r>
           </w:p>
@@ -20192,6 +20349,7 @@
         <w:rPr>
           <w:noProof/>
         </w:rPr>
+        <w:lastRenderedPageBreak/>
         <w:t>Printers</w:t>
       </w:r>
       <w:bookmarkEnd w:id="55"/>
@@ -20353,7 +20511,6 @@
               <w:rPr>
                 <w:lang w:val="en-US"/>
               </w:rPr>
-              <w:lastRenderedPageBreak/>
               <w:t>PRINTSRV-BRANT-MAIN (</w:t>
             </w:r>
             <w:proofErr w:type="spellStart"/>
@@ -21724,6 +21881,7 @@
               <w:rPr>
                 <w:lang w:val="en-US"/>
               </w:rPr>
+              <w:lastRenderedPageBreak/>
               <w:t>PRINTSRV-LDN-ADM-Zebra (</w:t>
             </w:r>
             <w:proofErr w:type="spellStart"/>
@@ -21891,7 +22049,6 @@
               <w:rPr>
                 <w:lang w:val="en-US"/>
               </w:rPr>
-              <w:lastRenderedPageBreak/>
               <w:t>PRINTSRV-LDN-LIB-COYRM (HP Color LaserJet Flow E57540)</w:t>
             </w:r>
           </w:p>
@@ -23164,6 +23321,7 @@
               <w:rPr>
                 <w:lang w:val="en-US"/>
               </w:rPr>
+              <w:lastRenderedPageBreak/>
               <w:t>PRINTSRV-STONEY-86Arvin (HP Color LaserJet MFP E47528)</w:t>
             </w:r>
           </w:p>
@@ -23235,32 +23393,24 @@
               <w:rPr>
                 <w:lang w:val="en-US"/>
               </w:rPr>
-              <w:t xml:space="preserve">PRINTSRV-SUD-DISPATCH (Brother </w:t>
-            </w:r>
-            <w:r>
-              <w:rPr>
-                <w:lang w:val="en-US"/>
-              </w:rPr>
-              <w:lastRenderedPageBreak/>
-              <w:t>MFC-L8900C0298841793</w:t>
-            </w:r>
-          </w:p>
-        </w:tc>
-        <w:tc>
-          <w:tcPr>
-            <w:tcW w:w="0" w:type="auto"/>
-          </w:tcPr>
-          <w:p>
-            <w:pPr>
-              <w:rPr>
-                <w:lang w:val="en-US"/>
-              </w:rPr>
-            </w:pPr>
-            <w:r>
-              <w:rPr>
-                <w:lang w:val="en-US"/>
-              </w:rPr>
-              <w:lastRenderedPageBreak/>
+              <w:t>PRINTSRV-SUD-DISPATCH (Brother MFC-L8900C0298841793</w:t>
+            </w:r>
+          </w:p>
+        </w:tc>
+        <w:tc>
+          <w:tcPr>
+            <w:tcW w:w="0" w:type="auto"/>
+          </w:tcPr>
+          <w:p>
+            <w:pPr>
+              <w:rPr>
+                <w:lang w:val="en-US"/>
+              </w:rPr>
+            </w:pPr>
+            <w:r>
+              <w:rPr>
+                <w:lang w:val="en-US"/>
+              </w:rPr>
               <w:t>PrintSRV.corp.voyageurtransportation.ca</w:t>
             </w:r>
           </w:p>
@@ -24486,6 +24636,7 @@
                 <w:color w:val="FFFFFF"/>
                 <w:lang w:val="en-US"/>
               </w:rPr>
+              <w:lastRenderedPageBreak/>
               <w:t>OU Depth Level</w:t>
             </w:r>
           </w:p>
@@ -24701,7 +24852,6 @@
               <w:rPr>
                 <w:lang w:val="en-US"/>
               </w:rPr>
-              <w:lastRenderedPageBreak/>
               <w:t>6</w:t>
             </w:r>
           </w:p>
@@ -26647,6 +26797,7 @@
               <w:rPr>
                 <w:lang w:val="en-US"/>
               </w:rPr>
+              <w:lastRenderedPageBreak/>
               <w:t>4</w:t>
             </w:r>
           </w:p>
@@ -26863,7 +27014,6 @@
               <w:rPr>
                 <w:lang w:val="en-US"/>
               </w:rPr>
-              <w:lastRenderedPageBreak/>
               <w:t>4</w:t>
             </w:r>
           </w:p>
@@ -28948,6 +29098,7 @@
               <w:rPr>
                 <w:lang w:val="en-US"/>
               </w:rPr>
+              <w:lastRenderedPageBreak/>
               <w:t>2</w:t>
             </w:r>
           </w:p>
@@ -29161,7 +29312,6 @@
               <w:rPr>
                 <w:lang w:val="en-US"/>
               </w:rPr>
-              <w:lastRenderedPageBreak/>
               <w:t>2</w:t>
             </w:r>
           </w:p>
@@ -32442,6 +32592,7 @@
               <w:rPr>
                 <w:lang w:val="en-US"/>
               </w:rPr>
+              <w:lastRenderedPageBreak/>
               <w:t>veeam2qnap</w:t>
             </w:r>
           </w:p>
@@ -32828,7 +32979,6 @@
               <w:rPr>
                 <w:lang w:val="en-US"/>
               </w:rPr>
-              <w:lastRenderedPageBreak/>
               <w:t>mir-scan</w:t>
             </w:r>
           </w:p>
@@ -35867,6 +36017,7 @@
                 <w:rStyle w:val="Heading2Char"/>
                 <w:lang w:val="en-US"/>
               </w:rPr>
+              <w:lastRenderedPageBreak/>
               <w:t>ck.admin</w:t>
             </w:r>
             <w:proofErr w:type="spellEnd"/>
@@ -36063,7 +36214,6 @@
                 <w:rStyle w:val="Heading2Char"/>
                 <w:lang w:val="en-US"/>
               </w:rPr>
-              <w:lastRenderedPageBreak/>
               <w:t>femi.admin</w:t>
             </w:r>
             <w:proofErr w:type="spellEnd"/>
@@ -37324,6 +37474,7 @@
         <w:rPr>
           <w:rStyle w:val="Heading1Char"/>
         </w:rPr>
+        <w:lastRenderedPageBreak/>
         <w:t>Entra</w:t>
       </w:r>
       <w:r>
@@ -37411,7 +37562,6 @@
         <w:rPr>
           <w:rFonts w:cs="Arial"/>
         </w:rPr>
-        <w:lastRenderedPageBreak/>
         <w:t>These user accounts should be reviewed for migration scope.  Chances are a number of these are tied to Stale Accounts.  Stale IDs should be removed to lower the migration scope where possible.</w:t>
       </w:r>
     </w:p>
@@ -37955,6 +38105,7 @@
         <w:rPr>
           <w:rFonts w:cs="Arial"/>
         </w:rPr>
+        <w:lastRenderedPageBreak/>
         <w:t>A</w:t>
       </w:r>
       <w:r>
@@ -38031,7 +38182,6 @@
           <w:b/>
           <w:bCs/>
         </w:rPr>
-        <w:lastRenderedPageBreak/>
         <w:t>Recommendations</w:t>
       </w:r>
       <w:r>
@@ -38523,7 +38673,14 @@
         <w:rPr>
           <w:rFonts w:cs="Arial"/>
         </w:rPr>
-        <w:t>Unlike regular distribution groups that contain a defined set of members, the membership list for dynamic distribution groups is calculated each time a message is sent to the group, based on the filters and conditions that you define. When an email message is sent to a dynamic distribution group, it's delivered to all recipients in the organization that match the criteria defined for that group.</w:t>
+        <w:t xml:space="preserve">Unlike regular distribution groups that contain a defined set of members, the membership list for dynamic distribution groups is calculated each time a message is sent to the group, based on the </w:t>
+      </w:r>
+      <w:r>
+        <w:rPr>
+          <w:rFonts w:cs="Arial"/>
+        </w:rPr>
+        <w:lastRenderedPageBreak/>
+        <w:t>filters and conditions that you define. When an email message is sent to a dynamic distribution group, it's delivered to all recipients in the organization that match the criteria defined for that group.</w:t>
       </w:r>
     </w:p>
     <w:p>
@@ -38561,7 +38718,6 @@
         <w:rPr>
           <w:noProof/>
         </w:rPr>
-        <w:lastRenderedPageBreak/>
         <w:t>Public Folders</w:t>
       </w:r>
       <w:bookmarkEnd w:id="85"/>
@@ -39134,6 +39290,7 @@
           <w:rStyle w:val="Heading1Char"/>
           <w:szCs w:val="36"/>
         </w:rPr>
+        <w:lastRenderedPageBreak/>
         <w:t>Teams Assessment</w:t>
       </w:r>
       <w:bookmarkEnd w:id="93"/>
@@ -39183,7 +39340,6 @@
         <w:rPr>
           <w:noProof/>
         </w:rPr>
-        <w:lastRenderedPageBreak/>
         <w:t>Office 365 groups</w:t>
       </w:r>
       <w:bookmarkEnd w:id="96"/>
@@ -39694,6 +39850,7 @@
           <w:rStyle w:val="Heading1Char"/>
           <w:szCs w:val="36"/>
         </w:rPr>
+        <w:lastRenderedPageBreak/>
         <w:t>Infrastructure Assessment</w:t>
       </w:r>
       <w:bookmarkEnd w:id="103"/>
@@ -39777,7 +39934,6 @@
           <w:rFonts w:cs="Arial"/>
           <w:b/>
         </w:rPr>
-        <w:lastRenderedPageBreak/>
         <w:t>Findings</w:t>
       </w:r>
       <w:r>
@@ -40206,6 +40362,7 @@
           <w:b/>
           <w:bCs/>
         </w:rPr>
+        <w:lastRenderedPageBreak/>
         <w:t>Findings</w:t>
       </w:r>
       <w:r>
@@ -40330,14 +40487,7 @@
         <w:rPr>
           <w:rFonts w:cs="Arial"/>
         </w:rPr>
-        <w:t xml:space="preserve">Wi-Fi connectivity can be initiated in multiple ways.  The typical approaches are: Automatically connect (either at logon or just after), Authenticated after logon, and validated via certificate.  In the first case of automatically connected, the Wi-Fi can be treated the same as a Wired </w:t>
-      </w:r>
-      <w:r>
-        <w:rPr>
-          <w:rFonts w:cs="Arial"/>
-        </w:rPr>
-        <w:lastRenderedPageBreak/>
-        <w:t>connection.  In either of the other two cases a device on Wi-Fi can require additional effort during a migration event.</w:t>
+        <w:t>Wi-Fi connectivity can be initiated in multiple ways.  The typical approaches are: Automatically connect (either at logon or just after), Authenticated after logon, and validated via certificate.  In the first case of automatically connected, the Wi-Fi can be treated the same as a Wired connection.  In either of the other two cases a device on Wi-Fi can require additional effort during a migration event.</w:t>
       </w:r>
     </w:p>
     <w:p>
@@ -49300,12 +49450,6 @@
 </file>
 
 <file path=customXml/item1.xml><?xml version="1.0" encoding="utf-8"?>
-<p:properties xmlns:p="http://schemas.microsoft.com/office/2006/metadata/properties" xmlns:xsi="http://www.w3.org/2001/XMLSchema-instance" xmlns:pc="http://schemas.microsoft.com/office/infopath/2007/PartnerControls">
-  <documentManagement/>
-</p:properties>
-</file>
-
-<file path=customXml/item2.xml><?xml version="1.0" encoding="utf-8"?>
 <ct:contentTypeSchema xmlns:ct="http://schemas.microsoft.com/office/2006/metadata/contentType" xmlns:ma="http://schemas.microsoft.com/office/2006/metadata/properties/metaAttributes" ct:_="" ma:_="" ma:contentTypeName="Document" ma:contentTypeID="0x010100E8CB6F3EDD43474AA10481D50BB64020" ma:contentTypeVersion="4" ma:contentTypeDescription="Create a new document." ma:contentTypeScope="" ma:versionID="be0fb91248b2e97ea45459c2c5c0e22c">
   <xsd:schema xmlns:xsd="http://www.w3.org/2001/XMLSchema" xmlns:xs="http://www.w3.org/2001/XMLSchema" xmlns:p="http://schemas.microsoft.com/office/2006/metadata/properties" xmlns:ns2="564344db-7381-46cc-ad20-5587031b0ed9" targetNamespace="http://schemas.microsoft.com/office/2006/metadata/properties" ma:root="true" ma:fieldsID="9b3be8367740804d7b19f678bfda6a23" ns2:_="">
     <xsd:import namespace="564344db-7381-46cc-ad20-5587031b0ed9"/>
@@ -49449,7 +49593,17 @@
 </ct:contentTypeSchema>
 </file>
 
+<file path=customXml/item2.xml><?xml version="1.0" encoding="utf-8"?>
+<p:properties xmlns:p="http://schemas.microsoft.com/office/2006/metadata/properties" xmlns:xsi="http://www.w3.org/2001/XMLSchema-instance" xmlns:pc="http://schemas.microsoft.com/office/infopath/2007/PartnerControls">
+  <documentManagement/>
+</p:properties>
+</file>
+
 <file path=customXml/item3.xml><?xml version="1.0" encoding="utf-8"?>
+<b:Sources xmlns:b="http://schemas.openxmlformats.org/officeDocument/2006/bibliography" xmlns="http://schemas.openxmlformats.org/officeDocument/2006/bibliography" SelectedStyle="/APA.XSL" StyleName="APA"/>
+</file>
+
+<file path=customXml/item4.xml><?xml version="1.0" encoding="utf-8"?>
 <?mso-contentType ?>
 <FormTemplates xmlns="http://schemas.microsoft.com/sharepoint/v3/contenttype/forms">
   <Display>DocumentLibraryForm</Display>
@@ -49458,20 +49612,7 @@
 </FormTemplates>
 </file>
 
-<file path=customXml/item4.xml><?xml version="1.0" encoding="utf-8"?>
-<b:Sources xmlns:b="http://schemas.openxmlformats.org/officeDocument/2006/bibliography" xmlns="http://schemas.openxmlformats.org/officeDocument/2006/bibliography" SelectedStyle="/APA.XSL" StyleName="APA"/>
-</file>
-
 <file path=customXml/itemProps1.xml><?xml version="1.0" encoding="utf-8"?>
-<ds:datastoreItem xmlns:ds="http://schemas.openxmlformats.org/officeDocument/2006/customXml" ds:itemID="{EEF0FF5E-EC80-4EC7-816E-8FD3FB1F00C5}">
-  <ds:schemaRefs>
-    <ds:schemaRef ds:uri="http://schemas.microsoft.com/office/2006/metadata/properties"/>
-    <ds:schemaRef ds:uri="http://schemas.microsoft.com/office/infopath/2007/PartnerControls"/>
-  </ds:schemaRefs>
-</ds:datastoreItem>
-</file>
-
-<file path=customXml/itemProps2.xml><?xml version="1.0" encoding="utf-8"?>
 <ds:datastoreItem xmlns:ds="http://schemas.openxmlformats.org/officeDocument/2006/customXml" ds:itemID="{EC30F5FF-22C8-4A05-8DCE-BA118E3692D7}">
   <ds:schemaRefs>
     <ds:schemaRef ds:uri="http://schemas.microsoft.com/office/2006/metadata/contentType"/>
@@ -49489,18 +49630,27 @@
 </ds:datastoreItem>
 </file>
 
+<file path=customXml/itemProps2.xml><?xml version="1.0" encoding="utf-8"?>
+<ds:datastoreItem xmlns:ds="http://schemas.openxmlformats.org/officeDocument/2006/customXml" ds:itemID="{EEF0FF5E-EC80-4EC7-816E-8FD3FB1F00C5}">
+  <ds:schemaRefs>
+    <ds:schemaRef ds:uri="http://schemas.microsoft.com/office/2006/metadata/properties"/>
+    <ds:schemaRef ds:uri="http://schemas.microsoft.com/office/infopath/2007/PartnerControls"/>
+  </ds:schemaRefs>
+</ds:datastoreItem>
+</file>
+
 <file path=customXml/itemProps3.xml><?xml version="1.0" encoding="utf-8"?>
+<ds:datastoreItem xmlns:ds="http://schemas.openxmlformats.org/officeDocument/2006/customXml" ds:itemID="{1F2F4FAC-1BAA-4C15-8BEC-869F6AC26C67}">
+  <ds:schemaRefs>
+    <ds:schemaRef ds:uri="http://schemas.openxmlformats.org/officeDocument/2006/bibliography"/>
+  </ds:schemaRefs>
+</ds:datastoreItem>
+</file>
+
+<file path=customXml/itemProps4.xml><?xml version="1.0" encoding="utf-8"?>
 <ds:datastoreItem xmlns:ds="http://schemas.openxmlformats.org/officeDocument/2006/customXml" ds:itemID="{6830A3BC-7801-49DF-97A3-727FA35DA724}">
   <ds:schemaRefs>
     <ds:schemaRef ds:uri="http://schemas.microsoft.com/sharepoint/v3/contenttype/forms"/>
   </ds:schemaRefs>
 </ds:datastoreItem>
-</file>
-
-<file path=customXml/itemProps4.xml><?xml version="1.0" encoding="utf-8"?>
-<ds:datastoreItem xmlns:ds="http://schemas.openxmlformats.org/officeDocument/2006/customXml" ds:itemID="{1F2F4FAC-1BAA-4C15-8BEC-869F6AC26C67}">
-  <ds:schemaRefs>
-    <ds:schemaRef ds:uri="http://schemas.openxmlformats.org/officeDocument/2006/bibliography"/>
-  </ds:schemaRefs>
-</ds:datastoreItem>
 </file>
--- a/output/assessments/MyAssessment.docx
+++ b/output/assessments/MyAssessment.docx
@@ -124,7 +124,6 @@
                               </w:rPr>
                               <w:t>N</w:t>
                             </w:r>
-                            <w:proofErr w:type="spellStart"/>
                             <w:r>
                               <w:rPr>
                                 <w:rFonts w:eastAsiaTheme="majorEastAsia" w:cstheme="majorBidi"/>
@@ -137,7 +136,6 @@
                               </w:rPr>
                               <w:t>ame</w:t>
                             </w:r>
-                            <w:proofErr w:type="spellEnd"/>
                             <w:r>
                               <w:rPr>
                                 <w:rFonts w:eastAsiaTheme="majorEastAsia" w:cstheme="majorBidi"/>
@@ -661,7 +659,7 @@
       <w:pPr>
         <w:pStyle w:val="Heading1"/>
       </w:pPr>
-      <w:bookmarkStart w:id="2" w:name="_Toc218508591"/>
+      <w:bookmarkStart w:id="2" w:name="_Toc220677111"/>
       <w:r>
         <w:lastRenderedPageBreak/>
         <w:t>Document Information</w:t>
@@ -677,7 +675,7 @@
       <w:pPr>
         <w:pStyle w:val="Heading2"/>
       </w:pPr>
-      <w:bookmarkStart w:id="3" w:name="_Toc218508592"/>
+      <w:bookmarkStart w:id="3" w:name="_Toc220677112"/>
       <w:r>
         <w:t>Revision History</w:t>
       </w:r>
@@ -1147,7 +1145,7 @@
       <w:pPr>
         <w:pStyle w:val="Heading2"/>
       </w:pPr>
-      <w:bookmarkStart w:id="4" w:name="_Toc218508593"/>
+      <w:bookmarkStart w:id="4" w:name="_Toc220677113"/>
       <w:r>
         <w:t>Distribution</w:t>
       </w:r>
@@ -1508,7 +1506,7 @@
       <w:pPr>
         <w:pStyle w:val="Heading2"/>
       </w:pPr>
-      <w:bookmarkStart w:id="5" w:name="_Toc218508594"/>
+      <w:bookmarkStart w:id="5" w:name="_Toc220677114"/>
       <w:r>
         <w:t>Supplemental Documents</w:t>
       </w:r>
@@ -1836,7 +1834,7 @@
         </w:rPr>
         <w:fldChar w:fldCharType="separate"/>
       </w:r>
-      <w:hyperlink w:anchor="_Toc218508591" w:history="1">
+      <w:hyperlink w:anchor="_Toc220677111" w:history="1">
         <w:r>
           <w:rPr>
             <w:rStyle w:val="Hyperlink"/>
@@ -1863,7 +1861,7 @@
             <w:noProof/>
             <w:webHidden/>
           </w:rPr>
-          <w:instrText xml:space="preserve"> PAGEREF _Toc218508591 \h </w:instrText>
+          <w:instrText xml:space="preserve"> PAGEREF _Toc220677111 \h </w:instrText>
         </w:r>
         <w:r>
           <w:rPr>
@@ -1909,7 +1907,7 @@
           <w14:ligatures w14:val="standardContextual"/>
         </w:rPr>
       </w:pPr>
-      <w:hyperlink w:anchor="_Toc218508592" w:history="1">
+      <w:hyperlink w:anchor="_Toc220677112" w:history="1">
         <w:r>
           <w:rPr>
             <w:rStyle w:val="Hyperlink"/>
@@ -1936,7 +1934,7 @@
             <w:noProof/>
             <w:webHidden/>
           </w:rPr>
-          <w:instrText xml:space="preserve"> PAGEREF _Toc218508592 \h </w:instrText>
+          <w:instrText xml:space="preserve"> PAGEREF _Toc220677112 \h </w:instrText>
         </w:r>
         <w:r>
           <w:rPr>
@@ -1982,7 +1980,7 @@
           <w14:ligatures w14:val="standardContextual"/>
         </w:rPr>
       </w:pPr>
-      <w:hyperlink w:anchor="_Toc218508593" w:history="1">
+      <w:hyperlink w:anchor="_Toc220677113" w:history="1">
         <w:r>
           <w:rPr>
             <w:rStyle w:val="Hyperlink"/>
@@ -2009,7 +2007,7 @@
             <w:noProof/>
             <w:webHidden/>
           </w:rPr>
-          <w:instrText xml:space="preserve"> PAGEREF _Toc218508593 \h </w:instrText>
+          <w:instrText xml:space="preserve"> PAGEREF _Toc220677113 \h </w:instrText>
         </w:r>
         <w:r>
           <w:rPr>
@@ -2055,7 +2053,7 @@
           <w14:ligatures w14:val="standardContextual"/>
         </w:rPr>
       </w:pPr>
-      <w:hyperlink w:anchor="_Toc218508594" w:history="1">
+      <w:hyperlink w:anchor="_Toc220677114" w:history="1">
         <w:r>
           <w:rPr>
             <w:rStyle w:val="Hyperlink"/>
@@ -2082,7 +2080,7 @@
             <w:noProof/>
             <w:webHidden/>
           </w:rPr>
-          <w:instrText xml:space="preserve"> PAGEREF _Toc218508594 \h </w:instrText>
+          <w:instrText xml:space="preserve"> PAGEREF _Toc220677114 \h </w:instrText>
         </w:r>
         <w:r>
           <w:rPr>
@@ -2127,7 +2125,7 @@
           <w14:ligatures w14:val="standardContextual"/>
         </w:rPr>
       </w:pPr>
-      <w:hyperlink w:anchor="_Toc218508595" w:history="1">
+      <w:hyperlink w:anchor="_Toc220677115" w:history="1">
         <w:r>
           <w:rPr>
             <w:rStyle w:val="Hyperlink"/>
@@ -2154,7 +2152,7 @@
             <w:noProof/>
             <w:webHidden/>
           </w:rPr>
-          <w:instrText xml:space="preserve"> PAGEREF _Toc218508595 \h </w:instrText>
+          <w:instrText xml:space="preserve"> PAGEREF _Toc220677115 \h </w:instrText>
         </w:r>
         <w:r>
           <w:rPr>
@@ -2200,7 +2198,7 @@
           <w14:ligatures w14:val="standardContextual"/>
         </w:rPr>
       </w:pPr>
-      <w:hyperlink w:anchor="_Toc218508596" w:history="1">
+      <w:hyperlink w:anchor="_Toc220677116" w:history="1">
         <w:r>
           <w:rPr>
             <w:rStyle w:val="Hyperlink"/>
@@ -2227,7 +2225,7 @@
             <w:noProof/>
             <w:webHidden/>
           </w:rPr>
-          <w:instrText xml:space="preserve"> PAGEREF _Toc218508596 \h </w:instrText>
+          <w:instrText xml:space="preserve"> PAGEREF _Toc220677116 \h </w:instrText>
         </w:r>
         <w:r>
           <w:rPr>
@@ -2273,7 +2271,7 @@
           <w14:ligatures w14:val="standardContextual"/>
         </w:rPr>
       </w:pPr>
-      <w:hyperlink w:anchor="_Toc218508597" w:history="1">
+      <w:hyperlink w:anchor="_Toc220677117" w:history="1">
         <w:r>
           <w:rPr>
             <w:rStyle w:val="Hyperlink"/>
@@ -2300,7 +2298,7 @@
             <w:noProof/>
             <w:webHidden/>
           </w:rPr>
-          <w:instrText xml:space="preserve"> PAGEREF _Toc218508597 \h </w:instrText>
+          <w:instrText xml:space="preserve"> PAGEREF _Toc220677117 \h </w:instrText>
         </w:r>
         <w:r>
           <w:rPr>
@@ -2345,13 +2343,13 @@
           <w14:ligatures w14:val="standardContextual"/>
         </w:rPr>
       </w:pPr>
-      <w:hyperlink w:anchor="_Toc218508598" w:history="1">
+      <w:hyperlink w:anchor="_Toc220677118" w:history="1">
         <w:r>
           <w:rPr>
             <w:rStyle w:val="Hyperlink"/>
             <w:noProof/>
           </w:rPr>
-          <w:t>Project Logistics</w:t>
+          <w:t>Active Directory Assessment</w:t>
         </w:r>
         <w:r>
           <w:rPr>
@@ -2372,7 +2370,7 @@
             <w:noProof/>
             <w:webHidden/>
           </w:rPr>
-          <w:instrText xml:space="preserve"> PAGEREF _Toc218508598 \h </w:instrText>
+          <w:instrText xml:space="preserve"> PAGEREF _Toc220677118 \h </w:instrText>
         </w:r>
         <w:r>
           <w:rPr>
@@ -2418,13 +2416,21 @@
           <w14:ligatures w14:val="standardContextual"/>
         </w:rPr>
       </w:pPr>
-      <w:hyperlink w:anchor="_Toc218508599" w:history="1">
+      <w:hyperlink w:anchor="_Toc220677119" w:history="1">
         <w:r>
           <w:rPr>
             <w:rStyle w:val="Hyperlink"/>
             <w:noProof/>
           </w:rPr>
-          <w:t>Change Control</w:t>
+          <w:t xml:space="preserve">Forest </w:t>
+        </w:r>
+        <w:r>
+          <w:rPr>
+            <w:rStyle w:val="Hyperlink"/>
+            <w:noProof/>
+            <w:lang w:val="en-US"/>
+          </w:rPr>
+          <w:t>Summary</w:t>
         </w:r>
         <w:r>
           <w:rPr>
@@ -2445,7 +2451,7 @@
             <w:noProof/>
             <w:webHidden/>
           </w:rPr>
-          <w:instrText xml:space="preserve"> PAGEREF _Toc218508599 \h </w:instrText>
+          <w:instrText xml:space="preserve"> PAGEREF _Toc220677119 \h </w:instrText>
         </w:r>
         <w:r>
           <w:rPr>
@@ -2491,13 +2497,21 @@
           <w14:ligatures w14:val="standardContextual"/>
         </w:rPr>
       </w:pPr>
-      <w:hyperlink w:anchor="_Toc218508600" w:history="1">
+      <w:hyperlink w:anchor="_Toc220677120" w:history="1">
         <w:r>
           <w:rPr>
             <w:rStyle w:val="Hyperlink"/>
             <w:noProof/>
           </w:rPr>
-          <w:t>Blackout Periods</w:t>
+          <w:t xml:space="preserve">Forest </w:t>
+        </w:r>
+        <w:r>
+          <w:rPr>
+            <w:rStyle w:val="Hyperlink"/>
+            <w:noProof/>
+            <w:lang w:val="en-US"/>
+          </w:rPr>
+          <w:t>Information</w:t>
         </w:r>
         <w:r>
           <w:rPr>
@@ -2518,7 +2532,226 @@
             <w:noProof/>
             <w:webHidden/>
           </w:rPr>
-          <w:instrText xml:space="preserve"> PAGEREF _Toc218508600 \h </w:instrText>
+          <w:instrText xml:space="preserve"> PAGEREF _Toc220677120 \h </w:instrText>
+        </w:r>
+        <w:r>
+          <w:rPr>
+            <w:noProof/>
+            <w:webHidden/>
+          </w:rPr>
+        </w:r>
+        <w:r>
+          <w:rPr>
+            <w:noProof/>
+            <w:webHidden/>
+          </w:rPr>
+          <w:fldChar w:fldCharType="separate"/>
+        </w:r>
+        <w:r>
+          <w:rPr>
+            <w:noProof/>
+            <w:webHidden/>
+          </w:rPr>
+          <w:t>7</w:t>
+        </w:r>
+        <w:r>
+          <w:rPr>
+            <w:noProof/>
+            <w:webHidden/>
+          </w:rPr>
+          <w:fldChar w:fldCharType="end"/>
+        </w:r>
+      </w:hyperlink>
+    </w:p>
+    <w:p>
+      <w:pPr>
+        <w:pStyle w:val="TOC3"/>
+        <w:rPr>
+          <w:rFonts w:eastAsiaTheme="minorEastAsia" w:cstheme="minorBidi"/>
+          <w:noProof/>
+          <w:color w:val="auto"/>
+          <w:kern w:val="2"/>
+          <w:sz w:val="24"/>
+          <w:szCs w:val="24"/>
+          <w:lang w:val="en-US"/>
+          <w14:ligatures w14:val="standardContextual"/>
+        </w:rPr>
+      </w:pPr>
+      <w:hyperlink w:anchor="_Toc220677121" w:history="1">
+        <w:r>
+          <w:rPr>
+            <w:rStyle w:val="Hyperlink"/>
+            <w:noProof/>
+            <w:lang w:val="en-US"/>
+          </w:rPr>
+          <w:t>UPN Suffixes</w:t>
+        </w:r>
+        <w:r>
+          <w:rPr>
+            <w:noProof/>
+            <w:webHidden/>
+          </w:rPr>
+          <w:tab/>
+        </w:r>
+        <w:r>
+          <w:rPr>
+            <w:noProof/>
+            <w:webHidden/>
+          </w:rPr>
+          <w:fldChar w:fldCharType="begin"/>
+        </w:r>
+        <w:r>
+          <w:rPr>
+            <w:noProof/>
+            <w:webHidden/>
+          </w:rPr>
+          <w:instrText xml:space="preserve"> PAGEREF _Toc220677121 \h </w:instrText>
+        </w:r>
+        <w:r>
+          <w:rPr>
+            <w:noProof/>
+            <w:webHidden/>
+          </w:rPr>
+        </w:r>
+        <w:r>
+          <w:rPr>
+            <w:noProof/>
+            <w:webHidden/>
+          </w:rPr>
+          <w:fldChar w:fldCharType="separate"/>
+        </w:r>
+        <w:r>
+          <w:rPr>
+            <w:noProof/>
+            <w:webHidden/>
+          </w:rPr>
+          <w:t>7</w:t>
+        </w:r>
+        <w:r>
+          <w:rPr>
+            <w:noProof/>
+            <w:webHidden/>
+          </w:rPr>
+          <w:fldChar w:fldCharType="end"/>
+        </w:r>
+      </w:hyperlink>
+    </w:p>
+    <w:p>
+      <w:pPr>
+        <w:pStyle w:val="TOC3"/>
+        <w:rPr>
+          <w:rFonts w:eastAsiaTheme="minorEastAsia" w:cstheme="minorBidi"/>
+          <w:noProof/>
+          <w:color w:val="auto"/>
+          <w:kern w:val="2"/>
+          <w:sz w:val="24"/>
+          <w:szCs w:val="24"/>
+          <w:lang w:val="en-US"/>
+          <w14:ligatures w14:val="standardContextual"/>
+        </w:rPr>
+      </w:pPr>
+      <w:hyperlink w:anchor="_Toc220677122" w:history="1">
+        <w:r>
+          <w:rPr>
+            <w:rStyle w:val="Hyperlink"/>
+            <w:noProof/>
+            <w:lang w:val="en-US"/>
+          </w:rPr>
+          <w:t>Forest Migration Risk Summary</w:t>
+        </w:r>
+        <w:r>
+          <w:rPr>
+            <w:noProof/>
+            <w:webHidden/>
+          </w:rPr>
+          <w:tab/>
+        </w:r>
+        <w:r>
+          <w:rPr>
+            <w:noProof/>
+            <w:webHidden/>
+          </w:rPr>
+          <w:fldChar w:fldCharType="begin"/>
+        </w:r>
+        <w:r>
+          <w:rPr>
+            <w:noProof/>
+            <w:webHidden/>
+          </w:rPr>
+          <w:instrText xml:space="preserve"> PAGEREF _Toc220677122 \h </w:instrText>
+        </w:r>
+        <w:r>
+          <w:rPr>
+            <w:noProof/>
+            <w:webHidden/>
+          </w:rPr>
+        </w:r>
+        <w:r>
+          <w:rPr>
+            <w:noProof/>
+            <w:webHidden/>
+          </w:rPr>
+          <w:fldChar w:fldCharType="separate"/>
+        </w:r>
+        <w:r>
+          <w:rPr>
+            <w:noProof/>
+            <w:webHidden/>
+          </w:rPr>
+          <w:t>7</w:t>
+        </w:r>
+        <w:r>
+          <w:rPr>
+            <w:noProof/>
+            <w:webHidden/>
+          </w:rPr>
+          <w:fldChar w:fldCharType="end"/>
+        </w:r>
+      </w:hyperlink>
+    </w:p>
+    <w:p>
+      <w:pPr>
+        <w:pStyle w:val="TOC3"/>
+        <w:rPr>
+          <w:rFonts w:eastAsiaTheme="minorEastAsia" w:cstheme="minorBidi"/>
+          <w:noProof/>
+          <w:color w:val="auto"/>
+          <w:kern w:val="2"/>
+          <w:sz w:val="24"/>
+          <w:szCs w:val="24"/>
+          <w:lang w:val="en-US"/>
+          <w14:ligatures w14:val="standardContextual"/>
+        </w:rPr>
+      </w:pPr>
+      <w:hyperlink w:anchor="_Toc220677123" w:history="1">
+        <w:r>
+          <w:rPr>
+            <w:rStyle w:val="Hyperlink"/>
+            <w:noProof/>
+            <w:lang w:val="en-US"/>
+          </w:rPr>
+          <w:t>Forest Migration Risk Flags</w:t>
+        </w:r>
+        <w:r>
+          <w:rPr>
+            <w:noProof/>
+            <w:webHidden/>
+          </w:rPr>
+          <w:tab/>
+        </w:r>
+        <w:r>
+          <w:rPr>
+            <w:noProof/>
+            <w:webHidden/>
+          </w:rPr>
+          <w:fldChar w:fldCharType="begin"/>
+        </w:r>
+        <w:r>
+          <w:rPr>
+            <w:noProof/>
+            <w:webHidden/>
+          </w:rPr>
+          <w:instrText xml:space="preserve"> PAGEREF _Toc220677123 \h </w:instrText>
         </w:r>
         <w:r>
           <w:rPr>
@@ -2564,13 +2797,29 @@
           <w14:ligatures w14:val="standardContextual"/>
         </w:rPr>
       </w:pPr>
-      <w:hyperlink w:anchor="_Toc218508601" w:history="1">
+      <w:hyperlink w:anchor="_Toc220677124" w:history="1">
         <w:r>
           <w:rPr>
             <w:rStyle w:val="Hyperlink"/>
             <w:noProof/>
-          </w:rPr>
-          <w:t>Remote Workers</w:t>
+            <w:lang w:val="en-US"/>
+          </w:rPr>
+          <w:t>Domain</w:t>
+        </w:r>
+        <w:r>
+          <w:rPr>
+            <w:rStyle w:val="Hyperlink"/>
+            <w:noProof/>
+          </w:rPr>
+          <w:t xml:space="preserve"> </w:t>
+        </w:r>
+        <w:r>
+          <w:rPr>
+            <w:rStyle w:val="Hyperlink"/>
+            <w:noProof/>
+            <w:lang w:val="en-US"/>
+          </w:rPr>
+          <w:t>Information</w:t>
         </w:r>
         <w:r>
           <w:rPr>
@@ -2591,7 +2840,7 @@
             <w:noProof/>
             <w:webHidden/>
           </w:rPr>
-          <w:instrText xml:space="preserve"> PAGEREF _Toc218508601 \h </w:instrText>
+          <w:instrText xml:space="preserve"> PAGEREF _Toc220677124 \h </w:instrText>
         </w:r>
         <w:r>
           <w:rPr>
@@ -2624,25 +2873,26 @@
     </w:p>
     <w:p>
       <w:pPr>
-        <w:pStyle w:val="TOC1"/>
+        <w:pStyle w:val="TOC3"/>
         <w:rPr>
           <w:rFonts w:eastAsiaTheme="minorEastAsia" w:cstheme="minorBidi"/>
-          <w:bCs w:val="0"/>
-          <w:iCs w:val="0"/>
           <w:noProof/>
           <w:color w:val="auto"/>
           <w:kern w:val="2"/>
+          <w:sz w:val="24"/>
+          <w:szCs w:val="24"/>
           <w:lang w:val="en-US"/>
           <w14:ligatures w14:val="standardContextual"/>
         </w:rPr>
       </w:pPr>
-      <w:hyperlink w:anchor="_Toc218508602" w:history="1">
+      <w:hyperlink w:anchor="_Toc220677125" w:history="1">
         <w:r>
           <w:rPr>
             <w:rStyle w:val="Hyperlink"/>
             <w:noProof/>
-          </w:rPr>
-          <w:t>Active Directory Assessment</w:t>
+            <w:lang w:val="en-US"/>
+          </w:rPr>
+          <w:t>Domain Migration Risk Summary</w:t>
         </w:r>
         <w:r>
           <w:rPr>
@@ -2663,7 +2913,7 @@
             <w:noProof/>
             <w:webHidden/>
           </w:rPr>
-          <w:instrText xml:space="preserve"> PAGEREF _Toc218508602 \h </w:instrText>
+          <w:instrText xml:space="preserve"> PAGEREF _Toc220677125 \h </w:instrText>
         </w:r>
         <w:r>
           <w:rPr>
@@ -2683,7 +2933,80 @@
             <w:noProof/>
             <w:webHidden/>
           </w:rPr>
-          <w:t>8</w:t>
+          <w:t>7</w:t>
+        </w:r>
+        <w:r>
+          <w:rPr>
+            <w:noProof/>
+            <w:webHidden/>
+          </w:rPr>
+          <w:fldChar w:fldCharType="end"/>
+        </w:r>
+      </w:hyperlink>
+    </w:p>
+    <w:p>
+      <w:pPr>
+        <w:pStyle w:val="TOC3"/>
+        <w:rPr>
+          <w:rFonts w:eastAsiaTheme="minorEastAsia" w:cstheme="minorBidi"/>
+          <w:noProof/>
+          <w:color w:val="auto"/>
+          <w:kern w:val="2"/>
+          <w:sz w:val="24"/>
+          <w:szCs w:val="24"/>
+          <w:lang w:val="en-US"/>
+          <w14:ligatures w14:val="standardContextual"/>
+        </w:rPr>
+      </w:pPr>
+      <w:hyperlink w:anchor="_Toc220677126" w:history="1">
+        <w:r>
+          <w:rPr>
+            <w:rStyle w:val="Hyperlink"/>
+            <w:noProof/>
+            <w:lang w:val="en-US"/>
+          </w:rPr>
+          <w:t>Domain Migration Risk Flags</w:t>
+        </w:r>
+        <w:r>
+          <w:rPr>
+            <w:noProof/>
+            <w:webHidden/>
+          </w:rPr>
+          <w:tab/>
+        </w:r>
+        <w:r>
+          <w:rPr>
+            <w:noProof/>
+            <w:webHidden/>
+          </w:rPr>
+          <w:fldChar w:fldCharType="begin"/>
+        </w:r>
+        <w:r>
+          <w:rPr>
+            <w:noProof/>
+            <w:webHidden/>
+          </w:rPr>
+          <w:instrText xml:space="preserve"> PAGEREF _Toc220677126 \h </w:instrText>
+        </w:r>
+        <w:r>
+          <w:rPr>
+            <w:noProof/>
+            <w:webHidden/>
+          </w:rPr>
+        </w:r>
+        <w:r>
+          <w:rPr>
+            <w:noProof/>
+            <w:webHidden/>
+          </w:rPr>
+          <w:fldChar w:fldCharType="separate"/>
+        </w:r>
+        <w:r>
+          <w:rPr>
+            <w:noProof/>
+            <w:webHidden/>
+          </w:rPr>
+          <w:t>7</w:t>
         </w:r>
         <w:r>
           <w:rPr>
@@ -2709,21 +3032,13 @@
           <w14:ligatures w14:val="standardContextual"/>
         </w:rPr>
       </w:pPr>
-      <w:hyperlink w:anchor="_Toc218508603" w:history="1">
+      <w:hyperlink w:anchor="_Toc220677127" w:history="1">
         <w:r>
           <w:rPr>
             <w:rStyle w:val="Hyperlink"/>
             <w:noProof/>
           </w:rPr>
-          <w:t xml:space="preserve">Forest </w:t>
-        </w:r>
-        <w:r>
-          <w:rPr>
-            <w:rStyle w:val="Hyperlink"/>
-            <w:noProof/>
-            <w:lang w:val="en-US"/>
-          </w:rPr>
-          <w:t>Summary</w:t>
+          <w:t>Sites, Subnets and Sitelinks</w:t>
         </w:r>
         <w:r>
           <w:rPr>
@@ -2744,7 +3059,7 @@
             <w:noProof/>
             <w:webHidden/>
           </w:rPr>
-          <w:instrText xml:space="preserve"> PAGEREF _Toc218508603 \h </w:instrText>
+          <w:instrText xml:space="preserve"> PAGEREF _Toc220677127 \h </w:instrText>
         </w:r>
         <w:r>
           <w:rPr>
@@ -2764,7 +3079,7 @@
             <w:noProof/>
             <w:webHidden/>
           </w:rPr>
-          <w:t>8</w:t>
+          <w:t>7</w:t>
         </w:r>
         <w:r>
           <w:rPr>
@@ -2790,21 +3105,13 @@
           <w14:ligatures w14:val="standardContextual"/>
         </w:rPr>
       </w:pPr>
-      <w:hyperlink w:anchor="_Toc218508604" w:history="1">
+      <w:hyperlink w:anchor="_Toc220677128" w:history="1">
         <w:r>
           <w:rPr>
             <w:rStyle w:val="Hyperlink"/>
             <w:noProof/>
           </w:rPr>
-          <w:t xml:space="preserve">Forest </w:t>
-        </w:r>
-        <w:r>
-          <w:rPr>
-            <w:rStyle w:val="Hyperlink"/>
-            <w:noProof/>
-            <w:lang w:val="en-US"/>
-          </w:rPr>
-          <w:t>Information</w:t>
+          <w:t>Trust Relationships</w:t>
         </w:r>
         <w:r>
           <w:rPr>
@@ -2825,7 +3132,7 @@
             <w:noProof/>
             <w:webHidden/>
           </w:rPr>
-          <w:instrText xml:space="preserve"> PAGEREF _Toc218508604 \h </w:instrText>
+          <w:instrText xml:space="preserve"> PAGEREF _Toc220677128 \h </w:instrText>
         </w:r>
         <w:r>
           <w:rPr>
@@ -2871,29 +3178,13 @@
           <w14:ligatures w14:val="standardContextual"/>
         </w:rPr>
       </w:pPr>
-      <w:hyperlink w:anchor="_Toc218508605" w:history="1">
+      <w:hyperlink w:anchor="_Toc220677129" w:history="1">
         <w:r>
           <w:rPr>
             <w:rStyle w:val="Hyperlink"/>
             <w:noProof/>
-            <w:lang w:val="en-US"/>
-          </w:rPr>
-          <w:t>Domain</w:t>
-        </w:r>
-        <w:r>
-          <w:rPr>
-            <w:rStyle w:val="Hyperlink"/>
-            <w:noProof/>
-          </w:rPr>
-          <w:t xml:space="preserve"> </w:t>
-        </w:r>
-        <w:r>
-          <w:rPr>
-            <w:rStyle w:val="Hyperlink"/>
-            <w:noProof/>
-            <w:lang w:val="en-US"/>
-          </w:rPr>
-          <w:t>Information</w:t>
+          </w:rPr>
+          <w:t>Domain Controllers</w:t>
         </w:r>
         <w:r>
           <w:rPr>
@@ -2914,7 +3205,7 @@
             <w:noProof/>
             <w:webHidden/>
           </w:rPr>
-          <w:instrText xml:space="preserve"> PAGEREF _Toc218508605 \h </w:instrText>
+          <w:instrText xml:space="preserve"> PAGEREF _Toc220677129 \h </w:instrText>
         </w:r>
         <w:r>
           <w:rPr>
@@ -2960,13 +3251,13 @@
           <w14:ligatures w14:val="standardContextual"/>
         </w:rPr>
       </w:pPr>
-      <w:hyperlink w:anchor="_Toc218508606" w:history="1">
+      <w:hyperlink w:anchor="_Toc220677130" w:history="1">
         <w:r>
           <w:rPr>
             <w:rStyle w:val="Hyperlink"/>
             <w:noProof/>
           </w:rPr>
-          <w:t>Sites, Subnets and Sitelinks</w:t>
+          <w:t>Password Never Expires</w:t>
         </w:r>
         <w:r>
           <w:rPr>
@@ -2987,7 +3278,7 @@
             <w:noProof/>
             <w:webHidden/>
           </w:rPr>
-          <w:instrText xml:space="preserve"> PAGEREF _Toc218508606 \h </w:instrText>
+          <w:instrText xml:space="preserve"> PAGEREF _Toc220677130 \h </w:instrText>
         </w:r>
         <w:r>
           <w:rPr>
@@ -3033,13 +3324,13 @@
           <w14:ligatures w14:val="standardContextual"/>
         </w:rPr>
       </w:pPr>
-      <w:hyperlink w:anchor="_Toc218508607" w:history="1">
+      <w:hyperlink w:anchor="_Toc220677131" w:history="1">
         <w:r>
           <w:rPr>
             <w:rStyle w:val="Hyperlink"/>
             <w:noProof/>
           </w:rPr>
-          <w:t>Trust Relationships</w:t>
+          <w:t>Password Policies</w:t>
         </w:r>
         <w:r>
           <w:rPr>
@@ -3060,7 +3351,7 @@
             <w:noProof/>
             <w:webHidden/>
           </w:rPr>
-          <w:instrText xml:space="preserve"> PAGEREF _Toc218508607 \h </w:instrText>
+          <w:instrText xml:space="preserve"> PAGEREF _Toc220677131 \h </w:instrText>
         </w:r>
         <w:r>
           <w:rPr>
@@ -3106,13 +3397,13 @@
           <w14:ligatures w14:val="standardContextual"/>
         </w:rPr>
       </w:pPr>
-      <w:hyperlink w:anchor="_Toc218508608" w:history="1">
+      <w:hyperlink w:anchor="_Toc220677132" w:history="1">
         <w:r>
           <w:rPr>
             <w:rStyle w:val="Hyperlink"/>
             <w:noProof/>
           </w:rPr>
-          <w:t>Domain Controllers</w:t>
+          <w:t>AD Recycle Bin</w:t>
         </w:r>
         <w:r>
           <w:rPr>
@@ -3133,7 +3424,7 @@
             <w:noProof/>
             <w:webHidden/>
           </w:rPr>
-          <w:instrText xml:space="preserve"> PAGEREF _Toc218508608 \h </w:instrText>
+          <w:instrText xml:space="preserve"> PAGEREF _Toc220677132 \h </w:instrText>
         </w:r>
         <w:r>
           <w:rPr>
@@ -3179,13 +3470,13 @@
           <w14:ligatures w14:val="standardContextual"/>
         </w:rPr>
       </w:pPr>
-      <w:hyperlink w:anchor="_Toc218508609" w:history="1">
+      <w:hyperlink w:anchor="_Toc220677133" w:history="1">
         <w:r>
           <w:rPr>
             <w:rStyle w:val="Hyperlink"/>
             <w:noProof/>
           </w:rPr>
-          <w:t>Password Never Expires</w:t>
+          <w:t>Group Policy</w:t>
         </w:r>
         <w:r>
           <w:rPr>
@@ -3206,7 +3497,7 @@
             <w:noProof/>
             <w:webHidden/>
           </w:rPr>
-          <w:instrText xml:space="preserve"> PAGEREF _Toc218508609 \h </w:instrText>
+          <w:instrText xml:space="preserve"> PAGEREF _Toc220677133 \h </w:instrText>
         </w:r>
         <w:r>
           <w:rPr>
@@ -3252,13 +3543,13 @@
           <w14:ligatures w14:val="standardContextual"/>
         </w:rPr>
       </w:pPr>
-      <w:hyperlink w:anchor="_Toc218508610" w:history="1">
+      <w:hyperlink w:anchor="_Toc220677134" w:history="1">
         <w:r>
           <w:rPr>
             <w:rStyle w:val="Hyperlink"/>
             <w:noProof/>
           </w:rPr>
-          <w:t>Password Policies</w:t>
+          <w:t>Login Scripts</w:t>
         </w:r>
         <w:r>
           <w:rPr>
@@ -3279,7 +3570,7 @@
             <w:noProof/>
             <w:webHidden/>
           </w:rPr>
-          <w:instrText xml:space="preserve"> PAGEREF _Toc218508610 \h </w:instrText>
+          <w:instrText xml:space="preserve"> PAGEREF _Toc220677134 \h </w:instrText>
         </w:r>
         <w:r>
           <w:rPr>
@@ -3325,13 +3616,13 @@
           <w14:ligatures w14:val="standardContextual"/>
         </w:rPr>
       </w:pPr>
-      <w:hyperlink w:anchor="_Toc218508611" w:history="1">
+      <w:hyperlink w:anchor="_Toc220677135" w:history="1">
         <w:r>
           <w:rPr>
             <w:rStyle w:val="Hyperlink"/>
             <w:noProof/>
           </w:rPr>
-          <w:t>AD Recycle Bin</w:t>
+          <w:t>AD Objects</w:t>
         </w:r>
         <w:r>
           <w:rPr>
@@ -3352,7 +3643,657 @@
             <w:noProof/>
             <w:webHidden/>
           </w:rPr>
-          <w:instrText xml:space="preserve"> PAGEREF _Toc218508611 \h </w:instrText>
+          <w:instrText xml:space="preserve"> PAGEREF _Toc220677135 \h </w:instrText>
+        </w:r>
+        <w:r>
+          <w:rPr>
+            <w:noProof/>
+            <w:webHidden/>
+          </w:rPr>
+        </w:r>
+        <w:r>
+          <w:rPr>
+            <w:noProof/>
+            <w:webHidden/>
+          </w:rPr>
+          <w:fldChar w:fldCharType="separate"/>
+        </w:r>
+        <w:r>
+          <w:rPr>
+            <w:noProof/>
+            <w:webHidden/>
+          </w:rPr>
+          <w:t>8</w:t>
+        </w:r>
+        <w:r>
+          <w:rPr>
+            <w:noProof/>
+            <w:webHidden/>
+          </w:rPr>
+          <w:fldChar w:fldCharType="end"/>
+        </w:r>
+      </w:hyperlink>
+    </w:p>
+    <w:p>
+      <w:pPr>
+        <w:pStyle w:val="TOC3"/>
+        <w:rPr>
+          <w:rFonts w:eastAsiaTheme="minorEastAsia" w:cstheme="minorBidi"/>
+          <w:noProof/>
+          <w:color w:val="auto"/>
+          <w:kern w:val="2"/>
+          <w:sz w:val="24"/>
+          <w:szCs w:val="24"/>
+          <w:lang w:val="en-US"/>
+          <w14:ligatures w14:val="standardContextual"/>
+        </w:rPr>
+      </w:pPr>
+      <w:hyperlink w:anchor="_Toc220677136" w:history="1">
+        <w:r>
+          <w:rPr>
+            <w:rStyle w:val="Hyperlink"/>
+            <w:noProof/>
+          </w:rPr>
+          <w:t>Users</w:t>
+        </w:r>
+        <w:r>
+          <w:rPr>
+            <w:noProof/>
+            <w:webHidden/>
+          </w:rPr>
+          <w:tab/>
+        </w:r>
+        <w:r>
+          <w:rPr>
+            <w:noProof/>
+            <w:webHidden/>
+          </w:rPr>
+          <w:fldChar w:fldCharType="begin"/>
+        </w:r>
+        <w:r>
+          <w:rPr>
+            <w:noProof/>
+            <w:webHidden/>
+          </w:rPr>
+          <w:instrText xml:space="preserve"> PAGEREF _Toc220677136 \h </w:instrText>
+        </w:r>
+        <w:r>
+          <w:rPr>
+            <w:noProof/>
+            <w:webHidden/>
+          </w:rPr>
+        </w:r>
+        <w:r>
+          <w:rPr>
+            <w:noProof/>
+            <w:webHidden/>
+          </w:rPr>
+          <w:fldChar w:fldCharType="separate"/>
+        </w:r>
+        <w:r>
+          <w:rPr>
+            <w:noProof/>
+            <w:webHidden/>
+          </w:rPr>
+          <w:t>8</w:t>
+        </w:r>
+        <w:r>
+          <w:rPr>
+            <w:noProof/>
+            <w:webHidden/>
+          </w:rPr>
+          <w:fldChar w:fldCharType="end"/>
+        </w:r>
+      </w:hyperlink>
+    </w:p>
+    <w:p>
+      <w:pPr>
+        <w:pStyle w:val="TOC3"/>
+        <w:rPr>
+          <w:rFonts w:eastAsiaTheme="minorEastAsia" w:cstheme="minorBidi"/>
+          <w:noProof/>
+          <w:color w:val="auto"/>
+          <w:kern w:val="2"/>
+          <w:sz w:val="24"/>
+          <w:szCs w:val="24"/>
+          <w:lang w:val="en-US"/>
+          <w14:ligatures w14:val="standardContextual"/>
+        </w:rPr>
+      </w:pPr>
+      <w:hyperlink w:anchor="_Toc220677137" w:history="1">
+        <w:r>
+          <w:rPr>
+            <w:rStyle w:val="Hyperlink"/>
+            <w:noProof/>
+          </w:rPr>
+          <w:t>Groups</w:t>
+        </w:r>
+        <w:r>
+          <w:rPr>
+            <w:noProof/>
+            <w:webHidden/>
+          </w:rPr>
+          <w:tab/>
+        </w:r>
+        <w:r>
+          <w:rPr>
+            <w:noProof/>
+            <w:webHidden/>
+          </w:rPr>
+          <w:fldChar w:fldCharType="begin"/>
+        </w:r>
+        <w:r>
+          <w:rPr>
+            <w:noProof/>
+            <w:webHidden/>
+          </w:rPr>
+          <w:instrText xml:space="preserve"> PAGEREF _Toc220677137 \h </w:instrText>
+        </w:r>
+        <w:r>
+          <w:rPr>
+            <w:noProof/>
+            <w:webHidden/>
+          </w:rPr>
+        </w:r>
+        <w:r>
+          <w:rPr>
+            <w:noProof/>
+            <w:webHidden/>
+          </w:rPr>
+          <w:fldChar w:fldCharType="separate"/>
+        </w:r>
+        <w:r>
+          <w:rPr>
+            <w:noProof/>
+            <w:webHidden/>
+          </w:rPr>
+          <w:t>8</w:t>
+        </w:r>
+        <w:r>
+          <w:rPr>
+            <w:noProof/>
+            <w:webHidden/>
+          </w:rPr>
+          <w:fldChar w:fldCharType="end"/>
+        </w:r>
+      </w:hyperlink>
+    </w:p>
+    <w:p>
+      <w:pPr>
+        <w:pStyle w:val="TOC3"/>
+        <w:rPr>
+          <w:rFonts w:eastAsiaTheme="minorEastAsia" w:cstheme="minorBidi"/>
+          <w:noProof/>
+          <w:color w:val="auto"/>
+          <w:kern w:val="2"/>
+          <w:sz w:val="24"/>
+          <w:szCs w:val="24"/>
+          <w:lang w:val="en-US"/>
+          <w14:ligatures w14:val="standardContextual"/>
+        </w:rPr>
+      </w:pPr>
+      <w:hyperlink w:anchor="_Toc220677138" w:history="1">
+        <w:r>
+          <w:rPr>
+            <w:rStyle w:val="Hyperlink"/>
+            <w:noProof/>
+            <w:lang w:val="en-US"/>
+          </w:rPr>
+          <w:t>Devices</w:t>
+        </w:r>
+        <w:r>
+          <w:rPr>
+            <w:noProof/>
+            <w:webHidden/>
+          </w:rPr>
+          <w:tab/>
+        </w:r>
+        <w:r>
+          <w:rPr>
+            <w:noProof/>
+            <w:webHidden/>
+          </w:rPr>
+          <w:fldChar w:fldCharType="begin"/>
+        </w:r>
+        <w:r>
+          <w:rPr>
+            <w:noProof/>
+            <w:webHidden/>
+          </w:rPr>
+          <w:instrText xml:space="preserve"> PAGEREF _Toc220677138 \h </w:instrText>
+        </w:r>
+        <w:r>
+          <w:rPr>
+            <w:noProof/>
+            <w:webHidden/>
+          </w:rPr>
+        </w:r>
+        <w:r>
+          <w:rPr>
+            <w:noProof/>
+            <w:webHidden/>
+          </w:rPr>
+          <w:fldChar w:fldCharType="separate"/>
+        </w:r>
+        <w:r>
+          <w:rPr>
+            <w:noProof/>
+            <w:webHidden/>
+          </w:rPr>
+          <w:t>9</w:t>
+        </w:r>
+        <w:r>
+          <w:rPr>
+            <w:noProof/>
+            <w:webHidden/>
+          </w:rPr>
+          <w:fldChar w:fldCharType="end"/>
+        </w:r>
+      </w:hyperlink>
+    </w:p>
+    <w:p>
+      <w:pPr>
+        <w:pStyle w:val="TOC3"/>
+        <w:rPr>
+          <w:rFonts w:eastAsiaTheme="minorEastAsia" w:cstheme="minorBidi"/>
+          <w:noProof/>
+          <w:color w:val="auto"/>
+          <w:kern w:val="2"/>
+          <w:sz w:val="24"/>
+          <w:szCs w:val="24"/>
+          <w:lang w:val="en-US"/>
+          <w14:ligatures w14:val="standardContextual"/>
+        </w:rPr>
+      </w:pPr>
+      <w:hyperlink w:anchor="_Toc220677139" w:history="1">
+        <w:r>
+          <w:rPr>
+            <w:rStyle w:val="Hyperlink"/>
+            <w:noProof/>
+          </w:rPr>
+          <w:t>Contacts</w:t>
+        </w:r>
+        <w:r>
+          <w:rPr>
+            <w:noProof/>
+            <w:webHidden/>
+          </w:rPr>
+          <w:tab/>
+        </w:r>
+        <w:r>
+          <w:rPr>
+            <w:noProof/>
+            <w:webHidden/>
+          </w:rPr>
+          <w:fldChar w:fldCharType="begin"/>
+        </w:r>
+        <w:r>
+          <w:rPr>
+            <w:noProof/>
+            <w:webHidden/>
+          </w:rPr>
+          <w:instrText xml:space="preserve"> PAGEREF _Toc220677139 \h </w:instrText>
+        </w:r>
+        <w:r>
+          <w:rPr>
+            <w:noProof/>
+            <w:webHidden/>
+          </w:rPr>
+        </w:r>
+        <w:r>
+          <w:rPr>
+            <w:noProof/>
+            <w:webHidden/>
+          </w:rPr>
+          <w:fldChar w:fldCharType="separate"/>
+        </w:r>
+        <w:r>
+          <w:rPr>
+            <w:noProof/>
+            <w:webHidden/>
+          </w:rPr>
+          <w:t>9</w:t>
+        </w:r>
+        <w:r>
+          <w:rPr>
+            <w:noProof/>
+            <w:webHidden/>
+          </w:rPr>
+          <w:fldChar w:fldCharType="end"/>
+        </w:r>
+      </w:hyperlink>
+    </w:p>
+    <w:p>
+      <w:pPr>
+        <w:pStyle w:val="TOC3"/>
+        <w:rPr>
+          <w:rFonts w:eastAsiaTheme="minorEastAsia" w:cstheme="minorBidi"/>
+          <w:noProof/>
+          <w:color w:val="auto"/>
+          <w:kern w:val="2"/>
+          <w:sz w:val="24"/>
+          <w:szCs w:val="24"/>
+          <w:lang w:val="en-US"/>
+          <w14:ligatures w14:val="standardContextual"/>
+        </w:rPr>
+      </w:pPr>
+      <w:hyperlink w:anchor="_Toc220677140" w:history="1">
+        <w:r>
+          <w:rPr>
+            <w:rStyle w:val="Hyperlink"/>
+            <w:noProof/>
+          </w:rPr>
+          <w:t>Printers</w:t>
+        </w:r>
+        <w:r>
+          <w:rPr>
+            <w:noProof/>
+            <w:webHidden/>
+          </w:rPr>
+          <w:tab/>
+        </w:r>
+        <w:r>
+          <w:rPr>
+            <w:noProof/>
+            <w:webHidden/>
+          </w:rPr>
+          <w:fldChar w:fldCharType="begin"/>
+        </w:r>
+        <w:r>
+          <w:rPr>
+            <w:noProof/>
+            <w:webHidden/>
+          </w:rPr>
+          <w:instrText xml:space="preserve"> PAGEREF _Toc220677140 \h </w:instrText>
+        </w:r>
+        <w:r>
+          <w:rPr>
+            <w:noProof/>
+            <w:webHidden/>
+          </w:rPr>
+        </w:r>
+        <w:r>
+          <w:rPr>
+            <w:noProof/>
+            <w:webHidden/>
+          </w:rPr>
+          <w:fldChar w:fldCharType="separate"/>
+        </w:r>
+        <w:r>
+          <w:rPr>
+            <w:noProof/>
+            <w:webHidden/>
+          </w:rPr>
+          <w:t>9</w:t>
+        </w:r>
+        <w:r>
+          <w:rPr>
+            <w:noProof/>
+            <w:webHidden/>
+          </w:rPr>
+          <w:fldChar w:fldCharType="end"/>
+        </w:r>
+      </w:hyperlink>
+    </w:p>
+    <w:p>
+      <w:pPr>
+        <w:pStyle w:val="TOC3"/>
+        <w:rPr>
+          <w:rFonts w:eastAsiaTheme="minorEastAsia" w:cstheme="minorBidi"/>
+          <w:noProof/>
+          <w:color w:val="auto"/>
+          <w:kern w:val="2"/>
+          <w:sz w:val="24"/>
+          <w:szCs w:val="24"/>
+          <w:lang w:val="en-US"/>
+          <w14:ligatures w14:val="standardContextual"/>
+        </w:rPr>
+      </w:pPr>
+      <w:hyperlink w:anchor="_Toc220677141" w:history="1">
+        <w:r>
+          <w:rPr>
+            <w:rStyle w:val="Hyperlink"/>
+            <w:noProof/>
+          </w:rPr>
+          <w:t>OU Structure</w:t>
+        </w:r>
+        <w:r>
+          <w:rPr>
+            <w:noProof/>
+            <w:webHidden/>
+          </w:rPr>
+          <w:tab/>
+        </w:r>
+        <w:r>
+          <w:rPr>
+            <w:noProof/>
+            <w:webHidden/>
+          </w:rPr>
+          <w:fldChar w:fldCharType="begin"/>
+        </w:r>
+        <w:r>
+          <w:rPr>
+            <w:noProof/>
+            <w:webHidden/>
+          </w:rPr>
+          <w:instrText xml:space="preserve"> PAGEREF _Toc220677141 \h </w:instrText>
+        </w:r>
+        <w:r>
+          <w:rPr>
+            <w:noProof/>
+            <w:webHidden/>
+          </w:rPr>
+        </w:r>
+        <w:r>
+          <w:rPr>
+            <w:noProof/>
+            <w:webHidden/>
+          </w:rPr>
+          <w:fldChar w:fldCharType="separate"/>
+        </w:r>
+        <w:r>
+          <w:rPr>
+            <w:noProof/>
+            <w:webHidden/>
+          </w:rPr>
+          <w:t>9</w:t>
+        </w:r>
+        <w:r>
+          <w:rPr>
+            <w:noProof/>
+            <w:webHidden/>
+          </w:rPr>
+          <w:fldChar w:fldCharType="end"/>
+        </w:r>
+      </w:hyperlink>
+    </w:p>
+    <w:p>
+      <w:pPr>
+        <w:pStyle w:val="TOC3"/>
+        <w:rPr>
+          <w:rFonts w:eastAsiaTheme="minorEastAsia" w:cstheme="minorBidi"/>
+          <w:noProof/>
+          <w:color w:val="auto"/>
+          <w:kern w:val="2"/>
+          <w:sz w:val="24"/>
+          <w:szCs w:val="24"/>
+          <w:lang w:val="en-US"/>
+          <w14:ligatures w14:val="standardContextual"/>
+        </w:rPr>
+      </w:pPr>
+      <w:hyperlink w:anchor="_Toc220677142" w:history="1">
+        <w:r>
+          <w:rPr>
+            <w:rStyle w:val="Hyperlink"/>
+            <w:noProof/>
+          </w:rPr>
+          <w:t>Service Account Candidates</w:t>
+        </w:r>
+        <w:r>
+          <w:rPr>
+            <w:noProof/>
+            <w:webHidden/>
+          </w:rPr>
+          <w:tab/>
+        </w:r>
+        <w:r>
+          <w:rPr>
+            <w:noProof/>
+            <w:webHidden/>
+          </w:rPr>
+          <w:fldChar w:fldCharType="begin"/>
+        </w:r>
+        <w:r>
+          <w:rPr>
+            <w:noProof/>
+            <w:webHidden/>
+          </w:rPr>
+          <w:instrText xml:space="preserve"> PAGEREF _Toc220677142 \h </w:instrText>
+        </w:r>
+        <w:r>
+          <w:rPr>
+            <w:noProof/>
+            <w:webHidden/>
+          </w:rPr>
+        </w:r>
+        <w:r>
+          <w:rPr>
+            <w:noProof/>
+            <w:webHidden/>
+          </w:rPr>
+          <w:fldChar w:fldCharType="separate"/>
+        </w:r>
+        <w:r>
+          <w:rPr>
+            <w:noProof/>
+            <w:webHidden/>
+          </w:rPr>
+          <w:t>9</w:t>
+        </w:r>
+        <w:r>
+          <w:rPr>
+            <w:noProof/>
+            <w:webHidden/>
+          </w:rPr>
+          <w:fldChar w:fldCharType="end"/>
+        </w:r>
+      </w:hyperlink>
+    </w:p>
+    <w:p>
+      <w:pPr>
+        <w:pStyle w:val="TOC3"/>
+        <w:rPr>
+          <w:rFonts w:eastAsiaTheme="minorEastAsia" w:cstheme="minorBidi"/>
+          <w:noProof/>
+          <w:color w:val="auto"/>
+          <w:kern w:val="2"/>
+          <w:sz w:val="24"/>
+          <w:szCs w:val="24"/>
+          <w:lang w:val="en-US"/>
+          <w14:ligatures w14:val="standardContextual"/>
+        </w:rPr>
+      </w:pPr>
+      <w:hyperlink w:anchor="_Toc220677143" w:history="1">
+        <w:r>
+          <w:rPr>
+            <w:rStyle w:val="Hyperlink"/>
+            <w:noProof/>
+            <w:lang w:val="en-US"/>
+          </w:rPr>
+          <w:t>SPNs</w:t>
+        </w:r>
+        <w:r>
+          <w:rPr>
+            <w:noProof/>
+            <w:webHidden/>
+          </w:rPr>
+          <w:tab/>
+        </w:r>
+        <w:r>
+          <w:rPr>
+            <w:noProof/>
+            <w:webHidden/>
+          </w:rPr>
+          <w:fldChar w:fldCharType="begin"/>
+        </w:r>
+        <w:r>
+          <w:rPr>
+            <w:noProof/>
+            <w:webHidden/>
+          </w:rPr>
+          <w:instrText xml:space="preserve"> PAGEREF _Toc220677143 \h </w:instrText>
+        </w:r>
+        <w:r>
+          <w:rPr>
+            <w:noProof/>
+            <w:webHidden/>
+          </w:rPr>
+        </w:r>
+        <w:r>
+          <w:rPr>
+            <w:noProof/>
+            <w:webHidden/>
+          </w:rPr>
+          <w:fldChar w:fldCharType="separate"/>
+        </w:r>
+        <w:r>
+          <w:rPr>
+            <w:noProof/>
+            <w:webHidden/>
+          </w:rPr>
+          <w:t>9</w:t>
+        </w:r>
+        <w:r>
+          <w:rPr>
+            <w:noProof/>
+            <w:webHidden/>
+          </w:rPr>
+          <w:fldChar w:fldCharType="end"/>
+        </w:r>
+      </w:hyperlink>
+    </w:p>
+    <w:p>
+      <w:pPr>
+        <w:pStyle w:val="TOC3"/>
+        <w:rPr>
+          <w:rFonts w:eastAsiaTheme="minorEastAsia" w:cstheme="minorBidi"/>
+          <w:noProof/>
+          <w:color w:val="auto"/>
+          <w:kern w:val="2"/>
+          <w:sz w:val="24"/>
+          <w:szCs w:val="24"/>
+          <w:lang w:val="en-US"/>
+          <w14:ligatures w14:val="standardContextual"/>
+        </w:rPr>
+      </w:pPr>
+      <w:hyperlink w:anchor="_Toc220677144" w:history="1">
+        <w:r>
+          <w:rPr>
+            <w:rStyle w:val="Hyperlink"/>
+            <w:noProof/>
+          </w:rPr>
+          <w:t>Privileged Accounts</w:t>
+        </w:r>
+        <w:r>
+          <w:rPr>
+            <w:noProof/>
+            <w:webHidden/>
+          </w:rPr>
+          <w:tab/>
+        </w:r>
+        <w:r>
+          <w:rPr>
+            <w:noProof/>
+            <w:webHidden/>
+          </w:rPr>
+          <w:fldChar w:fldCharType="begin"/>
+        </w:r>
+        <w:r>
+          <w:rPr>
+            <w:noProof/>
+            <w:webHidden/>
+          </w:rPr>
+          <w:instrText xml:space="preserve"> PAGEREF _Toc220677144 \h </w:instrText>
         </w:r>
         <w:r>
           <w:rPr>
@@ -3398,13 +4339,14 @@
           <w14:ligatures w14:val="standardContextual"/>
         </w:rPr>
       </w:pPr>
-      <w:hyperlink w:anchor="_Toc218508612" w:history="1">
+      <w:hyperlink w:anchor="_Toc220677145" w:history="1">
         <w:r>
           <w:rPr>
             <w:rStyle w:val="Hyperlink"/>
             <w:noProof/>
-          </w:rPr>
-          <w:t>Group Policy</w:t>
+            <w:lang w:val="en-US"/>
+          </w:rPr>
+          <w:t>AD Schema</w:t>
         </w:r>
         <w:r>
           <w:rPr>
@@ -3425,7 +4367,7 @@
             <w:noProof/>
             <w:webHidden/>
           </w:rPr>
-          <w:instrText xml:space="preserve"> PAGEREF _Toc218508612 \h </w:instrText>
+          <w:instrText xml:space="preserve"> PAGEREF _Toc220677145 \h </w:instrText>
         </w:r>
         <w:r>
           <w:rPr>
@@ -3471,13 +4413,13 @@
           <w14:ligatures w14:val="standardContextual"/>
         </w:rPr>
       </w:pPr>
-      <w:hyperlink w:anchor="_Toc218508613" w:history="1">
+      <w:hyperlink w:anchor="_Toc220677146" w:history="1">
         <w:r>
           <w:rPr>
             <w:rStyle w:val="Hyperlink"/>
             <w:noProof/>
           </w:rPr>
-          <w:t>Login Scripts</w:t>
+          <w:t>AD to Entra Sync and Considerations</w:t>
         </w:r>
         <w:r>
           <w:rPr>
@@ -3498,7 +4440,7 @@
             <w:noProof/>
             <w:webHidden/>
           </w:rPr>
-          <w:instrText xml:space="preserve"> PAGEREF _Toc218508613 \h </w:instrText>
+          <w:instrText xml:space="preserve"> PAGEREF _Toc220677146 \h </w:instrText>
         </w:r>
         <w:r>
           <w:rPr>
@@ -3518,7 +4460,79 @@
             <w:noProof/>
             <w:webHidden/>
           </w:rPr>
-          <w:t>9</w:t>
+          <w:t>10</w:t>
+        </w:r>
+        <w:r>
+          <w:rPr>
+            <w:noProof/>
+            <w:webHidden/>
+          </w:rPr>
+          <w:fldChar w:fldCharType="end"/>
+        </w:r>
+      </w:hyperlink>
+    </w:p>
+    <w:p>
+      <w:pPr>
+        <w:pStyle w:val="TOC1"/>
+        <w:rPr>
+          <w:rFonts w:eastAsiaTheme="minorEastAsia" w:cstheme="minorBidi"/>
+          <w:bCs w:val="0"/>
+          <w:iCs w:val="0"/>
+          <w:noProof/>
+          <w:color w:val="auto"/>
+          <w:kern w:val="2"/>
+          <w:lang w:val="en-US"/>
+          <w14:ligatures w14:val="standardContextual"/>
+        </w:rPr>
+      </w:pPr>
+      <w:hyperlink w:anchor="_Toc220677147" w:history="1">
+        <w:r>
+          <w:rPr>
+            <w:rStyle w:val="Hyperlink"/>
+            <w:noProof/>
+          </w:rPr>
+          <w:t>Entra AD Assessment</w:t>
+        </w:r>
+        <w:r>
+          <w:rPr>
+            <w:noProof/>
+            <w:webHidden/>
+          </w:rPr>
+          <w:tab/>
+        </w:r>
+        <w:r>
+          <w:rPr>
+            <w:noProof/>
+            <w:webHidden/>
+          </w:rPr>
+          <w:fldChar w:fldCharType="begin"/>
+        </w:r>
+        <w:r>
+          <w:rPr>
+            <w:noProof/>
+            <w:webHidden/>
+          </w:rPr>
+          <w:instrText xml:space="preserve"> PAGEREF _Toc220677147 \h </w:instrText>
+        </w:r>
+        <w:r>
+          <w:rPr>
+            <w:noProof/>
+            <w:webHidden/>
+          </w:rPr>
+        </w:r>
+        <w:r>
+          <w:rPr>
+            <w:noProof/>
+            <w:webHidden/>
+          </w:rPr>
+          <w:fldChar w:fldCharType="separate"/>
+        </w:r>
+        <w:r>
+          <w:rPr>
+            <w:noProof/>
+            <w:webHidden/>
+          </w:rPr>
+          <w:t>10</w:t>
         </w:r>
         <w:r>
           <w:rPr>
@@ -3544,13 +4558,13 @@
           <w14:ligatures w14:val="standardContextual"/>
         </w:rPr>
       </w:pPr>
-      <w:hyperlink w:anchor="_Toc218508614" w:history="1">
+      <w:hyperlink w:anchor="_Toc220677148" w:history="1">
         <w:r>
           <w:rPr>
             <w:rStyle w:val="Hyperlink"/>
             <w:noProof/>
           </w:rPr>
-          <w:t>AD Objects</w:t>
+          <w:t>Entra User Accounts</w:t>
         </w:r>
         <w:r>
           <w:rPr>
@@ -3571,7 +4585,7 @@
             <w:noProof/>
             <w:webHidden/>
           </w:rPr>
-          <w:instrText xml:space="preserve"> PAGEREF _Toc218508614 \h </w:instrText>
+          <w:instrText xml:space="preserve"> PAGEREF _Toc220677148 \h </w:instrText>
         </w:r>
         <w:r>
           <w:rPr>
@@ -3591,440 +4605,7 @@
             <w:noProof/>
             <w:webHidden/>
           </w:rPr>
-          <w:t>9</w:t>
-        </w:r>
-        <w:r>
-          <w:rPr>
-            <w:noProof/>
-            <w:webHidden/>
-          </w:rPr>
-          <w:fldChar w:fldCharType="end"/>
-        </w:r>
-      </w:hyperlink>
-    </w:p>
-    <w:p>
-      <w:pPr>
-        <w:pStyle w:val="TOC3"/>
-        <w:rPr>
-          <w:rFonts w:eastAsiaTheme="minorEastAsia" w:cstheme="minorBidi"/>
-          <w:noProof/>
-          <w:color w:val="auto"/>
-          <w:kern w:val="2"/>
-          <w:sz w:val="24"/>
-          <w:szCs w:val="24"/>
-          <w:lang w:val="en-US"/>
-          <w14:ligatures w14:val="standardContextual"/>
-        </w:rPr>
-      </w:pPr>
-      <w:hyperlink w:anchor="_Toc218508615" w:history="1">
-        <w:r>
-          <w:rPr>
-            <w:rStyle w:val="Hyperlink"/>
-            <w:noProof/>
-          </w:rPr>
-          <w:t>Users</w:t>
-        </w:r>
-        <w:r>
-          <w:rPr>
-            <w:noProof/>
-            <w:webHidden/>
-          </w:rPr>
-          <w:tab/>
-        </w:r>
-        <w:r>
-          <w:rPr>
-            <w:noProof/>
-            <w:webHidden/>
-          </w:rPr>
-          <w:fldChar w:fldCharType="begin"/>
-        </w:r>
-        <w:r>
-          <w:rPr>
-            <w:noProof/>
-            <w:webHidden/>
-          </w:rPr>
-          <w:instrText xml:space="preserve"> PAGEREF _Toc218508615 \h </w:instrText>
-        </w:r>
-        <w:r>
-          <w:rPr>
-            <w:noProof/>
-            <w:webHidden/>
-          </w:rPr>
-        </w:r>
-        <w:r>
-          <w:rPr>
-            <w:noProof/>
-            <w:webHidden/>
-          </w:rPr>
-          <w:fldChar w:fldCharType="separate"/>
-        </w:r>
-        <w:r>
-          <w:rPr>
-            <w:noProof/>
-            <w:webHidden/>
-          </w:rPr>
-          <w:t>9</w:t>
-        </w:r>
-        <w:r>
-          <w:rPr>
-            <w:noProof/>
-            <w:webHidden/>
-          </w:rPr>
-          <w:fldChar w:fldCharType="end"/>
-        </w:r>
-      </w:hyperlink>
-    </w:p>
-    <w:p>
-      <w:pPr>
-        <w:pStyle w:val="TOC3"/>
-        <w:rPr>
-          <w:rFonts w:eastAsiaTheme="minorEastAsia" w:cstheme="minorBidi"/>
-          <w:noProof/>
-          <w:color w:val="auto"/>
-          <w:kern w:val="2"/>
-          <w:sz w:val="24"/>
-          <w:szCs w:val="24"/>
-          <w:lang w:val="en-US"/>
-          <w14:ligatures w14:val="standardContextual"/>
-        </w:rPr>
-      </w:pPr>
-      <w:hyperlink w:anchor="_Toc218508616" w:history="1">
-        <w:r>
-          <w:rPr>
-            <w:rStyle w:val="Hyperlink"/>
-            <w:noProof/>
-          </w:rPr>
-          <w:t>Groups</w:t>
-        </w:r>
-        <w:r>
-          <w:rPr>
-            <w:noProof/>
-            <w:webHidden/>
-          </w:rPr>
-          <w:tab/>
-        </w:r>
-        <w:r>
-          <w:rPr>
-            <w:noProof/>
-            <w:webHidden/>
-          </w:rPr>
-          <w:fldChar w:fldCharType="begin"/>
-        </w:r>
-        <w:r>
-          <w:rPr>
-            <w:noProof/>
-            <w:webHidden/>
-          </w:rPr>
-          <w:instrText xml:space="preserve"> PAGEREF _Toc218508616 \h </w:instrText>
-        </w:r>
-        <w:r>
-          <w:rPr>
-            <w:noProof/>
-            <w:webHidden/>
-          </w:rPr>
-        </w:r>
-        <w:r>
-          <w:rPr>
-            <w:noProof/>
-            <w:webHidden/>
-          </w:rPr>
-          <w:fldChar w:fldCharType="separate"/>
-        </w:r>
-        <w:r>
-          <w:rPr>
-            <w:noProof/>
-            <w:webHidden/>
-          </w:rPr>
-          <w:t>9</w:t>
-        </w:r>
-        <w:r>
-          <w:rPr>
-            <w:noProof/>
-            <w:webHidden/>
-          </w:rPr>
-          <w:fldChar w:fldCharType="end"/>
-        </w:r>
-      </w:hyperlink>
-    </w:p>
-    <w:p>
-      <w:pPr>
-        <w:pStyle w:val="TOC3"/>
-        <w:rPr>
-          <w:rFonts w:eastAsiaTheme="minorEastAsia" w:cstheme="minorBidi"/>
-          <w:noProof/>
-          <w:color w:val="auto"/>
-          <w:kern w:val="2"/>
-          <w:sz w:val="24"/>
-          <w:szCs w:val="24"/>
-          <w:lang w:val="en-US"/>
-          <w14:ligatures w14:val="standardContextual"/>
-        </w:rPr>
-      </w:pPr>
-      <w:hyperlink w:anchor="_Toc218508617" w:history="1">
-        <w:r>
-          <w:rPr>
-            <w:rStyle w:val="Hyperlink"/>
-            <w:noProof/>
-            <w:lang w:val="en-US"/>
-          </w:rPr>
-          <w:t>Devices</w:t>
-        </w:r>
-        <w:r>
-          <w:rPr>
-            <w:noProof/>
-            <w:webHidden/>
-          </w:rPr>
-          <w:tab/>
-        </w:r>
-        <w:r>
-          <w:rPr>
-            <w:noProof/>
-            <w:webHidden/>
-          </w:rPr>
-          <w:fldChar w:fldCharType="begin"/>
-        </w:r>
-        <w:r>
-          <w:rPr>
-            <w:noProof/>
-            <w:webHidden/>
-          </w:rPr>
-          <w:instrText xml:space="preserve"> PAGEREF _Toc218508617 \h </w:instrText>
-        </w:r>
-        <w:r>
-          <w:rPr>
-            <w:noProof/>
-            <w:webHidden/>
-          </w:rPr>
-        </w:r>
-        <w:r>
-          <w:rPr>
-            <w:noProof/>
-            <w:webHidden/>
-          </w:rPr>
-          <w:fldChar w:fldCharType="separate"/>
-        </w:r>
-        <w:r>
-          <w:rPr>
-            <w:noProof/>
-            <w:webHidden/>
-          </w:rPr>
-          <w:t>9</w:t>
-        </w:r>
-        <w:r>
-          <w:rPr>
-            <w:noProof/>
-            <w:webHidden/>
-          </w:rPr>
-          <w:fldChar w:fldCharType="end"/>
-        </w:r>
-      </w:hyperlink>
-    </w:p>
-    <w:p>
-      <w:pPr>
-        <w:pStyle w:val="TOC3"/>
-        <w:rPr>
-          <w:rFonts w:eastAsiaTheme="minorEastAsia" w:cstheme="minorBidi"/>
-          <w:noProof/>
-          <w:color w:val="auto"/>
-          <w:kern w:val="2"/>
-          <w:sz w:val="24"/>
-          <w:szCs w:val="24"/>
-          <w:lang w:val="en-US"/>
-          <w14:ligatures w14:val="standardContextual"/>
-        </w:rPr>
-      </w:pPr>
-      <w:hyperlink w:anchor="_Toc218508618" w:history="1">
-        <w:r>
-          <w:rPr>
-            <w:rStyle w:val="Hyperlink"/>
-            <w:noProof/>
-          </w:rPr>
-          <w:t>Contacts</w:t>
-        </w:r>
-        <w:r>
-          <w:rPr>
-            <w:noProof/>
-            <w:webHidden/>
-          </w:rPr>
-          <w:tab/>
-        </w:r>
-        <w:r>
-          <w:rPr>
-            <w:noProof/>
-            <w:webHidden/>
-          </w:rPr>
-          <w:fldChar w:fldCharType="begin"/>
-        </w:r>
-        <w:r>
-          <w:rPr>
-            <w:noProof/>
-            <w:webHidden/>
-          </w:rPr>
-          <w:instrText xml:space="preserve"> PAGEREF _Toc218508618 \h </w:instrText>
-        </w:r>
-        <w:r>
-          <w:rPr>
-            <w:noProof/>
-            <w:webHidden/>
-          </w:rPr>
-        </w:r>
-        <w:r>
-          <w:rPr>
-            <w:noProof/>
-            <w:webHidden/>
-          </w:rPr>
-          <w:fldChar w:fldCharType="separate"/>
-        </w:r>
-        <w:r>
-          <w:rPr>
-            <w:noProof/>
-            <w:webHidden/>
-          </w:rPr>
-          <w:t>9</w:t>
-        </w:r>
-        <w:r>
-          <w:rPr>
-            <w:noProof/>
-            <w:webHidden/>
-          </w:rPr>
-          <w:fldChar w:fldCharType="end"/>
-        </w:r>
-      </w:hyperlink>
-    </w:p>
-    <w:p>
-      <w:pPr>
-        <w:pStyle w:val="TOC3"/>
-        <w:rPr>
-          <w:rFonts w:eastAsiaTheme="minorEastAsia" w:cstheme="minorBidi"/>
-          <w:noProof/>
-          <w:color w:val="auto"/>
-          <w:kern w:val="2"/>
-          <w:sz w:val="24"/>
-          <w:szCs w:val="24"/>
-          <w:lang w:val="en-US"/>
-          <w14:ligatures w14:val="standardContextual"/>
-        </w:rPr>
-      </w:pPr>
-      <w:hyperlink w:anchor="_Toc218508619" w:history="1">
-        <w:r>
-          <w:rPr>
-            <w:rStyle w:val="Hyperlink"/>
-            <w:noProof/>
-          </w:rPr>
-          <w:t>Printers</w:t>
-        </w:r>
-        <w:r>
-          <w:rPr>
-            <w:noProof/>
-            <w:webHidden/>
-          </w:rPr>
-          <w:tab/>
-        </w:r>
-        <w:r>
-          <w:rPr>
-            <w:noProof/>
-            <w:webHidden/>
-          </w:rPr>
-          <w:fldChar w:fldCharType="begin"/>
-        </w:r>
-        <w:r>
-          <w:rPr>
-            <w:noProof/>
-            <w:webHidden/>
-          </w:rPr>
-          <w:instrText xml:space="preserve"> PAGEREF _Toc218508619 \h </w:instrText>
-        </w:r>
-        <w:r>
-          <w:rPr>
-            <w:noProof/>
-            <w:webHidden/>
-          </w:rPr>
-        </w:r>
-        <w:r>
-          <w:rPr>
-            <w:noProof/>
-            <w:webHidden/>
-          </w:rPr>
-          <w:fldChar w:fldCharType="separate"/>
-        </w:r>
-        <w:r>
-          <w:rPr>
-            <w:noProof/>
-            <w:webHidden/>
-          </w:rPr>
-          <w:t>9</w:t>
-        </w:r>
-        <w:r>
-          <w:rPr>
-            <w:noProof/>
-            <w:webHidden/>
-          </w:rPr>
-          <w:fldChar w:fldCharType="end"/>
-        </w:r>
-      </w:hyperlink>
-    </w:p>
-    <w:p>
-      <w:pPr>
-        <w:pStyle w:val="TOC3"/>
-        <w:rPr>
-          <w:rFonts w:eastAsiaTheme="minorEastAsia" w:cstheme="minorBidi"/>
-          <w:noProof/>
-          <w:color w:val="auto"/>
-          <w:kern w:val="2"/>
-          <w:sz w:val="24"/>
-          <w:szCs w:val="24"/>
-          <w:lang w:val="en-US"/>
-          <w14:ligatures w14:val="standardContextual"/>
-        </w:rPr>
-      </w:pPr>
-      <w:hyperlink w:anchor="_Toc218508620" w:history="1">
-        <w:r>
-          <w:rPr>
-            <w:rStyle w:val="Hyperlink"/>
-            <w:noProof/>
-          </w:rPr>
-          <w:t>OU Structure</w:t>
-        </w:r>
-        <w:r>
-          <w:rPr>
-            <w:noProof/>
-            <w:webHidden/>
-          </w:rPr>
-          <w:tab/>
-        </w:r>
-        <w:r>
-          <w:rPr>
-            <w:noProof/>
-            <w:webHidden/>
-          </w:rPr>
-          <w:fldChar w:fldCharType="begin"/>
-        </w:r>
-        <w:r>
-          <w:rPr>
-            <w:noProof/>
-            <w:webHidden/>
-          </w:rPr>
-          <w:instrText xml:space="preserve"> PAGEREF _Toc218508620 \h </w:instrText>
-        </w:r>
-        <w:r>
-          <w:rPr>
-            <w:noProof/>
-            <w:webHidden/>
-          </w:rPr>
-        </w:r>
-        <w:r>
-          <w:rPr>
-            <w:noProof/>
-            <w:webHidden/>
-          </w:rPr>
-          <w:fldChar w:fldCharType="separate"/>
-        </w:r>
-        <w:r>
-          <w:rPr>
-            <w:noProof/>
-            <w:webHidden/>
-          </w:rPr>
-          <w:t>9</w:t>
+          <w:t>10</w:t>
         </w:r>
         <w:r>
           <w:rPr>
@@ -4050,13 +4631,21 @@
           <w14:ligatures w14:val="standardContextual"/>
         </w:rPr>
       </w:pPr>
-      <w:hyperlink w:anchor="_Toc218508621" w:history="1">
+      <w:hyperlink w:anchor="_Toc220677149" w:history="1">
         <w:r>
           <w:rPr>
             <w:rStyle w:val="Hyperlink"/>
             <w:noProof/>
-          </w:rPr>
-          <w:t>AD Schema</w:t>
+            <w:lang w:val="en-US"/>
+          </w:rPr>
+          <w:t>Entra</w:t>
+        </w:r>
+        <w:r>
+          <w:rPr>
+            <w:rStyle w:val="Hyperlink"/>
+            <w:noProof/>
+          </w:rPr>
+          <w:t xml:space="preserve"> Guest Accounts</w:t>
         </w:r>
         <w:r>
           <w:rPr>
@@ -4077,7 +4666,7 @@
             <w:noProof/>
             <w:webHidden/>
           </w:rPr>
-          <w:instrText xml:space="preserve"> PAGEREF _Toc218508621 \h </w:instrText>
+          <w:instrText xml:space="preserve"> PAGEREF _Toc220677149 \h </w:instrText>
         </w:r>
         <w:r>
           <w:rPr>
@@ -4123,13 +4712,21 @@
           <w14:ligatures w14:val="standardContextual"/>
         </w:rPr>
       </w:pPr>
-      <w:hyperlink w:anchor="_Toc218508622" w:history="1">
+      <w:hyperlink w:anchor="_Toc220677150" w:history="1">
         <w:r>
           <w:rPr>
             <w:rStyle w:val="Hyperlink"/>
             <w:noProof/>
-          </w:rPr>
-          <w:t>AD to Entra Sync and Considerations</w:t>
+            <w:lang w:val="en-US"/>
+          </w:rPr>
+          <w:t>Entra Joined</w:t>
+        </w:r>
+        <w:r>
+          <w:rPr>
+            <w:rStyle w:val="Hyperlink"/>
+            <w:noProof/>
+          </w:rPr>
+          <w:t xml:space="preserve"> Devices</w:t>
         </w:r>
         <w:r>
           <w:rPr>
@@ -4150,7 +4747,7 @@
             <w:noProof/>
             <w:webHidden/>
           </w:rPr>
-          <w:instrText xml:space="preserve"> PAGEREF _Toc218508622 \h </w:instrText>
+          <w:instrText xml:space="preserve"> PAGEREF _Toc220677150 \h </w:instrText>
         </w:r>
         <w:r>
           <w:rPr>
@@ -4195,13 +4792,13 @@
           <w14:ligatures w14:val="standardContextual"/>
         </w:rPr>
       </w:pPr>
-      <w:hyperlink w:anchor="_Toc218508623" w:history="1">
+      <w:hyperlink w:anchor="_Toc220677151" w:history="1">
         <w:r>
           <w:rPr>
             <w:rStyle w:val="Hyperlink"/>
             <w:noProof/>
           </w:rPr>
-          <w:t>Entra AD Assessment</w:t>
+          <w:t>Exchange – On prem Assessment</w:t>
         </w:r>
         <w:r>
           <w:rPr>
@@ -4222,7 +4819,7 @@
             <w:noProof/>
             <w:webHidden/>
           </w:rPr>
-          <w:instrText xml:space="preserve"> PAGEREF _Toc218508623 \h </w:instrText>
+          <w:instrText xml:space="preserve"> PAGEREF _Toc220677151 \h </w:instrText>
         </w:r>
         <w:r>
           <w:rPr>
@@ -4243,6 +4840,78 @@
             <w:webHidden/>
           </w:rPr>
           <w:t>10</w:t>
+        </w:r>
+        <w:r>
+          <w:rPr>
+            <w:noProof/>
+            <w:webHidden/>
+          </w:rPr>
+          <w:fldChar w:fldCharType="end"/>
+        </w:r>
+      </w:hyperlink>
+    </w:p>
+    <w:p>
+      <w:pPr>
+        <w:pStyle w:val="TOC1"/>
+        <w:rPr>
+          <w:rFonts w:eastAsiaTheme="minorEastAsia" w:cstheme="minorBidi"/>
+          <w:bCs w:val="0"/>
+          <w:iCs w:val="0"/>
+          <w:noProof/>
+          <w:color w:val="auto"/>
+          <w:kern w:val="2"/>
+          <w:lang w:val="en-US"/>
+          <w14:ligatures w14:val="standardContextual"/>
+        </w:rPr>
+      </w:pPr>
+      <w:hyperlink w:anchor="_Toc220677152" w:history="1">
+        <w:r>
+          <w:rPr>
+            <w:rStyle w:val="Hyperlink"/>
+            <w:noProof/>
+          </w:rPr>
+          <w:t>Exchange – Online Assessment</w:t>
+        </w:r>
+        <w:r>
+          <w:rPr>
+            <w:noProof/>
+            <w:webHidden/>
+          </w:rPr>
+          <w:tab/>
+        </w:r>
+        <w:r>
+          <w:rPr>
+            <w:noProof/>
+            <w:webHidden/>
+          </w:rPr>
+          <w:fldChar w:fldCharType="begin"/>
+        </w:r>
+        <w:r>
+          <w:rPr>
+            <w:noProof/>
+            <w:webHidden/>
+          </w:rPr>
+          <w:instrText xml:space="preserve"> PAGEREF _Toc220677152 \h </w:instrText>
+        </w:r>
+        <w:r>
+          <w:rPr>
+            <w:noProof/>
+            <w:webHidden/>
+          </w:rPr>
+        </w:r>
+        <w:r>
+          <w:rPr>
+            <w:noProof/>
+            <w:webHidden/>
+          </w:rPr>
+          <w:fldChar w:fldCharType="separate"/>
+        </w:r>
+        <w:r>
+          <w:rPr>
+            <w:noProof/>
+            <w:webHidden/>
+          </w:rPr>
+          <w:t>11</w:t>
         </w:r>
         <w:r>
           <w:rPr>
@@ -4268,13 +4937,21 @@
           <w14:ligatures w14:val="standardContextual"/>
         </w:rPr>
       </w:pPr>
-      <w:hyperlink w:anchor="_Toc218508624" w:history="1">
+      <w:hyperlink w:anchor="_Toc220677153" w:history="1">
         <w:r>
           <w:rPr>
             <w:rStyle w:val="Hyperlink"/>
             <w:noProof/>
           </w:rPr>
-          <w:t>Entra User Accounts</w:t>
+          <w:t>Mailbox</w:t>
+        </w:r>
+        <w:r>
+          <w:rPr>
+            <w:rStyle w:val="Hyperlink"/>
+            <w:noProof/>
+            <w:lang w:val="en-US"/>
+          </w:rPr>
+          <w:t xml:space="preserve"> Summary</w:t>
         </w:r>
         <w:r>
           <w:rPr>
@@ -4295,7 +4972,7 @@
             <w:noProof/>
             <w:webHidden/>
           </w:rPr>
-          <w:instrText xml:space="preserve"> PAGEREF _Toc218508624 \h </w:instrText>
+          <w:instrText xml:space="preserve"> PAGEREF _Toc220677153 \h </w:instrText>
         </w:r>
         <w:r>
           <w:rPr>
@@ -4315,7 +4992,7 @@
             <w:noProof/>
             <w:webHidden/>
           </w:rPr>
-          <w:t>10</w:t>
+          <w:t>11</w:t>
         </w:r>
         <w:r>
           <w:rPr>
@@ -4341,21 +5018,13 @@
           <w14:ligatures w14:val="standardContextual"/>
         </w:rPr>
       </w:pPr>
-      <w:hyperlink w:anchor="_Toc218508625" w:history="1">
+      <w:hyperlink w:anchor="_Toc220677154" w:history="1">
         <w:r>
           <w:rPr>
             <w:rStyle w:val="Hyperlink"/>
             <w:noProof/>
-            <w:lang w:val="en-US"/>
-          </w:rPr>
-          <w:t>Entra</w:t>
-        </w:r>
-        <w:r>
-          <w:rPr>
-            <w:rStyle w:val="Hyperlink"/>
-            <w:noProof/>
-          </w:rPr>
-          <w:t xml:space="preserve"> Guest Accounts</w:t>
+          </w:rPr>
+          <w:t>Mailboxes on litigation hold or in-place hold</w:t>
         </w:r>
         <w:r>
           <w:rPr>
@@ -4376,7 +5045,7 @@
             <w:noProof/>
             <w:webHidden/>
           </w:rPr>
-          <w:instrText xml:space="preserve"> PAGEREF _Toc218508625 \h </w:instrText>
+          <w:instrText xml:space="preserve"> PAGEREF _Toc220677154 \h </w:instrText>
         </w:r>
         <w:r>
           <w:rPr>
@@ -4396,7 +5065,7 @@
             <w:noProof/>
             <w:webHidden/>
           </w:rPr>
-          <w:t>10</w:t>
+          <w:t>11</w:t>
         </w:r>
         <w:r>
           <w:rPr>
@@ -4422,21 +5091,14 @@
           <w14:ligatures w14:val="standardContextual"/>
         </w:rPr>
       </w:pPr>
-      <w:hyperlink w:anchor="_Toc218508626" w:history="1">
+      <w:hyperlink w:anchor="_Toc220677155" w:history="1">
         <w:r>
           <w:rPr>
             <w:rStyle w:val="Hyperlink"/>
             <w:noProof/>
-            <w:lang w:val="en-US"/>
-          </w:rPr>
-          <w:t>Entra Joined</w:t>
-        </w:r>
-        <w:r>
-          <w:rPr>
-            <w:rStyle w:val="Hyperlink"/>
-            <w:noProof/>
-          </w:rPr>
-          <w:t xml:space="preserve"> Devices</w:t>
+            <w:lang w:val="fr-FR"/>
+          </w:rPr>
+          <w:t>Mailbox quotas</w:t>
         </w:r>
         <w:r>
           <w:rPr>
@@ -4457,151 +5119,7 @@
             <w:noProof/>
             <w:webHidden/>
           </w:rPr>
-          <w:instrText xml:space="preserve"> PAGEREF _Toc218508626 \h </w:instrText>
-        </w:r>
-        <w:r>
-          <w:rPr>
-            <w:noProof/>
-            <w:webHidden/>
-          </w:rPr>
-        </w:r>
-        <w:r>
-          <w:rPr>
-            <w:noProof/>
-            <w:webHidden/>
-          </w:rPr>
-          <w:fldChar w:fldCharType="separate"/>
-        </w:r>
-        <w:r>
-          <w:rPr>
-            <w:noProof/>
-            <w:webHidden/>
-          </w:rPr>
-          <w:t>10</w:t>
-        </w:r>
-        <w:r>
-          <w:rPr>
-            <w:noProof/>
-            <w:webHidden/>
-          </w:rPr>
-          <w:fldChar w:fldCharType="end"/>
-        </w:r>
-      </w:hyperlink>
-    </w:p>
-    <w:p>
-      <w:pPr>
-        <w:pStyle w:val="TOC1"/>
-        <w:rPr>
-          <w:rFonts w:eastAsiaTheme="minorEastAsia" w:cstheme="minorBidi"/>
-          <w:bCs w:val="0"/>
-          <w:iCs w:val="0"/>
-          <w:noProof/>
-          <w:color w:val="auto"/>
-          <w:kern w:val="2"/>
-          <w:lang w:val="en-US"/>
-          <w14:ligatures w14:val="standardContextual"/>
-        </w:rPr>
-      </w:pPr>
-      <w:hyperlink w:anchor="_Toc218508627" w:history="1">
-        <w:r>
-          <w:rPr>
-            <w:rStyle w:val="Hyperlink"/>
-            <w:noProof/>
-          </w:rPr>
-          <w:t>Exchange – On prem Assessment</w:t>
-        </w:r>
-        <w:r>
-          <w:rPr>
-            <w:noProof/>
-            <w:webHidden/>
-          </w:rPr>
-          <w:tab/>
-        </w:r>
-        <w:r>
-          <w:rPr>
-            <w:noProof/>
-            <w:webHidden/>
-          </w:rPr>
-          <w:fldChar w:fldCharType="begin"/>
-        </w:r>
-        <w:r>
-          <w:rPr>
-            <w:noProof/>
-            <w:webHidden/>
-          </w:rPr>
-          <w:instrText xml:space="preserve"> PAGEREF _Toc218508627 \h </w:instrText>
-        </w:r>
-        <w:r>
-          <w:rPr>
-            <w:noProof/>
-            <w:webHidden/>
-          </w:rPr>
-        </w:r>
-        <w:r>
-          <w:rPr>
-            <w:noProof/>
-            <w:webHidden/>
-          </w:rPr>
-          <w:fldChar w:fldCharType="separate"/>
-        </w:r>
-        <w:r>
-          <w:rPr>
-            <w:noProof/>
-            <w:webHidden/>
-          </w:rPr>
-          <w:t>11</w:t>
-        </w:r>
-        <w:r>
-          <w:rPr>
-            <w:noProof/>
-            <w:webHidden/>
-          </w:rPr>
-          <w:fldChar w:fldCharType="end"/>
-        </w:r>
-      </w:hyperlink>
-    </w:p>
-    <w:p>
-      <w:pPr>
-        <w:pStyle w:val="TOC1"/>
-        <w:rPr>
-          <w:rFonts w:eastAsiaTheme="minorEastAsia" w:cstheme="minorBidi"/>
-          <w:bCs w:val="0"/>
-          <w:iCs w:val="0"/>
-          <w:noProof/>
-          <w:color w:val="auto"/>
-          <w:kern w:val="2"/>
-          <w:lang w:val="en-US"/>
-          <w14:ligatures w14:val="standardContextual"/>
-        </w:rPr>
-      </w:pPr>
-      <w:hyperlink w:anchor="_Toc218508628" w:history="1">
-        <w:r>
-          <w:rPr>
-            <w:rStyle w:val="Hyperlink"/>
-            <w:noProof/>
-          </w:rPr>
-          <w:t>Exchange – Online Assessment</w:t>
-        </w:r>
-        <w:r>
-          <w:rPr>
-            <w:noProof/>
-            <w:webHidden/>
-          </w:rPr>
-          <w:tab/>
-        </w:r>
-        <w:r>
-          <w:rPr>
-            <w:noProof/>
-            <w:webHidden/>
-          </w:rPr>
-          <w:fldChar w:fldCharType="begin"/>
-        </w:r>
-        <w:r>
-          <w:rPr>
-            <w:noProof/>
-            <w:webHidden/>
-          </w:rPr>
-          <w:instrText xml:space="preserve"> PAGEREF _Toc218508628 \h </w:instrText>
+          <w:instrText xml:space="preserve"> PAGEREF _Toc220677155 \h </w:instrText>
         </w:r>
         <w:r>
           <w:rPr>
@@ -4647,21 +5165,14 @@
           <w14:ligatures w14:val="standardContextual"/>
         </w:rPr>
       </w:pPr>
-      <w:hyperlink w:anchor="_Toc218508629" w:history="1">
+      <w:hyperlink w:anchor="_Toc220677156" w:history="1">
         <w:r>
           <w:rPr>
             <w:rStyle w:val="Hyperlink"/>
             <w:noProof/>
-          </w:rPr>
-          <w:t>Mailbox</w:t>
-        </w:r>
-        <w:r>
-          <w:rPr>
-            <w:rStyle w:val="Hyperlink"/>
-            <w:noProof/>
-            <w:lang w:val="en-US"/>
-          </w:rPr>
-          <w:t xml:space="preserve"> Summary</w:t>
+            <w:lang w:val="fr-FR"/>
+          </w:rPr>
+          <w:t>Distribution lists</w:t>
         </w:r>
         <w:r>
           <w:rPr>
@@ -4682,7 +5193,7 @@
             <w:noProof/>
             <w:webHidden/>
           </w:rPr>
-          <w:instrText xml:space="preserve"> PAGEREF _Toc218508629 \h </w:instrText>
+          <w:instrText xml:space="preserve"> PAGEREF _Toc220677156 \h </w:instrText>
         </w:r>
         <w:r>
           <w:rPr>
@@ -4728,13 +5239,13 @@
           <w14:ligatures w14:val="standardContextual"/>
         </w:rPr>
       </w:pPr>
-      <w:hyperlink w:anchor="_Toc218508630" w:history="1">
+      <w:hyperlink w:anchor="_Toc220677157" w:history="1">
         <w:r>
           <w:rPr>
             <w:rStyle w:val="Hyperlink"/>
             <w:noProof/>
           </w:rPr>
-          <w:t>Mailboxes on litigation hold or in-place hold</w:t>
+          <w:t>Dynamic Distribution lists</w:t>
         </w:r>
         <w:r>
           <w:rPr>
@@ -4755,7 +5266,7 @@
             <w:noProof/>
             <w:webHidden/>
           </w:rPr>
-          <w:instrText xml:space="preserve"> PAGEREF _Toc218508630 \h </w:instrText>
+          <w:instrText xml:space="preserve"> PAGEREF _Toc220677157 \h </w:instrText>
         </w:r>
         <w:r>
           <w:rPr>
@@ -4775,7 +5286,7 @@
             <w:noProof/>
             <w:webHidden/>
           </w:rPr>
-          <w:t>11</w:t>
+          <w:t>12</w:t>
         </w:r>
         <w:r>
           <w:rPr>
@@ -4801,14 +5312,13 @@
           <w14:ligatures w14:val="standardContextual"/>
         </w:rPr>
       </w:pPr>
-      <w:hyperlink w:anchor="_Toc218508631" w:history="1">
+      <w:hyperlink w:anchor="_Toc220677158" w:history="1">
         <w:r>
           <w:rPr>
             <w:rStyle w:val="Hyperlink"/>
             <w:noProof/>
-            <w:lang w:val="fr-FR"/>
-          </w:rPr>
-          <w:t>Mailbox quotas</w:t>
+          </w:rPr>
+          <w:t>Public Folders</w:t>
         </w:r>
         <w:r>
           <w:rPr>
@@ -4829,7 +5339,7 @@
             <w:noProof/>
             <w:webHidden/>
           </w:rPr>
-          <w:instrText xml:space="preserve"> PAGEREF _Toc218508631 \h </w:instrText>
+          <w:instrText xml:space="preserve"> PAGEREF _Toc220677158 \h </w:instrText>
         </w:r>
         <w:r>
           <w:rPr>
@@ -4849,7 +5359,7 @@
             <w:noProof/>
             <w:webHidden/>
           </w:rPr>
-          <w:t>11</w:t>
+          <w:t>12</w:t>
         </w:r>
         <w:r>
           <w:rPr>
@@ -4875,14 +5385,13 @@
           <w14:ligatures w14:val="standardContextual"/>
         </w:rPr>
       </w:pPr>
-      <w:hyperlink w:anchor="_Toc218508632" w:history="1">
+      <w:hyperlink w:anchor="_Toc220677159" w:history="1">
         <w:r>
           <w:rPr>
             <w:rStyle w:val="Hyperlink"/>
             <w:noProof/>
-            <w:lang w:val="fr-FR"/>
-          </w:rPr>
-          <w:t>Distribution lists</w:t>
+          </w:rPr>
+          <w:t>Retention Policies</w:t>
         </w:r>
         <w:r>
           <w:rPr>
@@ -4903,7 +5412,7 @@
             <w:noProof/>
             <w:webHidden/>
           </w:rPr>
-          <w:instrText xml:space="preserve"> PAGEREF _Toc218508632 \h </w:instrText>
+          <w:instrText xml:space="preserve"> PAGEREF _Toc220677159 \h </w:instrText>
         </w:r>
         <w:r>
           <w:rPr>
@@ -4949,13 +5458,13 @@
           <w14:ligatures w14:val="standardContextual"/>
         </w:rPr>
       </w:pPr>
-      <w:hyperlink w:anchor="_Toc218508633" w:history="1">
+      <w:hyperlink w:anchor="_Toc220677160" w:history="1">
         <w:r>
           <w:rPr>
             <w:rStyle w:val="Hyperlink"/>
             <w:noProof/>
           </w:rPr>
-          <w:t>Dynamic Distribution lists</w:t>
+          <w:t>Email Sanitization</w:t>
         </w:r>
         <w:r>
           <w:rPr>
@@ -4976,7 +5485,79 @@
             <w:noProof/>
             <w:webHidden/>
           </w:rPr>
-          <w:instrText xml:space="preserve"> PAGEREF _Toc218508633 \h </w:instrText>
+          <w:instrText xml:space="preserve"> PAGEREF _Toc220677160 \h </w:instrText>
+        </w:r>
+        <w:r>
+          <w:rPr>
+            <w:noProof/>
+            <w:webHidden/>
+          </w:rPr>
+        </w:r>
+        <w:r>
+          <w:rPr>
+            <w:noProof/>
+            <w:webHidden/>
+          </w:rPr>
+          <w:fldChar w:fldCharType="separate"/>
+        </w:r>
+        <w:r>
+          <w:rPr>
+            <w:noProof/>
+            <w:webHidden/>
+          </w:rPr>
+          <w:t>12</w:t>
+        </w:r>
+        <w:r>
+          <w:rPr>
+            <w:noProof/>
+            <w:webHidden/>
+          </w:rPr>
+          <w:fldChar w:fldCharType="end"/>
+        </w:r>
+      </w:hyperlink>
+    </w:p>
+    <w:p>
+      <w:pPr>
+        <w:pStyle w:val="TOC1"/>
+        <w:rPr>
+          <w:rFonts w:eastAsiaTheme="minorEastAsia" w:cstheme="minorBidi"/>
+          <w:bCs w:val="0"/>
+          <w:iCs w:val="0"/>
+          <w:noProof/>
+          <w:color w:val="auto"/>
+          <w:kern w:val="2"/>
+          <w:lang w:val="en-US"/>
+          <w14:ligatures w14:val="standardContextual"/>
+        </w:rPr>
+      </w:pPr>
+      <w:hyperlink w:anchor="_Toc220677161" w:history="1">
+        <w:r>
+          <w:rPr>
+            <w:rStyle w:val="Hyperlink"/>
+            <w:noProof/>
+          </w:rPr>
+          <w:t>OneDrive Assessment</w:t>
+        </w:r>
+        <w:r>
+          <w:rPr>
+            <w:noProof/>
+            <w:webHidden/>
+          </w:rPr>
+          <w:tab/>
+        </w:r>
+        <w:r>
+          <w:rPr>
+            <w:noProof/>
+            <w:webHidden/>
+          </w:rPr>
+          <w:fldChar w:fldCharType="begin"/>
+        </w:r>
+        <w:r>
+          <w:rPr>
+            <w:noProof/>
+            <w:webHidden/>
+          </w:rPr>
+          <w:instrText xml:space="preserve"> PAGEREF _Toc220677161 \h </w:instrText>
         </w:r>
         <w:r>
           <w:rPr>
@@ -5022,13 +5603,21 @@
           <w14:ligatures w14:val="standardContextual"/>
         </w:rPr>
       </w:pPr>
-      <w:hyperlink w:anchor="_Toc218508634" w:history="1">
+      <w:hyperlink w:anchor="_Toc220677162" w:history="1">
         <w:r>
           <w:rPr>
             <w:rStyle w:val="Hyperlink"/>
             <w:noProof/>
           </w:rPr>
-          <w:t>Public Folders</w:t>
+          <w:t>OneDrive S</w:t>
+        </w:r>
+        <w:r>
+          <w:rPr>
+            <w:rStyle w:val="Hyperlink"/>
+            <w:noProof/>
+            <w:lang w:val="en-US"/>
+          </w:rPr>
+          <w:t>ummary</w:t>
         </w:r>
         <w:r>
           <w:rPr>
@@ -5049,7 +5638,7 @@
             <w:noProof/>
             <w:webHidden/>
           </w:rPr>
-          <w:instrText xml:space="preserve"> PAGEREF _Toc218508634 \h </w:instrText>
+          <w:instrText xml:space="preserve"> PAGEREF _Toc220677162 \h </w:instrText>
         </w:r>
         <w:r>
           <w:rPr>
@@ -5070,6 +5659,78 @@
             <w:webHidden/>
           </w:rPr>
           <w:t>12</w:t>
+        </w:r>
+        <w:r>
+          <w:rPr>
+            <w:noProof/>
+            <w:webHidden/>
+          </w:rPr>
+          <w:fldChar w:fldCharType="end"/>
+        </w:r>
+      </w:hyperlink>
+    </w:p>
+    <w:p>
+      <w:pPr>
+        <w:pStyle w:val="TOC1"/>
+        <w:rPr>
+          <w:rFonts w:eastAsiaTheme="minorEastAsia" w:cstheme="minorBidi"/>
+          <w:bCs w:val="0"/>
+          <w:iCs w:val="0"/>
+          <w:noProof/>
+          <w:color w:val="auto"/>
+          <w:kern w:val="2"/>
+          <w:lang w:val="en-US"/>
+          <w14:ligatures w14:val="standardContextual"/>
+        </w:rPr>
+      </w:pPr>
+      <w:hyperlink w:anchor="_Toc220677163" w:history="1">
+        <w:r>
+          <w:rPr>
+            <w:rStyle w:val="Hyperlink"/>
+            <w:noProof/>
+          </w:rPr>
+          <w:t>Teams Assessment</w:t>
+        </w:r>
+        <w:r>
+          <w:rPr>
+            <w:noProof/>
+            <w:webHidden/>
+          </w:rPr>
+          <w:tab/>
+        </w:r>
+        <w:r>
+          <w:rPr>
+            <w:noProof/>
+            <w:webHidden/>
+          </w:rPr>
+          <w:fldChar w:fldCharType="begin"/>
+        </w:r>
+        <w:r>
+          <w:rPr>
+            <w:noProof/>
+            <w:webHidden/>
+          </w:rPr>
+          <w:instrText xml:space="preserve"> PAGEREF _Toc220677163 \h </w:instrText>
+        </w:r>
+        <w:r>
+          <w:rPr>
+            <w:noProof/>
+            <w:webHidden/>
+          </w:rPr>
+        </w:r>
+        <w:r>
+          <w:rPr>
+            <w:noProof/>
+            <w:webHidden/>
+          </w:rPr>
+          <w:fldChar w:fldCharType="separate"/>
+        </w:r>
+        <w:r>
+          <w:rPr>
+            <w:noProof/>
+            <w:webHidden/>
+          </w:rPr>
+          <w:t>13</w:t>
         </w:r>
         <w:r>
           <w:rPr>
@@ -5095,13 +5756,28 @@
           <w14:ligatures w14:val="standardContextual"/>
         </w:rPr>
       </w:pPr>
-      <w:hyperlink w:anchor="_Toc218508635" w:history="1">
+      <w:hyperlink w:anchor="_Toc220677164" w:history="1">
         <w:r>
           <w:rPr>
             <w:rStyle w:val="Hyperlink"/>
             <w:noProof/>
           </w:rPr>
-          <w:t>Retention Policies</w:t>
+          <w:t>Team</w:t>
+        </w:r>
+        <w:r>
+          <w:rPr>
+            <w:rStyle w:val="Hyperlink"/>
+            <w:noProof/>
+            <w:lang w:val="en-US"/>
+          </w:rPr>
+          <w:t>s</w:t>
+        </w:r>
+        <w:r>
+          <w:rPr>
+            <w:rStyle w:val="Hyperlink"/>
+            <w:noProof/>
+          </w:rPr>
+          <w:t xml:space="preserve"> Summary</w:t>
         </w:r>
         <w:r>
           <w:rPr>
@@ -5122,7 +5798,7 @@
             <w:noProof/>
             <w:webHidden/>
           </w:rPr>
-          <w:instrText xml:space="preserve"> PAGEREF _Toc218508635 \h </w:instrText>
+          <w:instrText xml:space="preserve"> PAGEREF _Toc220677164 \h </w:instrText>
         </w:r>
         <w:r>
           <w:rPr>
@@ -5142,7 +5818,7 @@
             <w:noProof/>
             <w:webHidden/>
           </w:rPr>
-          <w:t>12</w:t>
+          <w:t>13</w:t>
         </w:r>
         <w:r>
           <w:rPr>
@@ -5168,13 +5844,13 @@
           <w14:ligatures w14:val="standardContextual"/>
         </w:rPr>
       </w:pPr>
-      <w:hyperlink w:anchor="_Toc218508636" w:history="1">
+      <w:hyperlink w:anchor="_Toc220677165" w:history="1">
         <w:r>
           <w:rPr>
             <w:rStyle w:val="Hyperlink"/>
             <w:noProof/>
           </w:rPr>
-          <w:t>Email Sanitization</w:t>
+          <w:t>Office 365 groups</w:t>
         </w:r>
         <w:r>
           <w:rPr>
@@ -5195,7 +5871,7 @@
             <w:noProof/>
             <w:webHidden/>
           </w:rPr>
-          <w:instrText xml:space="preserve"> PAGEREF _Toc218508636 \h </w:instrText>
+          <w:instrText xml:space="preserve"> PAGEREF _Toc220677165 \h </w:instrText>
         </w:r>
         <w:r>
           <w:rPr>
@@ -5215,7 +5891,7 @@
             <w:noProof/>
             <w:webHidden/>
           </w:rPr>
-          <w:t>12</w:t>
+          <w:t>13</w:t>
         </w:r>
         <w:r>
           <w:rPr>
@@ -5240,13 +5916,13 @@
           <w14:ligatures w14:val="standardContextual"/>
         </w:rPr>
       </w:pPr>
-      <w:hyperlink w:anchor="_Toc218508637" w:history="1">
+      <w:hyperlink w:anchor="_Toc220677166" w:history="1">
         <w:r>
           <w:rPr>
             <w:rStyle w:val="Hyperlink"/>
             <w:noProof/>
           </w:rPr>
-          <w:t>OneDrive Assessment</w:t>
+          <w:t>SharePoint Online Assessment</w:t>
         </w:r>
         <w:r>
           <w:rPr>
@@ -5267,7 +5943,7 @@
             <w:noProof/>
             <w:webHidden/>
           </w:rPr>
-          <w:instrText xml:space="preserve"> PAGEREF _Toc218508637 \h </w:instrText>
+          <w:instrText xml:space="preserve"> PAGEREF _Toc220677166 \h </w:instrText>
         </w:r>
         <w:r>
           <w:rPr>
@@ -5313,13 +5989,13 @@
           <w14:ligatures w14:val="standardContextual"/>
         </w:rPr>
       </w:pPr>
-      <w:hyperlink w:anchor="_Toc218508638" w:history="1">
+      <w:hyperlink w:anchor="_Toc220677167" w:history="1">
         <w:r>
           <w:rPr>
             <w:rStyle w:val="Hyperlink"/>
             <w:noProof/>
           </w:rPr>
-          <w:t>OneDrive S</w:t>
+          <w:t>SharePoint S</w:t>
         </w:r>
         <w:r>
           <w:rPr>
@@ -5348,79 +6024,7 @@
             <w:noProof/>
             <w:webHidden/>
           </w:rPr>
-          <w:instrText xml:space="preserve"> PAGEREF _Toc218508638 \h </w:instrText>
-        </w:r>
-        <w:r>
-          <w:rPr>
-            <w:noProof/>
-            <w:webHidden/>
-          </w:rPr>
-        </w:r>
-        <w:r>
-          <w:rPr>
-            <w:noProof/>
-            <w:webHidden/>
-          </w:rPr>
-          <w:fldChar w:fldCharType="separate"/>
-        </w:r>
-        <w:r>
-          <w:rPr>
-            <w:noProof/>
-            <w:webHidden/>
-          </w:rPr>
-          <w:t>13</w:t>
-        </w:r>
-        <w:r>
-          <w:rPr>
-            <w:noProof/>
-            <w:webHidden/>
-          </w:rPr>
-          <w:fldChar w:fldCharType="end"/>
-        </w:r>
-      </w:hyperlink>
-    </w:p>
-    <w:p>
-      <w:pPr>
-        <w:pStyle w:val="TOC1"/>
-        <w:rPr>
-          <w:rFonts w:eastAsiaTheme="minorEastAsia" w:cstheme="minorBidi"/>
-          <w:bCs w:val="0"/>
-          <w:iCs w:val="0"/>
-          <w:noProof/>
-          <w:color w:val="auto"/>
-          <w:kern w:val="2"/>
-          <w:lang w:val="en-US"/>
-          <w14:ligatures w14:val="standardContextual"/>
-        </w:rPr>
-      </w:pPr>
-      <w:hyperlink w:anchor="_Toc218508639" w:history="1">
-        <w:r>
-          <w:rPr>
-            <w:rStyle w:val="Hyperlink"/>
-            <w:noProof/>
-          </w:rPr>
-          <w:t>Teams Assessment</w:t>
-        </w:r>
-        <w:r>
-          <w:rPr>
-            <w:noProof/>
-            <w:webHidden/>
-          </w:rPr>
-          <w:tab/>
-        </w:r>
-        <w:r>
-          <w:rPr>
-            <w:noProof/>
-            <w:webHidden/>
-          </w:rPr>
-          <w:fldChar w:fldCharType="begin"/>
-        </w:r>
-        <w:r>
-          <w:rPr>
-            <w:noProof/>
-            <w:webHidden/>
-          </w:rPr>
-          <w:instrText xml:space="preserve"> PAGEREF _Toc218508639 \h </w:instrText>
+          <w:instrText xml:space="preserve"> PAGEREF _Toc220677167 \h </w:instrText>
         </w:r>
         <w:r>
           <w:rPr>
@@ -5466,28 +6070,85 @@
           <w14:ligatures w14:val="standardContextual"/>
         </w:rPr>
       </w:pPr>
-      <w:hyperlink w:anchor="_Toc218508640" w:history="1">
+      <w:hyperlink w:anchor="_Toc220677168" w:history="1">
         <w:r>
           <w:rPr>
             <w:rStyle w:val="Hyperlink"/>
             <w:noProof/>
           </w:rPr>
-          <w:t>Team</w:t>
-        </w:r>
+          <w:t>SharePoint Global Configurations</w:t>
+        </w:r>
+        <w:r>
+          <w:rPr>
+            <w:noProof/>
+            <w:webHidden/>
+          </w:rPr>
+          <w:tab/>
+        </w:r>
+        <w:r>
+          <w:rPr>
+            <w:noProof/>
+            <w:webHidden/>
+          </w:rPr>
+          <w:fldChar w:fldCharType="begin"/>
+        </w:r>
+        <w:r>
+          <w:rPr>
+            <w:noProof/>
+            <w:webHidden/>
+          </w:rPr>
+          <w:instrText xml:space="preserve"> PAGEREF _Toc220677168 \h </w:instrText>
+        </w:r>
+        <w:r>
+          <w:rPr>
+            <w:noProof/>
+            <w:webHidden/>
+          </w:rPr>
+        </w:r>
+        <w:r>
+          <w:rPr>
+            <w:noProof/>
+            <w:webHidden/>
+          </w:rPr>
+          <w:fldChar w:fldCharType="separate"/>
+        </w:r>
+        <w:r>
+          <w:rPr>
+            <w:noProof/>
+            <w:webHidden/>
+          </w:rPr>
+          <w:t>14</w:t>
+        </w:r>
+        <w:r>
+          <w:rPr>
+            <w:noProof/>
+            <w:webHidden/>
+          </w:rPr>
+          <w:fldChar w:fldCharType="end"/>
+        </w:r>
+      </w:hyperlink>
+    </w:p>
+    <w:p>
+      <w:pPr>
+        <w:pStyle w:val="TOC1"/>
+        <w:rPr>
+          <w:rFonts w:eastAsiaTheme="minorEastAsia" w:cstheme="minorBidi"/>
+          <w:bCs w:val="0"/>
+          <w:iCs w:val="0"/>
+          <w:noProof/>
+          <w:color w:val="auto"/>
+          <w:kern w:val="2"/>
+          <w:lang w:val="en-US"/>
+          <w14:ligatures w14:val="standardContextual"/>
+        </w:rPr>
+      </w:pPr>
+      <w:hyperlink w:anchor="_Toc220677169" w:history="1">
         <w:r>
           <w:rPr>
             <w:rStyle w:val="Hyperlink"/>
             <w:noProof/>
-            <w:lang w:val="en-US"/>
-          </w:rPr>
-          <w:t>s</w:t>
-        </w:r>
-        <w:r>
-          <w:rPr>
-            <w:rStyle w:val="Hyperlink"/>
-            <w:noProof/>
-          </w:rPr>
-          <w:t xml:space="preserve"> Summary</w:t>
+          </w:rPr>
+          <w:t>Infrastructure Assessment</w:t>
         </w:r>
         <w:r>
           <w:rPr>
@@ -5508,7 +6169,7 @@
             <w:noProof/>
             <w:webHidden/>
           </w:rPr>
-          <w:instrText xml:space="preserve"> PAGEREF _Toc218508640 \h </w:instrText>
+          <w:instrText xml:space="preserve"> PAGEREF _Toc220677169 \h </w:instrText>
         </w:r>
         <w:r>
           <w:rPr>
@@ -5528,7 +6189,7 @@
             <w:noProof/>
             <w:webHidden/>
           </w:rPr>
-          <w:t>13</w:t>
+          <w:t>14</w:t>
         </w:r>
         <w:r>
           <w:rPr>
@@ -5554,13 +6215,13 @@
           <w14:ligatures w14:val="standardContextual"/>
         </w:rPr>
       </w:pPr>
-      <w:hyperlink w:anchor="_Toc218508641" w:history="1">
+      <w:hyperlink w:anchor="_Toc220677170" w:history="1">
         <w:r>
           <w:rPr>
             <w:rStyle w:val="Hyperlink"/>
             <w:noProof/>
           </w:rPr>
-          <w:t>Office 365 groups</w:t>
+          <w:t>Change Control</w:t>
         </w:r>
         <w:r>
           <w:rPr>
@@ -5581,7 +6242,7 @@
             <w:noProof/>
             <w:webHidden/>
           </w:rPr>
-          <w:instrText xml:space="preserve"> PAGEREF _Toc218508641 \h </w:instrText>
+          <w:instrText xml:space="preserve"> PAGEREF _Toc220677170 \h </w:instrText>
         </w:r>
         <w:r>
           <w:rPr>
@@ -5601,79 +6262,7 @@
             <w:noProof/>
             <w:webHidden/>
           </w:rPr>
-          <w:t>13</w:t>
-        </w:r>
-        <w:r>
-          <w:rPr>
-            <w:noProof/>
-            <w:webHidden/>
-          </w:rPr>
-          <w:fldChar w:fldCharType="end"/>
-        </w:r>
-      </w:hyperlink>
-    </w:p>
-    <w:p>
-      <w:pPr>
-        <w:pStyle w:val="TOC1"/>
-        <w:rPr>
-          <w:rFonts w:eastAsiaTheme="minorEastAsia" w:cstheme="minorBidi"/>
-          <w:bCs w:val="0"/>
-          <w:iCs w:val="0"/>
-          <w:noProof/>
-          <w:color w:val="auto"/>
-          <w:kern w:val="2"/>
-          <w:lang w:val="en-US"/>
-          <w14:ligatures w14:val="standardContextual"/>
-        </w:rPr>
-      </w:pPr>
-      <w:hyperlink w:anchor="_Toc218508642" w:history="1">
-        <w:r>
-          <w:rPr>
-            <w:rStyle w:val="Hyperlink"/>
-            <w:noProof/>
-          </w:rPr>
-          <w:t>SharePoint Online Assessment</w:t>
-        </w:r>
-        <w:r>
-          <w:rPr>
-            <w:noProof/>
-            <w:webHidden/>
-          </w:rPr>
-          <w:tab/>
-        </w:r>
-        <w:r>
-          <w:rPr>
-            <w:noProof/>
-            <w:webHidden/>
-          </w:rPr>
-          <w:fldChar w:fldCharType="begin"/>
-        </w:r>
-        <w:r>
-          <w:rPr>
-            <w:noProof/>
-            <w:webHidden/>
-          </w:rPr>
-          <w:instrText xml:space="preserve"> PAGEREF _Toc218508642 \h </w:instrText>
-        </w:r>
-        <w:r>
-          <w:rPr>
-            <w:noProof/>
-            <w:webHidden/>
-          </w:rPr>
-        </w:r>
-        <w:r>
-          <w:rPr>
-            <w:noProof/>
-            <w:webHidden/>
-          </w:rPr>
-          <w:fldChar w:fldCharType="separate"/>
-        </w:r>
-        <w:r>
-          <w:rPr>
-            <w:noProof/>
-            <w:webHidden/>
-          </w:rPr>
-          <w:t>13</w:t>
+          <w:t>14</w:t>
         </w:r>
         <w:r>
           <w:rPr>
@@ -5699,21 +6288,13 @@
           <w14:ligatures w14:val="standardContextual"/>
         </w:rPr>
       </w:pPr>
-      <w:hyperlink w:anchor="_Toc218508643" w:history="1">
+      <w:hyperlink w:anchor="_Toc220677171" w:history="1">
         <w:r>
           <w:rPr>
             <w:rStyle w:val="Hyperlink"/>
             <w:noProof/>
           </w:rPr>
-          <w:t>SharePoint S</w:t>
-        </w:r>
-        <w:r>
-          <w:rPr>
-            <w:rStyle w:val="Hyperlink"/>
-            <w:noProof/>
-            <w:lang w:val="en-US"/>
-          </w:rPr>
-          <w:t>ummary</w:t>
+          <w:t>Blackout Periods</w:t>
         </w:r>
         <w:r>
           <w:rPr>
@@ -5734,7 +6315,7 @@
             <w:noProof/>
             <w:webHidden/>
           </w:rPr>
-          <w:instrText xml:space="preserve"> PAGEREF _Toc218508643 \h </w:instrText>
+          <w:instrText xml:space="preserve"> PAGEREF _Toc220677171 \h </w:instrText>
         </w:r>
         <w:r>
           <w:rPr>
@@ -5754,7 +6335,7 @@
             <w:noProof/>
             <w:webHidden/>
           </w:rPr>
-          <w:t>13</w:t>
+          <w:t>14</w:t>
         </w:r>
         <w:r>
           <w:rPr>
@@ -5780,13 +6361,13 @@
           <w14:ligatures w14:val="standardContextual"/>
         </w:rPr>
       </w:pPr>
-      <w:hyperlink w:anchor="_Toc218508644" w:history="1">
+      <w:hyperlink w:anchor="_Toc220677172" w:history="1">
         <w:r>
           <w:rPr>
             <w:rStyle w:val="Hyperlink"/>
             <w:noProof/>
           </w:rPr>
-          <w:t>SharePoint Global Configurations</w:t>
+          <w:t>Remote Workers</w:t>
         </w:r>
         <w:r>
           <w:rPr>
@@ -5807,79 +6388,7 @@
             <w:noProof/>
             <w:webHidden/>
           </w:rPr>
-          <w:instrText xml:space="preserve"> PAGEREF _Toc218508644 \h </w:instrText>
-        </w:r>
-        <w:r>
-          <w:rPr>
-            <w:noProof/>
-            <w:webHidden/>
-          </w:rPr>
-        </w:r>
-        <w:r>
-          <w:rPr>
-            <w:noProof/>
-            <w:webHidden/>
-          </w:rPr>
-          <w:fldChar w:fldCharType="separate"/>
-        </w:r>
-        <w:r>
-          <w:rPr>
-            <w:noProof/>
-            <w:webHidden/>
-          </w:rPr>
-          <w:t>14</w:t>
-        </w:r>
-        <w:r>
-          <w:rPr>
-            <w:noProof/>
-            <w:webHidden/>
-          </w:rPr>
-          <w:fldChar w:fldCharType="end"/>
-        </w:r>
-      </w:hyperlink>
-    </w:p>
-    <w:p>
-      <w:pPr>
-        <w:pStyle w:val="TOC1"/>
-        <w:rPr>
-          <w:rFonts w:eastAsiaTheme="minorEastAsia" w:cstheme="minorBidi"/>
-          <w:bCs w:val="0"/>
-          <w:iCs w:val="0"/>
-          <w:noProof/>
-          <w:color w:val="auto"/>
-          <w:kern w:val="2"/>
-          <w:lang w:val="en-US"/>
-          <w14:ligatures w14:val="standardContextual"/>
-        </w:rPr>
-      </w:pPr>
-      <w:hyperlink w:anchor="_Toc218508645" w:history="1">
-        <w:r>
-          <w:rPr>
-            <w:rStyle w:val="Hyperlink"/>
-            <w:noProof/>
-          </w:rPr>
-          <w:t>Infrastructure Applications Assessment</w:t>
-        </w:r>
-        <w:r>
-          <w:rPr>
-            <w:noProof/>
-            <w:webHidden/>
-          </w:rPr>
-          <w:tab/>
-        </w:r>
-        <w:r>
-          <w:rPr>
-            <w:noProof/>
-            <w:webHidden/>
-          </w:rPr>
-          <w:fldChar w:fldCharType="begin"/>
-        </w:r>
-        <w:r>
-          <w:rPr>
-            <w:noProof/>
-            <w:webHidden/>
-          </w:rPr>
-          <w:instrText xml:space="preserve"> PAGEREF _Toc218508645 \h </w:instrText>
+          <w:instrText xml:space="preserve"> PAGEREF _Toc220677172 \h </w:instrText>
         </w:r>
         <w:r>
           <w:rPr>
@@ -5925,7 +6434,7 @@
           <w14:ligatures w14:val="standardContextual"/>
         </w:rPr>
       </w:pPr>
-      <w:hyperlink w:anchor="_Toc218508646" w:history="1">
+      <w:hyperlink w:anchor="_Toc220677173" w:history="1">
         <w:r>
           <w:rPr>
             <w:rStyle w:val="Hyperlink"/>
@@ -5952,7 +6461,7 @@
             <w:noProof/>
             <w:webHidden/>
           </w:rPr>
-          <w:instrText xml:space="preserve"> PAGEREF _Toc218508646 \h </w:instrText>
+          <w:instrText xml:space="preserve"> PAGEREF _Toc220677173 \h </w:instrText>
         </w:r>
         <w:r>
           <w:rPr>
@@ -5998,7 +6507,7 @@
           <w14:ligatures w14:val="standardContextual"/>
         </w:rPr>
       </w:pPr>
-      <w:hyperlink w:anchor="_Toc218508647" w:history="1">
+      <w:hyperlink w:anchor="_Toc220677174" w:history="1">
         <w:r>
           <w:rPr>
             <w:rStyle w:val="Hyperlink"/>
@@ -6025,7 +6534,7 @@
             <w:noProof/>
             <w:webHidden/>
           </w:rPr>
-          <w:instrText xml:space="preserve"> PAGEREF _Toc218508647 \h </w:instrText>
+          <w:instrText xml:space="preserve"> PAGEREF _Toc220677174 \h </w:instrText>
         </w:r>
         <w:r>
           <w:rPr>
@@ -6071,7 +6580,7 @@
           <w14:ligatures w14:val="standardContextual"/>
         </w:rPr>
       </w:pPr>
-      <w:hyperlink w:anchor="_Toc218508648" w:history="1">
+      <w:hyperlink w:anchor="_Toc220677175" w:history="1">
         <w:r>
           <w:rPr>
             <w:rStyle w:val="Hyperlink"/>
@@ -6098,7 +6607,7 @@
             <w:noProof/>
             <w:webHidden/>
           </w:rPr>
-          <w:instrText xml:space="preserve"> PAGEREF _Toc218508648 \h </w:instrText>
+          <w:instrText xml:space="preserve"> PAGEREF _Toc220677175 \h </w:instrText>
         </w:r>
         <w:r>
           <w:rPr>
@@ -6118,7 +6627,7 @@
             <w:noProof/>
             <w:webHidden/>
           </w:rPr>
-          <w:t>14</w:t>
+          <w:t>15</w:t>
         </w:r>
         <w:r>
           <w:rPr>
@@ -6144,7 +6653,7 @@
           <w14:ligatures w14:val="standardContextual"/>
         </w:rPr>
       </w:pPr>
-      <w:hyperlink w:anchor="_Toc218508649" w:history="1">
+      <w:hyperlink w:anchor="_Toc220677176" w:history="1">
         <w:r>
           <w:rPr>
             <w:rStyle w:val="Hyperlink"/>
@@ -6171,7 +6680,7 @@
             <w:noProof/>
             <w:webHidden/>
           </w:rPr>
-          <w:instrText xml:space="preserve"> PAGEREF _Toc218508649 \h </w:instrText>
+          <w:instrText xml:space="preserve"> PAGEREF _Toc220677176 \h </w:instrText>
         </w:r>
         <w:r>
           <w:rPr>
@@ -6191,7 +6700,7 @@
             <w:noProof/>
             <w:webHidden/>
           </w:rPr>
-          <w:t>14</w:t>
+          <w:t>15</w:t>
         </w:r>
         <w:r>
           <w:rPr>
@@ -6217,7 +6726,7 @@
           <w14:ligatures w14:val="standardContextual"/>
         </w:rPr>
       </w:pPr>
-      <w:hyperlink w:anchor="_Toc218508650" w:history="1">
+      <w:hyperlink w:anchor="_Toc220677177" w:history="1">
         <w:r>
           <w:rPr>
             <w:rStyle w:val="Hyperlink"/>
@@ -6245,7 +6754,7 @@
             <w:noProof/>
             <w:webHidden/>
           </w:rPr>
-          <w:instrText xml:space="preserve"> PAGEREF _Toc218508650 \h </w:instrText>
+          <w:instrText xml:space="preserve"> PAGEREF _Toc220677177 \h </w:instrText>
         </w:r>
         <w:r>
           <w:rPr>
@@ -6290,7 +6799,7 @@
           <w14:ligatures w14:val="standardContextual"/>
         </w:rPr>
       </w:pPr>
-      <w:hyperlink w:anchor="_Toc218508651" w:history="1">
+      <w:hyperlink w:anchor="_Toc220677178" w:history="1">
         <w:r>
           <w:rPr>
             <w:rStyle w:val="Hyperlink"/>
@@ -6317,7 +6826,7 @@
             <w:noProof/>
             <w:webHidden/>
           </w:rPr>
-          <w:instrText xml:space="preserve"> PAGEREF _Toc218508651 \h </w:instrText>
+          <w:instrText xml:space="preserve"> PAGEREF _Toc220677178 \h </w:instrText>
         </w:r>
         <w:r>
           <w:rPr>
@@ -6363,7 +6872,7 @@
           <w14:ligatures w14:val="standardContextual"/>
         </w:rPr>
       </w:pPr>
-      <w:hyperlink w:anchor="_Toc218508652" w:history="1">
+      <w:hyperlink w:anchor="_Toc220677179" w:history="1">
         <w:r>
           <w:rPr>
             <w:rStyle w:val="Hyperlink"/>
@@ -6405,7 +6914,7 @@
             <w:noProof/>
             <w:webHidden/>
           </w:rPr>
-          <w:instrText xml:space="preserve"> PAGEREF _Toc218508652 \h </w:instrText>
+          <w:instrText xml:space="preserve"> PAGEREF _Toc220677179 \h </w:instrText>
         </w:r>
         <w:r>
           <w:rPr>
@@ -6450,7 +6959,7 @@
           <w14:ligatures w14:val="standardContextual"/>
         </w:rPr>
       </w:pPr>
-      <w:hyperlink w:anchor="_Toc218508653" w:history="1">
+      <w:hyperlink w:anchor="_Toc220677180" w:history="1">
         <w:r>
           <w:rPr>
             <w:rStyle w:val="Hyperlink"/>
@@ -6477,7 +6986,7 @@
             <w:noProof/>
             <w:webHidden/>
           </w:rPr>
-          <w:instrText xml:space="preserve"> PAGEREF _Toc218508653 \h </w:instrText>
+          <w:instrText xml:space="preserve"> PAGEREF _Toc220677180 \h </w:instrText>
         </w:r>
         <w:r>
           <w:rPr>
@@ -6523,7 +7032,7 @@
           <w14:ligatures w14:val="standardContextual"/>
         </w:rPr>
       </w:pPr>
-      <w:hyperlink w:anchor="_Toc218508654" w:history="1">
+      <w:hyperlink w:anchor="_Toc220677181" w:history="1">
         <w:r>
           <w:rPr>
             <w:rStyle w:val="Hyperlink"/>
@@ -6550,7 +7059,7 @@
             <w:noProof/>
             <w:webHidden/>
           </w:rPr>
-          <w:instrText xml:space="preserve"> PAGEREF _Toc218508654 \h </w:instrText>
+          <w:instrText xml:space="preserve"> PAGEREF _Toc220677181 \h </w:instrText>
         </w:r>
         <w:r>
           <w:rPr>
@@ -6596,7 +7105,7 @@
           <w14:ligatures w14:val="standardContextual"/>
         </w:rPr>
       </w:pPr>
-      <w:hyperlink w:anchor="_Toc218508655" w:history="1">
+      <w:hyperlink w:anchor="_Toc220677182" w:history="1">
         <w:r>
           <w:rPr>
             <w:rStyle w:val="Hyperlink"/>
@@ -6623,7 +7132,7 @@
             <w:noProof/>
             <w:webHidden/>
           </w:rPr>
-          <w:instrText xml:space="preserve"> PAGEREF _Toc218508655 \h </w:instrText>
+          <w:instrText xml:space="preserve"> PAGEREF _Toc220677182 \h </w:instrText>
         </w:r>
         <w:r>
           <w:rPr>
@@ -6669,7 +7178,7 @@
           <w14:ligatures w14:val="standardContextual"/>
         </w:rPr>
       </w:pPr>
-      <w:hyperlink w:anchor="_Toc218508656" w:history="1">
+      <w:hyperlink w:anchor="_Toc220677183" w:history="1">
         <w:r>
           <w:rPr>
             <w:rStyle w:val="Hyperlink"/>
@@ -6696,7 +7205,7 @@
             <w:noProof/>
             <w:webHidden/>
           </w:rPr>
-          <w:instrText xml:space="preserve"> PAGEREF _Toc218508656 \h </w:instrText>
+          <w:instrText xml:space="preserve"> PAGEREF _Toc220677183 \h </w:instrText>
         </w:r>
         <w:r>
           <w:rPr>
@@ -6737,7 +7246,6 @@
         </w:rPr>
       </w:pPr>
       <w:r>
-        <w:lastRenderedPageBreak/>
         <w:fldChar w:fldCharType="end"/>
       </w:r>
       <w:r>
@@ -6748,7 +7256,7 @@
       <w:pPr>
         <w:pStyle w:val="Heading1"/>
       </w:pPr>
-      <w:bookmarkStart w:id="12" w:name="_Toc218508595"/>
+      <w:bookmarkStart w:id="12" w:name="_Toc220677115"/>
       <w:r>
         <w:lastRenderedPageBreak/>
         <w:t>Executive Summary</w:t>
@@ -6808,7 +7316,7 @@
       <w:pPr>
         <w:pStyle w:val="Heading2"/>
       </w:pPr>
-      <w:bookmarkStart w:id="14" w:name="_Toc218508596"/>
+      <w:bookmarkStart w:id="14" w:name="_Toc220677116"/>
       <w:r>
         <w:t>Goals and Objectives</w:t>
       </w:r>
@@ -6829,7 +7337,7 @@
       <w:pPr>
         <w:pStyle w:val="Heading2"/>
       </w:pPr>
-      <w:bookmarkStart w:id="15" w:name="_Toc218508597"/>
+      <w:bookmarkStart w:id="15" w:name="_Toc220677117"/>
       <w:r>
         <w:t>Go Forward Plan</w:t>
       </w:r>
@@ -6978,7 +7486,7 @@
           <w:u w:color="FFFFFF"/>
         </w:rPr>
       </w:pPr>
-      <w:bookmarkStart w:id="16" w:name="_Toc218508602"/>
+      <w:bookmarkStart w:id="16" w:name="_Toc220677118"/>
       <w:r>
         <w:rPr>
           <w:u w:color="FFFFFF"/>
@@ -7025,7 +7533,7 @@
           <w:lang w:val="en-US"/>
         </w:rPr>
       </w:pPr>
-      <w:bookmarkStart w:id="17" w:name="_Toc218508603"/>
+      <w:bookmarkStart w:id="17" w:name="_Toc220677119"/>
       <w:r>
         <w:rPr>
           <w:noProof/>
@@ -7422,7 +7930,7 @@
           <w:lang w:val="en-US"/>
         </w:rPr>
       </w:pPr>
-      <w:bookmarkStart w:id="19" w:name="_Toc218508604"/>
+      <w:bookmarkStart w:id="19" w:name="_Toc220677120"/>
       <w:r>
         <w:rPr>
           <w:noProof/>
@@ -7456,17 +7964,19 @@
     </w:p>
     <w:p>
       <w:pPr>
-        <w:pStyle w:val="Heading2"/>
+        <w:pStyle w:val="Heading3"/>
         <w:rPr>
           <w:lang w:val="en-US"/>
         </w:rPr>
       </w:pPr>
+      <w:bookmarkStart w:id="21" w:name="_Toc220677121"/>
       <w:r>
         <w:rPr>
           <w:lang w:val="en-US"/>
         </w:rPr>
         <w:t>UPN Suffixes</w:t>
       </w:r>
+      <w:bookmarkEnd w:id="21"/>
     </w:p>
     <w:p>
       <w:pPr>
@@ -7482,8 +7992,8 @@
           <w:lang w:val="en-US"/>
         </w:rPr>
       </w:pPr>
-      <w:bookmarkStart w:id="21" w:name="BK_AD_UPN_Suffixes_Table"/>
-      <w:bookmarkEnd w:id="21"/>
+      <w:bookmarkStart w:id="22" w:name="BK_AD_UPN_Suffixes_Table"/>
+      <w:bookmarkEnd w:id="22"/>
       <w:r>
         <w:rPr>
           <w:lang w:val="en-US"/>
@@ -7723,49 +8233,20 @@
     </w:p>
     <w:p>
       <w:pPr>
-        <w:pStyle w:val="Heading2"/>
+        <w:pStyle w:val="Heading3"/>
         <w:rPr>
           <w:noProof/>
           <w:lang w:val="en-US"/>
         </w:rPr>
       </w:pPr>
-      <w:bookmarkStart w:id="22" w:name="_Toc218508605"/>
+      <w:bookmarkStart w:id="23" w:name="_Toc220677122"/>
       <w:r>
         <w:rPr>
           <w:noProof/>
           <w:lang w:val="en-US"/>
         </w:rPr>
-        <w:t>Domain</w:t>
-      </w:r>
-      <w:r>
-        <w:rPr>
-          <w:noProof/>
-        </w:rPr>
-        <w:t xml:space="preserve"> </w:t>
-      </w:r>
-      <w:r>
-        <w:rPr>
-          <w:noProof/>
-          <w:lang w:val="en-US"/>
-        </w:rPr>
-        <w:t>Informat</w:t>
-      </w:r>
-      <w:r>
-        <w:rPr>
-          <w:noProof/>
-          <w:lang w:val="en-US"/>
-        </w:rPr>
-        <w:t>ion</w:t>
-      </w:r>
-      <w:bookmarkEnd w:id="22"/>
-    </w:p>
-    <w:p>
-      <w:pPr>
-        <w:rPr>
-          <w:lang w:val="en-US"/>
-        </w:rPr>
-      </w:pPr>
-      <w:bookmarkStart w:id="23" w:name="BK_AD_Domain_Information_Table"/>
+        <w:t>Forest Migration Risk Summary</w:t>
+      </w:r>
       <w:bookmarkEnd w:id="23"/>
     </w:p>
     <w:p>
@@ -7774,23 +8255,79 @@
           <w:lang w:val="en-US"/>
         </w:rPr>
       </w:pPr>
+      <w:bookmarkStart w:id="24" w:name="BK_AD_Forest_Risk_Summary"/>
+      <w:bookmarkEnd w:id="24"/>
     </w:p>
     <w:p>
       <w:pPr>
-        <w:rPr>
+        <w:pStyle w:val="Heading2"/>
+        <w:rPr>
+          <w:noProof/>
           <w:lang w:val="en-US"/>
         </w:rPr>
       </w:pPr>
+      <w:bookmarkStart w:id="25" w:name="_Toc220677124"/>
+      <w:r>
+        <w:rPr>
+          <w:noProof/>
+          <w:lang w:val="en-US"/>
+        </w:rPr>
+        <w:t>Domain</w:t>
+      </w:r>
+      <w:r>
+        <w:rPr>
+          <w:noProof/>
+        </w:rPr>
+        <w:t xml:space="preserve"> </w:t>
+      </w:r>
+      <w:r>
+        <w:rPr>
+          <w:noProof/>
+          <w:lang w:val="en-US"/>
+        </w:rPr>
+        <w:t>Informat</w:t>
+      </w:r>
+      <w:r>
+        <w:rPr>
+          <w:noProof/>
+          <w:lang w:val="en-US"/>
+        </w:rPr>
+        <w:t>ion</w:t>
+      </w:r>
+      <w:bookmarkEnd w:id="25"/>
     </w:p>
     <w:p>
       <w:pPr>
+        <w:rPr>
+          <w:lang w:val="en-US"/>
+        </w:rPr>
+      </w:pPr>
+      <w:bookmarkStart w:id="26" w:name="BK_AD_Domain_Information_Table"/>
+      <w:bookmarkEnd w:id="26"/>
+    </w:p>
+    <w:p>
+      <w:pPr>
+        <w:rPr>
+          <w:lang w:val="en-US"/>
+        </w:rPr>
+      </w:pPr>
+    </w:p>
+    <w:p>
+      <w:pPr>
+        <w:rPr>
+          <w:lang w:val="en-US"/>
+        </w:rPr>
+      </w:pPr>
+    </w:p>
+    <w:p>
+      <w:pPr>
         <w:pStyle w:val="Caption"/>
         <w:rPr>
           <w:lang w:val="en-US"/>
         </w:rPr>
       </w:pPr>
-      <w:bookmarkStart w:id="24" w:name="BK_Domain_Discovery_Table"/>
-      <w:bookmarkEnd w:id="24"/>
+      <w:bookmarkStart w:id="27" w:name="BK_Domain_Discovery_Table"/>
+      <w:bookmarkEnd w:id="27"/>
       <w:r>
         <w:rPr>
           <w:lang w:val="en-US"/>
@@ -7805,8 +8342,8 @@
         <w:tblLook w:val="04A0" w:firstRow="1" w:lastRow="0" w:firstColumn="1" w:lastColumn="0" w:noHBand="0" w:noVBand="1"/>
       </w:tblPr>
       <w:tblGrid>
-        <w:gridCol w:w="1517"/>
-        <w:gridCol w:w="2074"/>
+        <w:gridCol w:w="2306"/>
+        <w:gridCol w:w="2974"/>
       </w:tblGrid>
       <w:tr>
         <w:trPr>
@@ -7872,7 +8409,7 @@
               <w:rPr>
                 <w:lang w:val="en-US"/>
               </w:rPr>
-              <w:t>DiscoveryDate</w:t>
+              <w:t>DomainName</w:t>
             </w:r>
             <w:proofErr w:type="spellEnd"/>
           </w:p>
@@ -7891,7 +8428,7 @@
               <w:rPr>
                 <w:lang w:val="en-US"/>
               </w:rPr>
-              <w:t>2026-01-30 14:31:04</w:t>
+              <w:t>corp.voyageurtransportation.ca</w:t>
             </w:r>
           </w:p>
         </w:tc>
@@ -7913,18 +8450,32 @@
                 <w:lang w:val="en-US"/>
               </w:rPr>
             </w:pPr>
-          </w:p>
-        </w:tc>
-        <w:tc>
-          <w:tcPr>
-            <w:tcW w:w="0" w:type="auto"/>
-          </w:tcPr>
-          <w:p>
-            <w:pPr>
-              <w:rPr>
-                <w:lang w:val="en-US"/>
-              </w:rPr>
-            </w:pPr>
+            <w:proofErr w:type="spellStart"/>
+            <w:r>
+              <w:rPr>
+                <w:lang w:val="en-US"/>
+              </w:rPr>
+              <w:t>TotalUsers</w:t>
+            </w:r>
+            <w:proofErr w:type="spellEnd"/>
+          </w:p>
+        </w:tc>
+        <w:tc>
+          <w:tcPr>
+            <w:tcW w:w="0" w:type="auto"/>
+          </w:tcPr>
+          <w:p>
+            <w:pPr>
+              <w:rPr>
+                <w:lang w:val="en-US"/>
+              </w:rPr>
+            </w:pPr>
+            <w:r>
+              <w:rPr>
+                <w:lang w:val="en-US"/>
+              </w:rPr>
+              <w:t>692</w:t>
+            </w:r>
           </w:p>
         </w:tc>
       </w:tr>
@@ -7942,18 +8493,32 @@
                 <w:lang w:val="en-US"/>
               </w:rPr>
             </w:pPr>
-          </w:p>
-        </w:tc>
-        <w:tc>
-          <w:tcPr>
-            <w:tcW w:w="0" w:type="auto"/>
-          </w:tcPr>
-          <w:p>
-            <w:pPr>
-              <w:rPr>
-                <w:lang w:val="en-US"/>
-              </w:rPr>
-            </w:pPr>
+            <w:proofErr w:type="spellStart"/>
+            <w:r>
+              <w:rPr>
+                <w:lang w:val="en-US"/>
+              </w:rPr>
+              <w:t>EnabledUsers</w:t>
+            </w:r>
+            <w:proofErr w:type="spellEnd"/>
+          </w:p>
+        </w:tc>
+        <w:tc>
+          <w:tcPr>
+            <w:tcW w:w="0" w:type="auto"/>
+          </w:tcPr>
+          <w:p>
+            <w:pPr>
+              <w:rPr>
+                <w:lang w:val="en-US"/>
+              </w:rPr>
+            </w:pPr>
+            <w:r>
+              <w:rPr>
+                <w:lang w:val="en-US"/>
+              </w:rPr>
+              <w:t>514</w:t>
+            </w:r>
           </w:p>
         </w:tc>
       </w:tr>
@@ -7974,18 +8539,32 @@
                 <w:lang w:val="en-US"/>
               </w:rPr>
             </w:pPr>
-          </w:p>
-        </w:tc>
-        <w:tc>
-          <w:tcPr>
-            <w:tcW w:w="0" w:type="auto"/>
-          </w:tcPr>
-          <w:p>
-            <w:pPr>
-              <w:rPr>
-                <w:lang w:val="en-US"/>
-              </w:rPr>
-            </w:pPr>
+            <w:proofErr w:type="spellStart"/>
+            <w:r>
+              <w:rPr>
+                <w:lang w:val="en-US"/>
+              </w:rPr>
+              <w:t>DisabledUsers</w:t>
+            </w:r>
+            <w:proofErr w:type="spellEnd"/>
+          </w:p>
+        </w:tc>
+        <w:tc>
+          <w:tcPr>
+            <w:tcW w:w="0" w:type="auto"/>
+          </w:tcPr>
+          <w:p>
+            <w:pPr>
+              <w:rPr>
+                <w:lang w:val="en-US"/>
+              </w:rPr>
+            </w:pPr>
+            <w:r>
+              <w:rPr>
+                <w:lang w:val="en-US"/>
+              </w:rPr>
+              <w:t>178</w:t>
+            </w:r>
           </w:p>
         </w:tc>
       </w:tr>
@@ -8003,18 +8582,32 @@
                 <w:lang w:val="en-US"/>
               </w:rPr>
             </w:pPr>
-          </w:p>
-        </w:tc>
-        <w:tc>
-          <w:tcPr>
-            <w:tcW w:w="0" w:type="auto"/>
-          </w:tcPr>
-          <w:p>
-            <w:pPr>
-              <w:rPr>
-                <w:lang w:val="en-US"/>
-              </w:rPr>
-            </w:pPr>
+            <w:proofErr w:type="spellStart"/>
+            <w:r>
+              <w:rPr>
+                <w:lang w:val="en-US"/>
+              </w:rPr>
+              <w:t>StaleUsers</w:t>
+            </w:r>
+            <w:proofErr w:type="spellEnd"/>
+          </w:p>
+        </w:tc>
+        <w:tc>
+          <w:tcPr>
+            <w:tcW w:w="0" w:type="auto"/>
+          </w:tcPr>
+          <w:p>
+            <w:pPr>
+              <w:rPr>
+                <w:lang w:val="en-US"/>
+              </w:rPr>
+            </w:pPr>
+            <w:r>
+              <w:rPr>
+                <w:lang w:val="en-US"/>
+              </w:rPr>
+              <w:t>217</w:t>
+            </w:r>
           </w:p>
         </w:tc>
       </w:tr>
@@ -8035,18 +8628,32 @@
                 <w:lang w:val="en-US"/>
               </w:rPr>
             </w:pPr>
-          </w:p>
-        </w:tc>
-        <w:tc>
-          <w:tcPr>
-            <w:tcW w:w="0" w:type="auto"/>
-          </w:tcPr>
-          <w:p>
-            <w:pPr>
-              <w:rPr>
-                <w:lang w:val="en-US"/>
-              </w:rPr>
-            </w:pPr>
+            <w:proofErr w:type="spellStart"/>
+            <w:r>
+              <w:rPr>
+                <w:lang w:val="en-US"/>
+              </w:rPr>
+              <w:t>TotalWorkstations</w:t>
+            </w:r>
+            <w:proofErr w:type="spellEnd"/>
+          </w:p>
+        </w:tc>
+        <w:tc>
+          <w:tcPr>
+            <w:tcW w:w="0" w:type="auto"/>
+          </w:tcPr>
+          <w:p>
+            <w:pPr>
+              <w:rPr>
+                <w:lang w:val="en-US"/>
+              </w:rPr>
+            </w:pPr>
+            <w:r>
+              <w:rPr>
+                <w:lang w:val="en-US"/>
+              </w:rPr>
+              <w:t>632</w:t>
+            </w:r>
           </w:p>
         </w:tc>
       </w:tr>
@@ -8064,18 +8671,32 @@
                 <w:lang w:val="en-US"/>
               </w:rPr>
             </w:pPr>
-          </w:p>
-        </w:tc>
-        <w:tc>
-          <w:tcPr>
-            <w:tcW w:w="0" w:type="auto"/>
-          </w:tcPr>
-          <w:p>
-            <w:pPr>
-              <w:rPr>
-                <w:lang w:val="en-US"/>
-              </w:rPr>
-            </w:pPr>
+            <w:proofErr w:type="spellStart"/>
+            <w:r>
+              <w:rPr>
+                <w:lang w:val="en-US"/>
+              </w:rPr>
+              <w:t>ActiveWorkstations</w:t>
+            </w:r>
+            <w:proofErr w:type="spellEnd"/>
+          </w:p>
+        </w:tc>
+        <w:tc>
+          <w:tcPr>
+            <w:tcW w:w="0" w:type="auto"/>
+          </w:tcPr>
+          <w:p>
+            <w:pPr>
+              <w:rPr>
+                <w:lang w:val="en-US"/>
+              </w:rPr>
+            </w:pPr>
+            <w:r>
+              <w:rPr>
+                <w:lang w:val="en-US"/>
+              </w:rPr>
+              <w:t>390</w:t>
+            </w:r>
           </w:p>
         </w:tc>
       </w:tr>
@@ -8096,18 +8717,32 @@
                 <w:lang w:val="en-US"/>
               </w:rPr>
             </w:pPr>
-          </w:p>
-        </w:tc>
-        <w:tc>
-          <w:tcPr>
-            <w:tcW w:w="0" w:type="auto"/>
-          </w:tcPr>
-          <w:p>
-            <w:pPr>
-              <w:rPr>
-                <w:lang w:val="en-US"/>
-              </w:rPr>
-            </w:pPr>
+            <w:proofErr w:type="spellStart"/>
+            <w:r>
+              <w:rPr>
+                <w:lang w:val="en-US"/>
+              </w:rPr>
+              <w:t>TotalServers</w:t>
+            </w:r>
+            <w:proofErr w:type="spellEnd"/>
+          </w:p>
+        </w:tc>
+        <w:tc>
+          <w:tcPr>
+            <w:tcW w:w="0" w:type="auto"/>
+          </w:tcPr>
+          <w:p>
+            <w:pPr>
+              <w:rPr>
+                <w:lang w:val="en-US"/>
+              </w:rPr>
+            </w:pPr>
+            <w:r>
+              <w:rPr>
+                <w:lang w:val="en-US"/>
+              </w:rPr>
+              <w:t>32</w:t>
+            </w:r>
           </w:p>
         </w:tc>
       </w:tr>
@@ -8125,18 +8760,33 @@
                 <w:lang w:val="en-US"/>
               </w:rPr>
             </w:pPr>
-          </w:p>
-        </w:tc>
-        <w:tc>
-          <w:tcPr>
-            <w:tcW w:w="0" w:type="auto"/>
-          </w:tcPr>
-          <w:p>
-            <w:pPr>
-              <w:rPr>
-                <w:lang w:val="en-US"/>
-              </w:rPr>
-            </w:pPr>
+            <w:proofErr w:type="spellStart"/>
+            <w:r>
+              <w:rPr>
+                <w:lang w:val="en-US"/>
+              </w:rPr>
+              <w:lastRenderedPageBreak/>
+              <w:t>TotalGroups</w:t>
+            </w:r>
+            <w:proofErr w:type="spellEnd"/>
+          </w:p>
+        </w:tc>
+        <w:tc>
+          <w:tcPr>
+            <w:tcW w:w="0" w:type="auto"/>
+          </w:tcPr>
+          <w:p>
+            <w:pPr>
+              <w:rPr>
+                <w:lang w:val="en-US"/>
+              </w:rPr>
+            </w:pPr>
+            <w:r>
+              <w:rPr>
+                <w:lang w:val="en-US"/>
+              </w:rPr>
+              <w:t>2759</w:t>
+            </w:r>
           </w:p>
         </w:tc>
       </w:tr>
@@ -8157,18 +8807,32 @@
                 <w:lang w:val="en-US"/>
               </w:rPr>
             </w:pPr>
-          </w:p>
-        </w:tc>
-        <w:tc>
-          <w:tcPr>
-            <w:tcW w:w="0" w:type="auto"/>
-          </w:tcPr>
-          <w:p>
-            <w:pPr>
-              <w:rPr>
-                <w:lang w:val="en-US"/>
-              </w:rPr>
-            </w:pPr>
+            <w:proofErr w:type="spellStart"/>
+            <w:r>
+              <w:rPr>
+                <w:lang w:val="en-US"/>
+              </w:rPr>
+              <w:t>EmptyGroups</w:t>
+            </w:r>
+            <w:proofErr w:type="spellEnd"/>
+          </w:p>
+        </w:tc>
+        <w:tc>
+          <w:tcPr>
+            <w:tcW w:w="0" w:type="auto"/>
+          </w:tcPr>
+          <w:p>
+            <w:pPr>
+              <w:rPr>
+                <w:lang w:val="en-US"/>
+              </w:rPr>
+            </w:pPr>
+            <w:r>
+              <w:rPr>
+                <w:lang w:val="en-US"/>
+              </w:rPr>
+              <w:t>1637</w:t>
+            </w:r>
           </w:p>
         </w:tc>
       </w:tr>
@@ -8186,18 +8850,32 @@
                 <w:lang w:val="en-US"/>
               </w:rPr>
             </w:pPr>
-          </w:p>
-        </w:tc>
-        <w:tc>
-          <w:tcPr>
-            <w:tcW w:w="0" w:type="auto"/>
-          </w:tcPr>
-          <w:p>
-            <w:pPr>
-              <w:rPr>
-                <w:lang w:val="en-US"/>
-              </w:rPr>
-            </w:pPr>
+            <w:proofErr w:type="spellStart"/>
+            <w:r>
+              <w:rPr>
+                <w:lang w:val="en-US"/>
+              </w:rPr>
+              <w:t>TotalContacts</w:t>
+            </w:r>
+            <w:proofErr w:type="spellEnd"/>
+          </w:p>
+        </w:tc>
+        <w:tc>
+          <w:tcPr>
+            <w:tcW w:w="0" w:type="auto"/>
+          </w:tcPr>
+          <w:p>
+            <w:pPr>
+              <w:rPr>
+                <w:lang w:val="en-US"/>
+              </w:rPr>
+            </w:pPr>
+            <w:r>
+              <w:rPr>
+                <w:lang w:val="en-US"/>
+              </w:rPr>
+              <w:t>0</w:t>
+            </w:r>
           </w:p>
         </w:tc>
       </w:tr>
@@ -8218,18 +8896,32 @@
                 <w:lang w:val="en-US"/>
               </w:rPr>
             </w:pPr>
-          </w:p>
-        </w:tc>
-        <w:tc>
-          <w:tcPr>
-            <w:tcW w:w="0" w:type="auto"/>
-          </w:tcPr>
-          <w:p>
-            <w:pPr>
-              <w:rPr>
-                <w:lang w:val="en-US"/>
-              </w:rPr>
-            </w:pPr>
+            <w:proofErr w:type="spellStart"/>
+            <w:r>
+              <w:rPr>
+                <w:lang w:val="en-US"/>
+              </w:rPr>
+              <w:t>TotalGPOs</w:t>
+            </w:r>
+            <w:proofErr w:type="spellEnd"/>
+          </w:p>
+        </w:tc>
+        <w:tc>
+          <w:tcPr>
+            <w:tcW w:w="0" w:type="auto"/>
+          </w:tcPr>
+          <w:p>
+            <w:pPr>
+              <w:rPr>
+                <w:lang w:val="en-US"/>
+              </w:rPr>
+            </w:pPr>
+            <w:r>
+              <w:rPr>
+                <w:lang w:val="en-US"/>
+              </w:rPr>
+              <w:t>0</w:t>
+            </w:r>
           </w:p>
         </w:tc>
       </w:tr>
@@ -8247,18 +8939,32 @@
                 <w:lang w:val="en-US"/>
               </w:rPr>
             </w:pPr>
-          </w:p>
-        </w:tc>
-        <w:tc>
-          <w:tcPr>
-            <w:tcW w:w="0" w:type="auto"/>
-          </w:tcPr>
-          <w:p>
-            <w:pPr>
-              <w:rPr>
-                <w:lang w:val="en-US"/>
-              </w:rPr>
-            </w:pPr>
+            <w:proofErr w:type="spellStart"/>
+            <w:r>
+              <w:rPr>
+                <w:lang w:val="en-US"/>
+              </w:rPr>
+              <w:t>TotalOUs</w:t>
+            </w:r>
+            <w:proofErr w:type="spellEnd"/>
+          </w:p>
+        </w:tc>
+        <w:tc>
+          <w:tcPr>
+            <w:tcW w:w="0" w:type="auto"/>
+          </w:tcPr>
+          <w:p>
+            <w:pPr>
+              <w:rPr>
+                <w:lang w:val="en-US"/>
+              </w:rPr>
+            </w:pPr>
+            <w:r>
+              <w:rPr>
+                <w:lang w:val="en-US"/>
+              </w:rPr>
+              <w:t>0</w:t>
+            </w:r>
           </w:p>
         </w:tc>
       </w:tr>
@@ -8279,18 +8985,32 @@
                 <w:lang w:val="en-US"/>
               </w:rPr>
             </w:pPr>
-          </w:p>
-        </w:tc>
-        <w:tc>
-          <w:tcPr>
-            <w:tcW w:w="0" w:type="auto"/>
-          </w:tcPr>
-          <w:p>
-            <w:pPr>
-              <w:rPr>
-                <w:lang w:val="en-US"/>
-              </w:rPr>
-            </w:pPr>
+            <w:proofErr w:type="spellStart"/>
+            <w:r>
+              <w:rPr>
+                <w:lang w:val="en-US"/>
+              </w:rPr>
+              <w:t>TotalPrinters</w:t>
+            </w:r>
+            <w:proofErr w:type="spellEnd"/>
+          </w:p>
+        </w:tc>
+        <w:tc>
+          <w:tcPr>
+            <w:tcW w:w="0" w:type="auto"/>
+          </w:tcPr>
+          <w:p>
+            <w:pPr>
+              <w:rPr>
+                <w:lang w:val="en-US"/>
+              </w:rPr>
+            </w:pPr>
+            <w:r>
+              <w:rPr>
+                <w:lang w:val="en-US"/>
+              </w:rPr>
+              <w:t>0</w:t>
+            </w:r>
           </w:p>
         </w:tc>
       </w:tr>
@@ -8308,18 +9028,32 @@
                 <w:lang w:val="en-US"/>
               </w:rPr>
             </w:pPr>
-          </w:p>
-        </w:tc>
-        <w:tc>
-          <w:tcPr>
-            <w:tcW w:w="0" w:type="auto"/>
-          </w:tcPr>
-          <w:p>
-            <w:pPr>
-              <w:rPr>
-                <w:lang w:val="en-US"/>
-              </w:rPr>
-            </w:pPr>
+            <w:proofErr w:type="spellStart"/>
+            <w:r>
+              <w:rPr>
+                <w:lang w:val="en-US"/>
+              </w:rPr>
+              <w:t>DomainControllerCount</w:t>
+            </w:r>
+            <w:proofErr w:type="spellEnd"/>
+          </w:p>
+        </w:tc>
+        <w:tc>
+          <w:tcPr>
+            <w:tcW w:w="0" w:type="auto"/>
+          </w:tcPr>
+          <w:p>
+            <w:pPr>
+              <w:rPr>
+                <w:lang w:val="en-US"/>
+              </w:rPr>
+            </w:pPr>
+            <w:r>
+              <w:rPr>
+                <w:lang w:val="en-US"/>
+              </w:rPr>
+              <w:t>3</w:t>
+            </w:r>
           </w:p>
         </w:tc>
       </w:tr>
@@ -8340,18 +9074,32 @@
                 <w:lang w:val="en-US"/>
               </w:rPr>
             </w:pPr>
-          </w:p>
-        </w:tc>
-        <w:tc>
-          <w:tcPr>
-            <w:tcW w:w="0" w:type="auto"/>
-          </w:tcPr>
-          <w:p>
-            <w:pPr>
-              <w:rPr>
-                <w:lang w:val="en-US"/>
-              </w:rPr>
-            </w:pPr>
+            <w:proofErr w:type="spellStart"/>
+            <w:r>
+              <w:rPr>
+                <w:lang w:val="en-US"/>
+              </w:rPr>
+              <w:t>SiteCount</w:t>
+            </w:r>
+            <w:proofErr w:type="spellEnd"/>
+          </w:p>
+        </w:tc>
+        <w:tc>
+          <w:tcPr>
+            <w:tcW w:w="0" w:type="auto"/>
+          </w:tcPr>
+          <w:p>
+            <w:pPr>
+              <w:rPr>
+                <w:lang w:val="en-US"/>
+              </w:rPr>
+            </w:pPr>
+            <w:r>
+              <w:rPr>
+                <w:lang w:val="en-US"/>
+              </w:rPr>
+              <w:t>0</w:t>
+            </w:r>
           </w:p>
         </w:tc>
       </w:tr>
@@ -8369,18 +9117,32 @@
                 <w:lang w:val="en-US"/>
               </w:rPr>
             </w:pPr>
-          </w:p>
-        </w:tc>
-        <w:tc>
-          <w:tcPr>
-            <w:tcW w:w="0" w:type="auto"/>
-          </w:tcPr>
-          <w:p>
-            <w:pPr>
-              <w:rPr>
-                <w:lang w:val="en-US"/>
-              </w:rPr>
-            </w:pPr>
+            <w:proofErr w:type="spellStart"/>
+            <w:r>
+              <w:rPr>
+                <w:lang w:val="en-US"/>
+              </w:rPr>
+              <w:t>SubnetCount</w:t>
+            </w:r>
+            <w:proofErr w:type="spellEnd"/>
+          </w:p>
+        </w:tc>
+        <w:tc>
+          <w:tcPr>
+            <w:tcW w:w="0" w:type="auto"/>
+          </w:tcPr>
+          <w:p>
+            <w:pPr>
+              <w:rPr>
+                <w:lang w:val="en-US"/>
+              </w:rPr>
+            </w:pPr>
+            <w:r>
+              <w:rPr>
+                <w:lang w:val="en-US"/>
+              </w:rPr>
+              <w:t>0</w:t>
+            </w:r>
           </w:p>
         </w:tc>
       </w:tr>
@@ -8401,18 +9163,32 @@
                 <w:lang w:val="en-US"/>
               </w:rPr>
             </w:pPr>
-          </w:p>
-        </w:tc>
-        <w:tc>
-          <w:tcPr>
-            <w:tcW w:w="0" w:type="auto"/>
-          </w:tcPr>
-          <w:p>
-            <w:pPr>
-              <w:rPr>
-                <w:lang w:val="en-US"/>
-              </w:rPr>
-            </w:pPr>
+            <w:proofErr w:type="spellStart"/>
+            <w:r>
+              <w:rPr>
+                <w:lang w:val="en-US"/>
+              </w:rPr>
+              <w:t>TrustCount</w:t>
+            </w:r>
+            <w:proofErr w:type="spellEnd"/>
+          </w:p>
+        </w:tc>
+        <w:tc>
+          <w:tcPr>
+            <w:tcW w:w="0" w:type="auto"/>
+          </w:tcPr>
+          <w:p>
+            <w:pPr>
+              <w:rPr>
+                <w:lang w:val="en-US"/>
+              </w:rPr>
+            </w:pPr>
+            <w:r>
+              <w:rPr>
+                <w:lang w:val="en-US"/>
+              </w:rPr>
+              <w:t>0</w:t>
+            </w:r>
           </w:p>
         </w:tc>
       </w:tr>
@@ -8430,18 +9206,32 @@
                 <w:lang w:val="en-US"/>
               </w:rPr>
             </w:pPr>
-          </w:p>
-        </w:tc>
-        <w:tc>
-          <w:tcPr>
-            <w:tcW w:w="0" w:type="auto"/>
-          </w:tcPr>
-          <w:p>
-            <w:pPr>
-              <w:rPr>
-                <w:lang w:val="en-US"/>
-              </w:rPr>
-            </w:pPr>
+            <w:proofErr w:type="spellStart"/>
+            <w:r>
+              <w:rPr>
+                <w:lang w:val="en-US"/>
+              </w:rPr>
+              <w:t>DomainCount</w:t>
+            </w:r>
+            <w:proofErr w:type="spellEnd"/>
+          </w:p>
+        </w:tc>
+        <w:tc>
+          <w:tcPr>
+            <w:tcW w:w="0" w:type="auto"/>
+          </w:tcPr>
+          <w:p>
+            <w:pPr>
+              <w:rPr>
+                <w:lang w:val="en-US"/>
+              </w:rPr>
+            </w:pPr>
+            <w:r>
+              <w:rPr>
+                <w:lang w:val="en-US"/>
+              </w:rPr>
+              <w:t>1</w:t>
+            </w:r>
           </w:p>
         </w:tc>
       </w:tr>
@@ -8462,18 +9252,32 @@
                 <w:lang w:val="en-US"/>
               </w:rPr>
             </w:pPr>
-          </w:p>
-        </w:tc>
-        <w:tc>
-          <w:tcPr>
-            <w:tcW w:w="0" w:type="auto"/>
-          </w:tcPr>
-          <w:p>
-            <w:pPr>
-              <w:rPr>
-                <w:lang w:val="en-US"/>
-              </w:rPr>
-            </w:pPr>
+            <w:proofErr w:type="spellStart"/>
+            <w:r>
+              <w:rPr>
+                <w:lang w:val="en-US"/>
+              </w:rPr>
+              <w:t>ADRecycleBinEnabled</w:t>
+            </w:r>
+            <w:proofErr w:type="spellEnd"/>
+          </w:p>
+        </w:tc>
+        <w:tc>
+          <w:tcPr>
+            <w:tcW w:w="0" w:type="auto"/>
+          </w:tcPr>
+          <w:p>
+            <w:pPr>
+              <w:rPr>
+                <w:lang w:val="en-US"/>
+              </w:rPr>
+            </w:pPr>
+            <w:r>
+              <w:rPr>
+                <w:lang w:val="en-US"/>
+              </w:rPr>
+              <w:t>Unknown</w:t>
+            </w:r>
           </w:p>
         </w:tc>
       </w:tr>
@@ -8491,18 +9295,32 @@
                 <w:lang w:val="en-US"/>
               </w:rPr>
             </w:pPr>
-          </w:p>
-        </w:tc>
-        <w:tc>
-          <w:tcPr>
-            <w:tcW w:w="0" w:type="auto"/>
-          </w:tcPr>
-          <w:p>
-            <w:pPr>
-              <w:rPr>
-                <w:lang w:val="en-US"/>
-              </w:rPr>
-            </w:pPr>
+            <w:proofErr w:type="spellStart"/>
+            <w:r>
+              <w:rPr>
+                <w:lang w:val="en-US"/>
+              </w:rPr>
+              <w:t>DiscoveryDate</w:t>
+            </w:r>
+            <w:proofErr w:type="spellEnd"/>
+          </w:p>
+        </w:tc>
+        <w:tc>
+          <w:tcPr>
+            <w:tcW w:w="0" w:type="auto"/>
+          </w:tcPr>
+          <w:p>
+            <w:pPr>
+              <w:rPr>
+                <w:lang w:val="en-US"/>
+              </w:rPr>
+            </w:pPr>
+            <w:r>
+              <w:rPr>
+                <w:lang w:val="en-US"/>
+              </w:rPr>
+              <w:t>2026-01-30 14:52:08</w:t>
+            </w:r>
           </w:p>
         </w:tc>
       </w:tr>
@@ -8530,38 +9348,754 @@
     </w:p>
     <w:p>
       <w:pPr>
-        <w:pStyle w:val="Heading2"/>
-        <w:rPr>
-          <w:noProof/>
-        </w:rPr>
-      </w:pPr>
-      <w:bookmarkStart w:id="25" w:name="_Toc218508606"/>
-      <w:r>
-        <w:rPr>
-          <w:noProof/>
-        </w:rPr>
-        <w:t>Sites, Subnets and Sitelinks</w:t>
-      </w:r>
-      <w:bookmarkEnd w:id="25"/>
+        <w:pStyle w:val="Heading3"/>
+        <w:rPr>
+          <w:lang w:val="en-US"/>
+        </w:rPr>
+      </w:pPr>
+      <w:bookmarkStart w:id="28" w:name="_Toc220677125"/>
+      <w:r>
+        <w:rPr>
+          <w:lang w:val="en-US"/>
+        </w:rPr>
+        <w:t>Domain Migration Risk Summary</w:t>
+      </w:r>
+      <w:bookmarkEnd w:id="28"/>
     </w:p>
     <w:p>
       <w:pPr>
+        <w:pStyle w:val="Caption"/>
         <w:rPr>
           <w:lang w:val="en-US"/>
         </w:rPr>
       </w:pPr>
-      <w:r>
-        <w:t>The table</w:t>
-      </w:r>
+      <w:bookmarkStart w:id="29" w:name="BK_AD_Domain_Risk_Summary"/>
+      <w:bookmarkEnd w:id="29"/>
       <w:r>
         <w:rPr>
           <w:lang w:val="en-US"/>
         </w:rPr>
-        <w:t>s</w:t>
-      </w:r>
-      <w:r>
-        <w:t xml:space="preserve"> below represent the AD Site Design, Subnets involved and the Site links between them. </w:t>
-      </w:r>
+        <w:t>Domain Risk Summary</w:t>
+      </w:r>
+    </w:p>
+    <w:tbl>
+      <w:tblPr>
+        <w:tblStyle w:val="BT-Default"/>
+        <w:tblW w:w="0" w:type="auto"/>
+        <w:tblLook w:val="04A0" w:firstRow="1" w:lastRow="0" w:firstColumn="1" w:lastColumn="0" w:noHBand="0" w:noVBand="1"/>
+      </w:tblPr>
+      <w:tblGrid>
+        <w:gridCol w:w="3084"/>
+        <w:gridCol w:w="1403"/>
+        <w:gridCol w:w="804"/>
+      </w:tblGrid>
+      <w:tr>
+        <w:trPr>
+          <w:cnfStyle w:val="100000000000" w:firstRow="1" w:lastRow="0" w:firstColumn="0" w:lastColumn="0" w:oddVBand="0" w:evenVBand="0" w:oddHBand="0" w:evenHBand="0" w:firstRowFirstColumn="0" w:firstRowLastColumn="0" w:lastRowFirstColumn="0" w:lastRowLastColumn="0"/>
+        </w:trPr>
+        <w:tc>
+          <w:tcPr>
+            <w:tcW w:w="0" w:type="auto"/>
+          </w:tcPr>
+          <w:p>
+            <w:pPr>
+              <w:rPr>
+                <w:color w:val="FFFFFF"/>
+                <w:lang w:val="en-US"/>
+              </w:rPr>
+            </w:pPr>
+            <w:r>
+              <w:rPr>
+                <w:color w:val="FFFFFF"/>
+                <w:lang w:val="en-US"/>
+              </w:rPr>
+              <w:t>Risk Flag</w:t>
+            </w:r>
+          </w:p>
+        </w:tc>
+        <w:tc>
+          <w:tcPr>
+            <w:tcW w:w="0" w:type="auto"/>
+          </w:tcPr>
+          <w:p>
+            <w:pPr>
+              <w:rPr>
+                <w:color w:val="FFFFFF"/>
+                <w:lang w:val="en-US"/>
+              </w:rPr>
+            </w:pPr>
+            <w:r>
+              <w:rPr>
+                <w:color w:val="FFFFFF"/>
+                <w:lang w:val="en-US"/>
+              </w:rPr>
+              <w:t>Object Type</w:t>
+            </w:r>
+          </w:p>
+        </w:tc>
+        <w:tc>
+          <w:tcPr>
+            <w:tcW w:w="0" w:type="auto"/>
+          </w:tcPr>
+          <w:p>
+            <w:pPr>
+              <w:rPr>
+                <w:color w:val="FFFFFF"/>
+                <w:lang w:val="en-US"/>
+              </w:rPr>
+            </w:pPr>
+            <w:r>
+              <w:rPr>
+                <w:color w:val="FFFFFF"/>
+                <w:lang w:val="en-US"/>
+              </w:rPr>
+              <w:t>Count</w:t>
+            </w:r>
+          </w:p>
+        </w:tc>
+      </w:tr>
+      <w:tr>
+        <w:tblPrEx>
+          <w:jc w:val="left"/>
+        </w:tblPrEx>
+        <w:tc>
+          <w:tcPr>
+            <w:tcW w:w="0" w:type="auto"/>
+          </w:tcPr>
+          <w:p>
+            <w:pPr>
+              <w:rPr>
+                <w:lang w:val="en-US"/>
+              </w:rPr>
+            </w:pPr>
+            <w:proofErr w:type="spellStart"/>
+            <w:r>
+              <w:rPr>
+                <w:lang w:val="en-US"/>
+              </w:rPr>
+              <w:t>HasSPN</w:t>
+            </w:r>
+            <w:proofErr w:type="spellEnd"/>
+          </w:p>
+        </w:tc>
+        <w:tc>
+          <w:tcPr>
+            <w:tcW w:w="0" w:type="auto"/>
+          </w:tcPr>
+          <w:p>
+            <w:pPr>
+              <w:rPr>
+                <w:lang w:val="en-US"/>
+              </w:rPr>
+            </w:pPr>
+            <w:r>
+              <w:rPr>
+                <w:lang w:val="en-US"/>
+              </w:rPr>
+              <w:t>computer</w:t>
+            </w:r>
+          </w:p>
+        </w:tc>
+        <w:tc>
+          <w:tcPr>
+            <w:tcW w:w="0" w:type="auto"/>
+          </w:tcPr>
+          <w:p>
+            <w:pPr>
+              <w:rPr>
+                <w:lang w:val="en-US"/>
+              </w:rPr>
+            </w:pPr>
+            <w:r>
+              <w:rPr>
+                <w:lang w:val="en-US"/>
+              </w:rPr>
+              <w:t>660</w:t>
+            </w:r>
+          </w:p>
+        </w:tc>
+      </w:tr>
+      <w:tr>
+        <w:tblPrEx>
+          <w:jc w:val="left"/>
+        </w:tblPrEx>
+        <w:trPr>
+          <w:cnfStyle w:val="000000010000" w:firstRow="0" w:lastRow="0" w:firstColumn="0" w:lastColumn="0" w:oddVBand="0" w:evenVBand="0" w:oddHBand="0" w:evenHBand="1" w:firstRowFirstColumn="0" w:firstRowLastColumn="0" w:lastRowFirstColumn="0" w:lastRowLastColumn="0"/>
+        </w:trPr>
+        <w:tc>
+          <w:tcPr>
+            <w:tcW w:w="0" w:type="auto"/>
+          </w:tcPr>
+          <w:p>
+            <w:pPr>
+              <w:rPr>
+                <w:lang w:val="en-US"/>
+              </w:rPr>
+            </w:pPr>
+            <w:r>
+              <w:rPr>
+                <w:lang w:val="en-US"/>
+              </w:rPr>
+              <w:t>StaleLastLogonOver90d</w:t>
+            </w:r>
+          </w:p>
+        </w:tc>
+        <w:tc>
+          <w:tcPr>
+            <w:tcW w:w="0" w:type="auto"/>
+          </w:tcPr>
+          <w:p>
+            <w:pPr>
+              <w:rPr>
+                <w:lang w:val="en-US"/>
+              </w:rPr>
+            </w:pPr>
+            <w:r>
+              <w:rPr>
+                <w:lang w:val="en-US"/>
+              </w:rPr>
+              <w:t>computer</w:t>
+            </w:r>
+          </w:p>
+        </w:tc>
+        <w:tc>
+          <w:tcPr>
+            <w:tcW w:w="0" w:type="auto"/>
+          </w:tcPr>
+          <w:p>
+            <w:pPr>
+              <w:rPr>
+                <w:lang w:val="en-US"/>
+              </w:rPr>
+            </w:pPr>
+            <w:r>
+              <w:rPr>
+                <w:lang w:val="en-US"/>
+              </w:rPr>
+              <w:t>226</w:t>
+            </w:r>
+          </w:p>
+        </w:tc>
+      </w:tr>
+      <w:tr>
+        <w:tblPrEx>
+          <w:jc w:val="left"/>
+        </w:tblPrEx>
+        <w:tc>
+          <w:tcPr>
+            <w:tcW w:w="0" w:type="auto"/>
+          </w:tcPr>
+          <w:p>
+            <w:pPr>
+              <w:rPr>
+                <w:lang w:val="en-US"/>
+              </w:rPr>
+            </w:pPr>
+            <w:r>
+              <w:rPr>
+                <w:lang w:val="en-US"/>
+              </w:rPr>
+              <w:t>StaleLastLogonOver180d</w:t>
+            </w:r>
+          </w:p>
+        </w:tc>
+        <w:tc>
+          <w:tcPr>
+            <w:tcW w:w="0" w:type="auto"/>
+          </w:tcPr>
+          <w:p>
+            <w:pPr>
+              <w:rPr>
+                <w:lang w:val="en-US"/>
+              </w:rPr>
+            </w:pPr>
+            <w:r>
+              <w:rPr>
+                <w:lang w:val="en-US"/>
+              </w:rPr>
+              <w:t>user</w:t>
+            </w:r>
+          </w:p>
+        </w:tc>
+        <w:tc>
+          <w:tcPr>
+            <w:tcW w:w="0" w:type="auto"/>
+          </w:tcPr>
+          <w:p>
+            <w:pPr>
+              <w:rPr>
+                <w:lang w:val="en-US"/>
+              </w:rPr>
+            </w:pPr>
+            <w:r>
+              <w:rPr>
+                <w:lang w:val="en-US"/>
+              </w:rPr>
+              <w:t>189</w:t>
+            </w:r>
+          </w:p>
+        </w:tc>
+      </w:tr>
+      <w:tr>
+        <w:tblPrEx>
+          <w:jc w:val="left"/>
+        </w:tblPrEx>
+        <w:trPr>
+          <w:cnfStyle w:val="000000010000" w:firstRow="0" w:lastRow="0" w:firstColumn="0" w:lastColumn="0" w:oddVBand="0" w:evenVBand="0" w:oddHBand="0" w:evenHBand="1" w:firstRowFirstColumn="0" w:firstRowLastColumn="0" w:lastRowFirstColumn="0" w:lastRowLastColumn="0"/>
+        </w:trPr>
+        <w:tc>
+          <w:tcPr>
+            <w:tcW w:w="0" w:type="auto"/>
+          </w:tcPr>
+          <w:p>
+            <w:pPr>
+              <w:rPr>
+                <w:lang w:val="en-US"/>
+              </w:rPr>
+            </w:pPr>
+            <w:r>
+              <w:rPr>
+                <w:lang w:val="en-US"/>
+              </w:rPr>
+              <w:t>Disabled</w:t>
+            </w:r>
+          </w:p>
+        </w:tc>
+        <w:tc>
+          <w:tcPr>
+            <w:tcW w:w="0" w:type="auto"/>
+          </w:tcPr>
+          <w:p>
+            <w:pPr>
+              <w:rPr>
+                <w:lang w:val="en-US"/>
+              </w:rPr>
+            </w:pPr>
+            <w:r>
+              <w:rPr>
+                <w:lang w:val="en-US"/>
+              </w:rPr>
+              <w:t>user</w:t>
+            </w:r>
+          </w:p>
+        </w:tc>
+        <w:tc>
+          <w:tcPr>
+            <w:tcW w:w="0" w:type="auto"/>
+          </w:tcPr>
+          <w:p>
+            <w:pPr>
+              <w:rPr>
+                <w:lang w:val="en-US"/>
+              </w:rPr>
+            </w:pPr>
+            <w:r>
+              <w:rPr>
+                <w:lang w:val="en-US"/>
+              </w:rPr>
+              <w:t>178</w:t>
+            </w:r>
+          </w:p>
+        </w:tc>
+      </w:tr>
+      <w:tr>
+        <w:tblPrEx>
+          <w:jc w:val="left"/>
+        </w:tblPrEx>
+        <w:tc>
+          <w:tcPr>
+            <w:tcW w:w="0" w:type="auto"/>
+          </w:tcPr>
+          <w:p>
+            <w:pPr>
+              <w:rPr>
+                <w:lang w:val="en-US"/>
+              </w:rPr>
+            </w:pPr>
+            <w:r>
+              <w:rPr>
+                <w:lang w:val="en-US"/>
+              </w:rPr>
+              <w:t>PasswordAgeOver365d</w:t>
+            </w:r>
+          </w:p>
+        </w:tc>
+        <w:tc>
+          <w:tcPr>
+            <w:tcW w:w="0" w:type="auto"/>
+          </w:tcPr>
+          <w:p>
+            <w:pPr>
+              <w:rPr>
+                <w:lang w:val="en-US"/>
+              </w:rPr>
+            </w:pPr>
+            <w:r>
+              <w:rPr>
+                <w:lang w:val="en-US"/>
+              </w:rPr>
+              <w:t>user</w:t>
+            </w:r>
+          </w:p>
+        </w:tc>
+        <w:tc>
+          <w:tcPr>
+            <w:tcW w:w="0" w:type="auto"/>
+          </w:tcPr>
+          <w:p>
+            <w:pPr>
+              <w:rPr>
+                <w:lang w:val="en-US"/>
+              </w:rPr>
+            </w:pPr>
+            <w:r>
+              <w:rPr>
+                <w:lang w:val="en-US"/>
+              </w:rPr>
+              <w:t>129</w:t>
+            </w:r>
+          </w:p>
+        </w:tc>
+      </w:tr>
+      <w:tr>
+        <w:tblPrEx>
+          <w:jc w:val="left"/>
+        </w:tblPrEx>
+        <w:trPr>
+          <w:cnfStyle w:val="000000010000" w:firstRow="0" w:lastRow="0" w:firstColumn="0" w:lastColumn="0" w:oddVBand="0" w:evenVBand="0" w:oddHBand="0" w:evenHBand="1" w:firstRowFirstColumn="0" w:firstRowLastColumn="0" w:lastRowFirstColumn="0" w:lastRowLastColumn="0"/>
+        </w:trPr>
+        <w:tc>
+          <w:tcPr>
+            <w:tcW w:w="0" w:type="auto"/>
+          </w:tcPr>
+          <w:p>
+            <w:pPr>
+              <w:rPr>
+                <w:lang w:val="en-US"/>
+              </w:rPr>
+            </w:pPr>
+            <w:r>
+              <w:rPr>
+                <w:lang w:val="en-US"/>
+              </w:rPr>
+              <w:t>Disabled</w:t>
+            </w:r>
+          </w:p>
+        </w:tc>
+        <w:tc>
+          <w:tcPr>
+            <w:tcW w:w="0" w:type="auto"/>
+          </w:tcPr>
+          <w:p>
+            <w:pPr>
+              <w:rPr>
+                <w:lang w:val="en-US"/>
+              </w:rPr>
+            </w:pPr>
+            <w:r>
+              <w:rPr>
+                <w:lang w:val="en-US"/>
+              </w:rPr>
+              <w:t>computer</w:t>
+            </w:r>
+          </w:p>
+        </w:tc>
+        <w:tc>
+          <w:tcPr>
+            <w:tcW w:w="0" w:type="auto"/>
+          </w:tcPr>
+          <w:p>
+            <w:pPr>
+              <w:rPr>
+                <w:lang w:val="en-US"/>
+              </w:rPr>
+            </w:pPr>
+            <w:r>
+              <w:rPr>
+                <w:lang w:val="en-US"/>
+              </w:rPr>
+              <w:t>64</w:t>
+            </w:r>
+          </w:p>
+        </w:tc>
+      </w:tr>
+      <w:tr>
+        <w:tblPrEx>
+          <w:jc w:val="left"/>
+        </w:tblPrEx>
+        <w:tc>
+          <w:tcPr>
+            <w:tcW w:w="0" w:type="auto"/>
+          </w:tcPr>
+          <w:p>
+            <w:pPr>
+              <w:rPr>
+                <w:lang w:val="en-US"/>
+              </w:rPr>
+            </w:pPr>
+            <w:proofErr w:type="spellStart"/>
+            <w:r>
+              <w:rPr>
+                <w:lang w:val="en-US"/>
+              </w:rPr>
+              <w:t>UPN_NonRoutableSuffix</w:t>
+            </w:r>
+            <w:proofErr w:type="spellEnd"/>
+          </w:p>
+        </w:tc>
+        <w:tc>
+          <w:tcPr>
+            <w:tcW w:w="0" w:type="auto"/>
+          </w:tcPr>
+          <w:p>
+            <w:pPr>
+              <w:rPr>
+                <w:lang w:val="en-US"/>
+              </w:rPr>
+            </w:pPr>
+            <w:r>
+              <w:rPr>
+                <w:lang w:val="en-US"/>
+              </w:rPr>
+              <w:t>user</w:t>
+            </w:r>
+          </w:p>
+        </w:tc>
+        <w:tc>
+          <w:tcPr>
+            <w:tcW w:w="0" w:type="auto"/>
+          </w:tcPr>
+          <w:p>
+            <w:pPr>
+              <w:rPr>
+                <w:lang w:val="en-US"/>
+              </w:rPr>
+            </w:pPr>
+            <w:r>
+              <w:rPr>
+                <w:lang w:val="en-US"/>
+              </w:rPr>
+              <w:t>9</w:t>
+            </w:r>
+          </w:p>
+        </w:tc>
+      </w:tr>
+      <w:tr>
+        <w:tblPrEx>
+          <w:jc w:val="left"/>
+        </w:tblPrEx>
+        <w:trPr>
+          <w:cnfStyle w:val="000000010000" w:firstRow="0" w:lastRow="0" w:firstColumn="0" w:lastColumn="0" w:oddVBand="0" w:evenVBand="0" w:oddHBand="0" w:evenHBand="1" w:firstRowFirstColumn="0" w:firstRowLastColumn="0" w:lastRowFirstColumn="0" w:lastRowLastColumn="0"/>
+        </w:trPr>
+        <w:tc>
+          <w:tcPr>
+            <w:tcW w:w="0" w:type="auto"/>
+          </w:tcPr>
+          <w:p>
+            <w:pPr>
+              <w:rPr>
+                <w:lang w:val="en-US"/>
+              </w:rPr>
+            </w:pPr>
+            <w:proofErr w:type="spellStart"/>
+            <w:proofErr w:type="gramStart"/>
+            <w:r>
+              <w:rPr>
+                <w:lang w:val="en-US"/>
+              </w:rPr>
+              <w:t>HasSPN</w:t>
+            </w:r>
+            <w:proofErr w:type="spellEnd"/>
+            <w:r>
+              <w:rPr>
+                <w:lang w:val="en-US"/>
+              </w:rPr>
+              <w:t>(</w:t>
+            </w:r>
+            <w:proofErr w:type="spellStart"/>
+            <w:proofErr w:type="gramEnd"/>
+            <w:r>
+              <w:rPr>
+                <w:lang w:val="en-US"/>
+              </w:rPr>
+              <w:t>ServiceAcctCandidate</w:t>
+            </w:r>
+            <w:proofErr w:type="spellEnd"/>
+            <w:r>
+              <w:rPr>
+                <w:lang w:val="en-US"/>
+              </w:rPr>
+              <w:t>)</w:t>
+            </w:r>
+          </w:p>
+        </w:tc>
+        <w:tc>
+          <w:tcPr>
+            <w:tcW w:w="0" w:type="auto"/>
+          </w:tcPr>
+          <w:p>
+            <w:pPr>
+              <w:rPr>
+                <w:lang w:val="en-US"/>
+              </w:rPr>
+            </w:pPr>
+            <w:r>
+              <w:rPr>
+                <w:lang w:val="en-US"/>
+              </w:rPr>
+              <w:t>user</w:t>
+            </w:r>
+          </w:p>
+        </w:tc>
+        <w:tc>
+          <w:tcPr>
+            <w:tcW w:w="0" w:type="auto"/>
+          </w:tcPr>
+          <w:p>
+            <w:pPr>
+              <w:rPr>
+                <w:lang w:val="en-US"/>
+              </w:rPr>
+            </w:pPr>
+            <w:r>
+              <w:rPr>
+                <w:lang w:val="en-US"/>
+              </w:rPr>
+              <w:t>2</w:t>
+            </w:r>
+          </w:p>
+        </w:tc>
+      </w:tr>
+      <w:tr>
+        <w:tblPrEx>
+          <w:jc w:val="left"/>
+        </w:tblPrEx>
+        <w:tc>
+          <w:tcPr>
+            <w:tcW w:w="0" w:type="auto"/>
+          </w:tcPr>
+          <w:p>
+            <w:pPr>
+              <w:rPr>
+                <w:lang w:val="en-US"/>
+              </w:rPr>
+            </w:pPr>
+            <w:proofErr w:type="spellStart"/>
+            <w:r>
+              <w:rPr>
+                <w:lang w:val="en-US"/>
+              </w:rPr>
+              <w:t>LegacyServerOS</w:t>
+            </w:r>
+            <w:proofErr w:type="spellEnd"/>
+          </w:p>
+        </w:tc>
+        <w:tc>
+          <w:tcPr>
+            <w:tcW w:w="0" w:type="auto"/>
+          </w:tcPr>
+          <w:p>
+            <w:pPr>
+              <w:rPr>
+                <w:lang w:val="en-US"/>
+              </w:rPr>
+            </w:pPr>
+            <w:r>
+              <w:rPr>
+                <w:lang w:val="en-US"/>
+              </w:rPr>
+              <w:t>computer</w:t>
+            </w:r>
+          </w:p>
+        </w:tc>
+        <w:tc>
+          <w:tcPr>
+            <w:tcW w:w="0" w:type="auto"/>
+          </w:tcPr>
+          <w:p>
+            <w:pPr>
+              <w:rPr>
+                <w:lang w:val="en-US"/>
+              </w:rPr>
+            </w:pPr>
+            <w:r>
+              <w:rPr>
+                <w:lang w:val="en-US"/>
+              </w:rPr>
+              <w:t>2</w:t>
+            </w:r>
+          </w:p>
+        </w:tc>
+      </w:tr>
+      <w:tr>
+        <w:tblPrEx>
+          <w:jc w:val="left"/>
+        </w:tblPrEx>
+        <w:trPr>
+          <w:cnfStyle w:val="000000010000" w:firstRow="0" w:lastRow="0" w:firstColumn="0" w:lastColumn="0" w:oddVBand="0" w:evenVBand="0" w:oddHBand="0" w:evenHBand="1" w:firstRowFirstColumn="0" w:firstRowLastColumn="0" w:lastRowFirstColumn="0" w:lastRowLastColumn="0"/>
+        </w:trPr>
+        <w:tc>
+          <w:tcPr>
+            <w:tcW w:w="0" w:type="auto"/>
+          </w:tcPr>
+          <w:p>
+            <w:pPr>
+              <w:rPr>
+                <w:lang w:val="en-US"/>
+              </w:rPr>
+            </w:pPr>
+            <w:r>
+              <w:rPr>
+                <w:lang w:val="en-US"/>
+              </w:rPr>
+              <w:t>LegacyWorkstationOS</w:t>
+            </w:r>
+          </w:p>
+        </w:tc>
+        <w:tc>
+          <w:tcPr>
+            <w:tcW w:w="0" w:type="auto"/>
+          </w:tcPr>
+          <w:p>
+            <w:pPr>
+              <w:rPr>
+                <w:lang w:val="en-US"/>
+              </w:rPr>
+            </w:pPr>
+            <w:r>
+              <w:rPr>
+                <w:lang w:val="en-US"/>
+              </w:rPr>
+              <w:t>computer</w:t>
+            </w:r>
+          </w:p>
+        </w:tc>
+        <w:tc>
+          <w:tcPr>
+            <w:tcW w:w="0" w:type="auto"/>
+          </w:tcPr>
+          <w:p>
+            <w:pPr>
+              <w:rPr>
+                <w:lang w:val="en-US"/>
+              </w:rPr>
+            </w:pPr>
+            <w:r>
+              <w:rPr>
+                <w:lang w:val="en-US"/>
+              </w:rPr>
+              <w:t>2</w:t>
+            </w:r>
+          </w:p>
+        </w:tc>
+      </w:tr>
+    </w:tbl>
+    <w:p>
+      <w:pPr>
+        <w:rPr>
+          <w:lang w:val="en-US"/>
+        </w:rPr>
+      </w:pPr>
     </w:p>
     <w:p>
       <w:pPr>
@@ -8569,22 +10103,71 @@
           <w:lang w:val="en-US"/>
         </w:rPr>
       </w:pPr>
-      <w:r>
-        <w:rPr>
-          <w:lang w:val="en-US"/>
-        </w:rPr>
-        <w:t>Sites</w:t>
-      </w:r>
     </w:p>
     <w:p>
       <w:pPr>
+        <w:rPr>
+          <w:lang w:val="en-US"/>
+        </w:rPr>
+      </w:pPr>
+    </w:p>
+    <w:p>
+      <w:pPr>
+        <w:pStyle w:val="Heading2"/>
+        <w:rPr>
+          <w:noProof/>
+        </w:rPr>
+      </w:pPr>
+      <w:bookmarkStart w:id="30" w:name="_Toc220677127"/>
+      <w:r>
+        <w:rPr>
+          <w:noProof/>
+        </w:rPr>
+        <w:t>Sites, Subnets and Sitelinks</w:t>
+      </w:r>
+      <w:bookmarkEnd w:id="30"/>
+    </w:p>
+    <w:p>
+      <w:pPr>
+        <w:rPr>
+          <w:lang w:val="en-US"/>
+        </w:rPr>
+      </w:pPr>
+      <w:r>
+        <w:t>The table</w:t>
+      </w:r>
+      <w:r>
+        <w:rPr>
+          <w:lang w:val="en-US"/>
+        </w:rPr>
+        <w:t>s</w:t>
+      </w:r>
+      <w:r>
+        <w:t xml:space="preserve"> below represent the AD Site Design, Subnets involved and the Site links between them. </w:t>
+      </w:r>
+    </w:p>
+    <w:p>
+      <w:pPr>
+        <w:rPr>
+          <w:lang w:val="en-US"/>
+        </w:rPr>
+      </w:pPr>
+      <w:r>
+        <w:rPr>
+          <w:lang w:val="en-US"/>
+        </w:rPr>
+        <w:t>Sites</w:t>
+      </w:r>
+    </w:p>
+    <w:p>
+      <w:pPr>
         <w:pStyle w:val="Caption"/>
         <w:rPr>
           <w:lang w:val="en-US"/>
         </w:rPr>
       </w:pPr>
-      <w:bookmarkStart w:id="26" w:name="BK_AD_Sites_Table"/>
-      <w:bookmarkEnd w:id="26"/>
+      <w:bookmarkStart w:id="31" w:name="BK_AD_Sites_Table"/>
+      <w:bookmarkEnd w:id="31"/>
       <w:r>
         <w:rPr>
           <w:lang w:val="en-US"/>
@@ -8842,8 +10425,8 @@
           <w:lang w:val="en-US"/>
         </w:rPr>
       </w:pPr>
-      <w:bookmarkStart w:id="27" w:name="BK_AD_Subnets_Table"/>
-      <w:bookmarkEnd w:id="27"/>
+      <w:bookmarkStart w:id="32" w:name="BK_AD_Subnets_Table"/>
+      <w:bookmarkEnd w:id="32"/>
       <w:r>
         <w:rPr>
           <w:lang w:val="en-US"/>
@@ -9060,6 +10643,7 @@
               <w:rPr>
                 <w:lang w:val="en-US"/>
               </w:rPr>
+              <w:lastRenderedPageBreak/>
               <w:t>=</w:t>
             </w:r>
             <w:proofErr w:type="gramStart"/>
@@ -9167,7 +10751,14 @@
               <w:rPr>
                 <w:lang w:val="en-US"/>
               </w:rPr>
-              <w:t>Configuration,DC</w:t>
+              <w:t>Configurat</w:t>
+            </w:r>
+            <w:r>
+              <w:rPr>
+                <w:lang w:val="en-US"/>
+              </w:rPr>
+              <w:lastRenderedPageBreak/>
+              <w:t>ion,DC</w:t>
             </w:r>
             <w:proofErr w:type="gramEnd"/>
             <w:r>
@@ -9798,14 +11389,7 @@
               <w:rPr>
                 <w:lang w:val="en-US"/>
               </w:rPr>
-              <w:t>voyage</w:t>
-            </w:r>
-            <w:r>
-              <w:rPr>
-                <w:lang w:val="en-US"/>
-              </w:rPr>
-              <w:lastRenderedPageBreak/>
-              <w:t>urtransportation,DC</w:t>
+              <w:t>voyageurtransportation,DC</w:t>
             </w:r>
             <w:proofErr w:type="gramEnd"/>
             <w:r>
@@ -9919,7 +11503,6 @@
               <w:rPr>
                 <w:lang w:val="en-US"/>
               </w:rPr>
-              <w:lastRenderedPageBreak/>
               <w:t>voyageurtransportation,DC</w:t>
             </w:r>
             <w:proofErr w:type="gramEnd"/>
@@ -11251,7 +12834,14 @@
               <w:rPr>
                 <w:lang w:val="en-US"/>
               </w:rPr>
-              <w:t>voyageurtransportation,DC</w:t>
+              <w:t>voyage</w:t>
+            </w:r>
+            <w:r>
+              <w:rPr>
+                <w:lang w:val="en-US"/>
+              </w:rPr>
+              <w:lastRenderedPageBreak/>
+              <w:t>urtransportation,DC</w:t>
             </w:r>
             <w:proofErr w:type="gramEnd"/>
             <w:r>
@@ -11351,7 +12941,14 @@
               <w:rPr>
                 <w:lang w:val="en-US"/>
               </w:rPr>
-              <w:t>corp,DC</w:t>
+              <w:t>corp,D</w:t>
+            </w:r>
+            <w:r>
+              <w:rPr>
+                <w:lang w:val="en-US"/>
+              </w:rPr>
+              <w:lastRenderedPageBreak/>
+              <w:t>C</w:t>
             </w:r>
             <w:proofErr w:type="gramEnd"/>
             <w:r>
@@ -11979,14 +13576,7 @@
               <w:rPr>
                 <w:lang w:val="en-US"/>
               </w:rPr>
-              <w:t>voyage</w:t>
-            </w:r>
-            <w:r>
-              <w:rPr>
-                <w:lang w:val="en-US"/>
-              </w:rPr>
-              <w:lastRenderedPageBreak/>
-              <w:t>urtransportation,DC</w:t>
+              <w:t>voyageurtransportation,DC</w:t>
             </w:r>
             <w:proofErr w:type="gramEnd"/>
             <w:r>
@@ -12100,7 +13690,6 @@
               <w:rPr>
                 <w:lang w:val="en-US"/>
               </w:rPr>
-              <w:lastRenderedPageBreak/>
               <w:t>voyageurtransportation,DC</w:t>
             </w:r>
             <w:proofErr w:type="gramEnd"/>
@@ -13432,7 +15021,14 @@
               <w:rPr>
                 <w:lang w:val="en-US"/>
               </w:rPr>
-              <w:t>voyageurtransportation,DC</w:t>
+              <w:t>voyage</w:t>
+            </w:r>
+            <w:r>
+              <w:rPr>
+                <w:lang w:val="en-US"/>
+              </w:rPr>
+              <w:lastRenderedPageBreak/>
+              <w:t>urtransportation,DC</w:t>
             </w:r>
             <w:proofErr w:type="gramEnd"/>
             <w:r>
@@ -13532,7 +15128,14 @@
               <w:rPr>
                 <w:lang w:val="en-US"/>
               </w:rPr>
-              <w:t>corp,DC</w:t>
+              <w:t>corp,</w:t>
+            </w:r>
+            <w:r>
+              <w:rPr>
+                <w:lang w:val="en-US"/>
+              </w:rPr>
+              <w:lastRenderedPageBreak/>
+              <w:t>DC</w:t>
             </w:r>
             <w:proofErr w:type="gramEnd"/>
             <w:r>
@@ -14149,14 +15752,7 @@
               <w:rPr>
                 <w:lang w:val="en-US"/>
               </w:rPr>
-              <w:t>voyage</w:t>
-            </w:r>
-            <w:r>
-              <w:rPr>
-                <w:lang w:val="en-US"/>
-              </w:rPr>
-              <w:lastRenderedPageBreak/>
-              <w:t>urtransportation,DC</w:t>
+              <w:t>voyageurtransportation,DC</w:t>
             </w:r>
             <w:proofErr w:type="gramEnd"/>
             <w:r>
@@ -14256,14 +15852,7 @@
               <w:rPr>
                 <w:lang w:val="en-US"/>
               </w:rPr>
-              <w:t>corp,</w:t>
-            </w:r>
-            <w:r>
-              <w:rPr>
-                <w:lang w:val="en-US"/>
-              </w:rPr>
-              <w:lastRenderedPageBreak/>
-              <w:t>DC</w:t>
+              <w:t>corp,DC</w:t>
             </w:r>
             <w:proofErr w:type="gramEnd"/>
             <w:r>
@@ -15594,7 +17183,14 @@
               <w:rPr>
                 <w:lang w:val="en-US"/>
               </w:rPr>
-              <w:t>voyageurtransportation,DC</w:t>
+              <w:t>voyage</w:t>
+            </w:r>
+            <w:r>
+              <w:rPr>
+                <w:lang w:val="en-US"/>
+              </w:rPr>
+              <w:lastRenderedPageBreak/>
+              <w:t>urtransportation,DC</w:t>
             </w:r>
             <w:proofErr w:type="gramEnd"/>
             <w:r>
@@ -15694,7 +17290,14 @@
               <w:rPr>
                 <w:lang w:val="en-US"/>
               </w:rPr>
-              <w:t>corp,DC</w:t>
+              <w:t>corp,</w:t>
+            </w:r>
+            <w:r>
+              <w:rPr>
+                <w:lang w:val="en-US"/>
+              </w:rPr>
+              <w:lastRenderedPageBreak/>
+              <w:t>DC</w:t>
             </w:r>
             <w:proofErr w:type="gramEnd"/>
             <w:r>
@@ -16308,14 +17911,7 @@
               <w:rPr>
                 <w:lang w:val="en-US"/>
               </w:rPr>
-              <w:t>voyage</w:t>
-            </w:r>
-            <w:r>
-              <w:rPr>
-                <w:lang w:val="en-US"/>
-              </w:rPr>
-              <w:lastRenderedPageBreak/>
-              <w:t>urtransportation,DC</w:t>
+              <w:t>voyageurtransportation,DC</w:t>
             </w:r>
             <w:proofErr w:type="gramEnd"/>
             <w:r>
@@ -16415,14 +18011,7 @@
               <w:rPr>
                 <w:lang w:val="en-US"/>
               </w:rPr>
-              <w:t>corp,</w:t>
-            </w:r>
-            <w:r>
-              <w:rPr>
-                <w:lang w:val="en-US"/>
-              </w:rPr>
-              <w:lastRenderedPageBreak/>
-              <w:t>DC</w:t>
+              <w:t>corp,DC</w:t>
             </w:r>
             <w:proofErr w:type="gramEnd"/>
             <w:r>
@@ -16747,8 +18336,8 @@
           <w:lang w:val="en-US"/>
         </w:rPr>
       </w:pPr>
-      <w:bookmarkStart w:id="28" w:name="BK_AD_Sitelinks_Table"/>
-      <w:bookmarkEnd w:id="28"/>
+      <w:bookmarkStart w:id="33" w:name="BK_AD_Sitelinks_Table"/>
+      <w:bookmarkEnd w:id="33"/>
     </w:p>
     <w:p>
       <w:pPr>
@@ -16766,14 +18355,14 @@
           <w:noProof/>
         </w:rPr>
       </w:pPr>
-      <w:bookmarkStart w:id="29" w:name="_Toc218508607"/>
+      <w:bookmarkStart w:id="34" w:name="_Toc220677128"/>
       <w:r>
         <w:rPr>
           <w:noProof/>
         </w:rPr>
         <w:t>Trust Relationships</w:t>
       </w:r>
-      <w:bookmarkEnd w:id="29"/>
+      <w:bookmarkEnd w:id="34"/>
     </w:p>
     <w:p>
       <w:pPr>
@@ -16782,8 +18371,8 @@
           <w:lang w:val="en-US"/>
         </w:rPr>
       </w:pPr>
-      <w:bookmarkStart w:id="30" w:name="BK_Trusts_Table"/>
-      <w:bookmarkEnd w:id="30"/>
+      <w:bookmarkStart w:id="35" w:name="BK_Trusts_Table"/>
+      <w:bookmarkEnd w:id="35"/>
       <w:r>
         <w:rPr>
           <w:lang w:val="en-US"/>
@@ -17034,14 +18623,14 @@
           <w:noProof/>
         </w:rPr>
       </w:pPr>
-      <w:bookmarkStart w:id="31" w:name="_Toc218508608"/>
+      <w:bookmarkStart w:id="36" w:name="_Toc220677129"/>
       <w:r>
         <w:rPr>
           <w:noProof/>
         </w:rPr>
         <w:t>Domain Controllers</w:t>
       </w:r>
-      <w:bookmarkEnd w:id="31"/>
+      <w:bookmarkEnd w:id="36"/>
     </w:p>
     <w:p>
       <w:pPr>
@@ -17075,8 +18664,8 @@
           <w:lang w:val="en-US"/>
         </w:rPr>
       </w:pPr>
-      <w:bookmarkStart w:id="32" w:name="BK_Domain_Controllers_Table"/>
-      <w:bookmarkEnd w:id="32"/>
+      <w:bookmarkStart w:id="37" w:name="BK_Domain_Controllers_Table"/>
+      <w:bookmarkEnd w:id="37"/>
       <w:r>
         <w:rPr>
           <w:lang w:val="en-US"/>
@@ -17364,14 +18953,15 @@
           <w:noProof/>
         </w:rPr>
       </w:pPr>
-      <w:bookmarkStart w:id="33" w:name="_Toc218508609"/>
+      <w:bookmarkStart w:id="38" w:name="_Toc220677130"/>
       <w:r>
         <w:rPr>
           <w:noProof/>
         </w:rPr>
+        <w:lastRenderedPageBreak/>
         <w:t>Password Never Expires</w:t>
       </w:r>
-      <w:bookmarkEnd w:id="33"/>
+      <w:bookmarkEnd w:id="38"/>
     </w:p>
     <w:p>
       <w:r>
@@ -17418,8 +19008,8 @@
           <w:lang w:val="en-US"/>
         </w:rPr>
       </w:pPr>
-      <w:bookmarkStart w:id="34" w:name="BK_nonexpiring_passwords_Table"/>
-      <w:bookmarkEnd w:id="34"/>
+      <w:bookmarkStart w:id="39" w:name="BK_nonexpiring_passwords_Table"/>
+      <w:bookmarkEnd w:id="39"/>
       <w:r>
         <w:t xml:space="preserve">  </w:t>
       </w:r>
@@ -17431,14 +19021,14 @@
           <w:noProof/>
         </w:rPr>
       </w:pPr>
-      <w:bookmarkStart w:id="35" w:name="_Toc218508610"/>
+      <w:bookmarkStart w:id="40" w:name="_Toc220677131"/>
       <w:r>
         <w:rPr>
           <w:noProof/>
         </w:rPr>
         <w:t>Password Policies</w:t>
       </w:r>
-      <w:bookmarkEnd w:id="35"/>
+      <w:bookmarkEnd w:id="40"/>
     </w:p>
     <w:p>
       <w:pPr>
@@ -17447,8 +19037,8 @@
           <w:lang w:val="en-US"/>
         </w:rPr>
       </w:pPr>
-      <w:bookmarkStart w:id="36" w:name="BK_Password_Policies_Table"/>
-      <w:bookmarkEnd w:id="36"/>
+      <w:bookmarkStart w:id="41" w:name="BK_Password_Policies_Table"/>
+      <w:bookmarkEnd w:id="41"/>
       <w:r>
         <w:rPr>
           <w:lang w:val="en-US"/>
@@ -17869,7 +19459,6 @@
               <w:rPr>
                 <w:lang w:val="en-US"/>
               </w:rPr>
-              <w:lastRenderedPageBreak/>
               <w:t>Reversible Encryption Enabled</w:t>
             </w:r>
           </w:p>
@@ -17923,8 +19512,8 @@
       </w:pPr>
     </w:p>
     <w:p>
-      <w:bookmarkStart w:id="37" w:name="BK_FGPP_Table"/>
-      <w:bookmarkEnd w:id="37"/>
+      <w:bookmarkStart w:id="42" w:name="BK_FGPP_Table"/>
+      <w:bookmarkEnd w:id="42"/>
       <w:r>
         <w:t xml:space="preserve">  </w:t>
       </w:r>
@@ -17936,14 +19525,14 @@
           <w:noProof/>
         </w:rPr>
       </w:pPr>
-      <w:bookmarkStart w:id="38" w:name="_Toc218508611"/>
+      <w:bookmarkStart w:id="43" w:name="_Toc220677132"/>
       <w:r>
         <w:rPr>
           <w:noProof/>
         </w:rPr>
         <w:t>AD Recycle Bin</w:t>
       </w:r>
-      <w:bookmarkEnd w:id="38"/>
+      <w:bookmarkEnd w:id="43"/>
     </w:p>
     <w:p>
       <w:r>
@@ -17958,8 +19547,8 @@
       </w:pPr>
     </w:p>
     <w:p>
-      <w:bookmarkStart w:id="39" w:name="BK_AD_RecycleBin"/>
-      <w:bookmarkEnd w:id="39"/>
+      <w:bookmarkStart w:id="44" w:name="BK_AD_RecycleBin"/>
+      <w:bookmarkEnd w:id="44"/>
       <w:r>
         <w:t xml:space="preserve">        </w:t>
       </w:r>
@@ -17971,14 +19560,14 @@
           <w:noProof/>
         </w:rPr>
       </w:pPr>
-      <w:bookmarkStart w:id="40" w:name="_Toc218508612"/>
+      <w:bookmarkStart w:id="45" w:name="_Toc220677133"/>
       <w:r>
         <w:rPr>
           <w:noProof/>
         </w:rPr>
         <w:t>Group Policy</w:t>
       </w:r>
-      <w:bookmarkEnd w:id="40"/>
+      <w:bookmarkEnd w:id="45"/>
     </w:p>
     <w:p>
       <w:pPr>
@@ -18008,8 +19597,8 @@
           <w:lang w:val="en-US"/>
         </w:rPr>
       </w:pPr>
-      <w:bookmarkStart w:id="41" w:name="BK_Group_Policy_Table"/>
-      <w:bookmarkEnd w:id="41"/>
+      <w:bookmarkStart w:id="46" w:name="BK_Group_Policy_Table"/>
+      <w:bookmarkEnd w:id="46"/>
     </w:p>
     <w:p>
       <w:pPr>
@@ -18018,14 +19607,14 @@
           <w:noProof/>
         </w:rPr>
       </w:pPr>
-      <w:bookmarkStart w:id="42" w:name="_Toc218508613"/>
+      <w:bookmarkStart w:id="47" w:name="_Toc220677134"/>
       <w:r>
         <w:rPr>
           <w:noProof/>
         </w:rPr>
         <w:t>Login Scripts</w:t>
       </w:r>
-      <w:bookmarkEnd w:id="42"/>
+      <w:bookmarkEnd w:id="47"/>
     </w:p>
     <w:p>
       <w:pPr>
@@ -18033,8 +19622,8 @@
           <w:lang w:val="en-US"/>
         </w:rPr>
       </w:pPr>
-      <w:bookmarkStart w:id="43" w:name="BK_Login_Scripts_Table"/>
-      <w:bookmarkEnd w:id="43"/>
+      <w:bookmarkStart w:id="48" w:name="BK_Login_Scripts_Table"/>
+      <w:bookmarkEnd w:id="48"/>
     </w:p>
     <w:p>
       <w:pPr>
@@ -18046,14 +19635,14 @@
           <w14:ligatures w14:val="standardContextual"/>
         </w:rPr>
       </w:pPr>
-      <w:bookmarkStart w:id="44" w:name="_Toc218508614"/>
+      <w:bookmarkStart w:id="49" w:name="_Toc220677135"/>
       <w:r>
         <w:rPr>
           <w:noProof/>
         </w:rPr>
         <w:t>AD Objects</w:t>
       </w:r>
-      <w:bookmarkEnd w:id="44"/>
+      <w:bookmarkEnd w:id="49"/>
     </w:p>
     <w:p>
       <w:pPr>
@@ -18062,14 +19651,14 @@
           <w:noProof/>
         </w:rPr>
       </w:pPr>
-      <w:bookmarkStart w:id="45" w:name="_Toc218508615"/>
+      <w:bookmarkStart w:id="50" w:name="_Toc220677136"/>
       <w:r>
         <w:rPr>
           <w:noProof/>
         </w:rPr>
         <w:t>Users</w:t>
       </w:r>
-      <w:bookmarkEnd w:id="45"/>
+      <w:bookmarkEnd w:id="50"/>
     </w:p>
     <w:p>
       <w:pPr>
@@ -18116,8 +19705,8 @@
           <w:lang w:val="en-US"/>
         </w:rPr>
       </w:pPr>
-      <w:bookmarkStart w:id="46" w:name="BK_AD_User_Statistics"/>
-      <w:bookmarkEnd w:id="46"/>
+      <w:bookmarkStart w:id="51" w:name="BK_AD_User_Statistics"/>
+      <w:bookmarkEnd w:id="51"/>
       <w:r>
         <w:rPr>
           <w:lang w:val="en-US"/>
@@ -18373,6 +19962,7 @@
               <w:rPr>
                 <w:lang w:val="en-US"/>
               </w:rPr>
+              <w:lastRenderedPageBreak/>
               <w:t>Password Never Expires</w:t>
             </w:r>
           </w:p>
@@ -18444,14 +20034,14 @@
           <w:noProof/>
         </w:rPr>
       </w:pPr>
-      <w:bookmarkStart w:id="47" w:name="_Toc218508616"/>
+      <w:bookmarkStart w:id="52" w:name="_Toc220677137"/>
       <w:r>
         <w:rPr>
           <w:noProof/>
         </w:rPr>
         <w:t>Groups</w:t>
       </w:r>
-      <w:bookmarkEnd w:id="47"/>
+      <w:bookmarkEnd w:id="52"/>
     </w:p>
     <w:p>
       <w:pPr>
@@ -18482,8 +20072,8 @@
           <w:lang w:val="en-US"/>
         </w:rPr>
       </w:pPr>
-      <w:bookmarkStart w:id="48" w:name="BK_AD_Groups_Table"/>
-      <w:bookmarkEnd w:id="48"/>
+      <w:bookmarkStart w:id="53" w:name="BK_AD_Groups_Table"/>
+      <w:bookmarkEnd w:id="53"/>
       <w:r>
         <w:rPr>
           <w:lang w:val="en-US"/>
@@ -18903,8 +20493,8 @@
           <w:lang w:val="en-US"/>
         </w:rPr>
       </w:pPr>
-      <w:bookmarkStart w:id="49" w:name="BK_AD_Empty_Groups_Table"/>
-      <w:bookmarkEnd w:id="49"/>
+      <w:bookmarkStart w:id="54" w:name="BK_AD_Empty_Groups_Table"/>
+      <w:bookmarkEnd w:id="54"/>
       <w:r>
         <w:rPr>
           <w:lang w:val="en-US"/>
@@ -19334,7 +20924,7 @@
           <w:noProof/>
         </w:rPr>
       </w:pPr>
-      <w:bookmarkStart w:id="50" w:name="_Toc218508617"/>
+      <w:bookmarkStart w:id="55" w:name="_Toc220677138"/>
       <w:r>
         <w:rPr>
           <w:noProof/>
@@ -19342,7 +20932,7 @@
         </w:rPr>
         <w:t>Devices</w:t>
       </w:r>
-      <w:bookmarkEnd w:id="50"/>
+      <w:bookmarkEnd w:id="55"/>
     </w:p>
     <w:p>
       <w:pPr>
@@ -19392,8 +20982,8 @@
           <w:lang w:val="en-US"/>
         </w:rPr>
       </w:pPr>
-      <w:bookmarkStart w:id="51" w:name="BK_AD_Workstation_Summary_Table"/>
-      <w:bookmarkEnd w:id="51"/>
+      <w:bookmarkStart w:id="56" w:name="BK_AD_Workstation_Summary_Table"/>
+      <w:bookmarkEnd w:id="56"/>
       <w:r>
         <w:rPr>
           <w:lang w:val="en-US"/>
@@ -19851,8 +21441,8 @@
           <w:lang w:val="en-US"/>
         </w:rPr>
       </w:pPr>
-      <w:bookmarkStart w:id="52" w:name="BK_AD_Server_Summary_Table"/>
-      <w:bookmarkEnd w:id="52"/>
+      <w:bookmarkStart w:id="57" w:name="BK_AD_Server_Summary_Table"/>
+      <w:bookmarkEnd w:id="57"/>
       <w:r>
         <w:rPr>
           <w:lang w:val="en-US"/>
@@ -19893,6 +21483,7 @@
                 <w:color w:val="FFFFFF"/>
                 <w:lang w:val="en-US"/>
               </w:rPr>
+              <w:lastRenderedPageBreak/>
               <w:t>Metric</w:t>
             </w:r>
           </w:p>
@@ -20303,14 +21894,14 @@
           <w:noProof/>
         </w:rPr>
       </w:pPr>
-      <w:bookmarkStart w:id="53" w:name="_Toc218508618"/>
+      <w:bookmarkStart w:id="58" w:name="_Toc220677139"/>
       <w:r>
         <w:rPr>
           <w:noProof/>
         </w:rPr>
         <w:t>Contacts</w:t>
       </w:r>
-      <w:bookmarkEnd w:id="53"/>
+      <w:bookmarkEnd w:id="58"/>
     </w:p>
     <w:p>
       <w:pPr>
@@ -20334,8 +21925,8 @@
           <w:lang w:val="en-US"/>
         </w:rPr>
       </w:pPr>
-      <w:bookmarkStart w:id="54" w:name="BK_AD_Contacts_Table"/>
-      <w:bookmarkEnd w:id="54"/>
+      <w:bookmarkStart w:id="59" w:name="BK_AD_Contacts_Table"/>
+      <w:bookmarkEnd w:id="59"/>
     </w:p>
     <w:p>
       <w:pPr>
@@ -20344,15 +21935,14 @@
           <w:noProof/>
         </w:rPr>
       </w:pPr>
-      <w:bookmarkStart w:id="55" w:name="_Toc218508619"/>
+      <w:bookmarkStart w:id="60" w:name="_Toc220677140"/>
       <w:r>
         <w:rPr>
           <w:noProof/>
         </w:rPr>
-        <w:lastRenderedPageBreak/>
         <w:t>Printers</w:t>
       </w:r>
-      <w:bookmarkEnd w:id="55"/>
+      <w:bookmarkEnd w:id="60"/>
     </w:p>
     <w:p>
       <w:pPr>
@@ -20383,8 +21973,8 @@
           <w:lang w:val="en-US"/>
         </w:rPr>
       </w:pPr>
-      <w:bookmarkStart w:id="56" w:name="BK_AD_Printers_Table"/>
-      <w:bookmarkEnd w:id="56"/>
+      <w:bookmarkStart w:id="61" w:name="BK_AD_Printers_Table"/>
+      <w:bookmarkEnd w:id="61"/>
       <w:r>
         <w:rPr>
           <w:lang w:val="en-US"/>
@@ -21414,6 +23004,7 @@
               <w:rPr>
                 <w:lang w:val="en-US"/>
               </w:rPr>
+              <w:lastRenderedPageBreak/>
               <w:t>PRINTSRV-KIT-WAB (TOSHIBA e-STUDIO4515AC)</w:t>
             </w:r>
           </w:p>
@@ -21881,7 +23472,6 @@
               <w:rPr>
                 <w:lang w:val="en-US"/>
               </w:rPr>
-              <w:lastRenderedPageBreak/>
               <w:t>PRINTSRV-LDN-ADM-Zebra (</w:t>
             </w:r>
             <w:proofErr w:type="spellStart"/>
@@ -22854,6 +24444,7 @@
               <w:rPr>
                 <w:lang w:val="en-US"/>
               </w:rPr>
+              <w:lastRenderedPageBreak/>
               <w:t>PRINTSRV-OTT-GARAGE-OFFICE (HP LaserJet MFP E52645)</w:t>
             </w:r>
           </w:p>
@@ -23321,7 +24912,6 @@
               <w:rPr>
                 <w:lang w:val="en-US"/>
               </w:rPr>
-              <w:lastRenderedPageBreak/>
               <w:t>PRINTSRV-STONEY-86Arvin (HP Color LaserJet MFP E47528)</w:t>
             </w:r>
           </w:p>
@@ -24230,14 +25820,14 @@
           <w:noProof/>
         </w:rPr>
       </w:pPr>
-      <w:bookmarkStart w:id="57" w:name="_Toc218508620"/>
+      <w:bookmarkStart w:id="62" w:name="_Toc220677141"/>
       <w:r>
         <w:rPr>
           <w:noProof/>
         </w:rPr>
         <w:t>OU Structure</w:t>
       </w:r>
-      <w:bookmarkEnd w:id="57"/>
+      <w:bookmarkEnd w:id="62"/>
     </w:p>
     <w:p>
       <w:pPr>
@@ -24301,8 +25891,8 @@
           <w:lang w:val="en-US"/>
         </w:rPr>
       </w:pPr>
-      <w:bookmarkStart w:id="58" w:name="BK_AD_OU_Summary_Table"/>
-      <w:bookmarkEnd w:id="58"/>
+      <w:bookmarkStart w:id="63" w:name="BK_AD_OU_Summary_Table"/>
+      <w:bookmarkEnd w:id="63"/>
       <w:r>
         <w:rPr>
           <w:lang w:val="en-US"/>
@@ -24636,7 +26226,6 @@
                 <w:color w:val="FFFFFF"/>
                 <w:lang w:val="en-US"/>
               </w:rPr>
-              <w:lastRenderedPageBreak/>
               <w:t>OU Depth Level</w:t>
             </w:r>
           </w:p>
@@ -24904,8 +26493,8 @@
           <w:lang w:val="en-US"/>
         </w:rPr>
       </w:pPr>
-      <w:bookmarkStart w:id="59" w:name="BK_AD_OU_Depth_Table"/>
-      <w:bookmarkEnd w:id="59"/>
+      <w:bookmarkStart w:id="64" w:name="BK_AD_OU_Depth_Table"/>
+      <w:bookmarkEnd w:id="64"/>
       <w:r>
         <w:rPr>
           <w:lang w:val="en-US"/>
@@ -26018,6 +27607,7 @@
               <w:rPr>
                 <w:lang w:val="en-US"/>
               </w:rPr>
+              <w:lastRenderedPageBreak/>
               <w:t>4</w:t>
             </w:r>
           </w:p>
@@ -26797,7 +28387,6 @@
               <w:rPr>
                 <w:lang w:val="en-US"/>
               </w:rPr>
-              <w:lastRenderedPageBreak/>
               <w:t>4</w:t>
             </w:r>
           </w:p>
@@ -28317,6 +29906,7 @@
               <w:rPr>
                 <w:lang w:val="en-US"/>
               </w:rPr>
+              <w:lastRenderedPageBreak/>
               <w:t>3</w:t>
             </w:r>
           </w:p>
@@ -29098,7 +30688,6 @@
               <w:rPr>
                 <w:lang w:val="en-US"/>
               </w:rPr>
-              <w:lastRenderedPageBreak/>
               <w:t>2</w:t>
             </w:r>
           </w:p>
@@ -29802,7 +31391,7 @@
           <w:lang w:val="en-US"/>
         </w:rPr>
       </w:pPr>
-      <w:bookmarkStart w:id="60" w:name="_Toc218508622"/>
+      <w:bookmarkStart w:id="65" w:name="_Toc220677142"/>
       <w:r>
         <w:rPr>
           <w:rStyle w:val="Heading2Char"/>
@@ -29814,6 +31403,7 @@
         </w:rPr>
         <w:t>Service Account Candidates</w:t>
       </w:r>
+      <w:bookmarkEnd w:id="65"/>
     </w:p>
     <w:p>
       <w:pPr>
@@ -29829,8 +31419,8 @@
           <w:lang w:val="en-US"/>
         </w:rPr>
       </w:pPr>
-      <w:bookmarkStart w:id="61" w:name="BK_Service_Accounts_Table"/>
-      <w:bookmarkEnd w:id="61"/>
+      <w:bookmarkStart w:id="66" w:name="BK_Service_Accounts_Table"/>
+      <w:bookmarkEnd w:id="66"/>
       <w:r>
         <w:rPr>
           <w:lang w:val="en-US"/>
@@ -30842,6 +32432,7 @@
               <w:rPr>
                 <w:lang w:val="en-US"/>
               </w:rPr>
+              <w:lastRenderedPageBreak/>
               <w:t>gtatrainer</w:t>
             </w:r>
             <w:proofErr w:type="spellEnd"/>
@@ -32592,7 +34183,6 @@
               <w:rPr>
                 <w:lang w:val="en-US"/>
               </w:rPr>
-              <w:lastRenderedPageBreak/>
               <w:t>veeam2qnap</w:t>
             </w:r>
           </w:p>
@@ -35711,12 +37301,14 @@
           <w:lang w:val="en-US"/>
         </w:rPr>
       </w:pPr>
+      <w:bookmarkStart w:id="67" w:name="_Toc220677143"/>
       <w:r>
         <w:rPr>
           <w:lang w:val="en-US"/>
         </w:rPr>
         <w:t>SPNs</w:t>
       </w:r>
+      <w:bookmarkEnd w:id="67"/>
     </w:p>
     <w:p>
       <w:pPr>
@@ -35731,8 +37323,8 @@
           <w:lang w:val="en-US"/>
         </w:rPr>
       </w:pPr>
-      <w:bookmarkStart w:id="62" w:name="BK_AD_SPNs_Table"/>
-      <w:bookmarkEnd w:id="62"/>
+      <w:bookmarkStart w:id="68" w:name="BK_AD_SPNs_Table"/>
+      <w:bookmarkEnd w:id="68"/>
     </w:p>
     <w:p>
       <w:pPr>
@@ -35748,9 +37340,11 @@
           <w:lang w:val="en-US"/>
         </w:rPr>
       </w:pPr>
+      <w:bookmarkStart w:id="69" w:name="_Toc220677144"/>
       <w:r>
         <w:t>Privileged Accounts</w:t>
       </w:r>
+      <w:bookmarkEnd w:id="69"/>
     </w:p>
     <w:p>
       <w:pPr>
@@ -35766,8 +37360,8 @@
           <w:lang w:val="en-US"/>
         </w:rPr>
       </w:pPr>
-      <w:bookmarkStart w:id="63" w:name="BK_Privileged_Accounts_Table"/>
-      <w:bookmarkEnd w:id="63"/>
+      <w:bookmarkStart w:id="70" w:name="BK_Privileged_Accounts_Table"/>
+      <w:bookmarkEnd w:id="70"/>
       <w:r>
         <w:rPr>
           <w:lang w:val="en-US"/>
@@ -35802,6 +37396,7 @@
                 <w:lang w:val="en-US"/>
               </w:rPr>
             </w:pPr>
+            <w:bookmarkStart w:id="71" w:name="_Toc220677145"/>
             <w:r>
               <w:rPr>
                 <w:rStyle w:val="Heading2Char"/>
@@ -36017,7 +37612,6 @@
                 <w:rStyle w:val="Heading2Char"/>
                 <w:lang w:val="en-US"/>
               </w:rPr>
-              <w:lastRenderedPageBreak/>
               <w:t>ck.admin</w:t>
             </w:r>
             <w:proofErr w:type="spellEnd"/>
@@ -37402,10 +38996,11 @@
         </w:rPr>
         <w:t>AD Schema</w:t>
       </w:r>
+      <w:bookmarkEnd w:id="71"/>
     </w:p>
     <w:p>
-      <w:bookmarkStart w:id="64" w:name="BK_AD_Schema_Table"/>
-      <w:bookmarkEnd w:id="64"/>
+      <w:bookmarkStart w:id="72" w:name="BK_AD_Schema_Table"/>
+      <w:bookmarkEnd w:id="72"/>
     </w:p>
     <w:p>
       <w:pPr>
@@ -37414,6 +39009,7 @@
           <w:rStyle w:val="Heading2Char"/>
         </w:rPr>
       </w:pPr>
+      <w:bookmarkStart w:id="73" w:name="_Toc220677146"/>
       <w:r>
         <w:rPr>
           <w:rStyle w:val="Heading2Char"/>
@@ -37432,7 +39028,7 @@
         </w:rPr>
         <w:t xml:space="preserve"> Sync and Considerations</w:t>
       </w:r>
-      <w:bookmarkEnd w:id="60"/>
+      <w:bookmarkEnd w:id="73"/>
     </w:p>
     <w:p>
       <w:r>
@@ -37469,12 +39065,11 @@
           <w:rFonts w:eastAsiaTheme="minorEastAsia"/>
         </w:rPr>
       </w:pPr>
-      <w:bookmarkStart w:id="65" w:name="_Toc218508623"/>
+      <w:bookmarkStart w:id="74" w:name="_Toc220677147"/>
       <w:r>
         <w:rPr>
           <w:rStyle w:val="Heading1Char"/>
         </w:rPr>
-        <w:lastRenderedPageBreak/>
         <w:t>Entra</w:t>
       </w:r>
       <w:r>
@@ -37483,7 +39078,7 @@
         </w:rPr>
         <w:t xml:space="preserve"> AD Assessment</w:t>
       </w:r>
-      <w:bookmarkEnd w:id="65"/>
+      <w:bookmarkEnd w:id="74"/>
     </w:p>
     <w:p>
       <w:pPr>
@@ -37493,7 +39088,7 @@
           <w:lang w:val="en-US"/>
         </w:rPr>
       </w:pPr>
-      <w:bookmarkStart w:id="66" w:name="_Toc218508624"/>
+      <w:bookmarkStart w:id="75" w:name="_Toc220677148"/>
       <w:r>
         <w:rPr>
           <w:noProof/>
@@ -37506,7 +39101,7 @@
         </w:rPr>
         <w:t xml:space="preserve"> User Accounts</w:t>
       </w:r>
-      <w:bookmarkEnd w:id="66"/>
+      <w:bookmarkEnd w:id="75"/>
     </w:p>
     <w:p>
       <w:pPr>
@@ -37514,8 +39109,8 @@
           <w:lang w:val="en-US"/>
         </w:rPr>
       </w:pPr>
-      <w:bookmarkStart w:id="67" w:name="BK_Entra_Users_Table"/>
-      <w:bookmarkEnd w:id="67"/>
+      <w:bookmarkStart w:id="76" w:name="BK_Entra_Users_Table"/>
+      <w:bookmarkEnd w:id="76"/>
     </w:p>
     <w:p>
       <w:pPr>
@@ -37603,7 +39198,7 @@
           <w:noProof/>
         </w:rPr>
       </w:pPr>
-      <w:bookmarkStart w:id="68" w:name="_Toc218508625"/>
+      <w:bookmarkStart w:id="77" w:name="_Toc220677149"/>
       <w:r>
         <w:rPr>
           <w:noProof/>
@@ -37617,7 +39212,7 @@
         </w:rPr>
         <w:t xml:space="preserve"> Guest Accounts</w:t>
       </w:r>
-      <w:bookmarkEnd w:id="68"/>
+      <w:bookmarkEnd w:id="77"/>
     </w:p>
     <w:p>
       <w:pPr>
@@ -37669,8 +39264,8 @@
           <w:lang w:val="en-US"/>
         </w:rPr>
       </w:pPr>
-      <w:bookmarkStart w:id="69" w:name="BK_Entra_Guest_Accounts_Table"/>
-      <w:bookmarkEnd w:id="69"/>
+      <w:bookmarkStart w:id="78" w:name="BK_Entra_Guest_Accounts_Table"/>
+      <w:bookmarkEnd w:id="78"/>
     </w:p>
     <w:p>
       <w:pPr>
@@ -37765,14 +39360,14 @@
         </w:rPr>
         <w:t xml:space="preserve"> migrated or recreated </w:t>
       </w:r>
-      <w:bookmarkStart w:id="70" w:name="_Int_EY87SdSf"/>
+      <w:bookmarkStart w:id="79" w:name="_Int_EY87SdSf"/>
       <w:r>
         <w:rPr>
           <w:rFonts w:cs="Arial"/>
         </w:rPr>
         <w:t>in</w:t>
       </w:r>
-      <w:bookmarkEnd w:id="70"/>
+      <w:bookmarkEnd w:id="79"/>
       <w:r>
         <w:rPr>
           <w:rFonts w:cs="Arial"/>
@@ -37799,7 +39394,7 @@
           <w:noProof/>
         </w:rPr>
       </w:pPr>
-      <w:bookmarkStart w:id="71" w:name="_Toc218508626"/>
+      <w:bookmarkStart w:id="80" w:name="_Toc220677150"/>
       <w:r>
         <w:rPr>
           <w:noProof/>
@@ -37813,7 +39408,7 @@
         </w:rPr>
         <w:t xml:space="preserve"> Devices</w:t>
       </w:r>
-      <w:bookmarkEnd w:id="71"/>
+      <w:bookmarkEnd w:id="80"/>
     </w:p>
     <w:p>
       <w:pPr>
@@ -37968,8 +39563,8 @@
           <w:rFonts w:cs="Arial"/>
         </w:rPr>
       </w:pPr>
-      <w:bookmarkStart w:id="72" w:name="BK_Entra_Devices_Table"/>
-      <w:bookmarkEnd w:id="72"/>
+      <w:bookmarkStart w:id="81" w:name="BK_Entra_Devices_Table"/>
+      <w:bookmarkEnd w:id="81"/>
       <w:r>
         <w:rPr>
           <w:rFonts w:cs="Arial"/>
@@ -37994,15 +39589,16 @@
           <w:szCs w:val="36"/>
         </w:rPr>
       </w:pPr>
-      <w:bookmarkStart w:id="73" w:name="_Toc218508627"/>
+      <w:bookmarkStart w:id="82" w:name="_Toc220677151"/>
       <w:r>
         <w:rPr>
           <w:noProof/>
           <w:szCs w:val="36"/>
         </w:rPr>
+        <w:lastRenderedPageBreak/>
         <w:t>Exchange – On prem Assessment</w:t>
       </w:r>
-      <w:bookmarkEnd w:id="73"/>
+      <w:bookmarkEnd w:id="82"/>
     </w:p>
     <w:p>
       <w:r>
@@ -38018,7 +39614,7 @@
           <w:szCs w:val="36"/>
         </w:rPr>
       </w:pPr>
-      <w:bookmarkStart w:id="74" w:name="_Toc218508628"/>
+      <w:bookmarkStart w:id="83" w:name="_Toc220677152"/>
       <w:r>
         <w:rPr>
           <w:noProof/>
@@ -38026,7 +39622,7 @@
         </w:rPr>
         <w:t>Exchange – Online Assessment</w:t>
       </w:r>
-      <w:bookmarkEnd w:id="74"/>
+      <w:bookmarkEnd w:id="83"/>
     </w:p>
     <w:p>
       <w:pPr>
@@ -38036,7 +39632,7 @@
           <w:lang w:val="en-US"/>
         </w:rPr>
       </w:pPr>
-      <w:bookmarkStart w:id="75" w:name="_Toc218508629"/>
+      <w:bookmarkStart w:id="84" w:name="_Toc220677153"/>
       <w:r>
         <w:rPr>
           <w:noProof/>
@@ -38057,7 +39653,7 @@
         </w:rPr>
         <w:t>Summary</w:t>
       </w:r>
-      <w:bookmarkEnd w:id="75"/>
+      <w:bookmarkEnd w:id="84"/>
     </w:p>
     <w:p>
       <w:pPr>
@@ -38105,7 +39701,6 @@
         <w:rPr>
           <w:rFonts w:cs="Arial"/>
         </w:rPr>
-        <w:lastRenderedPageBreak/>
         <w:t>A</w:t>
       </w:r>
       <w:r>
@@ -38150,8 +39745,8 @@
           <w:rFonts w:cs="Arial"/>
         </w:rPr>
       </w:pPr>
-      <w:bookmarkStart w:id="76" w:name="BK_EXO_Mailboxes_Table"/>
-      <w:bookmarkEnd w:id="76"/>
+      <w:bookmarkStart w:id="85" w:name="BK_EXO_Mailboxes_Table"/>
+      <w:bookmarkEnd w:id="85"/>
       <w:r>
         <w:rPr>
           <w:rFonts w:cs="Arial"/>
@@ -38265,7 +39860,7 @@
           <w:noProof/>
         </w:rPr>
       </w:pPr>
-      <w:bookmarkStart w:id="77" w:name="_Toc218508630"/>
+      <w:bookmarkStart w:id="86" w:name="_Toc220677154"/>
       <w:r>
         <w:rPr>
           <w:noProof/>
@@ -38308,7 +39903,7 @@
         </w:rPr>
         <w:t>old</w:t>
       </w:r>
-      <w:bookmarkEnd w:id="77"/>
+      <w:bookmarkEnd w:id="86"/>
     </w:p>
     <w:p>
       <w:pPr>
@@ -38360,8 +39955,8 @@
           <w:lang w:val="en-US"/>
         </w:rPr>
       </w:pPr>
-      <w:bookmarkStart w:id="78" w:name="BK_EXO_Lithold_Mailboxes_Table"/>
-      <w:bookmarkEnd w:id="78"/>
+      <w:bookmarkStart w:id="87" w:name="BK_EXO_Lithold_Mailboxes_Table"/>
+      <w:bookmarkEnd w:id="87"/>
     </w:p>
     <w:p>
       <w:pPr>
@@ -38424,7 +40019,7 @@
           <w:lang w:val="fr-FR"/>
         </w:rPr>
       </w:pPr>
-      <w:bookmarkStart w:id="79" w:name="_Toc218508631"/>
+      <w:bookmarkStart w:id="88" w:name="_Toc220677155"/>
       <w:r>
         <w:rPr>
           <w:noProof/>
@@ -38432,7 +40027,7 @@
         </w:rPr>
         <w:t>Mailbox quotas</w:t>
       </w:r>
-      <w:bookmarkEnd w:id="79"/>
+      <w:bookmarkEnd w:id="88"/>
     </w:p>
     <w:p>
       <w:pPr>
@@ -38468,8 +40063,8 @@
           <w:lang w:val="en-US"/>
         </w:rPr>
       </w:pPr>
-      <w:bookmarkStart w:id="80" w:name="BK_EXO_Mailbox_Quotas_Table"/>
-      <w:bookmarkEnd w:id="80"/>
+      <w:bookmarkStart w:id="89" w:name="BK_EXO_Mailbox_Quotas_Table"/>
+      <w:bookmarkEnd w:id="89"/>
     </w:p>
     <w:p>
       <w:pPr>
@@ -38495,15 +40090,16 @@
           <w:lang w:val="fr-FR"/>
         </w:rPr>
       </w:pPr>
-      <w:bookmarkStart w:id="81" w:name="_Toc218508632"/>
+      <w:bookmarkStart w:id="90" w:name="_Toc220677156"/>
       <w:r>
         <w:rPr>
           <w:noProof/>
           <w:lang w:val="fr-FR"/>
         </w:rPr>
+        <w:lastRenderedPageBreak/>
         <w:t>Distribution lists</w:t>
       </w:r>
-      <w:bookmarkEnd w:id="81"/>
+      <w:bookmarkEnd w:id="90"/>
     </w:p>
     <w:p>
       <w:pPr>
@@ -38546,8 +40142,8 @@
           <w:rFonts w:cs="Arial"/>
         </w:rPr>
       </w:pPr>
-      <w:bookmarkStart w:id="82" w:name="BK_EXO_DLs_Table"/>
-      <w:bookmarkEnd w:id="82"/>
+      <w:bookmarkStart w:id="91" w:name="BK_EXO_DLs_Table"/>
+      <w:bookmarkEnd w:id="91"/>
       <w:r>
         <w:rPr>
           <w:rFonts w:cs="Arial"/>
@@ -38641,14 +40237,14 @@
           <w:noProof/>
         </w:rPr>
       </w:pPr>
-      <w:bookmarkStart w:id="83" w:name="_Toc218508633"/>
+      <w:bookmarkStart w:id="92" w:name="_Toc220677157"/>
       <w:r>
         <w:rPr>
           <w:noProof/>
         </w:rPr>
         <w:t>Dynamic Distribution lists</w:t>
       </w:r>
-      <w:bookmarkEnd w:id="83"/>
+      <w:bookmarkEnd w:id="92"/>
     </w:p>
     <w:p>
       <w:pPr>
@@ -38673,14 +40269,7 @@
         <w:rPr>
           <w:rFonts w:cs="Arial"/>
         </w:rPr>
-        <w:t xml:space="preserve">Unlike regular distribution groups that contain a defined set of members, the membership list for dynamic distribution groups is calculated each time a message is sent to the group, based on the </w:t>
-      </w:r>
-      <w:r>
-        <w:rPr>
-          <w:rFonts w:cs="Arial"/>
-        </w:rPr>
-        <w:lastRenderedPageBreak/>
-        <w:t>filters and conditions that you define. When an email message is sent to a dynamic distribution group, it's delivered to all recipients in the organization that match the criteria defined for that group.</w:t>
+        <w:t>Unlike regular distribution groups that contain a defined set of members, the membership list for dynamic distribution groups is calculated each time a message is sent to the group, based on the filters and conditions that you define. When an email message is sent to a dynamic distribution group, it's delivered to all recipients in the organization that match the criteria defined for that group.</w:t>
       </w:r>
     </w:p>
     <w:p>
@@ -38703,8 +40292,8 @@
           <w:lang w:val="en-US"/>
         </w:rPr>
       </w:pPr>
-      <w:bookmarkStart w:id="84" w:name="BK_EXO_Dynamic_DLs_Table"/>
-      <w:bookmarkEnd w:id="84"/>
+      <w:bookmarkStart w:id="93" w:name="BK_EXO_Dynamic_DLs_Table"/>
+      <w:bookmarkEnd w:id="93"/>
     </w:p>
     <w:p>
       <w:pPr>
@@ -38713,14 +40302,14 @@
           <w:noProof/>
         </w:rPr>
       </w:pPr>
-      <w:bookmarkStart w:id="85" w:name="_Toc218508634"/>
+      <w:bookmarkStart w:id="94" w:name="_Toc220677158"/>
       <w:r>
         <w:rPr>
           <w:noProof/>
         </w:rPr>
         <w:t>Public Folders</w:t>
       </w:r>
-      <w:bookmarkEnd w:id="85"/>
+      <w:bookmarkEnd w:id="94"/>
     </w:p>
     <w:p>
       <w:r>
@@ -38737,14 +40326,14 @@
           <w:noProof/>
         </w:rPr>
       </w:pPr>
-      <w:bookmarkStart w:id="86" w:name="_Toc218508635"/>
+      <w:bookmarkStart w:id="95" w:name="_Toc220677159"/>
       <w:r>
         <w:rPr>
           <w:noProof/>
         </w:rPr>
         <w:t>Retention Policies</w:t>
       </w:r>
-      <w:bookmarkEnd w:id="86"/>
+      <w:bookmarkEnd w:id="95"/>
     </w:p>
     <w:p>
       <w:pPr>
@@ -38807,8 +40396,8 @@
           <w:lang w:val="en-US"/>
         </w:rPr>
       </w:pPr>
-      <w:bookmarkStart w:id="87" w:name="BK_EXO_Retention_Policies_Table"/>
-      <w:bookmarkEnd w:id="87"/>
+      <w:bookmarkStart w:id="96" w:name="BK_EXO_Retention_Policies_Table"/>
+      <w:bookmarkEnd w:id="96"/>
     </w:p>
     <w:p>
       <w:pPr>
@@ -38919,14 +40508,14 @@
           <w:noProof/>
         </w:rPr>
       </w:pPr>
-      <w:bookmarkStart w:id="88" w:name="_Toc218508636"/>
+      <w:bookmarkStart w:id="97" w:name="_Toc220677160"/>
       <w:r>
         <w:rPr>
           <w:noProof/>
         </w:rPr>
         <w:t>Email Sanitization</w:t>
       </w:r>
-      <w:bookmarkEnd w:id="88"/>
+      <w:bookmarkEnd w:id="97"/>
     </w:p>
     <w:p>
       <w:pPr>
@@ -39045,15 +40634,16 @@
           <w:szCs w:val="36"/>
         </w:rPr>
       </w:pPr>
-      <w:bookmarkStart w:id="89" w:name="_Toc218508637"/>
+      <w:bookmarkStart w:id="98" w:name="_Toc220677161"/>
       <w:r>
         <w:rPr>
           <w:noProof/>
           <w:szCs w:val="36"/>
         </w:rPr>
+        <w:lastRenderedPageBreak/>
         <w:t>OneDrive Assessment</w:t>
       </w:r>
-      <w:bookmarkEnd w:id="89"/>
+      <w:bookmarkEnd w:id="98"/>
     </w:p>
     <w:p>
       <w:pPr>
@@ -39063,7 +40653,7 @@
           <w:lang w:val="en-US"/>
         </w:rPr>
       </w:pPr>
-      <w:bookmarkStart w:id="90" w:name="_Toc218508638"/>
+      <w:bookmarkStart w:id="99" w:name="_Toc220677162"/>
       <w:r>
         <w:rPr>
           <w:noProof/>
@@ -39077,7 +40667,7 @@
         </w:rPr>
         <w:t>ummary</w:t>
       </w:r>
-      <w:bookmarkEnd w:id="90"/>
+      <w:bookmarkEnd w:id="99"/>
     </w:p>
     <w:p>
       <w:pPr>
@@ -39141,8 +40731,8 @@
           <w:lang w:val="en-US"/>
         </w:rPr>
       </w:pPr>
-      <w:bookmarkStart w:id="91" w:name="BK_ODfB_Sizes_Table"/>
-      <w:bookmarkEnd w:id="91"/>
+      <w:bookmarkStart w:id="100" w:name="BK_ODfB_Sizes_Table"/>
+      <w:bookmarkEnd w:id="100"/>
     </w:p>
     <w:p>
       <w:pPr>
@@ -39208,8 +40798,8 @@
           <w:rFonts w:cs="Arial"/>
         </w:rPr>
       </w:pPr>
-      <w:bookmarkStart w:id="92" w:name="BK_ODfB_Quotas_Table"/>
-      <w:bookmarkEnd w:id="92"/>
+      <w:bookmarkStart w:id="101" w:name="BK_ODfB_Quotas_Table"/>
+      <w:bookmarkEnd w:id="101"/>
       <w:r>
         <w:rPr>
           <w:rFonts w:cs="Arial"/>
@@ -39284,16 +40874,15 @@
           <w:noProof/>
         </w:rPr>
       </w:pPr>
-      <w:bookmarkStart w:id="93" w:name="_Toc218508639"/>
+      <w:bookmarkStart w:id="102" w:name="_Toc220677163"/>
       <w:r>
         <w:rPr>
           <w:rStyle w:val="Heading1Char"/>
           <w:szCs w:val="36"/>
         </w:rPr>
-        <w:lastRenderedPageBreak/>
         <w:t>Teams Assessment</w:t>
       </w:r>
-      <w:bookmarkEnd w:id="93"/>
+      <w:bookmarkEnd w:id="102"/>
     </w:p>
     <w:p>
       <w:pPr>
@@ -39302,7 +40891,7 @@
           <w:noProof/>
         </w:rPr>
       </w:pPr>
-      <w:bookmarkStart w:id="94" w:name="_Toc218508640"/>
+      <w:bookmarkStart w:id="103" w:name="_Toc220677164"/>
       <w:r>
         <w:rPr>
           <w:noProof/>
@@ -39322,11 +40911,11 @@
         </w:rPr>
         <w:t xml:space="preserve"> Summary</w:t>
       </w:r>
-      <w:bookmarkEnd w:id="94"/>
+      <w:bookmarkEnd w:id="103"/>
     </w:p>
     <w:p>
-      <w:bookmarkStart w:id="95" w:name="BK_Teams_Summary_Table"/>
-      <w:bookmarkEnd w:id="95"/>
+      <w:bookmarkStart w:id="104" w:name="BK_Teams_Summary_Table"/>
+      <w:bookmarkEnd w:id="104"/>
     </w:p>
     <w:p>
       <w:pPr>
@@ -39335,14 +40924,14 @@
           <w:noProof/>
         </w:rPr>
       </w:pPr>
-      <w:bookmarkStart w:id="96" w:name="_Toc218508641"/>
+      <w:bookmarkStart w:id="105" w:name="_Toc220677165"/>
       <w:r>
         <w:rPr>
           <w:noProof/>
         </w:rPr>
         <w:t>Office 365 groups</w:t>
       </w:r>
-      <w:bookmarkEnd w:id="96"/>
+      <w:bookmarkEnd w:id="105"/>
     </w:p>
     <w:p>
       <w:pPr>
@@ -39386,8 +40975,8 @@
           <w:rFonts w:cs="Arial"/>
         </w:rPr>
       </w:pPr>
-      <w:bookmarkStart w:id="97" w:name="BK_Entra_M365_Groups_Table"/>
-      <w:bookmarkEnd w:id="97"/>
+      <w:bookmarkStart w:id="106" w:name="BK_Entra_M365_Groups_Table"/>
+      <w:bookmarkEnd w:id="106"/>
       <w:r>
         <w:rPr>
           <w:rFonts w:cs="Arial"/>
@@ -39466,7 +41055,7 @@
           <w:noProof/>
         </w:rPr>
       </w:pPr>
-      <w:bookmarkStart w:id="98" w:name="_Toc218508642"/>
+      <w:bookmarkStart w:id="107" w:name="_Toc220677166"/>
       <w:r>
         <w:rPr>
           <w:rStyle w:val="Heading1Char"/>
@@ -39474,7 +41063,7 @@
         </w:rPr>
         <w:t>SharePoint Online Assessment</w:t>
       </w:r>
-      <w:bookmarkEnd w:id="98"/>
+      <w:bookmarkEnd w:id="107"/>
     </w:p>
     <w:p>
       <w:pPr>
@@ -39484,7 +41073,7 @@
           <w:lang w:val="en-US"/>
         </w:rPr>
       </w:pPr>
-      <w:bookmarkStart w:id="99" w:name="_Toc218508643"/>
+      <w:bookmarkStart w:id="108" w:name="_Toc220677167"/>
       <w:r>
         <w:rPr>
           <w:noProof/>
@@ -39498,7 +41087,7 @@
         </w:rPr>
         <w:t>ummary</w:t>
       </w:r>
-      <w:bookmarkEnd w:id="99"/>
+      <w:bookmarkEnd w:id="108"/>
     </w:p>
     <w:p>
       <w:pPr>
@@ -39547,8 +41136,8 @@
           <w:lang w:val="en-US"/>
         </w:rPr>
       </w:pPr>
-      <w:bookmarkStart w:id="100" w:name="BK_SPO_Summary_Table"/>
-      <w:bookmarkEnd w:id="100"/>
+      <w:bookmarkStart w:id="109" w:name="BK_SPO_Summary_Table"/>
+      <w:bookmarkEnd w:id="109"/>
     </w:p>
     <w:p>
       <w:pPr>
@@ -39645,6 +41234,7 @@
         <w:rPr>
           <w:rFonts w:cs="Arial"/>
         </w:rPr>
+        <w:lastRenderedPageBreak/>
         <w:t>A coexistence strategy is needed to ensure migrated users can still access SharePoint content in source.</w:t>
       </w:r>
     </w:p>
@@ -39680,14 +41270,14 @@
           <w:noProof/>
         </w:rPr>
       </w:pPr>
-      <w:bookmarkStart w:id="101" w:name="_Toc218508644"/>
+      <w:bookmarkStart w:id="110" w:name="_Toc220677168"/>
       <w:r>
         <w:rPr>
           <w:noProof/>
         </w:rPr>
         <w:t>SharePoint Global Configurations</w:t>
       </w:r>
-      <w:bookmarkEnd w:id="101"/>
+      <w:bookmarkEnd w:id="110"/>
     </w:p>
     <w:p>
       <w:pPr>
@@ -39733,8 +41323,8 @@
           <w:lang w:val="en-US"/>
         </w:rPr>
       </w:pPr>
-      <w:bookmarkStart w:id="102" w:name="BK_SPO_Config_Table"/>
-      <w:bookmarkEnd w:id="102"/>
+      <w:bookmarkStart w:id="111" w:name="BK_SPO_Config_Table"/>
+      <w:bookmarkEnd w:id="111"/>
     </w:p>
     <w:p>
       <w:pPr>
@@ -39844,27 +41434,25 @@
           <w:szCs w:val="36"/>
         </w:rPr>
       </w:pPr>
-      <w:bookmarkStart w:id="103" w:name="_Toc218508645"/>
+      <w:bookmarkStart w:id="112" w:name="_Toc220677169"/>
       <w:r>
         <w:rPr>
           <w:rStyle w:val="Heading1Char"/>
           <w:szCs w:val="36"/>
         </w:rPr>
-        <w:lastRenderedPageBreak/>
         <w:t>Infrastructure Assessment</w:t>
       </w:r>
-      <w:bookmarkEnd w:id="103"/>
+      <w:bookmarkEnd w:id="112"/>
     </w:p>
     <w:p>
       <w:pPr>
         <w:pStyle w:val="Heading2"/>
       </w:pPr>
-      <w:bookmarkStart w:id="104" w:name="_Toc218508599"/>
-      <w:bookmarkStart w:id="105" w:name="_Toc218508646"/>
+      <w:bookmarkStart w:id="113" w:name="_Toc220677170"/>
       <w:r>
         <w:t>Change Control</w:t>
       </w:r>
-      <w:bookmarkEnd w:id="104"/>
+      <w:bookmarkEnd w:id="113"/>
     </w:p>
     <w:p>
       <w:pPr>
@@ -39893,28 +41481,28 @@
         </w:rPr>
         <w:t xml:space="preserve"> Control is a process used to ensure that changes to a system are introduced in a controlled and coordinated manner.  </w:t>
       </w:r>
-      <w:bookmarkStart w:id="106" w:name="_Int_SD01zgNE"/>
+      <w:bookmarkStart w:id="114" w:name="_Int_SD01zgNE"/>
       <w:r>
         <w:rPr>
           <w:rFonts w:cs="Arial"/>
         </w:rPr>
         <w:t>IT</w:t>
       </w:r>
-      <w:bookmarkEnd w:id="106"/>
+      <w:bookmarkEnd w:id="114"/>
       <w:r>
         <w:rPr>
           <w:rFonts w:cs="Arial"/>
         </w:rPr>
         <w:t xml:space="preserve"> reduced the possibility that unnecessary changes would be introduced without </w:t>
       </w:r>
-      <w:bookmarkStart w:id="107" w:name="_Int_XPDXrifH"/>
+      <w:bookmarkStart w:id="115" w:name="_Int_XPDXrifH"/>
       <w:r>
         <w:rPr>
           <w:rFonts w:cs="Arial"/>
         </w:rPr>
         <w:t>forethought</w:t>
       </w:r>
-      <w:bookmarkEnd w:id="107"/>
+      <w:bookmarkEnd w:id="115"/>
       <w:r>
         <w:rPr>
           <w:rFonts w:cs="Arial"/>
@@ -39988,11 +41576,11 @@
       <w:pPr>
         <w:pStyle w:val="Heading2"/>
       </w:pPr>
-      <w:bookmarkStart w:id="108" w:name="_Toc218508600"/>
+      <w:bookmarkStart w:id="116" w:name="_Toc220677171"/>
       <w:r>
         <w:t>Blackout Periods</w:t>
       </w:r>
-      <w:bookmarkEnd w:id="108"/>
+      <w:bookmarkEnd w:id="116"/>
     </w:p>
     <w:p>
       <w:pPr>
@@ -40082,11 +41670,11 @@
       <w:pPr>
         <w:pStyle w:val="Heading2"/>
       </w:pPr>
-      <w:bookmarkStart w:id="109" w:name="_Toc218508601"/>
+      <w:bookmarkStart w:id="117" w:name="_Toc220677172"/>
       <w:r>
         <w:t>Remote Workers</w:t>
       </w:r>
-      <w:bookmarkEnd w:id="109"/>
+      <w:bookmarkEnd w:id="117"/>
     </w:p>
     <w:p>
       <w:pPr>
@@ -40136,6 +41724,7 @@
           <w:noProof/>
         </w:rPr>
       </w:pPr>
+      <w:bookmarkStart w:id="118" w:name="_Toc220677173"/>
       <w:r>
         <w:rPr>
           <w:noProof/>
@@ -40148,7 +41737,7 @@
         </w:rPr>
         <w:t>pplication Deployment</w:t>
       </w:r>
-      <w:bookmarkEnd w:id="105"/>
+      <w:bookmarkEnd w:id="118"/>
     </w:p>
     <w:p>
       <w:pPr>
@@ -40199,14 +41788,15 @@
           <w:noProof/>
         </w:rPr>
       </w:pPr>
-      <w:bookmarkStart w:id="110" w:name="_Toc218508647"/>
+      <w:bookmarkStart w:id="119" w:name="_Toc220677174"/>
       <w:r>
         <w:rPr>
           <w:noProof/>
         </w:rPr>
+        <w:lastRenderedPageBreak/>
         <w:t>Desktop Administration</w:t>
       </w:r>
-      <w:bookmarkEnd w:id="110"/>
+      <w:bookmarkEnd w:id="119"/>
     </w:p>
     <w:p>
       <w:pPr>
@@ -40307,14 +41897,14 @@
           <w:noProof/>
         </w:rPr>
       </w:pPr>
-      <w:bookmarkStart w:id="111" w:name="_Toc218508648"/>
+      <w:bookmarkStart w:id="120" w:name="_Toc220677175"/>
       <w:r>
         <w:rPr>
           <w:noProof/>
         </w:rPr>
         <w:t>Virtual Private Networking</w:t>
       </w:r>
-      <w:bookmarkEnd w:id="111"/>
+      <w:bookmarkEnd w:id="120"/>
     </w:p>
     <w:p>
       <w:pPr>
@@ -40362,7 +41952,6 @@
           <w:b/>
           <w:bCs/>
         </w:rPr>
-        <w:lastRenderedPageBreak/>
         <w:t>Findings</w:t>
       </w:r>
       <w:r>
@@ -40460,14 +42049,14 @@
           <w:noProof/>
         </w:rPr>
       </w:pPr>
-      <w:bookmarkStart w:id="112" w:name="_Toc218508649"/>
+      <w:bookmarkStart w:id="121" w:name="_Toc220677176"/>
       <w:r>
         <w:rPr>
           <w:noProof/>
         </w:rPr>
         <w:t>Wireless</w:t>
       </w:r>
-      <w:bookmarkEnd w:id="112"/>
+      <w:bookmarkEnd w:id="121"/>
     </w:p>
     <w:p>
       <w:pPr>
@@ -40545,14 +42134,14 @@
         </w:rPr>
         <w:t xml:space="preserve">/M365 Wi-Fi should not be impacted.  Should </w:t>
       </w:r>
-      <w:bookmarkStart w:id="113" w:name="_Int_cQdpeWAB"/>
+      <w:bookmarkStart w:id="122" w:name="_Int_cQdpeWAB"/>
       <w:r>
         <w:rPr>
           <w:rFonts w:cs="Arial"/>
         </w:rPr>
         <w:t>an AD</w:t>
       </w:r>
-      <w:bookmarkEnd w:id="113"/>
+      <w:bookmarkEnd w:id="122"/>
       <w:r>
         <w:rPr>
           <w:rFonts w:cs="Arial"/>
@@ -40568,7 +42157,7 @@
           <w:lang w:val="fr-FR"/>
         </w:rPr>
       </w:pPr>
-      <w:bookmarkStart w:id="114" w:name="_Toc218508650"/>
+      <w:bookmarkStart w:id="123" w:name="_Toc220677177"/>
       <w:r>
         <w:rPr>
           <w:noProof/>
@@ -40576,7 +42165,7 @@
         </w:rPr>
         <w:t>Virtual Desktop (VDI, Citrix, etc.)</w:t>
       </w:r>
-      <w:bookmarkEnd w:id="114"/>
+      <w:bookmarkEnd w:id="123"/>
     </w:p>
     <w:p>
       <w:r>
@@ -40676,7 +42265,7 @@
           <w:noProof/>
         </w:rPr>
       </w:pPr>
-      <w:bookmarkStart w:id="115" w:name="_Toc218508651"/>
+      <w:bookmarkStart w:id="124" w:name="_Toc220677178"/>
       <w:r>
         <w:rPr>
           <w:noProof/>
@@ -40684,7 +42273,7 @@
         <w:lastRenderedPageBreak/>
         <w:t>Appendices</w:t>
       </w:r>
-      <w:bookmarkEnd w:id="115"/>
+      <w:bookmarkEnd w:id="124"/>
     </w:p>
     <w:p>
       <w:pPr>
@@ -40693,7 +42282,7 @@
           <w:u w:color="FFFFFF"/>
         </w:rPr>
       </w:pPr>
-      <w:bookmarkStart w:id="116" w:name="_Toc218508652"/>
+      <w:bookmarkStart w:id="125" w:name="_Toc220677179"/>
       <w:r>
         <w:rPr>
           <w:noProof/>
@@ -40731,36 +42320,36 @@
         </w:rPr>
         <w:t>Integration Questions/Answers</w:t>
       </w:r>
-      <w:bookmarkEnd w:id="116"/>
+      <w:bookmarkEnd w:id="125"/>
     </w:p>
     <w:p>
       <w:pPr>
         <w:pStyle w:val="Heading1"/>
       </w:pPr>
-      <w:bookmarkStart w:id="117" w:name="_Cleanup"/>
-      <w:bookmarkStart w:id="118" w:name="_Toc50122336"/>
-      <w:bookmarkStart w:id="119" w:name="_Toc218508653"/>
+      <w:bookmarkStart w:id="126" w:name="_Cleanup"/>
+      <w:bookmarkStart w:id="127" w:name="_Toc50122336"/>
+      <w:bookmarkStart w:id="128" w:name="_Toc220677180"/>
       <w:bookmarkEnd w:id="6"/>
       <w:bookmarkEnd w:id="7"/>
       <w:bookmarkEnd w:id="8"/>
       <w:bookmarkEnd w:id="9"/>
       <w:bookmarkEnd w:id="10"/>
       <w:bookmarkEnd w:id="11"/>
-      <w:bookmarkEnd w:id="117"/>
+      <w:bookmarkEnd w:id="126"/>
       <w:r>
         <w:t>About us</w:t>
       </w:r>
-      <w:bookmarkEnd w:id="118"/>
-      <w:bookmarkEnd w:id="119"/>
+      <w:bookmarkEnd w:id="127"/>
+      <w:bookmarkEnd w:id="128"/>
     </w:p>
     <w:p>
       <w:pPr>
         <w:pStyle w:val="Heading2"/>
       </w:pPr>
-      <w:bookmarkStart w:id="120" w:name="_Toc50118496"/>
-      <w:bookmarkStart w:id="121" w:name="_Toc50118071"/>
-      <w:bookmarkStart w:id="122" w:name="_Toc50122337"/>
-      <w:bookmarkStart w:id="123" w:name="_Toc218508654"/>
+      <w:bookmarkStart w:id="129" w:name="_Toc50118496"/>
+      <w:bookmarkStart w:id="130" w:name="_Toc50118071"/>
+      <w:bookmarkStart w:id="131" w:name="_Toc50122337"/>
+      <w:bookmarkStart w:id="132" w:name="_Toc220677181"/>
       <w:r>
         <w:t xml:space="preserve">Where Next </w:t>
       </w:r>
@@ -40770,10 +42359,10 @@
       <w:r>
         <w:t xml:space="preserve"> Now</w:t>
       </w:r>
-      <w:bookmarkEnd w:id="120"/>
-      <w:bookmarkEnd w:id="121"/>
-      <w:bookmarkEnd w:id="122"/>
-      <w:bookmarkEnd w:id="123"/>
+      <w:bookmarkEnd w:id="129"/>
+      <w:bookmarkEnd w:id="130"/>
+      <w:bookmarkEnd w:id="131"/>
+      <w:bookmarkEnd w:id="132"/>
     </w:p>
     <w:p>
       <w:r>
@@ -40804,17 +42393,17 @@
       <w:pPr>
         <w:pStyle w:val="Heading2"/>
       </w:pPr>
-      <w:bookmarkStart w:id="124" w:name="_Toc50118497"/>
-      <w:bookmarkStart w:id="125" w:name="_Toc50118072"/>
-      <w:bookmarkStart w:id="126" w:name="_Toc50122338"/>
-      <w:bookmarkStart w:id="127" w:name="_Toc218508655"/>
+      <w:bookmarkStart w:id="133" w:name="_Toc50118497"/>
+      <w:bookmarkStart w:id="134" w:name="_Toc50118072"/>
+      <w:bookmarkStart w:id="135" w:name="_Toc50122338"/>
+      <w:bookmarkStart w:id="136" w:name="_Toc220677182"/>
       <w:r>
         <w:t>Contacting Quest</w:t>
       </w:r>
-      <w:bookmarkEnd w:id="124"/>
-      <w:bookmarkEnd w:id="125"/>
-      <w:bookmarkEnd w:id="126"/>
-      <w:bookmarkEnd w:id="127"/>
+      <w:bookmarkEnd w:id="133"/>
+      <w:bookmarkEnd w:id="134"/>
+      <w:bookmarkEnd w:id="135"/>
+      <w:bookmarkEnd w:id="136"/>
     </w:p>
     <w:p>
       <w:r>
@@ -40844,17 +42433,17 @@
       <w:pPr>
         <w:pStyle w:val="Heading2"/>
       </w:pPr>
-      <w:bookmarkStart w:id="128" w:name="_Toc50118498"/>
-      <w:bookmarkStart w:id="129" w:name="_Toc50118073"/>
-      <w:bookmarkStart w:id="130" w:name="_Toc50122339"/>
-      <w:bookmarkStart w:id="131" w:name="_Toc218508656"/>
+      <w:bookmarkStart w:id="137" w:name="_Toc50118498"/>
+      <w:bookmarkStart w:id="138" w:name="_Toc50118073"/>
+      <w:bookmarkStart w:id="139" w:name="_Toc50122339"/>
+      <w:bookmarkStart w:id="140" w:name="_Toc220677183"/>
       <w:r>
         <w:t>Technical support resources</w:t>
       </w:r>
-      <w:bookmarkEnd w:id="128"/>
-      <w:bookmarkEnd w:id="129"/>
-      <w:bookmarkEnd w:id="130"/>
-      <w:bookmarkEnd w:id="131"/>
+      <w:bookmarkEnd w:id="137"/>
+      <w:bookmarkEnd w:id="138"/>
+      <w:bookmarkEnd w:id="139"/>
+      <w:bookmarkEnd w:id="140"/>
     </w:p>
     <w:p>
       <w:r>
@@ -49450,6 +51039,15 @@
 </file>
 
 <file path=customXml/item1.xml><?xml version="1.0" encoding="utf-8"?>
+<?mso-contentType ?>
+<FormTemplates xmlns="http://schemas.microsoft.com/sharepoint/v3/contenttype/forms">
+  <Display>DocumentLibraryForm</Display>
+  <Edit>DocumentLibraryForm</Edit>
+  <New>DocumentLibraryForm</New>
+</FormTemplates>
+</file>
+
+<file path=customXml/item2.xml><?xml version="1.0" encoding="utf-8"?>
 <ct:contentTypeSchema xmlns:ct="http://schemas.microsoft.com/office/2006/metadata/contentType" xmlns:ma="http://schemas.microsoft.com/office/2006/metadata/properties/metaAttributes" ct:_="" ma:_="" ma:contentTypeName="Document" ma:contentTypeID="0x010100E8CB6F3EDD43474AA10481D50BB64020" ma:contentTypeVersion="4" ma:contentTypeDescription="Create a new document." ma:contentTypeScope="" ma:versionID="be0fb91248b2e97ea45459c2c5c0e22c">
   <xsd:schema xmlns:xsd="http://www.w3.org/2001/XMLSchema" xmlns:xs="http://www.w3.org/2001/XMLSchema" xmlns:p="http://schemas.microsoft.com/office/2006/metadata/properties" xmlns:ns2="564344db-7381-46cc-ad20-5587031b0ed9" targetNamespace="http://schemas.microsoft.com/office/2006/metadata/properties" ma:root="true" ma:fieldsID="9b3be8367740804d7b19f678bfda6a23" ns2:_="">
     <xsd:import namespace="564344db-7381-46cc-ad20-5587031b0ed9"/>
@@ -49593,26 +51191,25 @@
 </ct:contentTypeSchema>
 </file>
 
-<file path=customXml/item2.xml><?xml version="1.0" encoding="utf-8"?>
+<file path=customXml/item3.xml><?xml version="1.0" encoding="utf-8"?>
 <p:properties xmlns:p="http://schemas.microsoft.com/office/2006/metadata/properties" xmlns:xsi="http://www.w3.org/2001/XMLSchema-instance" xmlns:pc="http://schemas.microsoft.com/office/infopath/2007/PartnerControls">
   <documentManagement/>
 </p:properties>
 </file>
 
-<file path=customXml/item3.xml><?xml version="1.0" encoding="utf-8"?>
+<file path=customXml/item4.xml><?xml version="1.0" encoding="utf-8"?>
 <b:Sources xmlns:b="http://schemas.openxmlformats.org/officeDocument/2006/bibliography" xmlns="http://schemas.openxmlformats.org/officeDocument/2006/bibliography" SelectedStyle="/APA.XSL" StyleName="APA"/>
 </file>
 
-<file path=customXml/item4.xml><?xml version="1.0" encoding="utf-8"?>
-<?mso-contentType ?>
-<FormTemplates xmlns="http://schemas.microsoft.com/sharepoint/v3/contenttype/forms">
-  <Display>DocumentLibraryForm</Display>
-  <Edit>DocumentLibraryForm</Edit>
-  <New>DocumentLibraryForm</New>
-</FormTemplates>
+<file path=customXml/itemProps1.xml><?xml version="1.0" encoding="utf-8"?>
+<ds:datastoreItem xmlns:ds="http://schemas.openxmlformats.org/officeDocument/2006/customXml" ds:itemID="{6830A3BC-7801-49DF-97A3-727FA35DA724}">
+  <ds:schemaRefs>
+    <ds:schemaRef ds:uri="http://schemas.microsoft.com/sharepoint/v3/contenttype/forms"/>
+  </ds:schemaRefs>
+</ds:datastoreItem>
 </file>
 
-<file path=customXml/itemProps1.xml><?xml version="1.0" encoding="utf-8"?>
+<file path=customXml/itemProps2.xml><?xml version="1.0" encoding="utf-8"?>
 <ds:datastoreItem xmlns:ds="http://schemas.openxmlformats.org/officeDocument/2006/customXml" ds:itemID="{EC30F5FF-22C8-4A05-8DCE-BA118E3692D7}">
   <ds:schemaRefs>
     <ds:schemaRef ds:uri="http://schemas.microsoft.com/office/2006/metadata/contentType"/>
@@ -49630,7 +51227,7 @@
 </ds:datastoreItem>
 </file>
 
-<file path=customXml/itemProps2.xml><?xml version="1.0" encoding="utf-8"?>
+<file path=customXml/itemProps3.xml><?xml version="1.0" encoding="utf-8"?>
 <ds:datastoreItem xmlns:ds="http://schemas.openxmlformats.org/officeDocument/2006/customXml" ds:itemID="{EEF0FF5E-EC80-4EC7-816E-8FD3FB1F00C5}">
   <ds:schemaRefs>
     <ds:schemaRef ds:uri="http://schemas.microsoft.com/office/2006/metadata/properties"/>
@@ -49639,18 +51236,10 @@
 </ds:datastoreItem>
 </file>
 
-<file path=customXml/itemProps3.xml><?xml version="1.0" encoding="utf-8"?>
+<file path=customXml/itemProps4.xml><?xml version="1.0" encoding="utf-8"?>
 <ds:datastoreItem xmlns:ds="http://schemas.openxmlformats.org/officeDocument/2006/customXml" ds:itemID="{1F2F4FAC-1BAA-4C15-8BEC-869F6AC26C67}">
   <ds:schemaRefs>
     <ds:schemaRef ds:uri="http://schemas.openxmlformats.org/officeDocument/2006/bibliography"/>
   </ds:schemaRefs>
 </ds:datastoreItem>
-</file>
-
-<file path=customXml/itemProps4.xml><?xml version="1.0" encoding="utf-8"?>
-<ds:datastoreItem xmlns:ds="http://schemas.openxmlformats.org/officeDocument/2006/customXml" ds:itemID="{6830A3BC-7801-49DF-97A3-727FA35DA724}">
-  <ds:schemaRefs>
-    <ds:schemaRef ds:uri="http://schemas.microsoft.com/sharepoint/v3/contenttype/forms"/>
-  </ds:schemaRefs>
-</ds:datastoreItem>
 </file>